--- a/doc/NotesNRa6_vérifications_et_cas_particuliers.docx
+++ b/doc/NotesNRa6_vérifications_et_cas_particuliers.docx
@@ -28,24 +28,15 @@
           <w:rPr>
             <w:rStyle w:val="Lienhypertexte"/>
           </w:rPr>
-          <w:t>https://gw.geneanet.org/danielr1</w:t>
-        </w:r>
-        <w:r>
-          <w:rPr>
-            <w:rStyle w:val="Lienhypertexte"/>
-          </w:rPr>
-          <w:t>3</w:t>
-        </w:r>
-        <w:r>
-          <w:rPr>
-            <w:rStyle w:val="Lienhypertexte"/>
-          </w:rPr>
-          <w:t>?lang=fr&amp;p=pierre&amp;n=nicolas&amp;oc=10</w:t>
+          <w:t>https://gw.geneanet.org/danielr13?lang=fr&amp;p=pierre&amp;n=nicolas&amp;oc=10</w:t>
         </w:r>
       </w:hyperlink>
     </w:p>
     <w:p>
       <w:r>
+        <w:rPr>
+          <w:noProof/>
+        </w:rPr>
         <w:drawing>
           <wp:inline distT="0" distB="0" distL="0" distR="0" wp14:anchorId="6D58609E" wp14:editId="201425EE">
             <wp:extent cx="2681785" cy="882613"/>
@@ -529,24 +520,15 @@
           <w:rPr>
             <w:rStyle w:val="Lienhypertexte"/>
           </w:rPr>
-          <w:t>https://gw.geneanet.org/danielr13?lang=fr&amp;p=</w:t>
-        </w:r>
-        <w:r>
-          <w:rPr>
-            <w:rStyle w:val="Lienhypertexte"/>
-          </w:rPr>
-          <w:t>m</w:t>
-        </w:r>
-        <w:r>
-          <w:rPr>
-            <w:rStyle w:val="Lienhypertexte"/>
-          </w:rPr>
-          <w:t>arcellin&amp;n=gilles&amp;oc=1</w:t>
+          <w:t>https://gw.geneanet.org/danielr13?lang=fr&amp;p=marcellin&amp;n=gilles&amp;oc=1</w:t>
         </w:r>
       </w:hyperlink>
     </w:p>
     <w:p>
       <w:r>
+        <w:rPr>
+          <w:noProof/>
+        </w:rPr>
         <w:drawing>
           <wp:inline distT="0" distB="0" distL="0" distR="0" wp14:anchorId="49FC25C5" wp14:editId="24C2F937">
             <wp:extent cx="2750024" cy="792380"/>
@@ -1036,6 +1018,9 @@
     </w:p>
     <w:p>
       <w:r>
+        <w:rPr>
+          <w:noProof/>
+        </w:rPr>
         <w:drawing>
           <wp:inline distT="0" distB="0" distL="0" distR="0" wp14:anchorId="5189AA56" wp14:editId="278AF781">
             <wp:extent cx="4135272" cy="977835"/>
@@ -1541,6 +1526,9 @@
     </w:p>
     <w:p>
       <w:r>
+        <w:rPr>
+          <w:noProof/>
+        </w:rPr>
         <w:drawing>
           <wp:inline distT="0" distB="0" distL="0" distR="0" wp14:anchorId="264F0636" wp14:editId="4CD4615B">
             <wp:extent cx="2504364" cy="492662"/>
@@ -1598,6 +1586,9 @@
         <w:br/>
       </w:r>
       <w:r>
+        <w:rPr>
+          <w:noProof/>
+        </w:rPr>
         <w:drawing>
           <wp:inline distT="0" distB="0" distL="0" distR="0" wp14:anchorId="0C57F060" wp14:editId="7CC9FBD2">
             <wp:extent cx="1903863" cy="658126"/>
@@ -1649,6 +1640,9 @@
     </w:p>
     <w:p>
       <w:r>
+        <w:rPr>
+          <w:noProof/>
+        </w:rPr>
         <w:drawing>
           <wp:inline distT="0" distB="0" distL="0" distR="0" wp14:anchorId="38453F9A" wp14:editId="04F6A0B0">
             <wp:extent cx="3159457" cy="823858"/>
@@ -1699,6 +1693,9 @@
     </w:p>
     <w:p>
       <w:r>
+        <w:rPr>
+          <w:noProof/>
+        </w:rPr>
         <w:drawing>
           <wp:inline distT="0" distB="0" distL="0" distR="0" wp14:anchorId="0736279E" wp14:editId="35425211">
             <wp:extent cx="3411940" cy="399725"/>
@@ -1749,6 +1746,9 @@
     </w:p>
     <w:p>
       <w:r>
+        <w:rPr>
+          <w:noProof/>
+        </w:rPr>
         <w:drawing>
           <wp:inline distT="0" distB="0" distL="0" distR="0" wp14:anchorId="69636C8A" wp14:editId="2CFC66AF">
             <wp:extent cx="2695433" cy="424281"/>
@@ -1799,6 +1799,9 @@
     </w:p>
     <w:p>
       <w:r>
+        <w:rPr>
+          <w:noProof/>
+        </w:rPr>
         <w:drawing>
           <wp:inline distT="0" distB="0" distL="0" distR="0" wp14:anchorId="6EE57515" wp14:editId="4220A535">
             <wp:extent cx="1494430" cy="627292"/>
@@ -1849,6 +1852,9 @@
     </w:p>
     <w:p>
       <w:r>
+        <w:rPr>
+          <w:noProof/>
+        </w:rPr>
         <w:drawing>
           <wp:inline distT="0" distB="0" distL="0" distR="0" wp14:anchorId="58DCA940" wp14:editId="10713C54">
             <wp:extent cx="1596788" cy="451617"/>
@@ -1898,6 +1904,9 @@
     </w:p>
     <w:p>
       <w:r>
+        <w:rPr>
+          <w:noProof/>
+        </w:rPr>
         <w:drawing>
           <wp:inline distT="0" distB="0" distL="0" distR="0" wp14:anchorId="070FC88E" wp14:editId="038DAB02">
             <wp:extent cx="2229161" cy="533474"/>
@@ -1947,6 +1956,9 @@
     </w:p>
     <w:p>
       <w:r>
+        <w:rPr>
+          <w:noProof/>
+        </w:rPr>
         <w:drawing>
           <wp:inline distT="0" distB="0" distL="0" distR="0" wp14:anchorId="5631000C" wp14:editId="30DBAFA4">
             <wp:extent cx="2476846" cy="685896"/>
@@ -1997,6 +2009,9 @@
     </w:p>
     <w:p>
       <w:r>
+        <w:rPr>
+          <w:noProof/>
+        </w:rPr>
         <w:drawing>
           <wp:inline distT="0" distB="0" distL="0" distR="0" wp14:anchorId="1947A9A1" wp14:editId="6D433870">
             <wp:extent cx="2238687" cy="514422"/>
@@ -2047,6 +2062,9 @@
     </w:p>
     <w:p>
       <w:r>
+        <w:rPr>
+          <w:noProof/>
+        </w:rPr>
         <w:drawing>
           <wp:inline distT="0" distB="0" distL="0" distR="0" wp14:anchorId="74576482" wp14:editId="57B7BFB1">
             <wp:extent cx="2010056" cy="457264"/>
@@ -2097,6 +2115,9 @@
     </w:p>
     <w:p>
       <w:r>
+        <w:rPr>
+          <w:noProof/>
+        </w:rPr>
         <w:drawing>
           <wp:inline distT="0" distB="0" distL="0" distR="0" wp14:anchorId="4DA3A1FD" wp14:editId="198A40D4">
             <wp:extent cx="1714739" cy="523948"/>
@@ -2147,6 +2168,9 @@
     </w:p>
     <w:p>
       <w:r>
+        <w:rPr>
+          <w:noProof/>
+        </w:rPr>
         <w:drawing>
           <wp:inline distT="0" distB="0" distL="0" distR="0" wp14:anchorId="18A250B9" wp14:editId="25FF78A3">
             <wp:extent cx="1609950" cy="485843"/>
@@ -2216,6 +2240,9 @@
     </w:p>
     <w:p>
       <w:r>
+        <w:rPr>
+          <w:noProof/>
+        </w:rPr>
         <w:lastRenderedPageBreak/>
         <w:drawing>
           <wp:inline distT="0" distB="0" distL="0" distR="0" wp14:anchorId="18588B1F" wp14:editId="538AB29E">
@@ -2285,6 +2312,9 @@
         <w:ind w:left="708"/>
       </w:pPr>
       <w:r>
+        <w:rPr>
+          <w:noProof/>
+        </w:rPr>
         <w:drawing>
           <wp:inline distT="0" distB="0" distL="0" distR="0" wp14:anchorId="65787E28" wp14:editId="5A8CA6D6">
             <wp:extent cx="4753638" cy="895475"/>
@@ -2336,6 +2366,9 @@
     </w:p>
     <w:p>
       <w:r>
+        <w:rPr>
+          <w:noProof/>
+        </w:rPr>
         <w:drawing>
           <wp:inline distT="0" distB="0" distL="0" distR="0" wp14:anchorId="094F024E" wp14:editId="0AAF3D6E">
             <wp:extent cx="5203986" cy="973295"/>
@@ -2376,6 +2409,9 @@
     <w:p/>
     <w:p>
       <w:r>
+        <w:rPr>
+          <w:noProof/>
+        </w:rPr>
         <w:drawing>
           <wp:inline distT="0" distB="0" distL="0" distR="0" wp14:anchorId="144B40E4" wp14:editId="26052E7E">
             <wp:extent cx="3448531" cy="743054"/>
@@ -2427,6 +2463,9 @@
     </w:p>
     <w:p>
       <w:r>
+        <w:rPr>
+          <w:noProof/>
+        </w:rPr>
         <w:drawing>
           <wp:inline distT="0" distB="0" distL="0" distR="0" wp14:anchorId="1ED31C49" wp14:editId="7A616556">
             <wp:extent cx="4135272" cy="1859970"/>
@@ -2476,6 +2515,9 @@
     </w:p>
     <w:p>
       <w:r>
+        <w:rPr>
+          <w:noProof/>
+        </w:rPr>
         <w:drawing>
           <wp:inline distT="0" distB="0" distL="0" distR="0" wp14:anchorId="78938B0B" wp14:editId="31128555">
             <wp:extent cx="4278573" cy="808550"/>
@@ -2526,6 +2568,9 @@
     </w:p>
     <w:p>
       <w:r>
+        <w:rPr>
+          <w:noProof/>
+        </w:rPr>
         <w:drawing>
           <wp:inline distT="0" distB="0" distL="0" distR="0" wp14:anchorId="659C2D42" wp14:editId="33812CB2">
             <wp:extent cx="1619476" cy="504895"/>
@@ -2565,8 +2610,1137 @@
     </w:p>
     <w:p/>
     <w:p/>
+    <w:p/>
+    <w:p/>
+    <w:p/>
+    <w:p>
+      <w:r>
+        <w:t>Vérif des paragraphes :</w:t>
+      </w:r>
+    </w:p>
+    <w:p/>
+    <w:p>
+      <w:hyperlink r:id="rId53" w:history="1">
+        <w:r>
+          <w:rPr>
+            <w:rStyle w:val="Lienhypertexte"/>
+          </w:rPr>
+          <w:t>https://gw.geneanet.org/evechevaleyre?lang=fr&amp;pz=evelyne&amp;nz=cassar&amp;p=salvatore&amp;n=attard&amp;oc=10</w:t>
+        </w:r>
+      </w:hyperlink>
+    </w:p>
+    <w:p>
+      <w:pPr>
+        <w:autoSpaceDE w:val="0"/>
+        <w:autoSpaceDN w:val="0"/>
+        <w:adjustRightInd w:val="0"/>
+        <w:rPr>
+          <w:rFonts w:ascii="Lucida Console" w:hAnsi="Lucida Console" w:cs="Lucida Console"/>
+          <w:kern w:val="0"/>
+          <w:sz w:val="18"/>
+          <w:szCs w:val="18"/>
+        </w:rPr>
+      </w:pPr>
+      <w:proofErr w:type="spellStart"/>
+      <w:proofErr w:type="gramStart"/>
+      <w:r>
+        <w:rPr>
+          <w:rFonts w:ascii="Lucida Console" w:hAnsi="Lucida Console" w:cs="Lucida Console"/>
+          <w:kern w:val="0"/>
+          <w:sz w:val="18"/>
+          <w:szCs w:val="18"/>
+        </w:rPr>
+        <w:t>grep</w:t>
+      </w:r>
+      <w:proofErr w:type="spellEnd"/>
+      <w:proofErr w:type="gramEnd"/>
+      <w:r>
+        <w:rPr>
+          <w:rFonts w:ascii="Lucida Console" w:hAnsi="Lucida Console" w:cs="Lucida Console"/>
+          <w:kern w:val="0"/>
+          <w:sz w:val="18"/>
+          <w:szCs w:val="18"/>
+        </w:rPr>
+        <w:t xml:space="preserve"> 'rubrique=' </w:t>
+      </w:r>
+      <w:proofErr w:type="spellStart"/>
+      <w:r>
+        <w:rPr>
+          <w:rFonts w:ascii="Lucida Console" w:hAnsi="Lucida Console" w:cs="Lucida Console"/>
+          <w:kern w:val="0"/>
+          <w:sz w:val="18"/>
+          <w:szCs w:val="18"/>
+        </w:rPr>
+        <w:t>result</w:t>
+      </w:r>
+      <w:proofErr w:type="spellEnd"/>
+      <w:r>
+        <w:rPr>
+          <w:rFonts w:ascii="Lucida Console" w:hAnsi="Lucida Console" w:cs="Lucida Console"/>
+          <w:kern w:val="0"/>
+          <w:sz w:val="18"/>
+          <w:szCs w:val="18"/>
+        </w:rPr>
+        <w:t>/*.log</w:t>
+      </w:r>
+    </w:p>
+    <w:p>
+      <w:pPr>
+        <w:pStyle w:val="Listing"/>
+      </w:pPr>
+      <w:r>
+        <w:t>result/gw.geneanet.org.evechevaleyre.lang=</w:t>
+      </w:r>
+      <w:proofErr w:type="gramStart"/>
+      <w:r>
+        <w:t>fr.n</w:t>
+      </w:r>
+      <w:proofErr w:type="gramEnd"/>
+      <w:r>
+        <w:t xml:space="preserve">=brincat.oc=0.p=maria+anna.log:[geneanet] DEBUG: </w:t>
+      </w:r>
+      <w:proofErr w:type="spellStart"/>
+      <w:r>
+        <w:t>Generation</w:t>
+      </w:r>
+      <w:proofErr w:type="spellEnd"/>
+      <w:r>
+        <w:t xml:space="preserve"> 4, </w:t>
+      </w:r>
+      <w:proofErr w:type="spellStart"/>
+      <w:r>
+        <w:t>sosa</w:t>
+      </w:r>
+      <w:proofErr w:type="spellEnd"/>
+      <w:r>
+        <w:t xml:space="preserve"> 10 : Salvatore ATTARD : rubrique='Parents'</w:t>
+      </w:r>
+    </w:p>
+    <w:p>
+      <w:pPr>
+        <w:pStyle w:val="Listing"/>
+      </w:pPr>
+      <w:r>
+        <w:t>result/gw.geneanet.org.evechevaleyre.lang=</w:t>
+      </w:r>
+      <w:proofErr w:type="gramStart"/>
+      <w:r>
+        <w:t>fr.n</w:t>
+      </w:r>
+      <w:proofErr w:type="gramEnd"/>
+      <w:r>
+        <w:t xml:space="preserve">=brincat.oc=0.p=maria+anna.log:[geneanet] DEBUG: </w:t>
+      </w:r>
+      <w:proofErr w:type="spellStart"/>
+      <w:r>
+        <w:t>Generation</w:t>
+      </w:r>
+      <w:proofErr w:type="spellEnd"/>
+      <w:r>
+        <w:t xml:space="preserve"> 4, </w:t>
+      </w:r>
+      <w:proofErr w:type="spellStart"/>
+      <w:r>
+        <w:t>sosa</w:t>
+      </w:r>
+      <w:proofErr w:type="spellEnd"/>
+      <w:r>
+        <w:t xml:space="preserve"> 10 : Salvatore ATTARD : rubrique='Union(s), enfant(s)'</w:t>
+      </w:r>
+    </w:p>
+    <w:p>
+      <w:pPr>
+        <w:pStyle w:val="Listing"/>
+      </w:pPr>
+      <w:r>
+        <w:t>result/gw.geneanet.org.evechevaleyre.lang=</w:t>
+      </w:r>
+      <w:proofErr w:type="gramStart"/>
+      <w:r>
+        <w:t>fr.n</w:t>
+      </w:r>
+      <w:proofErr w:type="gramEnd"/>
+      <w:r>
+        <w:t xml:space="preserve">=brincat.oc=0.p=maria+anna.log:[geneanet] DEBUG: </w:t>
+      </w:r>
+      <w:proofErr w:type="spellStart"/>
+      <w:r>
+        <w:t>Generation</w:t>
+      </w:r>
+      <w:proofErr w:type="spellEnd"/>
+      <w:r>
+        <w:t xml:space="preserve"> 4, </w:t>
+      </w:r>
+      <w:proofErr w:type="spellStart"/>
+      <w:r>
+        <w:t>sosa</w:t>
+      </w:r>
+      <w:proofErr w:type="spellEnd"/>
+      <w:r>
+        <w:t xml:space="preserve"> 10 : Salvatore ATTARD : </w:t>
+      </w:r>
+      <w:r>
+        <w:rPr>
+          <w:highlight w:val="yellow"/>
+        </w:rPr>
+        <w:t>rubrique=''</w:t>
+      </w:r>
+    </w:p>
+    <w:p>
+      <w:pPr>
+        <w:pStyle w:val="Listing"/>
+      </w:pPr>
+      <w:r>
+        <w:lastRenderedPageBreak/>
+        <w:t>result/gw.geneanet.org.evechevaleyre.lang=</w:t>
+      </w:r>
+      <w:proofErr w:type="gramStart"/>
+      <w:r>
+        <w:t>fr.n</w:t>
+      </w:r>
+      <w:proofErr w:type="gramEnd"/>
+      <w:r>
+        <w:t xml:space="preserve">=brincat.oc=0.p=maria+anna.log:[geneanet] DEBUG: </w:t>
+      </w:r>
+      <w:proofErr w:type="spellStart"/>
+      <w:r>
+        <w:t>Generation</w:t>
+      </w:r>
+      <w:proofErr w:type="spellEnd"/>
+      <w:r>
+        <w:t xml:space="preserve"> 4, </w:t>
+      </w:r>
+      <w:proofErr w:type="spellStart"/>
+      <w:r>
+        <w:t>sosa</w:t>
+      </w:r>
+      <w:proofErr w:type="spellEnd"/>
+      <w:r>
+        <w:t xml:space="preserve"> 10 : Salvatore ATTARD : </w:t>
+      </w:r>
+      <w:r>
+        <w:rPr>
+          <w:highlight w:val="yellow"/>
+        </w:rPr>
+        <w:t>rubrique=''</w:t>
+      </w:r>
+    </w:p>
+    <w:p>
+      <w:pPr>
+        <w:pStyle w:val="Listing"/>
+      </w:pPr>
+      <w:r>
+        <w:t>result/gw.geneanet.org.evechevaleyre.lang=</w:t>
+      </w:r>
+      <w:proofErr w:type="gramStart"/>
+      <w:r>
+        <w:t>fr.n</w:t>
+      </w:r>
+      <w:proofErr w:type="gramEnd"/>
+      <w:r>
+        <w:t xml:space="preserve">=brincat.oc=0.p=maria+anna.log:[geneanet] DEBUG: </w:t>
+      </w:r>
+      <w:proofErr w:type="spellStart"/>
+      <w:r>
+        <w:t>Generation</w:t>
+      </w:r>
+      <w:proofErr w:type="spellEnd"/>
+      <w:r>
+        <w:t xml:space="preserve"> 4, </w:t>
+      </w:r>
+      <w:proofErr w:type="spellStart"/>
+      <w:r>
+        <w:t>sosa</w:t>
+      </w:r>
+      <w:proofErr w:type="spellEnd"/>
+      <w:r>
+        <w:t xml:space="preserve"> 10 : Salvatore ATTARD : rubrique='</w:t>
+      </w:r>
+      <w:proofErr w:type="spellStart"/>
+      <w:r>
+        <w:t>Grands parents</w:t>
+      </w:r>
+      <w:proofErr w:type="spellEnd"/>
+      <w:r>
+        <w:t xml:space="preserve"> paternels, oncles et tantes'</w:t>
+      </w:r>
+    </w:p>
+    <w:p>
+      <w:pPr>
+        <w:pStyle w:val="Listing"/>
+      </w:pPr>
+      <w:r>
+        <w:t>result/gw.geneanet.org.evechevaleyre.lang=</w:t>
+      </w:r>
+      <w:proofErr w:type="gramStart"/>
+      <w:r>
+        <w:t>fr.n</w:t>
+      </w:r>
+      <w:proofErr w:type="gramEnd"/>
+      <w:r>
+        <w:t xml:space="preserve">=brincat.oc=0.p=maria+anna.log:[geneanet] DEBUG: </w:t>
+      </w:r>
+      <w:proofErr w:type="spellStart"/>
+      <w:r>
+        <w:t>Generation</w:t>
+      </w:r>
+      <w:proofErr w:type="spellEnd"/>
+      <w:r>
+        <w:t xml:space="preserve"> 4, </w:t>
+      </w:r>
+      <w:proofErr w:type="spellStart"/>
+      <w:r>
+        <w:t>sosa</w:t>
+      </w:r>
+      <w:proofErr w:type="spellEnd"/>
+      <w:r>
+        <w:t xml:space="preserve"> 10 : Salvatore ATTARD : rubrique='</w:t>
+      </w:r>
+      <w:proofErr w:type="spellStart"/>
+      <w:r>
+        <w:t>Grands parents</w:t>
+      </w:r>
+      <w:proofErr w:type="spellEnd"/>
+      <w:r>
+        <w:t xml:space="preserve"> maternels, oncles et tantes'</w:t>
+      </w:r>
+    </w:p>
+    <w:p>
+      <w:pPr>
+        <w:pStyle w:val="Listing"/>
+      </w:pPr>
+      <w:r>
+        <w:t>result/gw.geneanet.org.evechevaleyre.lang=</w:t>
+      </w:r>
+      <w:proofErr w:type="gramStart"/>
+      <w:r>
+        <w:t>fr.n</w:t>
+      </w:r>
+      <w:proofErr w:type="gramEnd"/>
+      <w:r>
+        <w:t xml:space="preserve">=brincat.oc=0.p=maria+anna.log:[geneanet] DEBUG: </w:t>
+      </w:r>
+      <w:proofErr w:type="spellStart"/>
+      <w:r>
+        <w:t>Generation</w:t>
+      </w:r>
+      <w:proofErr w:type="spellEnd"/>
+      <w:r>
+        <w:t xml:space="preserve"> 4, </w:t>
+      </w:r>
+      <w:proofErr w:type="spellStart"/>
+      <w:r>
+        <w:t>sosa</w:t>
+      </w:r>
+      <w:proofErr w:type="spellEnd"/>
+      <w:r>
+        <w:t xml:space="preserve"> 10 : Salvatore ATTARD : rubrique='Photos &amp; documents'</w:t>
+      </w:r>
+    </w:p>
+    <w:p>
+      <w:pPr>
+        <w:pStyle w:val="Listing"/>
+      </w:pPr>
+      <w:r>
+        <w:t>result/gw.geneanet.org.evechevaleyre.lang=</w:t>
+      </w:r>
+      <w:proofErr w:type="gramStart"/>
+      <w:r>
+        <w:t>fr.n</w:t>
+      </w:r>
+      <w:proofErr w:type="gramEnd"/>
+      <w:r>
+        <w:t xml:space="preserve">=brincat.oc=0.p=maria+anna.log:[geneanet] DEBUG: </w:t>
+      </w:r>
+      <w:proofErr w:type="spellStart"/>
+      <w:r>
+        <w:t>Generation</w:t>
+      </w:r>
+      <w:proofErr w:type="spellEnd"/>
+      <w:r>
+        <w:t xml:space="preserve"> 4, </w:t>
+      </w:r>
+      <w:proofErr w:type="spellStart"/>
+      <w:r>
+        <w:t>sosa</w:t>
+      </w:r>
+      <w:proofErr w:type="spellEnd"/>
+      <w:r>
+        <w:t xml:space="preserve"> 10 : Salvatore ATTARD : rubrique='Aperçu de l'arbre'</w:t>
+      </w:r>
+    </w:p>
+    <w:p>
+      <w:proofErr w:type="gramStart"/>
+      <w:r>
+        <w:t>correspond</w:t>
+      </w:r>
+      <w:proofErr w:type="gramEnd"/>
+      <w:r>
+        <w:t xml:space="preserve"> à</w:t>
+      </w:r>
+    </w:p>
+    <w:p>
+      <w:r>
+        <w:rPr>
+          <w:noProof/>
+        </w:rPr>
+        <w:drawing>
+          <wp:inline distT="0" distB="0" distL="0" distR="0" wp14:anchorId="451B48C7" wp14:editId="42C3C200">
+            <wp:extent cx="4448796" cy="400106"/>
+            <wp:effectExtent l="0" t="0" r="0" b="0"/>
+            <wp:docPr id="1144021985" name="Image 1"/>
+            <wp:cNvGraphicFramePr>
+              <a:graphicFrameLocks xmlns:a="http://schemas.openxmlformats.org/drawingml/2006/main" noChangeAspect="1"/>
+            </wp:cNvGraphicFramePr>
+            <a:graphic xmlns:a="http://schemas.openxmlformats.org/drawingml/2006/main">
+              <a:graphicData uri="http://schemas.openxmlformats.org/drawingml/2006/picture">
+                <pic:pic xmlns:pic="http://schemas.openxmlformats.org/drawingml/2006/picture">
+                  <pic:nvPicPr>
+                    <pic:cNvPr id="1144021985" name=""/>
+                    <pic:cNvPicPr/>
+                  </pic:nvPicPr>
+                  <pic:blipFill>
+                    <a:blip r:embed="rId54"/>
+                    <a:stretch>
+                      <a:fillRect/>
+                    </a:stretch>
+                  </pic:blipFill>
+                  <pic:spPr>
+                    <a:xfrm>
+                      <a:off x="0" y="0"/>
+                      <a:ext cx="4448796" cy="400106"/>
+                    </a:xfrm>
+                    <a:prstGeom prst="rect">
+                      <a:avLst/>
+                    </a:prstGeom>
+                  </pic:spPr>
+                </pic:pic>
+              </a:graphicData>
+            </a:graphic>
+          </wp:inline>
+        </w:drawing>
+      </w:r>
+    </w:p>
+    <w:p>
+      <w:pPr>
+        <w:pStyle w:val="Listing"/>
+        <w:rPr>
+          <w:rStyle w:val="start-tag"/>
+          <w:rFonts w:eastAsiaTheme="majorEastAsia"/>
+        </w:rPr>
+      </w:pPr>
+      <w:r>
+        <w:t>&lt;</w:t>
+      </w:r>
+      <w:proofErr w:type="gramStart"/>
+      <w:r>
+        <w:rPr>
+          <w:rStyle w:val="start-tag"/>
+          <w:rFonts w:eastAsiaTheme="majorEastAsia"/>
+        </w:rPr>
+        <w:t>h</w:t>
+      </w:r>
+      <w:proofErr w:type="gramEnd"/>
+      <w:r>
+        <w:rPr>
+          <w:rStyle w:val="start-tag"/>
+          <w:rFonts w:eastAsiaTheme="majorEastAsia"/>
+        </w:rPr>
+        <w:t>2</w:t>
+      </w:r>
+      <w:r>
+        <w:rPr>
+          <w:rStyle w:val="start-tag"/>
+          <w:rFonts w:eastAsiaTheme="majorEastAsia"/>
+        </w:rPr>
+        <w:t>&gt;&lt;</w:t>
+      </w:r>
+      <w:proofErr w:type="spellStart"/>
+      <w:r>
+        <w:rPr>
+          <w:rStyle w:val="start-tag"/>
+          <w:rFonts w:eastAsiaTheme="majorEastAsia"/>
+        </w:rPr>
+        <w:t>span</w:t>
+      </w:r>
+      <w:proofErr w:type="spellEnd"/>
+      <w:r>
+        <w:rPr>
+          <w:rStyle w:val="start-tag"/>
+          <w:rFonts w:eastAsiaTheme="majorEastAsia"/>
+        </w:rPr>
+        <w:t xml:space="preserve"> class="</w:t>
+      </w:r>
+      <w:proofErr w:type="spellStart"/>
+      <w:r>
+        <w:rPr>
+          <w:rStyle w:val="start-tag"/>
+          <w:rFonts w:eastAsiaTheme="majorEastAsia"/>
+        </w:rPr>
+        <w:t>htitle</w:t>
+      </w:r>
+      <w:proofErr w:type="spellEnd"/>
+      <w:r>
+        <w:rPr>
+          <w:rStyle w:val="start-tag"/>
+          <w:rFonts w:eastAsiaTheme="majorEastAsia"/>
+        </w:rPr>
+        <w:t>"&gt;&amp;</w:t>
+      </w:r>
+      <w:proofErr w:type="spellStart"/>
+      <w:r>
+        <w:rPr>
+          <w:rStyle w:val="start-tag"/>
+          <w:rFonts w:eastAsiaTheme="majorEastAsia"/>
+        </w:rPr>
+        <w:t>nbsp</w:t>
+      </w:r>
+      <w:proofErr w:type="spellEnd"/>
+      <w:r>
+        <w:rPr>
+          <w:rStyle w:val="start-tag"/>
+          <w:rFonts w:eastAsiaTheme="majorEastAsia"/>
+        </w:rPr>
+        <w:t>;&lt;/</w:t>
+      </w:r>
+      <w:proofErr w:type="spellStart"/>
+      <w:r>
+        <w:rPr>
+          <w:rStyle w:val="start-tag"/>
+          <w:rFonts w:eastAsiaTheme="majorEastAsia"/>
+        </w:rPr>
+        <w:t>span</w:t>
+      </w:r>
+      <w:proofErr w:type="spellEnd"/>
+      <w:r>
+        <w:rPr>
+          <w:rStyle w:val="start-tag"/>
+          <w:rFonts w:eastAsiaTheme="majorEastAsia"/>
+        </w:rPr>
+        <w:t>&gt;&lt;</w:t>
+      </w:r>
+      <w:proofErr w:type="spellStart"/>
+      <w:r>
+        <w:rPr>
+          <w:rStyle w:val="start-tag"/>
+          <w:rFonts w:eastAsiaTheme="majorEastAsia"/>
+        </w:rPr>
+        <w:t>span</w:t>
+      </w:r>
+      <w:proofErr w:type="spellEnd"/>
+      <w:r>
+        <w:rPr>
+          <w:rStyle w:val="start-tag"/>
+          <w:rFonts w:eastAsiaTheme="majorEastAsia"/>
+        </w:rPr>
+        <w:t>&gt;Union(s), enfant(s)&lt;</w:t>
+      </w:r>
+      <w:proofErr w:type="spellStart"/>
+      <w:r>
+        <w:rPr>
+          <w:rStyle w:val="start-tag"/>
+          <w:rFonts w:eastAsiaTheme="majorEastAsia"/>
+        </w:rPr>
+        <w:t>span</w:t>
+      </w:r>
+      <w:proofErr w:type="spellEnd"/>
+      <w:r>
+        <w:rPr>
+          <w:rStyle w:val="start-tag"/>
+          <w:rFonts w:eastAsiaTheme="majorEastAsia"/>
+        </w:rPr>
+        <w:t xml:space="preserve"> style="font-size: 90%"&gt;, petits-enfants&lt;/</w:t>
+      </w:r>
+      <w:proofErr w:type="spellStart"/>
+      <w:r>
+        <w:rPr>
+          <w:rStyle w:val="start-tag"/>
+          <w:rFonts w:eastAsiaTheme="majorEastAsia"/>
+        </w:rPr>
+        <w:t>span</w:t>
+      </w:r>
+      <w:proofErr w:type="spellEnd"/>
+      <w:r>
+        <w:rPr>
+          <w:rStyle w:val="start-tag"/>
+          <w:rFonts w:eastAsiaTheme="majorEastAsia"/>
+        </w:rPr>
+        <w:t>&gt;</w:t>
+      </w:r>
+    </w:p>
+    <w:p>
+      <w:pPr>
+        <w:pStyle w:val="Listing"/>
+        <w:rPr>
+          <w:rStyle w:val="start-tag"/>
+          <w:rFonts w:eastAsiaTheme="majorEastAsia"/>
+        </w:rPr>
+      </w:pPr>
+      <w:r>
+        <w:rPr>
+          <w:rStyle w:val="start-tag"/>
+          <w:rFonts w:eastAsiaTheme="majorEastAsia"/>
+        </w:rPr>
+        <w:t>&lt;</w:t>
+      </w:r>
+      <w:proofErr w:type="spellStart"/>
+      <w:proofErr w:type="gramStart"/>
+      <w:r>
+        <w:rPr>
+          <w:rStyle w:val="start-tag"/>
+          <w:rFonts w:eastAsiaTheme="majorEastAsia"/>
+        </w:rPr>
+        <w:t>span</w:t>
+      </w:r>
+      <w:proofErr w:type="spellEnd"/>
+      <w:proofErr w:type="gramEnd"/>
+      <w:r>
+        <w:rPr>
+          <w:rStyle w:val="start-tag"/>
+          <w:rFonts w:eastAsiaTheme="majorEastAsia"/>
+        </w:rPr>
+        <w:t xml:space="preserve"> style="font-size: 80%"&gt; et arrière-petits-enfants&lt;/</w:t>
+      </w:r>
+      <w:proofErr w:type="spellStart"/>
+      <w:r>
+        <w:rPr>
+          <w:rStyle w:val="start-tag"/>
+          <w:rFonts w:eastAsiaTheme="majorEastAsia"/>
+        </w:rPr>
+        <w:t>span</w:t>
+      </w:r>
+      <w:proofErr w:type="spellEnd"/>
+      <w:r>
+        <w:rPr>
+          <w:rStyle w:val="start-tag"/>
+          <w:rFonts w:eastAsiaTheme="majorEastAsia"/>
+        </w:rPr>
+        <w:t>&gt;</w:t>
+      </w:r>
+    </w:p>
+    <w:p>
+      <w:pPr>
+        <w:pStyle w:val="Listing"/>
+        <w:rPr>
+          <w:rStyle w:val="start-tag"/>
+          <w:rFonts w:eastAsiaTheme="majorEastAsia"/>
+        </w:rPr>
+      </w:pPr>
+      <w:r>
+        <w:rPr>
+          <w:rStyle w:val="start-tag"/>
+          <w:rFonts w:eastAsiaTheme="majorEastAsia"/>
+        </w:rPr>
+        <w:t>&lt;/</w:t>
+      </w:r>
+      <w:proofErr w:type="spellStart"/>
+      <w:r>
+        <w:rPr>
+          <w:rStyle w:val="start-tag"/>
+          <w:rFonts w:eastAsiaTheme="majorEastAsia"/>
+        </w:rPr>
+        <w:t>span</w:t>
+      </w:r>
+      <w:proofErr w:type="spellEnd"/>
+      <w:r>
+        <w:rPr>
+          <w:rStyle w:val="start-tag"/>
+          <w:rFonts w:eastAsiaTheme="majorEastAsia"/>
+        </w:rPr>
+        <w:t>&gt;&lt;/h2&gt;</w:t>
+      </w:r>
+    </w:p>
+    <w:p/>
+    <w:p>
+      <w:r>
+        <w:t>Au final :</w:t>
+      </w:r>
+    </w:p>
+    <w:p>
+      <w:pPr>
+        <w:autoSpaceDE w:val="0"/>
+        <w:autoSpaceDN w:val="0"/>
+        <w:adjustRightInd w:val="0"/>
+        <w:rPr>
+          <w:rFonts w:ascii="Lucida Console" w:hAnsi="Lucida Console" w:cs="Lucida Console"/>
+          <w:kern w:val="0"/>
+          <w:sz w:val="18"/>
+          <w:szCs w:val="18"/>
+        </w:rPr>
+      </w:pPr>
+      <w:proofErr w:type="spellStart"/>
+      <w:proofErr w:type="gramStart"/>
+      <w:r>
+        <w:rPr>
+          <w:rFonts w:ascii="Lucida Console" w:hAnsi="Lucida Console" w:cs="Lucida Console"/>
+          <w:kern w:val="0"/>
+          <w:sz w:val="18"/>
+          <w:szCs w:val="18"/>
+        </w:rPr>
+        <w:t>grep</w:t>
+      </w:r>
+      <w:proofErr w:type="spellEnd"/>
+      <w:proofErr w:type="gramEnd"/>
+      <w:r>
+        <w:rPr>
+          <w:rFonts w:ascii="Lucida Console" w:hAnsi="Lucida Console" w:cs="Lucida Console"/>
+          <w:kern w:val="0"/>
+          <w:sz w:val="18"/>
+          <w:szCs w:val="18"/>
+        </w:rPr>
+        <w:t xml:space="preserve"> 'rubrique=' </w:t>
+      </w:r>
+      <w:proofErr w:type="spellStart"/>
+      <w:r>
+        <w:rPr>
+          <w:rFonts w:ascii="Lucida Console" w:hAnsi="Lucida Console" w:cs="Lucida Console"/>
+          <w:kern w:val="0"/>
+          <w:sz w:val="18"/>
+          <w:szCs w:val="18"/>
+        </w:rPr>
+        <w:t>result</w:t>
+      </w:r>
+      <w:proofErr w:type="spellEnd"/>
+      <w:r>
+        <w:rPr>
+          <w:rFonts w:ascii="Lucida Console" w:hAnsi="Lucida Console" w:cs="Lucida Console"/>
+          <w:kern w:val="0"/>
+          <w:sz w:val="18"/>
+          <w:szCs w:val="18"/>
+        </w:rPr>
+        <w:t xml:space="preserve">/*.log | </w:t>
+      </w:r>
+      <w:proofErr w:type="spellStart"/>
+      <w:r>
+        <w:rPr>
+          <w:rFonts w:ascii="Lucida Console" w:hAnsi="Lucida Console" w:cs="Lucida Console"/>
+          <w:kern w:val="0"/>
+          <w:sz w:val="18"/>
+          <w:szCs w:val="18"/>
+        </w:rPr>
+        <w:t>sed</w:t>
+      </w:r>
+      <w:proofErr w:type="spellEnd"/>
+      <w:r>
+        <w:rPr>
+          <w:rFonts w:ascii="Lucida Console" w:hAnsi="Lucida Console" w:cs="Lucida Console"/>
+          <w:kern w:val="0"/>
+          <w:sz w:val="18"/>
+          <w:szCs w:val="18"/>
+        </w:rPr>
+        <w:t xml:space="preserve"> -e 's/.*rubrique=//g' | sort -u</w:t>
+      </w:r>
+    </w:p>
+    <w:p>
+      <w:pPr>
+        <w:autoSpaceDE w:val="0"/>
+        <w:autoSpaceDN w:val="0"/>
+        <w:adjustRightInd w:val="0"/>
+        <w:rPr>
+          <w:rFonts w:ascii="Lucida Console" w:hAnsi="Lucida Console" w:cs="Lucida Console"/>
+          <w:kern w:val="0"/>
+          <w:sz w:val="18"/>
+          <w:szCs w:val="18"/>
+        </w:rPr>
+      </w:pPr>
+      <w:r>
+        <w:rPr>
+          <w:rFonts w:ascii="Lucida Console" w:hAnsi="Lucida Console" w:cs="Lucida Console"/>
+          <w:kern w:val="0"/>
+          <w:sz w:val="18"/>
+          <w:szCs w:val="18"/>
+        </w:rPr>
+        <w:t>'Aperçu de l'arbre'</w:t>
+      </w:r>
+    </w:p>
+    <w:p>
+      <w:pPr>
+        <w:autoSpaceDE w:val="0"/>
+        <w:autoSpaceDN w:val="0"/>
+        <w:adjustRightInd w:val="0"/>
+        <w:rPr>
+          <w:rFonts w:ascii="Lucida Console" w:hAnsi="Lucida Console" w:cs="Lucida Console"/>
+          <w:kern w:val="0"/>
+          <w:sz w:val="18"/>
+          <w:szCs w:val="18"/>
+        </w:rPr>
+      </w:pPr>
+      <w:r>
+        <w:rPr>
+          <w:rFonts w:ascii="Lucida Console" w:hAnsi="Lucida Console" w:cs="Lucida Console"/>
+          <w:kern w:val="0"/>
+          <w:sz w:val="18"/>
+          <w:szCs w:val="18"/>
+        </w:rPr>
+        <w:t>'Demi-frères et demi-sœurs'</w:t>
+      </w:r>
+    </w:p>
+    <w:p>
+      <w:pPr>
+        <w:autoSpaceDE w:val="0"/>
+        <w:autoSpaceDN w:val="0"/>
+        <w:adjustRightInd w:val="0"/>
+        <w:rPr>
+          <w:rFonts w:ascii="Lucida Console" w:hAnsi="Lucida Console" w:cs="Lucida Console"/>
+          <w:kern w:val="0"/>
+          <w:sz w:val="18"/>
+          <w:szCs w:val="18"/>
+        </w:rPr>
+      </w:pPr>
+      <w:r>
+        <w:rPr>
+          <w:rFonts w:ascii="Lucida Console" w:hAnsi="Lucida Console" w:cs="Lucida Console"/>
+          <w:kern w:val="0"/>
+          <w:sz w:val="18"/>
+          <w:szCs w:val="18"/>
+        </w:rPr>
+        <w:t>'Fratrie'</w:t>
+      </w:r>
+    </w:p>
+    <w:p>
+      <w:pPr>
+        <w:autoSpaceDE w:val="0"/>
+        <w:autoSpaceDN w:val="0"/>
+        <w:adjustRightInd w:val="0"/>
+        <w:rPr>
+          <w:rFonts w:ascii="Lucida Console" w:hAnsi="Lucida Console" w:cs="Lucida Console"/>
+          <w:kern w:val="0"/>
+          <w:sz w:val="18"/>
+          <w:szCs w:val="18"/>
+        </w:rPr>
+      </w:pPr>
+      <w:r>
+        <w:rPr>
+          <w:rFonts w:ascii="Lucida Console" w:hAnsi="Lucida Console" w:cs="Lucida Console"/>
+          <w:kern w:val="0"/>
+          <w:sz w:val="18"/>
+          <w:szCs w:val="18"/>
+        </w:rPr>
+        <w:t>'</w:t>
+      </w:r>
+      <w:proofErr w:type="spellStart"/>
+      <w:r>
+        <w:rPr>
+          <w:rFonts w:ascii="Lucida Console" w:hAnsi="Lucida Console" w:cs="Lucida Console"/>
+          <w:kern w:val="0"/>
+          <w:sz w:val="18"/>
+          <w:szCs w:val="18"/>
+        </w:rPr>
+        <w:t>Grands parents</w:t>
+      </w:r>
+      <w:proofErr w:type="spellEnd"/>
+      <w:r>
+        <w:rPr>
+          <w:rFonts w:ascii="Lucida Console" w:hAnsi="Lucida Console" w:cs="Lucida Console"/>
+          <w:kern w:val="0"/>
+          <w:sz w:val="18"/>
+          <w:szCs w:val="18"/>
+        </w:rPr>
+        <w:t xml:space="preserve"> maternels, oncles et tantes'</w:t>
+      </w:r>
+    </w:p>
+    <w:p>
+      <w:pPr>
+        <w:autoSpaceDE w:val="0"/>
+        <w:autoSpaceDN w:val="0"/>
+        <w:adjustRightInd w:val="0"/>
+        <w:rPr>
+          <w:rFonts w:ascii="Lucida Console" w:hAnsi="Lucida Console" w:cs="Lucida Console"/>
+          <w:kern w:val="0"/>
+          <w:sz w:val="18"/>
+          <w:szCs w:val="18"/>
+        </w:rPr>
+      </w:pPr>
+      <w:r>
+        <w:rPr>
+          <w:rFonts w:ascii="Lucida Console" w:hAnsi="Lucida Console" w:cs="Lucida Console"/>
+          <w:kern w:val="0"/>
+          <w:sz w:val="18"/>
+          <w:szCs w:val="18"/>
+        </w:rPr>
+        <w:t>'</w:t>
+      </w:r>
+      <w:proofErr w:type="spellStart"/>
+      <w:r>
+        <w:rPr>
+          <w:rFonts w:ascii="Lucida Console" w:hAnsi="Lucida Console" w:cs="Lucida Console"/>
+          <w:kern w:val="0"/>
+          <w:sz w:val="18"/>
+          <w:szCs w:val="18"/>
+        </w:rPr>
+        <w:t>Grands parents</w:t>
+      </w:r>
+      <w:proofErr w:type="spellEnd"/>
+      <w:r>
+        <w:rPr>
+          <w:rFonts w:ascii="Lucida Console" w:hAnsi="Lucida Console" w:cs="Lucida Console"/>
+          <w:kern w:val="0"/>
+          <w:sz w:val="18"/>
+          <w:szCs w:val="18"/>
+        </w:rPr>
+        <w:t xml:space="preserve"> paternels, oncles et tantes'</w:t>
+      </w:r>
+    </w:p>
+    <w:p>
+      <w:pPr>
+        <w:autoSpaceDE w:val="0"/>
+        <w:autoSpaceDN w:val="0"/>
+        <w:adjustRightInd w:val="0"/>
+        <w:rPr>
+          <w:rFonts w:ascii="Lucida Console" w:hAnsi="Lucida Console" w:cs="Lucida Console"/>
+          <w:b/>
+          <w:bCs/>
+          <w:color w:val="FF0000"/>
+          <w:kern w:val="0"/>
+          <w:sz w:val="18"/>
+          <w:szCs w:val="18"/>
+        </w:rPr>
+      </w:pPr>
+      <w:r>
+        <w:rPr>
+          <w:rFonts w:ascii="Lucida Console" w:hAnsi="Lucida Console" w:cs="Lucida Console"/>
+          <w:b/>
+          <w:bCs/>
+          <w:color w:val="FF0000"/>
+          <w:kern w:val="0"/>
+          <w:sz w:val="18"/>
+          <w:szCs w:val="18"/>
+        </w:rPr>
+        <w:t>'Notes concernant l'union'</w:t>
+      </w:r>
+    </w:p>
+    <w:p>
+      <w:pPr>
+        <w:autoSpaceDE w:val="0"/>
+        <w:autoSpaceDN w:val="0"/>
+        <w:adjustRightInd w:val="0"/>
+        <w:rPr>
+          <w:rFonts w:ascii="Lucida Console" w:hAnsi="Lucida Console" w:cs="Lucida Console"/>
+          <w:kern w:val="0"/>
+          <w:sz w:val="18"/>
+          <w:szCs w:val="18"/>
+        </w:rPr>
+      </w:pPr>
+      <w:r>
+        <w:rPr>
+          <w:rFonts w:ascii="Lucida Console" w:hAnsi="Lucida Console" w:cs="Lucida Console"/>
+          <w:kern w:val="0"/>
+          <w:sz w:val="18"/>
+          <w:szCs w:val="18"/>
+        </w:rPr>
+        <w:t>'Notes'</w:t>
+      </w:r>
+    </w:p>
+    <w:p>
+      <w:pPr>
+        <w:autoSpaceDE w:val="0"/>
+        <w:autoSpaceDN w:val="0"/>
+        <w:adjustRightInd w:val="0"/>
+        <w:rPr>
+          <w:rFonts w:ascii="Lucida Console" w:hAnsi="Lucida Console" w:cs="Lucida Console"/>
+          <w:kern w:val="0"/>
+          <w:sz w:val="18"/>
+          <w:szCs w:val="18"/>
+        </w:rPr>
+      </w:pPr>
+      <w:r>
+        <w:rPr>
+          <w:rFonts w:ascii="Lucida Console" w:hAnsi="Lucida Console" w:cs="Lucida Console"/>
+          <w:kern w:val="0"/>
+          <w:sz w:val="18"/>
+          <w:szCs w:val="18"/>
+        </w:rPr>
+        <w:t>'Parents'</w:t>
+      </w:r>
+    </w:p>
+    <w:p>
+      <w:pPr>
+        <w:autoSpaceDE w:val="0"/>
+        <w:autoSpaceDN w:val="0"/>
+        <w:adjustRightInd w:val="0"/>
+        <w:rPr>
+          <w:rFonts w:ascii="Lucida Console" w:hAnsi="Lucida Console" w:cs="Lucida Console"/>
+          <w:kern w:val="0"/>
+          <w:sz w:val="18"/>
+          <w:szCs w:val="18"/>
+        </w:rPr>
+      </w:pPr>
+      <w:r>
+        <w:rPr>
+          <w:rFonts w:ascii="Lucida Console" w:hAnsi="Lucida Console" w:cs="Lucida Console"/>
+          <w:kern w:val="0"/>
+          <w:sz w:val="18"/>
+          <w:szCs w:val="18"/>
+        </w:rPr>
+        <w:t>'Photos &amp; documents'</w:t>
+      </w:r>
+    </w:p>
+    <w:p>
+      <w:pPr>
+        <w:autoSpaceDE w:val="0"/>
+        <w:autoSpaceDN w:val="0"/>
+        <w:adjustRightInd w:val="0"/>
+        <w:rPr>
+          <w:rFonts w:ascii="Lucida Console" w:hAnsi="Lucida Console" w:cs="Lucida Console"/>
+          <w:kern w:val="0"/>
+          <w:sz w:val="18"/>
+          <w:szCs w:val="18"/>
+        </w:rPr>
+      </w:pPr>
+      <w:r>
+        <w:rPr>
+          <w:rFonts w:ascii="Lucida Console" w:hAnsi="Lucida Console" w:cs="Lucida Console"/>
+          <w:kern w:val="0"/>
+          <w:sz w:val="18"/>
+          <w:szCs w:val="18"/>
+        </w:rPr>
+        <w:t>'Relations'</w:t>
+      </w:r>
+    </w:p>
+    <w:p>
+      <w:pPr>
+        <w:autoSpaceDE w:val="0"/>
+        <w:autoSpaceDN w:val="0"/>
+        <w:adjustRightInd w:val="0"/>
+        <w:rPr>
+          <w:rFonts w:ascii="Lucida Console" w:hAnsi="Lucida Console" w:cs="Lucida Console"/>
+          <w:kern w:val="0"/>
+          <w:sz w:val="18"/>
+          <w:szCs w:val="18"/>
+        </w:rPr>
+      </w:pPr>
+      <w:r>
+        <w:rPr>
+          <w:rFonts w:ascii="Lucida Console" w:hAnsi="Lucida Console" w:cs="Lucida Console"/>
+          <w:kern w:val="0"/>
+          <w:sz w:val="18"/>
+          <w:szCs w:val="18"/>
+        </w:rPr>
+        <w:t>'Sources'</w:t>
+      </w:r>
+    </w:p>
+    <w:p>
+      <w:pPr>
+        <w:autoSpaceDE w:val="0"/>
+        <w:autoSpaceDN w:val="0"/>
+        <w:adjustRightInd w:val="0"/>
+        <w:rPr>
+          <w:rFonts w:ascii="Lucida Console" w:hAnsi="Lucida Console" w:cs="Lucida Console"/>
+          <w:kern w:val="0"/>
+          <w:sz w:val="18"/>
+          <w:szCs w:val="18"/>
+        </w:rPr>
+      </w:pPr>
+      <w:r>
+        <w:rPr>
+          <w:rFonts w:ascii="Lucida Console" w:hAnsi="Lucida Console" w:cs="Lucida Console"/>
+          <w:kern w:val="0"/>
+          <w:sz w:val="18"/>
+          <w:szCs w:val="18"/>
+        </w:rPr>
+        <w:t>'Union(s) et enfant(s)'</w:t>
+      </w:r>
+    </w:p>
+    <w:p>
+      <w:pPr>
+        <w:autoSpaceDE w:val="0"/>
+        <w:autoSpaceDN w:val="0"/>
+        <w:adjustRightInd w:val="0"/>
+        <w:rPr>
+          <w:rFonts w:ascii="Lucida Console" w:hAnsi="Lucida Console" w:cs="Lucida Console"/>
+          <w:kern w:val="0"/>
+          <w:sz w:val="18"/>
+          <w:szCs w:val="18"/>
+        </w:rPr>
+      </w:pPr>
+      <w:r>
+        <w:rPr>
+          <w:rFonts w:ascii="Lucida Console" w:hAnsi="Lucida Console" w:cs="Lucida Console"/>
+          <w:kern w:val="0"/>
+          <w:sz w:val="18"/>
+          <w:szCs w:val="18"/>
+        </w:rPr>
+        <w:t>'Union(s)'</w:t>
+      </w:r>
+    </w:p>
+    <w:p>
+      <w:pPr>
+        <w:autoSpaceDE w:val="0"/>
+        <w:autoSpaceDN w:val="0"/>
+        <w:adjustRightInd w:val="0"/>
+        <w:rPr>
+          <w:rFonts w:ascii="Lucida Console" w:hAnsi="Lucida Console" w:cs="Lucida Console"/>
+          <w:kern w:val="0"/>
+          <w:sz w:val="18"/>
+          <w:szCs w:val="18"/>
+        </w:rPr>
+      </w:pPr>
+      <w:r>
+        <w:rPr>
+          <w:rFonts w:ascii="Lucida Console" w:hAnsi="Lucida Console" w:cs="Lucida Console"/>
+          <w:kern w:val="0"/>
+          <w:sz w:val="18"/>
+          <w:szCs w:val="18"/>
+        </w:rPr>
+        <w:t>'Union(s), enfant(s)'</w:t>
+      </w:r>
+    </w:p>
+    <w:p>
+      <w:pPr>
+        <w:autoSpaceDE w:val="0"/>
+        <w:autoSpaceDN w:val="0"/>
+        <w:adjustRightInd w:val="0"/>
+        <w:rPr>
+          <w:rFonts w:ascii="Lucida Console" w:hAnsi="Lucida Console" w:cs="Lucida Console"/>
+          <w:kern w:val="0"/>
+          <w:sz w:val="18"/>
+          <w:szCs w:val="18"/>
+        </w:rPr>
+      </w:pPr>
+      <w:r>
+        <w:rPr>
+          <w:rFonts w:ascii="Lucida Console" w:hAnsi="Lucida Console" w:cs="Lucida Console"/>
+          <w:kern w:val="0"/>
+          <w:sz w:val="18"/>
+          <w:szCs w:val="18"/>
+        </w:rPr>
+        <w:t>'Événements'</w:t>
+      </w:r>
+    </w:p>
+    <w:p/>
+    <w:p/>
+    <w:p>
+      <w:pPr>
+        <w:autoSpaceDE w:val="0"/>
+        <w:autoSpaceDN w:val="0"/>
+        <w:adjustRightInd w:val="0"/>
+        <w:rPr>
+          <w:rFonts w:ascii="Lucida Console" w:hAnsi="Lucida Console" w:cs="Lucida Console"/>
+          <w:kern w:val="0"/>
+          <w:sz w:val="18"/>
+          <w:szCs w:val="18"/>
+        </w:rPr>
+      </w:pPr>
+    </w:p>
+    <w:p>
+      <w:pPr>
+        <w:autoSpaceDE w:val="0"/>
+        <w:autoSpaceDN w:val="0"/>
+        <w:adjustRightInd w:val="0"/>
+        <w:rPr>
+          <w:rFonts w:ascii="Lucida Console" w:hAnsi="Lucida Console" w:cs="Lucida Console"/>
+          <w:kern w:val="0"/>
+          <w:sz w:val="18"/>
+          <w:szCs w:val="18"/>
+        </w:rPr>
+      </w:pPr>
+    </w:p>
+    <w:p/>
+    <w:p/>
+    <w:p/>
+    <w:p/>
     <w:sectPr>
-      <w:headerReference w:type="default" r:id="rId53"/>
+      <w:headerReference w:type="default" r:id="rId55"/>
       <w:pgSz w:w="16838" w:h="11906" w:orient="landscape"/>
       <w:pgMar w:top="1080" w:right="1440" w:bottom="1080" w:left="1440" w:header="708" w:footer="708" w:gutter="0"/>
       <w:cols w:space="708"/>
@@ -2648,7 +3822,7 @@
       <w:rPr>
         <w:noProof/>
       </w:rPr>
-      <w:t>16/08/2023</w:t>
+      <w:t>17/08/2023</w:t>
     </w:r>
     <w:r>
       <w:fldChar w:fldCharType="end"/>

--- a/doc/NotesNRa6_vérifications_et_cas_particuliers.docx
+++ b/doc/NotesNRa6_vérifications_et_cas_particuliers.docx
@@ -100,31 +100,7 @@
       </w:r>
       <w:proofErr w:type="gramEnd"/>
       <w:r>
-        <w:t xml:space="preserve"> id="</w:t>
-      </w:r>
-      <w:proofErr w:type="spellStart"/>
-      <w:r>
-        <w:t>person-title</w:t>
-      </w:r>
-      <w:proofErr w:type="spellEnd"/>
-      <w:r>
-        <w:t>" class="</w:t>
-      </w:r>
-      <w:proofErr w:type="spellStart"/>
-      <w:r>
-        <w:t>row</w:t>
-      </w:r>
-      <w:proofErr w:type="spellEnd"/>
-      <w:r>
-        <w:t xml:space="preserve"> </w:t>
-      </w:r>
-      <w:proofErr w:type="spellStart"/>
-      <w:r>
-        <w:t>clearfix</w:t>
-      </w:r>
-      <w:proofErr w:type="spellEnd"/>
-      <w:r>
-        <w:t>"&gt;</w:t>
+        <w:t xml:space="preserve"> id="person-title" class="row clearfix"&gt;</w:t>
       </w:r>
     </w:p>
     <w:p>
@@ -140,15 +116,7 @@
       </w:r>
       <w:proofErr w:type="gramEnd"/>
       <w:r>
-        <w:t xml:space="preserve"> class="</w:t>
-      </w:r>
-      <w:proofErr w:type="spellStart"/>
-      <w:r>
-        <w:t>columns</w:t>
-      </w:r>
-      <w:proofErr w:type="spellEnd"/>
-      <w:r>
-        <w:t>"&gt;</w:t>
+        <w:t xml:space="preserve"> class="columns"&gt;</w:t>
       </w:r>
     </w:p>
     <w:p>
@@ -164,23 +132,7 @@
       </w:r>
       <w:proofErr w:type="gramEnd"/>
       <w:r>
-        <w:t>1 class="</w:t>
-      </w:r>
-      <w:proofErr w:type="spellStart"/>
-      <w:r>
-        <w:t>with_tabs</w:t>
-      </w:r>
-      <w:proofErr w:type="spellEnd"/>
-      <w:r>
-        <w:t xml:space="preserve"> </w:t>
-      </w:r>
-      <w:proofErr w:type="spellStart"/>
-      <w:r>
-        <w:t>name</w:t>
-      </w:r>
-      <w:proofErr w:type="spellEnd"/>
-      <w:r>
-        <w:t>"&gt;</w:t>
+        <w:t>1 class="with_tabs name"&gt;</w:t>
       </w:r>
     </w:p>
     <w:p>
@@ -190,31 +142,13 @@
       <w:r>
         <w:t>&lt;</w:t>
       </w:r>
-      <w:proofErr w:type="spellStart"/>
       <w:proofErr w:type="gramStart"/>
       <w:r>
         <w:t>img</w:t>
       </w:r>
-      <w:proofErr w:type="spellEnd"/>
-      <w:proofErr w:type="gramEnd"/>
-      <w:r>
-        <w:t xml:space="preserve"> src="images/male.png" alt="H" </w:t>
-      </w:r>
-      <w:proofErr w:type="spellStart"/>
-      <w:r>
-        <w:t>title</w:t>
-      </w:r>
-      <w:proofErr w:type="spellEnd"/>
-      <w:r>
-        <w:t>="H"&gt;&amp;</w:t>
-      </w:r>
-      <w:proofErr w:type="spellStart"/>
-      <w:r>
-        <w:t>nbsp</w:t>
-      </w:r>
-      <w:proofErr w:type="spellEnd"/>
-      <w:r>
-        <w:t>;</w:t>
+      <w:proofErr w:type="gramEnd"/>
+      <w:r>
+        <w:t xml:space="preserve"> src="images/male.png" alt="H" title="H"&gt;&amp;nbsp;</w:t>
       </w:r>
     </w:p>
     <w:p>
@@ -230,23 +164,7 @@
       </w:r>
       <w:proofErr w:type="gramEnd"/>
       <w:r>
-        <w:t xml:space="preserve"> href="danielr13?lang=</w:t>
-      </w:r>
-      <w:proofErr w:type="spellStart"/>
-      <w:r>
-        <w:t>fr&amp;m</w:t>
-      </w:r>
-      <w:proofErr w:type="spellEnd"/>
-      <w:r>
-        <w:t>=</w:t>
-      </w:r>
-      <w:proofErr w:type="spellStart"/>
-      <w:r>
-        <w:t>P&amp;v</w:t>
-      </w:r>
-      <w:proofErr w:type="spellEnd"/>
-      <w:r>
-        <w:t>=pierre"&gt;Pierre&lt;/a&gt;</w:t>
+        <w:t xml:space="preserve"> href="danielr13?lang=fr&amp;m=P&amp;v=pierre"&gt;Pierre&lt;/a&gt;</w:t>
       </w:r>
     </w:p>
     <w:p>
@@ -262,31 +180,7 @@
       </w:r>
       <w:proofErr w:type="gramEnd"/>
       <w:r>
-        <w:t xml:space="preserve"> href="danielr13?lang=</w:t>
-      </w:r>
-      <w:proofErr w:type="spellStart"/>
-      <w:r>
-        <w:t>fr&amp;m</w:t>
-      </w:r>
-      <w:proofErr w:type="spellEnd"/>
-      <w:r>
-        <w:t>=</w:t>
-      </w:r>
-      <w:proofErr w:type="spellStart"/>
-      <w:r>
-        <w:t>N&amp;v</w:t>
-      </w:r>
-      <w:proofErr w:type="spellEnd"/>
-      <w:r>
-        <w:t>=</w:t>
-      </w:r>
-      <w:proofErr w:type="spellStart"/>
-      <w:r>
-        <w:t>nicolas</w:t>
-      </w:r>
-      <w:proofErr w:type="spellEnd"/>
-      <w:r>
-        <w:t>"&gt;NICOLAS&lt;/a&gt;</w:t>
+        <w:t xml:space="preserve"> href="danielr13?lang=fr&amp;m=N&amp;v=nicolas"&gt;NICOLAS&lt;/a&gt;</w:t>
       </w:r>
     </w:p>
     <w:p>
@@ -310,15 +204,7 @@
       </w:r>
       <w:proofErr w:type="gramEnd"/>
       <w:r>
-        <w:t xml:space="preserve"> class="action-buttons not-</w:t>
-      </w:r>
-      <w:proofErr w:type="spellStart"/>
-      <w:r>
-        <w:t>printable</w:t>
-      </w:r>
-      <w:proofErr w:type="spellEnd"/>
-      <w:r>
-        <w:t>"&gt;</w:t>
+        <w:t xml:space="preserve"> class="action-buttons not-printable"&gt;</w:t>
       </w:r>
     </w:p>
     <w:p>
@@ -357,21 +243,43 @@
       <w:r>
         <w:t>&lt;</w:t>
       </w:r>
-      <w:proofErr w:type="spellStart"/>
       <w:proofErr w:type="gramStart"/>
       <w:r>
         <w:t>em</w:t>
       </w:r>
-      <w:proofErr w:type="spellEnd"/>
-      <w:proofErr w:type="gramEnd"/>
-      <w:r>
-        <w:t>&gt;(Pierre Jean Baptiste NICOLAS)&lt;/</w:t>
-      </w:r>
-      <w:proofErr w:type="spellStart"/>
-      <w:r>
-        <w:t>em</w:t>
-      </w:r>
-      <w:proofErr w:type="spellEnd"/>
+      <w:proofErr w:type="gramEnd"/>
+      <w:r>
+        <w:t>&gt;(Pierre Jean Baptiste NICOLAS)&lt;/em&gt;</w:t>
+      </w:r>
+    </w:p>
+    <w:p>
+      <w:pPr>
+        <w:pStyle w:val="Listing"/>
+      </w:pPr>
+      <w:r>
+        <w:t>&lt;</w:t>
+      </w:r>
+      <w:proofErr w:type="gramStart"/>
+      <w:r>
+        <w:t>br</w:t>
+      </w:r>
+      <w:proofErr w:type="gramEnd"/>
+      <w:r>
+        <w:t>&gt;&lt;br class="separateur"&gt;&lt;br &gt;</w:t>
+      </w:r>
+    </w:p>
+    <w:p>
+      <w:pPr>
+        <w:pStyle w:val="Listing"/>
+      </w:pPr>
+      <w:r>
+        <w:t>&lt;</w:t>
+      </w:r>
+      <w:proofErr w:type="gramStart"/>
+      <w:r>
+        <w:t>ul</w:t>
+      </w:r>
+      <w:proofErr w:type="gramEnd"/>
       <w:r>
         <w:t>&gt;</w:t>
       </w:r>
@@ -383,39 +291,13 @@
       <w:r>
         <w:t>&lt;</w:t>
       </w:r>
-      <w:proofErr w:type="spellStart"/>
-      <w:proofErr w:type="gramStart"/>
-      <w:r>
-        <w:t>br</w:t>
-      </w:r>
-      <w:proofErr w:type="spellEnd"/>
-      <w:proofErr w:type="gramEnd"/>
-      <w:r>
-        <w:t>&gt;&lt;</w:t>
-      </w:r>
-      <w:proofErr w:type="spellStart"/>
-      <w:r>
-        <w:t>br</w:t>
-      </w:r>
-      <w:proofErr w:type="spellEnd"/>
-      <w:r>
-        <w:t xml:space="preserve"> class="</w:t>
-      </w:r>
-      <w:proofErr w:type="spellStart"/>
-      <w:r>
-        <w:t>separateur</w:t>
-      </w:r>
-      <w:proofErr w:type="spellEnd"/>
-      <w:r>
-        <w:t>"&gt;&lt;</w:t>
-      </w:r>
-      <w:proofErr w:type="spellStart"/>
-      <w:r>
-        <w:t>br</w:t>
-      </w:r>
-      <w:proofErr w:type="spellEnd"/>
-      <w:r>
-        <w:t xml:space="preserve"> &gt;</w:t>
+      <w:proofErr w:type="gramStart"/>
+      <w:r>
+        <w:t>li</w:t>
+      </w:r>
+      <w:proofErr w:type="gramEnd"/>
+      <w:r>
+        <w:t>&gt;Né le&amp;nbsp;31&amp;nbsp;janvier&amp;nbsp;1821 (mercredi) - Boulbon (13017)&lt;/li&gt;</w:t>
       </w:r>
     </w:p>
     <w:p>
@@ -425,15 +307,26 @@
       <w:r>
         <w:t>&lt;</w:t>
       </w:r>
-      <w:proofErr w:type="spellStart"/>
-      <w:proofErr w:type="gramStart"/>
-      <w:r>
-        <w:t>ul</w:t>
-      </w:r>
-      <w:proofErr w:type="spellEnd"/>
-      <w:proofErr w:type="gramEnd"/>
-      <w:r>
-        <w:t>&gt;</w:t>
+      <w:proofErr w:type="gramStart"/>
+      <w:r>
+        <w:t>li</w:t>
+      </w:r>
+      <w:proofErr w:type="gramEnd"/>
+      <w:r>
+        <w:t>&gt;Décédé le&amp;nbsp;24&amp;nbsp;mars&amp;nbsp;1890 (lundi) - Boulbon (13017),</w:t>
+      </w:r>
+    </w:p>
+    <w:p>
+      <w:pPr>
+        <w:pStyle w:val="Listing"/>
+      </w:pPr>
+      <w:proofErr w:type="gramStart"/>
+      <w:r>
+        <w:t>à</w:t>
+      </w:r>
+      <w:proofErr w:type="gramEnd"/>
+      <w:r>
+        <w:t xml:space="preserve"> l'âge de 69 ans&lt;/li&gt;</w:t>
       </w:r>
     </w:p>
     <w:p>
@@ -449,51 +342,6 @@
       </w:r>
       <w:proofErr w:type="gramEnd"/>
       <w:r>
-        <w:t>&gt;Né le&amp;nbsp;31&amp;nbsp;janvier&amp;nbsp;1821 (mercredi) - Boulbon (13017)&lt;/li&gt;</w:t>
-      </w:r>
-    </w:p>
-    <w:p>
-      <w:pPr>
-        <w:pStyle w:val="Listing"/>
-      </w:pPr>
-      <w:r>
-        <w:t>&lt;</w:t>
-      </w:r>
-      <w:proofErr w:type="gramStart"/>
-      <w:r>
-        <w:t>li</w:t>
-      </w:r>
-      <w:proofErr w:type="gramEnd"/>
-      <w:r>
-        <w:t>&gt;Décédé le&amp;nbsp;24&amp;nbsp;mars&amp;nbsp;1890 (lundi) - Boulbon (13017),</w:t>
-      </w:r>
-    </w:p>
-    <w:p>
-      <w:pPr>
-        <w:pStyle w:val="Listing"/>
-      </w:pPr>
-      <w:proofErr w:type="gramStart"/>
-      <w:r>
-        <w:t>à</w:t>
-      </w:r>
-      <w:proofErr w:type="gramEnd"/>
-      <w:r>
-        <w:t xml:space="preserve"> l'âge de 69 ans&lt;/li&gt;</w:t>
-      </w:r>
-    </w:p>
-    <w:p>
-      <w:pPr>
-        <w:pStyle w:val="Listing"/>
-      </w:pPr>
-      <w:r>
-        <w:t>&lt;</w:t>
-      </w:r>
-      <w:proofErr w:type="gramStart"/>
-      <w:r>
-        <w:t>li</w:t>
-      </w:r>
-      <w:proofErr w:type="gramEnd"/>
-      <w:r>
         <w:t>&gt;Agriculteur&lt;/li&gt;</w:t>
       </w:r>
     </w:p>
@@ -502,15 +350,7 @@
         <w:pStyle w:val="Listing"/>
       </w:pPr>
       <w:r>
-        <w:t>&lt;/</w:t>
-      </w:r>
-      <w:proofErr w:type="spellStart"/>
-      <w:r>
-        <w:t>ul</w:t>
-      </w:r>
-      <w:proofErr w:type="spellEnd"/>
-      <w:r>
-        <w:t>&gt;</w:t>
+        <w:t>&lt;/ul&gt;</w:t>
       </w:r>
     </w:p>
     <w:p/>
@@ -592,31 +432,7 @@
       </w:r>
       <w:proofErr w:type="gramEnd"/>
       <w:r>
-        <w:t xml:space="preserve"> id="</w:t>
-      </w:r>
-      <w:proofErr w:type="spellStart"/>
-      <w:r>
-        <w:t>person-title</w:t>
-      </w:r>
-      <w:proofErr w:type="spellEnd"/>
-      <w:r>
-        <w:t>" class="</w:t>
-      </w:r>
-      <w:proofErr w:type="spellStart"/>
-      <w:r>
-        <w:t>row</w:t>
-      </w:r>
-      <w:proofErr w:type="spellEnd"/>
-      <w:r>
-        <w:t xml:space="preserve"> </w:t>
-      </w:r>
-      <w:proofErr w:type="spellStart"/>
-      <w:r>
-        <w:t>clearfix</w:t>
-      </w:r>
-      <w:proofErr w:type="spellEnd"/>
-      <w:r>
-        <w:t>"&gt;</w:t>
+        <w:t xml:space="preserve"> id="person-title" class="row clearfix"&gt;</w:t>
       </w:r>
     </w:p>
     <w:p>
@@ -632,15 +448,7 @@
       </w:r>
       <w:proofErr w:type="gramEnd"/>
       <w:r>
-        <w:t xml:space="preserve"> class="</w:t>
-      </w:r>
-      <w:proofErr w:type="spellStart"/>
-      <w:r>
-        <w:t>columns</w:t>
-      </w:r>
-      <w:proofErr w:type="spellEnd"/>
-      <w:r>
-        <w:t>"&gt;</w:t>
+        <w:t xml:space="preserve"> class="columns"&gt;</w:t>
       </w:r>
     </w:p>
     <w:p>
@@ -656,23 +464,7 @@
       </w:r>
       <w:proofErr w:type="gramEnd"/>
       <w:r>
-        <w:t>1 class="</w:t>
-      </w:r>
-      <w:proofErr w:type="spellStart"/>
-      <w:r>
-        <w:t>with_tabs</w:t>
-      </w:r>
-      <w:proofErr w:type="spellEnd"/>
-      <w:r>
-        <w:t xml:space="preserve"> </w:t>
-      </w:r>
-      <w:proofErr w:type="spellStart"/>
-      <w:r>
-        <w:t>name</w:t>
-      </w:r>
-      <w:proofErr w:type="spellEnd"/>
-      <w:r>
-        <w:t>"&gt;</w:t>
+        <w:t>1 class="with_tabs name"&gt;</w:t>
       </w:r>
     </w:p>
     <w:p>
@@ -682,31 +474,13 @@
       <w:r>
         <w:t>&lt;</w:t>
       </w:r>
-      <w:proofErr w:type="spellStart"/>
       <w:proofErr w:type="gramStart"/>
       <w:r>
         <w:t>img</w:t>
       </w:r>
-      <w:proofErr w:type="spellEnd"/>
-      <w:proofErr w:type="gramEnd"/>
-      <w:r>
-        <w:t xml:space="preserve"> src="images/male.png" alt="H" </w:t>
-      </w:r>
-      <w:proofErr w:type="spellStart"/>
-      <w:r>
-        <w:t>title</w:t>
-      </w:r>
-      <w:proofErr w:type="spellEnd"/>
-      <w:r>
-        <w:t>="H"&gt;&amp;</w:t>
-      </w:r>
-      <w:proofErr w:type="spellStart"/>
-      <w:r>
-        <w:t>nbsp</w:t>
-      </w:r>
-      <w:proofErr w:type="spellEnd"/>
-      <w:r>
-        <w:t>;</w:t>
+      <w:proofErr w:type="gramEnd"/>
+      <w:r>
+        <w:t xml:space="preserve"> src="images/male.png" alt="H" title="H"&gt;&amp;nbsp;</w:t>
       </w:r>
     </w:p>
     <w:p>
@@ -722,31 +496,7 @@
       </w:r>
       <w:proofErr w:type="gramEnd"/>
       <w:r>
-        <w:t xml:space="preserve"> href="danielr13?lang=</w:t>
-      </w:r>
-      <w:proofErr w:type="spellStart"/>
-      <w:r>
-        <w:t>fr&amp;m</w:t>
-      </w:r>
-      <w:proofErr w:type="spellEnd"/>
-      <w:r>
-        <w:t>=</w:t>
-      </w:r>
-      <w:proofErr w:type="spellStart"/>
-      <w:r>
-        <w:t>P&amp;v</w:t>
-      </w:r>
-      <w:proofErr w:type="spellEnd"/>
-      <w:r>
-        <w:t>=</w:t>
-      </w:r>
-      <w:proofErr w:type="spellStart"/>
-      <w:r>
-        <w:t>marcellin</w:t>
-      </w:r>
-      <w:proofErr w:type="spellEnd"/>
-      <w:r>
-        <w:t>"&gt;Marcellin&lt;/a&gt;</w:t>
+        <w:t xml:space="preserve"> href="danielr13?lang=fr&amp;m=P&amp;v=marcellin"&gt;Marcellin&lt;/a&gt;</w:t>
       </w:r>
     </w:p>
     <w:p>
@@ -762,23 +512,7 @@
       </w:r>
       <w:proofErr w:type="gramEnd"/>
       <w:r>
-        <w:t xml:space="preserve"> href="danielr13?lang=</w:t>
-      </w:r>
-      <w:proofErr w:type="spellStart"/>
-      <w:r>
-        <w:t>fr&amp;m</w:t>
-      </w:r>
-      <w:proofErr w:type="spellEnd"/>
-      <w:r>
-        <w:t>=</w:t>
-      </w:r>
-      <w:proofErr w:type="spellStart"/>
-      <w:r>
-        <w:t>N&amp;v</w:t>
-      </w:r>
-      <w:proofErr w:type="spellEnd"/>
-      <w:r>
-        <w:t>=gilles"&gt;GILLES&lt;/a&gt;</w:t>
+        <w:t xml:space="preserve"> href="danielr13?lang=fr&amp;m=N&amp;v=gilles"&gt;GILLES&lt;/a&gt;</w:t>
       </w:r>
     </w:p>
     <w:p>
@@ -802,15 +536,7 @@
       </w:r>
       <w:proofErr w:type="gramEnd"/>
       <w:r>
-        <w:t xml:space="preserve"> class="action-buttons not-</w:t>
-      </w:r>
-      <w:proofErr w:type="spellStart"/>
-      <w:r>
-        <w:t>printable</w:t>
-      </w:r>
-      <w:proofErr w:type="spellEnd"/>
-      <w:r>
-        <w:t>"&gt;</w:t>
+        <w:t xml:space="preserve"> class="action-buttons not-printable"&gt;</w:t>
       </w:r>
     </w:p>
     <w:p>
@@ -852,7 +578,6 @@
         </w:rPr>
         <w:t>&lt;</w:t>
       </w:r>
-      <w:proofErr w:type="spellStart"/>
       <w:proofErr w:type="gramStart"/>
       <w:r>
         <w:rPr>
@@ -860,26 +585,43 @@
         </w:rPr>
         <w:t>em</w:t>
       </w:r>
-      <w:proofErr w:type="spellEnd"/>
       <w:proofErr w:type="gramEnd"/>
       <w:r>
         <w:rPr>
           <w:highlight w:val="yellow"/>
         </w:rPr>
-        <w:t>&gt;(né Maximin GILLES)&lt;/</w:t>
-      </w:r>
-      <w:proofErr w:type="spellStart"/>
-      <w:r>
-        <w:rPr>
-          <w:highlight w:val="yellow"/>
-        </w:rPr>
-        <w:t>em</w:t>
-      </w:r>
-      <w:proofErr w:type="spellEnd"/>
-      <w:r>
-        <w:rPr>
-          <w:highlight w:val="yellow"/>
-        </w:rPr>
+        <w:t>&gt;(né Maximin GILLES)&lt;/em&gt;</w:t>
+      </w:r>
+    </w:p>
+    <w:p>
+      <w:pPr>
+        <w:pStyle w:val="Listing"/>
+      </w:pPr>
+      <w:r>
+        <w:t>&lt;</w:t>
+      </w:r>
+      <w:proofErr w:type="gramStart"/>
+      <w:r>
+        <w:t>br</w:t>
+      </w:r>
+      <w:proofErr w:type="gramEnd"/>
+      <w:r>
+        <w:t>&gt;&lt;br class="separateur"&gt;&lt;br &gt;</w:t>
+      </w:r>
+    </w:p>
+    <w:p>
+      <w:pPr>
+        <w:pStyle w:val="Listing"/>
+      </w:pPr>
+      <w:r>
+        <w:t>&lt;</w:t>
+      </w:r>
+      <w:proofErr w:type="gramStart"/>
+      <w:r>
+        <w:t>ul</w:t>
+      </w:r>
+      <w:proofErr w:type="gramEnd"/>
+      <w:r>
         <w:t>&gt;</w:t>
       </w:r>
     </w:p>
@@ -890,39 +632,13 @@
       <w:r>
         <w:t>&lt;</w:t>
       </w:r>
-      <w:proofErr w:type="spellStart"/>
-      <w:proofErr w:type="gramStart"/>
-      <w:r>
-        <w:t>br</w:t>
-      </w:r>
-      <w:proofErr w:type="spellEnd"/>
-      <w:proofErr w:type="gramEnd"/>
-      <w:r>
-        <w:t>&gt;&lt;</w:t>
-      </w:r>
-      <w:proofErr w:type="spellStart"/>
-      <w:r>
-        <w:t>br</w:t>
-      </w:r>
-      <w:proofErr w:type="spellEnd"/>
-      <w:r>
-        <w:t xml:space="preserve"> class="</w:t>
-      </w:r>
-      <w:proofErr w:type="spellStart"/>
-      <w:r>
-        <w:t>separateur</w:t>
-      </w:r>
-      <w:proofErr w:type="spellEnd"/>
-      <w:r>
-        <w:t>"&gt;&lt;</w:t>
-      </w:r>
-      <w:proofErr w:type="spellStart"/>
-      <w:r>
-        <w:t>br</w:t>
-      </w:r>
-      <w:proofErr w:type="spellEnd"/>
-      <w:r>
-        <w:t xml:space="preserve"> &gt;</w:t>
+      <w:proofErr w:type="gramStart"/>
+      <w:r>
+        <w:t>li</w:t>
+      </w:r>
+      <w:proofErr w:type="gramEnd"/>
+      <w:r>
+        <w:t>&gt;Né le&amp;nbsp;1er&amp;nbsp;juin&amp;nbsp;1749 (dimanche) - Boulbon (13017)&lt;/li&gt;</w:t>
       </w:r>
     </w:p>
     <w:p>
@@ -932,46 +648,12 @@
       <w:r>
         <w:t>&lt;</w:t>
       </w:r>
-      <w:proofErr w:type="spellStart"/>
-      <w:proofErr w:type="gramStart"/>
-      <w:r>
-        <w:t>ul</w:t>
-      </w:r>
-      <w:proofErr w:type="spellEnd"/>
-      <w:proofErr w:type="gramEnd"/>
-      <w:r>
-        <w:t>&gt;</w:t>
-      </w:r>
-    </w:p>
-    <w:p>
-      <w:pPr>
-        <w:pStyle w:val="Listing"/>
-      </w:pPr>
-      <w:r>
-        <w:t>&lt;</w:t>
-      </w:r>
       <w:proofErr w:type="gramStart"/>
       <w:r>
         <w:t>li</w:t>
       </w:r>
       <w:proofErr w:type="gramEnd"/>
       <w:r>
-        <w:t>&gt;Né le&amp;nbsp;1er&amp;nbsp;juin&amp;nbsp;1749 (dimanche) - Boulbon (13017)&lt;/li&gt;</w:t>
-      </w:r>
-    </w:p>
-    <w:p>
-      <w:pPr>
-        <w:pStyle w:val="Listing"/>
-      </w:pPr>
-      <w:r>
-        <w:t>&lt;</w:t>
-      </w:r>
-      <w:proofErr w:type="gramStart"/>
-      <w:r>
-        <w:t>li</w:t>
-      </w:r>
-      <w:proofErr w:type="gramEnd"/>
-      <w:r>
         <w:t>&gt;Décédé le&amp;nbsp;10&amp;nbsp;septembre&amp;nbsp;1832 (lundi) - Boulbon (13017),</w:t>
       </w:r>
     </w:p>
@@ -993,15 +675,7 @@
         <w:pStyle w:val="Listing"/>
       </w:pPr>
       <w:r>
-        <w:t>&lt;/</w:t>
-      </w:r>
-      <w:proofErr w:type="spellStart"/>
-      <w:r>
-        <w:t>ul</w:t>
-      </w:r>
-      <w:proofErr w:type="spellEnd"/>
-      <w:r>
-        <w:t>&gt;</w:t>
+        <w:t>&lt;/ul&gt;</w:t>
       </w:r>
     </w:p>
     <w:p/>
@@ -1084,31 +758,7 @@
       </w:r>
       <w:proofErr w:type="gramEnd"/>
       <w:r>
-        <w:t xml:space="preserve"> id="</w:t>
-      </w:r>
-      <w:proofErr w:type="spellStart"/>
-      <w:r>
-        <w:t>person-title</w:t>
-      </w:r>
-      <w:proofErr w:type="spellEnd"/>
-      <w:r>
-        <w:t>" class="</w:t>
-      </w:r>
-      <w:proofErr w:type="spellStart"/>
-      <w:r>
-        <w:t>row</w:t>
-      </w:r>
-      <w:proofErr w:type="spellEnd"/>
-      <w:r>
-        <w:t xml:space="preserve"> </w:t>
-      </w:r>
-      <w:proofErr w:type="spellStart"/>
-      <w:r>
-        <w:t>clearfix</w:t>
-      </w:r>
-      <w:proofErr w:type="spellEnd"/>
-      <w:r>
-        <w:t>"&gt;</w:t>
+        <w:t xml:space="preserve"> id="person-title" class="row clearfix"&gt;</w:t>
       </w:r>
     </w:p>
     <w:p>
@@ -1124,15 +774,7 @@
       </w:r>
       <w:proofErr w:type="gramEnd"/>
       <w:r>
-        <w:t xml:space="preserve"> class="</w:t>
-      </w:r>
-      <w:proofErr w:type="spellStart"/>
-      <w:r>
-        <w:t>columns</w:t>
-      </w:r>
-      <w:proofErr w:type="spellEnd"/>
-      <w:r>
-        <w:t>"&gt;</w:t>
+        <w:t xml:space="preserve"> class="columns"&gt;</w:t>
       </w:r>
     </w:p>
     <w:p>
@@ -1148,23 +790,7 @@
       </w:r>
       <w:proofErr w:type="gramEnd"/>
       <w:r>
-        <w:t>1 class="</w:t>
-      </w:r>
-      <w:proofErr w:type="spellStart"/>
-      <w:r>
-        <w:t>with_tabs</w:t>
-      </w:r>
-      <w:proofErr w:type="spellEnd"/>
-      <w:r>
-        <w:t xml:space="preserve"> </w:t>
-      </w:r>
-      <w:proofErr w:type="spellStart"/>
-      <w:r>
-        <w:t>name</w:t>
-      </w:r>
-      <w:proofErr w:type="spellEnd"/>
-      <w:r>
-        <w:t>"&gt;</w:t>
+        <w:t>1 class="with_tabs name"&gt;</w:t>
       </w:r>
     </w:p>
     <w:p>
@@ -1174,31 +800,13 @@
       <w:r>
         <w:t>&lt;</w:t>
       </w:r>
-      <w:proofErr w:type="spellStart"/>
       <w:proofErr w:type="gramStart"/>
       <w:r>
         <w:t>img</w:t>
       </w:r>
-      <w:proofErr w:type="spellEnd"/>
-      <w:proofErr w:type="gramEnd"/>
-      <w:r>
-        <w:t xml:space="preserve"> src="images/male.png" alt="H" </w:t>
-      </w:r>
-      <w:proofErr w:type="spellStart"/>
-      <w:r>
-        <w:t>title</w:t>
-      </w:r>
-      <w:proofErr w:type="spellEnd"/>
-      <w:r>
-        <w:t>="H"&gt;&amp;</w:t>
-      </w:r>
-      <w:proofErr w:type="spellStart"/>
-      <w:r>
-        <w:t>nbsp</w:t>
-      </w:r>
-      <w:proofErr w:type="spellEnd"/>
-      <w:r>
-        <w:t>;</w:t>
+      <w:proofErr w:type="gramEnd"/>
+      <w:r>
+        <w:t xml:space="preserve"> src="images/male.png" alt="H" title="H"&gt;&amp;nbsp;</w:t>
       </w:r>
     </w:p>
     <w:p>
@@ -1214,23 +822,7 @@
       </w:r>
       <w:proofErr w:type="gramEnd"/>
       <w:r>
-        <w:t xml:space="preserve"> href="danielr13?lang=</w:t>
-      </w:r>
-      <w:proofErr w:type="spellStart"/>
-      <w:r>
-        <w:t>fr&amp;m</w:t>
-      </w:r>
-      <w:proofErr w:type="spellEnd"/>
-      <w:r>
-        <w:t>=</w:t>
-      </w:r>
-      <w:proofErr w:type="spellStart"/>
-      <w:r>
-        <w:t>P&amp;v</w:t>
-      </w:r>
-      <w:proofErr w:type="spellEnd"/>
-      <w:r>
-        <w:t>=jean"&gt;Jean&lt;/a&gt;</w:t>
+        <w:t xml:space="preserve"> href="danielr13?lang=fr&amp;m=P&amp;v=jean"&gt;Jean&lt;/a&gt;</w:t>
       </w:r>
     </w:p>
     <w:p>
@@ -1246,31 +838,7 @@
       </w:r>
       <w:proofErr w:type="gramEnd"/>
       <w:r>
-        <w:t xml:space="preserve"> href="danielr13?lang=</w:t>
-      </w:r>
-      <w:proofErr w:type="spellStart"/>
-      <w:r>
-        <w:t>fr&amp;m</w:t>
-      </w:r>
-      <w:proofErr w:type="spellEnd"/>
-      <w:r>
-        <w:t>=</w:t>
-      </w:r>
-      <w:proofErr w:type="spellStart"/>
-      <w:r>
-        <w:t>N&amp;v</w:t>
-      </w:r>
-      <w:proofErr w:type="spellEnd"/>
-      <w:r>
-        <w:t>=</w:t>
-      </w:r>
-      <w:proofErr w:type="spellStart"/>
-      <w:r>
-        <w:t>berlandier</w:t>
-      </w:r>
-      <w:proofErr w:type="spellEnd"/>
-      <w:r>
-        <w:t>"&gt;BERLANDIER&lt;/a&gt;</w:t>
+        <w:t xml:space="preserve"> href="danielr13?lang=fr&amp;m=N&amp;v=berlandier"&gt;BERLANDIER&lt;/a&gt;</w:t>
       </w:r>
     </w:p>
     <w:p>
@@ -1294,15 +862,7 @@
       </w:r>
       <w:proofErr w:type="gramEnd"/>
       <w:r>
-        <w:t xml:space="preserve"> class="action-buttons not-</w:t>
-      </w:r>
-      <w:proofErr w:type="spellStart"/>
-      <w:r>
-        <w:t>printable</w:t>
-      </w:r>
-      <w:proofErr w:type="spellEnd"/>
-      <w:r>
-        <w:t>"&gt;</w:t>
+        <w:t xml:space="preserve"> class="action-buttons not-printable"&gt;</w:t>
       </w:r>
     </w:p>
     <w:p>
@@ -1344,7 +904,6 @@
         </w:rPr>
         <w:t>&lt;</w:t>
       </w:r>
-      <w:proofErr w:type="spellStart"/>
       <w:proofErr w:type="gramStart"/>
       <w:r>
         <w:rPr>
@@ -1352,26 +911,43 @@
         </w:rPr>
         <w:t>em</w:t>
       </w:r>
-      <w:proofErr w:type="spellEnd"/>
       <w:proofErr w:type="gramEnd"/>
       <w:r>
         <w:rPr>
           <w:highlight w:val="yellow"/>
         </w:rPr>
-        <w:t>&gt;(Jean Michel BERLANDIER)&lt;/</w:t>
-      </w:r>
-      <w:proofErr w:type="spellStart"/>
-      <w:r>
-        <w:rPr>
-          <w:highlight w:val="yellow"/>
-        </w:rPr>
-        <w:t>em</w:t>
-      </w:r>
-      <w:proofErr w:type="spellEnd"/>
-      <w:r>
-        <w:rPr>
-          <w:highlight w:val="yellow"/>
-        </w:rPr>
+        <w:t>&gt;(Jean Michel BERLANDIER)&lt;/em&gt;</w:t>
+      </w:r>
+    </w:p>
+    <w:p>
+      <w:pPr>
+        <w:pStyle w:val="Listing"/>
+      </w:pPr>
+      <w:r>
+        <w:t>&lt;</w:t>
+      </w:r>
+      <w:proofErr w:type="gramStart"/>
+      <w:r>
+        <w:t>br</w:t>
+      </w:r>
+      <w:proofErr w:type="gramEnd"/>
+      <w:r>
+        <w:t>&gt;&lt;br class="separateur"&gt;&lt;br &gt;</w:t>
+      </w:r>
+    </w:p>
+    <w:p>
+      <w:pPr>
+        <w:pStyle w:val="Listing"/>
+      </w:pPr>
+      <w:r>
+        <w:t>&lt;</w:t>
+      </w:r>
+      <w:proofErr w:type="gramStart"/>
+      <w:r>
+        <w:t>ul</w:t>
+      </w:r>
+      <w:proofErr w:type="gramEnd"/>
+      <w:r>
         <w:t>&gt;</w:t>
       </w:r>
     </w:p>
@@ -1382,39 +958,13 @@
       <w:r>
         <w:t>&lt;</w:t>
       </w:r>
-      <w:proofErr w:type="spellStart"/>
-      <w:proofErr w:type="gramStart"/>
-      <w:r>
-        <w:t>br</w:t>
-      </w:r>
-      <w:proofErr w:type="spellEnd"/>
-      <w:proofErr w:type="gramEnd"/>
-      <w:r>
-        <w:t>&gt;&lt;</w:t>
-      </w:r>
-      <w:proofErr w:type="spellStart"/>
-      <w:r>
-        <w:t>br</w:t>
-      </w:r>
-      <w:proofErr w:type="spellEnd"/>
-      <w:r>
-        <w:t xml:space="preserve"> class="</w:t>
-      </w:r>
-      <w:proofErr w:type="spellStart"/>
-      <w:r>
-        <w:t>separateur</w:t>
-      </w:r>
-      <w:proofErr w:type="spellEnd"/>
-      <w:r>
-        <w:t>"&gt;&lt;</w:t>
-      </w:r>
-      <w:proofErr w:type="spellStart"/>
-      <w:r>
-        <w:t>br</w:t>
-      </w:r>
-      <w:proofErr w:type="spellEnd"/>
-      <w:r>
-        <w:t xml:space="preserve"> &gt;</w:t>
+      <w:proofErr w:type="gramStart"/>
+      <w:r>
+        <w:t>li</w:t>
+      </w:r>
+      <w:proofErr w:type="gramEnd"/>
+      <w:r>
+        <w:t>&gt;Né le&amp;nbsp;8&amp;nbsp;mars&amp;nbsp;1735 (mardi) - Boulbon (13017)&lt;/li&gt;</w:t>
       </w:r>
     </w:p>
     <w:p>
@@ -1424,15 +974,26 @@
       <w:r>
         <w:t>&lt;</w:t>
       </w:r>
-      <w:proofErr w:type="spellStart"/>
-      <w:proofErr w:type="gramStart"/>
-      <w:r>
-        <w:t>ul</w:t>
-      </w:r>
-      <w:proofErr w:type="spellEnd"/>
-      <w:proofErr w:type="gramEnd"/>
-      <w:r>
-        <w:t>&gt;</w:t>
+      <w:proofErr w:type="gramStart"/>
+      <w:r>
+        <w:t>li</w:t>
+      </w:r>
+      <w:proofErr w:type="gramEnd"/>
+      <w:r>
+        <w:t>&gt;Décédé le&amp;nbsp;30&amp;nbsp;thermidor&amp;nbsp;an&amp;nbsp;X  (18 août 1802) (mercredi) - Boulbon (13017),</w:t>
+      </w:r>
+    </w:p>
+    <w:p>
+      <w:pPr>
+        <w:pStyle w:val="Listing"/>
+      </w:pPr>
+      <w:proofErr w:type="gramStart"/>
+      <w:r>
+        <w:t>à</w:t>
+      </w:r>
+      <w:proofErr w:type="gramEnd"/>
+      <w:r>
+        <w:t xml:space="preserve"> l'âge de 67 ans&lt;/li&gt;</w:t>
       </w:r>
     </w:p>
     <w:p>
@@ -1448,51 +1009,6 @@
       </w:r>
       <w:proofErr w:type="gramEnd"/>
       <w:r>
-        <w:t>&gt;Né le&amp;nbsp;8&amp;nbsp;mars&amp;nbsp;1735 (mardi) - Boulbon (13017)&lt;/li&gt;</w:t>
-      </w:r>
-    </w:p>
-    <w:p>
-      <w:pPr>
-        <w:pStyle w:val="Listing"/>
-      </w:pPr>
-      <w:r>
-        <w:t>&lt;</w:t>
-      </w:r>
-      <w:proofErr w:type="gramStart"/>
-      <w:r>
-        <w:t>li</w:t>
-      </w:r>
-      <w:proofErr w:type="gramEnd"/>
-      <w:r>
-        <w:t>&gt;Décédé le&amp;nbsp;30&amp;nbsp;thermidor&amp;nbsp;an&amp;nbsp;X  (18 août 1802) (mercredi) - Boulbon (13017),</w:t>
-      </w:r>
-    </w:p>
-    <w:p>
-      <w:pPr>
-        <w:pStyle w:val="Listing"/>
-      </w:pPr>
-      <w:proofErr w:type="gramStart"/>
-      <w:r>
-        <w:t>à</w:t>
-      </w:r>
-      <w:proofErr w:type="gramEnd"/>
-      <w:r>
-        <w:t xml:space="preserve"> l'âge de 67 ans&lt;/li&gt;</w:t>
-      </w:r>
-    </w:p>
-    <w:p>
-      <w:pPr>
-        <w:pStyle w:val="Listing"/>
-      </w:pPr>
-      <w:r>
-        <w:t>&lt;</w:t>
-      </w:r>
-      <w:proofErr w:type="gramStart"/>
-      <w:r>
-        <w:t>li</w:t>
-      </w:r>
-      <w:proofErr w:type="gramEnd"/>
-      <w:r>
         <w:t>&gt;Meunier&lt;/li&gt;</w:t>
       </w:r>
     </w:p>
@@ -1501,15 +1017,7 @@
         <w:pStyle w:val="Listing"/>
       </w:pPr>
       <w:r>
-        <w:t>&lt;/</w:t>
-      </w:r>
-      <w:proofErr w:type="spellStart"/>
-      <w:r>
-        <w:t>ul</w:t>
-      </w:r>
-      <w:proofErr w:type="spellEnd"/>
-      <w:r>
-        <w:t>&gt;</w:t>
+        <w:t>&lt;/ul&gt;</w:t>
       </w:r>
     </w:p>
     <w:p/>
@@ -2641,7 +2149,6 @@
           <w:szCs w:val="18"/>
         </w:rPr>
       </w:pPr>
-      <w:proofErr w:type="spellStart"/>
       <w:proofErr w:type="gramStart"/>
       <w:r>
         <w:rPr>
@@ -2652,7 +2159,6 @@
         </w:rPr>
         <w:t>grep</w:t>
       </w:r>
-      <w:proofErr w:type="spellEnd"/>
       <w:proofErr w:type="gramEnd"/>
       <w:r>
         <w:rPr>
@@ -2661,27 +2167,7 @@
           <w:sz w:val="18"/>
           <w:szCs w:val="18"/>
         </w:rPr>
-        <w:t xml:space="preserve"> 'rubrique=' </w:t>
-      </w:r>
-      <w:proofErr w:type="spellStart"/>
-      <w:r>
-        <w:rPr>
-          <w:rFonts w:ascii="Lucida Console" w:hAnsi="Lucida Console" w:cs="Lucida Console"/>
-          <w:kern w:val="0"/>
-          <w:sz w:val="18"/>
-          <w:szCs w:val="18"/>
-        </w:rPr>
-        <w:t>result</w:t>
-      </w:r>
-      <w:proofErr w:type="spellEnd"/>
-      <w:r>
-        <w:rPr>
-          <w:rFonts w:ascii="Lucida Console" w:hAnsi="Lucida Console" w:cs="Lucida Console"/>
-          <w:kern w:val="0"/>
-          <w:sz w:val="18"/>
-          <w:szCs w:val="18"/>
-        </w:rPr>
-        <w:t>/*.log</w:t>
+        <w:t xml:space="preserve"> 'rubrique=' result/*.log</w:t>
       </w:r>
     </w:p>
     <w:p>
@@ -2697,23 +2183,7 @@
       </w:r>
       <w:proofErr w:type="gramEnd"/>
       <w:r>
-        <w:t xml:space="preserve">=brincat.oc=0.p=maria+anna.log:[geneanet] DEBUG: </w:t>
-      </w:r>
-      <w:proofErr w:type="spellStart"/>
-      <w:r>
-        <w:t>Generation</w:t>
-      </w:r>
-      <w:proofErr w:type="spellEnd"/>
-      <w:r>
-        <w:t xml:space="preserve"> 4, </w:t>
-      </w:r>
-      <w:proofErr w:type="spellStart"/>
-      <w:r>
-        <w:t>sosa</w:t>
-      </w:r>
-      <w:proofErr w:type="spellEnd"/>
-      <w:r>
-        <w:t xml:space="preserve"> 10 : Salvatore ATTARD : rubrique='Parents'</w:t>
+        <w:t>=brincat.oc=0.p=maria+anna.log:[geneanet] DEBUG: Generation 4, sosa 10 : Salvatore ATTARD : rubrique='Parents'</w:t>
       </w:r>
     </w:p>
     <w:p>
@@ -2729,23 +2199,7 @@
       </w:r>
       <w:proofErr w:type="gramEnd"/>
       <w:r>
-        <w:t xml:space="preserve">=brincat.oc=0.p=maria+anna.log:[geneanet] DEBUG: </w:t>
-      </w:r>
-      <w:proofErr w:type="spellStart"/>
-      <w:r>
-        <w:t>Generation</w:t>
-      </w:r>
-      <w:proofErr w:type="spellEnd"/>
-      <w:r>
-        <w:t xml:space="preserve"> 4, </w:t>
-      </w:r>
-      <w:proofErr w:type="spellStart"/>
-      <w:r>
-        <w:t>sosa</w:t>
-      </w:r>
-      <w:proofErr w:type="spellEnd"/>
-      <w:r>
-        <w:t xml:space="preserve"> 10 : Salvatore ATTARD : rubrique='Union(s), enfant(s)'</w:t>
+        <w:t>=brincat.oc=0.p=maria+anna.log:[geneanet] DEBUG: Generation 4, sosa 10 : Salvatore ATTARD : rubrique='Union(s), enfant(s)'</w:t>
       </w:r>
     </w:p>
     <w:p>
@@ -2761,23 +2215,7 @@
       </w:r>
       <w:proofErr w:type="gramEnd"/>
       <w:r>
-        <w:t xml:space="preserve">=brincat.oc=0.p=maria+anna.log:[geneanet] DEBUG: </w:t>
-      </w:r>
-      <w:proofErr w:type="spellStart"/>
-      <w:r>
-        <w:t>Generation</w:t>
-      </w:r>
-      <w:proofErr w:type="spellEnd"/>
-      <w:r>
-        <w:t xml:space="preserve"> 4, </w:t>
-      </w:r>
-      <w:proofErr w:type="spellStart"/>
-      <w:r>
-        <w:t>sosa</w:t>
-      </w:r>
-      <w:proofErr w:type="spellEnd"/>
-      <w:r>
-        <w:t xml:space="preserve"> 10 : Salvatore ATTARD : </w:t>
+        <w:t xml:space="preserve">=brincat.oc=0.p=maria+anna.log:[geneanet] DEBUG: Generation 4, sosa 10 : Salvatore ATTARD : </w:t>
       </w:r>
       <w:r>
         <w:rPr>
@@ -2800,23 +2238,7 @@
       </w:r>
       <w:proofErr w:type="gramEnd"/>
       <w:r>
-        <w:t xml:space="preserve">=brincat.oc=0.p=maria+anna.log:[geneanet] DEBUG: </w:t>
-      </w:r>
-      <w:proofErr w:type="spellStart"/>
-      <w:r>
-        <w:t>Generation</w:t>
-      </w:r>
-      <w:proofErr w:type="spellEnd"/>
-      <w:r>
-        <w:t xml:space="preserve"> 4, </w:t>
-      </w:r>
-      <w:proofErr w:type="spellStart"/>
-      <w:r>
-        <w:t>sosa</w:t>
-      </w:r>
-      <w:proofErr w:type="spellEnd"/>
-      <w:r>
-        <w:t xml:space="preserve"> 10 : Salvatore ATTARD : </w:t>
+        <w:t xml:space="preserve">=brincat.oc=0.p=maria+anna.log:[geneanet] DEBUG: Generation 4, sosa 10 : Salvatore ATTARD : </w:t>
       </w:r>
       <w:r>
         <w:rPr>
@@ -2838,31 +2260,7 @@
       </w:r>
       <w:proofErr w:type="gramEnd"/>
       <w:r>
-        <w:t xml:space="preserve">=brincat.oc=0.p=maria+anna.log:[geneanet] DEBUG: </w:t>
-      </w:r>
-      <w:proofErr w:type="spellStart"/>
-      <w:r>
-        <w:t>Generation</w:t>
-      </w:r>
-      <w:proofErr w:type="spellEnd"/>
-      <w:r>
-        <w:t xml:space="preserve"> 4, </w:t>
-      </w:r>
-      <w:proofErr w:type="spellStart"/>
-      <w:r>
-        <w:t>sosa</w:t>
-      </w:r>
-      <w:proofErr w:type="spellEnd"/>
-      <w:r>
-        <w:t xml:space="preserve"> 10 : Salvatore ATTARD : rubrique='</w:t>
-      </w:r>
-      <w:proofErr w:type="spellStart"/>
-      <w:r>
-        <w:t>Grands parents</w:t>
-      </w:r>
-      <w:proofErr w:type="spellEnd"/>
-      <w:r>
-        <w:t xml:space="preserve"> paternels, oncles et tantes'</w:t>
+        <w:t>=brincat.oc=0.p=maria+anna.log:[geneanet] DEBUG: Generation 4, sosa 10 : Salvatore ATTARD : rubrique='Grands parents paternels, oncles et tantes'</w:t>
       </w:r>
     </w:p>
     <w:p>
@@ -2878,31 +2276,7 @@
       </w:r>
       <w:proofErr w:type="gramEnd"/>
       <w:r>
-        <w:t xml:space="preserve">=brincat.oc=0.p=maria+anna.log:[geneanet] DEBUG: </w:t>
-      </w:r>
-      <w:proofErr w:type="spellStart"/>
-      <w:r>
-        <w:t>Generation</w:t>
-      </w:r>
-      <w:proofErr w:type="spellEnd"/>
-      <w:r>
-        <w:t xml:space="preserve"> 4, </w:t>
-      </w:r>
-      <w:proofErr w:type="spellStart"/>
-      <w:r>
-        <w:t>sosa</w:t>
-      </w:r>
-      <w:proofErr w:type="spellEnd"/>
-      <w:r>
-        <w:t xml:space="preserve"> 10 : Salvatore ATTARD : rubrique='</w:t>
-      </w:r>
-      <w:proofErr w:type="spellStart"/>
-      <w:r>
-        <w:t>Grands parents</w:t>
-      </w:r>
-      <w:proofErr w:type="spellEnd"/>
-      <w:r>
-        <w:t xml:space="preserve"> maternels, oncles et tantes'</w:t>
+        <w:t>=brincat.oc=0.p=maria+anna.log:[geneanet] DEBUG: Generation 4, sosa 10 : Salvatore ATTARD : rubrique='Grands parents maternels, oncles et tantes'</w:t>
       </w:r>
     </w:p>
     <w:p>
@@ -2918,23 +2292,7 @@
       </w:r>
       <w:proofErr w:type="gramEnd"/>
       <w:r>
-        <w:t xml:space="preserve">=brincat.oc=0.p=maria+anna.log:[geneanet] DEBUG: </w:t>
-      </w:r>
-      <w:proofErr w:type="spellStart"/>
-      <w:r>
-        <w:t>Generation</w:t>
-      </w:r>
-      <w:proofErr w:type="spellEnd"/>
-      <w:r>
-        <w:t xml:space="preserve"> 4, </w:t>
-      </w:r>
-      <w:proofErr w:type="spellStart"/>
-      <w:r>
-        <w:t>sosa</w:t>
-      </w:r>
-      <w:proofErr w:type="spellEnd"/>
-      <w:r>
-        <w:t xml:space="preserve"> 10 : Salvatore ATTARD : rubrique='Photos &amp; documents'</w:t>
+        <w:t>=brincat.oc=0.p=maria+anna.log:[geneanet] DEBUG: Generation 4, sosa 10 : Salvatore ATTARD : rubrique='Photos &amp; documents'</w:t>
       </w:r>
     </w:p>
     <w:p>
@@ -2950,23 +2308,7 @@
       </w:r>
       <w:proofErr w:type="gramEnd"/>
       <w:r>
-        <w:t xml:space="preserve">=brincat.oc=0.p=maria+anna.log:[geneanet] DEBUG: </w:t>
-      </w:r>
-      <w:proofErr w:type="spellStart"/>
-      <w:r>
-        <w:t>Generation</w:t>
-      </w:r>
-      <w:proofErr w:type="spellEnd"/>
-      <w:r>
-        <w:t xml:space="preserve"> 4, </w:t>
-      </w:r>
-      <w:proofErr w:type="spellStart"/>
-      <w:r>
-        <w:t>sosa</w:t>
-      </w:r>
-      <w:proofErr w:type="spellEnd"/>
-      <w:r>
-        <w:t xml:space="preserve"> 10 : Salvatore ATTARD : rubrique='Aperçu de l'arbre'</w:t>
+        <w:t>=brincat.oc=0.p=maria+anna.log:[geneanet] DEBUG: Generation 4, sosa 10 : Salvatore ATTARD : rubrique='Aperçu de l'arbre'</w:t>
       </w:r>
     </w:p>
     <w:p>
@@ -3055,7 +2397,6 @@
         </w:rPr>
         <w:t>&gt;&lt;</w:t>
       </w:r>
-      <w:proofErr w:type="spellStart"/>
       <w:r>
         <w:rPr>
           <w:rStyle w:val="start-tag"/>
@@ -3063,63 +2404,58 @@
         </w:rPr>
         <w:t>span</w:t>
       </w:r>
-      <w:proofErr w:type="spellEnd"/>
       <w:r>
         <w:rPr>
           <w:rStyle w:val="start-tag"/>
           <w:rFonts w:eastAsiaTheme="majorEastAsia"/>
         </w:rPr>
-        <w:t xml:space="preserve"> class="</w:t>
-      </w:r>
-      <w:proofErr w:type="spellStart"/>
+        <w:t xml:space="preserve"> class="htitle"&gt;&amp;nbsp;&lt;/span&gt;&lt;</w:t>
+      </w:r>
       <w:r>
         <w:rPr>
           <w:rStyle w:val="start-tag"/>
           <w:rFonts w:eastAsiaTheme="majorEastAsia"/>
         </w:rPr>
-        <w:t>htitle</w:t>
-      </w:r>
-      <w:proofErr w:type="spellEnd"/>
+        <w:t>span</w:t>
+      </w:r>
       <w:r>
         <w:rPr>
           <w:rStyle w:val="start-tag"/>
           <w:rFonts w:eastAsiaTheme="majorEastAsia"/>
         </w:rPr>
-        <w:t>"&gt;&amp;</w:t>
-      </w:r>
-      <w:proofErr w:type="spellStart"/>
+        <w:t>&gt;Union(s), enfant(s)&lt;</w:t>
+      </w:r>
       <w:r>
         <w:rPr>
           <w:rStyle w:val="start-tag"/>
           <w:rFonts w:eastAsiaTheme="majorEastAsia"/>
         </w:rPr>
-        <w:t>nbsp</w:t>
-      </w:r>
-      <w:proofErr w:type="spellEnd"/>
+        <w:t>span</w:t>
+      </w:r>
       <w:r>
         <w:rPr>
           <w:rStyle w:val="start-tag"/>
           <w:rFonts w:eastAsiaTheme="majorEastAsia"/>
         </w:rPr>
-        <w:t>;&lt;/</w:t>
-      </w:r>
-      <w:proofErr w:type="spellStart"/>
-      <w:r>
+        <w:t xml:space="preserve"> style="font-size: 90%"&gt;, petits-enfants&lt;/span&gt;</w:t>
+      </w:r>
+    </w:p>
+    <w:p>
+      <w:pPr>
+        <w:pStyle w:val="Listing"/>
         <w:rPr>
           <w:rStyle w:val="start-tag"/>
           <w:rFonts w:eastAsiaTheme="majorEastAsia"/>
         </w:rPr>
-        <w:t>span</w:t>
-      </w:r>
-      <w:proofErr w:type="spellEnd"/>
+      </w:pPr>
       <w:r>
         <w:rPr>
           <w:rStyle w:val="start-tag"/>
           <w:rFonts w:eastAsiaTheme="majorEastAsia"/>
         </w:rPr>
-        <w:t>&gt;&lt;</w:t>
-      </w:r>
-      <w:proofErr w:type="spellStart"/>
+        <w:t>&lt;</w:t>
+      </w:r>
+      <w:proofErr w:type="gramStart"/>
       <w:r>
         <w:rPr>
           <w:rStyle w:val="start-tag"/>
@@ -3127,127 +2463,29 @@
         </w:rPr>
         <w:t>span</w:t>
       </w:r>
-      <w:proofErr w:type="spellEnd"/>
+      <w:proofErr w:type="gramEnd"/>
       <w:r>
         <w:rPr>
           <w:rStyle w:val="start-tag"/>
           <w:rFonts w:eastAsiaTheme="majorEastAsia"/>
         </w:rPr>
-        <w:t>&gt;Union(s), enfant(s)&lt;</w:t>
-      </w:r>
-      <w:proofErr w:type="spellStart"/>
-      <w:r>
+        <w:t xml:space="preserve"> style="font-size: 80%"&gt; et arrière-petits-enfants&lt;/span&gt;</w:t>
+      </w:r>
+    </w:p>
+    <w:p>
+      <w:pPr>
+        <w:pStyle w:val="Listing"/>
         <w:rPr>
           <w:rStyle w:val="start-tag"/>
           <w:rFonts w:eastAsiaTheme="majorEastAsia"/>
         </w:rPr>
-        <w:t>span</w:t>
-      </w:r>
-      <w:proofErr w:type="spellEnd"/>
+      </w:pPr>
       <w:r>
         <w:rPr>
           <w:rStyle w:val="start-tag"/>
           <w:rFonts w:eastAsiaTheme="majorEastAsia"/>
         </w:rPr>
-        <w:t xml:space="preserve"> style="font-size: 90%"&gt;, petits-enfants&lt;/</w:t>
-      </w:r>
-      <w:proofErr w:type="spellStart"/>
-      <w:r>
-        <w:rPr>
-          <w:rStyle w:val="start-tag"/>
-          <w:rFonts w:eastAsiaTheme="majorEastAsia"/>
-        </w:rPr>
-        <w:t>span</w:t>
-      </w:r>
-      <w:proofErr w:type="spellEnd"/>
-      <w:r>
-        <w:rPr>
-          <w:rStyle w:val="start-tag"/>
-          <w:rFonts w:eastAsiaTheme="majorEastAsia"/>
-        </w:rPr>
-        <w:t>&gt;</w:t>
-      </w:r>
-    </w:p>
-    <w:p>
-      <w:pPr>
-        <w:pStyle w:val="Listing"/>
-        <w:rPr>
-          <w:rStyle w:val="start-tag"/>
-          <w:rFonts w:eastAsiaTheme="majorEastAsia"/>
-        </w:rPr>
-      </w:pPr>
-      <w:r>
-        <w:rPr>
-          <w:rStyle w:val="start-tag"/>
-          <w:rFonts w:eastAsiaTheme="majorEastAsia"/>
-        </w:rPr>
-        <w:t>&lt;</w:t>
-      </w:r>
-      <w:proofErr w:type="spellStart"/>
-      <w:proofErr w:type="gramStart"/>
-      <w:r>
-        <w:rPr>
-          <w:rStyle w:val="start-tag"/>
-          <w:rFonts w:eastAsiaTheme="majorEastAsia"/>
-        </w:rPr>
-        <w:t>span</w:t>
-      </w:r>
-      <w:proofErr w:type="spellEnd"/>
-      <w:proofErr w:type="gramEnd"/>
-      <w:r>
-        <w:rPr>
-          <w:rStyle w:val="start-tag"/>
-          <w:rFonts w:eastAsiaTheme="majorEastAsia"/>
-        </w:rPr>
-        <w:t xml:space="preserve"> style="font-size: 80%"&gt; et arrière-petits-enfants&lt;/</w:t>
-      </w:r>
-      <w:proofErr w:type="spellStart"/>
-      <w:r>
-        <w:rPr>
-          <w:rStyle w:val="start-tag"/>
-          <w:rFonts w:eastAsiaTheme="majorEastAsia"/>
-        </w:rPr>
-        <w:t>span</w:t>
-      </w:r>
-      <w:proofErr w:type="spellEnd"/>
-      <w:r>
-        <w:rPr>
-          <w:rStyle w:val="start-tag"/>
-          <w:rFonts w:eastAsiaTheme="majorEastAsia"/>
-        </w:rPr>
-        <w:t>&gt;</w:t>
-      </w:r>
-    </w:p>
-    <w:p>
-      <w:pPr>
-        <w:pStyle w:val="Listing"/>
-        <w:rPr>
-          <w:rStyle w:val="start-tag"/>
-          <w:rFonts w:eastAsiaTheme="majorEastAsia"/>
-        </w:rPr>
-      </w:pPr>
-      <w:r>
-        <w:rPr>
-          <w:rStyle w:val="start-tag"/>
-          <w:rFonts w:eastAsiaTheme="majorEastAsia"/>
-        </w:rPr>
-        <w:t>&lt;/</w:t>
-      </w:r>
-      <w:proofErr w:type="spellStart"/>
-      <w:r>
-        <w:rPr>
-          <w:rStyle w:val="start-tag"/>
-          <w:rFonts w:eastAsiaTheme="majorEastAsia"/>
-        </w:rPr>
-        <w:t>span</w:t>
-      </w:r>
-      <w:proofErr w:type="spellEnd"/>
-      <w:r>
-        <w:rPr>
-          <w:rStyle w:val="start-tag"/>
-          <w:rFonts w:eastAsiaTheme="majorEastAsia"/>
-        </w:rPr>
-        <w:t>&gt;&lt;/h2&gt;</w:t>
+        <w:t>&lt;/span&gt;&lt;/h2&gt;</w:t>
       </w:r>
     </w:p>
     <w:p/>
@@ -3268,7 +2506,6 @@
           <w:szCs w:val="18"/>
         </w:rPr>
       </w:pPr>
-      <w:proofErr w:type="spellStart"/>
       <w:proofErr w:type="gramStart"/>
       <w:r>
         <w:rPr>
@@ -3279,7 +2516,6 @@
         </w:rPr>
         <w:t>grep</w:t>
       </w:r>
-      <w:proofErr w:type="spellEnd"/>
       <w:proofErr w:type="gramEnd"/>
       <w:r>
         <w:rPr>
@@ -3288,19 +2524,21 @@
           <w:sz w:val="18"/>
           <w:szCs w:val="18"/>
         </w:rPr>
-        <w:t xml:space="preserve"> 'rubrique=' </w:t>
-      </w:r>
-      <w:proofErr w:type="spellStart"/>
-      <w:r>
+        <w:t xml:space="preserve"> 'rubrique=' result/*.log | sed -e 's/.*rubrique=//g' | sort -u</w:t>
+      </w:r>
+    </w:p>
+    <w:p>
+      <w:pPr>
+        <w:autoSpaceDE w:val="0"/>
+        <w:autoSpaceDN w:val="0"/>
+        <w:adjustRightInd w:val="0"/>
         <w:rPr>
           <w:rFonts w:ascii="Lucida Console" w:hAnsi="Lucida Console" w:cs="Lucida Console"/>
           <w:kern w:val="0"/>
           <w:sz w:val="18"/>
           <w:szCs w:val="18"/>
         </w:rPr>
-        <w:t>result</w:t>
-      </w:r>
-      <w:proofErr w:type="spellEnd"/>
+      </w:pPr>
       <w:r>
         <w:rPr>
           <w:rFonts w:ascii="Lucida Console" w:hAnsi="Lucida Console" w:cs="Lucida Console"/>
@@ -3308,19 +2546,21 @@
           <w:sz w:val="18"/>
           <w:szCs w:val="18"/>
         </w:rPr>
-        <w:t xml:space="preserve">/*.log | </w:t>
-      </w:r>
-      <w:proofErr w:type="spellStart"/>
-      <w:r>
+        <w:t>'Aperçu de l'arbre'</w:t>
+      </w:r>
+    </w:p>
+    <w:p>
+      <w:pPr>
+        <w:autoSpaceDE w:val="0"/>
+        <w:autoSpaceDN w:val="0"/>
+        <w:adjustRightInd w:val="0"/>
         <w:rPr>
           <w:rFonts w:ascii="Lucida Console" w:hAnsi="Lucida Console" w:cs="Lucida Console"/>
           <w:kern w:val="0"/>
           <w:sz w:val="18"/>
           <w:szCs w:val="18"/>
         </w:rPr>
-        <w:t>sed</w:t>
-      </w:r>
-      <w:proofErr w:type="spellEnd"/>
+      </w:pPr>
       <w:r>
         <w:rPr>
           <w:rFonts w:ascii="Lucida Console" w:hAnsi="Lucida Console" w:cs="Lucida Console"/>
@@ -3328,7 +2568,7 @@
           <w:sz w:val="18"/>
           <w:szCs w:val="18"/>
         </w:rPr>
-        <w:t xml:space="preserve"> -e 's/.*rubrique=//g' | sort -u</w:t>
+        <w:t>'Demi-frères et demi-sœurs'</w:t>
       </w:r>
     </w:p>
     <w:p>
@@ -3350,7 +2590,7 @@
           <w:sz w:val="18"/>
           <w:szCs w:val="18"/>
         </w:rPr>
-        <w:t>'Aperçu de l'arbre'</w:t>
+        <w:t>'Fratrie'</w:t>
       </w:r>
     </w:p>
     <w:p>
@@ -3372,7 +2612,7 @@
           <w:sz w:val="18"/>
           <w:szCs w:val="18"/>
         </w:rPr>
-        <w:t>'Demi-frères et demi-sœurs'</w:t>
+        <w:t>'Grands parents maternels, oncles et tantes'</w:t>
       </w:r>
     </w:p>
     <w:p>
@@ -3394,91 +2634,7 @@
           <w:sz w:val="18"/>
           <w:szCs w:val="18"/>
         </w:rPr>
-        <w:t>'Fratrie'</w:t>
-      </w:r>
-    </w:p>
-    <w:p>
-      <w:pPr>
-        <w:autoSpaceDE w:val="0"/>
-        <w:autoSpaceDN w:val="0"/>
-        <w:adjustRightInd w:val="0"/>
-        <w:rPr>
-          <w:rFonts w:ascii="Lucida Console" w:hAnsi="Lucida Console" w:cs="Lucida Console"/>
-          <w:kern w:val="0"/>
-          <w:sz w:val="18"/>
-          <w:szCs w:val="18"/>
-        </w:rPr>
-      </w:pPr>
-      <w:r>
-        <w:rPr>
-          <w:rFonts w:ascii="Lucida Console" w:hAnsi="Lucida Console" w:cs="Lucida Console"/>
-          <w:kern w:val="0"/>
-          <w:sz w:val="18"/>
-          <w:szCs w:val="18"/>
-        </w:rPr>
-        <w:t>'</w:t>
-      </w:r>
-      <w:proofErr w:type="spellStart"/>
-      <w:r>
-        <w:rPr>
-          <w:rFonts w:ascii="Lucida Console" w:hAnsi="Lucida Console" w:cs="Lucida Console"/>
-          <w:kern w:val="0"/>
-          <w:sz w:val="18"/>
-          <w:szCs w:val="18"/>
-        </w:rPr>
-        <w:t>Grands parents</w:t>
-      </w:r>
-      <w:proofErr w:type="spellEnd"/>
-      <w:r>
-        <w:rPr>
-          <w:rFonts w:ascii="Lucida Console" w:hAnsi="Lucida Console" w:cs="Lucida Console"/>
-          <w:kern w:val="0"/>
-          <w:sz w:val="18"/>
-          <w:szCs w:val="18"/>
-        </w:rPr>
-        <w:t xml:space="preserve"> maternels, oncles et tantes'</w:t>
-      </w:r>
-    </w:p>
-    <w:p>
-      <w:pPr>
-        <w:autoSpaceDE w:val="0"/>
-        <w:autoSpaceDN w:val="0"/>
-        <w:adjustRightInd w:val="0"/>
-        <w:rPr>
-          <w:rFonts w:ascii="Lucida Console" w:hAnsi="Lucida Console" w:cs="Lucida Console"/>
-          <w:kern w:val="0"/>
-          <w:sz w:val="18"/>
-          <w:szCs w:val="18"/>
-        </w:rPr>
-      </w:pPr>
-      <w:r>
-        <w:rPr>
-          <w:rFonts w:ascii="Lucida Console" w:hAnsi="Lucida Console" w:cs="Lucida Console"/>
-          <w:kern w:val="0"/>
-          <w:sz w:val="18"/>
-          <w:szCs w:val="18"/>
-        </w:rPr>
-        <w:t>'</w:t>
-      </w:r>
-      <w:proofErr w:type="spellStart"/>
-      <w:r>
-        <w:rPr>
-          <w:rFonts w:ascii="Lucida Console" w:hAnsi="Lucida Console" w:cs="Lucida Console"/>
-          <w:kern w:val="0"/>
-          <w:sz w:val="18"/>
-          <w:szCs w:val="18"/>
-        </w:rPr>
-        <w:t>Grands parents</w:t>
-      </w:r>
-      <w:proofErr w:type="spellEnd"/>
-      <w:r>
-        <w:rPr>
-          <w:rFonts w:ascii="Lucida Console" w:hAnsi="Lucida Console" w:cs="Lucida Console"/>
-          <w:kern w:val="0"/>
-          <w:sz w:val="18"/>
-          <w:szCs w:val="18"/>
-        </w:rPr>
-        <w:t xml:space="preserve"> paternels, oncles et tantes'</w:t>
+        <w:t>'Grands parents paternels, oncles et tantes'</w:t>
       </w:r>
     </w:p>
     <w:p>
@@ -3710,6 +2866,501 @@
     <w:p/>
     <w:p/>
     <w:p>
+      <w:r>
+        <w:t>Reste à faire :</w:t>
+      </w:r>
+    </w:p>
+    <w:p>
+      <w:hyperlink r:id="rId55" w:history="1">
+        <w:r>
+          <w:rPr>
+            <w:rStyle w:val="Lienhypertexte"/>
+          </w:rPr>
+          <w:t>https://gw.geneanet.org/danielr13?lang=fr&amp;p=pierre&amp;n=bard&amp;oc=1</w:t>
+        </w:r>
+      </w:hyperlink>
+    </w:p>
+    <w:p>
+      <w:r>
+        <w:rPr>
+          <w:noProof/>
+        </w:rPr>
+        <w:drawing>
+          <wp:inline distT="0" distB="0" distL="0" distR="0" wp14:anchorId="38CE8F80" wp14:editId="676405FA">
+            <wp:extent cx="2695433" cy="424281"/>
+            <wp:effectExtent l="0" t="0" r="0" b="0"/>
+            <wp:docPr id="1367165125" name="Image 1367165125"/>
+            <wp:cNvGraphicFramePr>
+              <a:graphicFrameLocks xmlns:a="http://schemas.openxmlformats.org/drawingml/2006/main" noChangeAspect="1"/>
+            </wp:cNvGraphicFramePr>
+            <a:graphic xmlns:a="http://schemas.openxmlformats.org/drawingml/2006/main">
+              <a:graphicData uri="http://schemas.openxmlformats.org/drawingml/2006/picture">
+                <pic:pic xmlns:pic="http://schemas.openxmlformats.org/drawingml/2006/picture">
+                  <pic:nvPicPr>
+                    <pic:cNvPr id="1026392567" name=""/>
+                    <pic:cNvPicPr/>
+                  </pic:nvPicPr>
+                  <pic:blipFill>
+                    <a:blip r:embed="rId23"/>
+                    <a:stretch>
+                      <a:fillRect/>
+                    </a:stretch>
+                  </pic:blipFill>
+                  <pic:spPr>
+                    <a:xfrm>
+                      <a:off x="0" y="0"/>
+                      <a:ext cx="2708008" cy="426260"/>
+                    </a:xfrm>
+                    <a:prstGeom prst="rect">
+                      <a:avLst/>
+                    </a:prstGeom>
+                  </pic:spPr>
+                </pic:pic>
+              </a:graphicData>
+            </a:graphic>
+          </wp:inline>
+        </w:drawing>
+      </w:r>
+    </w:p>
+    <w:p/>
+    <w:p>
+      <w:r>
+        <w:t>Pb source mariage</w:t>
+      </w:r>
+    </w:p>
+    <w:p>
+      <w:r>
+        <w:t>Titre :</w:t>
+      </w:r>
+    </w:p>
+    <w:p>
+      <w:r>
+        <w:rPr>
+          <w:noProof/>
+        </w:rPr>
+        <w:lastRenderedPageBreak/>
+        <w:drawing>
+          <wp:inline distT="0" distB="0" distL="0" distR="0" wp14:anchorId="43E57DAA" wp14:editId="5612B062">
+            <wp:extent cx="2551587" cy="1869743"/>
+            <wp:effectExtent l="0" t="0" r="1270" b="0"/>
+            <wp:docPr id="1747408820" name="Image 1"/>
+            <wp:cNvGraphicFramePr>
+              <a:graphicFrameLocks xmlns:a="http://schemas.openxmlformats.org/drawingml/2006/main" noChangeAspect="1"/>
+            </wp:cNvGraphicFramePr>
+            <a:graphic xmlns:a="http://schemas.openxmlformats.org/drawingml/2006/main">
+              <a:graphicData uri="http://schemas.openxmlformats.org/drawingml/2006/picture">
+                <pic:pic xmlns:pic="http://schemas.openxmlformats.org/drawingml/2006/picture">
+                  <pic:nvPicPr>
+                    <pic:cNvPr id="1747408820" name=""/>
+                    <pic:cNvPicPr/>
+                  </pic:nvPicPr>
+                  <pic:blipFill>
+                    <a:blip r:embed="rId56"/>
+                    <a:stretch>
+                      <a:fillRect/>
+                    </a:stretch>
+                  </pic:blipFill>
+                  <pic:spPr>
+                    <a:xfrm>
+                      <a:off x="0" y="0"/>
+                      <a:ext cx="2558564" cy="1874856"/>
+                    </a:xfrm>
+                    <a:prstGeom prst="rect">
+                      <a:avLst/>
+                    </a:prstGeom>
+                  </pic:spPr>
+                </pic:pic>
+              </a:graphicData>
+            </a:graphic>
+          </wp:inline>
+        </w:drawing>
+      </w:r>
+    </w:p>
+    <w:p>
+      <w:r>
+        <w:t>OK, si ce n’est qu’on a perdu note2 + source lors de l’import</w:t>
+      </w:r>
+    </w:p>
+    <w:p/>
+    <w:p/>
+    <w:p>
+      <w:r>
+        <w:t>Profession / Diplôme</w:t>
+      </w:r>
+    </w:p>
+    <w:p>
+      <w:r>
+        <w:t>Ref :</w:t>
+      </w:r>
+    </w:p>
+    <w:p>
+      <w:r>
+        <w:rPr>
+          <w:noProof/>
+        </w:rPr>
+        <w:drawing>
+          <wp:inline distT="0" distB="0" distL="0" distR="0" wp14:anchorId="1328D99E" wp14:editId="3DF3DAD8">
+            <wp:extent cx="2764134" cy="1867803"/>
+            <wp:effectExtent l="0" t="0" r="0" b="0"/>
+            <wp:docPr id="619263657" name="Image 1"/>
+            <wp:cNvGraphicFramePr>
+              <a:graphicFrameLocks xmlns:a="http://schemas.openxmlformats.org/drawingml/2006/main" noChangeAspect="1"/>
+            </wp:cNvGraphicFramePr>
+            <a:graphic xmlns:a="http://schemas.openxmlformats.org/drawingml/2006/main">
+              <a:graphicData uri="http://schemas.openxmlformats.org/drawingml/2006/picture">
+                <pic:pic xmlns:pic="http://schemas.openxmlformats.org/drawingml/2006/picture">
+                  <pic:nvPicPr>
+                    <pic:cNvPr id="619263657" name=""/>
+                    <pic:cNvPicPr/>
+                  </pic:nvPicPr>
+                  <pic:blipFill>
+                    <a:blip r:embed="rId57"/>
+                    <a:stretch>
+                      <a:fillRect/>
+                    </a:stretch>
+                  </pic:blipFill>
+                  <pic:spPr>
+                    <a:xfrm>
+                      <a:off x="0" y="0"/>
+                      <a:ext cx="2778064" cy="1877216"/>
+                    </a:xfrm>
+                    <a:prstGeom prst="rect">
+                      <a:avLst/>
+                    </a:prstGeom>
+                  </pic:spPr>
+                </pic:pic>
+              </a:graphicData>
+            </a:graphic>
+          </wp:inline>
+        </w:drawing>
+      </w:r>
+      <w:r>
+        <w:rPr>
+          <w:noProof/>
+        </w:rPr>
+        <w:drawing>
+          <wp:inline distT="0" distB="0" distL="0" distR="0" wp14:anchorId="65266CA2" wp14:editId="3017AD32">
+            <wp:extent cx="2436126" cy="1869332"/>
+            <wp:effectExtent l="0" t="0" r="2540" b="0"/>
+            <wp:docPr id="2018039012" name="Image 1"/>
+            <wp:cNvGraphicFramePr>
+              <a:graphicFrameLocks xmlns:a="http://schemas.openxmlformats.org/drawingml/2006/main" noChangeAspect="1"/>
+            </wp:cNvGraphicFramePr>
+            <a:graphic xmlns:a="http://schemas.openxmlformats.org/drawingml/2006/main">
+              <a:graphicData uri="http://schemas.openxmlformats.org/drawingml/2006/picture">
+                <pic:pic xmlns:pic="http://schemas.openxmlformats.org/drawingml/2006/picture">
+                  <pic:nvPicPr>
+                    <pic:cNvPr id="2018039012" name=""/>
+                    <pic:cNvPicPr/>
+                  </pic:nvPicPr>
+                  <pic:blipFill>
+                    <a:blip r:embed="rId58"/>
+                    <a:stretch>
+                      <a:fillRect/>
+                    </a:stretch>
+                  </pic:blipFill>
+                  <pic:spPr>
+                    <a:xfrm>
+                      <a:off x="0" y="0"/>
+                      <a:ext cx="2446399" cy="1877215"/>
+                    </a:xfrm>
+                    <a:prstGeom prst="rect">
+                      <a:avLst/>
+                    </a:prstGeom>
+                  </pic:spPr>
+                </pic:pic>
+              </a:graphicData>
+            </a:graphic>
+          </wp:inline>
+        </w:drawing>
+      </w:r>
+    </w:p>
+    <w:p>
+      <w:hyperlink r:id="rId59" w:history="1">
+        <w:r>
+          <w:rPr>
+            <w:rStyle w:val="Lienhypertexte"/>
+          </w:rPr>
+          <w:t>https://gw.geneanet.org/nraibaut2?lang=fr&amp;n=dupont&amp;oc=0&amp;p=gerard</w:t>
+        </w:r>
+      </w:hyperlink>
+    </w:p>
+    <w:p/>
+    <w:p>
+      <w:r>
+        <w:t>1 OCCU Profession de Gérard</w:t>
+      </w:r>
+    </w:p>
+    <w:p>
+      <w:r>
+        <w:t>2 NOTE @N00005@</w:t>
+      </w:r>
+    </w:p>
+    <w:p>
+      <w:r>
+        <w:t>2 SOUR @S00005@</w:t>
+      </w:r>
+    </w:p>
+    <w:p/>
+    <w:p>
+      <w:r>
+        <w:t>1 GRAD</w:t>
+      </w:r>
+    </w:p>
+    <w:p>
+      <w:r>
+        <w:t>2 TYPE Certificat d'études</w:t>
+      </w:r>
+    </w:p>
+    <w:p>
+      <w:r>
+        <w:t>2 DATE 1 JUL 1891</w:t>
+      </w:r>
+    </w:p>
+    <w:p>
+      <w:r>
+        <w:t>2 PLAC Nice, FRANCE</w:t>
+      </w:r>
+    </w:p>
+    <w:p>
+      <w:r>
+        <w:lastRenderedPageBreak/>
+        <w:t>2 NOTE @N00014@</w:t>
+      </w:r>
+    </w:p>
+    <w:p>
+      <w:r>
+        <w:t>2 SOUR @S00010@</w:t>
+      </w:r>
+    </w:p>
+    <w:p/>
+    <w:p>
+      <w:proofErr w:type="gramStart"/>
+      <w:r>
+        <w:t>actuellement</w:t>
+      </w:r>
+      <w:proofErr w:type="gramEnd"/>
+      <w:r>
+        <w:t> :</w:t>
+      </w:r>
+    </w:p>
+    <w:p>
+      <w:r>
+        <w:t>1 OCCU</w:t>
+      </w:r>
+    </w:p>
+    <w:p>
+      <w:r>
+        <w:t>2 DATE 18 MAY 1882</w:t>
+      </w:r>
+    </w:p>
+    <w:p>
+      <w:r>
+        <w:t>2 NOTE @N00007@</w:t>
+      </w:r>
+    </w:p>
+    <w:p>
+      <w:r>
+        <w:t>2 SOUR @S00005@</w:t>
+      </w:r>
+    </w:p>
+    <w:p>
+      <w:r>
+        <w:t xml:space="preserve">0 @N00007@ NOTE Profession de Gérard  </w:t>
+      </w:r>
+    </w:p>
+    <w:p>
+      <w:r>
+        <w:t xml:space="preserve">1 CONT Note1 sur la profession  </w:t>
+      </w:r>
+    </w:p>
+    <w:p>
+      <w:r>
+        <w:t>1 CONT Note2 sur la profession</w:t>
+      </w:r>
+    </w:p>
+    <w:p>
+      <w:r>
+        <w:t>0 @S00005@ SOUR</w:t>
+      </w:r>
+    </w:p>
+    <w:p>
+      <w:r>
+        <w:t>1 TITL &lt;https://www.source_profession.fr/&gt;</w:t>
+      </w:r>
+    </w:p>
+    <w:p>
+      <w:r>
+        <w:t>1 TEXT Texte1 source profession</w:t>
+      </w:r>
+    </w:p>
+    <w:p>
+      <w:r>
+        <w:t>2 CONT Texte2 source profession</w:t>
+      </w:r>
+    </w:p>
+    <w:p/>
+    <w:p/>
+    <w:p>
+      <w:r>
+        <w:t>1 GRAD</w:t>
+      </w:r>
+    </w:p>
+    <w:p>
+      <w:r>
+        <w:t>2 DATE 1 JUL 1891</w:t>
+      </w:r>
+    </w:p>
+    <w:p>
+      <w:r>
+        <w:t>2 PLAC Nice, FRANCE</w:t>
+      </w:r>
+    </w:p>
+    <w:p>
+      <w:r>
+        <w:t>2 NOTE @N00009@</w:t>
+      </w:r>
+    </w:p>
+    <w:p>
+      <w:r>
+        <w:t>2 SOUR @S00007@</w:t>
+      </w:r>
+    </w:p>
+    <w:p>
+      <w:r>
+        <w:t xml:space="preserve">0 @N00009@ NOTE Certificat d'études  </w:t>
+      </w:r>
+    </w:p>
+    <w:p>
+      <w:r>
+        <w:t xml:space="preserve">1 CONT Note1 sur diplôme  </w:t>
+      </w:r>
+    </w:p>
+    <w:p>
+      <w:r>
+        <w:t>1 CONT Note2 sur diplôme</w:t>
+      </w:r>
+    </w:p>
+    <w:p/>
+    <w:p/>
+    <w:p>
+      <w:r>
+        <w:t xml:space="preserve">            # @todo tag TYP (cas GRAD (diplôme)) : voir si ça vaut le coup de l'extraire de la 1ère ligne des notes</w:t>
+      </w:r>
+      <w:r>
+        <w:t xml:space="preserve"> </w:t>
+      </w:r>
+      <w:r>
+        <w:rPr>
+          <w:rFonts w:cs="Arial"/>
+        </w:rPr>
+        <w:sym w:font="Wingdings" w:char="F0E8"/>
+      </w:r>
+      <w:r>
+        <w:rPr>
+          <w:rFonts w:cs="Arial"/>
+        </w:rPr>
+        <w:t xml:space="preserve"> OK</w:t>
+      </w:r>
+    </w:p>
+    <w:p>
+      <w:r>
+        <w:t xml:space="preserve">            # @todo cas OCCU (profession) : voir si ça vaut le coup de l'extraire de la 1ère ligne des notes</w:t>
+      </w:r>
+      <w:r>
+        <w:t xml:space="preserve"> </w:t>
+      </w:r>
+      <w:r>
+        <w:rPr>
+          <w:rFonts w:cs="Arial"/>
+        </w:rPr>
+        <w:sym w:font="Wingdings" w:char="F0E8"/>
+      </w:r>
+      <w:r>
+        <w:rPr>
+          <w:rFonts w:cs="Arial"/>
+        </w:rPr>
+        <w:t xml:space="preserve"> OK</w:t>
+      </w:r>
+    </w:p>
+    <w:p>
+      <w:pPr>
+        <w:rPr>
+          <w:rFonts w:cs="Arial"/>
+        </w:rPr>
+      </w:pPr>
+      <w:r>
+        <w:t xml:space="preserve">            # @todo espaces en fin de lignes des notes événements</w:t>
+      </w:r>
+      <w:r>
+        <w:t xml:space="preserve"> </w:t>
+      </w:r>
+      <w:r>
+        <w:rPr>
+          <w:rFonts w:cs="Arial"/>
+        </w:rPr>
+        <w:sym w:font="Wingdings" w:char="F0E8"/>
+      </w:r>
+      <w:r>
+        <w:rPr>
+          <w:rFonts w:cs="Arial"/>
+        </w:rPr>
+        <w:t xml:space="preserve"> OK</w:t>
+      </w:r>
+    </w:p>
+    <w:p>
+      <w:pPr>
+        <w:rPr>
+          <w:rFonts w:cs="Arial"/>
+        </w:rPr>
+      </w:pPr>
+    </w:p>
+    <w:p>
+      <w:pPr>
+        <w:rPr>
+          <w:rFonts w:cs="Arial"/>
+        </w:rPr>
+      </w:pPr>
+    </w:p>
+    <w:p>
+      <w:pPr>
+        <w:rPr>
+          <w:rFonts w:cs="Arial"/>
+        </w:rPr>
+      </w:pPr>
+      <w:r>
+        <w:rPr>
+          <w:rFonts w:cs="Arial"/>
+        </w:rPr>
+        <w:t>Ménage des @todo autour du mariage :</w:t>
+      </w:r>
+    </w:p>
+    <w:p>
+      <w:pPr>
+        <w:rPr>
+          <w:rFonts w:cs="Arial"/>
+        </w:rPr>
+      </w:pPr>
+      <w:r>
+        <w:rPr>
+          <w:rFonts w:cs="Arial"/>
+        </w:rPr>
+        <w:t>2 cas « </w:t>
+      </w:r>
+      <w:r>
+        <w:rPr>
+          <w:rFonts w:cs="Arial"/>
+        </w:rPr>
+        <w:t>événement contrat de mariage</w:t>
+      </w:r>
+      <w:r>
+        <w:rPr>
+          <w:rFonts w:cs="Arial"/>
+        </w:rPr>
+        <w:t> » (ignorés)</w:t>
+      </w:r>
+    </w:p>
+    <w:p>
       <w:pPr>
         <w:autoSpaceDE w:val="0"/>
         <w:autoSpaceDN w:val="0"/>
@@ -3721,26 +3372,150 @@
           <w:szCs w:val="18"/>
         </w:rPr>
       </w:pPr>
-    </w:p>
-    <w:p>
-      <w:pPr>
-        <w:autoSpaceDE w:val="0"/>
-        <w:autoSpaceDN w:val="0"/>
-        <w:adjustRightInd w:val="0"/>
+      <w:proofErr w:type="gramStart"/>
+      <w:r>
         <w:rPr>
           <w:rFonts w:ascii="Lucida Console" w:hAnsi="Lucida Console" w:cs="Lucida Console"/>
           <w:kern w:val="0"/>
           <w:sz w:val="18"/>
           <w:szCs w:val="18"/>
         </w:rPr>
-      </w:pPr>
-    </w:p>
-    <w:p/>
-    <w:p/>
-    <w:p/>
+        <w:t>grep</w:t>
+      </w:r>
+      <w:proofErr w:type="gramEnd"/>
+      <w:r>
+        <w:rPr>
+          <w:rFonts w:ascii="Lucida Console" w:hAnsi="Lucida Console" w:cs="Lucida Console"/>
+          <w:kern w:val="0"/>
+          <w:sz w:val="18"/>
+          <w:szCs w:val="18"/>
+        </w:rPr>
+        <w:t xml:space="preserve"> 'événement contrat de mariage' result/*.log</w:t>
+      </w:r>
+    </w:p>
+    <w:p>
+      <w:pPr>
+        <w:autoSpaceDE w:val="0"/>
+        <w:autoSpaceDN w:val="0"/>
+        <w:adjustRightInd w:val="0"/>
+        <w:rPr>
+          <w:rFonts w:ascii="Lucida Console" w:hAnsi="Lucida Console" w:cs="Lucida Console"/>
+          <w:kern w:val="0"/>
+          <w:sz w:val="18"/>
+          <w:szCs w:val="18"/>
+        </w:rPr>
+      </w:pPr>
+      <w:r>
+        <w:rPr>
+          <w:rFonts w:ascii="Lucida Console" w:hAnsi="Lucida Console" w:cs="Lucida Console"/>
+          <w:kern w:val="0"/>
+          <w:sz w:val="18"/>
+          <w:szCs w:val="18"/>
+        </w:rPr>
+        <w:t>result/gw.geneanet.org.danielr13.lang=fr.n=</w:t>
+      </w:r>
+      <w:proofErr w:type="gramStart"/>
+      <w:r>
+        <w:rPr>
+          <w:rFonts w:ascii="Lucida Console" w:hAnsi="Lucida Console" w:cs="Lucida Console"/>
+          <w:kern w:val="0"/>
+          <w:sz w:val="18"/>
+          <w:szCs w:val="18"/>
+        </w:rPr>
+        <w:t>nicolas.oc=0.p</w:t>
+      </w:r>
+      <w:proofErr w:type="gramEnd"/>
+      <w:r>
+        <w:rPr>
+          <w:rFonts w:ascii="Lucida Console" w:hAnsi="Lucida Console" w:cs="Lucida Console"/>
+          <w:kern w:val="0"/>
+          <w:sz w:val="18"/>
+          <w:szCs w:val="18"/>
+        </w:rPr>
+        <w:t>=etienne+henri.log:[geneanet] DEBUG: Generation 9, sosa 429 : Magdeleine PERRIER : événement contrat de mariage 'Contrat de mariage (avec Jean LAMOUROUX)' : date='29 août 1666', place='Vallabrègues (30336)', notes='None', source='None'</w:t>
+      </w:r>
+    </w:p>
+    <w:p>
+      <w:pPr>
+        <w:autoSpaceDE w:val="0"/>
+        <w:autoSpaceDN w:val="0"/>
+        <w:adjustRightInd w:val="0"/>
+        <w:rPr>
+          <w:rFonts w:ascii="Lucida Console" w:hAnsi="Lucida Console" w:cs="Lucida Console"/>
+          <w:kern w:val="0"/>
+          <w:sz w:val="18"/>
+          <w:szCs w:val="18"/>
+        </w:rPr>
+      </w:pPr>
+      <w:r>
+        <w:rPr>
+          <w:rFonts w:ascii="Lucida Console" w:hAnsi="Lucida Console" w:cs="Lucida Console"/>
+          <w:kern w:val="0"/>
+          <w:sz w:val="18"/>
+          <w:szCs w:val="18"/>
+        </w:rPr>
+        <w:lastRenderedPageBreak/>
+        <w:t>result/gw.geneanet.org.danielr13.lang=fr.n=</w:t>
+      </w:r>
+      <w:proofErr w:type="gramStart"/>
+      <w:r>
+        <w:rPr>
+          <w:rFonts w:ascii="Lucida Console" w:hAnsi="Lucida Console" w:cs="Lucida Console"/>
+          <w:kern w:val="0"/>
+          <w:sz w:val="18"/>
+          <w:szCs w:val="18"/>
+        </w:rPr>
+        <w:t>nicolas.oc=0.p</w:t>
+      </w:r>
+      <w:proofErr w:type="gramEnd"/>
+      <w:r>
+        <w:rPr>
+          <w:rFonts w:ascii="Lucida Console" w:hAnsi="Lucida Console" w:cs="Lucida Console"/>
+          <w:kern w:val="0"/>
+          <w:sz w:val="18"/>
+          <w:szCs w:val="18"/>
+        </w:rPr>
+        <w:t>=etienne+henri.log:[geneanet] DEBUG: Generation 9, sosa 428 : Jean LAMOUROUX : événement contrat de mariage 'Contrat de mariage (avec Magdeleine PERRIER)' : date='29 août 1666', place='Vallabrègues (30336)', notes='None', source='None'</w:t>
+      </w:r>
+    </w:p>
+    <w:p>
+      <w:pPr>
+        <w:rPr>
+          <w:rFonts w:cs="Arial"/>
+        </w:rPr>
+      </w:pPr>
+      <w:proofErr w:type="gramStart"/>
+      <w:r>
+        <w:rPr>
+          <w:rFonts w:cs="Arial"/>
+        </w:rPr>
+        <w:t>traités</w:t>
+      </w:r>
+      <w:proofErr w:type="gramEnd"/>
+      <w:r>
+        <w:rPr>
+          <w:rFonts w:cs="Arial"/>
+        </w:rPr>
+        <w:t xml:space="preserve"> par note @todo</w:t>
+      </w:r>
+    </w:p>
+    <w:p>
+      <w:pPr>
+        <w:rPr>
+          <w:rFonts w:cs="Arial"/>
+        </w:rPr>
+      </w:pPr>
+    </w:p>
+    <w:p>
+      <w:pPr>
+        <w:rPr>
+          <w:rFonts w:cs="Arial"/>
+        </w:rPr>
+      </w:pPr>
+    </w:p>
     <w:p/>
     <w:sectPr>
-      <w:headerReference w:type="default" r:id="rId55"/>
+      <w:headerReference w:type="default" r:id="rId60"/>
       <w:pgSz w:w="16838" w:h="11906" w:orient="landscape"/>
       <w:pgMar w:top="1080" w:right="1440" w:bottom="1080" w:left="1440" w:header="708" w:footer="708" w:gutter="0"/>
       <w:cols w:space="708"/>
@@ -3822,7 +3597,7 @@
       <w:rPr>
         <w:noProof/>
       </w:rPr>
-      <w:t>17/08/2023</w:t>
+      <w:t>18/08/2023</w:t>
     </w:r>
     <w:r>
       <w:fldChar w:fldCharType="end"/>

--- a/doc/NotesNRa6_vérifications_et_cas_particuliers.docx
+++ b/doc/NotesNRa6_vérifications_et_cas_particuliers.docx
@@ -100,7 +100,31 @@
       </w:r>
       <w:proofErr w:type="gramEnd"/>
       <w:r>
-        <w:t xml:space="preserve"> id="person-title" class="row clearfix"&gt;</w:t>
+        <w:t xml:space="preserve"> id="</w:t>
+      </w:r>
+      <w:proofErr w:type="spellStart"/>
+      <w:r>
+        <w:t>person-title</w:t>
+      </w:r>
+      <w:proofErr w:type="spellEnd"/>
+      <w:r>
+        <w:t>" class="</w:t>
+      </w:r>
+      <w:proofErr w:type="spellStart"/>
+      <w:r>
+        <w:t>row</w:t>
+      </w:r>
+      <w:proofErr w:type="spellEnd"/>
+      <w:r>
+        <w:t xml:space="preserve"> </w:t>
+      </w:r>
+      <w:proofErr w:type="spellStart"/>
+      <w:r>
+        <w:t>clearfix</w:t>
+      </w:r>
+      <w:proofErr w:type="spellEnd"/>
+      <w:r>
+        <w:t>"&gt;</w:t>
       </w:r>
     </w:p>
     <w:p>
@@ -116,7 +140,15 @@
       </w:r>
       <w:proofErr w:type="gramEnd"/>
       <w:r>
-        <w:t xml:space="preserve"> class="columns"&gt;</w:t>
+        <w:t xml:space="preserve"> class="</w:t>
+      </w:r>
+      <w:proofErr w:type="spellStart"/>
+      <w:r>
+        <w:t>columns</w:t>
+      </w:r>
+      <w:proofErr w:type="spellEnd"/>
+      <w:r>
+        <w:t>"&gt;</w:t>
       </w:r>
     </w:p>
     <w:p>
@@ -132,7 +164,23 @@
       </w:r>
       <w:proofErr w:type="gramEnd"/>
       <w:r>
-        <w:t>1 class="with_tabs name"&gt;</w:t>
+        <w:t>1 class="</w:t>
+      </w:r>
+      <w:proofErr w:type="spellStart"/>
+      <w:r>
+        <w:t>with_tabs</w:t>
+      </w:r>
+      <w:proofErr w:type="spellEnd"/>
+      <w:r>
+        <w:t xml:space="preserve"> </w:t>
+      </w:r>
+      <w:proofErr w:type="spellStart"/>
+      <w:r>
+        <w:t>name</w:t>
+      </w:r>
+      <w:proofErr w:type="spellEnd"/>
+      <w:r>
+        <w:t>"&gt;</w:t>
       </w:r>
     </w:p>
     <w:p>
@@ -142,13 +190,31 @@
       <w:r>
         <w:t>&lt;</w:t>
       </w:r>
+      <w:proofErr w:type="spellStart"/>
       <w:proofErr w:type="gramStart"/>
       <w:r>
         <w:t>img</w:t>
       </w:r>
-      <w:proofErr w:type="gramEnd"/>
-      <w:r>
-        <w:t xml:space="preserve"> src="images/male.png" alt="H" title="H"&gt;&amp;nbsp;</w:t>
+      <w:proofErr w:type="spellEnd"/>
+      <w:proofErr w:type="gramEnd"/>
+      <w:r>
+        <w:t xml:space="preserve"> src="images/male.png" alt="H" </w:t>
+      </w:r>
+      <w:proofErr w:type="spellStart"/>
+      <w:r>
+        <w:t>title</w:t>
+      </w:r>
+      <w:proofErr w:type="spellEnd"/>
+      <w:r>
+        <w:t>="H"&gt;&amp;</w:t>
+      </w:r>
+      <w:proofErr w:type="spellStart"/>
+      <w:r>
+        <w:t>nbsp</w:t>
+      </w:r>
+      <w:proofErr w:type="spellEnd"/>
+      <w:r>
+        <w:t>;</w:t>
       </w:r>
     </w:p>
     <w:p>
@@ -164,7 +230,23 @@
       </w:r>
       <w:proofErr w:type="gramEnd"/>
       <w:r>
-        <w:t xml:space="preserve"> href="danielr13?lang=fr&amp;m=P&amp;v=pierre"&gt;Pierre&lt;/a&gt;</w:t>
+        <w:t xml:space="preserve"> href="danielr13?lang=</w:t>
+      </w:r>
+      <w:proofErr w:type="spellStart"/>
+      <w:r>
+        <w:t>fr&amp;m</w:t>
+      </w:r>
+      <w:proofErr w:type="spellEnd"/>
+      <w:r>
+        <w:t>=</w:t>
+      </w:r>
+      <w:proofErr w:type="spellStart"/>
+      <w:r>
+        <w:t>P&amp;v</w:t>
+      </w:r>
+      <w:proofErr w:type="spellEnd"/>
+      <w:r>
+        <w:t>=pierre"&gt;Pierre&lt;/a&gt;</w:t>
       </w:r>
     </w:p>
     <w:p>
@@ -180,7 +262,31 @@
       </w:r>
       <w:proofErr w:type="gramEnd"/>
       <w:r>
-        <w:t xml:space="preserve"> href="danielr13?lang=fr&amp;m=N&amp;v=nicolas"&gt;NICOLAS&lt;/a&gt;</w:t>
+        <w:t xml:space="preserve"> href="danielr13?lang=</w:t>
+      </w:r>
+      <w:proofErr w:type="spellStart"/>
+      <w:r>
+        <w:t>fr&amp;m</w:t>
+      </w:r>
+      <w:proofErr w:type="spellEnd"/>
+      <w:r>
+        <w:t>=</w:t>
+      </w:r>
+      <w:proofErr w:type="spellStart"/>
+      <w:r>
+        <w:t>N&amp;v</w:t>
+      </w:r>
+      <w:proofErr w:type="spellEnd"/>
+      <w:r>
+        <w:t>=</w:t>
+      </w:r>
+      <w:proofErr w:type="spellStart"/>
+      <w:r>
+        <w:t>nicolas</w:t>
+      </w:r>
+      <w:proofErr w:type="spellEnd"/>
+      <w:r>
+        <w:t>"&gt;NICOLAS&lt;/a&gt;</w:t>
       </w:r>
     </w:p>
     <w:p>
@@ -204,7 +310,15 @@
       </w:r>
       <w:proofErr w:type="gramEnd"/>
       <w:r>
-        <w:t xml:space="preserve"> class="action-buttons not-printable"&gt;</w:t>
+        <w:t xml:space="preserve"> class="action-buttons not-</w:t>
+      </w:r>
+      <w:proofErr w:type="spellStart"/>
+      <w:r>
+        <w:t>printable</w:t>
+      </w:r>
+      <w:proofErr w:type="spellEnd"/>
+      <w:r>
+        <w:t>"&gt;</w:t>
       </w:r>
     </w:p>
     <w:p>
@@ -243,13 +357,23 @@
       <w:r>
         <w:t>&lt;</w:t>
       </w:r>
+      <w:proofErr w:type="spellStart"/>
       <w:proofErr w:type="gramStart"/>
       <w:r>
         <w:t>em</w:t>
       </w:r>
-      <w:proofErr w:type="gramEnd"/>
-      <w:r>
-        <w:t>&gt;(Pierre Jean Baptiste NICOLAS)&lt;/em&gt;</w:t>
+      <w:proofErr w:type="spellEnd"/>
+      <w:proofErr w:type="gramEnd"/>
+      <w:r>
+        <w:t>&gt;(Pierre Jean Baptiste NICOLAS)&lt;/</w:t>
+      </w:r>
+      <w:proofErr w:type="spellStart"/>
+      <w:r>
+        <w:t>em</w:t>
+      </w:r>
+      <w:proofErr w:type="spellEnd"/>
+      <w:r>
+        <w:t>&gt;</w:t>
       </w:r>
     </w:p>
     <w:p>
@@ -259,13 +383,39 @@
       <w:r>
         <w:t>&lt;</w:t>
       </w:r>
+      <w:proofErr w:type="spellStart"/>
       <w:proofErr w:type="gramStart"/>
       <w:r>
         <w:t>br</w:t>
       </w:r>
-      <w:proofErr w:type="gramEnd"/>
-      <w:r>
-        <w:t>&gt;&lt;br class="separateur"&gt;&lt;br &gt;</w:t>
+      <w:proofErr w:type="spellEnd"/>
+      <w:proofErr w:type="gramEnd"/>
+      <w:r>
+        <w:t>&gt;&lt;</w:t>
+      </w:r>
+      <w:proofErr w:type="spellStart"/>
+      <w:r>
+        <w:t>br</w:t>
+      </w:r>
+      <w:proofErr w:type="spellEnd"/>
+      <w:r>
+        <w:t xml:space="preserve"> class="</w:t>
+      </w:r>
+      <w:proofErr w:type="spellStart"/>
+      <w:r>
+        <w:t>separateur</w:t>
+      </w:r>
+      <w:proofErr w:type="spellEnd"/>
+      <w:r>
+        <w:t>"&gt;&lt;</w:t>
+      </w:r>
+      <w:proofErr w:type="spellStart"/>
+      <w:r>
+        <w:t>br</w:t>
+      </w:r>
+      <w:proofErr w:type="spellEnd"/>
+      <w:r>
+        <w:t xml:space="preserve"> &gt;</w:t>
       </w:r>
     </w:p>
     <w:p>
@@ -275,10 +425,12 @@
       <w:r>
         <w:t>&lt;</w:t>
       </w:r>
+      <w:proofErr w:type="spellStart"/>
       <w:proofErr w:type="gramStart"/>
       <w:r>
         <w:t>ul</w:t>
       </w:r>
+      <w:proofErr w:type="spellEnd"/>
       <w:proofErr w:type="gramEnd"/>
       <w:r>
         <w:t>&gt;</w:t>
@@ -350,7 +502,15 @@
         <w:pStyle w:val="Listing"/>
       </w:pPr>
       <w:r>
-        <w:t>&lt;/ul&gt;</w:t>
+        <w:t>&lt;/</w:t>
+      </w:r>
+      <w:proofErr w:type="spellStart"/>
+      <w:r>
+        <w:t>ul</w:t>
+      </w:r>
+      <w:proofErr w:type="spellEnd"/>
+      <w:r>
+        <w:t>&gt;</w:t>
       </w:r>
     </w:p>
     <w:p/>
@@ -432,7 +592,31 @@
       </w:r>
       <w:proofErr w:type="gramEnd"/>
       <w:r>
-        <w:t xml:space="preserve"> id="person-title" class="row clearfix"&gt;</w:t>
+        <w:t xml:space="preserve"> id="</w:t>
+      </w:r>
+      <w:proofErr w:type="spellStart"/>
+      <w:r>
+        <w:t>person-title</w:t>
+      </w:r>
+      <w:proofErr w:type="spellEnd"/>
+      <w:r>
+        <w:t>" class="</w:t>
+      </w:r>
+      <w:proofErr w:type="spellStart"/>
+      <w:r>
+        <w:t>row</w:t>
+      </w:r>
+      <w:proofErr w:type="spellEnd"/>
+      <w:r>
+        <w:t xml:space="preserve"> </w:t>
+      </w:r>
+      <w:proofErr w:type="spellStart"/>
+      <w:r>
+        <w:t>clearfix</w:t>
+      </w:r>
+      <w:proofErr w:type="spellEnd"/>
+      <w:r>
+        <w:t>"&gt;</w:t>
       </w:r>
     </w:p>
     <w:p>
@@ -448,7 +632,15 @@
       </w:r>
       <w:proofErr w:type="gramEnd"/>
       <w:r>
-        <w:t xml:space="preserve"> class="columns"&gt;</w:t>
+        <w:t xml:space="preserve"> class="</w:t>
+      </w:r>
+      <w:proofErr w:type="spellStart"/>
+      <w:r>
+        <w:t>columns</w:t>
+      </w:r>
+      <w:proofErr w:type="spellEnd"/>
+      <w:r>
+        <w:t>"&gt;</w:t>
       </w:r>
     </w:p>
     <w:p>
@@ -464,7 +656,23 @@
       </w:r>
       <w:proofErr w:type="gramEnd"/>
       <w:r>
-        <w:t>1 class="with_tabs name"&gt;</w:t>
+        <w:t>1 class="</w:t>
+      </w:r>
+      <w:proofErr w:type="spellStart"/>
+      <w:r>
+        <w:t>with_tabs</w:t>
+      </w:r>
+      <w:proofErr w:type="spellEnd"/>
+      <w:r>
+        <w:t xml:space="preserve"> </w:t>
+      </w:r>
+      <w:proofErr w:type="spellStart"/>
+      <w:r>
+        <w:t>name</w:t>
+      </w:r>
+      <w:proofErr w:type="spellEnd"/>
+      <w:r>
+        <w:t>"&gt;</w:t>
       </w:r>
     </w:p>
     <w:p>
@@ -474,13 +682,31 @@
       <w:r>
         <w:t>&lt;</w:t>
       </w:r>
+      <w:proofErr w:type="spellStart"/>
       <w:proofErr w:type="gramStart"/>
       <w:r>
         <w:t>img</w:t>
       </w:r>
-      <w:proofErr w:type="gramEnd"/>
-      <w:r>
-        <w:t xml:space="preserve"> src="images/male.png" alt="H" title="H"&gt;&amp;nbsp;</w:t>
+      <w:proofErr w:type="spellEnd"/>
+      <w:proofErr w:type="gramEnd"/>
+      <w:r>
+        <w:t xml:space="preserve"> src="images/male.png" alt="H" </w:t>
+      </w:r>
+      <w:proofErr w:type="spellStart"/>
+      <w:r>
+        <w:t>title</w:t>
+      </w:r>
+      <w:proofErr w:type="spellEnd"/>
+      <w:r>
+        <w:t>="H"&gt;&amp;</w:t>
+      </w:r>
+      <w:proofErr w:type="spellStart"/>
+      <w:r>
+        <w:t>nbsp</w:t>
+      </w:r>
+      <w:proofErr w:type="spellEnd"/>
+      <w:r>
+        <w:t>;</w:t>
       </w:r>
     </w:p>
     <w:p>
@@ -496,7 +722,31 @@
       </w:r>
       <w:proofErr w:type="gramEnd"/>
       <w:r>
-        <w:t xml:space="preserve"> href="danielr13?lang=fr&amp;m=P&amp;v=marcellin"&gt;Marcellin&lt;/a&gt;</w:t>
+        <w:t xml:space="preserve"> href="danielr13?lang=</w:t>
+      </w:r>
+      <w:proofErr w:type="spellStart"/>
+      <w:r>
+        <w:t>fr&amp;m</w:t>
+      </w:r>
+      <w:proofErr w:type="spellEnd"/>
+      <w:r>
+        <w:t>=</w:t>
+      </w:r>
+      <w:proofErr w:type="spellStart"/>
+      <w:r>
+        <w:t>P&amp;v</w:t>
+      </w:r>
+      <w:proofErr w:type="spellEnd"/>
+      <w:r>
+        <w:t>=</w:t>
+      </w:r>
+      <w:proofErr w:type="spellStart"/>
+      <w:r>
+        <w:t>marcellin</w:t>
+      </w:r>
+      <w:proofErr w:type="spellEnd"/>
+      <w:r>
+        <w:t>"&gt;Marcellin&lt;/a&gt;</w:t>
       </w:r>
     </w:p>
     <w:p>
@@ -512,7 +762,23 @@
       </w:r>
       <w:proofErr w:type="gramEnd"/>
       <w:r>
-        <w:t xml:space="preserve"> href="danielr13?lang=fr&amp;m=N&amp;v=gilles"&gt;GILLES&lt;/a&gt;</w:t>
+        <w:t xml:space="preserve"> href="danielr13?lang=</w:t>
+      </w:r>
+      <w:proofErr w:type="spellStart"/>
+      <w:r>
+        <w:t>fr&amp;m</w:t>
+      </w:r>
+      <w:proofErr w:type="spellEnd"/>
+      <w:r>
+        <w:t>=</w:t>
+      </w:r>
+      <w:proofErr w:type="spellStart"/>
+      <w:r>
+        <w:t>N&amp;v</w:t>
+      </w:r>
+      <w:proofErr w:type="spellEnd"/>
+      <w:r>
+        <w:t>=gilles"&gt;GILLES&lt;/a&gt;</w:t>
       </w:r>
     </w:p>
     <w:p>
@@ -536,7 +802,15 @@
       </w:r>
       <w:proofErr w:type="gramEnd"/>
       <w:r>
-        <w:t xml:space="preserve"> class="action-buttons not-printable"&gt;</w:t>
+        <w:t xml:space="preserve"> class="action-buttons not-</w:t>
+      </w:r>
+      <w:proofErr w:type="spellStart"/>
+      <w:r>
+        <w:t>printable</w:t>
+      </w:r>
+      <w:proofErr w:type="spellEnd"/>
+      <w:r>
+        <w:t>"&gt;</w:t>
       </w:r>
     </w:p>
     <w:p>
@@ -578,6 +852,7 @@
         </w:rPr>
         <w:t>&lt;</w:t>
       </w:r>
+      <w:proofErr w:type="spellStart"/>
       <w:proofErr w:type="gramStart"/>
       <w:r>
         <w:rPr>
@@ -585,12 +860,27 @@
         </w:rPr>
         <w:t>em</w:t>
       </w:r>
+      <w:proofErr w:type="spellEnd"/>
       <w:proofErr w:type="gramEnd"/>
       <w:r>
         <w:rPr>
           <w:highlight w:val="yellow"/>
         </w:rPr>
-        <w:t>&gt;(né Maximin GILLES)&lt;/em&gt;</w:t>
+        <w:t>&gt;(né Maximin GILLES)&lt;/</w:t>
+      </w:r>
+      <w:proofErr w:type="spellStart"/>
+      <w:r>
+        <w:rPr>
+          <w:highlight w:val="yellow"/>
+        </w:rPr>
+        <w:t>em</w:t>
+      </w:r>
+      <w:proofErr w:type="spellEnd"/>
+      <w:r>
+        <w:rPr>
+          <w:highlight w:val="yellow"/>
+        </w:rPr>
+        <w:t>&gt;</w:t>
       </w:r>
     </w:p>
     <w:p>
@@ -600,13 +890,39 @@
       <w:r>
         <w:t>&lt;</w:t>
       </w:r>
+      <w:proofErr w:type="spellStart"/>
       <w:proofErr w:type="gramStart"/>
       <w:r>
         <w:t>br</w:t>
       </w:r>
-      <w:proofErr w:type="gramEnd"/>
-      <w:r>
-        <w:t>&gt;&lt;br class="separateur"&gt;&lt;br &gt;</w:t>
+      <w:proofErr w:type="spellEnd"/>
+      <w:proofErr w:type="gramEnd"/>
+      <w:r>
+        <w:t>&gt;&lt;</w:t>
+      </w:r>
+      <w:proofErr w:type="spellStart"/>
+      <w:r>
+        <w:t>br</w:t>
+      </w:r>
+      <w:proofErr w:type="spellEnd"/>
+      <w:r>
+        <w:t xml:space="preserve"> class="</w:t>
+      </w:r>
+      <w:proofErr w:type="spellStart"/>
+      <w:r>
+        <w:t>separateur</w:t>
+      </w:r>
+      <w:proofErr w:type="spellEnd"/>
+      <w:r>
+        <w:t>"&gt;&lt;</w:t>
+      </w:r>
+      <w:proofErr w:type="spellStart"/>
+      <w:r>
+        <w:t>br</w:t>
+      </w:r>
+      <w:proofErr w:type="spellEnd"/>
+      <w:r>
+        <w:t xml:space="preserve"> &gt;</w:t>
       </w:r>
     </w:p>
     <w:p>
@@ -616,10 +932,12 @@
       <w:r>
         <w:t>&lt;</w:t>
       </w:r>
+      <w:proofErr w:type="spellStart"/>
       <w:proofErr w:type="gramStart"/>
       <w:r>
         <w:t>ul</w:t>
       </w:r>
+      <w:proofErr w:type="spellEnd"/>
       <w:proofErr w:type="gramEnd"/>
       <w:r>
         <w:t>&gt;</w:t>
@@ -675,7 +993,15 @@
         <w:pStyle w:val="Listing"/>
       </w:pPr>
       <w:r>
-        <w:t>&lt;/ul&gt;</w:t>
+        <w:t>&lt;/</w:t>
+      </w:r>
+      <w:proofErr w:type="spellStart"/>
+      <w:r>
+        <w:t>ul</w:t>
+      </w:r>
+      <w:proofErr w:type="spellEnd"/>
+      <w:r>
+        <w:t>&gt;</w:t>
       </w:r>
     </w:p>
     <w:p/>
@@ -758,7 +1084,31 @@
       </w:r>
       <w:proofErr w:type="gramEnd"/>
       <w:r>
-        <w:t xml:space="preserve"> id="person-title" class="row clearfix"&gt;</w:t>
+        <w:t xml:space="preserve"> id="</w:t>
+      </w:r>
+      <w:proofErr w:type="spellStart"/>
+      <w:r>
+        <w:t>person-title</w:t>
+      </w:r>
+      <w:proofErr w:type="spellEnd"/>
+      <w:r>
+        <w:t>" class="</w:t>
+      </w:r>
+      <w:proofErr w:type="spellStart"/>
+      <w:r>
+        <w:t>row</w:t>
+      </w:r>
+      <w:proofErr w:type="spellEnd"/>
+      <w:r>
+        <w:t xml:space="preserve"> </w:t>
+      </w:r>
+      <w:proofErr w:type="spellStart"/>
+      <w:r>
+        <w:t>clearfix</w:t>
+      </w:r>
+      <w:proofErr w:type="spellEnd"/>
+      <w:r>
+        <w:t>"&gt;</w:t>
       </w:r>
     </w:p>
     <w:p>
@@ -774,7 +1124,15 @@
       </w:r>
       <w:proofErr w:type="gramEnd"/>
       <w:r>
-        <w:t xml:space="preserve"> class="columns"&gt;</w:t>
+        <w:t xml:space="preserve"> class="</w:t>
+      </w:r>
+      <w:proofErr w:type="spellStart"/>
+      <w:r>
+        <w:t>columns</w:t>
+      </w:r>
+      <w:proofErr w:type="spellEnd"/>
+      <w:r>
+        <w:t>"&gt;</w:t>
       </w:r>
     </w:p>
     <w:p>
@@ -790,7 +1148,23 @@
       </w:r>
       <w:proofErr w:type="gramEnd"/>
       <w:r>
-        <w:t>1 class="with_tabs name"&gt;</w:t>
+        <w:t>1 class="</w:t>
+      </w:r>
+      <w:proofErr w:type="spellStart"/>
+      <w:r>
+        <w:t>with_tabs</w:t>
+      </w:r>
+      <w:proofErr w:type="spellEnd"/>
+      <w:r>
+        <w:t xml:space="preserve"> </w:t>
+      </w:r>
+      <w:proofErr w:type="spellStart"/>
+      <w:r>
+        <w:t>name</w:t>
+      </w:r>
+      <w:proofErr w:type="spellEnd"/>
+      <w:r>
+        <w:t>"&gt;</w:t>
       </w:r>
     </w:p>
     <w:p>
@@ -800,13 +1174,31 @@
       <w:r>
         <w:t>&lt;</w:t>
       </w:r>
+      <w:proofErr w:type="spellStart"/>
       <w:proofErr w:type="gramStart"/>
       <w:r>
         <w:t>img</w:t>
       </w:r>
-      <w:proofErr w:type="gramEnd"/>
-      <w:r>
-        <w:t xml:space="preserve"> src="images/male.png" alt="H" title="H"&gt;&amp;nbsp;</w:t>
+      <w:proofErr w:type="spellEnd"/>
+      <w:proofErr w:type="gramEnd"/>
+      <w:r>
+        <w:t xml:space="preserve"> src="images/male.png" alt="H" </w:t>
+      </w:r>
+      <w:proofErr w:type="spellStart"/>
+      <w:r>
+        <w:t>title</w:t>
+      </w:r>
+      <w:proofErr w:type="spellEnd"/>
+      <w:r>
+        <w:t>="H"&gt;&amp;</w:t>
+      </w:r>
+      <w:proofErr w:type="spellStart"/>
+      <w:r>
+        <w:t>nbsp</w:t>
+      </w:r>
+      <w:proofErr w:type="spellEnd"/>
+      <w:r>
+        <w:t>;</w:t>
       </w:r>
     </w:p>
     <w:p>
@@ -822,7 +1214,23 @@
       </w:r>
       <w:proofErr w:type="gramEnd"/>
       <w:r>
-        <w:t xml:space="preserve"> href="danielr13?lang=fr&amp;m=P&amp;v=jean"&gt;Jean&lt;/a&gt;</w:t>
+        <w:t xml:space="preserve"> href="danielr13?lang=</w:t>
+      </w:r>
+      <w:proofErr w:type="spellStart"/>
+      <w:r>
+        <w:t>fr&amp;m</w:t>
+      </w:r>
+      <w:proofErr w:type="spellEnd"/>
+      <w:r>
+        <w:t>=</w:t>
+      </w:r>
+      <w:proofErr w:type="spellStart"/>
+      <w:r>
+        <w:t>P&amp;v</w:t>
+      </w:r>
+      <w:proofErr w:type="spellEnd"/>
+      <w:r>
+        <w:t>=jean"&gt;Jean&lt;/a&gt;</w:t>
       </w:r>
     </w:p>
     <w:p>
@@ -838,7 +1246,31 @@
       </w:r>
       <w:proofErr w:type="gramEnd"/>
       <w:r>
-        <w:t xml:space="preserve"> href="danielr13?lang=fr&amp;m=N&amp;v=berlandier"&gt;BERLANDIER&lt;/a&gt;</w:t>
+        <w:t xml:space="preserve"> href="danielr13?lang=</w:t>
+      </w:r>
+      <w:proofErr w:type="spellStart"/>
+      <w:r>
+        <w:t>fr&amp;m</w:t>
+      </w:r>
+      <w:proofErr w:type="spellEnd"/>
+      <w:r>
+        <w:t>=</w:t>
+      </w:r>
+      <w:proofErr w:type="spellStart"/>
+      <w:r>
+        <w:t>N&amp;v</w:t>
+      </w:r>
+      <w:proofErr w:type="spellEnd"/>
+      <w:r>
+        <w:t>=</w:t>
+      </w:r>
+      <w:proofErr w:type="spellStart"/>
+      <w:r>
+        <w:t>berlandier</w:t>
+      </w:r>
+      <w:proofErr w:type="spellEnd"/>
+      <w:r>
+        <w:t>"&gt;BERLANDIER&lt;/a&gt;</w:t>
       </w:r>
     </w:p>
     <w:p>
@@ -862,7 +1294,15 @@
       </w:r>
       <w:proofErr w:type="gramEnd"/>
       <w:r>
-        <w:t xml:space="preserve"> class="action-buttons not-printable"&gt;</w:t>
+        <w:t xml:space="preserve"> class="action-buttons not-</w:t>
+      </w:r>
+      <w:proofErr w:type="spellStart"/>
+      <w:r>
+        <w:t>printable</w:t>
+      </w:r>
+      <w:proofErr w:type="spellEnd"/>
+      <w:r>
+        <w:t>"&gt;</w:t>
       </w:r>
     </w:p>
     <w:p>
@@ -904,6 +1344,7 @@
         </w:rPr>
         <w:t>&lt;</w:t>
       </w:r>
+      <w:proofErr w:type="spellStart"/>
       <w:proofErr w:type="gramStart"/>
       <w:r>
         <w:rPr>
@@ -911,12 +1352,27 @@
         </w:rPr>
         <w:t>em</w:t>
       </w:r>
+      <w:proofErr w:type="spellEnd"/>
       <w:proofErr w:type="gramEnd"/>
       <w:r>
         <w:rPr>
           <w:highlight w:val="yellow"/>
         </w:rPr>
-        <w:t>&gt;(Jean Michel BERLANDIER)&lt;/em&gt;</w:t>
+        <w:t>&gt;(Jean Michel BERLANDIER)&lt;/</w:t>
+      </w:r>
+      <w:proofErr w:type="spellStart"/>
+      <w:r>
+        <w:rPr>
+          <w:highlight w:val="yellow"/>
+        </w:rPr>
+        <w:t>em</w:t>
+      </w:r>
+      <w:proofErr w:type="spellEnd"/>
+      <w:r>
+        <w:rPr>
+          <w:highlight w:val="yellow"/>
+        </w:rPr>
+        <w:t>&gt;</w:t>
       </w:r>
     </w:p>
     <w:p>
@@ -926,13 +1382,39 @@
       <w:r>
         <w:t>&lt;</w:t>
       </w:r>
+      <w:proofErr w:type="spellStart"/>
       <w:proofErr w:type="gramStart"/>
       <w:r>
         <w:t>br</w:t>
       </w:r>
-      <w:proofErr w:type="gramEnd"/>
-      <w:r>
-        <w:t>&gt;&lt;br class="separateur"&gt;&lt;br &gt;</w:t>
+      <w:proofErr w:type="spellEnd"/>
+      <w:proofErr w:type="gramEnd"/>
+      <w:r>
+        <w:t>&gt;&lt;</w:t>
+      </w:r>
+      <w:proofErr w:type="spellStart"/>
+      <w:r>
+        <w:t>br</w:t>
+      </w:r>
+      <w:proofErr w:type="spellEnd"/>
+      <w:r>
+        <w:t xml:space="preserve"> class="</w:t>
+      </w:r>
+      <w:proofErr w:type="spellStart"/>
+      <w:r>
+        <w:t>separateur</w:t>
+      </w:r>
+      <w:proofErr w:type="spellEnd"/>
+      <w:r>
+        <w:t>"&gt;&lt;</w:t>
+      </w:r>
+      <w:proofErr w:type="spellStart"/>
+      <w:r>
+        <w:t>br</w:t>
+      </w:r>
+      <w:proofErr w:type="spellEnd"/>
+      <w:r>
+        <w:t xml:space="preserve"> &gt;</w:t>
       </w:r>
     </w:p>
     <w:p>
@@ -942,10 +1424,12 @@
       <w:r>
         <w:t>&lt;</w:t>
       </w:r>
+      <w:proofErr w:type="spellStart"/>
       <w:proofErr w:type="gramStart"/>
       <w:r>
         <w:t>ul</w:t>
       </w:r>
+      <w:proofErr w:type="spellEnd"/>
       <w:proofErr w:type="gramEnd"/>
       <w:r>
         <w:t>&gt;</w:t>
@@ -1017,7 +1501,15 @@
         <w:pStyle w:val="Listing"/>
       </w:pPr>
       <w:r>
-        <w:t>&lt;/ul&gt;</w:t>
+        <w:t>&lt;/</w:t>
+      </w:r>
+      <w:proofErr w:type="spellStart"/>
+      <w:r>
+        <w:t>ul</w:t>
+      </w:r>
+      <w:proofErr w:type="spellEnd"/>
+      <w:r>
+        <w:t>&gt;</w:t>
       </w:r>
     </w:p>
     <w:p/>
@@ -1914,6 +2406,331 @@
         </w:drawing>
       </w:r>
     </w:p>
+    <w:p>
+      <w:pPr>
+        <w:pStyle w:val="PrformatHTML"/>
+      </w:pPr>
+      <w:r>
+        <w:t>&lt;</w:t>
+      </w:r>
+      <w:r>
+        <w:rPr>
+          <w:rStyle w:val="start-tag"/>
+          <w:rFonts w:eastAsiaTheme="majorEastAsia"/>
+        </w:rPr>
+        <w:t>script</w:t>
+      </w:r>
+      <w:r>
+        <w:t xml:space="preserve"> </w:t>
+      </w:r>
+      <w:r>
+        <w:rPr>
+          <w:rStyle w:val="attribute-name"/>
+        </w:rPr>
+        <w:t>type</w:t>
+      </w:r>
+      <w:r>
+        <w:t xml:space="preserve">="text/javascript"&gt;GeneanetKeys.add('gntGeneweb.person.anomalies', [{"type":"possible_duplicate_fam","references":{"father1":{"n":"de brincat","p":"francesco","oc":17,"lastname":"de BRINCAT","firstname":"Francesco","index":"43632"},"mother1":{"n":"chetcuti","p":"domenica","oc":3,"lastname":"CHETCUTI","firstname":"Domenica","index":"43634"},"father2":{"n":"de </w:t>
+      </w:r>
+      <w:proofErr w:type="spellStart"/>
+      <w:r>
+        <w:t>brincat","p":"francesco","oc":17,"lastname":"de</w:t>
+      </w:r>
+      <w:proofErr w:type="spellEnd"/>
+      <w:r>
+        <w:t xml:space="preserve"> BRINCAT","firstname":"Francesco","index":"43632"},"mother2":{"n":"chetcuti","p":"domenica","oc":3,"lastname":"CHETCUTI","firstname":"Domenica","index":"43634"}}}]);&lt;/</w:t>
+      </w:r>
+      <w:r>
+        <w:rPr>
+          <w:rStyle w:val="end-tag"/>
+        </w:rPr>
+        <w:t>script</w:t>
+      </w:r>
+      <w:r>
+        <w:t>&gt;&lt;</w:t>
+      </w:r>
+      <w:r>
+        <w:rPr>
+          <w:rStyle w:val="start-tag"/>
+          <w:rFonts w:eastAsiaTheme="majorEastAsia"/>
+        </w:rPr>
+        <w:t>gw-individual-anomalies</w:t>
+      </w:r>
+      <w:r>
+        <w:t xml:space="preserve"> </w:t>
+      </w:r>
+      <w:r>
+        <w:rPr>
+          <w:rStyle w:val="attribute-name"/>
+        </w:rPr>
+        <w:t>class</w:t>
+      </w:r>
+      <w:r>
+        <w:t>="translate-</w:t>
+      </w:r>
+      <w:proofErr w:type="spellStart"/>
+      <w:r>
+        <w:t>cloak</w:t>
+      </w:r>
+      <w:proofErr w:type="spellEnd"/>
+      <w:r>
+        <w:t xml:space="preserve"> translate-</w:t>
+      </w:r>
+      <w:proofErr w:type="spellStart"/>
+      <w:r>
+        <w:t>cloak</w:t>
+      </w:r>
+      <w:proofErr w:type="spellEnd"/>
+      <w:r>
+        <w:t>-</w:t>
+      </w:r>
+      <w:proofErr w:type="spellStart"/>
+      <w:r>
+        <w:t>overload</w:t>
+      </w:r>
+      <w:proofErr w:type="spellEnd"/>
+      <w:r>
+        <w:t xml:space="preserve">" </w:t>
+      </w:r>
+      <w:proofErr w:type="spellStart"/>
+      <w:r>
+        <w:rPr>
+          <w:rStyle w:val="attribute-name"/>
+        </w:rPr>
+        <w:t>ng-cloak</w:t>
+      </w:r>
+      <w:proofErr w:type="spellEnd"/>
+      <w:r>
+        <w:t xml:space="preserve"> </w:t>
+      </w:r>
+      <w:r>
+        <w:rPr>
+          <w:rStyle w:val="attribute-name"/>
+        </w:rPr>
+        <w:t>translate-</w:t>
+      </w:r>
+      <w:proofErr w:type="spellStart"/>
+      <w:r>
+        <w:rPr>
+          <w:rStyle w:val="attribute-name"/>
+        </w:rPr>
+        <w:t>cloak</w:t>
+      </w:r>
+      <w:proofErr w:type="spellEnd"/>
+      <w:r>
+        <w:t>&gt;&lt;/</w:t>
+      </w:r>
+      <w:proofErr w:type="spellStart"/>
+      <w:r>
+        <w:rPr>
+          <w:rStyle w:val="end-tag"/>
+        </w:rPr>
+        <w:t>gw</w:t>
+      </w:r>
+      <w:proofErr w:type="spellEnd"/>
+      <w:r>
+        <w:rPr>
+          <w:rStyle w:val="end-tag"/>
+        </w:rPr>
+        <w:t>-</w:t>
+      </w:r>
+      <w:proofErr w:type="spellStart"/>
+      <w:r>
+        <w:rPr>
+          <w:rStyle w:val="end-tag"/>
+        </w:rPr>
+        <w:t>individual</w:t>
+      </w:r>
+      <w:proofErr w:type="spellEnd"/>
+      <w:r>
+        <w:rPr>
+          <w:rStyle w:val="end-tag"/>
+        </w:rPr>
+        <w:t>-anomalies</w:t>
+      </w:r>
+      <w:r>
+        <w:t>&gt;</w:t>
+      </w:r>
+    </w:p>
+    <w:p/>
+    <w:p/>
+    <w:p>
+      <w:proofErr w:type="gramStart"/>
+      <w:r>
+        <w:t>vs</w:t>
+      </w:r>
+      <w:proofErr w:type="gramEnd"/>
+      <w:r>
+        <w:t xml:space="preserve"> page « normale » :</w:t>
+      </w:r>
+    </w:p>
+    <w:p>
+      <w:pPr>
+        <w:pStyle w:val="PrformatHTML"/>
+      </w:pPr>
+      <w:r>
+        <w:t>&lt;</w:t>
+      </w:r>
+      <w:proofErr w:type="gramStart"/>
+      <w:r>
+        <w:rPr>
+          <w:rStyle w:val="start-tag"/>
+          <w:rFonts w:eastAsiaTheme="majorEastAsia"/>
+        </w:rPr>
+        <w:t>script</w:t>
+      </w:r>
+      <w:proofErr w:type="gramEnd"/>
+      <w:r>
+        <w:t xml:space="preserve"> </w:t>
+      </w:r>
+      <w:r>
+        <w:rPr>
+          <w:rStyle w:val="attribute-name"/>
+        </w:rPr>
+        <w:t>type</w:t>
+      </w:r>
+      <w:r>
+        <w:t>="text/javascript"&gt;GeneanetKeys.add('gntGeneweb.person.anomalies', []);&lt;/</w:t>
+      </w:r>
+      <w:r>
+        <w:rPr>
+          <w:rStyle w:val="end-tag"/>
+        </w:rPr>
+        <w:t>script</w:t>
+      </w:r>
+      <w:r>
+        <w:t>&gt;&lt;</w:t>
+      </w:r>
+      <w:proofErr w:type="spellStart"/>
+      <w:r>
+        <w:rPr>
+          <w:rStyle w:val="start-tag"/>
+          <w:rFonts w:eastAsiaTheme="majorEastAsia"/>
+        </w:rPr>
+        <w:t>gw</w:t>
+      </w:r>
+      <w:proofErr w:type="spellEnd"/>
+      <w:r>
+        <w:rPr>
+          <w:rStyle w:val="start-tag"/>
+          <w:rFonts w:eastAsiaTheme="majorEastAsia"/>
+        </w:rPr>
+        <w:t>-</w:t>
+      </w:r>
+      <w:proofErr w:type="spellStart"/>
+      <w:r>
+        <w:rPr>
+          <w:rStyle w:val="start-tag"/>
+          <w:rFonts w:eastAsiaTheme="majorEastAsia"/>
+        </w:rPr>
+        <w:t>individual</w:t>
+      </w:r>
+      <w:proofErr w:type="spellEnd"/>
+      <w:r>
+        <w:rPr>
+          <w:rStyle w:val="start-tag"/>
+          <w:rFonts w:eastAsiaTheme="majorEastAsia"/>
+        </w:rPr>
+        <w:t>-anomalies</w:t>
+      </w:r>
+      <w:r>
+        <w:t xml:space="preserve"> </w:t>
+      </w:r>
+      <w:r>
+        <w:rPr>
+          <w:rStyle w:val="attribute-name"/>
+        </w:rPr>
+        <w:t>class</w:t>
+      </w:r>
+      <w:r>
+        <w:t>="translate-</w:t>
+      </w:r>
+      <w:proofErr w:type="spellStart"/>
+      <w:r>
+        <w:t>cloak</w:t>
+      </w:r>
+      <w:proofErr w:type="spellEnd"/>
+      <w:r>
+        <w:t xml:space="preserve"> translate-</w:t>
+      </w:r>
+      <w:proofErr w:type="spellStart"/>
+      <w:r>
+        <w:t>cloak</w:t>
+      </w:r>
+      <w:proofErr w:type="spellEnd"/>
+      <w:r>
+        <w:t>-</w:t>
+      </w:r>
+      <w:proofErr w:type="spellStart"/>
+      <w:r>
+        <w:t>overload</w:t>
+      </w:r>
+      <w:proofErr w:type="spellEnd"/>
+      <w:r>
+        <w:t xml:space="preserve">" </w:t>
+      </w:r>
+      <w:proofErr w:type="spellStart"/>
+      <w:r>
+        <w:rPr>
+          <w:rStyle w:val="attribute-name"/>
+        </w:rPr>
+        <w:t>ng-cloak</w:t>
+      </w:r>
+      <w:proofErr w:type="spellEnd"/>
+      <w:r>
+        <w:t xml:space="preserve"> </w:t>
+      </w:r>
+      <w:r>
+        <w:rPr>
+          <w:rStyle w:val="attribute-name"/>
+        </w:rPr>
+        <w:t>translate-</w:t>
+      </w:r>
+      <w:proofErr w:type="spellStart"/>
+      <w:r>
+        <w:rPr>
+          <w:rStyle w:val="attribute-name"/>
+        </w:rPr>
+        <w:t>cloak</w:t>
+      </w:r>
+      <w:proofErr w:type="spellEnd"/>
+      <w:r>
+        <w:t>&gt;&lt;/</w:t>
+      </w:r>
+      <w:proofErr w:type="spellStart"/>
+      <w:r>
+        <w:rPr>
+          <w:rStyle w:val="end-tag"/>
+        </w:rPr>
+        <w:t>gw</w:t>
+      </w:r>
+      <w:proofErr w:type="spellEnd"/>
+      <w:r>
+        <w:rPr>
+          <w:rStyle w:val="end-tag"/>
+        </w:rPr>
+        <w:t>-</w:t>
+      </w:r>
+      <w:proofErr w:type="spellStart"/>
+      <w:r>
+        <w:rPr>
+          <w:rStyle w:val="end-tag"/>
+        </w:rPr>
+        <w:t>individual</w:t>
+      </w:r>
+      <w:proofErr w:type="spellEnd"/>
+      <w:r>
+        <w:rPr>
+          <w:rStyle w:val="end-tag"/>
+        </w:rPr>
+        <w:t>-anomalies</w:t>
+      </w:r>
+      <w:r>
+        <w:t>&gt;</w:t>
+      </w:r>
+    </w:p>
+    <w:p/>
+    <w:p/>
     <w:p/>
     <w:p>
       <w:r>
@@ -2149,6 +2966,7 @@
           <w:szCs w:val="18"/>
         </w:rPr>
       </w:pPr>
+      <w:proofErr w:type="spellStart"/>
       <w:proofErr w:type="gramStart"/>
       <w:r>
         <w:rPr>
@@ -2159,6 +2977,7 @@
         </w:rPr>
         <w:t>grep</w:t>
       </w:r>
+      <w:proofErr w:type="spellEnd"/>
       <w:proofErr w:type="gramEnd"/>
       <w:r>
         <w:rPr>
@@ -2167,7 +2986,27 @@
           <w:sz w:val="18"/>
           <w:szCs w:val="18"/>
         </w:rPr>
-        <w:t xml:space="preserve"> 'rubrique=' result/*.log</w:t>
+        <w:t xml:space="preserve"> 'rubrique=' </w:t>
+      </w:r>
+      <w:proofErr w:type="spellStart"/>
+      <w:r>
+        <w:rPr>
+          <w:rFonts w:ascii="Lucida Console" w:hAnsi="Lucida Console" w:cs="Lucida Console"/>
+          <w:kern w:val="0"/>
+          <w:sz w:val="18"/>
+          <w:szCs w:val="18"/>
+        </w:rPr>
+        <w:t>result</w:t>
+      </w:r>
+      <w:proofErr w:type="spellEnd"/>
+      <w:r>
+        <w:rPr>
+          <w:rFonts w:ascii="Lucida Console" w:hAnsi="Lucida Console" w:cs="Lucida Console"/>
+          <w:kern w:val="0"/>
+          <w:sz w:val="18"/>
+          <w:szCs w:val="18"/>
+        </w:rPr>
+        <w:t>/*.log</w:t>
       </w:r>
     </w:p>
     <w:p>
@@ -2183,7 +3022,23 @@
       </w:r>
       <w:proofErr w:type="gramEnd"/>
       <w:r>
-        <w:t>=brincat.oc=0.p=maria+anna.log:[geneanet] DEBUG: Generation 4, sosa 10 : Salvatore ATTARD : rubrique='Parents'</w:t>
+        <w:t xml:space="preserve">=brincat.oc=0.p=maria+anna.log:[geneanet] DEBUG: </w:t>
+      </w:r>
+      <w:proofErr w:type="spellStart"/>
+      <w:r>
+        <w:t>Generation</w:t>
+      </w:r>
+      <w:proofErr w:type="spellEnd"/>
+      <w:r>
+        <w:t xml:space="preserve"> 4, </w:t>
+      </w:r>
+      <w:proofErr w:type="spellStart"/>
+      <w:r>
+        <w:t>sosa</w:t>
+      </w:r>
+      <w:proofErr w:type="spellEnd"/>
+      <w:r>
+        <w:t xml:space="preserve"> 10 : Salvatore ATTARD : rubrique='Parents'</w:t>
       </w:r>
     </w:p>
     <w:p>
@@ -2199,7 +3054,23 @@
       </w:r>
       <w:proofErr w:type="gramEnd"/>
       <w:r>
-        <w:t>=brincat.oc=0.p=maria+anna.log:[geneanet] DEBUG: Generation 4, sosa 10 : Salvatore ATTARD : rubrique='Union(s), enfant(s)'</w:t>
+        <w:t xml:space="preserve">=brincat.oc=0.p=maria+anna.log:[geneanet] DEBUG: </w:t>
+      </w:r>
+      <w:proofErr w:type="spellStart"/>
+      <w:r>
+        <w:t>Generation</w:t>
+      </w:r>
+      <w:proofErr w:type="spellEnd"/>
+      <w:r>
+        <w:t xml:space="preserve"> 4, </w:t>
+      </w:r>
+      <w:proofErr w:type="spellStart"/>
+      <w:r>
+        <w:t>sosa</w:t>
+      </w:r>
+      <w:proofErr w:type="spellEnd"/>
+      <w:r>
+        <w:t xml:space="preserve"> 10 : Salvatore ATTARD : rubrique='Union(s), enfant(s)'</w:t>
       </w:r>
     </w:p>
     <w:p>
@@ -2215,7 +3086,23 @@
       </w:r>
       <w:proofErr w:type="gramEnd"/>
       <w:r>
-        <w:t xml:space="preserve">=brincat.oc=0.p=maria+anna.log:[geneanet] DEBUG: Generation 4, sosa 10 : Salvatore ATTARD : </w:t>
+        <w:t xml:space="preserve">=brincat.oc=0.p=maria+anna.log:[geneanet] DEBUG: </w:t>
+      </w:r>
+      <w:proofErr w:type="spellStart"/>
+      <w:r>
+        <w:t>Generation</w:t>
+      </w:r>
+      <w:proofErr w:type="spellEnd"/>
+      <w:r>
+        <w:t xml:space="preserve"> 4, </w:t>
+      </w:r>
+      <w:proofErr w:type="spellStart"/>
+      <w:r>
+        <w:t>sosa</w:t>
+      </w:r>
+      <w:proofErr w:type="spellEnd"/>
+      <w:r>
+        <w:t xml:space="preserve"> 10 : Salvatore ATTARD : </w:t>
       </w:r>
       <w:r>
         <w:rPr>
@@ -2229,7 +3116,6 @@
         <w:pStyle w:val="Listing"/>
       </w:pPr>
       <w:r>
-        <w:lastRenderedPageBreak/>
         <w:t>result/gw.geneanet.org.evechevaleyre.lang=</w:t>
       </w:r>
       <w:proofErr w:type="gramStart"/>
@@ -2238,7 +3124,23 @@
       </w:r>
       <w:proofErr w:type="gramEnd"/>
       <w:r>
-        <w:t xml:space="preserve">=brincat.oc=0.p=maria+anna.log:[geneanet] DEBUG: Generation 4, sosa 10 : Salvatore ATTARD : </w:t>
+        <w:t xml:space="preserve">=brincat.oc=0.p=maria+anna.log:[geneanet] DEBUG: </w:t>
+      </w:r>
+      <w:proofErr w:type="spellStart"/>
+      <w:r>
+        <w:t>Generation</w:t>
+      </w:r>
+      <w:proofErr w:type="spellEnd"/>
+      <w:r>
+        <w:t xml:space="preserve"> 4, </w:t>
+      </w:r>
+      <w:proofErr w:type="spellStart"/>
+      <w:r>
+        <w:t>sosa</w:t>
+      </w:r>
+      <w:proofErr w:type="spellEnd"/>
+      <w:r>
+        <w:t xml:space="preserve"> 10 : Salvatore ATTARD : </w:t>
       </w:r>
       <w:r>
         <w:rPr>
@@ -2260,7 +3162,31 @@
       </w:r>
       <w:proofErr w:type="gramEnd"/>
       <w:r>
-        <w:t>=brincat.oc=0.p=maria+anna.log:[geneanet] DEBUG: Generation 4, sosa 10 : Salvatore ATTARD : rubrique='Grands parents paternels, oncles et tantes'</w:t>
+        <w:t xml:space="preserve">=brincat.oc=0.p=maria+anna.log:[geneanet] DEBUG: </w:t>
+      </w:r>
+      <w:proofErr w:type="spellStart"/>
+      <w:r>
+        <w:t>Generation</w:t>
+      </w:r>
+      <w:proofErr w:type="spellEnd"/>
+      <w:r>
+        <w:t xml:space="preserve"> 4, </w:t>
+      </w:r>
+      <w:proofErr w:type="spellStart"/>
+      <w:r>
+        <w:t>sosa</w:t>
+      </w:r>
+      <w:proofErr w:type="spellEnd"/>
+      <w:r>
+        <w:t xml:space="preserve"> 10 : Salvatore ATTARD : rubrique='</w:t>
+      </w:r>
+      <w:proofErr w:type="spellStart"/>
+      <w:r>
+        <w:t>Grands parents</w:t>
+      </w:r>
+      <w:proofErr w:type="spellEnd"/>
+      <w:r>
+        <w:t xml:space="preserve"> paternels, oncles et tantes'</w:t>
       </w:r>
     </w:p>
     <w:p>
@@ -2276,7 +3202,31 @@
       </w:r>
       <w:proofErr w:type="gramEnd"/>
       <w:r>
-        <w:t>=brincat.oc=0.p=maria+anna.log:[geneanet] DEBUG: Generation 4, sosa 10 : Salvatore ATTARD : rubrique='Grands parents maternels, oncles et tantes'</w:t>
+        <w:t xml:space="preserve">=brincat.oc=0.p=maria+anna.log:[geneanet] DEBUG: </w:t>
+      </w:r>
+      <w:proofErr w:type="spellStart"/>
+      <w:r>
+        <w:t>Generation</w:t>
+      </w:r>
+      <w:proofErr w:type="spellEnd"/>
+      <w:r>
+        <w:t xml:space="preserve"> 4, </w:t>
+      </w:r>
+      <w:proofErr w:type="spellStart"/>
+      <w:r>
+        <w:t>sosa</w:t>
+      </w:r>
+      <w:proofErr w:type="spellEnd"/>
+      <w:r>
+        <w:t xml:space="preserve"> 10 : Salvatore ATTARD : rubrique='</w:t>
+      </w:r>
+      <w:proofErr w:type="spellStart"/>
+      <w:r>
+        <w:t>Grands parents</w:t>
+      </w:r>
+      <w:proofErr w:type="spellEnd"/>
+      <w:r>
+        <w:t xml:space="preserve"> maternels, oncles et tantes'</w:t>
       </w:r>
     </w:p>
     <w:p>
@@ -2292,7 +3242,23 @@
       </w:r>
       <w:proofErr w:type="gramEnd"/>
       <w:r>
-        <w:t>=brincat.oc=0.p=maria+anna.log:[geneanet] DEBUG: Generation 4, sosa 10 : Salvatore ATTARD : rubrique='Photos &amp; documents'</w:t>
+        <w:t xml:space="preserve">=brincat.oc=0.p=maria+anna.log:[geneanet] DEBUG: </w:t>
+      </w:r>
+      <w:proofErr w:type="spellStart"/>
+      <w:r>
+        <w:t>Generation</w:t>
+      </w:r>
+      <w:proofErr w:type="spellEnd"/>
+      <w:r>
+        <w:t xml:space="preserve"> 4, </w:t>
+      </w:r>
+      <w:proofErr w:type="spellStart"/>
+      <w:r>
+        <w:t>sosa</w:t>
+      </w:r>
+      <w:proofErr w:type="spellEnd"/>
+      <w:r>
+        <w:t xml:space="preserve"> 10 : Salvatore ATTARD : rubrique='Photos &amp; documents'</w:t>
       </w:r>
     </w:p>
     <w:p>
@@ -2308,7 +3274,23 @@
       </w:r>
       <w:proofErr w:type="gramEnd"/>
       <w:r>
-        <w:t>=brincat.oc=0.p=maria+anna.log:[geneanet] DEBUG: Generation 4, sosa 10 : Salvatore ATTARD : rubrique='Aperçu de l'arbre'</w:t>
+        <w:t xml:space="preserve">=brincat.oc=0.p=maria+anna.log:[geneanet] DEBUG: </w:t>
+      </w:r>
+      <w:proofErr w:type="spellStart"/>
+      <w:r>
+        <w:t>Generation</w:t>
+      </w:r>
+      <w:proofErr w:type="spellEnd"/>
+      <w:r>
+        <w:t xml:space="preserve"> 4, </w:t>
+      </w:r>
+      <w:proofErr w:type="spellStart"/>
+      <w:r>
+        <w:t>sosa</w:t>
+      </w:r>
+      <w:proofErr w:type="spellEnd"/>
+      <w:r>
+        <w:t xml:space="preserve"> 10 : Salvatore ATTARD : rubrique='Aperçu de l'arbre'</w:t>
       </w:r>
     </w:p>
     <w:p>
@@ -2397,6 +3379,7 @@
         </w:rPr>
         <w:t>&gt;&lt;</w:t>
       </w:r>
+      <w:proofErr w:type="spellStart"/>
       <w:r>
         <w:rPr>
           <w:rStyle w:val="start-tag"/>
@@ -2404,58 +3387,63 @@
         </w:rPr>
         <w:t>span</w:t>
       </w:r>
+      <w:proofErr w:type="spellEnd"/>
       <w:r>
         <w:rPr>
           <w:rStyle w:val="start-tag"/>
           <w:rFonts w:eastAsiaTheme="majorEastAsia"/>
         </w:rPr>
-        <w:t xml:space="preserve"> class="htitle"&gt;&amp;nbsp;&lt;/span&gt;&lt;</w:t>
-      </w:r>
+        <w:t xml:space="preserve"> class="</w:t>
+      </w:r>
+      <w:proofErr w:type="spellStart"/>
       <w:r>
         <w:rPr>
           <w:rStyle w:val="start-tag"/>
           <w:rFonts w:eastAsiaTheme="majorEastAsia"/>
         </w:rPr>
-        <w:t>span</w:t>
-      </w:r>
+        <w:t>htitle</w:t>
+      </w:r>
+      <w:proofErr w:type="spellEnd"/>
       <w:r>
         <w:rPr>
           <w:rStyle w:val="start-tag"/>
           <w:rFonts w:eastAsiaTheme="majorEastAsia"/>
         </w:rPr>
-        <w:t>&gt;Union(s), enfant(s)&lt;</w:t>
-      </w:r>
+        <w:t>"&gt;&amp;</w:t>
+      </w:r>
+      <w:proofErr w:type="spellStart"/>
       <w:r>
         <w:rPr>
           <w:rStyle w:val="start-tag"/>
           <w:rFonts w:eastAsiaTheme="majorEastAsia"/>
         </w:rPr>
-        <w:t>span</w:t>
-      </w:r>
+        <w:t>nbsp</w:t>
+      </w:r>
+      <w:proofErr w:type="spellEnd"/>
       <w:r>
         <w:rPr>
           <w:rStyle w:val="start-tag"/>
           <w:rFonts w:eastAsiaTheme="majorEastAsia"/>
         </w:rPr>
-        <w:t xml:space="preserve"> style="font-size: 90%"&gt;, petits-enfants&lt;/span&gt;</w:t>
-      </w:r>
-    </w:p>
-    <w:p>
-      <w:pPr>
-        <w:pStyle w:val="Listing"/>
+        <w:t>;&lt;/</w:t>
+      </w:r>
+      <w:proofErr w:type="spellStart"/>
+      <w:r>
         <w:rPr>
           <w:rStyle w:val="start-tag"/>
           <w:rFonts w:eastAsiaTheme="majorEastAsia"/>
         </w:rPr>
-      </w:pPr>
+        <w:t>span</w:t>
+      </w:r>
+      <w:proofErr w:type="spellEnd"/>
       <w:r>
         <w:rPr>
           <w:rStyle w:val="start-tag"/>
           <w:rFonts w:eastAsiaTheme="majorEastAsia"/>
         </w:rPr>
-        <w:t>&lt;</w:t>
-      </w:r>
-      <w:proofErr w:type="gramStart"/>
+        <w:t>&gt;&lt;</w:t>
+      </w:r>
+      <w:proofErr w:type="spellStart"/>
       <w:r>
         <w:rPr>
           <w:rStyle w:val="start-tag"/>
@@ -2463,29 +3451,127 @@
         </w:rPr>
         <w:t>span</w:t>
       </w:r>
-      <w:proofErr w:type="gramEnd"/>
+      <w:proofErr w:type="spellEnd"/>
       <w:r>
         <w:rPr>
           <w:rStyle w:val="start-tag"/>
           <w:rFonts w:eastAsiaTheme="majorEastAsia"/>
         </w:rPr>
-        <w:t xml:space="preserve"> style="font-size: 80%"&gt; et arrière-petits-enfants&lt;/span&gt;</w:t>
-      </w:r>
-    </w:p>
-    <w:p>
-      <w:pPr>
-        <w:pStyle w:val="Listing"/>
+        <w:t>&gt;Union(s), enfant(s)&lt;</w:t>
+      </w:r>
+      <w:proofErr w:type="spellStart"/>
+      <w:r>
         <w:rPr>
           <w:rStyle w:val="start-tag"/>
           <w:rFonts w:eastAsiaTheme="majorEastAsia"/>
         </w:rPr>
-      </w:pPr>
+        <w:t>span</w:t>
+      </w:r>
+      <w:proofErr w:type="spellEnd"/>
       <w:r>
         <w:rPr>
           <w:rStyle w:val="start-tag"/>
           <w:rFonts w:eastAsiaTheme="majorEastAsia"/>
         </w:rPr>
-        <w:t>&lt;/span&gt;&lt;/h2&gt;</w:t>
+        <w:t xml:space="preserve"> style="font-size: 90%"&gt;, petits-enfants&lt;/</w:t>
+      </w:r>
+      <w:proofErr w:type="spellStart"/>
+      <w:r>
+        <w:rPr>
+          <w:rStyle w:val="start-tag"/>
+          <w:rFonts w:eastAsiaTheme="majorEastAsia"/>
+        </w:rPr>
+        <w:t>span</w:t>
+      </w:r>
+      <w:proofErr w:type="spellEnd"/>
+      <w:r>
+        <w:rPr>
+          <w:rStyle w:val="start-tag"/>
+          <w:rFonts w:eastAsiaTheme="majorEastAsia"/>
+        </w:rPr>
+        <w:t>&gt;</w:t>
+      </w:r>
+    </w:p>
+    <w:p>
+      <w:pPr>
+        <w:pStyle w:val="Listing"/>
+        <w:rPr>
+          <w:rStyle w:val="start-tag"/>
+          <w:rFonts w:eastAsiaTheme="majorEastAsia"/>
+        </w:rPr>
+      </w:pPr>
+      <w:r>
+        <w:rPr>
+          <w:rStyle w:val="start-tag"/>
+          <w:rFonts w:eastAsiaTheme="majorEastAsia"/>
+        </w:rPr>
+        <w:t>&lt;</w:t>
+      </w:r>
+      <w:proofErr w:type="spellStart"/>
+      <w:proofErr w:type="gramStart"/>
+      <w:r>
+        <w:rPr>
+          <w:rStyle w:val="start-tag"/>
+          <w:rFonts w:eastAsiaTheme="majorEastAsia"/>
+        </w:rPr>
+        <w:t>span</w:t>
+      </w:r>
+      <w:proofErr w:type="spellEnd"/>
+      <w:proofErr w:type="gramEnd"/>
+      <w:r>
+        <w:rPr>
+          <w:rStyle w:val="start-tag"/>
+          <w:rFonts w:eastAsiaTheme="majorEastAsia"/>
+        </w:rPr>
+        <w:t xml:space="preserve"> style="font-size: 80%"&gt; et arrière-petits-enfants&lt;/</w:t>
+      </w:r>
+      <w:proofErr w:type="spellStart"/>
+      <w:r>
+        <w:rPr>
+          <w:rStyle w:val="start-tag"/>
+          <w:rFonts w:eastAsiaTheme="majorEastAsia"/>
+        </w:rPr>
+        <w:t>span</w:t>
+      </w:r>
+      <w:proofErr w:type="spellEnd"/>
+      <w:r>
+        <w:rPr>
+          <w:rStyle w:val="start-tag"/>
+          <w:rFonts w:eastAsiaTheme="majorEastAsia"/>
+        </w:rPr>
+        <w:t>&gt;</w:t>
+      </w:r>
+    </w:p>
+    <w:p>
+      <w:pPr>
+        <w:pStyle w:val="Listing"/>
+        <w:rPr>
+          <w:rStyle w:val="start-tag"/>
+          <w:rFonts w:eastAsiaTheme="majorEastAsia"/>
+        </w:rPr>
+      </w:pPr>
+      <w:r>
+        <w:rPr>
+          <w:rStyle w:val="start-tag"/>
+          <w:rFonts w:eastAsiaTheme="majorEastAsia"/>
+        </w:rPr>
+        <w:t>&lt;/</w:t>
+      </w:r>
+      <w:proofErr w:type="spellStart"/>
+      <w:r>
+        <w:rPr>
+          <w:rStyle w:val="start-tag"/>
+          <w:rFonts w:eastAsiaTheme="majorEastAsia"/>
+        </w:rPr>
+        <w:t>span</w:t>
+      </w:r>
+      <w:proofErr w:type="spellEnd"/>
+      <w:r>
+        <w:rPr>
+          <w:rStyle w:val="start-tag"/>
+          <w:rFonts w:eastAsiaTheme="majorEastAsia"/>
+        </w:rPr>
+        <w:t>&gt;&lt;/h2&gt;</w:t>
       </w:r>
     </w:p>
     <w:p/>
@@ -2506,6 +3592,7 @@
           <w:szCs w:val="18"/>
         </w:rPr>
       </w:pPr>
+      <w:proofErr w:type="spellStart"/>
       <w:proofErr w:type="gramStart"/>
       <w:r>
         <w:rPr>
@@ -2516,6 +3603,7 @@
         </w:rPr>
         <w:t>grep</w:t>
       </w:r>
+      <w:proofErr w:type="spellEnd"/>
       <w:proofErr w:type="gramEnd"/>
       <w:r>
         <w:rPr>
@@ -2524,21 +3612,19 @@
           <w:sz w:val="18"/>
           <w:szCs w:val="18"/>
         </w:rPr>
-        <w:t xml:space="preserve"> 'rubrique=' result/*.log | sed -e 's/.*rubrique=//g' | sort -u</w:t>
-      </w:r>
-    </w:p>
-    <w:p>
-      <w:pPr>
-        <w:autoSpaceDE w:val="0"/>
-        <w:autoSpaceDN w:val="0"/>
-        <w:adjustRightInd w:val="0"/>
+        <w:t xml:space="preserve"> 'rubrique=' </w:t>
+      </w:r>
+      <w:proofErr w:type="spellStart"/>
+      <w:r>
         <w:rPr>
           <w:rFonts w:ascii="Lucida Console" w:hAnsi="Lucida Console" w:cs="Lucida Console"/>
           <w:kern w:val="0"/>
           <w:sz w:val="18"/>
           <w:szCs w:val="18"/>
         </w:rPr>
-      </w:pPr>
+        <w:t>result</w:t>
+      </w:r>
+      <w:proofErr w:type="spellEnd"/>
       <w:r>
         <w:rPr>
           <w:rFonts w:ascii="Lucida Console" w:hAnsi="Lucida Console" w:cs="Lucida Console"/>
@@ -2546,21 +3632,19 @@
           <w:sz w:val="18"/>
           <w:szCs w:val="18"/>
         </w:rPr>
-        <w:t>'Aperçu de l'arbre'</w:t>
-      </w:r>
-    </w:p>
-    <w:p>
-      <w:pPr>
-        <w:autoSpaceDE w:val="0"/>
-        <w:autoSpaceDN w:val="0"/>
-        <w:adjustRightInd w:val="0"/>
+        <w:t xml:space="preserve">/*.log | </w:t>
+      </w:r>
+      <w:proofErr w:type="spellStart"/>
+      <w:r>
         <w:rPr>
           <w:rFonts w:ascii="Lucida Console" w:hAnsi="Lucida Console" w:cs="Lucida Console"/>
           <w:kern w:val="0"/>
           <w:sz w:val="18"/>
           <w:szCs w:val="18"/>
         </w:rPr>
-      </w:pPr>
+        <w:t>sed</w:t>
+      </w:r>
+      <w:proofErr w:type="spellEnd"/>
       <w:r>
         <w:rPr>
           <w:rFonts w:ascii="Lucida Console" w:hAnsi="Lucida Console" w:cs="Lucida Console"/>
@@ -2568,7 +3652,7 @@
           <w:sz w:val="18"/>
           <w:szCs w:val="18"/>
         </w:rPr>
-        <w:t>'Demi-frères et demi-sœurs'</w:t>
+        <w:t xml:space="preserve"> -e 's/.*rubrique=//g' -e "s/^'/\"/g" -e "s/'$/\",/g" | sort -u</w:t>
       </w:r>
     </w:p>
     <w:p>
@@ -2590,7 +3674,7 @@
           <w:sz w:val="18"/>
           <w:szCs w:val="18"/>
         </w:rPr>
-        <w:t>'Fratrie'</w:t>
+        <w:t>"Aperçu de l'arbre",</w:t>
       </w:r>
     </w:p>
     <w:p>
@@ -2612,7 +3696,7 @@
           <w:sz w:val="18"/>
           <w:szCs w:val="18"/>
         </w:rPr>
-        <w:t>'Grands parents maternels, oncles et tantes'</w:t>
+        <w:t>"Demi-frères et demi-sœurs",</w:t>
       </w:r>
     </w:p>
     <w:p>
@@ -2634,7 +3718,91 @@
           <w:sz w:val="18"/>
           <w:szCs w:val="18"/>
         </w:rPr>
-        <w:t>'Grands parents paternels, oncles et tantes'</w:t>
+        <w:t>"Fratrie",</w:t>
+      </w:r>
+    </w:p>
+    <w:p>
+      <w:pPr>
+        <w:autoSpaceDE w:val="0"/>
+        <w:autoSpaceDN w:val="0"/>
+        <w:adjustRightInd w:val="0"/>
+        <w:rPr>
+          <w:rFonts w:ascii="Lucida Console" w:hAnsi="Lucida Console" w:cs="Lucida Console"/>
+          <w:kern w:val="0"/>
+          <w:sz w:val="18"/>
+          <w:szCs w:val="18"/>
+        </w:rPr>
+      </w:pPr>
+      <w:r>
+        <w:rPr>
+          <w:rFonts w:ascii="Lucida Console" w:hAnsi="Lucida Console" w:cs="Lucida Console"/>
+          <w:kern w:val="0"/>
+          <w:sz w:val="18"/>
+          <w:szCs w:val="18"/>
+        </w:rPr>
+        <w:t>"</w:t>
+      </w:r>
+      <w:proofErr w:type="spellStart"/>
+      <w:r>
+        <w:rPr>
+          <w:rFonts w:ascii="Lucida Console" w:hAnsi="Lucida Console" w:cs="Lucida Console"/>
+          <w:kern w:val="0"/>
+          <w:sz w:val="18"/>
+          <w:szCs w:val="18"/>
+        </w:rPr>
+        <w:t>Grands parents</w:t>
+      </w:r>
+      <w:proofErr w:type="spellEnd"/>
+      <w:r>
+        <w:rPr>
+          <w:rFonts w:ascii="Lucida Console" w:hAnsi="Lucida Console" w:cs="Lucida Console"/>
+          <w:kern w:val="0"/>
+          <w:sz w:val="18"/>
+          <w:szCs w:val="18"/>
+        </w:rPr>
+        <w:t xml:space="preserve"> maternels, oncles et tantes",</w:t>
+      </w:r>
+    </w:p>
+    <w:p>
+      <w:pPr>
+        <w:autoSpaceDE w:val="0"/>
+        <w:autoSpaceDN w:val="0"/>
+        <w:adjustRightInd w:val="0"/>
+        <w:rPr>
+          <w:rFonts w:ascii="Lucida Console" w:hAnsi="Lucida Console" w:cs="Lucida Console"/>
+          <w:kern w:val="0"/>
+          <w:sz w:val="18"/>
+          <w:szCs w:val="18"/>
+        </w:rPr>
+      </w:pPr>
+      <w:r>
+        <w:rPr>
+          <w:rFonts w:ascii="Lucida Console" w:hAnsi="Lucida Console" w:cs="Lucida Console"/>
+          <w:kern w:val="0"/>
+          <w:sz w:val="18"/>
+          <w:szCs w:val="18"/>
+        </w:rPr>
+        <w:t>"</w:t>
+      </w:r>
+      <w:proofErr w:type="spellStart"/>
+      <w:r>
+        <w:rPr>
+          <w:rFonts w:ascii="Lucida Console" w:hAnsi="Lucida Console" w:cs="Lucida Console"/>
+          <w:kern w:val="0"/>
+          <w:sz w:val="18"/>
+          <w:szCs w:val="18"/>
+        </w:rPr>
+        <w:t>Grands parents</w:t>
+      </w:r>
+      <w:proofErr w:type="spellEnd"/>
+      <w:r>
+        <w:rPr>
+          <w:rFonts w:ascii="Lucida Console" w:hAnsi="Lucida Console" w:cs="Lucida Console"/>
+          <w:kern w:val="0"/>
+          <w:sz w:val="18"/>
+          <w:szCs w:val="18"/>
+        </w:rPr>
+        <w:t xml:space="preserve"> paternels, oncles et tantes",</w:t>
       </w:r>
     </w:p>
     <w:p>
@@ -2662,7 +3830,7 @@
           <w:sz w:val="18"/>
           <w:szCs w:val="18"/>
         </w:rPr>
-        <w:t>'Notes concernant l'union'</w:t>
+        <w:t>"Notes concernant l'union",</w:t>
       </w:r>
     </w:p>
     <w:p>
@@ -2684,7 +3852,7 @@
           <w:sz w:val="18"/>
           <w:szCs w:val="18"/>
         </w:rPr>
-        <w:t>'Notes'</w:t>
+        <w:t>"Notes",</w:t>
       </w:r>
     </w:p>
     <w:p>
@@ -2706,7 +3874,7 @@
           <w:sz w:val="18"/>
           <w:szCs w:val="18"/>
         </w:rPr>
-        <w:t>'Parents'</w:t>
+        <w:t>"Parents",</w:t>
       </w:r>
     </w:p>
     <w:p>
@@ -2728,7 +3896,7 @@
           <w:sz w:val="18"/>
           <w:szCs w:val="18"/>
         </w:rPr>
-        <w:t>'Photos &amp; documents'</w:t>
+        <w:t>"Photos &amp; documents",</w:t>
       </w:r>
     </w:p>
     <w:p>
@@ -2750,7 +3918,7 @@
           <w:sz w:val="18"/>
           <w:szCs w:val="18"/>
         </w:rPr>
-        <w:t>'Relations'</w:t>
+        <w:t>"Relations",</w:t>
       </w:r>
     </w:p>
     <w:p>
@@ -2772,7 +3940,7 @@
           <w:sz w:val="18"/>
           <w:szCs w:val="18"/>
         </w:rPr>
-        <w:t>'Sources'</w:t>
+        <w:t>"Sources",</w:t>
       </w:r>
     </w:p>
     <w:p>
@@ -2794,7 +3962,7 @@
           <w:sz w:val="18"/>
           <w:szCs w:val="18"/>
         </w:rPr>
-        <w:t>'Union(s) et enfant(s)'</w:t>
+        <w:t>"Union(s) et enfant(s)",</w:t>
       </w:r>
     </w:p>
     <w:p>
@@ -2816,7 +3984,7 @@
           <w:sz w:val="18"/>
           <w:szCs w:val="18"/>
         </w:rPr>
-        <w:t>'Union(s)'</w:t>
+        <w:t>"Union(s)",</w:t>
       </w:r>
     </w:p>
     <w:p>
@@ -2838,7 +4006,7 @@
           <w:sz w:val="18"/>
           <w:szCs w:val="18"/>
         </w:rPr>
-        <w:t>'Union(s), enfant(s)'</w:t>
+        <w:t>"Union(s), enfant(s)",</w:t>
       </w:r>
     </w:p>
     <w:p>
@@ -2860,18 +4028,556 @@
           <w:sz w:val="18"/>
           <w:szCs w:val="18"/>
         </w:rPr>
-        <w:t>'Événements'</w:t>
-      </w:r>
+        <w:lastRenderedPageBreak/>
+        <w:t>"Événements",</w:t>
+      </w:r>
+    </w:p>
+    <w:p>
+      <w:pPr>
+        <w:autoSpaceDE w:val="0"/>
+        <w:autoSpaceDN w:val="0"/>
+        <w:adjustRightInd w:val="0"/>
+        <w:rPr>
+          <w:rFonts w:ascii="Lucida Console" w:hAnsi="Lucida Console" w:cs="Lucida Console"/>
+          <w:kern w:val="0"/>
+          <w:sz w:val="18"/>
+          <w:szCs w:val="18"/>
+        </w:rPr>
+      </w:pPr>
     </w:p>
     <w:p/>
     <w:p/>
     <w:p>
-      <w:r>
+      <w:pPr>
+        <w:spacing w:after="160" w:line="259" w:lineRule="auto"/>
+      </w:pPr>
+      <w:r>
+        <w:br w:type="page"/>
+      </w:r>
+    </w:p>
+    <w:p>
+      <w:r>
+        <w:lastRenderedPageBreak/>
         <w:t>Reste à faire :</w:t>
       </w:r>
+      <w:r>
+        <w:t xml:space="preserve"> § « </w:t>
+      </w:r>
+      <w:r>
+        <w:t>Notes concernant l'union</w:t>
+      </w:r>
+      <w:r>
+        <w:t> »</w:t>
+      </w:r>
+    </w:p>
+    <w:p>
+      <w:r>
+        <w:t xml:space="preserve">Cas 1 : déjà géré via </w:t>
+      </w:r>
+      <w:r>
+        <w:rPr>
+          <w:rStyle w:val="attribute-name"/>
+        </w:rPr>
+        <w:t>class</w:t>
+      </w:r>
+      <w:r>
+        <w:t>="</w:t>
+      </w:r>
+      <w:proofErr w:type="spellStart"/>
+      <w:r>
+        <w:rPr>
+          <w:highlight w:val="yellow"/>
+        </w:rPr>
+        <w:t>note_type</w:t>
+      </w:r>
+      <w:proofErr w:type="spellEnd"/>
+      <w:r>
+        <w:t>" :</w:t>
+      </w:r>
+      <w:r>
+        <w:t xml:space="preserve"> sauf s’il n’y a pas de rubrique « Notes » </w:t>
+      </w:r>
+      <w:r>
+        <w:rPr>
+          <w:rFonts w:cs="Arial"/>
+        </w:rPr>
+        <w:sym w:font="Wingdings" w:char="F0E8"/>
+      </w:r>
+      <w:r>
+        <w:rPr>
+          <w:rFonts w:cs="Arial"/>
+        </w:rPr>
+        <w:t xml:space="preserve"> corrigé</w:t>
+      </w:r>
     </w:p>
     <w:p>
       <w:hyperlink r:id="rId55" w:history="1">
+        <w:r>
+          <w:rPr>
+            <w:rStyle w:val="Lienhypertexte"/>
+          </w:rPr>
+          <w:t>https://gw.geneanet.org/nraibaut2?lang=fr&amp;p=marie+paule&amp;n=durand</w:t>
+        </w:r>
+      </w:hyperlink>
+    </w:p>
+    <w:p>
+      <w:r>
+        <w:rPr>
+          <w:noProof/>
+        </w:rPr>
+        <w:drawing>
+          <wp:inline distT="0" distB="0" distL="0" distR="0" wp14:anchorId="12E5C245" wp14:editId="135A9AA6">
+            <wp:extent cx="2115403" cy="721533"/>
+            <wp:effectExtent l="0" t="0" r="0" b="2540"/>
+            <wp:docPr id="1231349390" name="Image 1"/>
+            <wp:cNvGraphicFramePr>
+              <a:graphicFrameLocks xmlns:a="http://schemas.openxmlformats.org/drawingml/2006/main" noChangeAspect="1"/>
+            </wp:cNvGraphicFramePr>
+            <a:graphic xmlns:a="http://schemas.openxmlformats.org/drawingml/2006/main">
+              <a:graphicData uri="http://schemas.openxmlformats.org/drawingml/2006/picture">
+                <pic:pic xmlns:pic="http://schemas.openxmlformats.org/drawingml/2006/picture">
+                  <pic:nvPicPr>
+                    <pic:cNvPr id="1231349390" name=""/>
+                    <pic:cNvPicPr/>
+                  </pic:nvPicPr>
+                  <pic:blipFill>
+                    <a:blip r:embed="rId56"/>
+                    <a:stretch>
+                      <a:fillRect/>
+                    </a:stretch>
+                  </pic:blipFill>
+                  <pic:spPr>
+                    <a:xfrm>
+                      <a:off x="0" y="0"/>
+                      <a:ext cx="2119957" cy="723086"/>
+                    </a:xfrm>
+                    <a:prstGeom prst="rect">
+                      <a:avLst/>
+                    </a:prstGeom>
+                  </pic:spPr>
+                </pic:pic>
+              </a:graphicData>
+            </a:graphic>
+          </wp:inline>
+        </w:drawing>
+      </w:r>
+    </w:p>
+    <w:p>
+      <w:pPr>
+        <w:pStyle w:val="Listing"/>
+      </w:pPr>
+      <w:proofErr w:type="gramStart"/>
+      <w:r>
+        <w:rPr>
+          <w:rStyle w:val="comment"/>
+          <w:rFonts w:eastAsiaTheme="majorEastAsia"/>
+        </w:rPr>
+        <w:t>&lt;!--</w:t>
+      </w:r>
+      <w:proofErr w:type="gramEnd"/>
+      <w:r>
+        <w:rPr>
+          <w:rStyle w:val="comment"/>
+          <w:rFonts w:eastAsiaTheme="majorEastAsia"/>
+        </w:rPr>
+        <w:t xml:space="preserve"> notes --&gt;</w:t>
+      </w:r>
+    </w:p>
+    <w:p>
+      <w:pPr>
+        <w:pStyle w:val="Listing"/>
+      </w:pPr>
+      <w:r>
+        <w:t>&lt;</w:t>
+      </w:r>
+      <w:proofErr w:type="gramStart"/>
+      <w:r>
+        <w:rPr>
+          <w:rStyle w:val="start-tag"/>
+        </w:rPr>
+        <w:t>p</w:t>
+      </w:r>
+      <w:proofErr w:type="gramEnd"/>
+      <w:r>
+        <w:t xml:space="preserve"> </w:t>
+      </w:r>
+      <w:r>
+        <w:rPr>
+          <w:rStyle w:val="attribute-name"/>
+        </w:rPr>
+        <w:t>style</w:t>
+      </w:r>
+      <w:r>
+        <w:t>="</w:t>
+      </w:r>
+      <w:proofErr w:type="spellStart"/>
+      <w:r>
+        <w:t>clear:both</w:t>
+      </w:r>
+      <w:proofErr w:type="spellEnd"/>
+      <w:r>
+        <w:t>; margin:0;"&gt;&lt;/</w:t>
+      </w:r>
+      <w:r>
+        <w:rPr>
+          <w:rStyle w:val="end-tag"/>
+          <w:rFonts w:eastAsiaTheme="majorEastAsia"/>
+        </w:rPr>
+        <w:t>p</w:t>
+      </w:r>
+      <w:r>
+        <w:t>&gt;</w:t>
+      </w:r>
+    </w:p>
+    <w:p>
+      <w:pPr>
+        <w:pStyle w:val="Listing"/>
+      </w:pPr>
+      <w:r>
+        <w:t xml:space="preserve"> &lt;</w:t>
+      </w:r>
+      <w:proofErr w:type="gramStart"/>
+      <w:r>
+        <w:rPr>
+          <w:rStyle w:val="start-tag"/>
+        </w:rPr>
+        <w:t>h</w:t>
+      </w:r>
+      <w:proofErr w:type="gramEnd"/>
+      <w:r>
+        <w:rPr>
+          <w:rStyle w:val="start-tag"/>
+        </w:rPr>
+        <w:t>2</w:t>
+      </w:r>
+      <w:r>
+        <w:t>&gt;&lt;</w:t>
+      </w:r>
+      <w:proofErr w:type="spellStart"/>
+      <w:r>
+        <w:rPr>
+          <w:rStyle w:val="start-tag"/>
+        </w:rPr>
+        <w:t>span</w:t>
+      </w:r>
+      <w:proofErr w:type="spellEnd"/>
+      <w:r>
+        <w:t xml:space="preserve"> </w:t>
+      </w:r>
+      <w:r>
+        <w:rPr>
+          <w:rStyle w:val="attribute-name"/>
+        </w:rPr>
+        <w:t>class</w:t>
+      </w:r>
+      <w:r>
+        <w:t>="</w:t>
+      </w:r>
+      <w:proofErr w:type="spellStart"/>
+      <w:r>
+        <w:t>htitle</w:t>
+      </w:r>
+      <w:proofErr w:type="spellEnd"/>
+      <w:r>
+        <w:t>"&gt;</w:t>
+      </w:r>
+      <w:r>
+        <w:rPr>
+          <w:rStyle w:val="entity"/>
+          <w:rFonts w:eastAsiaTheme="majorEastAsia"/>
+        </w:rPr>
+        <w:t>&amp;</w:t>
+      </w:r>
+      <w:proofErr w:type="spellStart"/>
+      <w:r>
+        <w:rPr>
+          <w:rStyle w:val="entity"/>
+          <w:rFonts w:eastAsiaTheme="majorEastAsia"/>
+        </w:rPr>
+        <w:t>nbsp</w:t>
+      </w:r>
+      <w:proofErr w:type="spellEnd"/>
+      <w:r>
+        <w:rPr>
+          <w:rStyle w:val="entity"/>
+          <w:rFonts w:eastAsiaTheme="majorEastAsia"/>
+        </w:rPr>
+        <w:t>;</w:t>
+      </w:r>
+      <w:r>
+        <w:t>&lt;/</w:t>
+      </w:r>
+      <w:proofErr w:type="spellStart"/>
+      <w:r>
+        <w:rPr>
+          <w:rStyle w:val="end-tag"/>
+          <w:rFonts w:eastAsiaTheme="majorEastAsia"/>
+        </w:rPr>
+        <w:t>span</w:t>
+      </w:r>
+      <w:proofErr w:type="spellEnd"/>
+      <w:r>
+        <w:t>&gt;&lt;</w:t>
+      </w:r>
+      <w:proofErr w:type="spellStart"/>
+      <w:r>
+        <w:rPr>
+          <w:rStyle w:val="start-tag"/>
+        </w:rPr>
+        <w:t>span</w:t>
+      </w:r>
+      <w:proofErr w:type="spellEnd"/>
+      <w:r>
+        <w:t>&gt;Notes concernant l'union&lt;/</w:t>
+      </w:r>
+      <w:proofErr w:type="spellStart"/>
+      <w:r>
+        <w:rPr>
+          <w:rStyle w:val="end-tag"/>
+          <w:rFonts w:eastAsiaTheme="majorEastAsia"/>
+        </w:rPr>
+        <w:t>span</w:t>
+      </w:r>
+      <w:proofErr w:type="spellEnd"/>
+      <w:r>
+        <w:t>&gt;&lt;/</w:t>
+      </w:r>
+      <w:r>
+        <w:rPr>
+          <w:rStyle w:val="end-tag"/>
+          <w:rFonts w:eastAsiaTheme="majorEastAsia"/>
+        </w:rPr>
+        <w:t>h2</w:t>
+      </w:r>
+      <w:r>
+        <w:t>&gt;</w:t>
+      </w:r>
+    </w:p>
+    <w:p>
+      <w:pPr>
+        <w:pStyle w:val="Listing"/>
+      </w:pPr>
+      <w:r>
+        <w:t>&lt;</w:t>
+      </w:r>
+      <w:proofErr w:type="gramStart"/>
+      <w:r>
+        <w:rPr>
+          <w:rStyle w:val="start-tag"/>
+        </w:rPr>
+        <w:t>h</w:t>
+      </w:r>
+      <w:proofErr w:type="gramEnd"/>
+      <w:r>
+        <w:rPr>
+          <w:rStyle w:val="start-tag"/>
+        </w:rPr>
+        <w:t>3</w:t>
+      </w:r>
+      <w:r>
+        <w:t xml:space="preserve"> </w:t>
+      </w:r>
+      <w:r>
+        <w:rPr>
+          <w:rStyle w:val="attribute-name"/>
+        </w:rPr>
+        <w:t>class</w:t>
+      </w:r>
+      <w:r>
+        <w:t>="</w:t>
+      </w:r>
+      <w:proofErr w:type="spellStart"/>
+      <w:r>
+        <w:rPr>
+          <w:highlight w:val="yellow"/>
+        </w:rPr>
+        <w:t>note_type</w:t>
+      </w:r>
+      <w:proofErr w:type="spellEnd"/>
+      <w:r>
+        <w:t>"&gt;Union avec Pierre DUPONT&lt;/</w:t>
+      </w:r>
+      <w:r>
+        <w:rPr>
+          <w:rStyle w:val="end-tag"/>
+          <w:rFonts w:eastAsiaTheme="majorEastAsia"/>
+        </w:rPr>
+        <w:t>h3</w:t>
+      </w:r>
+      <w:r>
+        <w:t>&gt; &lt;</w:t>
+      </w:r>
+      <w:r>
+        <w:rPr>
+          <w:rStyle w:val="start-tag"/>
+        </w:rPr>
+        <w:t>p</w:t>
+      </w:r>
+      <w:r>
+        <w:t>&gt;</w:t>
+      </w:r>
+    </w:p>
+    <w:p>
+      <w:pPr>
+        <w:pStyle w:val="Listing"/>
+      </w:pPr>
+      <w:r>
+        <w:t>Note1 sur le mariage&lt;</w:t>
+      </w:r>
+      <w:proofErr w:type="spellStart"/>
+      <w:r>
+        <w:rPr>
+          <w:rStyle w:val="start-tag"/>
+        </w:rPr>
+        <w:t>br</w:t>
+      </w:r>
+      <w:proofErr w:type="spellEnd"/>
+      <w:r>
+        <w:t>&gt;</w:t>
+      </w:r>
+    </w:p>
+    <w:p>
+      <w:pPr>
+        <w:pStyle w:val="Listing"/>
+      </w:pPr>
+      <w:r>
+        <w:t>Note2 sur le mariage</w:t>
+      </w:r>
+    </w:p>
+    <w:p>
+      <w:pPr>
+        <w:pStyle w:val="Listing"/>
+      </w:pPr>
+      <w:r>
+        <w:t>&lt;/</w:t>
+      </w:r>
+      <w:r>
+        <w:rPr>
+          <w:rStyle w:val="end-tag"/>
+          <w:rFonts w:eastAsiaTheme="majorEastAsia"/>
+        </w:rPr>
+        <w:t>p</w:t>
+      </w:r>
+      <w:r>
+        <w:t>&gt;&lt;</w:t>
+      </w:r>
+      <w:r>
+        <w:rPr>
+          <w:rStyle w:val="start-tag"/>
+        </w:rPr>
+        <w:t>p</w:t>
+      </w:r>
+      <w:r>
+        <w:t xml:space="preserve"> </w:t>
+      </w:r>
+      <w:r>
+        <w:rPr>
+          <w:rStyle w:val="attribute-name"/>
+        </w:rPr>
+        <w:t>style</w:t>
+      </w:r>
+      <w:r>
+        <w:t>="</w:t>
+      </w:r>
+      <w:proofErr w:type="spellStart"/>
+      <w:proofErr w:type="gramStart"/>
+      <w:r>
+        <w:t>clear:both</w:t>
+      </w:r>
+      <w:proofErr w:type="spellEnd"/>
+      <w:proofErr w:type="gramEnd"/>
+      <w:r>
+        <w:t>; margin:0;"&gt;&lt;/</w:t>
+      </w:r>
+      <w:r>
+        <w:rPr>
+          <w:rStyle w:val="end-tag"/>
+          <w:rFonts w:eastAsiaTheme="majorEastAsia"/>
+        </w:rPr>
+        <w:t>p</w:t>
+      </w:r>
+      <w:r>
+        <w:t>&gt;</w:t>
+      </w:r>
+    </w:p>
+    <w:p/>
+    <w:p>
+      <w:hyperlink r:id="rId57" w:history="1">
+        <w:r>
+          <w:rPr>
+            <w:rStyle w:val="Lienhypertexte"/>
+          </w:rPr>
+          <w:t>https://gw.geneanet.org/nraibaut2?lang=fr&amp;p=pierre&amp;n=dupont</w:t>
+        </w:r>
+      </w:hyperlink>
+    </w:p>
+    <w:p>
+      <w:r>
+        <w:rPr>
+          <w:noProof/>
+        </w:rPr>
+        <w:drawing>
+          <wp:inline distT="0" distB="0" distL="0" distR="0" wp14:anchorId="15EB9405" wp14:editId="099A42C3">
+            <wp:extent cx="1821976" cy="629819"/>
+            <wp:effectExtent l="0" t="0" r="6985" b="0"/>
+            <wp:docPr id="1651948091" name="Image 1"/>
+            <wp:cNvGraphicFramePr>
+              <a:graphicFrameLocks xmlns:a="http://schemas.openxmlformats.org/drawingml/2006/main" noChangeAspect="1"/>
+            </wp:cNvGraphicFramePr>
+            <a:graphic xmlns:a="http://schemas.openxmlformats.org/drawingml/2006/main">
+              <a:graphicData uri="http://schemas.openxmlformats.org/drawingml/2006/picture">
+                <pic:pic xmlns:pic="http://schemas.openxmlformats.org/drawingml/2006/picture">
+                  <pic:nvPicPr>
+                    <pic:cNvPr id="1651948091" name=""/>
+                    <pic:cNvPicPr/>
+                  </pic:nvPicPr>
+                  <pic:blipFill>
+                    <a:blip r:embed="rId58"/>
+                    <a:stretch>
+                      <a:fillRect/>
+                    </a:stretch>
+                  </pic:blipFill>
+                  <pic:spPr>
+                    <a:xfrm>
+                      <a:off x="0" y="0"/>
+                      <a:ext cx="1834718" cy="634224"/>
+                    </a:xfrm>
+                    <a:prstGeom prst="rect">
+                      <a:avLst/>
+                    </a:prstGeom>
+                  </pic:spPr>
+                </pic:pic>
+              </a:graphicData>
+            </a:graphic>
+          </wp:inline>
+        </w:drawing>
+      </w:r>
+    </w:p>
+    <w:p/>
+    <w:p>
+      <w:r>
+        <w:t xml:space="preserve">Cas 2 : </w:t>
+      </w:r>
+      <w:proofErr w:type="spellStart"/>
+      <w:r>
+        <w:t>name</w:t>
+      </w:r>
+      <w:proofErr w:type="spellEnd"/>
+      <w:r>
+        <w:t>="</w:t>
+      </w:r>
+      <w:r>
+        <w:rPr>
+          <w:highlight w:val="yellow"/>
+        </w:rPr>
+        <w:t>note-wed-1</w:t>
+      </w:r>
+      <w:r>
+        <w:t>" :</w:t>
+      </w:r>
+    </w:p>
+    <w:p>
+      <w:hyperlink r:id="rId59" w:history="1">
         <w:r>
           <w:rPr>
             <w:rStyle w:val="Lienhypertexte"/>
@@ -2922,6 +4628,234 @@
         </w:drawing>
       </w:r>
     </w:p>
+    <w:p>
+      <w:pPr>
+        <w:pStyle w:val="Listing"/>
+      </w:pPr>
+      <w:proofErr w:type="gramStart"/>
+      <w:r>
+        <w:t>&lt;!--</w:t>
+      </w:r>
+      <w:proofErr w:type="gramEnd"/>
+      <w:r>
+        <w:t xml:space="preserve"> notes --&gt;</w:t>
+      </w:r>
+    </w:p>
+    <w:p>
+      <w:pPr>
+        <w:pStyle w:val="Listing"/>
+      </w:pPr>
+      <w:r>
+        <w:t>&lt;</w:t>
+      </w:r>
+      <w:proofErr w:type="gramStart"/>
+      <w:r>
+        <w:t>p</w:t>
+      </w:r>
+      <w:proofErr w:type="gramEnd"/>
+      <w:r>
+        <w:t xml:space="preserve"> style="</w:t>
+      </w:r>
+      <w:proofErr w:type="spellStart"/>
+      <w:r>
+        <w:t>clear:both</w:t>
+      </w:r>
+      <w:proofErr w:type="spellEnd"/>
+      <w:r>
+        <w:t>; margin:0;"&gt;&lt;/p&gt;</w:t>
+      </w:r>
+    </w:p>
+    <w:p>
+      <w:pPr>
+        <w:pStyle w:val="Listing"/>
+      </w:pPr>
+      <w:r>
+        <w:t xml:space="preserve"> &lt;</w:t>
+      </w:r>
+      <w:proofErr w:type="gramStart"/>
+      <w:r>
+        <w:t>h</w:t>
+      </w:r>
+      <w:proofErr w:type="gramEnd"/>
+      <w:r>
+        <w:t>2&gt;&lt;</w:t>
+      </w:r>
+      <w:proofErr w:type="spellStart"/>
+      <w:r>
+        <w:t>span</w:t>
+      </w:r>
+      <w:proofErr w:type="spellEnd"/>
+      <w:r>
+        <w:t xml:space="preserve"> class="</w:t>
+      </w:r>
+      <w:proofErr w:type="spellStart"/>
+      <w:r>
+        <w:t>htitle</w:t>
+      </w:r>
+      <w:proofErr w:type="spellEnd"/>
+      <w:r>
+        <w:t>"&gt;&amp;</w:t>
+      </w:r>
+      <w:proofErr w:type="spellStart"/>
+      <w:r>
+        <w:t>nbsp</w:t>
+      </w:r>
+      <w:proofErr w:type="spellEnd"/>
+      <w:r>
+        <w:t>;&lt;/</w:t>
+      </w:r>
+      <w:proofErr w:type="spellStart"/>
+      <w:r>
+        <w:t>span</w:t>
+      </w:r>
+      <w:proofErr w:type="spellEnd"/>
+      <w:r>
+        <w:t>&gt;&lt;</w:t>
+      </w:r>
+      <w:proofErr w:type="spellStart"/>
+      <w:r>
+        <w:t>span</w:t>
+      </w:r>
+      <w:proofErr w:type="spellEnd"/>
+      <w:r>
+        <w:t>&gt;Notes concernant l'union&lt;/</w:t>
+      </w:r>
+      <w:proofErr w:type="spellStart"/>
+      <w:r>
+        <w:t>span</w:t>
+      </w:r>
+      <w:proofErr w:type="spellEnd"/>
+      <w:r>
+        <w:t>&gt;&lt;/h2&gt;</w:t>
+      </w:r>
+    </w:p>
+    <w:p>
+      <w:pPr>
+        <w:pStyle w:val="Listing"/>
+      </w:pPr>
+      <w:r>
+        <w:t>&lt;</w:t>
+      </w:r>
+      <w:proofErr w:type="gramStart"/>
+      <w:r>
+        <w:t>p</w:t>
+      </w:r>
+      <w:proofErr w:type="gramEnd"/>
+      <w:r>
+        <w:t>&gt;</w:t>
+      </w:r>
+    </w:p>
+    <w:p>
+      <w:pPr>
+        <w:pStyle w:val="Listing"/>
+      </w:pPr>
+      <w:r>
+        <w:t>&lt;</w:t>
+      </w:r>
+      <w:proofErr w:type="gramStart"/>
+      <w:r>
+        <w:t>a</w:t>
+      </w:r>
+      <w:proofErr w:type="gramEnd"/>
+      <w:r>
+        <w:t xml:space="preserve"> </w:t>
+      </w:r>
+      <w:proofErr w:type="spellStart"/>
+      <w:r>
+        <w:t>name</w:t>
+      </w:r>
+      <w:proofErr w:type="spellEnd"/>
+      <w:r>
+        <w:t>="</w:t>
+      </w:r>
+      <w:r>
+        <w:rPr>
+          <w:highlight w:val="yellow"/>
+        </w:rPr>
+        <w:t>note-wed-1</w:t>
+      </w:r>
+      <w:r>
+        <w:t>"&gt;&lt;/a&gt;...&amp;#34;laquelle SYBILLE a accusé ledit BAR de crime de rapt...&amp;#34;&lt;/p&gt;</w:t>
+      </w:r>
+    </w:p>
+    <w:p>
+      <w:pPr>
+        <w:pStyle w:val="Listing"/>
+      </w:pPr>
+      <w:r>
+        <w:t>&lt;</w:t>
+      </w:r>
+      <w:proofErr w:type="gramStart"/>
+      <w:r>
+        <w:t>p</w:t>
+      </w:r>
+      <w:proofErr w:type="gramEnd"/>
+      <w:r>
+        <w:t xml:space="preserve"> style="</w:t>
+      </w:r>
+      <w:proofErr w:type="spellStart"/>
+      <w:r>
+        <w:t>clear:both</w:t>
+      </w:r>
+      <w:proofErr w:type="spellEnd"/>
+      <w:r>
+        <w:t>; margin:0;"&gt;&lt;/p&gt;</w:t>
+      </w:r>
+    </w:p>
+    <w:p/>
+    <w:p>
+      <w:hyperlink r:id="rId60" w:history="1">
+        <w:r>
+          <w:rPr>
+            <w:rStyle w:val="Lienhypertexte"/>
+          </w:rPr>
+          <w:t>https://gw.geneanet.org/danielr13?lang=fr&amp;p=francoise&amp;n=sybille</w:t>
+        </w:r>
+      </w:hyperlink>
+    </w:p>
+    <w:p>
+      <w:r>
+        <w:rPr>
+          <w:noProof/>
+        </w:rPr>
+        <w:drawing>
+          <wp:inline distT="0" distB="0" distL="0" distR="0" wp14:anchorId="3713CA9C" wp14:editId="705FFF40">
+            <wp:extent cx="2593075" cy="408169"/>
+            <wp:effectExtent l="0" t="0" r="0" b="0"/>
+            <wp:docPr id="268223269" name="Image 1"/>
+            <wp:cNvGraphicFramePr>
+              <a:graphicFrameLocks xmlns:a="http://schemas.openxmlformats.org/drawingml/2006/main" noChangeAspect="1"/>
+            </wp:cNvGraphicFramePr>
+            <a:graphic xmlns:a="http://schemas.openxmlformats.org/drawingml/2006/main">
+              <a:graphicData uri="http://schemas.openxmlformats.org/drawingml/2006/picture">
+                <pic:pic xmlns:pic="http://schemas.openxmlformats.org/drawingml/2006/picture">
+                  <pic:nvPicPr>
+                    <pic:cNvPr id="268223269" name=""/>
+                    <pic:cNvPicPr/>
+                  </pic:nvPicPr>
+                  <pic:blipFill>
+                    <a:blip r:embed="rId61"/>
+                    <a:stretch>
+                      <a:fillRect/>
+                    </a:stretch>
+                  </pic:blipFill>
+                  <pic:spPr>
+                    <a:xfrm>
+                      <a:off x="0" y="0"/>
+                      <a:ext cx="2616915" cy="411922"/>
+                    </a:xfrm>
+                    <a:prstGeom prst="rect">
+                      <a:avLst/>
+                    </a:prstGeom>
+                  </pic:spPr>
+                </pic:pic>
+              </a:graphicData>
+            </a:graphic>
+          </wp:inline>
+        </w:drawing>
+      </w:r>
+    </w:p>
+    <w:p/>
     <w:p/>
     <w:p>
       <w:r>
@@ -2955,7 +4889,7 @@
                     <pic:cNvPicPr/>
                   </pic:nvPicPr>
                   <pic:blipFill>
-                    <a:blip r:embed="rId56"/>
+                    <a:blip r:embed="rId62"/>
                     <a:stretch>
                       <a:fillRect/>
                     </a:stretch>
@@ -2989,8 +4923,13 @@
       </w:r>
     </w:p>
     <w:p>
-      <w:r>
-        <w:t>Ref :</w:t>
+      <w:proofErr w:type="spellStart"/>
+      <w:r>
+        <w:t>Ref</w:t>
+      </w:r>
+      <w:proofErr w:type="spellEnd"/>
+      <w:r>
+        <w:t> :</w:t>
       </w:r>
     </w:p>
     <w:p>
@@ -3014,7 +4953,7 @@
                     <pic:cNvPicPr/>
                   </pic:nvPicPr>
                   <pic:blipFill>
-                    <a:blip r:embed="rId57"/>
+                    <a:blip r:embed="rId63"/>
                     <a:stretch>
                       <a:fillRect/>
                     </a:stretch>
@@ -3054,7 +4993,7 @@
                     <pic:cNvPicPr/>
                   </pic:nvPicPr>
                   <pic:blipFill>
-                    <a:blip r:embed="rId58"/>
+                    <a:blip r:embed="rId64"/>
                     <a:stretch>
                       <a:fillRect/>
                     </a:stretch>
@@ -3076,7 +5015,7 @@
       </w:r>
     </w:p>
     <w:p>
-      <w:hyperlink r:id="rId59" w:history="1">
+      <w:hyperlink r:id="rId65" w:history="1">
         <w:r>
           <w:rPr>
             <w:rStyle w:val="Lienhypertexte"/>
@@ -3372,6 +5311,7 @@
           <w:szCs w:val="18"/>
         </w:rPr>
       </w:pPr>
+      <w:proofErr w:type="spellStart"/>
       <w:proofErr w:type="gramStart"/>
       <w:r>
         <w:rPr>
@@ -3382,6 +5322,7 @@
         </w:rPr>
         <w:t>grep</w:t>
       </w:r>
+      <w:proofErr w:type="spellEnd"/>
       <w:proofErr w:type="gramEnd"/>
       <w:r>
         <w:rPr>
@@ -3390,21 +5331,19 @@
           <w:sz w:val="18"/>
           <w:szCs w:val="18"/>
         </w:rPr>
-        <w:t xml:space="preserve"> 'événement contrat de mariage' result/*.log</w:t>
-      </w:r>
-    </w:p>
-    <w:p>
-      <w:pPr>
-        <w:autoSpaceDE w:val="0"/>
-        <w:autoSpaceDN w:val="0"/>
-        <w:adjustRightInd w:val="0"/>
+        <w:t xml:space="preserve"> 'événement contrat de mariage' </w:t>
+      </w:r>
+      <w:proofErr w:type="spellStart"/>
+      <w:r>
         <w:rPr>
           <w:rFonts w:ascii="Lucida Console" w:hAnsi="Lucida Console" w:cs="Lucida Console"/>
           <w:kern w:val="0"/>
           <w:sz w:val="18"/>
           <w:szCs w:val="18"/>
         </w:rPr>
-      </w:pPr>
+        <w:t>result</w:t>
+      </w:r>
+      <w:proofErr w:type="spellEnd"/>
       <w:r>
         <w:rPr>
           <w:rFonts w:ascii="Lucida Console" w:hAnsi="Lucida Console" w:cs="Lucida Console"/>
@@ -3412,19 +5351,21 @@
           <w:sz w:val="18"/>
           <w:szCs w:val="18"/>
         </w:rPr>
-        <w:t>result/gw.geneanet.org.danielr13.lang=fr.n=</w:t>
-      </w:r>
-      <w:proofErr w:type="gramStart"/>
-      <w:r>
+        <w:t>/*.log</w:t>
+      </w:r>
+    </w:p>
+    <w:p>
+      <w:pPr>
+        <w:autoSpaceDE w:val="0"/>
+        <w:autoSpaceDN w:val="0"/>
+        <w:adjustRightInd w:val="0"/>
         <w:rPr>
           <w:rFonts w:ascii="Lucida Console" w:hAnsi="Lucida Console" w:cs="Lucida Console"/>
           <w:kern w:val="0"/>
           <w:sz w:val="18"/>
           <w:szCs w:val="18"/>
         </w:rPr>
-        <w:t>nicolas.oc=0.p</w:t>
-      </w:r>
-      <w:proofErr w:type="gramEnd"/>
+      </w:pPr>
       <w:r>
         <w:rPr>
           <w:rFonts w:ascii="Lucida Console" w:hAnsi="Lucida Console" w:cs="Lucida Console"/>
@@ -3432,21 +5373,19 @@
           <w:sz w:val="18"/>
           <w:szCs w:val="18"/>
         </w:rPr>
-        <w:t>=etienne+henri.log:[geneanet] DEBUG: Generation 9, sosa 429 : Magdeleine PERRIER : événement contrat de mariage 'Contrat de mariage (avec Jean LAMOUROUX)' : date='29 août 1666', place='Vallabrègues (30336)', notes='None', source='None'</w:t>
-      </w:r>
-    </w:p>
-    <w:p>
-      <w:pPr>
-        <w:autoSpaceDE w:val="0"/>
-        <w:autoSpaceDN w:val="0"/>
-        <w:adjustRightInd w:val="0"/>
+        <w:t>result/gw.geneanet.org.danielr13.lang=fr.n=</w:t>
+      </w:r>
+      <w:proofErr w:type="gramStart"/>
+      <w:r>
         <w:rPr>
           <w:rFonts w:ascii="Lucida Console" w:hAnsi="Lucida Console" w:cs="Lucida Console"/>
           <w:kern w:val="0"/>
           <w:sz w:val="18"/>
           <w:szCs w:val="18"/>
         </w:rPr>
-      </w:pPr>
+        <w:t>nicolas.oc=0.p</w:t>
+      </w:r>
+      <w:proofErr w:type="gramEnd"/>
       <w:r>
         <w:rPr>
           <w:rFonts w:ascii="Lucida Console" w:hAnsi="Lucida Console" w:cs="Lucida Console"/>
@@ -3454,10 +5393,9 @@
           <w:sz w:val="18"/>
           <w:szCs w:val="18"/>
         </w:rPr>
-        <w:lastRenderedPageBreak/>
-        <w:t>result/gw.geneanet.org.danielr13.lang=fr.n=</w:t>
-      </w:r>
-      <w:proofErr w:type="gramStart"/>
+        <w:t xml:space="preserve">=etienne+henri.log:[geneanet] DEBUG: </w:t>
+      </w:r>
+      <w:proofErr w:type="spellStart"/>
       <w:r>
         <w:rPr>
           <w:rFonts w:ascii="Lucida Console" w:hAnsi="Lucida Console" w:cs="Lucida Console"/>
@@ -3465,9 +5403,9 @@
           <w:sz w:val="18"/>
           <w:szCs w:val="18"/>
         </w:rPr>
-        <w:t>nicolas.oc=0.p</w:t>
-      </w:r>
-      <w:proofErr w:type="gramEnd"/>
+        <w:t>Generation</w:t>
+      </w:r>
+      <w:proofErr w:type="spellEnd"/>
       <w:r>
         <w:rPr>
           <w:rFonts w:ascii="Lucida Console" w:hAnsi="Lucida Console" w:cs="Lucida Console"/>
@@ -3475,7 +5413,110 @@
           <w:sz w:val="18"/>
           <w:szCs w:val="18"/>
         </w:rPr>
-        <w:t>=etienne+henri.log:[geneanet] DEBUG: Generation 9, sosa 428 : Jean LAMOUROUX : événement contrat de mariage 'Contrat de mariage (avec Magdeleine PERRIER)' : date='29 août 1666', place='Vallabrègues (30336)', notes='None', source='None'</w:t>
+        <w:t xml:space="preserve"> 9, </w:t>
+      </w:r>
+      <w:proofErr w:type="spellStart"/>
+      <w:r>
+        <w:rPr>
+          <w:rFonts w:ascii="Lucida Console" w:hAnsi="Lucida Console" w:cs="Lucida Console"/>
+          <w:kern w:val="0"/>
+          <w:sz w:val="18"/>
+          <w:szCs w:val="18"/>
+        </w:rPr>
+        <w:t>sosa</w:t>
+      </w:r>
+      <w:proofErr w:type="spellEnd"/>
+      <w:r>
+        <w:rPr>
+          <w:rFonts w:ascii="Lucida Console" w:hAnsi="Lucida Console" w:cs="Lucida Console"/>
+          <w:kern w:val="0"/>
+          <w:sz w:val="18"/>
+          <w:szCs w:val="18"/>
+        </w:rPr>
+        <w:t xml:space="preserve"> 429 : Magdeleine PERRIER : événement contrat de mariage 'Contrat de mariage (avec Jean LAMOUROUX)' : date='29 août 1666', place='Vallabrègues (30336)', notes='None', source='None'</w:t>
+      </w:r>
+    </w:p>
+    <w:p>
+      <w:pPr>
+        <w:autoSpaceDE w:val="0"/>
+        <w:autoSpaceDN w:val="0"/>
+        <w:adjustRightInd w:val="0"/>
+        <w:rPr>
+          <w:rFonts w:ascii="Lucida Console" w:hAnsi="Lucida Console" w:cs="Lucida Console"/>
+          <w:kern w:val="0"/>
+          <w:sz w:val="18"/>
+          <w:szCs w:val="18"/>
+        </w:rPr>
+      </w:pPr>
+      <w:r>
+        <w:rPr>
+          <w:rFonts w:ascii="Lucida Console" w:hAnsi="Lucida Console" w:cs="Lucida Console"/>
+          <w:kern w:val="0"/>
+          <w:sz w:val="18"/>
+          <w:szCs w:val="18"/>
+        </w:rPr>
+        <w:lastRenderedPageBreak/>
+        <w:t>result/gw.geneanet.org.danielr13.lang=fr.n=</w:t>
+      </w:r>
+      <w:proofErr w:type="gramStart"/>
+      <w:r>
+        <w:rPr>
+          <w:rFonts w:ascii="Lucida Console" w:hAnsi="Lucida Console" w:cs="Lucida Console"/>
+          <w:kern w:val="0"/>
+          <w:sz w:val="18"/>
+          <w:szCs w:val="18"/>
+        </w:rPr>
+        <w:t>nicolas.oc=0.p</w:t>
+      </w:r>
+      <w:proofErr w:type="gramEnd"/>
+      <w:r>
+        <w:rPr>
+          <w:rFonts w:ascii="Lucida Console" w:hAnsi="Lucida Console" w:cs="Lucida Console"/>
+          <w:kern w:val="0"/>
+          <w:sz w:val="18"/>
+          <w:szCs w:val="18"/>
+        </w:rPr>
+        <w:t xml:space="preserve">=etienne+henri.log:[geneanet] DEBUG: </w:t>
+      </w:r>
+      <w:proofErr w:type="spellStart"/>
+      <w:r>
+        <w:rPr>
+          <w:rFonts w:ascii="Lucida Console" w:hAnsi="Lucida Console" w:cs="Lucida Console"/>
+          <w:kern w:val="0"/>
+          <w:sz w:val="18"/>
+          <w:szCs w:val="18"/>
+        </w:rPr>
+        <w:t>Generation</w:t>
+      </w:r>
+      <w:proofErr w:type="spellEnd"/>
+      <w:r>
+        <w:rPr>
+          <w:rFonts w:ascii="Lucida Console" w:hAnsi="Lucida Console" w:cs="Lucida Console"/>
+          <w:kern w:val="0"/>
+          <w:sz w:val="18"/>
+          <w:szCs w:val="18"/>
+        </w:rPr>
+        <w:t xml:space="preserve"> 9, </w:t>
+      </w:r>
+      <w:proofErr w:type="spellStart"/>
+      <w:r>
+        <w:rPr>
+          <w:rFonts w:ascii="Lucida Console" w:hAnsi="Lucida Console" w:cs="Lucida Console"/>
+          <w:kern w:val="0"/>
+          <w:sz w:val="18"/>
+          <w:szCs w:val="18"/>
+        </w:rPr>
+        <w:t>sosa</w:t>
+      </w:r>
+      <w:proofErr w:type="spellEnd"/>
+      <w:r>
+        <w:rPr>
+          <w:rFonts w:ascii="Lucida Console" w:hAnsi="Lucida Console" w:cs="Lucida Console"/>
+          <w:kern w:val="0"/>
+          <w:sz w:val="18"/>
+          <w:szCs w:val="18"/>
+        </w:rPr>
+        <w:t xml:space="preserve"> 428 : Jean LAMOUROUX : événement contrat de mariage 'Contrat de mariage (avec Magdeleine PERRIER)' : date='29 août 1666', place='Vallabrègues (30336)', notes='None', source='None'</w:t>
       </w:r>
     </w:p>
     <w:p>
@@ -3512,10 +5553,1431 @@
           <w:rFonts w:cs="Arial"/>
         </w:rPr>
       </w:pPr>
+    </w:p>
+    <w:p/>
+    <w:p>
+      <w:r>
+        <w:t>20/08/23 : import final :</w:t>
+      </w:r>
+    </w:p>
+    <w:p>
+      <w:proofErr w:type="spellStart"/>
+      <w:proofErr w:type="gramStart"/>
+      <w:r>
+        <w:t>grep</w:t>
+      </w:r>
+      <w:proofErr w:type="spellEnd"/>
+      <w:proofErr w:type="gramEnd"/>
+      <w:r>
+        <w:t xml:space="preserve"> 'Anomalies détectées' </w:t>
+      </w:r>
+      <w:proofErr w:type="spellStart"/>
+      <w:r>
+        <w:t>result</w:t>
+      </w:r>
+      <w:proofErr w:type="spellEnd"/>
+      <w:r>
+        <w:t>/*.log</w:t>
+      </w:r>
+    </w:p>
+    <w:p>
+      <w:pPr>
+        <w:pStyle w:val="Listing"/>
+      </w:pPr>
+      <w:r>
+        <w:t>result/gw.geneanet.org.evechevaleyre.lang=</w:t>
+      </w:r>
+      <w:proofErr w:type="gramStart"/>
+      <w:r>
+        <w:t>fr.n</w:t>
+      </w:r>
+      <w:proofErr w:type="gramEnd"/>
+      <w:r>
+        <w:t xml:space="preserve">=brincat.oc=0.p=maria+anna.log:[geneanet] ERROR: </w:t>
+      </w:r>
+      <w:proofErr w:type="spellStart"/>
+      <w:r>
+        <w:t>Generation</w:t>
+      </w:r>
+      <w:proofErr w:type="spellEnd"/>
+      <w:r>
+        <w:t xml:space="preserve"> 4, </w:t>
+      </w:r>
+      <w:proofErr w:type="spellStart"/>
+      <w:r>
+        <w:t>sosa</w:t>
+      </w:r>
+      <w:proofErr w:type="spellEnd"/>
+      <w:r>
+        <w:t xml:space="preserve"> 9 : </w:t>
+      </w:r>
+      <w:proofErr w:type="spellStart"/>
+      <w:r>
+        <w:t>Domenica</w:t>
+      </w:r>
+      <w:proofErr w:type="spellEnd"/>
+      <w:r>
+        <w:t xml:space="preserve"> CHETCUTI :  Anomalies détectées sur </w:t>
+      </w:r>
+      <w:proofErr w:type="spellStart"/>
+      <w:r>
+        <w:t>Domenica</w:t>
+      </w:r>
+      <w:proofErr w:type="spellEnd"/>
+      <w:r>
+        <w:t xml:space="preserve"> CHETCUTI. Vérifier la source.</w:t>
+      </w:r>
+    </w:p>
+    <w:p>
+      <w:pPr>
+        <w:pStyle w:val="Listing"/>
+      </w:pPr>
+      <w:r>
+        <w:t>result/gw.geneanet.org.evechevaleyre.lang=</w:t>
+      </w:r>
+      <w:proofErr w:type="gramStart"/>
+      <w:r>
+        <w:t>fr.n</w:t>
+      </w:r>
+      <w:proofErr w:type="gramEnd"/>
+      <w:r>
+        <w:t xml:space="preserve">=brincat.oc=0.p=maria+anna.log:[geneanet] ERROR: </w:t>
+      </w:r>
+      <w:proofErr w:type="spellStart"/>
+      <w:r>
+        <w:t>Generation</w:t>
+      </w:r>
+      <w:proofErr w:type="spellEnd"/>
+      <w:r>
+        <w:t xml:space="preserve"> 4, </w:t>
+      </w:r>
+      <w:proofErr w:type="spellStart"/>
+      <w:r>
+        <w:t>sosa</w:t>
+      </w:r>
+      <w:proofErr w:type="spellEnd"/>
+      <w:r>
+        <w:t xml:space="preserve"> 8 : Francesco de BRINCAT :  Anomalies détectées sur Francesco de BRINCAT. Vérifier la source.</w:t>
+      </w:r>
+    </w:p>
+    <w:p>
+      <w:pPr>
+        <w:pStyle w:val="Listing"/>
+      </w:pPr>
+      <w:r>
+        <w:t>result/gw.geneanet.org.evechevaleyre.lang=</w:t>
+      </w:r>
+      <w:proofErr w:type="gramStart"/>
+      <w:r>
+        <w:t>fr.n</w:t>
+      </w:r>
+      <w:proofErr w:type="gramEnd"/>
+      <w:r>
+        <w:t xml:space="preserve">=brincat.oc=0.p=maria+anna.log:[geneanet] ERROR: </w:t>
+      </w:r>
+      <w:proofErr w:type="spellStart"/>
+      <w:r>
+        <w:t>Generation</w:t>
+      </w:r>
+      <w:proofErr w:type="spellEnd"/>
+      <w:r>
+        <w:t xml:space="preserve"> 5, </w:t>
+      </w:r>
+      <w:proofErr w:type="spellStart"/>
+      <w:r>
+        <w:t>sosa</w:t>
+      </w:r>
+      <w:proofErr w:type="spellEnd"/>
+      <w:r>
+        <w:t xml:space="preserve"> 22 : Francesco CIANTAR :  Anomalies détectées sur Francesco CIANTAR. Vérifier la source.</w:t>
+      </w:r>
+    </w:p>
+    <w:p>
+      <w:pPr>
+        <w:pStyle w:val="Listing"/>
+      </w:pPr>
+      <w:r>
+        <w:t>result/gw.geneanet.org.evechevaleyre.lang=</w:t>
+      </w:r>
+      <w:proofErr w:type="gramStart"/>
+      <w:r>
+        <w:t>fr.n</w:t>
+      </w:r>
+      <w:proofErr w:type="gramEnd"/>
+      <w:r>
+        <w:t xml:space="preserve">=brincat.oc=0.p=maria+anna.log:[geneanet] ERROR: </w:t>
+      </w:r>
+      <w:proofErr w:type="spellStart"/>
+      <w:r>
+        <w:t>Generation</w:t>
+      </w:r>
+      <w:proofErr w:type="spellEnd"/>
+      <w:r>
+        <w:t xml:space="preserve"> 5, </w:t>
+      </w:r>
+      <w:proofErr w:type="spellStart"/>
+      <w:r>
+        <w:t>sosa</w:t>
+      </w:r>
+      <w:proofErr w:type="spellEnd"/>
+      <w:r>
+        <w:t xml:space="preserve"> 23 : </w:t>
+      </w:r>
+      <w:proofErr w:type="spellStart"/>
+      <w:r>
+        <w:t>Geronima</w:t>
+      </w:r>
+      <w:proofErr w:type="spellEnd"/>
+      <w:r>
+        <w:t xml:space="preserve"> MIFSUD :  Anomalies détectées sur </w:t>
+      </w:r>
+      <w:proofErr w:type="spellStart"/>
+      <w:r>
+        <w:t>Geronima</w:t>
+      </w:r>
+      <w:proofErr w:type="spellEnd"/>
+      <w:r>
+        <w:t xml:space="preserve"> MIFSUD. Vérifier la source.</w:t>
+      </w:r>
+    </w:p>
+    <w:p>
+      <w:proofErr w:type="spellStart"/>
+      <w:proofErr w:type="gramStart"/>
+      <w:r>
+        <w:t>grep</w:t>
+      </w:r>
+      <w:proofErr w:type="spellEnd"/>
+      <w:proofErr w:type="gramEnd"/>
+      <w:r>
+        <w:t xml:space="preserve"> 'INFO: - ' </w:t>
+      </w:r>
+      <w:proofErr w:type="spellStart"/>
+      <w:r>
+        <w:t>result</w:t>
+      </w:r>
+      <w:proofErr w:type="spellEnd"/>
+      <w:r>
+        <w:t>/*.log</w:t>
+      </w:r>
+    </w:p>
+    <w:p>
+      <w:pPr>
+        <w:pStyle w:val="Listing"/>
+      </w:pPr>
+      <w:r>
+        <w:t>result/gw.geneanet.org.danielr13.lang=fr.n=</w:t>
+      </w:r>
+      <w:proofErr w:type="gramStart"/>
+      <w:r>
+        <w:t>nicolas.oc=0.p</w:t>
+      </w:r>
+      <w:proofErr w:type="gramEnd"/>
+      <w:r>
+        <w:t xml:space="preserve">=etienne+henri.log:[geneanet] INFO: - </w:t>
+      </w:r>
+      <w:proofErr w:type="spellStart"/>
+      <w:r>
+        <w:t>nb_persons</w:t>
+      </w:r>
+      <w:proofErr w:type="spellEnd"/>
+      <w:r>
+        <w:t xml:space="preserve">         = </w:t>
+      </w:r>
+      <w:r>
+        <w:rPr>
+          <w:highlight w:val="yellow"/>
+        </w:rPr>
+        <w:t>374</w:t>
+      </w:r>
+    </w:p>
+    <w:p>
+      <w:pPr>
+        <w:pStyle w:val="Listing"/>
+      </w:pPr>
+      <w:r>
+        <w:t>result/gw.geneanet.org.danielr13.lang=fr.n=</w:t>
+      </w:r>
+      <w:proofErr w:type="gramStart"/>
+      <w:r>
+        <w:t>nicolas.oc=0.p</w:t>
+      </w:r>
+      <w:proofErr w:type="gramEnd"/>
+      <w:r>
+        <w:t xml:space="preserve">=etienne+henri.log:[geneanet] INFO: - </w:t>
+      </w:r>
+      <w:proofErr w:type="spellStart"/>
+      <w:r>
+        <w:t>nb_families</w:t>
+      </w:r>
+      <w:proofErr w:type="spellEnd"/>
+      <w:r>
+        <w:t xml:space="preserve">        = 188</w:t>
+      </w:r>
+    </w:p>
+    <w:p>
+      <w:pPr>
+        <w:pStyle w:val="Listing"/>
+      </w:pPr>
+      <w:r>
+        <w:t>result/gw.geneanet.org.danielr13.lang=fr.n=</w:t>
+      </w:r>
+      <w:proofErr w:type="gramStart"/>
+      <w:r>
+        <w:t>nicolas.oc=0.p</w:t>
+      </w:r>
+      <w:proofErr w:type="gramEnd"/>
+      <w:r>
+        <w:t xml:space="preserve">=etienne+henri.log:[geneanet] INFO: - </w:t>
+      </w:r>
+      <w:proofErr w:type="spellStart"/>
+      <w:r>
+        <w:t>max_generations</w:t>
+      </w:r>
+      <w:proofErr w:type="spellEnd"/>
+      <w:r>
+        <w:t xml:space="preserve">    = </w:t>
+      </w:r>
+      <w:r>
+        <w:rPr>
+          <w:highlight w:val="yellow"/>
+        </w:rPr>
+        <w:t>12</w:t>
+      </w:r>
+    </w:p>
+    <w:p>
+      <w:pPr>
+        <w:pStyle w:val="Listing"/>
+      </w:pPr>
+      <w:r>
+        <w:t>result/gw.geneanet.org.danielr13.lang=fr.n=</w:t>
+      </w:r>
+      <w:proofErr w:type="gramStart"/>
+      <w:r>
+        <w:t>nicolas.oc=0.p</w:t>
+      </w:r>
+      <w:proofErr w:type="gramEnd"/>
+      <w:r>
+        <w:t xml:space="preserve">=etienne+henri.log:[geneanet] INFO: - </w:t>
+      </w:r>
+      <w:proofErr w:type="spellStart"/>
+      <w:r>
+        <w:t>nb_titres_noblesse</w:t>
+      </w:r>
+      <w:proofErr w:type="spellEnd"/>
+      <w:r>
+        <w:t xml:space="preserve"> = 0</w:t>
+      </w:r>
+    </w:p>
+    <w:p>
+      <w:pPr>
+        <w:pStyle w:val="Listing"/>
+      </w:pPr>
+      <w:r>
+        <w:t>result/gw.geneanet.org.danielr13.lang=fr.n=</w:t>
+      </w:r>
+      <w:proofErr w:type="gramStart"/>
+      <w:r>
+        <w:t>nicolas.oc=0.p</w:t>
+      </w:r>
+      <w:proofErr w:type="gramEnd"/>
+      <w:r>
+        <w:t xml:space="preserve">=etienne+henri.log:[geneanet] INFO: - </w:t>
+      </w:r>
+      <w:proofErr w:type="spellStart"/>
+      <w:r>
+        <w:t>nb_errors</w:t>
+      </w:r>
+      <w:proofErr w:type="spellEnd"/>
+      <w:r>
+        <w:t xml:space="preserve">          = 1</w:t>
+      </w:r>
+    </w:p>
+    <w:p>
+      <w:pPr>
+        <w:pStyle w:val="Listing"/>
+      </w:pPr>
+      <w:r>
+        <w:t>result/gw.geneanet.org.danielr13.lang=fr.n=</w:t>
+      </w:r>
+      <w:proofErr w:type="gramStart"/>
+      <w:r>
+        <w:t>nicolas.oc=0.p</w:t>
+      </w:r>
+      <w:proofErr w:type="gramEnd"/>
+      <w:r>
+        <w:t xml:space="preserve">=etienne+henri.log:[geneanet] INFO: - </w:t>
+      </w:r>
+      <w:proofErr w:type="spellStart"/>
+      <w:r>
+        <w:t>nb_todo</w:t>
+      </w:r>
+      <w:proofErr w:type="spellEnd"/>
+      <w:r>
+        <w:t xml:space="preserve">            = 5</w:t>
+      </w:r>
+    </w:p>
+    <w:p>
+      <w:pPr>
+        <w:pStyle w:val="Listing"/>
+      </w:pPr>
+      <w:r>
+        <w:t>result/gw.geneanet.org.danielr13.lang=fr.n=</w:t>
+      </w:r>
+      <w:proofErr w:type="gramStart"/>
+      <w:r>
+        <w:t>nicolas.oc=0.p</w:t>
+      </w:r>
+      <w:proofErr w:type="gramEnd"/>
+      <w:r>
+        <w:t xml:space="preserve">=etienne+henri.log:[geneanet] INFO: - </w:t>
+      </w:r>
+      <w:proofErr w:type="spellStart"/>
+      <w:r>
+        <w:t>nb_scanned_pages</w:t>
+      </w:r>
+      <w:proofErr w:type="spellEnd"/>
+      <w:r>
+        <w:t xml:space="preserve">   = 0</w:t>
+      </w:r>
+    </w:p>
+    <w:p>
+      <w:pPr>
+        <w:pStyle w:val="Listing"/>
+      </w:pPr>
+      <w:r>
+        <w:t>result/gw.geneanet.org.danielr13.lang=fr.n=</w:t>
+      </w:r>
+      <w:proofErr w:type="gramStart"/>
+      <w:r>
+        <w:t>nicolas.oc=0.p</w:t>
+      </w:r>
+      <w:proofErr w:type="gramEnd"/>
+      <w:r>
+        <w:t xml:space="preserve">=etienne+henri.log:[geneanet] INFO: - </w:t>
+      </w:r>
+      <w:proofErr w:type="spellStart"/>
+      <w:r>
+        <w:t>nb_saved_pages</w:t>
+      </w:r>
+      <w:proofErr w:type="spellEnd"/>
+      <w:r>
+        <w:t xml:space="preserve">     = 0</w:t>
+      </w:r>
+    </w:p>
+    <w:p>
+      <w:pPr>
+        <w:pStyle w:val="Listing"/>
+      </w:pPr>
+      <w:r>
+        <w:t>result/gw.geneanet.org.danielr13.lang=fr.n=</w:t>
+      </w:r>
+      <w:proofErr w:type="gramStart"/>
+      <w:r>
+        <w:t>nicolas.oc=0.p</w:t>
+      </w:r>
+      <w:proofErr w:type="gramEnd"/>
+      <w:r>
+        <w:t xml:space="preserve">=etienne+henri.log:[geneanet] INFO: - </w:t>
+      </w:r>
+      <w:proofErr w:type="spellStart"/>
+      <w:r>
+        <w:t>nb_cached_pages</w:t>
+      </w:r>
+      <w:proofErr w:type="spellEnd"/>
+      <w:r>
+        <w:t xml:space="preserve">    = 374</w:t>
+      </w:r>
+    </w:p>
+    <w:p>
+      <w:pPr>
+        <w:pStyle w:val="Listing"/>
+      </w:pPr>
+      <w:r>
+        <w:t>result/gw.geneanet.org.evechevaleyre.lang=</w:t>
+      </w:r>
+      <w:proofErr w:type="gramStart"/>
+      <w:r>
+        <w:t>fr.n</w:t>
+      </w:r>
+      <w:proofErr w:type="gramEnd"/>
+      <w:r>
+        <w:t xml:space="preserve">=brincat.oc=0.p=maria+anna.log:[geneanet] INFO: - </w:t>
+      </w:r>
+      <w:proofErr w:type="spellStart"/>
+      <w:r>
+        <w:t>nb_persons</w:t>
+      </w:r>
+      <w:proofErr w:type="spellEnd"/>
+      <w:r>
+        <w:t xml:space="preserve">         = </w:t>
+      </w:r>
+      <w:r>
+        <w:rPr>
+          <w:highlight w:val="yellow"/>
+        </w:rPr>
+        <w:t>35</w:t>
+      </w:r>
+    </w:p>
+    <w:p>
+      <w:pPr>
+        <w:pStyle w:val="Listing"/>
+      </w:pPr>
+      <w:r>
+        <w:t>result/gw.geneanet.org.evechevaleyre.lang=</w:t>
+      </w:r>
+      <w:proofErr w:type="gramStart"/>
+      <w:r>
+        <w:t>fr.n</w:t>
+      </w:r>
+      <w:proofErr w:type="gramEnd"/>
+      <w:r>
+        <w:t xml:space="preserve">=brincat.oc=0.p=maria+anna.log:[geneanet] INFO: - </w:t>
+      </w:r>
+      <w:proofErr w:type="spellStart"/>
+      <w:r>
+        <w:t>nb_families</w:t>
+      </w:r>
+      <w:proofErr w:type="spellEnd"/>
+      <w:r>
+        <w:t xml:space="preserve">        = 17</w:t>
+      </w:r>
+    </w:p>
+    <w:p>
+      <w:pPr>
+        <w:pStyle w:val="Listing"/>
+      </w:pPr>
+      <w:r>
+        <w:t>result/gw.geneanet.org.evechevaleyre.lang=</w:t>
+      </w:r>
+      <w:proofErr w:type="gramStart"/>
+      <w:r>
+        <w:t>fr.n</w:t>
+      </w:r>
+      <w:proofErr w:type="gramEnd"/>
+      <w:r>
+        <w:t xml:space="preserve">=brincat.oc=0.p=maria+anna.log:[geneanet] INFO: - </w:t>
+      </w:r>
+      <w:proofErr w:type="spellStart"/>
+      <w:r>
+        <w:t>max_generations</w:t>
+      </w:r>
+      <w:proofErr w:type="spellEnd"/>
+      <w:r>
+        <w:t xml:space="preserve">    = </w:t>
+      </w:r>
+      <w:r>
+        <w:rPr>
+          <w:highlight w:val="yellow"/>
+        </w:rPr>
+        <w:t>7</w:t>
+      </w:r>
+    </w:p>
+    <w:p>
+      <w:pPr>
+        <w:pStyle w:val="Listing"/>
+      </w:pPr>
+      <w:r>
+        <w:t>result/gw.geneanet.org.evechevaleyre.lang=</w:t>
+      </w:r>
+      <w:proofErr w:type="gramStart"/>
+      <w:r>
+        <w:t>fr.n</w:t>
+      </w:r>
+      <w:proofErr w:type="gramEnd"/>
+      <w:r>
+        <w:t xml:space="preserve">=brincat.oc=0.p=maria+anna.log:[geneanet] INFO: - </w:t>
+      </w:r>
+      <w:proofErr w:type="spellStart"/>
+      <w:r>
+        <w:t>nb_titres_noblesse</w:t>
+      </w:r>
+      <w:proofErr w:type="spellEnd"/>
+      <w:r>
+        <w:t xml:space="preserve"> = 0</w:t>
+      </w:r>
+    </w:p>
+    <w:p>
+      <w:pPr>
+        <w:pStyle w:val="Listing"/>
+      </w:pPr>
+      <w:r>
+        <w:t>result/gw.geneanet.org.evechevaleyre.lang=</w:t>
+      </w:r>
+      <w:proofErr w:type="gramStart"/>
+      <w:r>
+        <w:t>fr.n</w:t>
+      </w:r>
+      <w:proofErr w:type="gramEnd"/>
+      <w:r>
+        <w:t xml:space="preserve">=brincat.oc=0.p=maria+anna.log:[geneanet] INFO: - </w:t>
+      </w:r>
+      <w:proofErr w:type="spellStart"/>
+      <w:r>
+        <w:t>nb_errors</w:t>
+      </w:r>
+      <w:proofErr w:type="spellEnd"/>
+      <w:r>
+        <w:t xml:space="preserve">          = 4</w:t>
+      </w:r>
+    </w:p>
+    <w:p>
+      <w:pPr>
+        <w:pStyle w:val="Listing"/>
+      </w:pPr>
+      <w:r>
+        <w:t>result/gw.geneanet.org.evechevaleyre.lang=</w:t>
+      </w:r>
+      <w:proofErr w:type="gramStart"/>
+      <w:r>
+        <w:t>fr.n</w:t>
+      </w:r>
+      <w:proofErr w:type="gramEnd"/>
+      <w:r>
+        <w:t xml:space="preserve">=brincat.oc=0.p=maria+anna.log:[geneanet] INFO: - </w:t>
+      </w:r>
+      <w:proofErr w:type="spellStart"/>
+      <w:r>
+        <w:t>nb_todo</w:t>
+      </w:r>
+      <w:proofErr w:type="spellEnd"/>
+      <w:r>
+        <w:t xml:space="preserve">            = 4</w:t>
+      </w:r>
+    </w:p>
+    <w:p>
+      <w:pPr>
+        <w:pStyle w:val="Listing"/>
+      </w:pPr>
+      <w:r>
+        <w:t>result/gw.geneanet.org.evechevaleyre.lang=</w:t>
+      </w:r>
+      <w:proofErr w:type="gramStart"/>
+      <w:r>
+        <w:t>fr.n</w:t>
+      </w:r>
+      <w:proofErr w:type="gramEnd"/>
+      <w:r>
+        <w:t xml:space="preserve">=brincat.oc=0.p=maria+anna.log:[geneanet] INFO: - </w:t>
+      </w:r>
+      <w:proofErr w:type="spellStart"/>
+      <w:r>
+        <w:t>nb_scanned_pages</w:t>
+      </w:r>
+      <w:proofErr w:type="spellEnd"/>
+      <w:r>
+        <w:t xml:space="preserve">   = 0</w:t>
+      </w:r>
+    </w:p>
+    <w:p>
+      <w:pPr>
+        <w:pStyle w:val="Listing"/>
+      </w:pPr>
+      <w:r>
+        <w:t>result/gw.geneanet.org.evechevaleyre.lang=</w:t>
+      </w:r>
+      <w:proofErr w:type="gramStart"/>
+      <w:r>
+        <w:t>fr.n</w:t>
+      </w:r>
+      <w:proofErr w:type="gramEnd"/>
+      <w:r>
+        <w:t xml:space="preserve">=brincat.oc=0.p=maria+anna.log:[geneanet] INFO: - </w:t>
+      </w:r>
+      <w:proofErr w:type="spellStart"/>
+      <w:r>
+        <w:t>nb_saved_pages</w:t>
+      </w:r>
+      <w:proofErr w:type="spellEnd"/>
+      <w:r>
+        <w:t xml:space="preserve">     = 0</w:t>
+      </w:r>
+    </w:p>
+    <w:p>
+      <w:pPr>
+        <w:pStyle w:val="Listing"/>
+      </w:pPr>
+      <w:r>
+        <w:t>result/gw.geneanet.org.evechevaleyre.lang=</w:t>
+      </w:r>
+      <w:proofErr w:type="gramStart"/>
+      <w:r>
+        <w:t>fr.n</w:t>
+      </w:r>
+      <w:proofErr w:type="gramEnd"/>
+      <w:r>
+        <w:t xml:space="preserve">=brincat.oc=0.p=maria+anna.log:[geneanet] INFO: - </w:t>
+      </w:r>
+      <w:proofErr w:type="spellStart"/>
+      <w:r>
+        <w:t>nb_cached_pages</w:t>
+      </w:r>
+      <w:proofErr w:type="spellEnd"/>
+      <w:r>
+        <w:t xml:space="preserve">    = 35</w:t>
+      </w:r>
+    </w:p>
+    <w:p>
+      <w:pPr>
+        <w:pStyle w:val="Listing"/>
+      </w:pPr>
+      <w:r>
+        <w:t>result/gw.geneanet.org.nraibaut2.lang=fr.n=</w:t>
+      </w:r>
+      <w:proofErr w:type="gramStart"/>
+      <w:r>
+        <w:t>dupont.oc=0.p</w:t>
+      </w:r>
+      <w:proofErr w:type="gramEnd"/>
+      <w:r>
+        <w:t xml:space="preserve">=gerard.log:[geneanet] INFO: - </w:t>
+      </w:r>
+      <w:proofErr w:type="spellStart"/>
+      <w:r>
+        <w:t>nb_persons</w:t>
+      </w:r>
+      <w:proofErr w:type="spellEnd"/>
+      <w:r>
+        <w:t xml:space="preserve">         = 5</w:t>
+      </w:r>
+    </w:p>
+    <w:p>
+      <w:pPr>
+        <w:pStyle w:val="Listing"/>
+      </w:pPr>
+      <w:r>
+        <w:t>result/gw.geneanet.org.nraibaut2.lang=fr.n=</w:t>
+      </w:r>
+      <w:proofErr w:type="gramStart"/>
+      <w:r>
+        <w:t>dupont.oc=0.p</w:t>
+      </w:r>
+      <w:proofErr w:type="gramEnd"/>
+      <w:r>
+        <w:t xml:space="preserve">=gerard.log:[geneanet] INFO: - </w:t>
+      </w:r>
+      <w:proofErr w:type="spellStart"/>
+      <w:r>
+        <w:t>nb_families</w:t>
+      </w:r>
+      <w:proofErr w:type="spellEnd"/>
+      <w:r>
+        <w:t xml:space="preserve">        = 2</w:t>
+      </w:r>
+    </w:p>
+    <w:p>
+      <w:pPr>
+        <w:pStyle w:val="Listing"/>
+      </w:pPr>
+      <w:r>
+        <w:t>result/gw.geneanet.org.nraibaut2.lang=fr.n=</w:t>
+      </w:r>
+      <w:proofErr w:type="gramStart"/>
+      <w:r>
+        <w:t>dupont.oc=0.p</w:t>
+      </w:r>
+      <w:proofErr w:type="gramEnd"/>
+      <w:r>
+        <w:t xml:space="preserve">=gerard.log:[geneanet] INFO: - </w:t>
+      </w:r>
+      <w:proofErr w:type="spellStart"/>
+      <w:r>
+        <w:t>max_generations</w:t>
+      </w:r>
+      <w:proofErr w:type="spellEnd"/>
+      <w:r>
+        <w:t xml:space="preserve">    = 3</w:t>
+      </w:r>
+    </w:p>
+    <w:p>
+      <w:pPr>
+        <w:pStyle w:val="Listing"/>
+      </w:pPr>
+      <w:r>
+        <w:t>result/gw.geneanet.org.nraibaut2.lang=fr.n=</w:t>
+      </w:r>
+      <w:proofErr w:type="gramStart"/>
+      <w:r>
+        <w:t>dupont.oc=0.p</w:t>
+      </w:r>
+      <w:proofErr w:type="gramEnd"/>
+      <w:r>
+        <w:t xml:space="preserve">=gerard.log:[geneanet] INFO: - </w:t>
+      </w:r>
+      <w:proofErr w:type="spellStart"/>
+      <w:r>
+        <w:t>nb_titres_noblesse</w:t>
+      </w:r>
+      <w:proofErr w:type="spellEnd"/>
+      <w:r>
+        <w:t xml:space="preserve"> = 0</w:t>
+      </w:r>
+    </w:p>
+    <w:p>
+      <w:pPr>
+        <w:pStyle w:val="Listing"/>
+      </w:pPr>
+      <w:r>
+        <w:t>result/gw.geneanet.org.nraibaut2.lang=fr.n=</w:t>
+      </w:r>
+      <w:proofErr w:type="gramStart"/>
+      <w:r>
+        <w:t>dupont.oc=0.p</w:t>
+      </w:r>
+      <w:proofErr w:type="gramEnd"/>
+      <w:r>
+        <w:t xml:space="preserve">=gerard.log:[geneanet] INFO: - </w:t>
+      </w:r>
+      <w:proofErr w:type="spellStart"/>
+      <w:r>
+        <w:t>nb_errors</w:t>
+      </w:r>
+      <w:proofErr w:type="spellEnd"/>
+      <w:r>
+        <w:t xml:space="preserve">          = 0</w:t>
+      </w:r>
+    </w:p>
+    <w:p>
+      <w:pPr>
+        <w:pStyle w:val="Listing"/>
+      </w:pPr>
+      <w:r>
+        <w:t>result/gw.geneanet.org.nraibaut2.lang=fr.n=</w:t>
+      </w:r>
+      <w:proofErr w:type="gramStart"/>
+      <w:r>
+        <w:t>dupont.oc=0.p</w:t>
+      </w:r>
+      <w:proofErr w:type="gramEnd"/>
+      <w:r>
+        <w:t xml:space="preserve">=gerard.log:[geneanet] INFO: - </w:t>
+      </w:r>
+      <w:proofErr w:type="spellStart"/>
+      <w:r>
+        <w:t>nb_todo</w:t>
+      </w:r>
+      <w:proofErr w:type="spellEnd"/>
+      <w:r>
+        <w:t xml:space="preserve">            = 2</w:t>
+      </w:r>
+    </w:p>
+    <w:p>
+      <w:pPr>
+        <w:pStyle w:val="Listing"/>
+      </w:pPr>
+      <w:r>
+        <w:t>result/gw.geneanet.org.nraibaut2.lang=fr.n=</w:t>
+      </w:r>
+      <w:proofErr w:type="gramStart"/>
+      <w:r>
+        <w:t>dupont.oc=0.p</w:t>
+      </w:r>
+      <w:proofErr w:type="gramEnd"/>
+      <w:r>
+        <w:t xml:space="preserve">=gerard.log:[geneanet] INFO: - </w:t>
+      </w:r>
+      <w:proofErr w:type="spellStart"/>
+      <w:r>
+        <w:t>nb_scanned_pages</w:t>
+      </w:r>
+      <w:proofErr w:type="spellEnd"/>
+      <w:r>
+        <w:t xml:space="preserve">   = 0</w:t>
+      </w:r>
+    </w:p>
+    <w:p>
+      <w:pPr>
+        <w:pStyle w:val="Listing"/>
+      </w:pPr>
+      <w:r>
+        <w:t>result/gw.geneanet.org.nraibaut2.lang=fr.n=</w:t>
+      </w:r>
+      <w:proofErr w:type="gramStart"/>
+      <w:r>
+        <w:t>dupont.oc=0.p</w:t>
+      </w:r>
+      <w:proofErr w:type="gramEnd"/>
+      <w:r>
+        <w:t xml:space="preserve">=gerard.log:[geneanet] INFO: - </w:t>
+      </w:r>
+      <w:proofErr w:type="spellStart"/>
+      <w:r>
+        <w:t>nb_saved_pages</w:t>
+      </w:r>
+      <w:proofErr w:type="spellEnd"/>
+      <w:r>
+        <w:t xml:space="preserve">     = 0</w:t>
+      </w:r>
+    </w:p>
+    <w:p>
+      <w:pPr>
+        <w:pStyle w:val="Listing"/>
+      </w:pPr>
+      <w:r>
+        <w:t>result/gw.geneanet.org.nraibaut2.lang=fr.n=</w:t>
+      </w:r>
+      <w:proofErr w:type="gramStart"/>
+      <w:r>
+        <w:t>dupont.oc=0.p</w:t>
+      </w:r>
+      <w:proofErr w:type="gramEnd"/>
+      <w:r>
+        <w:t xml:space="preserve">=gerard.log:[geneanet] INFO: - </w:t>
+      </w:r>
+      <w:proofErr w:type="spellStart"/>
+      <w:r>
+        <w:t>nb_cached_pages</w:t>
+      </w:r>
+      <w:proofErr w:type="spellEnd"/>
+      <w:r>
+        <w:t xml:space="preserve">    = 5</w:t>
+      </w:r>
+    </w:p>
+    <w:p>
+      <w:pPr>
+        <w:pStyle w:val="Listing"/>
+      </w:pPr>
+      <w:r>
+        <w:t>result/gw.geneanet.org.virgile81.lang=fr.n=</w:t>
+      </w:r>
+      <w:proofErr w:type="gramStart"/>
+      <w:r>
+        <w:t>schembri.oc=0.p</w:t>
+      </w:r>
+      <w:proofErr w:type="gramEnd"/>
+      <w:r>
+        <w:t xml:space="preserve">=emmanuele.log:[geneanet] INFO: - </w:t>
+      </w:r>
+      <w:proofErr w:type="spellStart"/>
+      <w:r>
+        <w:t>nb_persons</w:t>
+      </w:r>
+      <w:proofErr w:type="spellEnd"/>
+      <w:r>
+        <w:t xml:space="preserve">         = </w:t>
+      </w:r>
+      <w:r>
+        <w:rPr>
+          <w:highlight w:val="yellow"/>
+        </w:rPr>
+        <w:t>43</w:t>
+      </w:r>
+    </w:p>
+    <w:p>
+      <w:pPr>
+        <w:pStyle w:val="Listing"/>
+      </w:pPr>
+      <w:r>
+        <w:t>result/gw.geneanet.org.virgile81.lang=fr.n=</w:t>
+      </w:r>
+      <w:proofErr w:type="gramStart"/>
+      <w:r>
+        <w:t>schembri.oc=0.p</w:t>
+      </w:r>
+      <w:proofErr w:type="gramEnd"/>
+      <w:r>
+        <w:t xml:space="preserve">=emmanuele.log:[geneanet] INFO: - </w:t>
+      </w:r>
+      <w:proofErr w:type="spellStart"/>
+      <w:r>
+        <w:t>nb_families</w:t>
+      </w:r>
+      <w:proofErr w:type="spellEnd"/>
+      <w:r>
+        <w:t xml:space="preserve">        = 21</w:t>
+      </w:r>
+    </w:p>
+    <w:p>
+      <w:pPr>
+        <w:pStyle w:val="Listing"/>
+      </w:pPr>
+      <w:r>
+        <w:t>result/gw.geneanet.org.virgile81.lang=fr.n=</w:t>
+      </w:r>
+      <w:proofErr w:type="gramStart"/>
+      <w:r>
+        <w:t>schembri.oc=0.p</w:t>
+      </w:r>
+      <w:proofErr w:type="gramEnd"/>
+      <w:r>
+        <w:t xml:space="preserve">=emmanuele.log:[geneanet] INFO: - </w:t>
+      </w:r>
+      <w:proofErr w:type="spellStart"/>
+      <w:r>
+        <w:t>max_generations</w:t>
+      </w:r>
+      <w:proofErr w:type="spellEnd"/>
+      <w:r>
+        <w:t xml:space="preserve">    = </w:t>
+      </w:r>
+      <w:r>
+        <w:rPr>
+          <w:highlight w:val="yellow"/>
+        </w:rPr>
+        <w:t>9</w:t>
+      </w:r>
+    </w:p>
+    <w:p>
+      <w:pPr>
+        <w:pStyle w:val="Listing"/>
+      </w:pPr>
+      <w:r>
+        <w:t>result/gw.geneanet.org.virgile81.lang=fr.n=</w:t>
+      </w:r>
+      <w:proofErr w:type="gramStart"/>
+      <w:r>
+        <w:t>schembri.oc=0.p</w:t>
+      </w:r>
+      <w:proofErr w:type="gramEnd"/>
+      <w:r>
+        <w:t xml:space="preserve">=emmanuele.log:[geneanet] INFO: - </w:t>
+      </w:r>
+      <w:proofErr w:type="spellStart"/>
+      <w:r>
+        <w:t>nb_titres_noblesse</w:t>
+      </w:r>
+      <w:proofErr w:type="spellEnd"/>
+      <w:r>
+        <w:t xml:space="preserve"> = 0</w:t>
+      </w:r>
+    </w:p>
+    <w:p>
+      <w:pPr>
+        <w:pStyle w:val="Listing"/>
+      </w:pPr>
+      <w:r>
+        <w:t>result/gw.geneanet.org.virgile81.lang=fr.n=</w:t>
+      </w:r>
+      <w:proofErr w:type="gramStart"/>
+      <w:r>
+        <w:t>schembri.oc=0.p</w:t>
+      </w:r>
+      <w:proofErr w:type="gramEnd"/>
+      <w:r>
+        <w:t xml:space="preserve">=emmanuele.log:[geneanet] INFO: - </w:t>
+      </w:r>
+      <w:proofErr w:type="spellStart"/>
+      <w:r>
+        <w:t>nb_errors</w:t>
+      </w:r>
+      <w:proofErr w:type="spellEnd"/>
+      <w:r>
+        <w:t xml:space="preserve">          = 0</w:t>
+      </w:r>
+    </w:p>
+    <w:p>
+      <w:pPr>
+        <w:pStyle w:val="Listing"/>
+      </w:pPr>
+      <w:r>
+        <w:t>result/gw.geneanet.org.virgile81.lang=fr.n=</w:t>
+      </w:r>
+      <w:proofErr w:type="gramStart"/>
+      <w:r>
+        <w:t>schembri.oc=0.p</w:t>
+      </w:r>
+      <w:proofErr w:type="gramEnd"/>
+      <w:r>
+        <w:t xml:space="preserve">=emmanuele.log:[geneanet] INFO: - </w:t>
+      </w:r>
+      <w:proofErr w:type="spellStart"/>
+      <w:r>
+        <w:t>nb_todo</w:t>
+      </w:r>
+      <w:proofErr w:type="spellEnd"/>
+      <w:r>
+        <w:t xml:space="preserve">            = 0</w:t>
+      </w:r>
+    </w:p>
+    <w:p>
+      <w:pPr>
+        <w:pStyle w:val="Listing"/>
+      </w:pPr>
+      <w:r>
+        <w:lastRenderedPageBreak/>
+        <w:t>result/gw.geneanet.org.virgile81.lang=fr.n=</w:t>
+      </w:r>
+      <w:proofErr w:type="gramStart"/>
+      <w:r>
+        <w:t>schembri.oc=0.p</w:t>
+      </w:r>
+      <w:proofErr w:type="gramEnd"/>
+      <w:r>
+        <w:t xml:space="preserve">=emmanuele.log:[geneanet] INFO: - </w:t>
+      </w:r>
+      <w:proofErr w:type="spellStart"/>
+      <w:r>
+        <w:t>nb_scanned_pages</w:t>
+      </w:r>
+      <w:proofErr w:type="spellEnd"/>
+      <w:r>
+        <w:t xml:space="preserve">   = 0</w:t>
+      </w:r>
+    </w:p>
+    <w:p>
+      <w:pPr>
+        <w:pStyle w:val="Listing"/>
+      </w:pPr>
+      <w:r>
+        <w:t>result/gw.geneanet.org.virgile81.lang=fr.n=</w:t>
+      </w:r>
+      <w:proofErr w:type="gramStart"/>
+      <w:r>
+        <w:t>schembri.oc=0.p</w:t>
+      </w:r>
+      <w:proofErr w:type="gramEnd"/>
+      <w:r>
+        <w:t xml:space="preserve">=emmanuele.log:[geneanet] INFO: - </w:t>
+      </w:r>
+      <w:proofErr w:type="spellStart"/>
+      <w:r>
+        <w:t>nb_saved_pages</w:t>
+      </w:r>
+      <w:proofErr w:type="spellEnd"/>
+      <w:r>
+        <w:t xml:space="preserve">     = 0</w:t>
+      </w:r>
+    </w:p>
+    <w:p>
+      <w:pPr>
+        <w:pStyle w:val="Listing"/>
+      </w:pPr>
+      <w:r>
+        <w:t>result/gw.geneanet.org.virgile81.lang=fr.n=</w:t>
+      </w:r>
+      <w:proofErr w:type="gramStart"/>
+      <w:r>
+        <w:t>schembri.oc=0.p</w:t>
+      </w:r>
+      <w:proofErr w:type="gramEnd"/>
+      <w:r>
+        <w:t xml:space="preserve">=emmanuele.log:[geneanet] INFO: - </w:t>
+      </w:r>
+      <w:proofErr w:type="spellStart"/>
+      <w:r>
+        <w:t>nb_cached_pages</w:t>
+      </w:r>
+      <w:proofErr w:type="spellEnd"/>
+      <w:r>
+        <w:t xml:space="preserve">    = 43</w:t>
+      </w:r>
+    </w:p>
+    <w:p/>
+    <w:p>
+      <w:proofErr w:type="spellStart"/>
+      <w:proofErr w:type="gramStart"/>
+      <w:r>
+        <w:t>grep</w:t>
+      </w:r>
+      <w:proofErr w:type="spellEnd"/>
+      <w:proofErr w:type="gramEnd"/>
+      <w:r>
+        <w:t xml:space="preserve"> @todo </w:t>
+      </w:r>
+      <w:proofErr w:type="spellStart"/>
+      <w:r>
+        <w:t>result</w:t>
+      </w:r>
+      <w:proofErr w:type="spellEnd"/>
+      <w:r>
+        <w:t>/*.</w:t>
+      </w:r>
+      <w:proofErr w:type="spellStart"/>
+      <w:r>
+        <w:t>ged</w:t>
+      </w:r>
+      <w:proofErr w:type="spellEnd"/>
+    </w:p>
+    <w:p>
+      <w:pPr>
+        <w:pStyle w:val="Listing"/>
+      </w:pPr>
+      <w:r>
+        <w:t>result/gw.geneanet.org.danielr13.lang=fr.n=</w:t>
+      </w:r>
+      <w:proofErr w:type="gramStart"/>
+      <w:r>
+        <w:t>nicolas.oc=0.p</w:t>
+      </w:r>
+      <w:proofErr w:type="gramEnd"/>
+      <w:r>
+        <w:t>=etienne+henri.ged:2 CONT @todo vérifier prise en compte événement 'Contrat de mariage (avec Magdeleine PERRIER)'</w:t>
+      </w:r>
+    </w:p>
+    <w:p>
+      <w:pPr>
+        <w:pStyle w:val="Listing"/>
+      </w:pPr>
+      <w:r>
+        <w:t>result/gw.geneanet.org.danielr13.lang=fr.n=</w:t>
+      </w:r>
+      <w:proofErr w:type="gramStart"/>
+      <w:r>
+        <w:t>nicolas.oc=0.p</w:t>
+      </w:r>
+      <w:proofErr w:type="gramEnd"/>
+      <w:r>
+        <w:t>=etienne+henri.ged:2 CONT @todo vérifier prise en compte événement 'Contrat de mariage (avec Jean LAMOUROUX)'</w:t>
+      </w:r>
+    </w:p>
+    <w:p>
+      <w:pPr>
+        <w:pStyle w:val="Listing"/>
+      </w:pPr>
+      <w:r>
+        <w:t>result/gw.geneanet.org.danielr13.lang=fr.n=</w:t>
+      </w:r>
+      <w:proofErr w:type="gramStart"/>
+      <w:r>
+        <w:t>nicolas.oc=0.p</w:t>
+      </w:r>
+      <w:proofErr w:type="gramEnd"/>
+      <w:r>
+        <w:t>=etienne+henri.ged:2 CONT @todo note union à analyser : '..."laquelle SYBILLE a accusé ledit BAR de crime de rapt..."'</w:t>
+      </w:r>
+    </w:p>
+    <w:p>
+      <w:pPr>
+        <w:pStyle w:val="Listing"/>
+      </w:pPr>
+      <w:r>
+        <w:t>result/gw.geneanet.org.danielr13.lang=fr.n=</w:t>
+      </w:r>
+      <w:proofErr w:type="gramStart"/>
+      <w:r>
+        <w:t>nicolas.oc=0.p</w:t>
+      </w:r>
+      <w:proofErr w:type="gramEnd"/>
+      <w:r>
+        <w:t>=etienne+henri.ged:2 CONT @todo vérifier les événements (1 erreur(s) détectée(s))</w:t>
+      </w:r>
+    </w:p>
+    <w:p>
+      <w:pPr>
+        <w:pStyle w:val="Listing"/>
+      </w:pPr>
+      <w:r>
+        <w:t>result/gw.geneanet.org.danielr13.lang=fr.n=</w:t>
+      </w:r>
+      <w:proofErr w:type="gramStart"/>
+      <w:r>
+        <w:t>nicolas.oc=0.p</w:t>
+      </w:r>
+      <w:proofErr w:type="gramEnd"/>
+      <w:r>
+        <w:t>=etienne+henri.ged:2 CONT @todo note union à analyser : '..."laquelle SYBILLE a accusé ledit BAR de crime de rapt..."'</w:t>
+      </w:r>
+    </w:p>
+    <w:p>
+      <w:pPr>
+        <w:pStyle w:val="Listing"/>
+      </w:pPr>
+      <w:r>
+        <w:t>result/gw.geneanet.org.evechevaleyre.lang=</w:t>
+      </w:r>
+      <w:proofErr w:type="gramStart"/>
+      <w:r>
+        <w:t>fr.n</w:t>
+      </w:r>
+      <w:proofErr w:type="gramEnd"/>
+      <w:r>
+        <w:t xml:space="preserve">=brincat.oc=0.p=maria+anna.ged:1 TEXT @todo Anomalies détectées sur </w:t>
+      </w:r>
+      <w:proofErr w:type="spellStart"/>
+      <w:r>
+        <w:t>Domenica</w:t>
+      </w:r>
+      <w:proofErr w:type="spellEnd"/>
+      <w:r>
+        <w:t xml:space="preserve"> CHETCUTI. Vérifier la source.</w:t>
+      </w:r>
+    </w:p>
+    <w:p>
+      <w:pPr>
+        <w:pStyle w:val="Listing"/>
+      </w:pPr>
+      <w:r>
+        <w:t>result/gw.geneanet.org.evechevaleyre.lang=</w:t>
+      </w:r>
+      <w:proofErr w:type="gramStart"/>
+      <w:r>
+        <w:t>fr.n</w:t>
+      </w:r>
+      <w:proofErr w:type="gramEnd"/>
+      <w:r>
+        <w:t>=brincat.oc=0.p=maria+anna.ged:1 TEXT @todo Anomalies détectées sur Francesco de BRINCAT. Vérifier la source.</w:t>
+      </w:r>
+    </w:p>
+    <w:p>
+      <w:pPr>
+        <w:pStyle w:val="Listing"/>
+      </w:pPr>
+      <w:r>
+        <w:t>result/gw.geneanet.org.evechevaleyre.lang=</w:t>
+      </w:r>
+      <w:proofErr w:type="gramStart"/>
+      <w:r>
+        <w:t>fr.n</w:t>
+      </w:r>
+      <w:proofErr w:type="gramEnd"/>
+      <w:r>
+        <w:t>=brincat.oc=0.p=maria+anna.ged:1 TEXT @todo Anomalies détectées sur Francesco CIANTAR. Vérifier la source.</w:t>
+      </w:r>
+    </w:p>
+    <w:p>
+      <w:pPr>
+        <w:pStyle w:val="Listing"/>
+      </w:pPr>
+      <w:r>
+        <w:t>result/gw.geneanet.org.evechevaleyre.lang=</w:t>
+      </w:r>
+      <w:proofErr w:type="gramStart"/>
+      <w:r>
+        <w:t>fr.n</w:t>
+      </w:r>
+      <w:proofErr w:type="gramEnd"/>
+      <w:r>
+        <w:t xml:space="preserve">=brincat.oc=0.p=maria+anna.ged:1 TEXT @todo Anomalies détectées sur </w:t>
+      </w:r>
+      <w:proofErr w:type="spellStart"/>
+      <w:r>
+        <w:t>Geronima</w:t>
+      </w:r>
+      <w:proofErr w:type="spellEnd"/>
+      <w:r>
+        <w:t xml:space="preserve"> MIFSUD. Vérifier la source.</w:t>
+      </w:r>
+    </w:p>
+    <w:p>
+      <w:pPr>
+        <w:pStyle w:val="Listing"/>
+      </w:pPr>
+      <w:r>
+        <w:t>result/gw.geneanet.org.nraibaut2.lang=fr.n=</w:t>
+      </w:r>
+      <w:proofErr w:type="gramStart"/>
+      <w:r>
+        <w:t>dupont.oc=0.p</w:t>
+      </w:r>
+      <w:proofErr w:type="gramEnd"/>
+      <w:r>
+        <w:t>=gerard.ged:1 TEXT @todo note 'Union avec Pierre DUPONT' à analyser : 'Note1 sur le mariage</w:t>
+      </w:r>
+    </w:p>
+    <w:p>
+      <w:pPr>
+        <w:pStyle w:val="Listing"/>
+      </w:pPr>
+      <w:r>
+        <w:t>result/gw.geneanet.org.nraibaut2.lang=fr.n=</w:t>
+      </w:r>
+      <w:proofErr w:type="gramStart"/>
+      <w:r>
+        <w:t>dupont.oc=0.p</w:t>
+      </w:r>
+      <w:proofErr w:type="gramEnd"/>
+      <w:r>
+        <w:t>=gerard.ged:2 CONT @todo note 'Union avec Marie Paule DURAND' à analyser : 'Note1 sur le mariage</w:t>
+      </w:r>
+    </w:p>
+    <w:p>
+      <w:pPr>
+        <w:pStyle w:val="Listing"/>
+      </w:pPr>
+      <w:r>
+        <w:t>result/gw.geneanet.org.nraibaut2.lang=fr.n=</w:t>
+      </w:r>
+      <w:proofErr w:type="gramStart"/>
+      <w:r>
+        <w:t>dupont.oc=0.p</w:t>
+      </w:r>
+      <w:proofErr w:type="gramEnd"/>
+      <w:r>
+        <w:t>=gerard_ancestris.ged:2 CONT @@todo note 'Union avec Marie Paule DURAND' à analyser : 'Note1 sur le mariage</w:t>
+      </w:r>
+    </w:p>
+    <w:p>
+      <w:pPr>
+        <w:pStyle w:val="Listing"/>
+      </w:pPr>
+      <w:r>
+        <w:t>result/gw.geneanet.org.nraibaut2.lang=fr.n=</w:t>
+      </w:r>
+      <w:proofErr w:type="gramStart"/>
+      <w:r>
+        <w:t>dupont.oc=0.p</w:t>
+      </w:r>
+      <w:proofErr w:type="gramEnd"/>
+      <w:r>
+        <w:t>=gerard_ancestris.ged:1 TEXT @@todo note 'Union avec Pierre DUPONT' à analyser : 'Note1 sur le mariage</w:t>
+      </w:r>
+    </w:p>
+    <w:p>
+      <w:pPr>
+        <w:pStyle w:val="Listing"/>
+      </w:pPr>
+      <w:r>
+        <w:t>result/gw.geneanet.org.nraibaut2.lang=fr.n=</w:t>
+      </w:r>
+      <w:proofErr w:type="gramStart"/>
+      <w:r>
+        <w:t>dupont.oc=0.p</w:t>
+      </w:r>
+      <w:proofErr w:type="gramEnd"/>
+      <w:r>
+        <w:t>=gerard_ancestris_20230820-162934.ged:1 TEXT @todo note 'Union avec Pierre DUPONT' à analyser : 'Note1 sur le mariage</w:t>
+      </w:r>
+    </w:p>
+    <w:p>
+      <w:pPr>
+        <w:pStyle w:val="Listing"/>
+      </w:pPr>
+      <w:r>
+        <w:t>result/gw.geneanet.org.nraibaut2.lang=fr.n=</w:t>
+      </w:r>
+      <w:proofErr w:type="gramStart"/>
+      <w:r>
+        <w:t>dupont.oc=0.p</w:t>
+      </w:r>
+      <w:proofErr w:type="gramEnd"/>
+      <w:r>
+        <w:t>=gerard_ancestris_20230820-162934.ged:2 CONT @todo note 'Union avec Marie Paule DURAND' à analyser : 'Note1 sur le mariage</w:t>
+      </w:r>
+    </w:p>
+    <w:p>
+      <w:pPr>
+        <w:pStyle w:val="Listing"/>
+      </w:pPr>
+      <w:r>
+        <w:t>result/gw.geneanet.org.nraibaut2.lang=fr.n=</w:t>
+      </w:r>
+      <w:proofErr w:type="gramStart"/>
+      <w:r>
+        <w:t>dupont.oc=0.p</w:t>
+      </w:r>
+      <w:proofErr w:type="gramEnd"/>
+      <w:r>
+        <w:t>=gerard_ancestris_20230820-170207.ged:2 CONT @todo note 'Union avec Marie Paule DURAND' à analyser : 'Note1 sur le mariage</w:t>
+      </w:r>
+    </w:p>
+    <w:p>
+      <w:pPr>
+        <w:pStyle w:val="Listing"/>
+      </w:pPr>
+      <w:r>
+        <w:t>result/gw.geneanet.org.nraibaut2.lang=fr.n=</w:t>
+      </w:r>
+      <w:proofErr w:type="gramStart"/>
+      <w:r>
+        <w:t>dupont.oc=0.p</w:t>
+      </w:r>
+      <w:proofErr w:type="gramEnd"/>
+      <w:r>
+        <w:t>=gerard_ancestris_20230820-170207.ged:1 TEXT @todo note 'Union avec Pierre DUPONT' à analyser : 'Note1 sur le mariage</w:t>
+      </w:r>
     </w:p>
     <w:p/>
     <w:sectPr>
-      <w:headerReference w:type="default" r:id="rId60"/>
+      <w:headerReference w:type="default" r:id="rId66"/>
       <w:pgSz w:w="16838" w:h="11906" w:orient="landscape"/>
       <w:pgMar w:top="1080" w:right="1440" w:bottom="1080" w:left="1440" w:header="708" w:footer="708" w:gutter="0"/>
       <w:cols w:space="708"/>
@@ -3597,7 +7059,7 @@
       <w:rPr>
         <w:noProof/>
       </w:rPr>
-      <w:t>18/08/2023</w:t>
+      <w:t>20/08/2023</w:t>
     </w:r>
     <w:r>
       <w:fldChar w:fldCharType="end"/>

--- a/doc/NotesNRa6_vérifications_et_cas_particuliers.docx
+++ b/doc/NotesNRa6_vérifications_et_cas_particuliers.docx
@@ -6976,8 +6976,6950 @@
       </w:r>
     </w:p>
     <w:p/>
+    <w:p/>
+    <w:p>
+      <w:r>
+        <w:t>21/08/23 :</w:t>
+      </w:r>
+    </w:p>
+    <w:p>
+      <w:pPr>
+        <w:pStyle w:val="Paragraphedeliste"/>
+        <w:numPr>
+          <w:ilvl w:val="0"/>
+          <w:numId w:val="7"/>
+        </w:numPr>
+      </w:pPr>
+      <w:proofErr w:type="gramStart"/>
+      <w:r>
+        <w:t>rectificatif</w:t>
+      </w:r>
+      <w:proofErr w:type="gramEnd"/>
+      <w:r>
+        <w:t xml:space="preserve"> dates « en xxx » et « le xxx »</w:t>
+      </w:r>
+    </w:p>
+    <w:p>
+      <w:pPr>
+        <w:pStyle w:val="Paragraphedeliste"/>
+        <w:numPr>
+          <w:ilvl w:val="1"/>
+          <w:numId w:val="7"/>
+        </w:numPr>
+      </w:pPr>
+      <w:proofErr w:type="gramStart"/>
+      <w:r>
+        <w:t>plein</w:t>
+      </w:r>
+      <w:proofErr w:type="gramEnd"/>
+      <w:r>
+        <w:t xml:space="preserve"> de cas dans </w:t>
+      </w:r>
+    </w:p>
+    <w:p>
+      <w:pPr>
+        <w:pStyle w:val="Paragraphedeliste"/>
+        <w:numPr>
+          <w:ilvl w:val="1"/>
+          <w:numId w:val="7"/>
+        </w:numPr>
+      </w:pPr>
+      <w:r>
+        <w:t>1 cas dans :</w:t>
+      </w:r>
+      <w:r>
+        <w:br/>
+      </w:r>
+      <w:r>
+        <w:t>result/gw.geneanet.org.virgile81.lang=fr.n=</w:t>
+      </w:r>
+      <w:proofErr w:type="gramStart"/>
+      <w:r>
+        <w:t>schembri.oc=0.p</w:t>
+      </w:r>
+      <w:proofErr w:type="gramEnd"/>
+      <w:r>
+        <w:t xml:space="preserve">=emmanuele.log:[geneanet] DEBUG: </w:t>
+      </w:r>
+      <w:proofErr w:type="spellStart"/>
+      <w:r>
+        <w:t>Generation</w:t>
+      </w:r>
+      <w:proofErr w:type="spellEnd"/>
+      <w:r>
+        <w:t xml:space="preserve"> 1, </w:t>
+      </w:r>
+      <w:proofErr w:type="spellStart"/>
+      <w:r>
+        <w:t>sosa</w:t>
+      </w:r>
+      <w:proofErr w:type="spellEnd"/>
+      <w:r>
+        <w:t xml:space="preserve"> 1 : </w:t>
+      </w:r>
+      <w:proofErr w:type="spellStart"/>
+      <w:r>
+        <w:t>Emmanuele</w:t>
+      </w:r>
+      <w:proofErr w:type="spellEnd"/>
+      <w:r>
+        <w:t xml:space="preserve"> SCHEMBRI : --&gt; event_name2='Décès' event_date2='le 7 avril 1877' event_place2='Tunis (Tunisie) ‎</w:t>
+      </w:r>
+      <w:proofErr w:type="spellStart"/>
+      <w:r>
+        <w:t>تونس</w:t>
+      </w:r>
+      <w:proofErr w:type="spellEnd"/>
+      <w:r>
+        <w:t xml:space="preserve"> église Ste-Croix'</w:t>
+      </w:r>
+    </w:p>
+    <w:p>
+      <w:pPr>
+        <w:pStyle w:val="Paragraphedeliste"/>
+        <w:numPr>
+          <w:ilvl w:val="2"/>
+          <w:numId w:val="7"/>
+        </w:numPr>
+      </w:pPr>
+      <w:proofErr w:type="gramStart"/>
+      <w:r>
+        <w:t>mais</w:t>
+      </w:r>
+      <w:proofErr w:type="gramEnd"/>
+      <w:r>
+        <w:t xml:space="preserve"> traité dans dateconverter.py</w:t>
+      </w:r>
+    </w:p>
+    <w:p>
+      <w:pPr>
+        <w:pStyle w:val="Paragraphedeliste"/>
+        <w:numPr>
+          <w:ilvl w:val="0"/>
+          <w:numId w:val="7"/>
+        </w:numPr>
+      </w:pPr>
+      <w:proofErr w:type="gramStart"/>
+      <w:r>
+        <w:lastRenderedPageBreak/>
+        <w:t>cas</w:t>
+      </w:r>
+      <w:proofErr w:type="gramEnd"/>
+      <w:r>
+        <w:t xml:space="preserve"> </w:t>
+      </w:r>
+      <w:hyperlink r:id="rId66" w:history="1">
+        <w:r>
+          <w:rPr>
+            <w:rStyle w:val="Lienhypertexte"/>
+          </w:rPr>
+          <w:t>https://gw.geneanet.org/danielr13?lang=fr&amp;p=magdeleine&amp;n=meynier</w:t>
+        </w:r>
+      </w:hyperlink>
+      <w:r>
+        <w:br/>
+      </w:r>
+      <w:r>
+        <w:drawing>
+          <wp:inline distT="0" distB="0" distL="0" distR="0" wp14:anchorId="089EC07A" wp14:editId="1D1A2CDB">
+            <wp:extent cx="4974609" cy="598795"/>
+            <wp:effectExtent l="0" t="0" r="0" b="0"/>
+            <wp:docPr id="2005094676" name="Image 1"/>
+            <wp:cNvGraphicFramePr>
+              <a:graphicFrameLocks xmlns:a="http://schemas.openxmlformats.org/drawingml/2006/main" noChangeAspect="1"/>
+            </wp:cNvGraphicFramePr>
+            <a:graphic xmlns:a="http://schemas.openxmlformats.org/drawingml/2006/main">
+              <a:graphicData uri="http://schemas.openxmlformats.org/drawingml/2006/picture">
+                <pic:pic xmlns:pic="http://schemas.openxmlformats.org/drawingml/2006/picture">
+                  <pic:nvPicPr>
+                    <pic:cNvPr id="2005094676" name=""/>
+                    <pic:cNvPicPr/>
+                  </pic:nvPicPr>
+                  <pic:blipFill>
+                    <a:blip r:embed="rId67"/>
+                    <a:stretch>
+                      <a:fillRect/>
+                    </a:stretch>
+                  </pic:blipFill>
+                  <pic:spPr>
+                    <a:xfrm>
+                      <a:off x="0" y="0"/>
+                      <a:ext cx="4997753" cy="601581"/>
+                    </a:xfrm>
+                    <a:prstGeom prst="rect">
+                      <a:avLst/>
+                    </a:prstGeom>
+                  </pic:spPr>
+                </pic:pic>
+              </a:graphicData>
+            </a:graphic>
+          </wp:inline>
+        </w:drawing>
+      </w:r>
+    </w:p>
+    <w:p>
+      <w:pPr>
+        <w:pStyle w:val="Listing"/>
+      </w:pPr>
+      <w:r>
+        <w:t>&lt;</w:t>
+      </w:r>
+      <w:proofErr w:type="gramStart"/>
+      <w:r>
+        <w:t>li</w:t>
+      </w:r>
+      <w:proofErr w:type="gramEnd"/>
+      <w:r>
+        <w:t>&gt;Décédée le&amp;nbsp;1</w:t>
+      </w:r>
+      <w:r>
+        <w:rPr>
+          <w:highlight w:val="yellow"/>
+        </w:rPr>
+        <w:t>&lt;sup&gt;</w:t>
+      </w:r>
+      <w:proofErr w:type="spellStart"/>
+      <w:r>
+        <w:t>er</w:t>
+      </w:r>
+      <w:proofErr w:type="spellEnd"/>
+      <w:r>
+        <w:rPr>
+          <w:highlight w:val="yellow"/>
+        </w:rPr>
+        <w:t>&lt;/sup&gt;</w:t>
+      </w:r>
+      <w:r>
+        <w:t>&amp;</w:t>
+      </w:r>
+      <w:proofErr w:type="spellStart"/>
+      <w:r>
+        <w:t>nbsp;complémentaire&amp;nbsp;an&amp;nbsp;IV</w:t>
+      </w:r>
+      <w:proofErr w:type="spellEnd"/>
+      <w:r>
+        <w:t xml:space="preserve">  (17 septembre 1796) (samedi) - Boulbon (13017),</w:t>
+      </w:r>
+    </w:p>
+    <w:p>
+      <w:pPr>
+        <w:pStyle w:val="Listing"/>
+      </w:pPr>
+      <w:proofErr w:type="gramStart"/>
+      <w:r>
+        <w:t>à</w:t>
+      </w:r>
+      <w:proofErr w:type="gramEnd"/>
+      <w:r>
+        <w:t xml:space="preserve"> l'âge de 81 ans&lt;/li&gt;</w:t>
+      </w:r>
+    </w:p>
+    <w:p>
+      <w:r>
+        <w:rPr>
+          <w:rFonts w:ascii="Lucida Console" w:hAnsi="Lucida Console" w:cs="Lucida Console"/>
+          <w:kern w:val="0"/>
+          <w:sz w:val="18"/>
+          <w:szCs w:val="18"/>
+        </w:rPr>
+        <w:t>result/gw.geneanet.org.danielr13.lang=fr.n=</w:t>
+      </w:r>
+      <w:proofErr w:type="gramStart"/>
+      <w:r>
+        <w:rPr>
+          <w:rFonts w:ascii="Lucida Console" w:hAnsi="Lucida Console" w:cs="Lucida Console"/>
+          <w:kern w:val="0"/>
+          <w:sz w:val="18"/>
+          <w:szCs w:val="18"/>
+        </w:rPr>
+        <w:t>nicolas.oc=0.p</w:t>
+      </w:r>
+      <w:proofErr w:type="gramEnd"/>
+      <w:r>
+        <w:rPr>
+          <w:rFonts w:ascii="Lucida Console" w:hAnsi="Lucida Console" w:cs="Lucida Console"/>
+          <w:kern w:val="0"/>
+          <w:sz w:val="18"/>
+          <w:szCs w:val="18"/>
+        </w:rPr>
+        <w:t xml:space="preserve">=etienne+henri.log:[geneanet] DEBUG: </w:t>
+      </w:r>
+      <w:proofErr w:type="spellStart"/>
+      <w:r>
+        <w:rPr>
+          <w:rFonts w:ascii="Lucida Console" w:hAnsi="Lucida Console" w:cs="Lucida Console"/>
+          <w:kern w:val="0"/>
+          <w:sz w:val="18"/>
+          <w:szCs w:val="18"/>
+        </w:rPr>
+        <w:t>Generation</w:t>
+      </w:r>
+      <w:proofErr w:type="spellEnd"/>
+      <w:r>
+        <w:rPr>
+          <w:rFonts w:ascii="Lucida Console" w:hAnsi="Lucida Console" w:cs="Lucida Console"/>
+          <w:kern w:val="0"/>
+          <w:sz w:val="18"/>
+          <w:szCs w:val="18"/>
+        </w:rPr>
+        <w:t xml:space="preserve"> 7, </w:t>
+      </w:r>
+      <w:proofErr w:type="spellStart"/>
+      <w:r>
+        <w:rPr>
+          <w:rFonts w:ascii="Lucida Console" w:hAnsi="Lucida Console" w:cs="Lucida Console"/>
+          <w:kern w:val="0"/>
+          <w:sz w:val="18"/>
+          <w:szCs w:val="18"/>
+        </w:rPr>
+        <w:t>sosa</w:t>
+      </w:r>
+      <w:proofErr w:type="spellEnd"/>
+      <w:r>
+        <w:rPr>
+          <w:rFonts w:ascii="Lucida Console" w:hAnsi="Lucida Console" w:cs="Lucida Console"/>
+          <w:kern w:val="0"/>
+          <w:sz w:val="18"/>
+          <w:szCs w:val="18"/>
+        </w:rPr>
+        <w:t xml:space="preserve"> 105 : Magdeleine MEYNIER : --&gt; event_name2='Décès' event_date2='</w:t>
+      </w:r>
+      <w:r>
+        <w:rPr>
+          <w:rFonts w:ascii="Lucida Console" w:hAnsi="Lucida Console" w:cs="Lucida Console"/>
+          <w:kern w:val="0"/>
+          <w:sz w:val="18"/>
+          <w:szCs w:val="18"/>
+          <w:highlight w:val="yellow"/>
+        </w:rPr>
+        <w:t>1</w:t>
+      </w:r>
+      <w:r>
+        <w:rPr>
+          <w:rFonts w:ascii="Lucida Console" w:hAnsi="Lucida Console" w:cs="Lucida Console"/>
+          <w:kern w:val="0"/>
+          <w:sz w:val="18"/>
+          <w:szCs w:val="18"/>
+        </w:rPr>
+        <w:t>' event_place2=</w:t>
+      </w:r>
+      <w:r>
+        <w:rPr>
+          <w:rFonts w:ascii="Lucida Console" w:hAnsi="Lucida Console" w:cs="Lucida Console"/>
+          <w:kern w:val="0"/>
+          <w:sz w:val="18"/>
+          <w:szCs w:val="18"/>
+          <w:highlight w:val="yellow"/>
+        </w:rPr>
+        <w:t>'None'</w:t>
+      </w:r>
+    </w:p>
+    <w:p/>
+    <w:p/>
+    <w:p>
+      <w:r>
+        <w:t xml:space="preserve">Import </w:t>
+      </w:r>
+      <w:proofErr w:type="spellStart"/>
+      <w:r>
+        <w:t>Ancestris</w:t>
+      </w:r>
+      <w:proofErr w:type="spellEnd"/>
+      <w:r>
+        <w:t> :</w:t>
+      </w:r>
+    </w:p>
+    <w:p>
+      <w:proofErr w:type="gramStart"/>
+      <w:r>
+        <w:t>pb</w:t>
+      </w:r>
+      <w:proofErr w:type="gramEnd"/>
+      <w:r>
+        <w:t xml:space="preserve"> dates mort vides :</w:t>
+      </w:r>
+    </w:p>
+    <w:p>
+      <w:r>
+        <w:drawing>
+          <wp:inline distT="0" distB="0" distL="0" distR="0" wp14:anchorId="7EA5F56A" wp14:editId="6610315D">
+            <wp:extent cx="7362967" cy="2136410"/>
+            <wp:effectExtent l="0" t="0" r="0" b="0"/>
+            <wp:docPr id="1952082275" name="Image 1"/>
+            <wp:cNvGraphicFramePr>
+              <a:graphicFrameLocks xmlns:a="http://schemas.openxmlformats.org/drawingml/2006/main" noChangeAspect="1"/>
+            </wp:cNvGraphicFramePr>
+            <a:graphic xmlns:a="http://schemas.openxmlformats.org/drawingml/2006/main">
+              <a:graphicData uri="http://schemas.openxmlformats.org/drawingml/2006/picture">
+                <pic:pic xmlns:pic="http://schemas.openxmlformats.org/drawingml/2006/picture">
+                  <pic:nvPicPr>
+                    <pic:cNvPr id="1952082275" name=""/>
+                    <pic:cNvPicPr/>
+                  </pic:nvPicPr>
+                  <pic:blipFill>
+                    <a:blip r:embed="rId68"/>
+                    <a:stretch>
+                      <a:fillRect/>
+                    </a:stretch>
+                  </pic:blipFill>
+                  <pic:spPr>
+                    <a:xfrm>
+                      <a:off x="0" y="0"/>
+                      <a:ext cx="7368885" cy="2138127"/>
+                    </a:xfrm>
+                    <a:prstGeom prst="rect">
+                      <a:avLst/>
+                    </a:prstGeom>
+                  </pic:spPr>
+                </pic:pic>
+              </a:graphicData>
+            </a:graphic>
+          </wp:inline>
+        </w:drawing>
+      </w:r>
+    </w:p>
+    <w:p>
+      <w:r>
+        <w:t>Avant correction :</w:t>
+      </w:r>
+    </w:p>
+    <w:p>
+      <w:r>
+        <w:t>1 NAME Etienne Henri /NICOLAS/</w:t>
+      </w:r>
+    </w:p>
+    <w:p>
+      <w:r>
+        <w:t>2 GIVN Etienne Henri</w:t>
+      </w:r>
+    </w:p>
+    <w:p>
+      <w:r>
+        <w:t>2 SURN NICOLAS</w:t>
+      </w:r>
+    </w:p>
+    <w:p>
+      <w:r>
+        <w:t>1 SEX M</w:t>
+      </w:r>
+    </w:p>
+    <w:p>
+      <w:r>
+        <w:t>1 BIRT</w:t>
+      </w:r>
+    </w:p>
+    <w:p>
+      <w:r>
+        <w:t>2 DATE 21 SEP 1874</w:t>
+      </w:r>
+    </w:p>
+    <w:p>
+      <w:r>
+        <w:t>2 PLAC Saint-Pierre-de-Mézoargues (13061)</w:t>
+      </w:r>
+    </w:p>
+    <w:p>
+      <w:r>
+        <w:rPr>
+          <w:highlight w:val="yellow"/>
+        </w:rPr>
+        <w:t>1 DEAT</w:t>
+      </w:r>
+    </w:p>
+    <w:p>
+      <w:r>
+        <w:t>1 SOUR @S00001@</w:t>
+      </w:r>
+    </w:p>
+    <w:p/>
+    <w:p>
+      <w:r>
+        <w:t xml:space="preserve">Réenregistré par </w:t>
+      </w:r>
+      <w:proofErr w:type="spellStart"/>
+      <w:r>
+        <w:t>Ancestris</w:t>
+      </w:r>
+      <w:proofErr w:type="spellEnd"/>
+      <w:r>
+        <w:t> :</w:t>
+      </w:r>
+    </w:p>
+    <w:p>
+      <w:r>
+        <w:t>1 NAME Etienne Henri /NICOLAS/</w:t>
+      </w:r>
+    </w:p>
+    <w:p>
+      <w:r>
+        <w:lastRenderedPageBreak/>
+        <w:t>2 GIVN Etienne, Henri</w:t>
+      </w:r>
+    </w:p>
+    <w:p>
+      <w:r>
+        <w:t>2 SURN NICOLAS</w:t>
+      </w:r>
+    </w:p>
+    <w:p>
+      <w:r>
+        <w:t>1 SEX M</w:t>
+      </w:r>
+    </w:p>
+    <w:p>
+      <w:r>
+        <w:t>1 BIRT</w:t>
+      </w:r>
+    </w:p>
+    <w:p>
+      <w:r>
+        <w:t>2 DATE 21 SEP 1874</w:t>
+      </w:r>
+    </w:p>
+    <w:p>
+      <w:r>
+        <w:t xml:space="preserve">2 </w:t>
+      </w:r>
+      <w:proofErr w:type="gramStart"/>
+      <w:r>
+        <w:t>PLAC ,</w:t>
+      </w:r>
+      <w:proofErr w:type="gramEnd"/>
+      <w:r>
+        <w:t xml:space="preserve"> Saint-Pierre-de-Mézoargues (13061), , , , , </w:t>
+      </w:r>
+    </w:p>
+    <w:p>
+      <w:r>
+        <w:rPr>
+          <w:highlight w:val="yellow"/>
+        </w:rPr>
+        <w:t>1 DEAT Y</w:t>
+      </w:r>
+    </w:p>
+    <w:p>
+      <w:r>
+        <w:t>1 FAMC @F00001@</w:t>
+      </w:r>
+    </w:p>
+    <w:p>
+      <w:r>
+        <w:t>1 SOUR @S00001@</w:t>
+      </w:r>
+    </w:p>
+    <w:p/>
+    <w:p/>
+    <w:p/>
+    <w:p>
+      <w:r>
+        <w:drawing>
+          <wp:inline distT="0" distB="0" distL="0" distR="0" wp14:anchorId="3AE3EC88" wp14:editId="69C940A9">
+            <wp:extent cx="8863330" cy="1203325"/>
+            <wp:effectExtent l="0" t="0" r="0" b="0"/>
+            <wp:docPr id="1676386417" name="Image 1"/>
+            <wp:cNvGraphicFramePr>
+              <a:graphicFrameLocks xmlns:a="http://schemas.openxmlformats.org/drawingml/2006/main" noChangeAspect="1"/>
+            </wp:cNvGraphicFramePr>
+            <a:graphic xmlns:a="http://schemas.openxmlformats.org/drawingml/2006/main">
+              <a:graphicData uri="http://schemas.openxmlformats.org/drawingml/2006/picture">
+                <pic:pic xmlns:pic="http://schemas.openxmlformats.org/drawingml/2006/picture">
+                  <pic:nvPicPr>
+                    <pic:cNvPr id="1676386417" name=""/>
+                    <pic:cNvPicPr/>
+                  </pic:nvPicPr>
+                  <pic:blipFill>
+                    <a:blip r:embed="rId69"/>
+                    <a:stretch>
+                      <a:fillRect/>
+                    </a:stretch>
+                  </pic:blipFill>
+                  <pic:spPr>
+                    <a:xfrm>
+                      <a:off x="0" y="0"/>
+                      <a:ext cx="8863330" cy="1203325"/>
+                    </a:xfrm>
+                    <a:prstGeom prst="rect">
+                      <a:avLst/>
+                    </a:prstGeom>
+                  </pic:spPr>
+                </pic:pic>
+              </a:graphicData>
+            </a:graphic>
+          </wp:inline>
+        </w:drawing>
+      </w:r>
+    </w:p>
+    <w:p>
+      <w:proofErr w:type="gramStart"/>
+      <w:r>
+        <w:t>en</w:t>
+      </w:r>
+      <w:proofErr w:type="gramEnd"/>
+      <w:r>
+        <w:t xml:space="preserve"> corrigeant manuellement sous </w:t>
+      </w:r>
+      <w:proofErr w:type="spellStart"/>
+      <w:r>
+        <w:t>Ancestris</w:t>
+      </w:r>
+      <w:proofErr w:type="spellEnd"/>
+      <w:r>
+        <w:t> :</w:t>
+      </w:r>
+    </w:p>
+    <w:p/>
+    <w:p/>
+    <w:p/>
+    <w:p/>
+    <w:p/>
+    <w:p/>
+    <w:p>
+      <w:r>
+        <w:t>Pb lieu pour :</w:t>
+      </w:r>
+    </w:p>
+    <w:p>
+      <w:pPr>
+        <w:autoSpaceDE w:val="0"/>
+        <w:autoSpaceDN w:val="0"/>
+        <w:adjustRightInd w:val="0"/>
+        <w:rPr>
+          <w:rFonts w:ascii="Lucida Console" w:hAnsi="Lucida Console" w:cs="Lucida Console"/>
+          <w:kern w:val="0"/>
+          <w:sz w:val="18"/>
+          <w:szCs w:val="18"/>
+        </w:rPr>
+      </w:pPr>
+      <w:proofErr w:type="spellStart"/>
+      <w:proofErr w:type="gramStart"/>
+      <w:r>
+        <w:rPr>
+          <w:rFonts w:ascii="Lucida Console" w:hAnsi="Lucida Console" w:cs="Lucida Console"/>
+          <w:kern w:val="0"/>
+          <w:sz w:val="18"/>
+          <w:szCs w:val="18"/>
+        </w:rPr>
+        <w:t>grep</w:t>
+      </w:r>
+      <w:proofErr w:type="spellEnd"/>
+      <w:proofErr w:type="gramEnd"/>
+      <w:r>
+        <w:rPr>
+          <w:rFonts w:ascii="Lucida Console" w:hAnsi="Lucida Console" w:cs="Lucida Console"/>
+          <w:kern w:val="0"/>
+          <w:sz w:val="18"/>
+          <w:szCs w:val="18"/>
+        </w:rPr>
+        <w:t xml:space="preserve"> SERNHAC </w:t>
+      </w:r>
+      <w:proofErr w:type="spellStart"/>
+      <w:r>
+        <w:rPr>
+          <w:rFonts w:ascii="Lucida Console" w:hAnsi="Lucida Console" w:cs="Lucida Console"/>
+          <w:kern w:val="0"/>
+          <w:sz w:val="18"/>
+          <w:szCs w:val="18"/>
+        </w:rPr>
+        <w:t>result</w:t>
+      </w:r>
+      <w:proofErr w:type="spellEnd"/>
+      <w:r>
+        <w:rPr>
+          <w:rFonts w:ascii="Lucida Console" w:hAnsi="Lucida Console" w:cs="Lucida Console"/>
+          <w:kern w:val="0"/>
+          <w:sz w:val="18"/>
+          <w:szCs w:val="18"/>
+        </w:rPr>
+        <w:t>/*.log</w:t>
+      </w:r>
+    </w:p>
+    <w:p>
+      <w:pPr>
+        <w:autoSpaceDE w:val="0"/>
+        <w:autoSpaceDN w:val="0"/>
+        <w:adjustRightInd w:val="0"/>
+        <w:rPr>
+          <w:rFonts w:ascii="Lucida Console" w:hAnsi="Lucida Console" w:cs="Lucida Console"/>
+          <w:kern w:val="0"/>
+          <w:sz w:val="18"/>
+          <w:szCs w:val="18"/>
+        </w:rPr>
+      </w:pPr>
+      <w:r>
+        <w:rPr>
+          <w:rFonts w:ascii="Lucida Console" w:hAnsi="Lucida Console" w:cs="Lucida Console"/>
+          <w:kern w:val="0"/>
+          <w:sz w:val="18"/>
+          <w:szCs w:val="18"/>
+        </w:rPr>
+        <w:t>result/gw.geneanet.org.danielr13.lang=fr.n=</w:t>
+      </w:r>
+      <w:proofErr w:type="gramStart"/>
+      <w:r>
+        <w:rPr>
+          <w:rFonts w:ascii="Lucida Console" w:hAnsi="Lucida Console" w:cs="Lucida Console"/>
+          <w:kern w:val="0"/>
+          <w:sz w:val="18"/>
+          <w:szCs w:val="18"/>
+        </w:rPr>
+        <w:t>nicolas.oc=0.p</w:t>
+      </w:r>
+      <w:proofErr w:type="gramEnd"/>
+      <w:r>
+        <w:rPr>
+          <w:rFonts w:ascii="Lucida Console" w:hAnsi="Lucida Console" w:cs="Lucida Console"/>
+          <w:kern w:val="0"/>
+          <w:sz w:val="18"/>
+          <w:szCs w:val="18"/>
+        </w:rPr>
+        <w:t xml:space="preserve">=etienne+henri.log:[geneanet] DEBUG: </w:t>
+      </w:r>
+      <w:proofErr w:type="spellStart"/>
+      <w:r>
+        <w:rPr>
+          <w:rFonts w:ascii="Lucida Console" w:hAnsi="Lucida Console" w:cs="Lucida Console"/>
+          <w:kern w:val="0"/>
+          <w:sz w:val="18"/>
+          <w:szCs w:val="18"/>
+        </w:rPr>
+        <w:t>Generation</w:t>
+      </w:r>
+      <w:proofErr w:type="spellEnd"/>
+      <w:r>
+        <w:rPr>
+          <w:rFonts w:ascii="Lucida Console" w:hAnsi="Lucida Console" w:cs="Lucida Console"/>
+          <w:kern w:val="0"/>
+          <w:sz w:val="18"/>
+          <w:szCs w:val="18"/>
+        </w:rPr>
+        <w:t xml:space="preserve"> 9, </w:t>
+      </w:r>
+      <w:proofErr w:type="spellStart"/>
+      <w:r>
+        <w:rPr>
+          <w:rFonts w:ascii="Lucida Console" w:hAnsi="Lucida Console" w:cs="Lucida Console"/>
+          <w:kern w:val="0"/>
+          <w:sz w:val="18"/>
+          <w:szCs w:val="18"/>
+        </w:rPr>
+        <w:t>sosa</w:t>
+      </w:r>
+      <w:proofErr w:type="spellEnd"/>
+      <w:r>
+        <w:rPr>
+          <w:rFonts w:ascii="Lucida Console" w:hAnsi="Lucida Console" w:cs="Lucida Console"/>
+          <w:kern w:val="0"/>
+          <w:sz w:val="18"/>
+          <w:szCs w:val="18"/>
+        </w:rPr>
+        <w:t xml:space="preserve"> 339 : </w:t>
+      </w:r>
+      <w:proofErr w:type="spellStart"/>
+      <w:r>
+        <w:rPr>
+          <w:rFonts w:ascii="Lucida Console" w:hAnsi="Lucida Console" w:cs="Lucida Console"/>
+          <w:kern w:val="0"/>
+          <w:sz w:val="18"/>
+          <w:szCs w:val="18"/>
+        </w:rPr>
+        <w:t>Honnorate</w:t>
+      </w:r>
+      <w:proofErr w:type="spellEnd"/>
+      <w:r>
+        <w:rPr>
+          <w:rFonts w:ascii="Lucida Console" w:hAnsi="Lucida Console" w:cs="Lucida Console"/>
+          <w:kern w:val="0"/>
+          <w:sz w:val="18"/>
+          <w:szCs w:val="18"/>
+        </w:rPr>
+        <w:t xml:space="preserve"> VIDAL : info = 'Née peut-être en 1616 - SERNHAC (30317)'</w:t>
+      </w:r>
+    </w:p>
+    <w:p>
+      <w:pPr>
+        <w:autoSpaceDE w:val="0"/>
+        <w:autoSpaceDN w:val="0"/>
+        <w:adjustRightInd w:val="0"/>
+        <w:rPr>
+          <w:rFonts w:ascii="Lucida Console" w:hAnsi="Lucida Console" w:cs="Lucida Console"/>
+          <w:kern w:val="0"/>
+          <w:sz w:val="18"/>
+          <w:szCs w:val="18"/>
+        </w:rPr>
+      </w:pPr>
+      <w:r>
+        <w:rPr>
+          <w:rFonts w:ascii="Lucida Console" w:hAnsi="Lucida Console" w:cs="Lucida Console"/>
+          <w:kern w:val="0"/>
+          <w:sz w:val="18"/>
+          <w:szCs w:val="18"/>
+        </w:rPr>
+        <w:t>result/gw.geneanet.org.danielr13.lang=fr.n=</w:t>
+      </w:r>
+      <w:proofErr w:type="gramStart"/>
+      <w:r>
+        <w:rPr>
+          <w:rFonts w:ascii="Lucida Console" w:hAnsi="Lucida Console" w:cs="Lucida Console"/>
+          <w:kern w:val="0"/>
+          <w:sz w:val="18"/>
+          <w:szCs w:val="18"/>
+        </w:rPr>
+        <w:t>nicolas.oc=0.p</w:t>
+      </w:r>
+      <w:proofErr w:type="gramEnd"/>
+      <w:r>
+        <w:rPr>
+          <w:rFonts w:ascii="Lucida Console" w:hAnsi="Lucida Console" w:cs="Lucida Console"/>
+          <w:kern w:val="0"/>
+          <w:sz w:val="18"/>
+          <w:szCs w:val="18"/>
+        </w:rPr>
+        <w:t xml:space="preserve">=etienne+henri.log:[geneanet] DEBUG: </w:t>
+      </w:r>
+      <w:proofErr w:type="spellStart"/>
+      <w:r>
+        <w:rPr>
+          <w:rFonts w:ascii="Lucida Console" w:hAnsi="Lucida Console" w:cs="Lucida Console"/>
+          <w:kern w:val="0"/>
+          <w:sz w:val="18"/>
+          <w:szCs w:val="18"/>
+        </w:rPr>
+        <w:t>Generation</w:t>
+      </w:r>
+      <w:proofErr w:type="spellEnd"/>
+      <w:r>
+        <w:rPr>
+          <w:rFonts w:ascii="Lucida Console" w:hAnsi="Lucida Console" w:cs="Lucida Console"/>
+          <w:kern w:val="0"/>
+          <w:sz w:val="18"/>
+          <w:szCs w:val="18"/>
+        </w:rPr>
+        <w:t xml:space="preserve"> 9, </w:t>
+      </w:r>
+      <w:proofErr w:type="spellStart"/>
+      <w:r>
+        <w:rPr>
+          <w:rFonts w:ascii="Lucida Console" w:hAnsi="Lucida Console" w:cs="Lucida Console"/>
+          <w:kern w:val="0"/>
+          <w:sz w:val="18"/>
+          <w:szCs w:val="18"/>
+        </w:rPr>
+        <w:t>sosa</w:t>
+      </w:r>
+      <w:proofErr w:type="spellEnd"/>
+      <w:r>
+        <w:rPr>
+          <w:rFonts w:ascii="Lucida Console" w:hAnsi="Lucida Console" w:cs="Lucida Console"/>
+          <w:kern w:val="0"/>
+          <w:sz w:val="18"/>
+          <w:szCs w:val="18"/>
+        </w:rPr>
+        <w:t xml:space="preserve"> 339 : </w:t>
+      </w:r>
+      <w:proofErr w:type="spellStart"/>
+      <w:r>
+        <w:rPr>
+          <w:rFonts w:ascii="Lucida Console" w:hAnsi="Lucida Console" w:cs="Lucida Console"/>
+          <w:kern w:val="0"/>
+          <w:sz w:val="18"/>
+          <w:szCs w:val="18"/>
+        </w:rPr>
+        <w:t>Honnorate</w:t>
+      </w:r>
+      <w:proofErr w:type="spellEnd"/>
+      <w:r>
+        <w:rPr>
+          <w:rFonts w:ascii="Lucida Console" w:hAnsi="Lucida Console" w:cs="Lucida Console"/>
+          <w:kern w:val="0"/>
+          <w:sz w:val="18"/>
+          <w:szCs w:val="18"/>
+        </w:rPr>
+        <w:t xml:space="preserve"> VIDAL : --&gt; event_name2='Naissance' event_date2='peut-être en 1616' event_place2=' peut-être en 1616 - SERNHAC (30317)'</w:t>
+      </w:r>
+    </w:p>
+    <w:p>
+      <w:pPr>
+        <w:autoSpaceDE w:val="0"/>
+        <w:autoSpaceDN w:val="0"/>
+        <w:adjustRightInd w:val="0"/>
+        <w:rPr>
+          <w:rFonts w:ascii="Lucida Console" w:hAnsi="Lucida Console" w:cs="Lucida Console"/>
+          <w:kern w:val="0"/>
+          <w:sz w:val="18"/>
+          <w:szCs w:val="18"/>
+        </w:rPr>
+      </w:pPr>
+      <w:r>
+        <w:rPr>
+          <w:rFonts w:ascii="Lucida Console" w:hAnsi="Lucida Console" w:cs="Lucida Console"/>
+          <w:kern w:val="0"/>
+          <w:sz w:val="18"/>
+          <w:szCs w:val="18"/>
+        </w:rPr>
+        <w:t>result/gw.geneanet.org.danielr13.lang=fr.n=</w:t>
+      </w:r>
+      <w:proofErr w:type="gramStart"/>
+      <w:r>
+        <w:rPr>
+          <w:rFonts w:ascii="Lucida Console" w:hAnsi="Lucida Console" w:cs="Lucida Console"/>
+          <w:kern w:val="0"/>
+          <w:sz w:val="18"/>
+          <w:szCs w:val="18"/>
+        </w:rPr>
+        <w:t>nicolas.oc=0.p</w:t>
+      </w:r>
+      <w:proofErr w:type="gramEnd"/>
+      <w:r>
+        <w:rPr>
+          <w:rFonts w:ascii="Lucida Console" w:hAnsi="Lucida Console" w:cs="Lucida Console"/>
+          <w:kern w:val="0"/>
+          <w:sz w:val="18"/>
+          <w:szCs w:val="18"/>
+        </w:rPr>
+        <w:t xml:space="preserve">=etienne+henri.log:[gedcomw.element.element] INFO: </w:t>
+      </w:r>
+      <w:proofErr w:type="spellStart"/>
+      <w:r>
+        <w:rPr>
+          <w:rFonts w:ascii="Lucida Console" w:hAnsi="Lucida Console" w:cs="Lucida Console"/>
+          <w:kern w:val="0"/>
+          <w:sz w:val="18"/>
+          <w:szCs w:val="18"/>
+        </w:rPr>
+        <w:t>manage_events</w:t>
+      </w:r>
+      <w:proofErr w:type="spellEnd"/>
+      <w:r>
+        <w:rPr>
+          <w:rFonts w:ascii="Lucida Console" w:hAnsi="Lucida Console" w:cs="Lucida Console"/>
+          <w:kern w:val="0"/>
+          <w:sz w:val="18"/>
+          <w:szCs w:val="18"/>
+        </w:rPr>
+        <w:t xml:space="preserve"> : @I00274@ '</w:t>
+      </w:r>
+      <w:proofErr w:type="spellStart"/>
+      <w:r>
+        <w:rPr>
+          <w:rFonts w:ascii="Lucida Console" w:hAnsi="Lucida Console" w:cs="Lucida Console"/>
+          <w:kern w:val="0"/>
+          <w:sz w:val="18"/>
+          <w:szCs w:val="18"/>
+        </w:rPr>
+        <w:t>Honnorate</w:t>
+      </w:r>
+      <w:proofErr w:type="spellEnd"/>
+      <w:r>
+        <w:rPr>
+          <w:rFonts w:ascii="Lucida Console" w:hAnsi="Lucida Console" w:cs="Lucida Console"/>
+          <w:kern w:val="0"/>
+          <w:sz w:val="18"/>
+          <w:szCs w:val="18"/>
+        </w:rPr>
+        <w:t xml:space="preserve">' 'VIDAL' : </w:t>
+      </w:r>
+      <w:proofErr w:type="spellStart"/>
+      <w:r>
+        <w:rPr>
+          <w:rFonts w:ascii="Lucida Console" w:hAnsi="Lucida Console" w:cs="Lucida Console"/>
+          <w:kern w:val="0"/>
+          <w:sz w:val="18"/>
+          <w:szCs w:val="18"/>
+        </w:rPr>
+        <w:t>name</w:t>
+      </w:r>
+      <w:proofErr w:type="spellEnd"/>
+      <w:r>
+        <w:rPr>
+          <w:rFonts w:ascii="Lucida Console" w:hAnsi="Lucida Console" w:cs="Lucida Console"/>
+          <w:kern w:val="0"/>
+          <w:sz w:val="18"/>
+          <w:szCs w:val="18"/>
+        </w:rPr>
+        <w:t>='Naissance', date='peut-être en 1616', place=' peut-être en 1616 - SERNHAC (30317)', notes='None', source='None'</w:t>
+      </w:r>
+    </w:p>
+    <w:p/>
+    <w:p>
+      <w:r>
+        <w:t xml:space="preserve">Cette </w:t>
+      </w:r>
+      <w:proofErr w:type="spellStart"/>
+      <w:r>
+        <w:t>regexp</w:t>
+      </w:r>
+      <w:proofErr w:type="spellEnd"/>
+      <w:r>
+        <w:t xml:space="preserve"> ne marche pas sur ce cas particulier !!!</w:t>
+      </w:r>
+    </w:p>
+    <w:p>
+      <w:pPr>
+        <w:pStyle w:val="Listing"/>
+      </w:pPr>
+      <w:proofErr w:type="spellStart"/>
+      <w:proofErr w:type="gramStart"/>
+      <w:r>
+        <w:t>event</w:t>
+      </w:r>
+      <w:proofErr w:type="gramEnd"/>
+      <w:r>
+        <w:t>_place</w:t>
+      </w:r>
+      <w:proofErr w:type="spellEnd"/>
+      <w:r>
+        <w:t xml:space="preserve"> = </w:t>
+      </w:r>
+      <w:proofErr w:type="spellStart"/>
+      <w:r>
+        <w:t>re.sub</w:t>
+      </w:r>
+      <w:proofErr w:type="spellEnd"/>
+      <w:r>
+        <w:t xml:space="preserve">("^[^-]* - ", "", </w:t>
+      </w:r>
+      <w:proofErr w:type="spellStart"/>
+      <w:r>
+        <w:t>event_date_and_place</w:t>
+      </w:r>
+      <w:proofErr w:type="spellEnd"/>
+      <w:r>
+        <w:t>) # attention : on peut avoir des "-" dans le lieu</w:t>
+      </w:r>
+    </w:p>
+    <w:p>
+      <w:proofErr w:type="gramStart"/>
+      <w:r>
+        <w:t>alors</w:t>
+      </w:r>
+      <w:proofErr w:type="gramEnd"/>
+      <w:r>
+        <w:t xml:space="preserve"> que c’est ok avec :</w:t>
+      </w:r>
+    </w:p>
+    <w:p>
+      <w:pPr>
+        <w:pStyle w:val="Listing"/>
+      </w:pPr>
+      <w:r>
+        <w:t xml:space="preserve">            </w:t>
+      </w:r>
+      <w:proofErr w:type="gramStart"/>
+      <w:r>
+        <w:t>n</w:t>
+      </w:r>
+      <w:proofErr w:type="gramEnd"/>
+      <w:r>
+        <w:t xml:space="preserve"> = </w:t>
+      </w:r>
+      <w:proofErr w:type="spellStart"/>
+      <w:r>
+        <w:t>event_date_and_place.find</w:t>
+      </w:r>
+      <w:proofErr w:type="spellEnd"/>
+      <w:r>
+        <w:t>(" - ")</w:t>
+      </w:r>
+    </w:p>
+    <w:p>
+      <w:pPr>
+        <w:pStyle w:val="Listing"/>
+      </w:pPr>
+      <w:r>
+        <w:t xml:space="preserve">            </w:t>
+      </w:r>
+      <w:proofErr w:type="gramStart"/>
+      <w:r>
+        <w:t>if</w:t>
+      </w:r>
+      <w:proofErr w:type="gramEnd"/>
+      <w:r>
+        <w:t xml:space="preserve"> n &gt;= 0:</w:t>
+      </w:r>
+    </w:p>
+    <w:p>
+      <w:pPr>
+        <w:pStyle w:val="Listing"/>
+      </w:pPr>
+      <w:r>
+        <w:lastRenderedPageBreak/>
+        <w:t xml:space="preserve">                </w:t>
+      </w:r>
+      <w:proofErr w:type="spellStart"/>
+      <w:proofErr w:type="gramStart"/>
+      <w:r>
+        <w:t>event</w:t>
+      </w:r>
+      <w:proofErr w:type="gramEnd"/>
+      <w:r>
+        <w:t>_place</w:t>
+      </w:r>
+      <w:proofErr w:type="spellEnd"/>
+      <w:r>
+        <w:t xml:space="preserve"> = </w:t>
+      </w:r>
+      <w:proofErr w:type="spellStart"/>
+      <w:r>
+        <w:t>event_date_and_place</w:t>
+      </w:r>
+      <w:proofErr w:type="spellEnd"/>
+      <w:r>
+        <w:t>[n+3:]</w:t>
+      </w:r>
+    </w:p>
+    <w:p>
+      <w:pPr>
+        <w:pStyle w:val="Listing"/>
+        <w:ind w:left="0"/>
+      </w:pPr>
+    </w:p>
+    <w:p/>
+    <w:p/>
+    <w:p/>
+    <w:p>
+      <w:pPr>
+        <w:rPr>
+          <w:b/>
+          <w:bCs/>
+          <w:u w:val="single"/>
+        </w:rPr>
+      </w:pPr>
+      <w:r>
+        <w:rPr>
+          <w:b/>
+          <w:bCs/>
+          <w:u w:val="single"/>
+        </w:rPr>
+        <w:t>Exécution finale :</w:t>
+      </w:r>
+    </w:p>
+    <w:p/>
+    <w:p>
+      <w:pPr>
+        <w:autoSpaceDE w:val="0"/>
+        <w:autoSpaceDN w:val="0"/>
+        <w:adjustRightInd w:val="0"/>
+        <w:rPr>
+          <w:rFonts w:ascii="Lucida Console" w:hAnsi="Lucida Console" w:cs="Lucida Console"/>
+          <w:color w:val="00BFBF"/>
+          <w:kern w:val="0"/>
+          <w:sz w:val="18"/>
+          <w:szCs w:val="18"/>
+        </w:rPr>
+      </w:pPr>
+      <w:r>
+        <w:rPr>
+          <w:rFonts w:ascii="Lucida Console" w:hAnsi="Lucida Console" w:cs="Lucida Console"/>
+          <w:color w:val="00BF00"/>
+          <w:kern w:val="0"/>
+          <w:sz w:val="18"/>
+          <w:szCs w:val="18"/>
+        </w:rPr>
+        <w:t xml:space="preserve">Nicolas@MSI-GL73-Nico </w:t>
+      </w:r>
+      <w:r>
+        <w:rPr>
+          <w:rFonts w:ascii="Lucida Console" w:hAnsi="Lucida Console" w:cs="Lucida Console"/>
+          <w:color w:val="BF00BF"/>
+          <w:kern w:val="0"/>
+          <w:sz w:val="18"/>
+          <w:szCs w:val="18"/>
+        </w:rPr>
+        <w:t xml:space="preserve">MINGW64 </w:t>
+      </w:r>
+      <w:r>
+        <w:rPr>
+          <w:rFonts w:ascii="Lucida Console" w:hAnsi="Lucida Console" w:cs="Lucida Console"/>
+          <w:color w:val="BFBF00"/>
+          <w:kern w:val="0"/>
+          <w:sz w:val="18"/>
+          <w:szCs w:val="18"/>
+        </w:rPr>
+        <w:t>/d/</w:t>
+      </w:r>
+      <w:proofErr w:type="spellStart"/>
+      <w:r>
+        <w:rPr>
+          <w:rFonts w:ascii="Lucida Console" w:hAnsi="Lucida Console" w:cs="Lucida Console"/>
+          <w:color w:val="BFBF00"/>
+          <w:kern w:val="0"/>
+          <w:sz w:val="18"/>
+          <w:szCs w:val="18"/>
+        </w:rPr>
+        <w:t>Users</w:t>
+      </w:r>
+      <w:proofErr w:type="spellEnd"/>
+      <w:r>
+        <w:rPr>
+          <w:rFonts w:ascii="Lucida Console" w:hAnsi="Lucida Console" w:cs="Lucida Console"/>
+          <w:color w:val="BFBF00"/>
+          <w:kern w:val="0"/>
+          <w:sz w:val="18"/>
+          <w:szCs w:val="18"/>
+        </w:rPr>
+        <w:t>/Nicolas/Documents/Python/</w:t>
+      </w:r>
+      <w:proofErr w:type="spellStart"/>
+      <w:r>
+        <w:rPr>
+          <w:rFonts w:ascii="Lucida Console" w:hAnsi="Lucida Console" w:cs="Lucida Console"/>
+          <w:color w:val="BFBF00"/>
+          <w:kern w:val="0"/>
+          <w:sz w:val="18"/>
+          <w:szCs w:val="18"/>
+        </w:rPr>
+        <w:t>geneanet</w:t>
+      </w:r>
+      <w:proofErr w:type="spellEnd"/>
+      <w:r>
+        <w:rPr>
+          <w:rFonts w:ascii="Lucida Console" w:hAnsi="Lucida Console" w:cs="Lucida Console"/>
+          <w:color w:val="00BFBF"/>
+          <w:kern w:val="0"/>
+          <w:sz w:val="18"/>
+          <w:szCs w:val="18"/>
+        </w:rPr>
+        <w:t xml:space="preserve"> (master)</w:t>
+      </w:r>
+    </w:p>
+    <w:p>
+      <w:pPr>
+        <w:autoSpaceDE w:val="0"/>
+        <w:autoSpaceDN w:val="0"/>
+        <w:adjustRightInd w:val="0"/>
+        <w:rPr>
+          <w:rFonts w:ascii="Lucida Console" w:hAnsi="Lucida Console" w:cs="Lucida Console"/>
+          <w:kern w:val="0"/>
+          <w:sz w:val="18"/>
+          <w:szCs w:val="18"/>
+        </w:rPr>
+      </w:pPr>
+      <w:r>
+        <w:rPr>
+          <w:rFonts w:ascii="Lucida Console" w:hAnsi="Lucida Console" w:cs="Lucida Console"/>
+          <w:kern w:val="0"/>
+          <w:sz w:val="18"/>
+          <w:szCs w:val="18"/>
+        </w:rPr>
+        <w:t xml:space="preserve">$ </w:t>
+      </w:r>
+      <w:proofErr w:type="spellStart"/>
+      <w:r>
+        <w:rPr>
+          <w:rFonts w:ascii="Lucida Console" w:hAnsi="Lucida Console" w:cs="Lucida Console"/>
+          <w:kern w:val="0"/>
+          <w:sz w:val="18"/>
+          <w:szCs w:val="18"/>
+        </w:rPr>
+        <w:t>grep</w:t>
+      </w:r>
+      <w:proofErr w:type="spellEnd"/>
+      <w:r>
+        <w:rPr>
+          <w:rFonts w:ascii="Lucida Console" w:hAnsi="Lucida Console" w:cs="Lucida Console"/>
+          <w:kern w:val="0"/>
+          <w:sz w:val="18"/>
+          <w:szCs w:val="18"/>
+        </w:rPr>
+        <w:t xml:space="preserve"> </w:t>
+      </w:r>
+      <w:proofErr w:type="spellStart"/>
+      <w:r>
+        <w:rPr>
+          <w:rFonts w:ascii="Lucida Console" w:hAnsi="Lucida Console" w:cs="Lucida Console"/>
+          <w:kern w:val="0"/>
+          <w:sz w:val="18"/>
+          <w:szCs w:val="18"/>
+        </w:rPr>
+        <w:t>Traceback</w:t>
+      </w:r>
+      <w:proofErr w:type="spellEnd"/>
+      <w:r>
+        <w:rPr>
+          <w:rFonts w:ascii="Lucida Console" w:hAnsi="Lucida Console" w:cs="Lucida Console"/>
+          <w:kern w:val="0"/>
+          <w:sz w:val="18"/>
+          <w:szCs w:val="18"/>
+        </w:rPr>
+        <w:t xml:space="preserve"> </w:t>
+      </w:r>
+      <w:proofErr w:type="spellStart"/>
+      <w:r>
+        <w:rPr>
+          <w:rFonts w:ascii="Lucida Console" w:hAnsi="Lucida Console" w:cs="Lucida Console"/>
+          <w:kern w:val="0"/>
+          <w:sz w:val="18"/>
+          <w:szCs w:val="18"/>
+        </w:rPr>
+        <w:t>result</w:t>
+      </w:r>
+      <w:proofErr w:type="spellEnd"/>
+      <w:r>
+        <w:rPr>
+          <w:rFonts w:ascii="Lucida Console" w:hAnsi="Lucida Console" w:cs="Lucida Console"/>
+          <w:kern w:val="0"/>
+          <w:sz w:val="18"/>
+          <w:szCs w:val="18"/>
+        </w:rPr>
+        <w:t>/*.log</w:t>
+      </w:r>
+    </w:p>
+    <w:p>
+      <w:pPr>
+        <w:autoSpaceDE w:val="0"/>
+        <w:autoSpaceDN w:val="0"/>
+        <w:adjustRightInd w:val="0"/>
+        <w:rPr>
+          <w:rFonts w:ascii="Lucida Console" w:hAnsi="Lucida Console" w:cs="Lucida Console"/>
+          <w:kern w:val="0"/>
+          <w:sz w:val="18"/>
+          <w:szCs w:val="18"/>
+        </w:rPr>
+      </w:pPr>
+      <w:r>
+        <w:rPr>
+          <w:rFonts w:ascii="Lucida Console" w:hAnsi="Lucida Console" w:cs="Lucida Console"/>
+          <w:kern w:val="0"/>
+          <w:sz w:val="18"/>
+          <w:szCs w:val="18"/>
+        </w:rPr>
+        <w:t>result/gw.geneanet.org.virgile81.lang=fr.n=</w:t>
+      </w:r>
+      <w:proofErr w:type="gramStart"/>
+      <w:r>
+        <w:rPr>
+          <w:rFonts w:ascii="Lucida Console" w:hAnsi="Lucida Console" w:cs="Lucida Console"/>
+          <w:kern w:val="0"/>
+          <w:sz w:val="18"/>
+          <w:szCs w:val="18"/>
+        </w:rPr>
+        <w:t>schembri.oc=0.p</w:t>
+      </w:r>
+      <w:proofErr w:type="gramEnd"/>
+      <w:r>
+        <w:rPr>
+          <w:rFonts w:ascii="Lucida Console" w:hAnsi="Lucida Console" w:cs="Lucida Console"/>
+          <w:kern w:val="0"/>
+          <w:sz w:val="18"/>
+          <w:szCs w:val="18"/>
+        </w:rPr>
+        <w:t>=emmanuele.log:Traceback (</w:t>
+      </w:r>
+      <w:proofErr w:type="spellStart"/>
+      <w:r>
+        <w:rPr>
+          <w:rFonts w:ascii="Lucida Console" w:hAnsi="Lucida Console" w:cs="Lucida Console"/>
+          <w:kern w:val="0"/>
+          <w:sz w:val="18"/>
+          <w:szCs w:val="18"/>
+        </w:rPr>
+        <w:t>most</w:t>
+      </w:r>
+      <w:proofErr w:type="spellEnd"/>
+      <w:r>
+        <w:rPr>
+          <w:rFonts w:ascii="Lucida Console" w:hAnsi="Lucida Console" w:cs="Lucida Console"/>
+          <w:kern w:val="0"/>
+          <w:sz w:val="18"/>
+          <w:szCs w:val="18"/>
+        </w:rPr>
+        <w:t xml:space="preserve"> </w:t>
+      </w:r>
+      <w:proofErr w:type="spellStart"/>
+      <w:r>
+        <w:rPr>
+          <w:rFonts w:ascii="Lucida Console" w:hAnsi="Lucida Console" w:cs="Lucida Console"/>
+          <w:kern w:val="0"/>
+          <w:sz w:val="18"/>
+          <w:szCs w:val="18"/>
+        </w:rPr>
+        <w:t>recent</w:t>
+      </w:r>
+      <w:proofErr w:type="spellEnd"/>
+      <w:r>
+        <w:rPr>
+          <w:rFonts w:ascii="Lucida Console" w:hAnsi="Lucida Console" w:cs="Lucida Console"/>
+          <w:kern w:val="0"/>
+          <w:sz w:val="18"/>
+          <w:szCs w:val="18"/>
+        </w:rPr>
+        <w:t xml:space="preserve"> call last):</w:t>
+      </w:r>
+    </w:p>
+    <w:p>
+      <w:pPr>
+        <w:autoSpaceDE w:val="0"/>
+        <w:autoSpaceDN w:val="0"/>
+        <w:adjustRightInd w:val="0"/>
+        <w:rPr>
+          <w:rFonts w:ascii="Lucida Console" w:hAnsi="Lucida Console" w:cs="Lucida Console"/>
+          <w:kern w:val="0"/>
+          <w:sz w:val="18"/>
+          <w:szCs w:val="18"/>
+        </w:rPr>
+      </w:pPr>
+      <w:r>
+        <w:rPr>
+          <w:rFonts w:ascii="Lucida Console" w:hAnsi="Lucida Console" w:cs="Lucida Console"/>
+          <w:kern w:val="0"/>
+          <w:sz w:val="18"/>
+          <w:szCs w:val="18"/>
+        </w:rPr>
+        <w:t>result/gw.geneanet.org.virgile81.lang=fr.n=</w:t>
+      </w:r>
+      <w:proofErr w:type="gramStart"/>
+      <w:r>
+        <w:rPr>
+          <w:rFonts w:ascii="Lucida Console" w:hAnsi="Lucida Console" w:cs="Lucida Console"/>
+          <w:kern w:val="0"/>
+          <w:sz w:val="18"/>
+          <w:szCs w:val="18"/>
+        </w:rPr>
+        <w:t>schembri.oc=0.p</w:t>
+      </w:r>
+      <w:proofErr w:type="gramEnd"/>
+      <w:r>
+        <w:rPr>
+          <w:rFonts w:ascii="Lucida Console" w:hAnsi="Lucida Console" w:cs="Lucida Console"/>
+          <w:kern w:val="0"/>
+          <w:sz w:val="18"/>
+          <w:szCs w:val="18"/>
+        </w:rPr>
+        <w:t>=emmanuele.log:Traceback (</w:t>
+      </w:r>
+      <w:proofErr w:type="spellStart"/>
+      <w:r>
+        <w:rPr>
+          <w:rFonts w:ascii="Lucida Console" w:hAnsi="Lucida Console" w:cs="Lucida Console"/>
+          <w:kern w:val="0"/>
+          <w:sz w:val="18"/>
+          <w:szCs w:val="18"/>
+        </w:rPr>
+        <w:t>most</w:t>
+      </w:r>
+      <w:proofErr w:type="spellEnd"/>
+      <w:r>
+        <w:rPr>
+          <w:rFonts w:ascii="Lucida Console" w:hAnsi="Lucida Console" w:cs="Lucida Console"/>
+          <w:kern w:val="0"/>
+          <w:sz w:val="18"/>
+          <w:szCs w:val="18"/>
+        </w:rPr>
+        <w:t xml:space="preserve"> </w:t>
+      </w:r>
+      <w:proofErr w:type="spellStart"/>
+      <w:r>
+        <w:rPr>
+          <w:rFonts w:ascii="Lucida Console" w:hAnsi="Lucida Console" w:cs="Lucida Console"/>
+          <w:kern w:val="0"/>
+          <w:sz w:val="18"/>
+          <w:szCs w:val="18"/>
+        </w:rPr>
+        <w:t>recent</w:t>
+      </w:r>
+      <w:proofErr w:type="spellEnd"/>
+      <w:r>
+        <w:rPr>
+          <w:rFonts w:ascii="Lucida Console" w:hAnsi="Lucida Console" w:cs="Lucida Console"/>
+          <w:kern w:val="0"/>
+          <w:sz w:val="18"/>
+          <w:szCs w:val="18"/>
+        </w:rPr>
+        <w:t xml:space="preserve"> call last):</w:t>
+      </w:r>
+    </w:p>
+    <w:p>
+      <w:pPr>
+        <w:autoSpaceDE w:val="0"/>
+        <w:autoSpaceDN w:val="0"/>
+        <w:adjustRightInd w:val="0"/>
+        <w:rPr>
+          <w:rFonts w:ascii="Lucida Console" w:hAnsi="Lucida Console" w:cs="Lucida Console"/>
+          <w:kern w:val="0"/>
+          <w:sz w:val="18"/>
+          <w:szCs w:val="18"/>
+        </w:rPr>
+      </w:pPr>
+      <w:r>
+        <w:rPr>
+          <w:rFonts w:ascii="Lucida Console" w:hAnsi="Lucida Console" w:cs="Lucida Console"/>
+          <w:kern w:val="0"/>
+          <w:sz w:val="18"/>
+          <w:szCs w:val="18"/>
+        </w:rPr>
+        <w:t>result/gw.geneanet.org.virgile81.lang=fr.n=</w:t>
+      </w:r>
+      <w:proofErr w:type="gramStart"/>
+      <w:r>
+        <w:rPr>
+          <w:rFonts w:ascii="Lucida Console" w:hAnsi="Lucida Console" w:cs="Lucida Console"/>
+          <w:kern w:val="0"/>
+          <w:sz w:val="18"/>
+          <w:szCs w:val="18"/>
+        </w:rPr>
+        <w:t>schembri.oc=0.p</w:t>
+      </w:r>
+      <w:proofErr w:type="gramEnd"/>
+      <w:r>
+        <w:rPr>
+          <w:rFonts w:ascii="Lucida Console" w:hAnsi="Lucida Console" w:cs="Lucida Console"/>
+          <w:kern w:val="0"/>
+          <w:sz w:val="18"/>
+          <w:szCs w:val="18"/>
+        </w:rPr>
+        <w:t>=emmanuele.log:Traceback (</w:t>
+      </w:r>
+      <w:proofErr w:type="spellStart"/>
+      <w:r>
+        <w:rPr>
+          <w:rFonts w:ascii="Lucida Console" w:hAnsi="Lucida Console" w:cs="Lucida Console"/>
+          <w:kern w:val="0"/>
+          <w:sz w:val="18"/>
+          <w:szCs w:val="18"/>
+        </w:rPr>
+        <w:t>most</w:t>
+      </w:r>
+      <w:proofErr w:type="spellEnd"/>
+      <w:r>
+        <w:rPr>
+          <w:rFonts w:ascii="Lucida Console" w:hAnsi="Lucida Console" w:cs="Lucida Console"/>
+          <w:kern w:val="0"/>
+          <w:sz w:val="18"/>
+          <w:szCs w:val="18"/>
+        </w:rPr>
+        <w:t xml:space="preserve"> </w:t>
+      </w:r>
+      <w:proofErr w:type="spellStart"/>
+      <w:r>
+        <w:rPr>
+          <w:rFonts w:ascii="Lucida Console" w:hAnsi="Lucida Console" w:cs="Lucida Console"/>
+          <w:kern w:val="0"/>
+          <w:sz w:val="18"/>
+          <w:szCs w:val="18"/>
+        </w:rPr>
+        <w:t>recent</w:t>
+      </w:r>
+      <w:proofErr w:type="spellEnd"/>
+      <w:r>
+        <w:rPr>
+          <w:rFonts w:ascii="Lucida Console" w:hAnsi="Lucida Console" w:cs="Lucida Console"/>
+          <w:kern w:val="0"/>
+          <w:sz w:val="18"/>
+          <w:szCs w:val="18"/>
+        </w:rPr>
+        <w:t xml:space="preserve"> call last):</w:t>
+      </w:r>
+    </w:p>
+    <w:p>
+      <w:pPr>
+        <w:autoSpaceDE w:val="0"/>
+        <w:autoSpaceDN w:val="0"/>
+        <w:adjustRightInd w:val="0"/>
+        <w:rPr>
+          <w:rFonts w:ascii="Lucida Console" w:hAnsi="Lucida Console" w:cs="Lucida Console"/>
+          <w:kern w:val="0"/>
+          <w:sz w:val="18"/>
+          <w:szCs w:val="18"/>
+        </w:rPr>
+      </w:pPr>
+    </w:p>
+    <w:p>
+      <w:pPr>
+        <w:autoSpaceDE w:val="0"/>
+        <w:autoSpaceDN w:val="0"/>
+        <w:adjustRightInd w:val="0"/>
+        <w:rPr>
+          <w:rFonts w:ascii="Lucida Console" w:hAnsi="Lucida Console" w:cs="Lucida Console"/>
+          <w:color w:val="00BFBF"/>
+          <w:kern w:val="0"/>
+          <w:sz w:val="18"/>
+          <w:szCs w:val="18"/>
+        </w:rPr>
+      </w:pPr>
+      <w:r>
+        <w:rPr>
+          <w:rFonts w:ascii="Lucida Console" w:hAnsi="Lucida Console" w:cs="Lucida Console"/>
+          <w:color w:val="00BF00"/>
+          <w:kern w:val="0"/>
+          <w:sz w:val="18"/>
+          <w:szCs w:val="18"/>
+        </w:rPr>
+        <w:t xml:space="preserve">Nicolas@MSI-GL73-Nico </w:t>
+      </w:r>
+      <w:r>
+        <w:rPr>
+          <w:rFonts w:ascii="Lucida Console" w:hAnsi="Lucida Console" w:cs="Lucida Console"/>
+          <w:color w:val="BF00BF"/>
+          <w:kern w:val="0"/>
+          <w:sz w:val="18"/>
+          <w:szCs w:val="18"/>
+        </w:rPr>
+        <w:t xml:space="preserve">MINGW64 </w:t>
+      </w:r>
+      <w:r>
+        <w:rPr>
+          <w:rFonts w:ascii="Lucida Console" w:hAnsi="Lucida Console" w:cs="Lucida Console"/>
+          <w:color w:val="BFBF00"/>
+          <w:kern w:val="0"/>
+          <w:sz w:val="18"/>
+          <w:szCs w:val="18"/>
+        </w:rPr>
+        <w:t>/d/</w:t>
+      </w:r>
+      <w:proofErr w:type="spellStart"/>
+      <w:r>
+        <w:rPr>
+          <w:rFonts w:ascii="Lucida Console" w:hAnsi="Lucida Console" w:cs="Lucida Console"/>
+          <w:color w:val="BFBF00"/>
+          <w:kern w:val="0"/>
+          <w:sz w:val="18"/>
+          <w:szCs w:val="18"/>
+        </w:rPr>
+        <w:t>Users</w:t>
+      </w:r>
+      <w:proofErr w:type="spellEnd"/>
+      <w:r>
+        <w:rPr>
+          <w:rFonts w:ascii="Lucida Console" w:hAnsi="Lucida Console" w:cs="Lucida Console"/>
+          <w:color w:val="BFBF00"/>
+          <w:kern w:val="0"/>
+          <w:sz w:val="18"/>
+          <w:szCs w:val="18"/>
+        </w:rPr>
+        <w:t>/Nicolas/Documents/Python/</w:t>
+      </w:r>
+      <w:proofErr w:type="spellStart"/>
+      <w:r>
+        <w:rPr>
+          <w:rFonts w:ascii="Lucida Console" w:hAnsi="Lucida Console" w:cs="Lucida Console"/>
+          <w:color w:val="BFBF00"/>
+          <w:kern w:val="0"/>
+          <w:sz w:val="18"/>
+          <w:szCs w:val="18"/>
+        </w:rPr>
+        <w:t>geneanet</w:t>
+      </w:r>
+      <w:proofErr w:type="spellEnd"/>
+      <w:r>
+        <w:rPr>
+          <w:rFonts w:ascii="Lucida Console" w:hAnsi="Lucida Console" w:cs="Lucida Console"/>
+          <w:color w:val="00BFBF"/>
+          <w:kern w:val="0"/>
+          <w:sz w:val="18"/>
+          <w:szCs w:val="18"/>
+        </w:rPr>
+        <w:t xml:space="preserve"> (master)</w:t>
+      </w:r>
+    </w:p>
+    <w:p>
+      <w:pPr>
+        <w:autoSpaceDE w:val="0"/>
+        <w:autoSpaceDN w:val="0"/>
+        <w:adjustRightInd w:val="0"/>
+        <w:rPr>
+          <w:rFonts w:ascii="Lucida Console" w:hAnsi="Lucida Console" w:cs="Lucida Console"/>
+          <w:kern w:val="0"/>
+          <w:sz w:val="18"/>
+          <w:szCs w:val="18"/>
+        </w:rPr>
+      </w:pPr>
+      <w:r>
+        <w:rPr>
+          <w:rFonts w:ascii="Lucida Console" w:hAnsi="Lucida Console" w:cs="Lucida Console"/>
+          <w:kern w:val="0"/>
+          <w:sz w:val="18"/>
+          <w:szCs w:val="18"/>
+        </w:rPr>
+        <w:t xml:space="preserve">$ </w:t>
+      </w:r>
+      <w:proofErr w:type="spellStart"/>
+      <w:r>
+        <w:rPr>
+          <w:rFonts w:ascii="Lucida Console" w:hAnsi="Lucida Console" w:cs="Lucida Console"/>
+          <w:kern w:val="0"/>
+          <w:sz w:val="18"/>
+          <w:szCs w:val="18"/>
+        </w:rPr>
+        <w:t>egrep</w:t>
+      </w:r>
+      <w:proofErr w:type="spellEnd"/>
+      <w:r>
+        <w:rPr>
+          <w:rFonts w:ascii="Lucida Console" w:hAnsi="Lucida Console" w:cs="Lucida Console"/>
+          <w:kern w:val="0"/>
+          <w:sz w:val="18"/>
+          <w:szCs w:val="18"/>
+        </w:rPr>
+        <w:t xml:space="preserve"> '</w:t>
+      </w:r>
+      <w:proofErr w:type="spellStart"/>
+      <w:r>
+        <w:rPr>
+          <w:rFonts w:ascii="Lucida Console" w:hAnsi="Lucida Console" w:cs="Lucida Console"/>
+          <w:kern w:val="0"/>
+          <w:sz w:val="18"/>
+          <w:szCs w:val="18"/>
+        </w:rPr>
+        <w:t>Traceback|ERROR</w:t>
+      </w:r>
+      <w:proofErr w:type="spellEnd"/>
+      <w:r>
+        <w:rPr>
+          <w:rFonts w:ascii="Lucida Console" w:hAnsi="Lucida Console" w:cs="Lucida Console"/>
+          <w:kern w:val="0"/>
+          <w:sz w:val="18"/>
+          <w:szCs w:val="18"/>
+        </w:rPr>
+        <w:t xml:space="preserve">' </w:t>
+      </w:r>
+      <w:proofErr w:type="spellStart"/>
+      <w:r>
+        <w:rPr>
+          <w:rFonts w:ascii="Lucida Console" w:hAnsi="Lucida Console" w:cs="Lucida Console"/>
+          <w:kern w:val="0"/>
+          <w:sz w:val="18"/>
+          <w:szCs w:val="18"/>
+        </w:rPr>
+        <w:t>result</w:t>
+      </w:r>
+      <w:proofErr w:type="spellEnd"/>
+      <w:r>
+        <w:rPr>
+          <w:rFonts w:ascii="Lucida Console" w:hAnsi="Lucida Console" w:cs="Lucida Console"/>
+          <w:kern w:val="0"/>
+          <w:sz w:val="18"/>
+          <w:szCs w:val="18"/>
+        </w:rPr>
+        <w:t>/*.log</w:t>
+      </w:r>
+    </w:p>
+    <w:p>
+      <w:pPr>
+        <w:autoSpaceDE w:val="0"/>
+        <w:autoSpaceDN w:val="0"/>
+        <w:adjustRightInd w:val="0"/>
+        <w:rPr>
+          <w:rFonts w:ascii="Lucida Console" w:hAnsi="Lucida Console" w:cs="Lucida Console"/>
+          <w:kern w:val="0"/>
+          <w:sz w:val="18"/>
+          <w:szCs w:val="18"/>
+        </w:rPr>
+      </w:pPr>
+      <w:r>
+        <w:rPr>
+          <w:rFonts w:ascii="Lucida Console" w:hAnsi="Lucida Console" w:cs="Lucida Console"/>
+          <w:kern w:val="0"/>
+          <w:sz w:val="18"/>
+          <w:szCs w:val="18"/>
+        </w:rPr>
+        <w:t>result/gw.geneanet.org.danielr13.lang=fr.n=</w:t>
+      </w:r>
+      <w:proofErr w:type="gramStart"/>
+      <w:r>
+        <w:rPr>
+          <w:rFonts w:ascii="Lucida Console" w:hAnsi="Lucida Console" w:cs="Lucida Console"/>
+          <w:kern w:val="0"/>
+          <w:sz w:val="18"/>
+          <w:szCs w:val="18"/>
+        </w:rPr>
+        <w:t>nicolas.oc=0.p</w:t>
+      </w:r>
+      <w:proofErr w:type="gramEnd"/>
+      <w:r>
+        <w:rPr>
+          <w:rFonts w:ascii="Lucida Console" w:hAnsi="Lucida Console" w:cs="Lucida Console"/>
+          <w:kern w:val="0"/>
+          <w:sz w:val="18"/>
+          <w:szCs w:val="18"/>
+        </w:rPr>
+        <w:t xml:space="preserve">=etienne+henri.log:[gedcomw.element.element] ERROR: </w:t>
+      </w:r>
+      <w:proofErr w:type="spellStart"/>
+      <w:r>
+        <w:rPr>
+          <w:rFonts w:ascii="Lucida Console" w:hAnsi="Lucida Console" w:cs="Lucida Console"/>
+          <w:kern w:val="0"/>
+          <w:sz w:val="18"/>
+          <w:szCs w:val="18"/>
+        </w:rPr>
+        <w:t>manage_events</w:t>
+      </w:r>
+      <w:proofErr w:type="spellEnd"/>
+      <w:r>
+        <w:rPr>
+          <w:rFonts w:ascii="Lucida Console" w:hAnsi="Lucida Console" w:cs="Lucida Console"/>
+          <w:kern w:val="0"/>
+          <w:sz w:val="18"/>
+          <w:szCs w:val="18"/>
+        </w:rPr>
+        <w:t xml:space="preserve"> : @I00348@ 'Magdeleine' 'BOURREL' : </w:t>
+      </w:r>
+      <w:proofErr w:type="spellStart"/>
+      <w:r>
+        <w:rPr>
+          <w:rFonts w:ascii="Lucida Console" w:hAnsi="Lucida Console" w:cs="Lucida Console"/>
+          <w:kern w:val="0"/>
+          <w:sz w:val="18"/>
+          <w:szCs w:val="18"/>
+        </w:rPr>
+        <w:t>unknown</w:t>
+      </w:r>
+      <w:proofErr w:type="spellEnd"/>
+      <w:r>
+        <w:rPr>
+          <w:rFonts w:ascii="Lucida Console" w:hAnsi="Lucida Console" w:cs="Lucida Console"/>
+          <w:kern w:val="0"/>
+          <w:sz w:val="18"/>
+          <w:szCs w:val="18"/>
+        </w:rPr>
+        <w:t xml:space="preserve"> </w:t>
+      </w:r>
+      <w:proofErr w:type="spellStart"/>
+      <w:r>
+        <w:rPr>
+          <w:rFonts w:ascii="Lucida Console" w:hAnsi="Lucida Console" w:cs="Lucida Console"/>
+          <w:kern w:val="0"/>
+          <w:sz w:val="18"/>
+          <w:szCs w:val="18"/>
+        </w:rPr>
+        <w:t>event</w:t>
+      </w:r>
+      <w:proofErr w:type="spellEnd"/>
+      <w:r>
+        <w:rPr>
+          <w:rFonts w:ascii="Lucida Console" w:hAnsi="Lucida Console" w:cs="Lucida Console"/>
+          <w:kern w:val="0"/>
+          <w:sz w:val="18"/>
+          <w:szCs w:val="18"/>
+        </w:rPr>
+        <w:t xml:space="preserve"> </w:t>
+      </w:r>
+      <w:proofErr w:type="spellStart"/>
+      <w:r>
+        <w:rPr>
+          <w:rFonts w:ascii="Lucida Console" w:hAnsi="Lucida Console" w:cs="Lucida Console"/>
+          <w:kern w:val="0"/>
+          <w:sz w:val="18"/>
+          <w:szCs w:val="18"/>
+        </w:rPr>
+        <w:t>name</w:t>
+      </w:r>
+      <w:proofErr w:type="spellEnd"/>
+      <w:r>
+        <w:rPr>
+          <w:rFonts w:ascii="Lucida Console" w:hAnsi="Lucida Console" w:cs="Lucida Console"/>
+          <w:kern w:val="0"/>
+          <w:sz w:val="18"/>
+          <w:szCs w:val="18"/>
+        </w:rPr>
+        <w:t xml:space="preserve"> : 'Union 1'</w:t>
+      </w:r>
+    </w:p>
+    <w:p>
+      <w:pPr>
+        <w:autoSpaceDE w:val="0"/>
+        <w:autoSpaceDN w:val="0"/>
+        <w:adjustRightInd w:val="0"/>
+        <w:rPr>
+          <w:rFonts w:ascii="Lucida Console" w:hAnsi="Lucida Console" w:cs="Lucida Console"/>
+          <w:kern w:val="0"/>
+          <w:sz w:val="18"/>
+          <w:szCs w:val="18"/>
+        </w:rPr>
+      </w:pPr>
+      <w:r>
+        <w:rPr>
+          <w:rFonts w:ascii="Lucida Console" w:hAnsi="Lucida Console" w:cs="Lucida Console"/>
+          <w:kern w:val="0"/>
+          <w:sz w:val="18"/>
+          <w:szCs w:val="18"/>
+        </w:rPr>
+        <w:t>result/gw.geneanet.org.danielr13.lang=fr.n=</w:t>
+      </w:r>
+      <w:proofErr w:type="gramStart"/>
+      <w:r>
+        <w:rPr>
+          <w:rFonts w:ascii="Lucida Console" w:hAnsi="Lucida Console" w:cs="Lucida Console"/>
+          <w:kern w:val="0"/>
+          <w:sz w:val="18"/>
+          <w:szCs w:val="18"/>
+        </w:rPr>
+        <w:t>nicolas.oc=0.p</w:t>
+      </w:r>
+      <w:proofErr w:type="gramEnd"/>
+      <w:r>
+        <w:rPr>
+          <w:rFonts w:ascii="Lucida Console" w:hAnsi="Lucida Console" w:cs="Lucida Console"/>
+          <w:kern w:val="0"/>
+          <w:sz w:val="18"/>
+          <w:szCs w:val="18"/>
+        </w:rPr>
+        <w:t>=etienne+henri.log: '</w:t>
+      </w:r>
+      <w:proofErr w:type="spellStart"/>
+      <w:r>
+        <w:rPr>
+          <w:rFonts w:ascii="Lucida Console" w:hAnsi="Lucida Console" w:cs="Lucida Console"/>
+          <w:kern w:val="0"/>
+          <w:sz w:val="18"/>
+          <w:szCs w:val="18"/>
+        </w:rPr>
+        <w:t>log_count</w:t>
+      </w:r>
+      <w:proofErr w:type="spellEnd"/>
+      <w:r>
+        <w:rPr>
+          <w:rFonts w:ascii="Lucida Console" w:hAnsi="Lucida Console" w:cs="Lucida Console"/>
+          <w:kern w:val="0"/>
+          <w:sz w:val="18"/>
+          <w:szCs w:val="18"/>
+        </w:rPr>
+        <w:t>/ERROR': 1,</w:t>
+      </w:r>
+    </w:p>
+    <w:p>
+      <w:pPr>
+        <w:autoSpaceDE w:val="0"/>
+        <w:autoSpaceDN w:val="0"/>
+        <w:adjustRightInd w:val="0"/>
+        <w:rPr>
+          <w:rFonts w:ascii="Lucida Console" w:hAnsi="Lucida Console" w:cs="Lucida Console"/>
+          <w:kern w:val="0"/>
+          <w:sz w:val="18"/>
+          <w:szCs w:val="18"/>
+        </w:rPr>
+      </w:pPr>
+      <w:r>
+        <w:rPr>
+          <w:rFonts w:ascii="Lucida Console" w:hAnsi="Lucida Console" w:cs="Lucida Console"/>
+          <w:kern w:val="0"/>
+          <w:sz w:val="18"/>
+          <w:szCs w:val="18"/>
+        </w:rPr>
+        <w:t>result/gw.geneanet.org.evechevaleyre.lang=</w:t>
+      </w:r>
+      <w:proofErr w:type="gramStart"/>
+      <w:r>
+        <w:rPr>
+          <w:rFonts w:ascii="Lucida Console" w:hAnsi="Lucida Console" w:cs="Lucida Console"/>
+          <w:kern w:val="0"/>
+          <w:sz w:val="18"/>
+          <w:szCs w:val="18"/>
+        </w:rPr>
+        <w:t>fr.n</w:t>
+      </w:r>
+      <w:proofErr w:type="gramEnd"/>
+      <w:r>
+        <w:rPr>
+          <w:rFonts w:ascii="Lucida Console" w:hAnsi="Lucida Console" w:cs="Lucida Console"/>
+          <w:kern w:val="0"/>
+          <w:sz w:val="18"/>
+          <w:szCs w:val="18"/>
+        </w:rPr>
+        <w:t xml:space="preserve">=brincat.oc=0.p=maria+anna.log:[geneanet] ERROR: </w:t>
+      </w:r>
+      <w:proofErr w:type="spellStart"/>
+      <w:r>
+        <w:rPr>
+          <w:rFonts w:ascii="Lucida Console" w:hAnsi="Lucida Console" w:cs="Lucida Console"/>
+          <w:kern w:val="0"/>
+          <w:sz w:val="18"/>
+          <w:szCs w:val="18"/>
+        </w:rPr>
+        <w:t>Generation</w:t>
+      </w:r>
+      <w:proofErr w:type="spellEnd"/>
+      <w:r>
+        <w:rPr>
+          <w:rFonts w:ascii="Lucida Console" w:hAnsi="Lucida Console" w:cs="Lucida Console"/>
+          <w:kern w:val="0"/>
+          <w:sz w:val="18"/>
+          <w:szCs w:val="18"/>
+        </w:rPr>
+        <w:t xml:space="preserve"> 4, </w:t>
+      </w:r>
+      <w:proofErr w:type="spellStart"/>
+      <w:r>
+        <w:rPr>
+          <w:rFonts w:ascii="Lucida Console" w:hAnsi="Lucida Console" w:cs="Lucida Console"/>
+          <w:kern w:val="0"/>
+          <w:sz w:val="18"/>
+          <w:szCs w:val="18"/>
+        </w:rPr>
+        <w:t>sosa</w:t>
+      </w:r>
+      <w:proofErr w:type="spellEnd"/>
+      <w:r>
+        <w:rPr>
+          <w:rFonts w:ascii="Lucida Console" w:hAnsi="Lucida Console" w:cs="Lucida Console"/>
+          <w:kern w:val="0"/>
+          <w:sz w:val="18"/>
+          <w:szCs w:val="18"/>
+        </w:rPr>
+        <w:t xml:space="preserve"> 9 : </w:t>
+      </w:r>
+      <w:proofErr w:type="spellStart"/>
+      <w:r>
+        <w:rPr>
+          <w:rFonts w:ascii="Lucida Console" w:hAnsi="Lucida Console" w:cs="Lucida Console"/>
+          <w:kern w:val="0"/>
+          <w:sz w:val="18"/>
+          <w:szCs w:val="18"/>
+        </w:rPr>
+        <w:t>Domenica</w:t>
+      </w:r>
+      <w:proofErr w:type="spellEnd"/>
+      <w:r>
+        <w:rPr>
+          <w:rFonts w:ascii="Lucida Console" w:hAnsi="Lucida Console" w:cs="Lucida Console"/>
+          <w:kern w:val="0"/>
+          <w:sz w:val="18"/>
+          <w:szCs w:val="18"/>
+        </w:rPr>
+        <w:t xml:space="preserve"> CHETCUTI :  Anomalies détectées sur </w:t>
+      </w:r>
+      <w:proofErr w:type="spellStart"/>
+      <w:r>
+        <w:rPr>
+          <w:rFonts w:ascii="Lucida Console" w:hAnsi="Lucida Console" w:cs="Lucida Console"/>
+          <w:kern w:val="0"/>
+          <w:sz w:val="18"/>
+          <w:szCs w:val="18"/>
+        </w:rPr>
+        <w:t>Domenica</w:t>
+      </w:r>
+      <w:proofErr w:type="spellEnd"/>
+      <w:r>
+        <w:rPr>
+          <w:rFonts w:ascii="Lucida Console" w:hAnsi="Lucida Console" w:cs="Lucida Console"/>
+          <w:kern w:val="0"/>
+          <w:sz w:val="18"/>
+          <w:szCs w:val="18"/>
+        </w:rPr>
+        <w:t xml:space="preserve"> CHETCUTI. Vérifier la source.</w:t>
+      </w:r>
+    </w:p>
+    <w:p>
+      <w:pPr>
+        <w:autoSpaceDE w:val="0"/>
+        <w:autoSpaceDN w:val="0"/>
+        <w:adjustRightInd w:val="0"/>
+        <w:rPr>
+          <w:rFonts w:ascii="Lucida Console" w:hAnsi="Lucida Console" w:cs="Lucida Console"/>
+          <w:kern w:val="0"/>
+          <w:sz w:val="18"/>
+          <w:szCs w:val="18"/>
+        </w:rPr>
+      </w:pPr>
+      <w:r>
+        <w:rPr>
+          <w:rFonts w:ascii="Lucida Console" w:hAnsi="Lucida Console" w:cs="Lucida Console"/>
+          <w:kern w:val="0"/>
+          <w:sz w:val="18"/>
+          <w:szCs w:val="18"/>
+        </w:rPr>
+        <w:t>result/gw.geneanet.org.evechevaleyre.lang=</w:t>
+      </w:r>
+      <w:proofErr w:type="gramStart"/>
+      <w:r>
+        <w:rPr>
+          <w:rFonts w:ascii="Lucida Console" w:hAnsi="Lucida Console" w:cs="Lucida Console"/>
+          <w:kern w:val="0"/>
+          <w:sz w:val="18"/>
+          <w:szCs w:val="18"/>
+        </w:rPr>
+        <w:t>fr.n</w:t>
+      </w:r>
+      <w:proofErr w:type="gramEnd"/>
+      <w:r>
+        <w:rPr>
+          <w:rFonts w:ascii="Lucida Console" w:hAnsi="Lucida Console" w:cs="Lucida Console"/>
+          <w:kern w:val="0"/>
+          <w:sz w:val="18"/>
+          <w:szCs w:val="18"/>
+        </w:rPr>
+        <w:t xml:space="preserve">=brincat.oc=0.p=maria+anna.log:[geneanet] ERROR: </w:t>
+      </w:r>
+      <w:proofErr w:type="spellStart"/>
+      <w:r>
+        <w:rPr>
+          <w:rFonts w:ascii="Lucida Console" w:hAnsi="Lucida Console" w:cs="Lucida Console"/>
+          <w:kern w:val="0"/>
+          <w:sz w:val="18"/>
+          <w:szCs w:val="18"/>
+        </w:rPr>
+        <w:t>Generation</w:t>
+      </w:r>
+      <w:proofErr w:type="spellEnd"/>
+      <w:r>
+        <w:rPr>
+          <w:rFonts w:ascii="Lucida Console" w:hAnsi="Lucida Console" w:cs="Lucida Console"/>
+          <w:kern w:val="0"/>
+          <w:sz w:val="18"/>
+          <w:szCs w:val="18"/>
+        </w:rPr>
+        <w:t xml:space="preserve"> 4, </w:t>
+      </w:r>
+      <w:proofErr w:type="spellStart"/>
+      <w:r>
+        <w:rPr>
+          <w:rFonts w:ascii="Lucida Console" w:hAnsi="Lucida Console" w:cs="Lucida Console"/>
+          <w:kern w:val="0"/>
+          <w:sz w:val="18"/>
+          <w:szCs w:val="18"/>
+        </w:rPr>
+        <w:t>sosa</w:t>
+      </w:r>
+      <w:proofErr w:type="spellEnd"/>
+      <w:r>
+        <w:rPr>
+          <w:rFonts w:ascii="Lucida Console" w:hAnsi="Lucida Console" w:cs="Lucida Console"/>
+          <w:kern w:val="0"/>
+          <w:sz w:val="18"/>
+          <w:szCs w:val="18"/>
+        </w:rPr>
+        <w:t xml:space="preserve"> 8 : Francesco de BRINCAT :  Anomalies détectées sur Francesco de BRINCAT. Vérifier la source.</w:t>
+      </w:r>
+    </w:p>
+    <w:p>
+      <w:pPr>
+        <w:autoSpaceDE w:val="0"/>
+        <w:autoSpaceDN w:val="0"/>
+        <w:adjustRightInd w:val="0"/>
+        <w:rPr>
+          <w:rFonts w:ascii="Lucida Console" w:hAnsi="Lucida Console" w:cs="Lucida Console"/>
+          <w:kern w:val="0"/>
+          <w:sz w:val="18"/>
+          <w:szCs w:val="18"/>
+        </w:rPr>
+      </w:pPr>
+      <w:r>
+        <w:rPr>
+          <w:rFonts w:ascii="Lucida Console" w:hAnsi="Lucida Console" w:cs="Lucida Console"/>
+          <w:kern w:val="0"/>
+          <w:sz w:val="18"/>
+          <w:szCs w:val="18"/>
+        </w:rPr>
+        <w:t>result/gw.geneanet.org.evechevaleyre.lang=</w:t>
+      </w:r>
+      <w:proofErr w:type="gramStart"/>
+      <w:r>
+        <w:rPr>
+          <w:rFonts w:ascii="Lucida Console" w:hAnsi="Lucida Console" w:cs="Lucida Console"/>
+          <w:kern w:val="0"/>
+          <w:sz w:val="18"/>
+          <w:szCs w:val="18"/>
+        </w:rPr>
+        <w:t>fr.n</w:t>
+      </w:r>
+      <w:proofErr w:type="gramEnd"/>
+      <w:r>
+        <w:rPr>
+          <w:rFonts w:ascii="Lucida Console" w:hAnsi="Lucida Console" w:cs="Lucida Console"/>
+          <w:kern w:val="0"/>
+          <w:sz w:val="18"/>
+          <w:szCs w:val="18"/>
+        </w:rPr>
+        <w:t xml:space="preserve">=brincat.oc=0.p=maria+anna.log:[geneanet] ERROR: </w:t>
+      </w:r>
+      <w:proofErr w:type="spellStart"/>
+      <w:r>
+        <w:rPr>
+          <w:rFonts w:ascii="Lucida Console" w:hAnsi="Lucida Console" w:cs="Lucida Console"/>
+          <w:kern w:val="0"/>
+          <w:sz w:val="18"/>
+          <w:szCs w:val="18"/>
+        </w:rPr>
+        <w:t>Generation</w:t>
+      </w:r>
+      <w:proofErr w:type="spellEnd"/>
+      <w:r>
+        <w:rPr>
+          <w:rFonts w:ascii="Lucida Console" w:hAnsi="Lucida Console" w:cs="Lucida Console"/>
+          <w:kern w:val="0"/>
+          <w:sz w:val="18"/>
+          <w:szCs w:val="18"/>
+        </w:rPr>
+        <w:t xml:space="preserve"> 5, </w:t>
+      </w:r>
+      <w:proofErr w:type="spellStart"/>
+      <w:r>
+        <w:rPr>
+          <w:rFonts w:ascii="Lucida Console" w:hAnsi="Lucida Console" w:cs="Lucida Console"/>
+          <w:kern w:val="0"/>
+          <w:sz w:val="18"/>
+          <w:szCs w:val="18"/>
+        </w:rPr>
+        <w:t>sosa</w:t>
+      </w:r>
+      <w:proofErr w:type="spellEnd"/>
+      <w:r>
+        <w:rPr>
+          <w:rFonts w:ascii="Lucida Console" w:hAnsi="Lucida Console" w:cs="Lucida Console"/>
+          <w:kern w:val="0"/>
+          <w:sz w:val="18"/>
+          <w:szCs w:val="18"/>
+        </w:rPr>
+        <w:t xml:space="preserve"> 23 : </w:t>
+      </w:r>
+      <w:proofErr w:type="spellStart"/>
+      <w:r>
+        <w:rPr>
+          <w:rFonts w:ascii="Lucida Console" w:hAnsi="Lucida Console" w:cs="Lucida Console"/>
+          <w:kern w:val="0"/>
+          <w:sz w:val="18"/>
+          <w:szCs w:val="18"/>
+        </w:rPr>
+        <w:t>Geronima</w:t>
+      </w:r>
+      <w:proofErr w:type="spellEnd"/>
+      <w:r>
+        <w:rPr>
+          <w:rFonts w:ascii="Lucida Console" w:hAnsi="Lucida Console" w:cs="Lucida Console"/>
+          <w:kern w:val="0"/>
+          <w:sz w:val="18"/>
+          <w:szCs w:val="18"/>
+        </w:rPr>
+        <w:t xml:space="preserve"> MIFSUD :  Anomalies détectées sur </w:t>
+      </w:r>
+      <w:proofErr w:type="spellStart"/>
+      <w:r>
+        <w:rPr>
+          <w:rFonts w:ascii="Lucida Console" w:hAnsi="Lucida Console" w:cs="Lucida Console"/>
+          <w:kern w:val="0"/>
+          <w:sz w:val="18"/>
+          <w:szCs w:val="18"/>
+        </w:rPr>
+        <w:t>Geronima</w:t>
+      </w:r>
+      <w:proofErr w:type="spellEnd"/>
+      <w:r>
+        <w:rPr>
+          <w:rFonts w:ascii="Lucida Console" w:hAnsi="Lucida Console" w:cs="Lucida Console"/>
+          <w:kern w:val="0"/>
+          <w:sz w:val="18"/>
+          <w:szCs w:val="18"/>
+        </w:rPr>
+        <w:t xml:space="preserve"> MIFSUD. Vérifier la source.</w:t>
+      </w:r>
+    </w:p>
+    <w:p>
+      <w:pPr>
+        <w:autoSpaceDE w:val="0"/>
+        <w:autoSpaceDN w:val="0"/>
+        <w:adjustRightInd w:val="0"/>
+        <w:rPr>
+          <w:rFonts w:ascii="Lucida Console" w:hAnsi="Lucida Console" w:cs="Lucida Console"/>
+          <w:kern w:val="0"/>
+          <w:sz w:val="18"/>
+          <w:szCs w:val="18"/>
+        </w:rPr>
+      </w:pPr>
+      <w:r>
+        <w:rPr>
+          <w:rFonts w:ascii="Lucida Console" w:hAnsi="Lucida Console" w:cs="Lucida Console"/>
+          <w:kern w:val="0"/>
+          <w:sz w:val="18"/>
+          <w:szCs w:val="18"/>
+        </w:rPr>
+        <w:t>result/gw.geneanet.org.evechevaleyre.lang=</w:t>
+      </w:r>
+      <w:proofErr w:type="gramStart"/>
+      <w:r>
+        <w:rPr>
+          <w:rFonts w:ascii="Lucida Console" w:hAnsi="Lucida Console" w:cs="Lucida Console"/>
+          <w:kern w:val="0"/>
+          <w:sz w:val="18"/>
+          <w:szCs w:val="18"/>
+        </w:rPr>
+        <w:t>fr.n</w:t>
+      </w:r>
+      <w:proofErr w:type="gramEnd"/>
+      <w:r>
+        <w:rPr>
+          <w:rFonts w:ascii="Lucida Console" w:hAnsi="Lucida Console" w:cs="Lucida Console"/>
+          <w:kern w:val="0"/>
+          <w:sz w:val="18"/>
+          <w:szCs w:val="18"/>
+        </w:rPr>
+        <w:t xml:space="preserve">=brincat.oc=0.p=maria+anna.log:[geneanet] ERROR: </w:t>
+      </w:r>
+      <w:proofErr w:type="spellStart"/>
+      <w:r>
+        <w:rPr>
+          <w:rFonts w:ascii="Lucida Console" w:hAnsi="Lucida Console" w:cs="Lucida Console"/>
+          <w:kern w:val="0"/>
+          <w:sz w:val="18"/>
+          <w:szCs w:val="18"/>
+        </w:rPr>
+        <w:t>Generation</w:t>
+      </w:r>
+      <w:proofErr w:type="spellEnd"/>
+      <w:r>
+        <w:rPr>
+          <w:rFonts w:ascii="Lucida Console" w:hAnsi="Lucida Console" w:cs="Lucida Console"/>
+          <w:kern w:val="0"/>
+          <w:sz w:val="18"/>
+          <w:szCs w:val="18"/>
+        </w:rPr>
+        <w:t xml:space="preserve"> 5, </w:t>
+      </w:r>
+      <w:proofErr w:type="spellStart"/>
+      <w:r>
+        <w:rPr>
+          <w:rFonts w:ascii="Lucida Console" w:hAnsi="Lucida Console" w:cs="Lucida Console"/>
+          <w:kern w:val="0"/>
+          <w:sz w:val="18"/>
+          <w:szCs w:val="18"/>
+        </w:rPr>
+        <w:t>sosa</w:t>
+      </w:r>
+      <w:proofErr w:type="spellEnd"/>
+      <w:r>
+        <w:rPr>
+          <w:rFonts w:ascii="Lucida Console" w:hAnsi="Lucida Console" w:cs="Lucida Console"/>
+          <w:kern w:val="0"/>
+          <w:sz w:val="18"/>
+          <w:szCs w:val="18"/>
+        </w:rPr>
+        <w:t xml:space="preserve"> 22 : Francesco CIANTAR :  Anomalies détectées sur Francesco CIANTAR. Vérifier la source.</w:t>
+      </w:r>
+    </w:p>
+    <w:p>
+      <w:pPr>
+        <w:autoSpaceDE w:val="0"/>
+        <w:autoSpaceDN w:val="0"/>
+        <w:adjustRightInd w:val="0"/>
+        <w:rPr>
+          <w:rFonts w:ascii="Lucida Console" w:hAnsi="Lucida Console" w:cs="Lucida Console"/>
+          <w:kern w:val="0"/>
+          <w:sz w:val="18"/>
+          <w:szCs w:val="18"/>
+        </w:rPr>
+      </w:pPr>
+      <w:r>
+        <w:rPr>
+          <w:rFonts w:ascii="Lucida Console" w:hAnsi="Lucida Console" w:cs="Lucida Console"/>
+          <w:kern w:val="0"/>
+          <w:sz w:val="18"/>
+          <w:szCs w:val="18"/>
+        </w:rPr>
+        <w:t>result/gw.geneanet.org.evechevaleyre.lang=</w:t>
+      </w:r>
+      <w:proofErr w:type="gramStart"/>
+      <w:r>
+        <w:rPr>
+          <w:rFonts w:ascii="Lucida Console" w:hAnsi="Lucida Console" w:cs="Lucida Console"/>
+          <w:kern w:val="0"/>
+          <w:sz w:val="18"/>
+          <w:szCs w:val="18"/>
+        </w:rPr>
+        <w:t>fr.n</w:t>
+      </w:r>
+      <w:proofErr w:type="gramEnd"/>
+      <w:r>
+        <w:rPr>
+          <w:rFonts w:ascii="Lucida Console" w:hAnsi="Lucida Console" w:cs="Lucida Console"/>
+          <w:kern w:val="0"/>
+          <w:sz w:val="18"/>
+          <w:szCs w:val="18"/>
+        </w:rPr>
+        <w:t>=brincat.oc=0.p=maria+anna.log: '</w:t>
+      </w:r>
+      <w:proofErr w:type="spellStart"/>
+      <w:r>
+        <w:rPr>
+          <w:rFonts w:ascii="Lucida Console" w:hAnsi="Lucida Console" w:cs="Lucida Console"/>
+          <w:kern w:val="0"/>
+          <w:sz w:val="18"/>
+          <w:szCs w:val="18"/>
+        </w:rPr>
+        <w:t>log_count</w:t>
+      </w:r>
+      <w:proofErr w:type="spellEnd"/>
+      <w:r>
+        <w:rPr>
+          <w:rFonts w:ascii="Lucida Console" w:hAnsi="Lucida Console" w:cs="Lucida Console"/>
+          <w:kern w:val="0"/>
+          <w:sz w:val="18"/>
+          <w:szCs w:val="18"/>
+        </w:rPr>
+        <w:t>/ERROR': 4,</w:t>
+      </w:r>
+    </w:p>
+    <w:p>
+      <w:pPr>
+        <w:autoSpaceDE w:val="0"/>
+        <w:autoSpaceDN w:val="0"/>
+        <w:adjustRightInd w:val="0"/>
+        <w:rPr>
+          <w:rFonts w:ascii="Lucida Console" w:hAnsi="Lucida Console" w:cs="Lucida Console"/>
+          <w:kern w:val="0"/>
+          <w:sz w:val="18"/>
+          <w:szCs w:val="18"/>
+        </w:rPr>
+      </w:pPr>
+      <w:r>
+        <w:rPr>
+          <w:rFonts w:ascii="Lucida Console" w:hAnsi="Lucida Console" w:cs="Lucida Console"/>
+          <w:kern w:val="0"/>
+          <w:sz w:val="18"/>
+          <w:szCs w:val="18"/>
+        </w:rPr>
+        <w:t>result/gw.geneanet.org.virgile81.lang=fr.n=</w:t>
+      </w:r>
+      <w:proofErr w:type="gramStart"/>
+      <w:r>
+        <w:rPr>
+          <w:rFonts w:ascii="Lucida Console" w:hAnsi="Lucida Console" w:cs="Lucida Console"/>
+          <w:kern w:val="0"/>
+          <w:sz w:val="18"/>
+          <w:szCs w:val="18"/>
+        </w:rPr>
+        <w:t>schembri.oc=0.p</w:t>
+      </w:r>
+      <w:proofErr w:type="gramEnd"/>
+      <w:r>
+        <w:rPr>
+          <w:rFonts w:ascii="Lucida Console" w:hAnsi="Lucida Console" w:cs="Lucida Console"/>
+          <w:kern w:val="0"/>
+          <w:sz w:val="18"/>
+          <w:szCs w:val="18"/>
+        </w:rPr>
+        <w:t xml:space="preserve">=emmanuele.log:[gedcomw.element.element] ERROR: </w:t>
+      </w:r>
+      <w:proofErr w:type="spellStart"/>
+      <w:r>
+        <w:rPr>
+          <w:rFonts w:ascii="Lucida Console" w:hAnsi="Lucida Console" w:cs="Lucida Console"/>
+          <w:kern w:val="0"/>
+          <w:sz w:val="18"/>
+          <w:szCs w:val="18"/>
+        </w:rPr>
+        <w:t>manage_events</w:t>
+      </w:r>
+      <w:proofErr w:type="spellEnd"/>
+      <w:r>
+        <w:rPr>
+          <w:rFonts w:ascii="Lucida Console" w:hAnsi="Lucida Console" w:cs="Lucida Console"/>
+          <w:kern w:val="0"/>
+          <w:sz w:val="18"/>
+          <w:szCs w:val="18"/>
+        </w:rPr>
+        <w:t xml:space="preserve"> : ERROR </w:t>
+      </w:r>
+      <w:proofErr w:type="spellStart"/>
+      <w:r>
+        <w:rPr>
+          <w:rFonts w:ascii="Lucida Console" w:hAnsi="Lucida Console" w:cs="Lucida Console"/>
+          <w:kern w:val="0"/>
+          <w:sz w:val="18"/>
+          <w:szCs w:val="18"/>
+        </w:rPr>
+        <w:t>write</w:t>
+      </w:r>
+      <w:proofErr w:type="spellEnd"/>
+      <w:r>
+        <w:rPr>
+          <w:rFonts w:ascii="Lucida Console" w:hAnsi="Lucida Console" w:cs="Lucida Console"/>
+          <w:kern w:val="0"/>
+          <w:sz w:val="18"/>
+          <w:szCs w:val="18"/>
+        </w:rPr>
+        <w:t xml:space="preserve"> csv for @I00001@;Emmanuele;SCHEMBRI;https://gw.geneanet.org/virgile81?lang=fr&amp;n=schembri&amp;oc=0&amp;p=emmanuele;Décès;DEAT;'</w:t>
+      </w:r>
+    </w:p>
+    <w:p>
+      <w:pPr>
+        <w:autoSpaceDE w:val="0"/>
+        <w:autoSpaceDN w:val="0"/>
+        <w:adjustRightInd w:val="0"/>
+        <w:rPr>
+          <w:rFonts w:ascii="Lucida Console" w:hAnsi="Lucida Console" w:cs="Lucida Console"/>
+          <w:kern w:val="0"/>
+          <w:sz w:val="18"/>
+          <w:szCs w:val="18"/>
+        </w:rPr>
+      </w:pPr>
+      <w:r>
+        <w:rPr>
+          <w:rFonts w:ascii="Lucida Console" w:hAnsi="Lucida Console" w:cs="Lucida Console"/>
+          <w:kern w:val="0"/>
+          <w:sz w:val="18"/>
+          <w:szCs w:val="18"/>
+        </w:rPr>
+        <w:t>result/gw.geneanet.org.virgile81.lang=fr.n=</w:t>
+      </w:r>
+      <w:proofErr w:type="gramStart"/>
+      <w:r>
+        <w:rPr>
+          <w:rFonts w:ascii="Lucida Console" w:hAnsi="Lucida Console" w:cs="Lucida Console"/>
+          <w:kern w:val="0"/>
+          <w:sz w:val="18"/>
+          <w:szCs w:val="18"/>
+        </w:rPr>
+        <w:t>schembri.oc=0.p</w:t>
+      </w:r>
+      <w:proofErr w:type="gramEnd"/>
+      <w:r>
+        <w:rPr>
+          <w:rFonts w:ascii="Lucida Console" w:hAnsi="Lucida Console" w:cs="Lucida Console"/>
+          <w:kern w:val="0"/>
+          <w:sz w:val="18"/>
+          <w:szCs w:val="18"/>
+        </w:rPr>
+        <w:t xml:space="preserve">=emmanuele.log:[scrapy.core.scraper] ERROR: Spider </w:t>
+      </w:r>
+      <w:proofErr w:type="spellStart"/>
+      <w:r>
+        <w:rPr>
+          <w:rFonts w:ascii="Lucida Console" w:hAnsi="Lucida Console" w:cs="Lucida Console"/>
+          <w:kern w:val="0"/>
+          <w:sz w:val="18"/>
+          <w:szCs w:val="18"/>
+        </w:rPr>
+        <w:t>error</w:t>
+      </w:r>
+      <w:proofErr w:type="spellEnd"/>
+      <w:r>
+        <w:rPr>
+          <w:rFonts w:ascii="Lucida Console" w:hAnsi="Lucida Console" w:cs="Lucida Console"/>
+          <w:kern w:val="0"/>
+          <w:sz w:val="18"/>
+          <w:szCs w:val="18"/>
+        </w:rPr>
+        <w:t xml:space="preserve"> </w:t>
+      </w:r>
+      <w:proofErr w:type="spellStart"/>
+      <w:r>
+        <w:rPr>
+          <w:rFonts w:ascii="Lucida Console" w:hAnsi="Lucida Console" w:cs="Lucida Console"/>
+          <w:kern w:val="0"/>
+          <w:sz w:val="18"/>
+          <w:szCs w:val="18"/>
+        </w:rPr>
+        <w:t>processing</w:t>
+      </w:r>
+      <w:proofErr w:type="spellEnd"/>
+      <w:r>
+        <w:rPr>
+          <w:rFonts w:ascii="Lucida Console" w:hAnsi="Lucida Console" w:cs="Lucida Console"/>
+          <w:kern w:val="0"/>
+          <w:sz w:val="18"/>
+          <w:szCs w:val="18"/>
+        </w:rPr>
+        <w:t xml:space="preserve"> &lt;GET file:///D:%5CUsers%5CNicolas%5CDocuments%5CPython%5Cgeneanet/result/pages/gw.geneanet.org.virgile81.lang=fr.n=schembri.oc=0.p=emmanuele.html&gt; (</w:t>
+      </w:r>
+      <w:proofErr w:type="spellStart"/>
+      <w:r>
+        <w:rPr>
+          <w:rFonts w:ascii="Lucida Console" w:hAnsi="Lucida Console" w:cs="Lucida Console"/>
+          <w:kern w:val="0"/>
+          <w:sz w:val="18"/>
+          <w:szCs w:val="18"/>
+        </w:rPr>
+        <w:t>referer</w:t>
+      </w:r>
+      <w:proofErr w:type="spellEnd"/>
+      <w:r>
+        <w:rPr>
+          <w:rFonts w:ascii="Lucida Console" w:hAnsi="Lucida Console" w:cs="Lucida Console"/>
+          <w:kern w:val="0"/>
+          <w:sz w:val="18"/>
+          <w:szCs w:val="18"/>
+        </w:rPr>
+        <w:t>: None)</w:t>
+      </w:r>
+    </w:p>
+    <w:p>
+      <w:pPr>
+        <w:autoSpaceDE w:val="0"/>
+        <w:autoSpaceDN w:val="0"/>
+        <w:adjustRightInd w:val="0"/>
+        <w:rPr>
+          <w:rFonts w:ascii="Lucida Console" w:hAnsi="Lucida Console" w:cs="Lucida Console"/>
+          <w:kern w:val="0"/>
+          <w:sz w:val="18"/>
+          <w:szCs w:val="18"/>
+        </w:rPr>
+      </w:pPr>
+      <w:r>
+        <w:rPr>
+          <w:rFonts w:ascii="Lucida Console" w:hAnsi="Lucida Console" w:cs="Lucida Console"/>
+          <w:kern w:val="0"/>
+          <w:sz w:val="18"/>
+          <w:szCs w:val="18"/>
+        </w:rPr>
+        <w:t>result/gw.geneanet.org.virgile81.lang=fr.n=</w:t>
+      </w:r>
+      <w:proofErr w:type="gramStart"/>
+      <w:r>
+        <w:rPr>
+          <w:rFonts w:ascii="Lucida Console" w:hAnsi="Lucida Console" w:cs="Lucida Console"/>
+          <w:kern w:val="0"/>
+          <w:sz w:val="18"/>
+          <w:szCs w:val="18"/>
+        </w:rPr>
+        <w:t>schembri.oc=0.p</w:t>
+      </w:r>
+      <w:proofErr w:type="gramEnd"/>
+      <w:r>
+        <w:rPr>
+          <w:rFonts w:ascii="Lucida Console" w:hAnsi="Lucida Console" w:cs="Lucida Console"/>
+          <w:kern w:val="0"/>
+          <w:sz w:val="18"/>
+          <w:szCs w:val="18"/>
+        </w:rPr>
+        <w:t>=emmanuele.log:Traceback (</w:t>
+      </w:r>
+      <w:proofErr w:type="spellStart"/>
+      <w:r>
+        <w:rPr>
+          <w:rFonts w:ascii="Lucida Console" w:hAnsi="Lucida Console" w:cs="Lucida Console"/>
+          <w:kern w:val="0"/>
+          <w:sz w:val="18"/>
+          <w:szCs w:val="18"/>
+        </w:rPr>
+        <w:t>most</w:t>
+      </w:r>
+      <w:proofErr w:type="spellEnd"/>
+      <w:r>
+        <w:rPr>
+          <w:rFonts w:ascii="Lucida Console" w:hAnsi="Lucida Console" w:cs="Lucida Console"/>
+          <w:kern w:val="0"/>
+          <w:sz w:val="18"/>
+          <w:szCs w:val="18"/>
+        </w:rPr>
+        <w:t xml:space="preserve"> </w:t>
+      </w:r>
+      <w:proofErr w:type="spellStart"/>
+      <w:r>
+        <w:rPr>
+          <w:rFonts w:ascii="Lucida Console" w:hAnsi="Lucida Console" w:cs="Lucida Console"/>
+          <w:kern w:val="0"/>
+          <w:sz w:val="18"/>
+          <w:szCs w:val="18"/>
+        </w:rPr>
+        <w:t>recent</w:t>
+      </w:r>
+      <w:proofErr w:type="spellEnd"/>
+      <w:r>
+        <w:rPr>
+          <w:rFonts w:ascii="Lucida Console" w:hAnsi="Lucida Console" w:cs="Lucida Console"/>
+          <w:kern w:val="0"/>
+          <w:sz w:val="18"/>
+          <w:szCs w:val="18"/>
+        </w:rPr>
+        <w:t xml:space="preserve"> call last):</w:t>
+      </w:r>
+    </w:p>
+    <w:p>
+      <w:pPr>
+        <w:autoSpaceDE w:val="0"/>
+        <w:autoSpaceDN w:val="0"/>
+        <w:adjustRightInd w:val="0"/>
+        <w:rPr>
+          <w:rFonts w:ascii="Lucida Console" w:hAnsi="Lucida Console" w:cs="Lucida Console"/>
+          <w:kern w:val="0"/>
+          <w:sz w:val="18"/>
+          <w:szCs w:val="18"/>
+        </w:rPr>
+      </w:pPr>
+      <w:r>
+        <w:rPr>
+          <w:rFonts w:ascii="Lucida Console" w:hAnsi="Lucida Console" w:cs="Lucida Console"/>
+          <w:kern w:val="0"/>
+          <w:sz w:val="18"/>
+          <w:szCs w:val="18"/>
+        </w:rPr>
+        <w:t>result/gw.geneanet.org.virgile81.lang=fr.n=</w:t>
+      </w:r>
+      <w:proofErr w:type="gramStart"/>
+      <w:r>
+        <w:rPr>
+          <w:rFonts w:ascii="Lucida Console" w:hAnsi="Lucida Console" w:cs="Lucida Console"/>
+          <w:kern w:val="0"/>
+          <w:sz w:val="18"/>
+          <w:szCs w:val="18"/>
+        </w:rPr>
+        <w:t>schembri.oc=0.p</w:t>
+      </w:r>
+      <w:proofErr w:type="gramEnd"/>
+      <w:r>
+        <w:rPr>
+          <w:rFonts w:ascii="Lucida Console" w:hAnsi="Lucida Console" w:cs="Lucida Console"/>
+          <w:kern w:val="0"/>
+          <w:sz w:val="18"/>
+          <w:szCs w:val="18"/>
+        </w:rPr>
+        <w:t xml:space="preserve">=emmanuele.log:[gedcomw.element.element] ERROR: </w:t>
+      </w:r>
+      <w:proofErr w:type="spellStart"/>
+      <w:r>
+        <w:rPr>
+          <w:rFonts w:ascii="Lucida Console" w:hAnsi="Lucida Console" w:cs="Lucida Console"/>
+          <w:kern w:val="0"/>
+          <w:sz w:val="18"/>
+          <w:szCs w:val="18"/>
+        </w:rPr>
+        <w:t>manage_events</w:t>
+      </w:r>
+      <w:proofErr w:type="spellEnd"/>
+      <w:r>
+        <w:rPr>
+          <w:rFonts w:ascii="Lucida Console" w:hAnsi="Lucida Console" w:cs="Lucida Console"/>
+          <w:kern w:val="0"/>
+          <w:sz w:val="18"/>
+          <w:szCs w:val="18"/>
+        </w:rPr>
+        <w:t xml:space="preserve"> : ERROR </w:t>
+      </w:r>
+      <w:proofErr w:type="spellStart"/>
+      <w:r>
+        <w:rPr>
+          <w:rFonts w:ascii="Lucida Console" w:hAnsi="Lucida Console" w:cs="Lucida Console"/>
+          <w:kern w:val="0"/>
+          <w:sz w:val="18"/>
+          <w:szCs w:val="18"/>
+        </w:rPr>
+        <w:t>write</w:t>
+      </w:r>
+      <w:proofErr w:type="spellEnd"/>
+      <w:r>
+        <w:rPr>
+          <w:rFonts w:ascii="Lucida Console" w:hAnsi="Lucida Console" w:cs="Lucida Console"/>
+          <w:kern w:val="0"/>
+          <w:sz w:val="18"/>
+          <w:szCs w:val="18"/>
+        </w:rPr>
+        <w:t xml:space="preserve"> csv for @I00016@;Orsola;NAPOLITANO;https://gw.geneanet.org/virgile81?lang=fr&amp;pz=mathieu+maurice+andre&amp;nz=nival&amp;ocz=1&amp;p=orsola&amp;n=napolitano;Naissance;BIRT;'</w:t>
+      </w:r>
+    </w:p>
+    <w:p>
+      <w:pPr>
+        <w:autoSpaceDE w:val="0"/>
+        <w:autoSpaceDN w:val="0"/>
+        <w:adjustRightInd w:val="0"/>
+        <w:rPr>
+          <w:rFonts w:ascii="Lucida Console" w:hAnsi="Lucida Console" w:cs="Lucida Console"/>
+          <w:kern w:val="0"/>
+          <w:sz w:val="18"/>
+          <w:szCs w:val="18"/>
+        </w:rPr>
+      </w:pPr>
+      <w:r>
+        <w:rPr>
+          <w:rFonts w:ascii="Lucida Console" w:hAnsi="Lucida Console" w:cs="Lucida Console"/>
+          <w:kern w:val="0"/>
+          <w:sz w:val="18"/>
+          <w:szCs w:val="18"/>
+        </w:rPr>
+        <w:t>result/gw.geneanet.org.virgile81.lang=fr.n=</w:t>
+      </w:r>
+      <w:proofErr w:type="gramStart"/>
+      <w:r>
+        <w:rPr>
+          <w:rFonts w:ascii="Lucida Console" w:hAnsi="Lucida Console" w:cs="Lucida Console"/>
+          <w:kern w:val="0"/>
+          <w:sz w:val="18"/>
+          <w:szCs w:val="18"/>
+        </w:rPr>
+        <w:t>schembri.oc=0.p</w:t>
+      </w:r>
+      <w:proofErr w:type="gramEnd"/>
+      <w:r>
+        <w:rPr>
+          <w:rFonts w:ascii="Lucida Console" w:hAnsi="Lucida Console" w:cs="Lucida Console"/>
+          <w:kern w:val="0"/>
+          <w:sz w:val="18"/>
+          <w:szCs w:val="18"/>
+        </w:rPr>
+        <w:t xml:space="preserve">=emmanuele.log:[scrapy.core.scraper] ERROR: Spider </w:t>
+      </w:r>
+      <w:proofErr w:type="spellStart"/>
+      <w:r>
+        <w:rPr>
+          <w:rFonts w:ascii="Lucida Console" w:hAnsi="Lucida Console" w:cs="Lucida Console"/>
+          <w:kern w:val="0"/>
+          <w:sz w:val="18"/>
+          <w:szCs w:val="18"/>
+        </w:rPr>
+        <w:t>error</w:t>
+      </w:r>
+      <w:proofErr w:type="spellEnd"/>
+      <w:r>
+        <w:rPr>
+          <w:rFonts w:ascii="Lucida Console" w:hAnsi="Lucida Console" w:cs="Lucida Console"/>
+          <w:kern w:val="0"/>
+          <w:sz w:val="18"/>
+          <w:szCs w:val="18"/>
+        </w:rPr>
+        <w:t xml:space="preserve"> </w:t>
+      </w:r>
+      <w:proofErr w:type="spellStart"/>
+      <w:r>
+        <w:rPr>
+          <w:rFonts w:ascii="Lucida Console" w:hAnsi="Lucida Console" w:cs="Lucida Console"/>
+          <w:kern w:val="0"/>
+          <w:sz w:val="18"/>
+          <w:szCs w:val="18"/>
+        </w:rPr>
+        <w:t>processing</w:t>
+      </w:r>
+      <w:proofErr w:type="spellEnd"/>
+      <w:r>
+        <w:rPr>
+          <w:rFonts w:ascii="Lucida Console" w:hAnsi="Lucida Console" w:cs="Lucida Console"/>
+          <w:kern w:val="0"/>
+          <w:sz w:val="18"/>
+          <w:szCs w:val="18"/>
+        </w:rPr>
+        <w:t xml:space="preserve"> &lt;GET file:///D:%5CUsers%5CNicolas%5CDocuments%5CPython%5Cgeneanet/result/pages/gw.geneanet.org.virgile81.lang=fr.pz=mathieu+maurice+andre.nz=nival.ocz=1.p=orsola.n=napolitano.html&gt; (</w:t>
+      </w:r>
+      <w:proofErr w:type="spellStart"/>
+      <w:r>
+        <w:rPr>
+          <w:rFonts w:ascii="Lucida Console" w:hAnsi="Lucida Console" w:cs="Lucida Console"/>
+          <w:kern w:val="0"/>
+          <w:sz w:val="18"/>
+          <w:szCs w:val="18"/>
+        </w:rPr>
+        <w:t>referer</w:t>
+      </w:r>
+      <w:proofErr w:type="spellEnd"/>
+      <w:r>
+        <w:rPr>
+          <w:rFonts w:ascii="Lucida Console" w:hAnsi="Lucida Console" w:cs="Lucida Console"/>
+          <w:kern w:val="0"/>
+          <w:sz w:val="18"/>
+          <w:szCs w:val="18"/>
+        </w:rPr>
+        <w:t>: None)</w:t>
+      </w:r>
+    </w:p>
+    <w:p>
+      <w:pPr>
+        <w:autoSpaceDE w:val="0"/>
+        <w:autoSpaceDN w:val="0"/>
+        <w:adjustRightInd w:val="0"/>
+        <w:rPr>
+          <w:rFonts w:ascii="Lucida Console" w:hAnsi="Lucida Console" w:cs="Lucida Console"/>
+          <w:kern w:val="0"/>
+          <w:sz w:val="18"/>
+          <w:szCs w:val="18"/>
+        </w:rPr>
+      </w:pPr>
+      <w:r>
+        <w:rPr>
+          <w:rFonts w:ascii="Lucida Console" w:hAnsi="Lucida Console" w:cs="Lucida Console"/>
+          <w:kern w:val="0"/>
+          <w:sz w:val="18"/>
+          <w:szCs w:val="18"/>
+        </w:rPr>
+        <w:t>result/gw.geneanet.org.virgile81.lang=fr.n=</w:t>
+      </w:r>
+      <w:proofErr w:type="gramStart"/>
+      <w:r>
+        <w:rPr>
+          <w:rFonts w:ascii="Lucida Console" w:hAnsi="Lucida Console" w:cs="Lucida Console"/>
+          <w:kern w:val="0"/>
+          <w:sz w:val="18"/>
+          <w:szCs w:val="18"/>
+        </w:rPr>
+        <w:t>schembri.oc=0.p</w:t>
+      </w:r>
+      <w:proofErr w:type="gramEnd"/>
+      <w:r>
+        <w:rPr>
+          <w:rFonts w:ascii="Lucida Console" w:hAnsi="Lucida Console" w:cs="Lucida Console"/>
+          <w:kern w:val="0"/>
+          <w:sz w:val="18"/>
+          <w:szCs w:val="18"/>
+        </w:rPr>
+        <w:t>=emmanuele.log:Traceback (</w:t>
+      </w:r>
+      <w:proofErr w:type="spellStart"/>
+      <w:r>
+        <w:rPr>
+          <w:rFonts w:ascii="Lucida Console" w:hAnsi="Lucida Console" w:cs="Lucida Console"/>
+          <w:kern w:val="0"/>
+          <w:sz w:val="18"/>
+          <w:szCs w:val="18"/>
+        </w:rPr>
+        <w:t>most</w:t>
+      </w:r>
+      <w:proofErr w:type="spellEnd"/>
+      <w:r>
+        <w:rPr>
+          <w:rFonts w:ascii="Lucida Console" w:hAnsi="Lucida Console" w:cs="Lucida Console"/>
+          <w:kern w:val="0"/>
+          <w:sz w:val="18"/>
+          <w:szCs w:val="18"/>
+        </w:rPr>
+        <w:t xml:space="preserve"> </w:t>
+      </w:r>
+      <w:proofErr w:type="spellStart"/>
+      <w:r>
+        <w:rPr>
+          <w:rFonts w:ascii="Lucida Console" w:hAnsi="Lucida Console" w:cs="Lucida Console"/>
+          <w:kern w:val="0"/>
+          <w:sz w:val="18"/>
+          <w:szCs w:val="18"/>
+        </w:rPr>
+        <w:t>recent</w:t>
+      </w:r>
+      <w:proofErr w:type="spellEnd"/>
+      <w:r>
+        <w:rPr>
+          <w:rFonts w:ascii="Lucida Console" w:hAnsi="Lucida Console" w:cs="Lucida Console"/>
+          <w:kern w:val="0"/>
+          <w:sz w:val="18"/>
+          <w:szCs w:val="18"/>
+        </w:rPr>
+        <w:t xml:space="preserve"> call last):</w:t>
+      </w:r>
+    </w:p>
+    <w:p>
+      <w:pPr>
+        <w:autoSpaceDE w:val="0"/>
+        <w:autoSpaceDN w:val="0"/>
+        <w:adjustRightInd w:val="0"/>
+        <w:rPr>
+          <w:rFonts w:ascii="Lucida Console" w:hAnsi="Lucida Console" w:cs="Lucida Console"/>
+          <w:kern w:val="0"/>
+          <w:sz w:val="18"/>
+          <w:szCs w:val="18"/>
+        </w:rPr>
+      </w:pPr>
+      <w:r>
+        <w:rPr>
+          <w:rFonts w:ascii="Lucida Console" w:hAnsi="Lucida Console" w:cs="Lucida Console"/>
+          <w:kern w:val="0"/>
+          <w:sz w:val="18"/>
+          <w:szCs w:val="18"/>
+        </w:rPr>
+        <w:t>result/gw.geneanet.org.virgile81.lang=fr.n=</w:t>
+      </w:r>
+      <w:proofErr w:type="gramStart"/>
+      <w:r>
+        <w:rPr>
+          <w:rFonts w:ascii="Lucida Console" w:hAnsi="Lucida Console" w:cs="Lucida Console"/>
+          <w:kern w:val="0"/>
+          <w:sz w:val="18"/>
+          <w:szCs w:val="18"/>
+        </w:rPr>
+        <w:t>schembri.oc=0.p</w:t>
+      </w:r>
+      <w:proofErr w:type="gramEnd"/>
+      <w:r>
+        <w:rPr>
+          <w:rFonts w:ascii="Lucida Console" w:hAnsi="Lucida Console" w:cs="Lucida Console"/>
+          <w:kern w:val="0"/>
+          <w:sz w:val="18"/>
+          <w:szCs w:val="18"/>
+        </w:rPr>
+        <w:t xml:space="preserve">=emmanuele.log:[gedcomw.element.element] ERROR: </w:t>
+      </w:r>
+      <w:proofErr w:type="spellStart"/>
+      <w:r>
+        <w:rPr>
+          <w:rFonts w:ascii="Lucida Console" w:hAnsi="Lucida Console" w:cs="Lucida Console"/>
+          <w:kern w:val="0"/>
+          <w:sz w:val="18"/>
+          <w:szCs w:val="18"/>
+        </w:rPr>
+        <w:t>manage_events</w:t>
+      </w:r>
+      <w:proofErr w:type="spellEnd"/>
+      <w:r>
+        <w:rPr>
+          <w:rFonts w:ascii="Lucida Console" w:hAnsi="Lucida Console" w:cs="Lucida Console"/>
+          <w:kern w:val="0"/>
+          <w:sz w:val="18"/>
+          <w:szCs w:val="18"/>
+        </w:rPr>
+        <w:t xml:space="preserve"> : ERROR </w:t>
+      </w:r>
+      <w:proofErr w:type="spellStart"/>
+      <w:r>
+        <w:rPr>
+          <w:rFonts w:ascii="Lucida Console" w:hAnsi="Lucida Console" w:cs="Lucida Console"/>
+          <w:kern w:val="0"/>
+          <w:sz w:val="18"/>
+          <w:szCs w:val="18"/>
+        </w:rPr>
+        <w:t>write</w:t>
+      </w:r>
+      <w:proofErr w:type="spellEnd"/>
+      <w:r>
+        <w:rPr>
+          <w:rFonts w:ascii="Lucida Console" w:hAnsi="Lucida Console" w:cs="Lucida Console"/>
+          <w:kern w:val="0"/>
+          <w:sz w:val="18"/>
+          <w:szCs w:val="18"/>
+        </w:rPr>
+        <w:t xml:space="preserve"> csv for @I00017@;Gio Antonio;CARUANA;https://gw.geneanet.org/virgile81?lang=fr&amp;pz=mathieu+maurice+andre&amp;nz=nival&amp;ocz=1&amp;p=gio+antonio&amp;n=caruana;Naissance;BIRT;'</w:t>
+      </w:r>
+    </w:p>
+    <w:p>
+      <w:pPr>
+        <w:autoSpaceDE w:val="0"/>
+        <w:autoSpaceDN w:val="0"/>
+        <w:adjustRightInd w:val="0"/>
+        <w:rPr>
+          <w:rFonts w:ascii="Lucida Console" w:hAnsi="Lucida Console" w:cs="Lucida Console"/>
+          <w:kern w:val="0"/>
+          <w:sz w:val="18"/>
+          <w:szCs w:val="18"/>
+        </w:rPr>
+      </w:pPr>
+      <w:r>
+        <w:rPr>
+          <w:rFonts w:ascii="Lucida Console" w:hAnsi="Lucida Console" w:cs="Lucida Console"/>
+          <w:kern w:val="0"/>
+          <w:sz w:val="18"/>
+          <w:szCs w:val="18"/>
+        </w:rPr>
+        <w:t>result/gw.geneanet.org.virgile81.lang=fr.n=</w:t>
+      </w:r>
+      <w:proofErr w:type="gramStart"/>
+      <w:r>
+        <w:rPr>
+          <w:rFonts w:ascii="Lucida Console" w:hAnsi="Lucida Console" w:cs="Lucida Console"/>
+          <w:kern w:val="0"/>
+          <w:sz w:val="18"/>
+          <w:szCs w:val="18"/>
+        </w:rPr>
+        <w:t>schembri.oc=0.p</w:t>
+      </w:r>
+      <w:proofErr w:type="gramEnd"/>
+      <w:r>
+        <w:rPr>
+          <w:rFonts w:ascii="Lucida Console" w:hAnsi="Lucida Console" w:cs="Lucida Console"/>
+          <w:kern w:val="0"/>
+          <w:sz w:val="18"/>
+          <w:szCs w:val="18"/>
+        </w:rPr>
+        <w:t xml:space="preserve">=emmanuele.log:[scrapy.core.scraper] ERROR: Spider </w:t>
+      </w:r>
+      <w:proofErr w:type="spellStart"/>
+      <w:r>
+        <w:rPr>
+          <w:rFonts w:ascii="Lucida Console" w:hAnsi="Lucida Console" w:cs="Lucida Console"/>
+          <w:kern w:val="0"/>
+          <w:sz w:val="18"/>
+          <w:szCs w:val="18"/>
+        </w:rPr>
+        <w:t>error</w:t>
+      </w:r>
+      <w:proofErr w:type="spellEnd"/>
+      <w:r>
+        <w:rPr>
+          <w:rFonts w:ascii="Lucida Console" w:hAnsi="Lucida Console" w:cs="Lucida Console"/>
+          <w:kern w:val="0"/>
+          <w:sz w:val="18"/>
+          <w:szCs w:val="18"/>
+        </w:rPr>
+        <w:t xml:space="preserve"> </w:t>
+      </w:r>
+      <w:proofErr w:type="spellStart"/>
+      <w:r>
+        <w:rPr>
+          <w:rFonts w:ascii="Lucida Console" w:hAnsi="Lucida Console" w:cs="Lucida Console"/>
+          <w:kern w:val="0"/>
+          <w:sz w:val="18"/>
+          <w:szCs w:val="18"/>
+        </w:rPr>
+        <w:t>processing</w:t>
+      </w:r>
+      <w:proofErr w:type="spellEnd"/>
+      <w:r>
+        <w:rPr>
+          <w:rFonts w:ascii="Lucida Console" w:hAnsi="Lucida Console" w:cs="Lucida Console"/>
+          <w:kern w:val="0"/>
+          <w:sz w:val="18"/>
+          <w:szCs w:val="18"/>
+        </w:rPr>
+        <w:t xml:space="preserve"> &lt;GET file:///D:%5CUsers%5CNicolas%5CDocuments%5CPython%5Cgeneanet/result/pages/gw.geneanet.org.virgile81.lang=fr.pz=mathieu+maurice+andre.nz=nival.ocz=1.p=gio+antonio.n=caruana.html&gt; (</w:t>
+      </w:r>
+      <w:proofErr w:type="spellStart"/>
+      <w:r>
+        <w:rPr>
+          <w:rFonts w:ascii="Lucida Console" w:hAnsi="Lucida Console" w:cs="Lucida Console"/>
+          <w:kern w:val="0"/>
+          <w:sz w:val="18"/>
+          <w:szCs w:val="18"/>
+        </w:rPr>
+        <w:t>referer</w:t>
+      </w:r>
+      <w:proofErr w:type="spellEnd"/>
+      <w:r>
+        <w:rPr>
+          <w:rFonts w:ascii="Lucida Console" w:hAnsi="Lucida Console" w:cs="Lucida Console"/>
+          <w:kern w:val="0"/>
+          <w:sz w:val="18"/>
+          <w:szCs w:val="18"/>
+        </w:rPr>
+        <w:t>: None)</w:t>
+      </w:r>
+    </w:p>
+    <w:p>
+      <w:pPr>
+        <w:autoSpaceDE w:val="0"/>
+        <w:autoSpaceDN w:val="0"/>
+        <w:adjustRightInd w:val="0"/>
+        <w:rPr>
+          <w:rFonts w:ascii="Lucida Console" w:hAnsi="Lucida Console" w:cs="Lucida Console"/>
+          <w:kern w:val="0"/>
+          <w:sz w:val="18"/>
+          <w:szCs w:val="18"/>
+        </w:rPr>
+      </w:pPr>
+      <w:r>
+        <w:rPr>
+          <w:rFonts w:ascii="Lucida Console" w:hAnsi="Lucida Console" w:cs="Lucida Console"/>
+          <w:kern w:val="0"/>
+          <w:sz w:val="18"/>
+          <w:szCs w:val="18"/>
+        </w:rPr>
+        <w:t>result/gw.geneanet.org.virgile81.lang=fr.n=</w:t>
+      </w:r>
+      <w:proofErr w:type="gramStart"/>
+      <w:r>
+        <w:rPr>
+          <w:rFonts w:ascii="Lucida Console" w:hAnsi="Lucida Console" w:cs="Lucida Console"/>
+          <w:kern w:val="0"/>
+          <w:sz w:val="18"/>
+          <w:szCs w:val="18"/>
+        </w:rPr>
+        <w:t>schembri.oc=0.p</w:t>
+      </w:r>
+      <w:proofErr w:type="gramEnd"/>
+      <w:r>
+        <w:rPr>
+          <w:rFonts w:ascii="Lucida Console" w:hAnsi="Lucida Console" w:cs="Lucida Console"/>
+          <w:kern w:val="0"/>
+          <w:sz w:val="18"/>
+          <w:szCs w:val="18"/>
+        </w:rPr>
+        <w:t>=emmanuele.log:Traceback (</w:t>
+      </w:r>
+      <w:proofErr w:type="spellStart"/>
+      <w:r>
+        <w:rPr>
+          <w:rFonts w:ascii="Lucida Console" w:hAnsi="Lucida Console" w:cs="Lucida Console"/>
+          <w:kern w:val="0"/>
+          <w:sz w:val="18"/>
+          <w:szCs w:val="18"/>
+        </w:rPr>
+        <w:t>most</w:t>
+      </w:r>
+      <w:proofErr w:type="spellEnd"/>
+      <w:r>
+        <w:rPr>
+          <w:rFonts w:ascii="Lucida Console" w:hAnsi="Lucida Console" w:cs="Lucida Console"/>
+          <w:kern w:val="0"/>
+          <w:sz w:val="18"/>
+          <w:szCs w:val="18"/>
+        </w:rPr>
+        <w:t xml:space="preserve"> </w:t>
+      </w:r>
+      <w:proofErr w:type="spellStart"/>
+      <w:r>
+        <w:rPr>
+          <w:rFonts w:ascii="Lucida Console" w:hAnsi="Lucida Console" w:cs="Lucida Console"/>
+          <w:kern w:val="0"/>
+          <w:sz w:val="18"/>
+          <w:szCs w:val="18"/>
+        </w:rPr>
+        <w:t>recent</w:t>
+      </w:r>
+      <w:proofErr w:type="spellEnd"/>
+      <w:r>
+        <w:rPr>
+          <w:rFonts w:ascii="Lucida Console" w:hAnsi="Lucida Console" w:cs="Lucida Console"/>
+          <w:kern w:val="0"/>
+          <w:sz w:val="18"/>
+          <w:szCs w:val="18"/>
+        </w:rPr>
+        <w:t xml:space="preserve"> call last):</w:t>
+      </w:r>
+    </w:p>
+    <w:p>
+      <w:pPr>
+        <w:autoSpaceDE w:val="0"/>
+        <w:autoSpaceDN w:val="0"/>
+        <w:adjustRightInd w:val="0"/>
+        <w:rPr>
+          <w:rFonts w:ascii="Lucida Console" w:hAnsi="Lucida Console" w:cs="Lucida Console"/>
+          <w:kern w:val="0"/>
+          <w:sz w:val="18"/>
+          <w:szCs w:val="18"/>
+        </w:rPr>
+      </w:pPr>
+      <w:r>
+        <w:rPr>
+          <w:rFonts w:ascii="Lucida Console" w:hAnsi="Lucida Console" w:cs="Lucida Console"/>
+          <w:kern w:val="0"/>
+          <w:sz w:val="18"/>
+          <w:szCs w:val="18"/>
+        </w:rPr>
+        <w:lastRenderedPageBreak/>
+        <w:t>result/gw.geneanet.org.virgile81.lang=fr.n=</w:t>
+      </w:r>
+      <w:proofErr w:type="gramStart"/>
+      <w:r>
+        <w:rPr>
+          <w:rFonts w:ascii="Lucida Console" w:hAnsi="Lucida Console" w:cs="Lucida Console"/>
+          <w:kern w:val="0"/>
+          <w:sz w:val="18"/>
+          <w:szCs w:val="18"/>
+        </w:rPr>
+        <w:t>schembri.oc=0.p</w:t>
+      </w:r>
+      <w:proofErr w:type="gramEnd"/>
+      <w:r>
+        <w:rPr>
+          <w:rFonts w:ascii="Lucida Console" w:hAnsi="Lucida Console" w:cs="Lucida Console"/>
+          <w:kern w:val="0"/>
+          <w:sz w:val="18"/>
+          <w:szCs w:val="18"/>
+        </w:rPr>
+        <w:t>=emmanuele.log: '</w:t>
+      </w:r>
+      <w:proofErr w:type="spellStart"/>
+      <w:r>
+        <w:rPr>
+          <w:rFonts w:ascii="Lucida Console" w:hAnsi="Lucida Console" w:cs="Lucida Console"/>
+          <w:kern w:val="0"/>
+          <w:sz w:val="18"/>
+          <w:szCs w:val="18"/>
+        </w:rPr>
+        <w:t>log_count</w:t>
+      </w:r>
+      <w:proofErr w:type="spellEnd"/>
+      <w:r>
+        <w:rPr>
+          <w:rFonts w:ascii="Lucida Console" w:hAnsi="Lucida Console" w:cs="Lucida Console"/>
+          <w:kern w:val="0"/>
+          <w:sz w:val="18"/>
+          <w:szCs w:val="18"/>
+        </w:rPr>
+        <w:t>/ERROR': 6,</w:t>
+      </w:r>
+    </w:p>
+    <w:p>
+      <w:pPr>
+        <w:autoSpaceDE w:val="0"/>
+        <w:autoSpaceDN w:val="0"/>
+        <w:adjustRightInd w:val="0"/>
+        <w:rPr>
+          <w:rFonts w:ascii="Lucida Console" w:hAnsi="Lucida Console" w:cs="Lucida Console"/>
+          <w:kern w:val="0"/>
+          <w:sz w:val="18"/>
+          <w:szCs w:val="18"/>
+        </w:rPr>
+      </w:pPr>
+    </w:p>
+    <w:p>
+      <w:pPr>
+        <w:autoSpaceDE w:val="0"/>
+        <w:autoSpaceDN w:val="0"/>
+        <w:adjustRightInd w:val="0"/>
+        <w:rPr>
+          <w:rFonts w:ascii="Lucida Console" w:hAnsi="Lucida Console" w:cs="Lucida Console"/>
+          <w:color w:val="00BFBF"/>
+          <w:kern w:val="0"/>
+          <w:sz w:val="18"/>
+          <w:szCs w:val="18"/>
+        </w:rPr>
+      </w:pPr>
+      <w:r>
+        <w:rPr>
+          <w:rFonts w:ascii="Lucida Console" w:hAnsi="Lucida Console" w:cs="Lucida Console"/>
+          <w:color w:val="00BF00"/>
+          <w:kern w:val="0"/>
+          <w:sz w:val="18"/>
+          <w:szCs w:val="18"/>
+        </w:rPr>
+        <w:t xml:space="preserve">Nicolas@MSI-GL73-Nico </w:t>
+      </w:r>
+      <w:r>
+        <w:rPr>
+          <w:rFonts w:ascii="Lucida Console" w:hAnsi="Lucida Console" w:cs="Lucida Console"/>
+          <w:color w:val="BF00BF"/>
+          <w:kern w:val="0"/>
+          <w:sz w:val="18"/>
+          <w:szCs w:val="18"/>
+        </w:rPr>
+        <w:t xml:space="preserve">MINGW64 </w:t>
+      </w:r>
+      <w:r>
+        <w:rPr>
+          <w:rFonts w:ascii="Lucida Console" w:hAnsi="Lucida Console" w:cs="Lucida Console"/>
+          <w:color w:val="BFBF00"/>
+          <w:kern w:val="0"/>
+          <w:sz w:val="18"/>
+          <w:szCs w:val="18"/>
+        </w:rPr>
+        <w:t>/d/</w:t>
+      </w:r>
+      <w:proofErr w:type="spellStart"/>
+      <w:r>
+        <w:rPr>
+          <w:rFonts w:ascii="Lucida Console" w:hAnsi="Lucida Console" w:cs="Lucida Console"/>
+          <w:color w:val="BFBF00"/>
+          <w:kern w:val="0"/>
+          <w:sz w:val="18"/>
+          <w:szCs w:val="18"/>
+        </w:rPr>
+        <w:t>Users</w:t>
+      </w:r>
+      <w:proofErr w:type="spellEnd"/>
+      <w:r>
+        <w:rPr>
+          <w:rFonts w:ascii="Lucida Console" w:hAnsi="Lucida Console" w:cs="Lucida Console"/>
+          <w:color w:val="BFBF00"/>
+          <w:kern w:val="0"/>
+          <w:sz w:val="18"/>
+          <w:szCs w:val="18"/>
+        </w:rPr>
+        <w:t>/Nicolas/Documents/Python/</w:t>
+      </w:r>
+      <w:proofErr w:type="spellStart"/>
+      <w:r>
+        <w:rPr>
+          <w:rFonts w:ascii="Lucida Console" w:hAnsi="Lucida Console" w:cs="Lucida Console"/>
+          <w:color w:val="BFBF00"/>
+          <w:kern w:val="0"/>
+          <w:sz w:val="18"/>
+          <w:szCs w:val="18"/>
+        </w:rPr>
+        <w:t>geneanet</w:t>
+      </w:r>
+      <w:proofErr w:type="spellEnd"/>
+      <w:r>
+        <w:rPr>
+          <w:rFonts w:ascii="Lucida Console" w:hAnsi="Lucida Console" w:cs="Lucida Console"/>
+          <w:color w:val="00BFBF"/>
+          <w:kern w:val="0"/>
+          <w:sz w:val="18"/>
+          <w:szCs w:val="18"/>
+        </w:rPr>
+        <w:t xml:space="preserve"> (master)</w:t>
+      </w:r>
+    </w:p>
+    <w:p>
+      <w:pPr>
+        <w:autoSpaceDE w:val="0"/>
+        <w:autoSpaceDN w:val="0"/>
+        <w:adjustRightInd w:val="0"/>
+        <w:rPr>
+          <w:rFonts w:ascii="Lucida Console" w:hAnsi="Lucida Console" w:cs="Lucida Console"/>
+          <w:kern w:val="0"/>
+          <w:sz w:val="18"/>
+          <w:szCs w:val="18"/>
+        </w:rPr>
+      </w:pPr>
+      <w:r>
+        <w:rPr>
+          <w:rFonts w:ascii="Lucida Console" w:hAnsi="Lucida Console" w:cs="Lucida Console"/>
+          <w:kern w:val="0"/>
+          <w:sz w:val="18"/>
+          <w:szCs w:val="18"/>
+        </w:rPr>
+        <w:t xml:space="preserve">$ </w:t>
+      </w:r>
+      <w:proofErr w:type="spellStart"/>
+      <w:r>
+        <w:rPr>
+          <w:rFonts w:ascii="Lucida Console" w:hAnsi="Lucida Console" w:cs="Lucida Console"/>
+          <w:kern w:val="0"/>
+          <w:sz w:val="18"/>
+          <w:szCs w:val="18"/>
+        </w:rPr>
+        <w:t>grep</w:t>
+      </w:r>
+      <w:proofErr w:type="spellEnd"/>
+      <w:r>
+        <w:rPr>
+          <w:rFonts w:ascii="Lucida Console" w:hAnsi="Lucida Console" w:cs="Lucida Console"/>
+          <w:kern w:val="0"/>
+          <w:sz w:val="18"/>
+          <w:szCs w:val="18"/>
+        </w:rPr>
+        <w:t xml:space="preserve"> @todo </w:t>
+      </w:r>
+      <w:proofErr w:type="spellStart"/>
+      <w:r>
+        <w:rPr>
+          <w:rFonts w:ascii="Lucida Console" w:hAnsi="Lucida Console" w:cs="Lucida Console"/>
+          <w:kern w:val="0"/>
+          <w:sz w:val="18"/>
+          <w:szCs w:val="18"/>
+        </w:rPr>
+        <w:t>result</w:t>
+      </w:r>
+      <w:proofErr w:type="spellEnd"/>
+      <w:r>
+        <w:rPr>
+          <w:rFonts w:ascii="Lucida Console" w:hAnsi="Lucida Console" w:cs="Lucida Console"/>
+          <w:kern w:val="0"/>
+          <w:sz w:val="18"/>
+          <w:szCs w:val="18"/>
+        </w:rPr>
+        <w:t>/*.</w:t>
+      </w:r>
+      <w:proofErr w:type="spellStart"/>
+      <w:r>
+        <w:rPr>
+          <w:rFonts w:ascii="Lucida Console" w:hAnsi="Lucida Console" w:cs="Lucida Console"/>
+          <w:kern w:val="0"/>
+          <w:sz w:val="18"/>
+          <w:szCs w:val="18"/>
+        </w:rPr>
+        <w:t>ged</w:t>
+      </w:r>
+      <w:proofErr w:type="spellEnd"/>
+    </w:p>
+    <w:p>
+      <w:pPr>
+        <w:autoSpaceDE w:val="0"/>
+        <w:autoSpaceDN w:val="0"/>
+        <w:adjustRightInd w:val="0"/>
+        <w:rPr>
+          <w:rFonts w:ascii="Lucida Console" w:hAnsi="Lucida Console" w:cs="Lucida Console"/>
+          <w:kern w:val="0"/>
+          <w:sz w:val="18"/>
+          <w:szCs w:val="18"/>
+        </w:rPr>
+      </w:pPr>
+      <w:r>
+        <w:rPr>
+          <w:rFonts w:ascii="Lucida Console" w:hAnsi="Lucida Console" w:cs="Lucida Console"/>
+          <w:kern w:val="0"/>
+          <w:sz w:val="18"/>
+          <w:szCs w:val="18"/>
+        </w:rPr>
+        <w:t>result/gw.geneanet.org.danielr13.lang=fr.n=</w:t>
+      </w:r>
+      <w:proofErr w:type="gramStart"/>
+      <w:r>
+        <w:rPr>
+          <w:rFonts w:ascii="Lucida Console" w:hAnsi="Lucida Console" w:cs="Lucida Console"/>
+          <w:kern w:val="0"/>
+          <w:sz w:val="18"/>
+          <w:szCs w:val="18"/>
+        </w:rPr>
+        <w:t>nicolas.oc=0.p</w:t>
+      </w:r>
+      <w:proofErr w:type="gramEnd"/>
+      <w:r>
+        <w:rPr>
+          <w:rFonts w:ascii="Lucida Console" w:hAnsi="Lucida Console" w:cs="Lucida Console"/>
+          <w:kern w:val="0"/>
+          <w:sz w:val="18"/>
+          <w:szCs w:val="18"/>
+        </w:rPr>
+        <w:t>=etienne+henri.ged:2 CONT @todo vérifier prise en compte événement 'Contrat de mariage (avec Magdeleine PERRIER)'</w:t>
+      </w:r>
+    </w:p>
+    <w:p>
+      <w:pPr>
+        <w:autoSpaceDE w:val="0"/>
+        <w:autoSpaceDN w:val="0"/>
+        <w:adjustRightInd w:val="0"/>
+        <w:rPr>
+          <w:rFonts w:ascii="Lucida Console" w:hAnsi="Lucida Console" w:cs="Lucida Console"/>
+          <w:kern w:val="0"/>
+          <w:sz w:val="18"/>
+          <w:szCs w:val="18"/>
+        </w:rPr>
+      </w:pPr>
+      <w:r>
+        <w:rPr>
+          <w:rFonts w:ascii="Lucida Console" w:hAnsi="Lucida Console" w:cs="Lucida Console"/>
+          <w:kern w:val="0"/>
+          <w:sz w:val="18"/>
+          <w:szCs w:val="18"/>
+        </w:rPr>
+        <w:t>result/gw.geneanet.org.danielr13.lang=fr.n=</w:t>
+      </w:r>
+      <w:proofErr w:type="gramStart"/>
+      <w:r>
+        <w:rPr>
+          <w:rFonts w:ascii="Lucida Console" w:hAnsi="Lucida Console" w:cs="Lucida Console"/>
+          <w:kern w:val="0"/>
+          <w:sz w:val="18"/>
+          <w:szCs w:val="18"/>
+        </w:rPr>
+        <w:t>nicolas.oc=0.p</w:t>
+      </w:r>
+      <w:proofErr w:type="gramEnd"/>
+      <w:r>
+        <w:rPr>
+          <w:rFonts w:ascii="Lucida Console" w:hAnsi="Lucida Console" w:cs="Lucida Console"/>
+          <w:kern w:val="0"/>
+          <w:sz w:val="18"/>
+          <w:szCs w:val="18"/>
+        </w:rPr>
+        <w:t>=etienne+henri.ged:2 CONT @todo vérifier prise en compte événement 'Contrat de mariage (avec Jean LAMOUROUX)'</w:t>
+      </w:r>
+    </w:p>
+    <w:p>
+      <w:pPr>
+        <w:autoSpaceDE w:val="0"/>
+        <w:autoSpaceDN w:val="0"/>
+        <w:adjustRightInd w:val="0"/>
+        <w:rPr>
+          <w:rFonts w:ascii="Lucida Console" w:hAnsi="Lucida Console" w:cs="Lucida Console"/>
+          <w:kern w:val="0"/>
+          <w:sz w:val="18"/>
+          <w:szCs w:val="18"/>
+        </w:rPr>
+      </w:pPr>
+      <w:r>
+        <w:rPr>
+          <w:rFonts w:ascii="Lucida Console" w:hAnsi="Lucida Console" w:cs="Lucida Console"/>
+          <w:kern w:val="0"/>
+          <w:sz w:val="18"/>
+          <w:szCs w:val="18"/>
+        </w:rPr>
+        <w:t>result/gw.geneanet.org.danielr13.lang=fr.n=</w:t>
+      </w:r>
+      <w:proofErr w:type="gramStart"/>
+      <w:r>
+        <w:rPr>
+          <w:rFonts w:ascii="Lucida Console" w:hAnsi="Lucida Console" w:cs="Lucida Console"/>
+          <w:kern w:val="0"/>
+          <w:sz w:val="18"/>
+          <w:szCs w:val="18"/>
+        </w:rPr>
+        <w:t>nicolas.oc=0.p</w:t>
+      </w:r>
+      <w:proofErr w:type="gramEnd"/>
+      <w:r>
+        <w:rPr>
+          <w:rFonts w:ascii="Lucida Console" w:hAnsi="Lucida Console" w:cs="Lucida Console"/>
+          <w:kern w:val="0"/>
+          <w:sz w:val="18"/>
+          <w:szCs w:val="18"/>
+        </w:rPr>
+        <w:t>=etienne+henri.ged:1 TEXT @todo événement 'Union 1' inconnu. Vérifier la source.</w:t>
+      </w:r>
+    </w:p>
+    <w:p>
+      <w:pPr>
+        <w:autoSpaceDE w:val="0"/>
+        <w:autoSpaceDN w:val="0"/>
+        <w:adjustRightInd w:val="0"/>
+        <w:rPr>
+          <w:rFonts w:ascii="Lucida Console" w:hAnsi="Lucida Console" w:cs="Lucida Console"/>
+          <w:kern w:val="0"/>
+          <w:sz w:val="18"/>
+          <w:szCs w:val="18"/>
+        </w:rPr>
+      </w:pPr>
+      <w:r>
+        <w:rPr>
+          <w:rFonts w:ascii="Lucida Console" w:hAnsi="Lucida Console" w:cs="Lucida Console"/>
+          <w:kern w:val="0"/>
+          <w:sz w:val="18"/>
+          <w:szCs w:val="18"/>
+        </w:rPr>
+        <w:t>result/gw.geneanet.org.danielr13.lang=fr.n=</w:t>
+      </w:r>
+      <w:proofErr w:type="gramStart"/>
+      <w:r>
+        <w:rPr>
+          <w:rFonts w:ascii="Lucida Console" w:hAnsi="Lucida Console" w:cs="Lucida Console"/>
+          <w:kern w:val="0"/>
+          <w:sz w:val="18"/>
+          <w:szCs w:val="18"/>
+        </w:rPr>
+        <w:t>nicolas.oc=0.p</w:t>
+      </w:r>
+      <w:proofErr w:type="gramEnd"/>
+      <w:r>
+        <w:rPr>
+          <w:rFonts w:ascii="Lucida Console" w:hAnsi="Lucida Console" w:cs="Lucida Console"/>
+          <w:kern w:val="0"/>
+          <w:sz w:val="18"/>
+          <w:szCs w:val="18"/>
+        </w:rPr>
+        <w:t>=etienne+henri.ged:2 CONT @todo vérifier les événements (1 erreur(s) détectée(s))</w:t>
+      </w:r>
+    </w:p>
+    <w:p>
+      <w:pPr>
+        <w:autoSpaceDE w:val="0"/>
+        <w:autoSpaceDN w:val="0"/>
+        <w:adjustRightInd w:val="0"/>
+        <w:rPr>
+          <w:rFonts w:ascii="Lucida Console" w:hAnsi="Lucida Console" w:cs="Lucida Console"/>
+          <w:kern w:val="0"/>
+          <w:sz w:val="18"/>
+          <w:szCs w:val="18"/>
+        </w:rPr>
+      </w:pPr>
+      <w:r>
+        <w:rPr>
+          <w:rFonts w:ascii="Lucida Console" w:hAnsi="Lucida Console" w:cs="Lucida Console"/>
+          <w:kern w:val="0"/>
+          <w:sz w:val="18"/>
+          <w:szCs w:val="18"/>
+        </w:rPr>
+        <w:t>result/gw.geneanet.org.danielr13.lang=fr.n=</w:t>
+      </w:r>
+      <w:proofErr w:type="gramStart"/>
+      <w:r>
+        <w:rPr>
+          <w:rFonts w:ascii="Lucida Console" w:hAnsi="Lucida Console" w:cs="Lucida Console"/>
+          <w:kern w:val="0"/>
+          <w:sz w:val="18"/>
+          <w:szCs w:val="18"/>
+        </w:rPr>
+        <w:t>nicolas.oc=0.p</w:t>
+      </w:r>
+      <w:proofErr w:type="gramEnd"/>
+      <w:r>
+        <w:rPr>
+          <w:rFonts w:ascii="Lucida Console" w:hAnsi="Lucida Console" w:cs="Lucida Console"/>
+          <w:kern w:val="0"/>
+          <w:sz w:val="18"/>
+          <w:szCs w:val="18"/>
+        </w:rPr>
+        <w:t>=etienne+henri.ged:2 CONT @todo note union à analyser : '..."laquelle SYBILLE a accusé ledit BAR de crime de rapt..."'</w:t>
+      </w:r>
+    </w:p>
+    <w:p>
+      <w:pPr>
+        <w:autoSpaceDE w:val="0"/>
+        <w:autoSpaceDN w:val="0"/>
+        <w:adjustRightInd w:val="0"/>
+        <w:rPr>
+          <w:rFonts w:ascii="Lucida Console" w:hAnsi="Lucida Console" w:cs="Lucida Console"/>
+          <w:kern w:val="0"/>
+          <w:sz w:val="18"/>
+          <w:szCs w:val="18"/>
+        </w:rPr>
+      </w:pPr>
+      <w:r>
+        <w:rPr>
+          <w:rFonts w:ascii="Lucida Console" w:hAnsi="Lucida Console" w:cs="Lucida Console"/>
+          <w:kern w:val="0"/>
+          <w:sz w:val="18"/>
+          <w:szCs w:val="18"/>
+        </w:rPr>
+        <w:t>result/gw.geneanet.org.danielr13.lang=fr.n=</w:t>
+      </w:r>
+      <w:proofErr w:type="gramStart"/>
+      <w:r>
+        <w:rPr>
+          <w:rFonts w:ascii="Lucida Console" w:hAnsi="Lucida Console" w:cs="Lucida Console"/>
+          <w:kern w:val="0"/>
+          <w:sz w:val="18"/>
+          <w:szCs w:val="18"/>
+        </w:rPr>
+        <w:t>nicolas.oc=0.p</w:t>
+      </w:r>
+      <w:proofErr w:type="gramEnd"/>
+      <w:r>
+        <w:rPr>
+          <w:rFonts w:ascii="Lucida Console" w:hAnsi="Lucida Console" w:cs="Lucida Console"/>
+          <w:kern w:val="0"/>
+          <w:sz w:val="18"/>
+          <w:szCs w:val="18"/>
+        </w:rPr>
+        <w:t>=etienne+henri.ged:2 CONT @todo note union à analyser : '..."laquelle SYBILLE a accusé ledit BAR de crime de rapt..."'</w:t>
+      </w:r>
+    </w:p>
+    <w:p>
+      <w:pPr>
+        <w:autoSpaceDE w:val="0"/>
+        <w:autoSpaceDN w:val="0"/>
+        <w:adjustRightInd w:val="0"/>
+        <w:rPr>
+          <w:rFonts w:ascii="Lucida Console" w:hAnsi="Lucida Console" w:cs="Lucida Console"/>
+          <w:kern w:val="0"/>
+          <w:sz w:val="18"/>
+          <w:szCs w:val="18"/>
+        </w:rPr>
+      </w:pPr>
+      <w:r>
+        <w:rPr>
+          <w:rFonts w:ascii="Lucida Console" w:hAnsi="Lucida Console" w:cs="Lucida Console"/>
+          <w:kern w:val="0"/>
+          <w:sz w:val="18"/>
+          <w:szCs w:val="18"/>
+        </w:rPr>
+        <w:t>result/gw.geneanet.org.evechevaleyre.lang=</w:t>
+      </w:r>
+      <w:proofErr w:type="gramStart"/>
+      <w:r>
+        <w:rPr>
+          <w:rFonts w:ascii="Lucida Console" w:hAnsi="Lucida Console" w:cs="Lucida Console"/>
+          <w:kern w:val="0"/>
+          <w:sz w:val="18"/>
+          <w:szCs w:val="18"/>
+        </w:rPr>
+        <w:t>fr.n</w:t>
+      </w:r>
+      <w:proofErr w:type="gramEnd"/>
+      <w:r>
+        <w:rPr>
+          <w:rFonts w:ascii="Lucida Console" w:hAnsi="Lucida Console" w:cs="Lucida Console"/>
+          <w:kern w:val="0"/>
+          <w:sz w:val="18"/>
+          <w:szCs w:val="18"/>
+        </w:rPr>
+        <w:t xml:space="preserve">=brincat.oc=0.p=maria+anna.ged:1 TEXT @todo Anomalies détectées sur </w:t>
+      </w:r>
+      <w:proofErr w:type="spellStart"/>
+      <w:r>
+        <w:rPr>
+          <w:rFonts w:ascii="Lucida Console" w:hAnsi="Lucida Console" w:cs="Lucida Console"/>
+          <w:kern w:val="0"/>
+          <w:sz w:val="18"/>
+          <w:szCs w:val="18"/>
+        </w:rPr>
+        <w:t>Domenica</w:t>
+      </w:r>
+      <w:proofErr w:type="spellEnd"/>
+      <w:r>
+        <w:rPr>
+          <w:rFonts w:ascii="Lucida Console" w:hAnsi="Lucida Console" w:cs="Lucida Console"/>
+          <w:kern w:val="0"/>
+          <w:sz w:val="18"/>
+          <w:szCs w:val="18"/>
+        </w:rPr>
+        <w:t xml:space="preserve"> CHETCUTI. Vérifier la source.</w:t>
+      </w:r>
+    </w:p>
+    <w:p>
+      <w:pPr>
+        <w:autoSpaceDE w:val="0"/>
+        <w:autoSpaceDN w:val="0"/>
+        <w:adjustRightInd w:val="0"/>
+        <w:rPr>
+          <w:rFonts w:ascii="Lucida Console" w:hAnsi="Lucida Console" w:cs="Lucida Console"/>
+          <w:kern w:val="0"/>
+          <w:sz w:val="18"/>
+          <w:szCs w:val="18"/>
+        </w:rPr>
+      </w:pPr>
+      <w:r>
+        <w:rPr>
+          <w:rFonts w:ascii="Lucida Console" w:hAnsi="Lucida Console" w:cs="Lucida Console"/>
+          <w:kern w:val="0"/>
+          <w:sz w:val="18"/>
+          <w:szCs w:val="18"/>
+        </w:rPr>
+        <w:t>result/gw.geneanet.org.evechevaleyre.lang=</w:t>
+      </w:r>
+      <w:proofErr w:type="gramStart"/>
+      <w:r>
+        <w:rPr>
+          <w:rFonts w:ascii="Lucida Console" w:hAnsi="Lucida Console" w:cs="Lucida Console"/>
+          <w:kern w:val="0"/>
+          <w:sz w:val="18"/>
+          <w:szCs w:val="18"/>
+        </w:rPr>
+        <w:t>fr.n</w:t>
+      </w:r>
+      <w:proofErr w:type="gramEnd"/>
+      <w:r>
+        <w:rPr>
+          <w:rFonts w:ascii="Lucida Console" w:hAnsi="Lucida Console" w:cs="Lucida Console"/>
+          <w:kern w:val="0"/>
+          <w:sz w:val="18"/>
+          <w:szCs w:val="18"/>
+        </w:rPr>
+        <w:t>=brincat.oc=0.p=maria+anna.ged:1 TEXT @todo Anomalies détectées sur Francesco de BRINCAT. Vérifier la source.</w:t>
+      </w:r>
+    </w:p>
+    <w:p>
+      <w:pPr>
+        <w:autoSpaceDE w:val="0"/>
+        <w:autoSpaceDN w:val="0"/>
+        <w:adjustRightInd w:val="0"/>
+        <w:rPr>
+          <w:rFonts w:ascii="Lucida Console" w:hAnsi="Lucida Console" w:cs="Lucida Console"/>
+          <w:kern w:val="0"/>
+          <w:sz w:val="18"/>
+          <w:szCs w:val="18"/>
+        </w:rPr>
+      </w:pPr>
+      <w:r>
+        <w:rPr>
+          <w:rFonts w:ascii="Lucida Console" w:hAnsi="Lucida Console" w:cs="Lucida Console"/>
+          <w:kern w:val="0"/>
+          <w:sz w:val="18"/>
+          <w:szCs w:val="18"/>
+        </w:rPr>
+        <w:t>result/gw.geneanet.org.evechevaleyre.lang=</w:t>
+      </w:r>
+      <w:proofErr w:type="gramStart"/>
+      <w:r>
+        <w:rPr>
+          <w:rFonts w:ascii="Lucida Console" w:hAnsi="Lucida Console" w:cs="Lucida Console"/>
+          <w:kern w:val="0"/>
+          <w:sz w:val="18"/>
+          <w:szCs w:val="18"/>
+        </w:rPr>
+        <w:t>fr.n</w:t>
+      </w:r>
+      <w:proofErr w:type="gramEnd"/>
+      <w:r>
+        <w:rPr>
+          <w:rFonts w:ascii="Lucida Console" w:hAnsi="Lucida Console" w:cs="Lucida Console"/>
+          <w:kern w:val="0"/>
+          <w:sz w:val="18"/>
+          <w:szCs w:val="18"/>
+        </w:rPr>
+        <w:t xml:space="preserve">=brincat.oc=0.p=maria+anna.ged:1 TEXT @todo Anomalies détectées sur </w:t>
+      </w:r>
+      <w:proofErr w:type="spellStart"/>
+      <w:r>
+        <w:rPr>
+          <w:rFonts w:ascii="Lucida Console" w:hAnsi="Lucida Console" w:cs="Lucida Console"/>
+          <w:kern w:val="0"/>
+          <w:sz w:val="18"/>
+          <w:szCs w:val="18"/>
+        </w:rPr>
+        <w:t>Geronima</w:t>
+      </w:r>
+      <w:proofErr w:type="spellEnd"/>
+      <w:r>
+        <w:rPr>
+          <w:rFonts w:ascii="Lucida Console" w:hAnsi="Lucida Console" w:cs="Lucida Console"/>
+          <w:kern w:val="0"/>
+          <w:sz w:val="18"/>
+          <w:szCs w:val="18"/>
+        </w:rPr>
+        <w:t xml:space="preserve"> MIFSUD. Vérifier la source.</w:t>
+      </w:r>
+    </w:p>
+    <w:p>
+      <w:pPr>
+        <w:autoSpaceDE w:val="0"/>
+        <w:autoSpaceDN w:val="0"/>
+        <w:adjustRightInd w:val="0"/>
+        <w:rPr>
+          <w:rFonts w:ascii="Lucida Console" w:hAnsi="Lucida Console" w:cs="Lucida Console"/>
+          <w:kern w:val="0"/>
+          <w:sz w:val="18"/>
+          <w:szCs w:val="18"/>
+        </w:rPr>
+      </w:pPr>
+      <w:r>
+        <w:rPr>
+          <w:rFonts w:ascii="Lucida Console" w:hAnsi="Lucida Console" w:cs="Lucida Console"/>
+          <w:kern w:val="0"/>
+          <w:sz w:val="18"/>
+          <w:szCs w:val="18"/>
+        </w:rPr>
+        <w:t>result/gw.geneanet.org.evechevaleyre.lang=</w:t>
+      </w:r>
+      <w:proofErr w:type="gramStart"/>
+      <w:r>
+        <w:rPr>
+          <w:rFonts w:ascii="Lucida Console" w:hAnsi="Lucida Console" w:cs="Lucida Console"/>
+          <w:kern w:val="0"/>
+          <w:sz w:val="18"/>
+          <w:szCs w:val="18"/>
+        </w:rPr>
+        <w:t>fr.n</w:t>
+      </w:r>
+      <w:proofErr w:type="gramEnd"/>
+      <w:r>
+        <w:rPr>
+          <w:rFonts w:ascii="Lucida Console" w:hAnsi="Lucida Console" w:cs="Lucida Console"/>
+          <w:kern w:val="0"/>
+          <w:sz w:val="18"/>
+          <w:szCs w:val="18"/>
+        </w:rPr>
+        <w:t>=brincat.oc=0.p=maria+anna.ged:1 TEXT @todo Anomalies détectées sur Francesco CIANTAR. Vérifier la source.</w:t>
+      </w:r>
+    </w:p>
+    <w:p>
+      <w:pPr>
+        <w:autoSpaceDE w:val="0"/>
+        <w:autoSpaceDN w:val="0"/>
+        <w:adjustRightInd w:val="0"/>
+        <w:rPr>
+          <w:rFonts w:ascii="Lucida Console" w:hAnsi="Lucida Console" w:cs="Lucida Console"/>
+          <w:kern w:val="0"/>
+          <w:sz w:val="18"/>
+          <w:szCs w:val="18"/>
+        </w:rPr>
+      </w:pPr>
+      <w:r>
+        <w:rPr>
+          <w:rFonts w:ascii="Lucida Console" w:hAnsi="Lucida Console" w:cs="Lucida Console"/>
+          <w:kern w:val="0"/>
+          <w:sz w:val="18"/>
+          <w:szCs w:val="18"/>
+        </w:rPr>
+        <w:t>result/gw.geneanet.org.nraibaut2.lang=fr.n=</w:t>
+      </w:r>
+      <w:proofErr w:type="gramStart"/>
+      <w:r>
+        <w:rPr>
+          <w:rFonts w:ascii="Lucida Console" w:hAnsi="Lucida Console" w:cs="Lucida Console"/>
+          <w:kern w:val="0"/>
+          <w:sz w:val="18"/>
+          <w:szCs w:val="18"/>
+        </w:rPr>
+        <w:t>dupont.oc=0.p</w:t>
+      </w:r>
+      <w:proofErr w:type="gramEnd"/>
+      <w:r>
+        <w:rPr>
+          <w:rFonts w:ascii="Lucida Console" w:hAnsi="Lucida Console" w:cs="Lucida Console"/>
+          <w:kern w:val="0"/>
+          <w:sz w:val="18"/>
+          <w:szCs w:val="18"/>
+        </w:rPr>
+        <w:t>=gerard.ged:1 TEXT @todo note 'Union avec Pierre DUPONT' à analyser : 'Note1 sur le mariage</w:t>
+      </w:r>
+    </w:p>
+    <w:p>
+      <w:pPr>
+        <w:autoSpaceDE w:val="0"/>
+        <w:autoSpaceDN w:val="0"/>
+        <w:adjustRightInd w:val="0"/>
+        <w:rPr>
+          <w:rFonts w:ascii="Lucida Console" w:hAnsi="Lucida Console" w:cs="Lucida Console"/>
+          <w:kern w:val="0"/>
+          <w:sz w:val="18"/>
+          <w:szCs w:val="18"/>
+        </w:rPr>
+      </w:pPr>
+      <w:r>
+        <w:rPr>
+          <w:rFonts w:ascii="Lucida Console" w:hAnsi="Lucida Console" w:cs="Lucida Console"/>
+          <w:kern w:val="0"/>
+          <w:sz w:val="18"/>
+          <w:szCs w:val="18"/>
+        </w:rPr>
+        <w:t>result/gw.geneanet.org.nraibaut2.lang=fr.n=</w:t>
+      </w:r>
+      <w:proofErr w:type="gramStart"/>
+      <w:r>
+        <w:rPr>
+          <w:rFonts w:ascii="Lucida Console" w:hAnsi="Lucida Console" w:cs="Lucida Console"/>
+          <w:kern w:val="0"/>
+          <w:sz w:val="18"/>
+          <w:szCs w:val="18"/>
+        </w:rPr>
+        <w:t>dupont.oc=0.p</w:t>
+      </w:r>
+      <w:proofErr w:type="gramEnd"/>
+      <w:r>
+        <w:rPr>
+          <w:rFonts w:ascii="Lucida Console" w:hAnsi="Lucida Console" w:cs="Lucida Console"/>
+          <w:kern w:val="0"/>
+          <w:sz w:val="18"/>
+          <w:szCs w:val="18"/>
+        </w:rPr>
+        <w:t>=gerard.ged:2 CONT @todo note 'Union avec Marie Paule DURAND' à analyser : 'Note1 sur le mariage</w:t>
+      </w:r>
+    </w:p>
+    <w:p>
+      <w:pPr>
+        <w:autoSpaceDE w:val="0"/>
+        <w:autoSpaceDN w:val="0"/>
+        <w:adjustRightInd w:val="0"/>
+        <w:rPr>
+          <w:rFonts w:ascii="Lucida Console" w:hAnsi="Lucida Console" w:cs="Lucida Console"/>
+          <w:kern w:val="0"/>
+          <w:sz w:val="18"/>
+          <w:szCs w:val="18"/>
+        </w:rPr>
+      </w:pPr>
+    </w:p>
+    <w:p>
+      <w:pPr>
+        <w:autoSpaceDE w:val="0"/>
+        <w:autoSpaceDN w:val="0"/>
+        <w:adjustRightInd w:val="0"/>
+        <w:rPr>
+          <w:rFonts w:ascii="Lucida Console" w:hAnsi="Lucida Console" w:cs="Lucida Console"/>
+          <w:color w:val="00BFBF"/>
+          <w:kern w:val="0"/>
+          <w:sz w:val="18"/>
+          <w:szCs w:val="18"/>
+        </w:rPr>
+      </w:pPr>
+      <w:r>
+        <w:rPr>
+          <w:rFonts w:ascii="Lucida Console" w:hAnsi="Lucida Console" w:cs="Lucida Console"/>
+          <w:color w:val="00BF00"/>
+          <w:kern w:val="0"/>
+          <w:sz w:val="18"/>
+          <w:szCs w:val="18"/>
+        </w:rPr>
+        <w:t xml:space="preserve">Nicolas@MSI-GL73-Nico </w:t>
+      </w:r>
+      <w:r>
+        <w:rPr>
+          <w:rFonts w:ascii="Lucida Console" w:hAnsi="Lucida Console" w:cs="Lucida Console"/>
+          <w:color w:val="BF00BF"/>
+          <w:kern w:val="0"/>
+          <w:sz w:val="18"/>
+          <w:szCs w:val="18"/>
+        </w:rPr>
+        <w:t xml:space="preserve">MINGW64 </w:t>
+      </w:r>
+      <w:r>
+        <w:rPr>
+          <w:rFonts w:ascii="Lucida Console" w:hAnsi="Lucida Console" w:cs="Lucida Console"/>
+          <w:color w:val="BFBF00"/>
+          <w:kern w:val="0"/>
+          <w:sz w:val="18"/>
+          <w:szCs w:val="18"/>
+        </w:rPr>
+        <w:t>/d/</w:t>
+      </w:r>
+      <w:proofErr w:type="spellStart"/>
+      <w:r>
+        <w:rPr>
+          <w:rFonts w:ascii="Lucida Console" w:hAnsi="Lucida Console" w:cs="Lucida Console"/>
+          <w:color w:val="BFBF00"/>
+          <w:kern w:val="0"/>
+          <w:sz w:val="18"/>
+          <w:szCs w:val="18"/>
+        </w:rPr>
+        <w:t>Users</w:t>
+      </w:r>
+      <w:proofErr w:type="spellEnd"/>
+      <w:r>
+        <w:rPr>
+          <w:rFonts w:ascii="Lucida Console" w:hAnsi="Lucida Console" w:cs="Lucida Console"/>
+          <w:color w:val="BFBF00"/>
+          <w:kern w:val="0"/>
+          <w:sz w:val="18"/>
+          <w:szCs w:val="18"/>
+        </w:rPr>
+        <w:t>/Nicolas/Documents/Python/</w:t>
+      </w:r>
+      <w:proofErr w:type="spellStart"/>
+      <w:r>
+        <w:rPr>
+          <w:rFonts w:ascii="Lucida Console" w:hAnsi="Lucida Console" w:cs="Lucida Console"/>
+          <w:color w:val="BFBF00"/>
+          <w:kern w:val="0"/>
+          <w:sz w:val="18"/>
+          <w:szCs w:val="18"/>
+        </w:rPr>
+        <w:t>geneanet</w:t>
+      </w:r>
+      <w:proofErr w:type="spellEnd"/>
+      <w:r>
+        <w:rPr>
+          <w:rFonts w:ascii="Lucida Console" w:hAnsi="Lucida Console" w:cs="Lucida Console"/>
+          <w:color w:val="00BFBF"/>
+          <w:kern w:val="0"/>
+          <w:sz w:val="18"/>
+          <w:szCs w:val="18"/>
+        </w:rPr>
+        <w:t xml:space="preserve"> (master)</w:t>
+      </w:r>
+    </w:p>
+    <w:p>
+      <w:pPr>
+        <w:autoSpaceDE w:val="0"/>
+        <w:autoSpaceDN w:val="0"/>
+        <w:adjustRightInd w:val="0"/>
+        <w:rPr>
+          <w:rFonts w:ascii="Lucida Console" w:hAnsi="Lucida Console" w:cs="Lucida Console"/>
+          <w:kern w:val="0"/>
+          <w:sz w:val="18"/>
+          <w:szCs w:val="18"/>
+        </w:rPr>
+      </w:pPr>
+      <w:r>
+        <w:rPr>
+          <w:rFonts w:ascii="Lucida Console" w:hAnsi="Lucida Console" w:cs="Lucida Console"/>
+          <w:kern w:val="0"/>
+          <w:sz w:val="18"/>
+          <w:szCs w:val="18"/>
+        </w:rPr>
+        <w:t xml:space="preserve">$ </w:t>
+      </w:r>
+      <w:proofErr w:type="spellStart"/>
+      <w:r>
+        <w:rPr>
+          <w:rFonts w:ascii="Lucida Console" w:hAnsi="Lucida Console" w:cs="Lucida Console"/>
+          <w:kern w:val="0"/>
+          <w:sz w:val="18"/>
+          <w:szCs w:val="18"/>
+        </w:rPr>
+        <w:t>grep</w:t>
+      </w:r>
+      <w:proofErr w:type="spellEnd"/>
+      <w:r>
+        <w:rPr>
+          <w:rFonts w:ascii="Lucida Console" w:hAnsi="Lucida Console" w:cs="Lucida Console"/>
+          <w:kern w:val="0"/>
+          <w:sz w:val="18"/>
+          <w:szCs w:val="18"/>
+        </w:rPr>
+        <w:t xml:space="preserve"> '</w:t>
+      </w:r>
+      <w:proofErr w:type="gramStart"/>
+      <w:r>
+        <w:rPr>
+          <w:rFonts w:ascii="Lucida Console" w:hAnsi="Lucida Console" w:cs="Lucida Console"/>
+          <w:kern w:val="0"/>
+          <w:sz w:val="18"/>
+          <w:szCs w:val="18"/>
+        </w:rPr>
+        <w:t>INFO:</w:t>
+      </w:r>
+      <w:proofErr w:type="gramEnd"/>
+      <w:r>
+        <w:rPr>
+          <w:rFonts w:ascii="Lucida Console" w:hAnsi="Lucida Console" w:cs="Lucida Console"/>
+          <w:kern w:val="0"/>
+          <w:sz w:val="18"/>
+          <w:szCs w:val="18"/>
+        </w:rPr>
+        <w:t xml:space="preserve"> - ' </w:t>
+      </w:r>
+      <w:proofErr w:type="spellStart"/>
+      <w:r>
+        <w:rPr>
+          <w:rFonts w:ascii="Lucida Console" w:hAnsi="Lucida Console" w:cs="Lucida Console"/>
+          <w:kern w:val="0"/>
+          <w:sz w:val="18"/>
+          <w:szCs w:val="18"/>
+        </w:rPr>
+        <w:t>result</w:t>
+      </w:r>
+      <w:proofErr w:type="spellEnd"/>
+      <w:r>
+        <w:rPr>
+          <w:rFonts w:ascii="Lucida Console" w:hAnsi="Lucida Console" w:cs="Lucida Console"/>
+          <w:kern w:val="0"/>
+          <w:sz w:val="18"/>
+          <w:szCs w:val="18"/>
+        </w:rPr>
+        <w:t>/*.log</w:t>
+      </w:r>
+    </w:p>
+    <w:p>
+      <w:pPr>
+        <w:autoSpaceDE w:val="0"/>
+        <w:autoSpaceDN w:val="0"/>
+        <w:adjustRightInd w:val="0"/>
+        <w:rPr>
+          <w:rFonts w:ascii="Lucida Console" w:hAnsi="Lucida Console" w:cs="Lucida Console"/>
+          <w:kern w:val="0"/>
+          <w:sz w:val="18"/>
+          <w:szCs w:val="18"/>
+        </w:rPr>
+      </w:pPr>
+      <w:r>
+        <w:rPr>
+          <w:rFonts w:ascii="Lucida Console" w:hAnsi="Lucida Console" w:cs="Lucida Console"/>
+          <w:kern w:val="0"/>
+          <w:sz w:val="18"/>
+          <w:szCs w:val="18"/>
+        </w:rPr>
+        <w:t>result/gw.geneanet.org.danielr13.lang=fr.n=</w:t>
+      </w:r>
+      <w:proofErr w:type="gramStart"/>
+      <w:r>
+        <w:rPr>
+          <w:rFonts w:ascii="Lucida Console" w:hAnsi="Lucida Console" w:cs="Lucida Console"/>
+          <w:kern w:val="0"/>
+          <w:sz w:val="18"/>
+          <w:szCs w:val="18"/>
+        </w:rPr>
+        <w:t>nicolas.oc=0.p</w:t>
+      </w:r>
+      <w:proofErr w:type="gramEnd"/>
+      <w:r>
+        <w:rPr>
+          <w:rFonts w:ascii="Lucida Console" w:hAnsi="Lucida Console" w:cs="Lucida Console"/>
+          <w:kern w:val="0"/>
+          <w:sz w:val="18"/>
+          <w:szCs w:val="18"/>
+        </w:rPr>
+        <w:t xml:space="preserve">=etienne+henri.log:[geneanet] INFO: - </w:t>
+      </w:r>
+      <w:proofErr w:type="spellStart"/>
+      <w:r>
+        <w:rPr>
+          <w:rFonts w:ascii="Lucida Console" w:hAnsi="Lucida Console" w:cs="Lucida Console"/>
+          <w:kern w:val="0"/>
+          <w:sz w:val="18"/>
+          <w:szCs w:val="18"/>
+        </w:rPr>
+        <w:t>nb_persons</w:t>
+      </w:r>
+      <w:proofErr w:type="spellEnd"/>
+      <w:r>
+        <w:rPr>
+          <w:rFonts w:ascii="Lucida Console" w:hAnsi="Lucida Console" w:cs="Lucida Console"/>
+          <w:kern w:val="0"/>
+          <w:sz w:val="18"/>
+          <w:szCs w:val="18"/>
+        </w:rPr>
+        <w:t xml:space="preserve">         = 374</w:t>
+      </w:r>
+    </w:p>
+    <w:p>
+      <w:pPr>
+        <w:autoSpaceDE w:val="0"/>
+        <w:autoSpaceDN w:val="0"/>
+        <w:adjustRightInd w:val="0"/>
+        <w:rPr>
+          <w:rFonts w:ascii="Lucida Console" w:hAnsi="Lucida Console" w:cs="Lucida Console"/>
+          <w:kern w:val="0"/>
+          <w:sz w:val="18"/>
+          <w:szCs w:val="18"/>
+        </w:rPr>
+      </w:pPr>
+      <w:r>
+        <w:rPr>
+          <w:rFonts w:ascii="Lucida Console" w:hAnsi="Lucida Console" w:cs="Lucida Console"/>
+          <w:kern w:val="0"/>
+          <w:sz w:val="18"/>
+          <w:szCs w:val="18"/>
+        </w:rPr>
+        <w:t>result/gw.geneanet.org.danielr13.lang=fr.n=</w:t>
+      </w:r>
+      <w:proofErr w:type="gramStart"/>
+      <w:r>
+        <w:rPr>
+          <w:rFonts w:ascii="Lucida Console" w:hAnsi="Lucida Console" w:cs="Lucida Console"/>
+          <w:kern w:val="0"/>
+          <w:sz w:val="18"/>
+          <w:szCs w:val="18"/>
+        </w:rPr>
+        <w:t>nicolas.oc=0.p</w:t>
+      </w:r>
+      <w:proofErr w:type="gramEnd"/>
+      <w:r>
+        <w:rPr>
+          <w:rFonts w:ascii="Lucida Console" w:hAnsi="Lucida Console" w:cs="Lucida Console"/>
+          <w:kern w:val="0"/>
+          <w:sz w:val="18"/>
+          <w:szCs w:val="18"/>
+        </w:rPr>
+        <w:t xml:space="preserve">=etienne+henri.log:[geneanet] INFO: - </w:t>
+      </w:r>
+      <w:proofErr w:type="spellStart"/>
+      <w:r>
+        <w:rPr>
+          <w:rFonts w:ascii="Lucida Console" w:hAnsi="Lucida Console" w:cs="Lucida Console"/>
+          <w:kern w:val="0"/>
+          <w:sz w:val="18"/>
+          <w:szCs w:val="18"/>
+        </w:rPr>
+        <w:t>nb_families</w:t>
+      </w:r>
+      <w:proofErr w:type="spellEnd"/>
+      <w:r>
+        <w:rPr>
+          <w:rFonts w:ascii="Lucida Console" w:hAnsi="Lucida Console" w:cs="Lucida Console"/>
+          <w:kern w:val="0"/>
+          <w:sz w:val="18"/>
+          <w:szCs w:val="18"/>
+        </w:rPr>
+        <w:t xml:space="preserve">        = 187</w:t>
+      </w:r>
+    </w:p>
+    <w:p>
+      <w:pPr>
+        <w:autoSpaceDE w:val="0"/>
+        <w:autoSpaceDN w:val="0"/>
+        <w:adjustRightInd w:val="0"/>
+        <w:rPr>
+          <w:rFonts w:ascii="Lucida Console" w:hAnsi="Lucida Console" w:cs="Lucida Console"/>
+          <w:kern w:val="0"/>
+          <w:sz w:val="18"/>
+          <w:szCs w:val="18"/>
+        </w:rPr>
+      </w:pPr>
+      <w:r>
+        <w:rPr>
+          <w:rFonts w:ascii="Lucida Console" w:hAnsi="Lucida Console" w:cs="Lucida Console"/>
+          <w:kern w:val="0"/>
+          <w:sz w:val="18"/>
+          <w:szCs w:val="18"/>
+        </w:rPr>
+        <w:t>result/gw.geneanet.org.danielr13.lang=fr.n=</w:t>
+      </w:r>
+      <w:proofErr w:type="gramStart"/>
+      <w:r>
+        <w:rPr>
+          <w:rFonts w:ascii="Lucida Console" w:hAnsi="Lucida Console" w:cs="Lucida Console"/>
+          <w:kern w:val="0"/>
+          <w:sz w:val="18"/>
+          <w:szCs w:val="18"/>
+        </w:rPr>
+        <w:t>nicolas.oc=0.p</w:t>
+      </w:r>
+      <w:proofErr w:type="gramEnd"/>
+      <w:r>
+        <w:rPr>
+          <w:rFonts w:ascii="Lucida Console" w:hAnsi="Lucida Console" w:cs="Lucida Console"/>
+          <w:kern w:val="0"/>
+          <w:sz w:val="18"/>
+          <w:szCs w:val="18"/>
+        </w:rPr>
+        <w:t xml:space="preserve">=etienne+henri.log:[geneanet] INFO: - </w:t>
+      </w:r>
+      <w:proofErr w:type="spellStart"/>
+      <w:r>
+        <w:rPr>
+          <w:rFonts w:ascii="Lucida Console" w:hAnsi="Lucida Console" w:cs="Lucida Console"/>
+          <w:kern w:val="0"/>
+          <w:sz w:val="18"/>
+          <w:szCs w:val="18"/>
+        </w:rPr>
+        <w:t>max_generations</w:t>
+      </w:r>
+      <w:proofErr w:type="spellEnd"/>
+      <w:r>
+        <w:rPr>
+          <w:rFonts w:ascii="Lucida Console" w:hAnsi="Lucida Console" w:cs="Lucida Console"/>
+          <w:kern w:val="0"/>
+          <w:sz w:val="18"/>
+          <w:szCs w:val="18"/>
+        </w:rPr>
+        <w:t xml:space="preserve">    = 12</w:t>
+      </w:r>
+    </w:p>
+    <w:p>
+      <w:pPr>
+        <w:autoSpaceDE w:val="0"/>
+        <w:autoSpaceDN w:val="0"/>
+        <w:adjustRightInd w:val="0"/>
+        <w:rPr>
+          <w:rFonts w:ascii="Lucida Console" w:hAnsi="Lucida Console" w:cs="Lucida Console"/>
+          <w:kern w:val="0"/>
+          <w:sz w:val="18"/>
+          <w:szCs w:val="18"/>
+        </w:rPr>
+      </w:pPr>
+      <w:r>
+        <w:rPr>
+          <w:rFonts w:ascii="Lucida Console" w:hAnsi="Lucida Console" w:cs="Lucida Console"/>
+          <w:kern w:val="0"/>
+          <w:sz w:val="18"/>
+          <w:szCs w:val="18"/>
+        </w:rPr>
+        <w:t>result/gw.geneanet.org.danielr13.lang=fr.n=</w:t>
+      </w:r>
+      <w:proofErr w:type="gramStart"/>
+      <w:r>
+        <w:rPr>
+          <w:rFonts w:ascii="Lucida Console" w:hAnsi="Lucida Console" w:cs="Lucida Console"/>
+          <w:kern w:val="0"/>
+          <w:sz w:val="18"/>
+          <w:szCs w:val="18"/>
+        </w:rPr>
+        <w:t>nicolas.oc=0.p</w:t>
+      </w:r>
+      <w:proofErr w:type="gramEnd"/>
+      <w:r>
+        <w:rPr>
+          <w:rFonts w:ascii="Lucida Console" w:hAnsi="Lucida Console" w:cs="Lucida Console"/>
+          <w:kern w:val="0"/>
+          <w:sz w:val="18"/>
+          <w:szCs w:val="18"/>
+        </w:rPr>
+        <w:t xml:space="preserve">=etienne+henri.log:[geneanet] INFO: - </w:t>
+      </w:r>
+      <w:proofErr w:type="spellStart"/>
+      <w:r>
+        <w:rPr>
+          <w:rFonts w:ascii="Lucida Console" w:hAnsi="Lucida Console" w:cs="Lucida Console"/>
+          <w:kern w:val="0"/>
+          <w:sz w:val="18"/>
+          <w:szCs w:val="18"/>
+        </w:rPr>
+        <w:t>nb_titres_noblesse</w:t>
+      </w:r>
+      <w:proofErr w:type="spellEnd"/>
+      <w:r>
+        <w:rPr>
+          <w:rFonts w:ascii="Lucida Console" w:hAnsi="Lucida Console" w:cs="Lucida Console"/>
+          <w:kern w:val="0"/>
+          <w:sz w:val="18"/>
+          <w:szCs w:val="18"/>
+        </w:rPr>
+        <w:t xml:space="preserve"> = 0</w:t>
+      </w:r>
+    </w:p>
+    <w:p>
+      <w:pPr>
+        <w:autoSpaceDE w:val="0"/>
+        <w:autoSpaceDN w:val="0"/>
+        <w:adjustRightInd w:val="0"/>
+        <w:rPr>
+          <w:rFonts w:ascii="Lucida Console" w:hAnsi="Lucida Console" w:cs="Lucida Console"/>
+          <w:kern w:val="0"/>
+          <w:sz w:val="18"/>
+          <w:szCs w:val="18"/>
+        </w:rPr>
+      </w:pPr>
+      <w:r>
+        <w:rPr>
+          <w:rFonts w:ascii="Lucida Console" w:hAnsi="Lucida Console" w:cs="Lucida Console"/>
+          <w:kern w:val="0"/>
+          <w:sz w:val="18"/>
+          <w:szCs w:val="18"/>
+        </w:rPr>
+        <w:t>result/gw.geneanet.org.danielr13.lang=fr.n=</w:t>
+      </w:r>
+      <w:proofErr w:type="gramStart"/>
+      <w:r>
+        <w:rPr>
+          <w:rFonts w:ascii="Lucida Console" w:hAnsi="Lucida Console" w:cs="Lucida Console"/>
+          <w:kern w:val="0"/>
+          <w:sz w:val="18"/>
+          <w:szCs w:val="18"/>
+        </w:rPr>
+        <w:t>nicolas.oc=0.p</w:t>
+      </w:r>
+      <w:proofErr w:type="gramEnd"/>
+      <w:r>
+        <w:rPr>
+          <w:rFonts w:ascii="Lucida Console" w:hAnsi="Lucida Console" w:cs="Lucida Console"/>
+          <w:kern w:val="0"/>
+          <w:sz w:val="18"/>
+          <w:szCs w:val="18"/>
+        </w:rPr>
+        <w:t xml:space="preserve">=etienne+henri.log:[geneanet] INFO: - </w:t>
+      </w:r>
+      <w:proofErr w:type="spellStart"/>
+      <w:r>
+        <w:rPr>
+          <w:rFonts w:ascii="Lucida Console" w:hAnsi="Lucida Console" w:cs="Lucida Console"/>
+          <w:kern w:val="0"/>
+          <w:sz w:val="18"/>
+          <w:szCs w:val="18"/>
+        </w:rPr>
+        <w:t>nb_errors</w:t>
+      </w:r>
+      <w:proofErr w:type="spellEnd"/>
+      <w:r>
+        <w:rPr>
+          <w:rFonts w:ascii="Lucida Console" w:hAnsi="Lucida Console" w:cs="Lucida Console"/>
+          <w:kern w:val="0"/>
+          <w:sz w:val="18"/>
+          <w:szCs w:val="18"/>
+        </w:rPr>
+        <w:t xml:space="preserve">          = 1</w:t>
+      </w:r>
+    </w:p>
+    <w:p>
+      <w:pPr>
+        <w:autoSpaceDE w:val="0"/>
+        <w:autoSpaceDN w:val="0"/>
+        <w:adjustRightInd w:val="0"/>
+        <w:rPr>
+          <w:rFonts w:ascii="Lucida Console" w:hAnsi="Lucida Console" w:cs="Lucida Console"/>
+          <w:kern w:val="0"/>
+          <w:sz w:val="18"/>
+          <w:szCs w:val="18"/>
+        </w:rPr>
+      </w:pPr>
+      <w:r>
+        <w:rPr>
+          <w:rFonts w:ascii="Lucida Console" w:hAnsi="Lucida Console" w:cs="Lucida Console"/>
+          <w:kern w:val="0"/>
+          <w:sz w:val="18"/>
+          <w:szCs w:val="18"/>
+        </w:rPr>
+        <w:t>result/gw.geneanet.org.danielr13.lang=fr.n=</w:t>
+      </w:r>
+      <w:proofErr w:type="gramStart"/>
+      <w:r>
+        <w:rPr>
+          <w:rFonts w:ascii="Lucida Console" w:hAnsi="Lucida Console" w:cs="Lucida Console"/>
+          <w:kern w:val="0"/>
+          <w:sz w:val="18"/>
+          <w:szCs w:val="18"/>
+        </w:rPr>
+        <w:t>nicolas.oc=0.p</w:t>
+      </w:r>
+      <w:proofErr w:type="gramEnd"/>
+      <w:r>
+        <w:rPr>
+          <w:rFonts w:ascii="Lucida Console" w:hAnsi="Lucida Console" w:cs="Lucida Console"/>
+          <w:kern w:val="0"/>
+          <w:sz w:val="18"/>
+          <w:szCs w:val="18"/>
+        </w:rPr>
+        <w:t xml:space="preserve">=etienne+henri.log:[geneanet] INFO: - </w:t>
+      </w:r>
+      <w:proofErr w:type="spellStart"/>
+      <w:r>
+        <w:rPr>
+          <w:rFonts w:ascii="Lucida Console" w:hAnsi="Lucida Console" w:cs="Lucida Console"/>
+          <w:kern w:val="0"/>
+          <w:sz w:val="18"/>
+          <w:szCs w:val="18"/>
+        </w:rPr>
+        <w:t>nb_todo</w:t>
+      </w:r>
+      <w:proofErr w:type="spellEnd"/>
+      <w:r>
+        <w:rPr>
+          <w:rFonts w:ascii="Lucida Console" w:hAnsi="Lucida Console" w:cs="Lucida Console"/>
+          <w:kern w:val="0"/>
+          <w:sz w:val="18"/>
+          <w:szCs w:val="18"/>
+        </w:rPr>
+        <w:t xml:space="preserve">            = 5</w:t>
+      </w:r>
+    </w:p>
+    <w:p>
+      <w:pPr>
+        <w:autoSpaceDE w:val="0"/>
+        <w:autoSpaceDN w:val="0"/>
+        <w:adjustRightInd w:val="0"/>
+        <w:rPr>
+          <w:rFonts w:ascii="Lucida Console" w:hAnsi="Lucida Console" w:cs="Lucida Console"/>
+          <w:kern w:val="0"/>
+          <w:sz w:val="18"/>
+          <w:szCs w:val="18"/>
+        </w:rPr>
+      </w:pPr>
+      <w:r>
+        <w:rPr>
+          <w:rFonts w:ascii="Lucida Console" w:hAnsi="Lucida Console" w:cs="Lucida Console"/>
+          <w:kern w:val="0"/>
+          <w:sz w:val="18"/>
+          <w:szCs w:val="18"/>
+        </w:rPr>
+        <w:t>result/gw.geneanet.org.danielr13.lang=fr.n=</w:t>
+      </w:r>
+      <w:proofErr w:type="gramStart"/>
+      <w:r>
+        <w:rPr>
+          <w:rFonts w:ascii="Lucida Console" w:hAnsi="Lucida Console" w:cs="Lucida Console"/>
+          <w:kern w:val="0"/>
+          <w:sz w:val="18"/>
+          <w:szCs w:val="18"/>
+        </w:rPr>
+        <w:t>nicolas.oc=0.p</w:t>
+      </w:r>
+      <w:proofErr w:type="gramEnd"/>
+      <w:r>
+        <w:rPr>
+          <w:rFonts w:ascii="Lucida Console" w:hAnsi="Lucida Console" w:cs="Lucida Console"/>
+          <w:kern w:val="0"/>
+          <w:sz w:val="18"/>
+          <w:szCs w:val="18"/>
+        </w:rPr>
+        <w:t xml:space="preserve">=etienne+henri.log:[geneanet] INFO: - </w:t>
+      </w:r>
+      <w:proofErr w:type="spellStart"/>
+      <w:r>
+        <w:rPr>
+          <w:rFonts w:ascii="Lucida Console" w:hAnsi="Lucida Console" w:cs="Lucida Console"/>
+          <w:kern w:val="0"/>
+          <w:sz w:val="18"/>
+          <w:szCs w:val="18"/>
+        </w:rPr>
+        <w:t>nb_scanned_pages</w:t>
+      </w:r>
+      <w:proofErr w:type="spellEnd"/>
+      <w:r>
+        <w:rPr>
+          <w:rFonts w:ascii="Lucida Console" w:hAnsi="Lucida Console" w:cs="Lucida Console"/>
+          <w:kern w:val="0"/>
+          <w:sz w:val="18"/>
+          <w:szCs w:val="18"/>
+        </w:rPr>
+        <w:t xml:space="preserve">   = 0</w:t>
+      </w:r>
+    </w:p>
+    <w:p>
+      <w:pPr>
+        <w:autoSpaceDE w:val="0"/>
+        <w:autoSpaceDN w:val="0"/>
+        <w:adjustRightInd w:val="0"/>
+        <w:rPr>
+          <w:rFonts w:ascii="Lucida Console" w:hAnsi="Lucida Console" w:cs="Lucida Console"/>
+          <w:kern w:val="0"/>
+          <w:sz w:val="18"/>
+          <w:szCs w:val="18"/>
+        </w:rPr>
+      </w:pPr>
+      <w:r>
+        <w:rPr>
+          <w:rFonts w:ascii="Lucida Console" w:hAnsi="Lucida Console" w:cs="Lucida Console"/>
+          <w:kern w:val="0"/>
+          <w:sz w:val="18"/>
+          <w:szCs w:val="18"/>
+        </w:rPr>
+        <w:t>result/gw.geneanet.org.danielr13.lang=fr.n=</w:t>
+      </w:r>
+      <w:proofErr w:type="gramStart"/>
+      <w:r>
+        <w:rPr>
+          <w:rFonts w:ascii="Lucida Console" w:hAnsi="Lucida Console" w:cs="Lucida Console"/>
+          <w:kern w:val="0"/>
+          <w:sz w:val="18"/>
+          <w:szCs w:val="18"/>
+        </w:rPr>
+        <w:t>nicolas.oc=0.p</w:t>
+      </w:r>
+      <w:proofErr w:type="gramEnd"/>
+      <w:r>
+        <w:rPr>
+          <w:rFonts w:ascii="Lucida Console" w:hAnsi="Lucida Console" w:cs="Lucida Console"/>
+          <w:kern w:val="0"/>
+          <w:sz w:val="18"/>
+          <w:szCs w:val="18"/>
+        </w:rPr>
+        <w:t xml:space="preserve">=etienne+henri.log:[geneanet] INFO: - </w:t>
+      </w:r>
+      <w:proofErr w:type="spellStart"/>
+      <w:r>
+        <w:rPr>
+          <w:rFonts w:ascii="Lucida Console" w:hAnsi="Lucida Console" w:cs="Lucida Console"/>
+          <w:kern w:val="0"/>
+          <w:sz w:val="18"/>
+          <w:szCs w:val="18"/>
+        </w:rPr>
+        <w:t>nb_saved_pages</w:t>
+      </w:r>
+      <w:proofErr w:type="spellEnd"/>
+      <w:r>
+        <w:rPr>
+          <w:rFonts w:ascii="Lucida Console" w:hAnsi="Lucida Console" w:cs="Lucida Console"/>
+          <w:kern w:val="0"/>
+          <w:sz w:val="18"/>
+          <w:szCs w:val="18"/>
+        </w:rPr>
+        <w:t xml:space="preserve">     = 0</w:t>
+      </w:r>
+    </w:p>
+    <w:p>
+      <w:pPr>
+        <w:autoSpaceDE w:val="0"/>
+        <w:autoSpaceDN w:val="0"/>
+        <w:adjustRightInd w:val="0"/>
+        <w:rPr>
+          <w:rFonts w:ascii="Lucida Console" w:hAnsi="Lucida Console" w:cs="Lucida Console"/>
+          <w:kern w:val="0"/>
+          <w:sz w:val="18"/>
+          <w:szCs w:val="18"/>
+        </w:rPr>
+      </w:pPr>
+      <w:r>
+        <w:rPr>
+          <w:rFonts w:ascii="Lucida Console" w:hAnsi="Lucida Console" w:cs="Lucida Console"/>
+          <w:kern w:val="0"/>
+          <w:sz w:val="18"/>
+          <w:szCs w:val="18"/>
+        </w:rPr>
+        <w:t>result/gw.geneanet.org.danielr13.lang=fr.n=</w:t>
+      </w:r>
+      <w:proofErr w:type="gramStart"/>
+      <w:r>
+        <w:rPr>
+          <w:rFonts w:ascii="Lucida Console" w:hAnsi="Lucida Console" w:cs="Lucida Console"/>
+          <w:kern w:val="0"/>
+          <w:sz w:val="18"/>
+          <w:szCs w:val="18"/>
+        </w:rPr>
+        <w:t>nicolas.oc=0.p</w:t>
+      </w:r>
+      <w:proofErr w:type="gramEnd"/>
+      <w:r>
+        <w:rPr>
+          <w:rFonts w:ascii="Lucida Console" w:hAnsi="Lucida Console" w:cs="Lucida Console"/>
+          <w:kern w:val="0"/>
+          <w:sz w:val="18"/>
+          <w:szCs w:val="18"/>
+        </w:rPr>
+        <w:t xml:space="preserve">=etienne+henri.log:[geneanet] INFO: - </w:t>
+      </w:r>
+      <w:proofErr w:type="spellStart"/>
+      <w:r>
+        <w:rPr>
+          <w:rFonts w:ascii="Lucida Console" w:hAnsi="Lucida Console" w:cs="Lucida Console"/>
+          <w:kern w:val="0"/>
+          <w:sz w:val="18"/>
+          <w:szCs w:val="18"/>
+        </w:rPr>
+        <w:t>nb_cached_pages</w:t>
+      </w:r>
+      <w:proofErr w:type="spellEnd"/>
+      <w:r>
+        <w:rPr>
+          <w:rFonts w:ascii="Lucida Console" w:hAnsi="Lucida Console" w:cs="Lucida Console"/>
+          <w:kern w:val="0"/>
+          <w:sz w:val="18"/>
+          <w:szCs w:val="18"/>
+        </w:rPr>
+        <w:t xml:space="preserve">    = 374</w:t>
+      </w:r>
+    </w:p>
+    <w:p>
+      <w:pPr>
+        <w:autoSpaceDE w:val="0"/>
+        <w:autoSpaceDN w:val="0"/>
+        <w:adjustRightInd w:val="0"/>
+        <w:rPr>
+          <w:rFonts w:ascii="Lucida Console" w:hAnsi="Lucida Console" w:cs="Lucida Console"/>
+          <w:kern w:val="0"/>
+          <w:sz w:val="18"/>
+          <w:szCs w:val="18"/>
+        </w:rPr>
+      </w:pPr>
+      <w:r>
+        <w:rPr>
+          <w:rFonts w:ascii="Lucida Console" w:hAnsi="Lucida Console" w:cs="Lucida Console"/>
+          <w:kern w:val="0"/>
+          <w:sz w:val="18"/>
+          <w:szCs w:val="18"/>
+        </w:rPr>
+        <w:t>result/gw.geneanet.org.evechevaleyre.lang=</w:t>
+      </w:r>
+      <w:proofErr w:type="gramStart"/>
+      <w:r>
+        <w:rPr>
+          <w:rFonts w:ascii="Lucida Console" w:hAnsi="Lucida Console" w:cs="Lucida Console"/>
+          <w:kern w:val="0"/>
+          <w:sz w:val="18"/>
+          <w:szCs w:val="18"/>
+        </w:rPr>
+        <w:t>fr.n</w:t>
+      </w:r>
+      <w:proofErr w:type="gramEnd"/>
+      <w:r>
+        <w:rPr>
+          <w:rFonts w:ascii="Lucida Console" w:hAnsi="Lucida Console" w:cs="Lucida Console"/>
+          <w:kern w:val="0"/>
+          <w:sz w:val="18"/>
+          <w:szCs w:val="18"/>
+        </w:rPr>
+        <w:t xml:space="preserve">=brincat.oc=0.p=maria+anna.log:[geneanet] INFO: - </w:t>
+      </w:r>
+      <w:proofErr w:type="spellStart"/>
+      <w:r>
+        <w:rPr>
+          <w:rFonts w:ascii="Lucida Console" w:hAnsi="Lucida Console" w:cs="Lucida Console"/>
+          <w:kern w:val="0"/>
+          <w:sz w:val="18"/>
+          <w:szCs w:val="18"/>
+        </w:rPr>
+        <w:t>nb_persons</w:t>
+      </w:r>
+      <w:proofErr w:type="spellEnd"/>
+      <w:r>
+        <w:rPr>
+          <w:rFonts w:ascii="Lucida Console" w:hAnsi="Lucida Console" w:cs="Lucida Console"/>
+          <w:kern w:val="0"/>
+          <w:sz w:val="18"/>
+          <w:szCs w:val="18"/>
+        </w:rPr>
+        <w:t xml:space="preserve">         = 35</w:t>
+      </w:r>
+    </w:p>
+    <w:p>
+      <w:pPr>
+        <w:autoSpaceDE w:val="0"/>
+        <w:autoSpaceDN w:val="0"/>
+        <w:adjustRightInd w:val="0"/>
+        <w:rPr>
+          <w:rFonts w:ascii="Lucida Console" w:hAnsi="Lucida Console" w:cs="Lucida Console"/>
+          <w:kern w:val="0"/>
+          <w:sz w:val="18"/>
+          <w:szCs w:val="18"/>
+        </w:rPr>
+      </w:pPr>
+      <w:r>
+        <w:rPr>
+          <w:rFonts w:ascii="Lucida Console" w:hAnsi="Lucida Console" w:cs="Lucida Console"/>
+          <w:kern w:val="0"/>
+          <w:sz w:val="18"/>
+          <w:szCs w:val="18"/>
+        </w:rPr>
+        <w:t>result/gw.geneanet.org.evechevaleyre.lang=</w:t>
+      </w:r>
+      <w:proofErr w:type="gramStart"/>
+      <w:r>
+        <w:rPr>
+          <w:rFonts w:ascii="Lucida Console" w:hAnsi="Lucida Console" w:cs="Lucida Console"/>
+          <w:kern w:val="0"/>
+          <w:sz w:val="18"/>
+          <w:szCs w:val="18"/>
+        </w:rPr>
+        <w:t>fr.n</w:t>
+      </w:r>
+      <w:proofErr w:type="gramEnd"/>
+      <w:r>
+        <w:rPr>
+          <w:rFonts w:ascii="Lucida Console" w:hAnsi="Lucida Console" w:cs="Lucida Console"/>
+          <w:kern w:val="0"/>
+          <w:sz w:val="18"/>
+          <w:szCs w:val="18"/>
+        </w:rPr>
+        <w:t xml:space="preserve">=brincat.oc=0.p=maria+anna.log:[geneanet] INFO: - </w:t>
+      </w:r>
+      <w:proofErr w:type="spellStart"/>
+      <w:r>
+        <w:rPr>
+          <w:rFonts w:ascii="Lucida Console" w:hAnsi="Lucida Console" w:cs="Lucida Console"/>
+          <w:kern w:val="0"/>
+          <w:sz w:val="18"/>
+          <w:szCs w:val="18"/>
+        </w:rPr>
+        <w:t>nb_families</w:t>
+      </w:r>
+      <w:proofErr w:type="spellEnd"/>
+      <w:r>
+        <w:rPr>
+          <w:rFonts w:ascii="Lucida Console" w:hAnsi="Lucida Console" w:cs="Lucida Console"/>
+          <w:kern w:val="0"/>
+          <w:sz w:val="18"/>
+          <w:szCs w:val="18"/>
+        </w:rPr>
+        <w:t xml:space="preserve">        = 17</w:t>
+      </w:r>
+    </w:p>
+    <w:p>
+      <w:pPr>
+        <w:autoSpaceDE w:val="0"/>
+        <w:autoSpaceDN w:val="0"/>
+        <w:adjustRightInd w:val="0"/>
+        <w:rPr>
+          <w:rFonts w:ascii="Lucida Console" w:hAnsi="Lucida Console" w:cs="Lucida Console"/>
+          <w:kern w:val="0"/>
+          <w:sz w:val="18"/>
+          <w:szCs w:val="18"/>
+        </w:rPr>
+      </w:pPr>
+      <w:r>
+        <w:rPr>
+          <w:rFonts w:ascii="Lucida Console" w:hAnsi="Lucida Console" w:cs="Lucida Console"/>
+          <w:kern w:val="0"/>
+          <w:sz w:val="18"/>
+          <w:szCs w:val="18"/>
+        </w:rPr>
+        <w:t>result/gw.geneanet.org.evechevaleyre.lang=</w:t>
+      </w:r>
+      <w:proofErr w:type="gramStart"/>
+      <w:r>
+        <w:rPr>
+          <w:rFonts w:ascii="Lucida Console" w:hAnsi="Lucida Console" w:cs="Lucida Console"/>
+          <w:kern w:val="0"/>
+          <w:sz w:val="18"/>
+          <w:szCs w:val="18"/>
+        </w:rPr>
+        <w:t>fr.n</w:t>
+      </w:r>
+      <w:proofErr w:type="gramEnd"/>
+      <w:r>
+        <w:rPr>
+          <w:rFonts w:ascii="Lucida Console" w:hAnsi="Lucida Console" w:cs="Lucida Console"/>
+          <w:kern w:val="0"/>
+          <w:sz w:val="18"/>
+          <w:szCs w:val="18"/>
+        </w:rPr>
+        <w:t xml:space="preserve">=brincat.oc=0.p=maria+anna.log:[geneanet] INFO: - </w:t>
+      </w:r>
+      <w:proofErr w:type="spellStart"/>
+      <w:r>
+        <w:rPr>
+          <w:rFonts w:ascii="Lucida Console" w:hAnsi="Lucida Console" w:cs="Lucida Console"/>
+          <w:kern w:val="0"/>
+          <w:sz w:val="18"/>
+          <w:szCs w:val="18"/>
+        </w:rPr>
+        <w:t>max_generations</w:t>
+      </w:r>
+      <w:proofErr w:type="spellEnd"/>
+      <w:r>
+        <w:rPr>
+          <w:rFonts w:ascii="Lucida Console" w:hAnsi="Lucida Console" w:cs="Lucida Console"/>
+          <w:kern w:val="0"/>
+          <w:sz w:val="18"/>
+          <w:szCs w:val="18"/>
+        </w:rPr>
+        <w:t xml:space="preserve">    = 7</w:t>
+      </w:r>
+    </w:p>
+    <w:p>
+      <w:pPr>
+        <w:autoSpaceDE w:val="0"/>
+        <w:autoSpaceDN w:val="0"/>
+        <w:adjustRightInd w:val="0"/>
+        <w:rPr>
+          <w:rFonts w:ascii="Lucida Console" w:hAnsi="Lucida Console" w:cs="Lucida Console"/>
+          <w:kern w:val="0"/>
+          <w:sz w:val="18"/>
+          <w:szCs w:val="18"/>
+        </w:rPr>
+      </w:pPr>
+      <w:r>
+        <w:rPr>
+          <w:rFonts w:ascii="Lucida Console" w:hAnsi="Lucida Console" w:cs="Lucida Console"/>
+          <w:kern w:val="0"/>
+          <w:sz w:val="18"/>
+          <w:szCs w:val="18"/>
+        </w:rPr>
+        <w:t>result/gw.geneanet.org.evechevaleyre.lang=</w:t>
+      </w:r>
+      <w:proofErr w:type="gramStart"/>
+      <w:r>
+        <w:rPr>
+          <w:rFonts w:ascii="Lucida Console" w:hAnsi="Lucida Console" w:cs="Lucida Console"/>
+          <w:kern w:val="0"/>
+          <w:sz w:val="18"/>
+          <w:szCs w:val="18"/>
+        </w:rPr>
+        <w:t>fr.n</w:t>
+      </w:r>
+      <w:proofErr w:type="gramEnd"/>
+      <w:r>
+        <w:rPr>
+          <w:rFonts w:ascii="Lucida Console" w:hAnsi="Lucida Console" w:cs="Lucida Console"/>
+          <w:kern w:val="0"/>
+          <w:sz w:val="18"/>
+          <w:szCs w:val="18"/>
+        </w:rPr>
+        <w:t xml:space="preserve">=brincat.oc=0.p=maria+anna.log:[geneanet] INFO: - </w:t>
+      </w:r>
+      <w:proofErr w:type="spellStart"/>
+      <w:r>
+        <w:rPr>
+          <w:rFonts w:ascii="Lucida Console" w:hAnsi="Lucida Console" w:cs="Lucida Console"/>
+          <w:kern w:val="0"/>
+          <w:sz w:val="18"/>
+          <w:szCs w:val="18"/>
+        </w:rPr>
+        <w:t>nb_titres_noblesse</w:t>
+      </w:r>
+      <w:proofErr w:type="spellEnd"/>
+      <w:r>
+        <w:rPr>
+          <w:rFonts w:ascii="Lucida Console" w:hAnsi="Lucida Console" w:cs="Lucida Console"/>
+          <w:kern w:val="0"/>
+          <w:sz w:val="18"/>
+          <w:szCs w:val="18"/>
+        </w:rPr>
+        <w:t xml:space="preserve"> = 0</w:t>
+      </w:r>
+    </w:p>
+    <w:p>
+      <w:pPr>
+        <w:autoSpaceDE w:val="0"/>
+        <w:autoSpaceDN w:val="0"/>
+        <w:adjustRightInd w:val="0"/>
+        <w:rPr>
+          <w:rFonts w:ascii="Lucida Console" w:hAnsi="Lucida Console" w:cs="Lucida Console"/>
+          <w:kern w:val="0"/>
+          <w:sz w:val="18"/>
+          <w:szCs w:val="18"/>
+        </w:rPr>
+      </w:pPr>
+      <w:r>
+        <w:rPr>
+          <w:rFonts w:ascii="Lucida Console" w:hAnsi="Lucida Console" w:cs="Lucida Console"/>
+          <w:kern w:val="0"/>
+          <w:sz w:val="18"/>
+          <w:szCs w:val="18"/>
+        </w:rPr>
+        <w:t>result/gw.geneanet.org.evechevaleyre.lang=</w:t>
+      </w:r>
+      <w:proofErr w:type="gramStart"/>
+      <w:r>
+        <w:rPr>
+          <w:rFonts w:ascii="Lucida Console" w:hAnsi="Lucida Console" w:cs="Lucida Console"/>
+          <w:kern w:val="0"/>
+          <w:sz w:val="18"/>
+          <w:szCs w:val="18"/>
+        </w:rPr>
+        <w:t>fr.n</w:t>
+      </w:r>
+      <w:proofErr w:type="gramEnd"/>
+      <w:r>
+        <w:rPr>
+          <w:rFonts w:ascii="Lucida Console" w:hAnsi="Lucida Console" w:cs="Lucida Console"/>
+          <w:kern w:val="0"/>
+          <w:sz w:val="18"/>
+          <w:szCs w:val="18"/>
+        </w:rPr>
+        <w:t xml:space="preserve">=brincat.oc=0.p=maria+anna.log:[geneanet] INFO: - </w:t>
+      </w:r>
+      <w:proofErr w:type="spellStart"/>
+      <w:r>
+        <w:rPr>
+          <w:rFonts w:ascii="Lucida Console" w:hAnsi="Lucida Console" w:cs="Lucida Console"/>
+          <w:kern w:val="0"/>
+          <w:sz w:val="18"/>
+          <w:szCs w:val="18"/>
+        </w:rPr>
+        <w:t>nb_errors</w:t>
+      </w:r>
+      <w:proofErr w:type="spellEnd"/>
+      <w:r>
+        <w:rPr>
+          <w:rFonts w:ascii="Lucida Console" w:hAnsi="Lucida Console" w:cs="Lucida Console"/>
+          <w:kern w:val="0"/>
+          <w:sz w:val="18"/>
+          <w:szCs w:val="18"/>
+        </w:rPr>
+        <w:t xml:space="preserve">          = 4</w:t>
+      </w:r>
+    </w:p>
+    <w:p>
+      <w:pPr>
+        <w:autoSpaceDE w:val="0"/>
+        <w:autoSpaceDN w:val="0"/>
+        <w:adjustRightInd w:val="0"/>
+        <w:rPr>
+          <w:rFonts w:ascii="Lucida Console" w:hAnsi="Lucida Console" w:cs="Lucida Console"/>
+          <w:kern w:val="0"/>
+          <w:sz w:val="18"/>
+          <w:szCs w:val="18"/>
+        </w:rPr>
+      </w:pPr>
+      <w:r>
+        <w:rPr>
+          <w:rFonts w:ascii="Lucida Console" w:hAnsi="Lucida Console" w:cs="Lucida Console"/>
+          <w:kern w:val="0"/>
+          <w:sz w:val="18"/>
+          <w:szCs w:val="18"/>
+        </w:rPr>
+        <w:t>result/gw.geneanet.org.evechevaleyre.lang=</w:t>
+      </w:r>
+      <w:proofErr w:type="gramStart"/>
+      <w:r>
+        <w:rPr>
+          <w:rFonts w:ascii="Lucida Console" w:hAnsi="Lucida Console" w:cs="Lucida Console"/>
+          <w:kern w:val="0"/>
+          <w:sz w:val="18"/>
+          <w:szCs w:val="18"/>
+        </w:rPr>
+        <w:t>fr.n</w:t>
+      </w:r>
+      <w:proofErr w:type="gramEnd"/>
+      <w:r>
+        <w:rPr>
+          <w:rFonts w:ascii="Lucida Console" w:hAnsi="Lucida Console" w:cs="Lucida Console"/>
+          <w:kern w:val="0"/>
+          <w:sz w:val="18"/>
+          <w:szCs w:val="18"/>
+        </w:rPr>
+        <w:t xml:space="preserve">=brincat.oc=0.p=maria+anna.log:[geneanet] INFO: - </w:t>
+      </w:r>
+      <w:proofErr w:type="spellStart"/>
+      <w:r>
+        <w:rPr>
+          <w:rFonts w:ascii="Lucida Console" w:hAnsi="Lucida Console" w:cs="Lucida Console"/>
+          <w:kern w:val="0"/>
+          <w:sz w:val="18"/>
+          <w:szCs w:val="18"/>
+        </w:rPr>
+        <w:t>nb_todo</w:t>
+      </w:r>
+      <w:proofErr w:type="spellEnd"/>
+      <w:r>
+        <w:rPr>
+          <w:rFonts w:ascii="Lucida Console" w:hAnsi="Lucida Console" w:cs="Lucida Console"/>
+          <w:kern w:val="0"/>
+          <w:sz w:val="18"/>
+          <w:szCs w:val="18"/>
+        </w:rPr>
+        <w:t xml:space="preserve">            = 4</w:t>
+      </w:r>
+    </w:p>
+    <w:p>
+      <w:pPr>
+        <w:autoSpaceDE w:val="0"/>
+        <w:autoSpaceDN w:val="0"/>
+        <w:adjustRightInd w:val="0"/>
+        <w:rPr>
+          <w:rFonts w:ascii="Lucida Console" w:hAnsi="Lucida Console" w:cs="Lucida Console"/>
+          <w:kern w:val="0"/>
+          <w:sz w:val="18"/>
+          <w:szCs w:val="18"/>
+        </w:rPr>
+      </w:pPr>
+      <w:r>
+        <w:rPr>
+          <w:rFonts w:ascii="Lucida Console" w:hAnsi="Lucida Console" w:cs="Lucida Console"/>
+          <w:kern w:val="0"/>
+          <w:sz w:val="18"/>
+          <w:szCs w:val="18"/>
+        </w:rPr>
+        <w:t>result/gw.geneanet.org.evechevaleyre.lang=</w:t>
+      </w:r>
+      <w:proofErr w:type="gramStart"/>
+      <w:r>
+        <w:rPr>
+          <w:rFonts w:ascii="Lucida Console" w:hAnsi="Lucida Console" w:cs="Lucida Console"/>
+          <w:kern w:val="0"/>
+          <w:sz w:val="18"/>
+          <w:szCs w:val="18"/>
+        </w:rPr>
+        <w:t>fr.n</w:t>
+      </w:r>
+      <w:proofErr w:type="gramEnd"/>
+      <w:r>
+        <w:rPr>
+          <w:rFonts w:ascii="Lucida Console" w:hAnsi="Lucida Console" w:cs="Lucida Console"/>
+          <w:kern w:val="0"/>
+          <w:sz w:val="18"/>
+          <w:szCs w:val="18"/>
+        </w:rPr>
+        <w:t xml:space="preserve">=brincat.oc=0.p=maria+anna.log:[geneanet] INFO: - </w:t>
+      </w:r>
+      <w:proofErr w:type="spellStart"/>
+      <w:r>
+        <w:rPr>
+          <w:rFonts w:ascii="Lucida Console" w:hAnsi="Lucida Console" w:cs="Lucida Console"/>
+          <w:kern w:val="0"/>
+          <w:sz w:val="18"/>
+          <w:szCs w:val="18"/>
+        </w:rPr>
+        <w:t>nb_scanned_pages</w:t>
+      </w:r>
+      <w:proofErr w:type="spellEnd"/>
+      <w:r>
+        <w:rPr>
+          <w:rFonts w:ascii="Lucida Console" w:hAnsi="Lucida Console" w:cs="Lucida Console"/>
+          <w:kern w:val="0"/>
+          <w:sz w:val="18"/>
+          <w:szCs w:val="18"/>
+        </w:rPr>
+        <w:t xml:space="preserve">   = 0</w:t>
+      </w:r>
+    </w:p>
+    <w:p>
+      <w:pPr>
+        <w:autoSpaceDE w:val="0"/>
+        <w:autoSpaceDN w:val="0"/>
+        <w:adjustRightInd w:val="0"/>
+        <w:rPr>
+          <w:rFonts w:ascii="Lucida Console" w:hAnsi="Lucida Console" w:cs="Lucida Console"/>
+          <w:kern w:val="0"/>
+          <w:sz w:val="18"/>
+          <w:szCs w:val="18"/>
+        </w:rPr>
+      </w:pPr>
+      <w:r>
+        <w:rPr>
+          <w:rFonts w:ascii="Lucida Console" w:hAnsi="Lucida Console" w:cs="Lucida Console"/>
+          <w:kern w:val="0"/>
+          <w:sz w:val="18"/>
+          <w:szCs w:val="18"/>
+        </w:rPr>
+        <w:t>result/gw.geneanet.org.evechevaleyre.lang=</w:t>
+      </w:r>
+      <w:proofErr w:type="gramStart"/>
+      <w:r>
+        <w:rPr>
+          <w:rFonts w:ascii="Lucida Console" w:hAnsi="Lucida Console" w:cs="Lucida Console"/>
+          <w:kern w:val="0"/>
+          <w:sz w:val="18"/>
+          <w:szCs w:val="18"/>
+        </w:rPr>
+        <w:t>fr.n</w:t>
+      </w:r>
+      <w:proofErr w:type="gramEnd"/>
+      <w:r>
+        <w:rPr>
+          <w:rFonts w:ascii="Lucida Console" w:hAnsi="Lucida Console" w:cs="Lucida Console"/>
+          <w:kern w:val="0"/>
+          <w:sz w:val="18"/>
+          <w:szCs w:val="18"/>
+        </w:rPr>
+        <w:t xml:space="preserve">=brincat.oc=0.p=maria+anna.log:[geneanet] INFO: - </w:t>
+      </w:r>
+      <w:proofErr w:type="spellStart"/>
+      <w:r>
+        <w:rPr>
+          <w:rFonts w:ascii="Lucida Console" w:hAnsi="Lucida Console" w:cs="Lucida Console"/>
+          <w:kern w:val="0"/>
+          <w:sz w:val="18"/>
+          <w:szCs w:val="18"/>
+        </w:rPr>
+        <w:t>nb_saved_pages</w:t>
+      </w:r>
+      <w:proofErr w:type="spellEnd"/>
+      <w:r>
+        <w:rPr>
+          <w:rFonts w:ascii="Lucida Console" w:hAnsi="Lucida Console" w:cs="Lucida Console"/>
+          <w:kern w:val="0"/>
+          <w:sz w:val="18"/>
+          <w:szCs w:val="18"/>
+        </w:rPr>
+        <w:t xml:space="preserve">     = 0</w:t>
+      </w:r>
+    </w:p>
+    <w:p>
+      <w:pPr>
+        <w:autoSpaceDE w:val="0"/>
+        <w:autoSpaceDN w:val="0"/>
+        <w:adjustRightInd w:val="0"/>
+        <w:rPr>
+          <w:rFonts w:ascii="Lucida Console" w:hAnsi="Lucida Console" w:cs="Lucida Console"/>
+          <w:kern w:val="0"/>
+          <w:sz w:val="18"/>
+          <w:szCs w:val="18"/>
+        </w:rPr>
+      </w:pPr>
+      <w:r>
+        <w:rPr>
+          <w:rFonts w:ascii="Lucida Console" w:hAnsi="Lucida Console" w:cs="Lucida Console"/>
+          <w:kern w:val="0"/>
+          <w:sz w:val="18"/>
+          <w:szCs w:val="18"/>
+        </w:rPr>
+        <w:t>result/gw.geneanet.org.evechevaleyre.lang=</w:t>
+      </w:r>
+      <w:proofErr w:type="gramStart"/>
+      <w:r>
+        <w:rPr>
+          <w:rFonts w:ascii="Lucida Console" w:hAnsi="Lucida Console" w:cs="Lucida Console"/>
+          <w:kern w:val="0"/>
+          <w:sz w:val="18"/>
+          <w:szCs w:val="18"/>
+        </w:rPr>
+        <w:t>fr.n</w:t>
+      </w:r>
+      <w:proofErr w:type="gramEnd"/>
+      <w:r>
+        <w:rPr>
+          <w:rFonts w:ascii="Lucida Console" w:hAnsi="Lucida Console" w:cs="Lucida Console"/>
+          <w:kern w:val="0"/>
+          <w:sz w:val="18"/>
+          <w:szCs w:val="18"/>
+        </w:rPr>
+        <w:t xml:space="preserve">=brincat.oc=0.p=maria+anna.log:[geneanet] INFO: - </w:t>
+      </w:r>
+      <w:proofErr w:type="spellStart"/>
+      <w:r>
+        <w:rPr>
+          <w:rFonts w:ascii="Lucida Console" w:hAnsi="Lucida Console" w:cs="Lucida Console"/>
+          <w:kern w:val="0"/>
+          <w:sz w:val="18"/>
+          <w:szCs w:val="18"/>
+        </w:rPr>
+        <w:t>nb_cached_pages</w:t>
+      </w:r>
+      <w:proofErr w:type="spellEnd"/>
+      <w:r>
+        <w:rPr>
+          <w:rFonts w:ascii="Lucida Console" w:hAnsi="Lucida Console" w:cs="Lucida Console"/>
+          <w:kern w:val="0"/>
+          <w:sz w:val="18"/>
+          <w:szCs w:val="18"/>
+        </w:rPr>
+        <w:t xml:space="preserve">    = 35</w:t>
+      </w:r>
+    </w:p>
+    <w:p>
+      <w:pPr>
+        <w:autoSpaceDE w:val="0"/>
+        <w:autoSpaceDN w:val="0"/>
+        <w:adjustRightInd w:val="0"/>
+        <w:rPr>
+          <w:rFonts w:ascii="Lucida Console" w:hAnsi="Lucida Console" w:cs="Lucida Console"/>
+          <w:kern w:val="0"/>
+          <w:sz w:val="18"/>
+          <w:szCs w:val="18"/>
+        </w:rPr>
+      </w:pPr>
+      <w:r>
+        <w:rPr>
+          <w:rFonts w:ascii="Lucida Console" w:hAnsi="Lucida Console" w:cs="Lucida Console"/>
+          <w:kern w:val="0"/>
+          <w:sz w:val="18"/>
+          <w:szCs w:val="18"/>
+        </w:rPr>
+        <w:t>result/gw.geneanet.org.nraibaut2.lang=fr.n=</w:t>
+      </w:r>
+      <w:proofErr w:type="gramStart"/>
+      <w:r>
+        <w:rPr>
+          <w:rFonts w:ascii="Lucida Console" w:hAnsi="Lucida Console" w:cs="Lucida Console"/>
+          <w:kern w:val="0"/>
+          <w:sz w:val="18"/>
+          <w:szCs w:val="18"/>
+        </w:rPr>
+        <w:t>dupont.oc=0.p</w:t>
+      </w:r>
+      <w:proofErr w:type="gramEnd"/>
+      <w:r>
+        <w:rPr>
+          <w:rFonts w:ascii="Lucida Console" w:hAnsi="Lucida Console" w:cs="Lucida Console"/>
+          <w:kern w:val="0"/>
+          <w:sz w:val="18"/>
+          <w:szCs w:val="18"/>
+        </w:rPr>
+        <w:t xml:space="preserve">=gerard.log:[geneanet] INFO: - </w:t>
+      </w:r>
+      <w:proofErr w:type="spellStart"/>
+      <w:r>
+        <w:rPr>
+          <w:rFonts w:ascii="Lucida Console" w:hAnsi="Lucida Console" w:cs="Lucida Console"/>
+          <w:kern w:val="0"/>
+          <w:sz w:val="18"/>
+          <w:szCs w:val="18"/>
+        </w:rPr>
+        <w:t>nb_persons</w:t>
+      </w:r>
+      <w:proofErr w:type="spellEnd"/>
+      <w:r>
+        <w:rPr>
+          <w:rFonts w:ascii="Lucida Console" w:hAnsi="Lucida Console" w:cs="Lucida Console"/>
+          <w:kern w:val="0"/>
+          <w:sz w:val="18"/>
+          <w:szCs w:val="18"/>
+        </w:rPr>
+        <w:t xml:space="preserve">         = 5</w:t>
+      </w:r>
+    </w:p>
+    <w:p>
+      <w:pPr>
+        <w:autoSpaceDE w:val="0"/>
+        <w:autoSpaceDN w:val="0"/>
+        <w:adjustRightInd w:val="0"/>
+        <w:rPr>
+          <w:rFonts w:ascii="Lucida Console" w:hAnsi="Lucida Console" w:cs="Lucida Console"/>
+          <w:kern w:val="0"/>
+          <w:sz w:val="18"/>
+          <w:szCs w:val="18"/>
+        </w:rPr>
+      </w:pPr>
+      <w:r>
+        <w:rPr>
+          <w:rFonts w:ascii="Lucida Console" w:hAnsi="Lucida Console" w:cs="Lucida Console"/>
+          <w:kern w:val="0"/>
+          <w:sz w:val="18"/>
+          <w:szCs w:val="18"/>
+        </w:rPr>
+        <w:t>result/gw.geneanet.org.nraibaut2.lang=fr.n=</w:t>
+      </w:r>
+      <w:proofErr w:type="gramStart"/>
+      <w:r>
+        <w:rPr>
+          <w:rFonts w:ascii="Lucida Console" w:hAnsi="Lucida Console" w:cs="Lucida Console"/>
+          <w:kern w:val="0"/>
+          <w:sz w:val="18"/>
+          <w:szCs w:val="18"/>
+        </w:rPr>
+        <w:t>dupont.oc=0.p</w:t>
+      </w:r>
+      <w:proofErr w:type="gramEnd"/>
+      <w:r>
+        <w:rPr>
+          <w:rFonts w:ascii="Lucida Console" w:hAnsi="Lucida Console" w:cs="Lucida Console"/>
+          <w:kern w:val="0"/>
+          <w:sz w:val="18"/>
+          <w:szCs w:val="18"/>
+        </w:rPr>
+        <w:t xml:space="preserve">=gerard.log:[geneanet] INFO: - </w:t>
+      </w:r>
+      <w:proofErr w:type="spellStart"/>
+      <w:r>
+        <w:rPr>
+          <w:rFonts w:ascii="Lucida Console" w:hAnsi="Lucida Console" w:cs="Lucida Console"/>
+          <w:kern w:val="0"/>
+          <w:sz w:val="18"/>
+          <w:szCs w:val="18"/>
+        </w:rPr>
+        <w:t>nb_families</w:t>
+      </w:r>
+      <w:proofErr w:type="spellEnd"/>
+      <w:r>
+        <w:rPr>
+          <w:rFonts w:ascii="Lucida Console" w:hAnsi="Lucida Console" w:cs="Lucida Console"/>
+          <w:kern w:val="0"/>
+          <w:sz w:val="18"/>
+          <w:szCs w:val="18"/>
+        </w:rPr>
+        <w:t xml:space="preserve">        = 2</w:t>
+      </w:r>
+    </w:p>
+    <w:p>
+      <w:pPr>
+        <w:autoSpaceDE w:val="0"/>
+        <w:autoSpaceDN w:val="0"/>
+        <w:adjustRightInd w:val="0"/>
+        <w:rPr>
+          <w:rFonts w:ascii="Lucida Console" w:hAnsi="Lucida Console" w:cs="Lucida Console"/>
+          <w:kern w:val="0"/>
+          <w:sz w:val="18"/>
+          <w:szCs w:val="18"/>
+        </w:rPr>
+      </w:pPr>
+      <w:r>
+        <w:rPr>
+          <w:rFonts w:ascii="Lucida Console" w:hAnsi="Lucida Console" w:cs="Lucida Console"/>
+          <w:kern w:val="0"/>
+          <w:sz w:val="18"/>
+          <w:szCs w:val="18"/>
+        </w:rPr>
+        <w:t>result/gw.geneanet.org.nraibaut2.lang=fr.n=</w:t>
+      </w:r>
+      <w:proofErr w:type="gramStart"/>
+      <w:r>
+        <w:rPr>
+          <w:rFonts w:ascii="Lucida Console" w:hAnsi="Lucida Console" w:cs="Lucida Console"/>
+          <w:kern w:val="0"/>
+          <w:sz w:val="18"/>
+          <w:szCs w:val="18"/>
+        </w:rPr>
+        <w:t>dupont.oc=0.p</w:t>
+      </w:r>
+      <w:proofErr w:type="gramEnd"/>
+      <w:r>
+        <w:rPr>
+          <w:rFonts w:ascii="Lucida Console" w:hAnsi="Lucida Console" w:cs="Lucida Console"/>
+          <w:kern w:val="0"/>
+          <w:sz w:val="18"/>
+          <w:szCs w:val="18"/>
+        </w:rPr>
+        <w:t xml:space="preserve">=gerard.log:[geneanet] INFO: - </w:t>
+      </w:r>
+      <w:proofErr w:type="spellStart"/>
+      <w:r>
+        <w:rPr>
+          <w:rFonts w:ascii="Lucida Console" w:hAnsi="Lucida Console" w:cs="Lucida Console"/>
+          <w:kern w:val="0"/>
+          <w:sz w:val="18"/>
+          <w:szCs w:val="18"/>
+        </w:rPr>
+        <w:t>max_generations</w:t>
+      </w:r>
+      <w:proofErr w:type="spellEnd"/>
+      <w:r>
+        <w:rPr>
+          <w:rFonts w:ascii="Lucida Console" w:hAnsi="Lucida Console" w:cs="Lucida Console"/>
+          <w:kern w:val="0"/>
+          <w:sz w:val="18"/>
+          <w:szCs w:val="18"/>
+        </w:rPr>
+        <w:t xml:space="preserve">    = 3</w:t>
+      </w:r>
+    </w:p>
+    <w:p>
+      <w:pPr>
+        <w:autoSpaceDE w:val="0"/>
+        <w:autoSpaceDN w:val="0"/>
+        <w:adjustRightInd w:val="0"/>
+        <w:rPr>
+          <w:rFonts w:ascii="Lucida Console" w:hAnsi="Lucida Console" w:cs="Lucida Console"/>
+          <w:kern w:val="0"/>
+          <w:sz w:val="18"/>
+          <w:szCs w:val="18"/>
+        </w:rPr>
+      </w:pPr>
+      <w:r>
+        <w:rPr>
+          <w:rFonts w:ascii="Lucida Console" w:hAnsi="Lucida Console" w:cs="Lucida Console"/>
+          <w:kern w:val="0"/>
+          <w:sz w:val="18"/>
+          <w:szCs w:val="18"/>
+        </w:rPr>
+        <w:t>result/gw.geneanet.org.nraibaut2.lang=fr.n=</w:t>
+      </w:r>
+      <w:proofErr w:type="gramStart"/>
+      <w:r>
+        <w:rPr>
+          <w:rFonts w:ascii="Lucida Console" w:hAnsi="Lucida Console" w:cs="Lucida Console"/>
+          <w:kern w:val="0"/>
+          <w:sz w:val="18"/>
+          <w:szCs w:val="18"/>
+        </w:rPr>
+        <w:t>dupont.oc=0.p</w:t>
+      </w:r>
+      <w:proofErr w:type="gramEnd"/>
+      <w:r>
+        <w:rPr>
+          <w:rFonts w:ascii="Lucida Console" w:hAnsi="Lucida Console" w:cs="Lucida Console"/>
+          <w:kern w:val="0"/>
+          <w:sz w:val="18"/>
+          <w:szCs w:val="18"/>
+        </w:rPr>
+        <w:t xml:space="preserve">=gerard.log:[geneanet] INFO: - </w:t>
+      </w:r>
+      <w:proofErr w:type="spellStart"/>
+      <w:r>
+        <w:rPr>
+          <w:rFonts w:ascii="Lucida Console" w:hAnsi="Lucida Console" w:cs="Lucida Console"/>
+          <w:kern w:val="0"/>
+          <w:sz w:val="18"/>
+          <w:szCs w:val="18"/>
+        </w:rPr>
+        <w:t>nb_titres_noblesse</w:t>
+      </w:r>
+      <w:proofErr w:type="spellEnd"/>
+      <w:r>
+        <w:rPr>
+          <w:rFonts w:ascii="Lucida Console" w:hAnsi="Lucida Console" w:cs="Lucida Console"/>
+          <w:kern w:val="0"/>
+          <w:sz w:val="18"/>
+          <w:szCs w:val="18"/>
+        </w:rPr>
+        <w:t xml:space="preserve"> = 0</w:t>
+      </w:r>
+    </w:p>
+    <w:p>
+      <w:pPr>
+        <w:autoSpaceDE w:val="0"/>
+        <w:autoSpaceDN w:val="0"/>
+        <w:adjustRightInd w:val="0"/>
+        <w:rPr>
+          <w:rFonts w:ascii="Lucida Console" w:hAnsi="Lucida Console" w:cs="Lucida Console"/>
+          <w:kern w:val="0"/>
+          <w:sz w:val="18"/>
+          <w:szCs w:val="18"/>
+        </w:rPr>
+      </w:pPr>
+      <w:r>
+        <w:rPr>
+          <w:rFonts w:ascii="Lucida Console" w:hAnsi="Lucida Console" w:cs="Lucida Console"/>
+          <w:kern w:val="0"/>
+          <w:sz w:val="18"/>
+          <w:szCs w:val="18"/>
+        </w:rPr>
+        <w:t>result/gw.geneanet.org.nraibaut2.lang=fr.n=</w:t>
+      </w:r>
+      <w:proofErr w:type="gramStart"/>
+      <w:r>
+        <w:rPr>
+          <w:rFonts w:ascii="Lucida Console" w:hAnsi="Lucida Console" w:cs="Lucida Console"/>
+          <w:kern w:val="0"/>
+          <w:sz w:val="18"/>
+          <w:szCs w:val="18"/>
+        </w:rPr>
+        <w:t>dupont.oc=0.p</w:t>
+      </w:r>
+      <w:proofErr w:type="gramEnd"/>
+      <w:r>
+        <w:rPr>
+          <w:rFonts w:ascii="Lucida Console" w:hAnsi="Lucida Console" w:cs="Lucida Console"/>
+          <w:kern w:val="0"/>
+          <w:sz w:val="18"/>
+          <w:szCs w:val="18"/>
+        </w:rPr>
+        <w:t xml:space="preserve">=gerard.log:[geneanet] INFO: - </w:t>
+      </w:r>
+      <w:proofErr w:type="spellStart"/>
+      <w:r>
+        <w:rPr>
+          <w:rFonts w:ascii="Lucida Console" w:hAnsi="Lucida Console" w:cs="Lucida Console"/>
+          <w:kern w:val="0"/>
+          <w:sz w:val="18"/>
+          <w:szCs w:val="18"/>
+        </w:rPr>
+        <w:t>nb_errors</w:t>
+      </w:r>
+      <w:proofErr w:type="spellEnd"/>
+      <w:r>
+        <w:rPr>
+          <w:rFonts w:ascii="Lucida Console" w:hAnsi="Lucida Console" w:cs="Lucida Console"/>
+          <w:kern w:val="0"/>
+          <w:sz w:val="18"/>
+          <w:szCs w:val="18"/>
+        </w:rPr>
+        <w:t xml:space="preserve">          = 0</w:t>
+      </w:r>
+    </w:p>
+    <w:p>
+      <w:pPr>
+        <w:autoSpaceDE w:val="0"/>
+        <w:autoSpaceDN w:val="0"/>
+        <w:adjustRightInd w:val="0"/>
+        <w:rPr>
+          <w:rFonts w:ascii="Lucida Console" w:hAnsi="Lucida Console" w:cs="Lucida Console"/>
+          <w:kern w:val="0"/>
+          <w:sz w:val="18"/>
+          <w:szCs w:val="18"/>
+        </w:rPr>
+      </w:pPr>
+      <w:r>
+        <w:rPr>
+          <w:rFonts w:ascii="Lucida Console" w:hAnsi="Lucida Console" w:cs="Lucida Console"/>
+          <w:kern w:val="0"/>
+          <w:sz w:val="18"/>
+          <w:szCs w:val="18"/>
+        </w:rPr>
+        <w:lastRenderedPageBreak/>
+        <w:t>result/gw.geneanet.org.nraibaut2.lang=fr.n=</w:t>
+      </w:r>
+      <w:proofErr w:type="gramStart"/>
+      <w:r>
+        <w:rPr>
+          <w:rFonts w:ascii="Lucida Console" w:hAnsi="Lucida Console" w:cs="Lucida Console"/>
+          <w:kern w:val="0"/>
+          <w:sz w:val="18"/>
+          <w:szCs w:val="18"/>
+        </w:rPr>
+        <w:t>dupont.oc=0.p</w:t>
+      </w:r>
+      <w:proofErr w:type="gramEnd"/>
+      <w:r>
+        <w:rPr>
+          <w:rFonts w:ascii="Lucida Console" w:hAnsi="Lucida Console" w:cs="Lucida Console"/>
+          <w:kern w:val="0"/>
+          <w:sz w:val="18"/>
+          <w:szCs w:val="18"/>
+        </w:rPr>
+        <w:t xml:space="preserve">=gerard.log:[geneanet] INFO: - </w:t>
+      </w:r>
+      <w:proofErr w:type="spellStart"/>
+      <w:r>
+        <w:rPr>
+          <w:rFonts w:ascii="Lucida Console" w:hAnsi="Lucida Console" w:cs="Lucida Console"/>
+          <w:kern w:val="0"/>
+          <w:sz w:val="18"/>
+          <w:szCs w:val="18"/>
+        </w:rPr>
+        <w:t>nb_todo</w:t>
+      </w:r>
+      <w:proofErr w:type="spellEnd"/>
+      <w:r>
+        <w:rPr>
+          <w:rFonts w:ascii="Lucida Console" w:hAnsi="Lucida Console" w:cs="Lucida Console"/>
+          <w:kern w:val="0"/>
+          <w:sz w:val="18"/>
+          <w:szCs w:val="18"/>
+        </w:rPr>
+        <w:t xml:space="preserve">            = 2</w:t>
+      </w:r>
+    </w:p>
+    <w:p>
+      <w:pPr>
+        <w:autoSpaceDE w:val="0"/>
+        <w:autoSpaceDN w:val="0"/>
+        <w:adjustRightInd w:val="0"/>
+        <w:rPr>
+          <w:rFonts w:ascii="Lucida Console" w:hAnsi="Lucida Console" w:cs="Lucida Console"/>
+          <w:kern w:val="0"/>
+          <w:sz w:val="18"/>
+          <w:szCs w:val="18"/>
+        </w:rPr>
+      </w:pPr>
+      <w:r>
+        <w:rPr>
+          <w:rFonts w:ascii="Lucida Console" w:hAnsi="Lucida Console" w:cs="Lucida Console"/>
+          <w:kern w:val="0"/>
+          <w:sz w:val="18"/>
+          <w:szCs w:val="18"/>
+        </w:rPr>
+        <w:t>result/gw.geneanet.org.nraibaut2.lang=fr.n=</w:t>
+      </w:r>
+      <w:proofErr w:type="gramStart"/>
+      <w:r>
+        <w:rPr>
+          <w:rFonts w:ascii="Lucida Console" w:hAnsi="Lucida Console" w:cs="Lucida Console"/>
+          <w:kern w:val="0"/>
+          <w:sz w:val="18"/>
+          <w:szCs w:val="18"/>
+        </w:rPr>
+        <w:t>dupont.oc=0.p</w:t>
+      </w:r>
+      <w:proofErr w:type="gramEnd"/>
+      <w:r>
+        <w:rPr>
+          <w:rFonts w:ascii="Lucida Console" w:hAnsi="Lucida Console" w:cs="Lucida Console"/>
+          <w:kern w:val="0"/>
+          <w:sz w:val="18"/>
+          <w:szCs w:val="18"/>
+        </w:rPr>
+        <w:t xml:space="preserve">=gerard.log:[geneanet] INFO: - </w:t>
+      </w:r>
+      <w:proofErr w:type="spellStart"/>
+      <w:r>
+        <w:rPr>
+          <w:rFonts w:ascii="Lucida Console" w:hAnsi="Lucida Console" w:cs="Lucida Console"/>
+          <w:kern w:val="0"/>
+          <w:sz w:val="18"/>
+          <w:szCs w:val="18"/>
+        </w:rPr>
+        <w:t>nb_scanned_pages</w:t>
+      </w:r>
+      <w:proofErr w:type="spellEnd"/>
+      <w:r>
+        <w:rPr>
+          <w:rFonts w:ascii="Lucida Console" w:hAnsi="Lucida Console" w:cs="Lucida Console"/>
+          <w:kern w:val="0"/>
+          <w:sz w:val="18"/>
+          <w:szCs w:val="18"/>
+        </w:rPr>
+        <w:t xml:space="preserve">   = 0</w:t>
+      </w:r>
+    </w:p>
+    <w:p>
+      <w:pPr>
+        <w:autoSpaceDE w:val="0"/>
+        <w:autoSpaceDN w:val="0"/>
+        <w:adjustRightInd w:val="0"/>
+        <w:rPr>
+          <w:rFonts w:ascii="Lucida Console" w:hAnsi="Lucida Console" w:cs="Lucida Console"/>
+          <w:kern w:val="0"/>
+          <w:sz w:val="18"/>
+          <w:szCs w:val="18"/>
+        </w:rPr>
+      </w:pPr>
+      <w:r>
+        <w:rPr>
+          <w:rFonts w:ascii="Lucida Console" w:hAnsi="Lucida Console" w:cs="Lucida Console"/>
+          <w:kern w:val="0"/>
+          <w:sz w:val="18"/>
+          <w:szCs w:val="18"/>
+        </w:rPr>
+        <w:t>result/gw.geneanet.org.nraibaut2.lang=fr.n=</w:t>
+      </w:r>
+      <w:proofErr w:type="gramStart"/>
+      <w:r>
+        <w:rPr>
+          <w:rFonts w:ascii="Lucida Console" w:hAnsi="Lucida Console" w:cs="Lucida Console"/>
+          <w:kern w:val="0"/>
+          <w:sz w:val="18"/>
+          <w:szCs w:val="18"/>
+        </w:rPr>
+        <w:t>dupont.oc=0.p</w:t>
+      </w:r>
+      <w:proofErr w:type="gramEnd"/>
+      <w:r>
+        <w:rPr>
+          <w:rFonts w:ascii="Lucida Console" w:hAnsi="Lucida Console" w:cs="Lucida Console"/>
+          <w:kern w:val="0"/>
+          <w:sz w:val="18"/>
+          <w:szCs w:val="18"/>
+        </w:rPr>
+        <w:t xml:space="preserve">=gerard.log:[geneanet] INFO: - </w:t>
+      </w:r>
+      <w:proofErr w:type="spellStart"/>
+      <w:r>
+        <w:rPr>
+          <w:rFonts w:ascii="Lucida Console" w:hAnsi="Lucida Console" w:cs="Lucida Console"/>
+          <w:kern w:val="0"/>
+          <w:sz w:val="18"/>
+          <w:szCs w:val="18"/>
+        </w:rPr>
+        <w:t>nb_saved_pages</w:t>
+      </w:r>
+      <w:proofErr w:type="spellEnd"/>
+      <w:r>
+        <w:rPr>
+          <w:rFonts w:ascii="Lucida Console" w:hAnsi="Lucida Console" w:cs="Lucida Console"/>
+          <w:kern w:val="0"/>
+          <w:sz w:val="18"/>
+          <w:szCs w:val="18"/>
+        </w:rPr>
+        <w:t xml:space="preserve">     = 0</w:t>
+      </w:r>
+    </w:p>
+    <w:p>
+      <w:pPr>
+        <w:autoSpaceDE w:val="0"/>
+        <w:autoSpaceDN w:val="0"/>
+        <w:adjustRightInd w:val="0"/>
+        <w:rPr>
+          <w:rFonts w:ascii="Lucida Console" w:hAnsi="Lucida Console" w:cs="Lucida Console"/>
+          <w:kern w:val="0"/>
+          <w:sz w:val="18"/>
+          <w:szCs w:val="18"/>
+        </w:rPr>
+      </w:pPr>
+      <w:r>
+        <w:rPr>
+          <w:rFonts w:ascii="Lucida Console" w:hAnsi="Lucida Console" w:cs="Lucida Console"/>
+          <w:kern w:val="0"/>
+          <w:sz w:val="18"/>
+          <w:szCs w:val="18"/>
+        </w:rPr>
+        <w:t>result/gw.geneanet.org.nraibaut2.lang=fr.n=</w:t>
+      </w:r>
+      <w:proofErr w:type="gramStart"/>
+      <w:r>
+        <w:rPr>
+          <w:rFonts w:ascii="Lucida Console" w:hAnsi="Lucida Console" w:cs="Lucida Console"/>
+          <w:kern w:val="0"/>
+          <w:sz w:val="18"/>
+          <w:szCs w:val="18"/>
+        </w:rPr>
+        <w:t>dupont.oc=0.p</w:t>
+      </w:r>
+      <w:proofErr w:type="gramEnd"/>
+      <w:r>
+        <w:rPr>
+          <w:rFonts w:ascii="Lucida Console" w:hAnsi="Lucida Console" w:cs="Lucida Console"/>
+          <w:kern w:val="0"/>
+          <w:sz w:val="18"/>
+          <w:szCs w:val="18"/>
+        </w:rPr>
+        <w:t xml:space="preserve">=gerard.log:[geneanet] INFO: - </w:t>
+      </w:r>
+      <w:proofErr w:type="spellStart"/>
+      <w:r>
+        <w:rPr>
+          <w:rFonts w:ascii="Lucida Console" w:hAnsi="Lucida Console" w:cs="Lucida Console"/>
+          <w:kern w:val="0"/>
+          <w:sz w:val="18"/>
+          <w:szCs w:val="18"/>
+        </w:rPr>
+        <w:t>nb_cached_pages</w:t>
+      </w:r>
+      <w:proofErr w:type="spellEnd"/>
+      <w:r>
+        <w:rPr>
+          <w:rFonts w:ascii="Lucida Console" w:hAnsi="Lucida Console" w:cs="Lucida Console"/>
+          <w:kern w:val="0"/>
+          <w:sz w:val="18"/>
+          <w:szCs w:val="18"/>
+        </w:rPr>
+        <w:t xml:space="preserve">    = 5</w:t>
+      </w:r>
+    </w:p>
+    <w:p>
+      <w:pPr>
+        <w:autoSpaceDE w:val="0"/>
+        <w:autoSpaceDN w:val="0"/>
+        <w:adjustRightInd w:val="0"/>
+        <w:rPr>
+          <w:rFonts w:ascii="Lucida Console" w:hAnsi="Lucida Console" w:cs="Lucida Console"/>
+          <w:kern w:val="0"/>
+          <w:sz w:val="18"/>
+          <w:szCs w:val="18"/>
+        </w:rPr>
+      </w:pPr>
+      <w:r>
+        <w:rPr>
+          <w:rFonts w:ascii="Lucida Console" w:hAnsi="Lucida Console" w:cs="Lucida Console"/>
+          <w:kern w:val="0"/>
+          <w:sz w:val="18"/>
+          <w:szCs w:val="18"/>
+        </w:rPr>
+        <w:t>result/gw.geneanet.org.virgile81.lang=fr.n=</w:t>
+      </w:r>
+      <w:proofErr w:type="gramStart"/>
+      <w:r>
+        <w:rPr>
+          <w:rFonts w:ascii="Lucida Console" w:hAnsi="Lucida Console" w:cs="Lucida Console"/>
+          <w:kern w:val="0"/>
+          <w:sz w:val="18"/>
+          <w:szCs w:val="18"/>
+        </w:rPr>
+        <w:t>schembri.oc=0.p</w:t>
+      </w:r>
+      <w:proofErr w:type="gramEnd"/>
+      <w:r>
+        <w:rPr>
+          <w:rFonts w:ascii="Lucida Console" w:hAnsi="Lucida Console" w:cs="Lucida Console"/>
+          <w:kern w:val="0"/>
+          <w:sz w:val="18"/>
+          <w:szCs w:val="18"/>
+        </w:rPr>
+        <w:t xml:space="preserve">=emmanuele.log:[geneanet] INFO: - </w:t>
+      </w:r>
+      <w:proofErr w:type="spellStart"/>
+      <w:r>
+        <w:rPr>
+          <w:rFonts w:ascii="Lucida Console" w:hAnsi="Lucida Console" w:cs="Lucida Console"/>
+          <w:kern w:val="0"/>
+          <w:sz w:val="18"/>
+          <w:szCs w:val="18"/>
+        </w:rPr>
+        <w:t>nb_persons</w:t>
+      </w:r>
+      <w:proofErr w:type="spellEnd"/>
+      <w:r>
+        <w:rPr>
+          <w:rFonts w:ascii="Lucida Console" w:hAnsi="Lucida Console" w:cs="Lucida Console"/>
+          <w:kern w:val="0"/>
+          <w:sz w:val="18"/>
+          <w:szCs w:val="18"/>
+        </w:rPr>
+        <w:t xml:space="preserve">         = 43</w:t>
+      </w:r>
+    </w:p>
+    <w:p>
+      <w:pPr>
+        <w:autoSpaceDE w:val="0"/>
+        <w:autoSpaceDN w:val="0"/>
+        <w:adjustRightInd w:val="0"/>
+        <w:rPr>
+          <w:rFonts w:ascii="Lucida Console" w:hAnsi="Lucida Console" w:cs="Lucida Console"/>
+          <w:kern w:val="0"/>
+          <w:sz w:val="18"/>
+          <w:szCs w:val="18"/>
+        </w:rPr>
+      </w:pPr>
+      <w:r>
+        <w:rPr>
+          <w:rFonts w:ascii="Lucida Console" w:hAnsi="Lucida Console" w:cs="Lucida Console"/>
+          <w:kern w:val="0"/>
+          <w:sz w:val="18"/>
+          <w:szCs w:val="18"/>
+        </w:rPr>
+        <w:t>result/gw.geneanet.org.virgile81.lang=fr.n=</w:t>
+      </w:r>
+      <w:proofErr w:type="gramStart"/>
+      <w:r>
+        <w:rPr>
+          <w:rFonts w:ascii="Lucida Console" w:hAnsi="Lucida Console" w:cs="Lucida Console"/>
+          <w:kern w:val="0"/>
+          <w:sz w:val="18"/>
+          <w:szCs w:val="18"/>
+        </w:rPr>
+        <w:t>schembri.oc=0.p</w:t>
+      </w:r>
+      <w:proofErr w:type="gramEnd"/>
+      <w:r>
+        <w:rPr>
+          <w:rFonts w:ascii="Lucida Console" w:hAnsi="Lucida Console" w:cs="Lucida Console"/>
+          <w:kern w:val="0"/>
+          <w:sz w:val="18"/>
+          <w:szCs w:val="18"/>
+        </w:rPr>
+        <w:t xml:space="preserve">=emmanuele.log:[geneanet] INFO: - </w:t>
+      </w:r>
+      <w:proofErr w:type="spellStart"/>
+      <w:r>
+        <w:rPr>
+          <w:rFonts w:ascii="Lucida Console" w:hAnsi="Lucida Console" w:cs="Lucida Console"/>
+          <w:kern w:val="0"/>
+          <w:sz w:val="18"/>
+          <w:szCs w:val="18"/>
+        </w:rPr>
+        <w:t>nb_families</w:t>
+      </w:r>
+      <w:proofErr w:type="spellEnd"/>
+      <w:r>
+        <w:rPr>
+          <w:rFonts w:ascii="Lucida Console" w:hAnsi="Lucida Console" w:cs="Lucida Console"/>
+          <w:kern w:val="0"/>
+          <w:sz w:val="18"/>
+          <w:szCs w:val="18"/>
+        </w:rPr>
+        <w:t xml:space="preserve">        = 21</w:t>
+      </w:r>
+    </w:p>
+    <w:p>
+      <w:pPr>
+        <w:autoSpaceDE w:val="0"/>
+        <w:autoSpaceDN w:val="0"/>
+        <w:adjustRightInd w:val="0"/>
+        <w:rPr>
+          <w:rFonts w:ascii="Lucida Console" w:hAnsi="Lucida Console" w:cs="Lucida Console"/>
+          <w:kern w:val="0"/>
+          <w:sz w:val="18"/>
+          <w:szCs w:val="18"/>
+        </w:rPr>
+      </w:pPr>
+      <w:r>
+        <w:rPr>
+          <w:rFonts w:ascii="Lucida Console" w:hAnsi="Lucida Console" w:cs="Lucida Console"/>
+          <w:kern w:val="0"/>
+          <w:sz w:val="18"/>
+          <w:szCs w:val="18"/>
+        </w:rPr>
+        <w:t>result/gw.geneanet.org.virgile81.lang=fr.n=</w:t>
+      </w:r>
+      <w:proofErr w:type="gramStart"/>
+      <w:r>
+        <w:rPr>
+          <w:rFonts w:ascii="Lucida Console" w:hAnsi="Lucida Console" w:cs="Lucida Console"/>
+          <w:kern w:val="0"/>
+          <w:sz w:val="18"/>
+          <w:szCs w:val="18"/>
+        </w:rPr>
+        <w:t>schembri.oc=0.p</w:t>
+      </w:r>
+      <w:proofErr w:type="gramEnd"/>
+      <w:r>
+        <w:rPr>
+          <w:rFonts w:ascii="Lucida Console" w:hAnsi="Lucida Console" w:cs="Lucida Console"/>
+          <w:kern w:val="0"/>
+          <w:sz w:val="18"/>
+          <w:szCs w:val="18"/>
+        </w:rPr>
+        <w:t xml:space="preserve">=emmanuele.log:[geneanet] INFO: - </w:t>
+      </w:r>
+      <w:proofErr w:type="spellStart"/>
+      <w:r>
+        <w:rPr>
+          <w:rFonts w:ascii="Lucida Console" w:hAnsi="Lucida Console" w:cs="Lucida Console"/>
+          <w:kern w:val="0"/>
+          <w:sz w:val="18"/>
+          <w:szCs w:val="18"/>
+        </w:rPr>
+        <w:t>max_generations</w:t>
+      </w:r>
+      <w:proofErr w:type="spellEnd"/>
+      <w:r>
+        <w:rPr>
+          <w:rFonts w:ascii="Lucida Console" w:hAnsi="Lucida Console" w:cs="Lucida Console"/>
+          <w:kern w:val="0"/>
+          <w:sz w:val="18"/>
+          <w:szCs w:val="18"/>
+        </w:rPr>
+        <w:t xml:space="preserve">    = 9</w:t>
+      </w:r>
+    </w:p>
+    <w:p>
+      <w:pPr>
+        <w:autoSpaceDE w:val="0"/>
+        <w:autoSpaceDN w:val="0"/>
+        <w:adjustRightInd w:val="0"/>
+        <w:rPr>
+          <w:rFonts w:ascii="Lucida Console" w:hAnsi="Lucida Console" w:cs="Lucida Console"/>
+          <w:kern w:val="0"/>
+          <w:sz w:val="18"/>
+          <w:szCs w:val="18"/>
+        </w:rPr>
+      </w:pPr>
+      <w:r>
+        <w:rPr>
+          <w:rFonts w:ascii="Lucida Console" w:hAnsi="Lucida Console" w:cs="Lucida Console"/>
+          <w:kern w:val="0"/>
+          <w:sz w:val="18"/>
+          <w:szCs w:val="18"/>
+        </w:rPr>
+        <w:t>result/gw.geneanet.org.virgile81.lang=fr.n=</w:t>
+      </w:r>
+      <w:proofErr w:type="gramStart"/>
+      <w:r>
+        <w:rPr>
+          <w:rFonts w:ascii="Lucida Console" w:hAnsi="Lucida Console" w:cs="Lucida Console"/>
+          <w:kern w:val="0"/>
+          <w:sz w:val="18"/>
+          <w:szCs w:val="18"/>
+        </w:rPr>
+        <w:t>schembri.oc=0.p</w:t>
+      </w:r>
+      <w:proofErr w:type="gramEnd"/>
+      <w:r>
+        <w:rPr>
+          <w:rFonts w:ascii="Lucida Console" w:hAnsi="Lucida Console" w:cs="Lucida Console"/>
+          <w:kern w:val="0"/>
+          <w:sz w:val="18"/>
+          <w:szCs w:val="18"/>
+        </w:rPr>
+        <w:t xml:space="preserve">=emmanuele.log:[geneanet] INFO: - </w:t>
+      </w:r>
+      <w:proofErr w:type="spellStart"/>
+      <w:r>
+        <w:rPr>
+          <w:rFonts w:ascii="Lucida Console" w:hAnsi="Lucida Console" w:cs="Lucida Console"/>
+          <w:kern w:val="0"/>
+          <w:sz w:val="18"/>
+          <w:szCs w:val="18"/>
+        </w:rPr>
+        <w:t>nb_titres_noblesse</w:t>
+      </w:r>
+      <w:proofErr w:type="spellEnd"/>
+      <w:r>
+        <w:rPr>
+          <w:rFonts w:ascii="Lucida Console" w:hAnsi="Lucida Console" w:cs="Lucida Console"/>
+          <w:kern w:val="0"/>
+          <w:sz w:val="18"/>
+          <w:szCs w:val="18"/>
+        </w:rPr>
+        <w:t xml:space="preserve"> = 0</w:t>
+      </w:r>
+    </w:p>
+    <w:p>
+      <w:pPr>
+        <w:autoSpaceDE w:val="0"/>
+        <w:autoSpaceDN w:val="0"/>
+        <w:adjustRightInd w:val="0"/>
+        <w:rPr>
+          <w:rFonts w:ascii="Lucida Console" w:hAnsi="Lucida Console" w:cs="Lucida Console"/>
+          <w:kern w:val="0"/>
+          <w:sz w:val="18"/>
+          <w:szCs w:val="18"/>
+        </w:rPr>
+      </w:pPr>
+      <w:r>
+        <w:rPr>
+          <w:rFonts w:ascii="Lucida Console" w:hAnsi="Lucida Console" w:cs="Lucida Console"/>
+          <w:kern w:val="0"/>
+          <w:sz w:val="18"/>
+          <w:szCs w:val="18"/>
+        </w:rPr>
+        <w:t>result/gw.geneanet.org.virgile81.lang=fr.n=</w:t>
+      </w:r>
+      <w:proofErr w:type="gramStart"/>
+      <w:r>
+        <w:rPr>
+          <w:rFonts w:ascii="Lucida Console" w:hAnsi="Lucida Console" w:cs="Lucida Console"/>
+          <w:kern w:val="0"/>
+          <w:sz w:val="18"/>
+          <w:szCs w:val="18"/>
+        </w:rPr>
+        <w:t>schembri.oc=0.p</w:t>
+      </w:r>
+      <w:proofErr w:type="gramEnd"/>
+      <w:r>
+        <w:rPr>
+          <w:rFonts w:ascii="Lucida Console" w:hAnsi="Lucida Console" w:cs="Lucida Console"/>
+          <w:kern w:val="0"/>
+          <w:sz w:val="18"/>
+          <w:szCs w:val="18"/>
+        </w:rPr>
+        <w:t xml:space="preserve">=emmanuele.log:[geneanet] INFO: - </w:t>
+      </w:r>
+      <w:proofErr w:type="spellStart"/>
+      <w:r>
+        <w:rPr>
+          <w:rFonts w:ascii="Lucida Console" w:hAnsi="Lucida Console" w:cs="Lucida Console"/>
+          <w:kern w:val="0"/>
+          <w:sz w:val="18"/>
+          <w:szCs w:val="18"/>
+        </w:rPr>
+        <w:t>nb_errors</w:t>
+      </w:r>
+      <w:proofErr w:type="spellEnd"/>
+      <w:r>
+        <w:rPr>
+          <w:rFonts w:ascii="Lucida Console" w:hAnsi="Lucida Console" w:cs="Lucida Console"/>
+          <w:kern w:val="0"/>
+          <w:sz w:val="18"/>
+          <w:szCs w:val="18"/>
+        </w:rPr>
+        <w:t xml:space="preserve">          = 0</w:t>
+      </w:r>
+    </w:p>
+    <w:p>
+      <w:pPr>
+        <w:autoSpaceDE w:val="0"/>
+        <w:autoSpaceDN w:val="0"/>
+        <w:adjustRightInd w:val="0"/>
+        <w:rPr>
+          <w:rFonts w:ascii="Lucida Console" w:hAnsi="Lucida Console" w:cs="Lucida Console"/>
+          <w:kern w:val="0"/>
+          <w:sz w:val="18"/>
+          <w:szCs w:val="18"/>
+        </w:rPr>
+      </w:pPr>
+      <w:r>
+        <w:rPr>
+          <w:rFonts w:ascii="Lucida Console" w:hAnsi="Lucida Console" w:cs="Lucida Console"/>
+          <w:kern w:val="0"/>
+          <w:sz w:val="18"/>
+          <w:szCs w:val="18"/>
+        </w:rPr>
+        <w:t>result/gw.geneanet.org.virgile81.lang=fr.n=</w:t>
+      </w:r>
+      <w:proofErr w:type="gramStart"/>
+      <w:r>
+        <w:rPr>
+          <w:rFonts w:ascii="Lucida Console" w:hAnsi="Lucida Console" w:cs="Lucida Console"/>
+          <w:kern w:val="0"/>
+          <w:sz w:val="18"/>
+          <w:szCs w:val="18"/>
+        </w:rPr>
+        <w:t>schembri.oc=0.p</w:t>
+      </w:r>
+      <w:proofErr w:type="gramEnd"/>
+      <w:r>
+        <w:rPr>
+          <w:rFonts w:ascii="Lucida Console" w:hAnsi="Lucida Console" w:cs="Lucida Console"/>
+          <w:kern w:val="0"/>
+          <w:sz w:val="18"/>
+          <w:szCs w:val="18"/>
+        </w:rPr>
+        <w:t xml:space="preserve">=emmanuele.log:[geneanet] INFO: - </w:t>
+      </w:r>
+      <w:proofErr w:type="spellStart"/>
+      <w:r>
+        <w:rPr>
+          <w:rFonts w:ascii="Lucida Console" w:hAnsi="Lucida Console" w:cs="Lucida Console"/>
+          <w:kern w:val="0"/>
+          <w:sz w:val="18"/>
+          <w:szCs w:val="18"/>
+        </w:rPr>
+        <w:t>nb_todo</w:t>
+      </w:r>
+      <w:proofErr w:type="spellEnd"/>
+      <w:r>
+        <w:rPr>
+          <w:rFonts w:ascii="Lucida Console" w:hAnsi="Lucida Console" w:cs="Lucida Console"/>
+          <w:kern w:val="0"/>
+          <w:sz w:val="18"/>
+          <w:szCs w:val="18"/>
+        </w:rPr>
+        <w:t xml:space="preserve">            = 0</w:t>
+      </w:r>
+    </w:p>
+    <w:p>
+      <w:pPr>
+        <w:autoSpaceDE w:val="0"/>
+        <w:autoSpaceDN w:val="0"/>
+        <w:adjustRightInd w:val="0"/>
+        <w:rPr>
+          <w:rFonts w:ascii="Lucida Console" w:hAnsi="Lucida Console" w:cs="Lucida Console"/>
+          <w:kern w:val="0"/>
+          <w:sz w:val="18"/>
+          <w:szCs w:val="18"/>
+        </w:rPr>
+      </w:pPr>
+      <w:r>
+        <w:rPr>
+          <w:rFonts w:ascii="Lucida Console" w:hAnsi="Lucida Console" w:cs="Lucida Console"/>
+          <w:kern w:val="0"/>
+          <w:sz w:val="18"/>
+          <w:szCs w:val="18"/>
+        </w:rPr>
+        <w:t>result/gw.geneanet.org.virgile81.lang=fr.n=</w:t>
+      </w:r>
+      <w:proofErr w:type="gramStart"/>
+      <w:r>
+        <w:rPr>
+          <w:rFonts w:ascii="Lucida Console" w:hAnsi="Lucida Console" w:cs="Lucida Console"/>
+          <w:kern w:val="0"/>
+          <w:sz w:val="18"/>
+          <w:szCs w:val="18"/>
+        </w:rPr>
+        <w:t>schembri.oc=0.p</w:t>
+      </w:r>
+      <w:proofErr w:type="gramEnd"/>
+      <w:r>
+        <w:rPr>
+          <w:rFonts w:ascii="Lucida Console" w:hAnsi="Lucida Console" w:cs="Lucida Console"/>
+          <w:kern w:val="0"/>
+          <w:sz w:val="18"/>
+          <w:szCs w:val="18"/>
+        </w:rPr>
+        <w:t xml:space="preserve">=emmanuele.log:[geneanet] INFO: - </w:t>
+      </w:r>
+      <w:proofErr w:type="spellStart"/>
+      <w:r>
+        <w:rPr>
+          <w:rFonts w:ascii="Lucida Console" w:hAnsi="Lucida Console" w:cs="Lucida Console"/>
+          <w:kern w:val="0"/>
+          <w:sz w:val="18"/>
+          <w:szCs w:val="18"/>
+        </w:rPr>
+        <w:t>nb_scanned_pages</w:t>
+      </w:r>
+      <w:proofErr w:type="spellEnd"/>
+      <w:r>
+        <w:rPr>
+          <w:rFonts w:ascii="Lucida Console" w:hAnsi="Lucida Console" w:cs="Lucida Console"/>
+          <w:kern w:val="0"/>
+          <w:sz w:val="18"/>
+          <w:szCs w:val="18"/>
+        </w:rPr>
+        <w:t xml:space="preserve">   = 0</w:t>
+      </w:r>
+    </w:p>
+    <w:p>
+      <w:pPr>
+        <w:autoSpaceDE w:val="0"/>
+        <w:autoSpaceDN w:val="0"/>
+        <w:adjustRightInd w:val="0"/>
+        <w:rPr>
+          <w:rFonts w:ascii="Lucida Console" w:hAnsi="Lucida Console" w:cs="Lucida Console"/>
+          <w:kern w:val="0"/>
+          <w:sz w:val="18"/>
+          <w:szCs w:val="18"/>
+        </w:rPr>
+      </w:pPr>
+      <w:r>
+        <w:rPr>
+          <w:rFonts w:ascii="Lucida Console" w:hAnsi="Lucida Console" w:cs="Lucida Console"/>
+          <w:kern w:val="0"/>
+          <w:sz w:val="18"/>
+          <w:szCs w:val="18"/>
+        </w:rPr>
+        <w:t>result/gw.geneanet.org.virgile81.lang=fr.n=</w:t>
+      </w:r>
+      <w:proofErr w:type="gramStart"/>
+      <w:r>
+        <w:rPr>
+          <w:rFonts w:ascii="Lucida Console" w:hAnsi="Lucida Console" w:cs="Lucida Console"/>
+          <w:kern w:val="0"/>
+          <w:sz w:val="18"/>
+          <w:szCs w:val="18"/>
+        </w:rPr>
+        <w:t>schembri.oc=0.p</w:t>
+      </w:r>
+      <w:proofErr w:type="gramEnd"/>
+      <w:r>
+        <w:rPr>
+          <w:rFonts w:ascii="Lucida Console" w:hAnsi="Lucida Console" w:cs="Lucida Console"/>
+          <w:kern w:val="0"/>
+          <w:sz w:val="18"/>
+          <w:szCs w:val="18"/>
+        </w:rPr>
+        <w:t xml:space="preserve">=emmanuele.log:[geneanet] INFO: - </w:t>
+      </w:r>
+      <w:proofErr w:type="spellStart"/>
+      <w:r>
+        <w:rPr>
+          <w:rFonts w:ascii="Lucida Console" w:hAnsi="Lucida Console" w:cs="Lucida Console"/>
+          <w:kern w:val="0"/>
+          <w:sz w:val="18"/>
+          <w:szCs w:val="18"/>
+        </w:rPr>
+        <w:t>nb_saved_pages</w:t>
+      </w:r>
+      <w:proofErr w:type="spellEnd"/>
+      <w:r>
+        <w:rPr>
+          <w:rFonts w:ascii="Lucida Console" w:hAnsi="Lucida Console" w:cs="Lucida Console"/>
+          <w:kern w:val="0"/>
+          <w:sz w:val="18"/>
+          <w:szCs w:val="18"/>
+        </w:rPr>
+        <w:t xml:space="preserve">     = 0</w:t>
+      </w:r>
+    </w:p>
+    <w:p>
+      <w:pPr>
+        <w:autoSpaceDE w:val="0"/>
+        <w:autoSpaceDN w:val="0"/>
+        <w:adjustRightInd w:val="0"/>
+        <w:rPr>
+          <w:rFonts w:ascii="Lucida Console" w:hAnsi="Lucida Console" w:cs="Lucida Console"/>
+          <w:kern w:val="0"/>
+          <w:sz w:val="18"/>
+          <w:szCs w:val="18"/>
+        </w:rPr>
+      </w:pPr>
+      <w:r>
+        <w:rPr>
+          <w:rFonts w:ascii="Lucida Console" w:hAnsi="Lucida Console" w:cs="Lucida Console"/>
+          <w:kern w:val="0"/>
+          <w:sz w:val="18"/>
+          <w:szCs w:val="18"/>
+        </w:rPr>
+        <w:t>result/gw.geneanet.org.virgile81.lang=fr.n=</w:t>
+      </w:r>
+      <w:proofErr w:type="gramStart"/>
+      <w:r>
+        <w:rPr>
+          <w:rFonts w:ascii="Lucida Console" w:hAnsi="Lucida Console" w:cs="Lucida Console"/>
+          <w:kern w:val="0"/>
+          <w:sz w:val="18"/>
+          <w:szCs w:val="18"/>
+        </w:rPr>
+        <w:t>schembri.oc=0.p</w:t>
+      </w:r>
+      <w:proofErr w:type="gramEnd"/>
+      <w:r>
+        <w:rPr>
+          <w:rFonts w:ascii="Lucida Console" w:hAnsi="Lucida Console" w:cs="Lucida Console"/>
+          <w:kern w:val="0"/>
+          <w:sz w:val="18"/>
+          <w:szCs w:val="18"/>
+        </w:rPr>
+        <w:t xml:space="preserve">=emmanuele.log:[geneanet] INFO: - </w:t>
+      </w:r>
+      <w:proofErr w:type="spellStart"/>
+      <w:r>
+        <w:rPr>
+          <w:rFonts w:ascii="Lucida Console" w:hAnsi="Lucida Console" w:cs="Lucida Console"/>
+          <w:kern w:val="0"/>
+          <w:sz w:val="18"/>
+          <w:szCs w:val="18"/>
+        </w:rPr>
+        <w:t>nb_cached_pages</w:t>
+      </w:r>
+      <w:proofErr w:type="spellEnd"/>
+      <w:r>
+        <w:rPr>
+          <w:rFonts w:ascii="Lucida Console" w:hAnsi="Lucida Console" w:cs="Lucida Console"/>
+          <w:kern w:val="0"/>
+          <w:sz w:val="18"/>
+          <w:szCs w:val="18"/>
+        </w:rPr>
+        <w:t xml:space="preserve">    = 43</w:t>
+      </w:r>
+    </w:p>
+    <w:p>
+      <w:pPr>
+        <w:autoSpaceDE w:val="0"/>
+        <w:autoSpaceDN w:val="0"/>
+        <w:adjustRightInd w:val="0"/>
+        <w:rPr>
+          <w:rFonts w:ascii="Lucida Console" w:hAnsi="Lucida Console" w:cs="Lucida Console"/>
+          <w:kern w:val="0"/>
+          <w:sz w:val="18"/>
+          <w:szCs w:val="18"/>
+        </w:rPr>
+      </w:pPr>
+    </w:p>
+    <w:p>
+      <w:pPr>
+        <w:autoSpaceDE w:val="0"/>
+        <w:autoSpaceDN w:val="0"/>
+        <w:adjustRightInd w:val="0"/>
+        <w:rPr>
+          <w:rFonts w:ascii="Lucida Console" w:hAnsi="Lucida Console" w:cs="Lucida Console"/>
+          <w:color w:val="00BFBF"/>
+          <w:kern w:val="0"/>
+          <w:sz w:val="18"/>
+          <w:szCs w:val="18"/>
+        </w:rPr>
+      </w:pPr>
+      <w:r>
+        <w:rPr>
+          <w:rFonts w:ascii="Lucida Console" w:hAnsi="Lucida Console" w:cs="Lucida Console"/>
+          <w:color w:val="00BF00"/>
+          <w:kern w:val="0"/>
+          <w:sz w:val="18"/>
+          <w:szCs w:val="18"/>
+        </w:rPr>
+        <w:t xml:space="preserve">Nicolas@MSI-GL73-Nico </w:t>
+      </w:r>
+      <w:r>
+        <w:rPr>
+          <w:rFonts w:ascii="Lucida Console" w:hAnsi="Lucida Console" w:cs="Lucida Console"/>
+          <w:color w:val="BF00BF"/>
+          <w:kern w:val="0"/>
+          <w:sz w:val="18"/>
+          <w:szCs w:val="18"/>
+        </w:rPr>
+        <w:t xml:space="preserve">MINGW64 </w:t>
+      </w:r>
+      <w:r>
+        <w:rPr>
+          <w:rFonts w:ascii="Lucida Console" w:hAnsi="Lucida Console" w:cs="Lucida Console"/>
+          <w:color w:val="BFBF00"/>
+          <w:kern w:val="0"/>
+          <w:sz w:val="18"/>
+          <w:szCs w:val="18"/>
+        </w:rPr>
+        <w:t>/d/</w:t>
+      </w:r>
+      <w:proofErr w:type="spellStart"/>
+      <w:r>
+        <w:rPr>
+          <w:rFonts w:ascii="Lucida Console" w:hAnsi="Lucida Console" w:cs="Lucida Console"/>
+          <w:color w:val="BFBF00"/>
+          <w:kern w:val="0"/>
+          <w:sz w:val="18"/>
+          <w:szCs w:val="18"/>
+        </w:rPr>
+        <w:t>Users</w:t>
+      </w:r>
+      <w:proofErr w:type="spellEnd"/>
+      <w:r>
+        <w:rPr>
+          <w:rFonts w:ascii="Lucida Console" w:hAnsi="Lucida Console" w:cs="Lucida Console"/>
+          <w:color w:val="BFBF00"/>
+          <w:kern w:val="0"/>
+          <w:sz w:val="18"/>
+          <w:szCs w:val="18"/>
+        </w:rPr>
+        <w:t>/Nicolas/Documents/Python/</w:t>
+      </w:r>
+      <w:proofErr w:type="spellStart"/>
+      <w:r>
+        <w:rPr>
+          <w:rFonts w:ascii="Lucida Console" w:hAnsi="Lucida Console" w:cs="Lucida Console"/>
+          <w:color w:val="BFBF00"/>
+          <w:kern w:val="0"/>
+          <w:sz w:val="18"/>
+          <w:szCs w:val="18"/>
+        </w:rPr>
+        <w:t>geneanet</w:t>
+      </w:r>
+      <w:proofErr w:type="spellEnd"/>
+      <w:r>
+        <w:rPr>
+          <w:rFonts w:ascii="Lucida Console" w:hAnsi="Lucida Console" w:cs="Lucida Console"/>
+          <w:color w:val="00BFBF"/>
+          <w:kern w:val="0"/>
+          <w:sz w:val="18"/>
+          <w:szCs w:val="18"/>
+        </w:rPr>
+        <w:t xml:space="preserve"> (master)</w:t>
+      </w:r>
+    </w:p>
+    <w:p>
+      <w:pPr>
+        <w:autoSpaceDE w:val="0"/>
+        <w:autoSpaceDN w:val="0"/>
+        <w:adjustRightInd w:val="0"/>
+        <w:rPr>
+          <w:rFonts w:ascii="Lucida Console" w:hAnsi="Lucida Console" w:cs="Lucida Console"/>
+          <w:kern w:val="0"/>
+          <w:sz w:val="18"/>
+          <w:szCs w:val="18"/>
+        </w:rPr>
+      </w:pPr>
+      <w:r>
+        <w:rPr>
+          <w:rFonts w:ascii="Lucida Console" w:hAnsi="Lucida Console" w:cs="Lucida Console"/>
+          <w:kern w:val="0"/>
+          <w:sz w:val="18"/>
+          <w:szCs w:val="18"/>
+        </w:rPr>
+        <w:t xml:space="preserve">$ </w:t>
+      </w:r>
+      <w:proofErr w:type="spellStart"/>
+      <w:r>
+        <w:rPr>
+          <w:rFonts w:ascii="Lucida Console" w:hAnsi="Lucida Console" w:cs="Lucida Console"/>
+          <w:kern w:val="0"/>
+          <w:sz w:val="18"/>
+          <w:szCs w:val="18"/>
+        </w:rPr>
+        <w:t>grep</w:t>
+      </w:r>
+      <w:proofErr w:type="spellEnd"/>
+      <w:r>
+        <w:rPr>
+          <w:rFonts w:ascii="Lucida Console" w:hAnsi="Lucida Console" w:cs="Lucida Console"/>
+          <w:kern w:val="0"/>
+          <w:sz w:val="18"/>
+          <w:szCs w:val="18"/>
+        </w:rPr>
+        <w:t xml:space="preserve"> 'Anomalies détectées' </w:t>
+      </w:r>
+      <w:proofErr w:type="spellStart"/>
+      <w:r>
+        <w:rPr>
+          <w:rFonts w:ascii="Lucida Console" w:hAnsi="Lucida Console" w:cs="Lucida Console"/>
+          <w:kern w:val="0"/>
+          <w:sz w:val="18"/>
+          <w:szCs w:val="18"/>
+        </w:rPr>
+        <w:t>result</w:t>
+      </w:r>
+      <w:proofErr w:type="spellEnd"/>
+      <w:r>
+        <w:rPr>
+          <w:rFonts w:ascii="Lucida Console" w:hAnsi="Lucida Console" w:cs="Lucida Console"/>
+          <w:kern w:val="0"/>
+          <w:sz w:val="18"/>
+          <w:szCs w:val="18"/>
+        </w:rPr>
+        <w:t>/*.log</w:t>
+      </w:r>
+    </w:p>
+    <w:p>
+      <w:pPr>
+        <w:autoSpaceDE w:val="0"/>
+        <w:autoSpaceDN w:val="0"/>
+        <w:adjustRightInd w:val="0"/>
+        <w:rPr>
+          <w:rFonts w:ascii="Lucida Console" w:hAnsi="Lucida Console" w:cs="Lucida Console"/>
+          <w:kern w:val="0"/>
+          <w:sz w:val="18"/>
+          <w:szCs w:val="18"/>
+        </w:rPr>
+      </w:pPr>
+      <w:r>
+        <w:rPr>
+          <w:rFonts w:ascii="Lucida Console" w:hAnsi="Lucida Console" w:cs="Lucida Console"/>
+          <w:kern w:val="0"/>
+          <w:sz w:val="18"/>
+          <w:szCs w:val="18"/>
+        </w:rPr>
+        <w:t>result/gw.geneanet.org.evechevaleyre.lang=</w:t>
+      </w:r>
+      <w:proofErr w:type="gramStart"/>
+      <w:r>
+        <w:rPr>
+          <w:rFonts w:ascii="Lucida Console" w:hAnsi="Lucida Console" w:cs="Lucida Console"/>
+          <w:kern w:val="0"/>
+          <w:sz w:val="18"/>
+          <w:szCs w:val="18"/>
+        </w:rPr>
+        <w:t>fr.n</w:t>
+      </w:r>
+      <w:proofErr w:type="gramEnd"/>
+      <w:r>
+        <w:rPr>
+          <w:rFonts w:ascii="Lucida Console" w:hAnsi="Lucida Console" w:cs="Lucida Console"/>
+          <w:kern w:val="0"/>
+          <w:sz w:val="18"/>
+          <w:szCs w:val="18"/>
+        </w:rPr>
+        <w:t xml:space="preserve">=brincat.oc=0.p=maria+anna.log:[geneanet] ERROR: </w:t>
+      </w:r>
+      <w:proofErr w:type="spellStart"/>
+      <w:r>
+        <w:rPr>
+          <w:rFonts w:ascii="Lucida Console" w:hAnsi="Lucida Console" w:cs="Lucida Console"/>
+          <w:kern w:val="0"/>
+          <w:sz w:val="18"/>
+          <w:szCs w:val="18"/>
+        </w:rPr>
+        <w:t>Generation</w:t>
+      </w:r>
+      <w:proofErr w:type="spellEnd"/>
+      <w:r>
+        <w:rPr>
+          <w:rFonts w:ascii="Lucida Console" w:hAnsi="Lucida Console" w:cs="Lucida Console"/>
+          <w:kern w:val="0"/>
+          <w:sz w:val="18"/>
+          <w:szCs w:val="18"/>
+        </w:rPr>
+        <w:t xml:space="preserve"> 4, </w:t>
+      </w:r>
+      <w:proofErr w:type="spellStart"/>
+      <w:r>
+        <w:rPr>
+          <w:rFonts w:ascii="Lucida Console" w:hAnsi="Lucida Console" w:cs="Lucida Console"/>
+          <w:kern w:val="0"/>
+          <w:sz w:val="18"/>
+          <w:szCs w:val="18"/>
+        </w:rPr>
+        <w:t>sosa</w:t>
+      </w:r>
+      <w:proofErr w:type="spellEnd"/>
+      <w:r>
+        <w:rPr>
+          <w:rFonts w:ascii="Lucida Console" w:hAnsi="Lucida Console" w:cs="Lucida Console"/>
+          <w:kern w:val="0"/>
+          <w:sz w:val="18"/>
+          <w:szCs w:val="18"/>
+        </w:rPr>
+        <w:t xml:space="preserve"> 9 : </w:t>
+      </w:r>
+      <w:proofErr w:type="spellStart"/>
+      <w:r>
+        <w:rPr>
+          <w:rFonts w:ascii="Lucida Console" w:hAnsi="Lucida Console" w:cs="Lucida Console"/>
+          <w:kern w:val="0"/>
+          <w:sz w:val="18"/>
+          <w:szCs w:val="18"/>
+        </w:rPr>
+        <w:t>Domenica</w:t>
+      </w:r>
+      <w:proofErr w:type="spellEnd"/>
+      <w:r>
+        <w:rPr>
+          <w:rFonts w:ascii="Lucida Console" w:hAnsi="Lucida Console" w:cs="Lucida Console"/>
+          <w:kern w:val="0"/>
+          <w:sz w:val="18"/>
+          <w:szCs w:val="18"/>
+        </w:rPr>
+        <w:t xml:space="preserve"> CHETCUTI :  Anomalies détectées sur </w:t>
+      </w:r>
+      <w:proofErr w:type="spellStart"/>
+      <w:r>
+        <w:rPr>
+          <w:rFonts w:ascii="Lucida Console" w:hAnsi="Lucida Console" w:cs="Lucida Console"/>
+          <w:kern w:val="0"/>
+          <w:sz w:val="18"/>
+          <w:szCs w:val="18"/>
+        </w:rPr>
+        <w:t>Domenica</w:t>
+      </w:r>
+      <w:proofErr w:type="spellEnd"/>
+      <w:r>
+        <w:rPr>
+          <w:rFonts w:ascii="Lucida Console" w:hAnsi="Lucida Console" w:cs="Lucida Console"/>
+          <w:kern w:val="0"/>
+          <w:sz w:val="18"/>
+          <w:szCs w:val="18"/>
+        </w:rPr>
+        <w:t xml:space="preserve"> CHETCUTI. Vérifier la source.</w:t>
+      </w:r>
+    </w:p>
+    <w:p>
+      <w:pPr>
+        <w:autoSpaceDE w:val="0"/>
+        <w:autoSpaceDN w:val="0"/>
+        <w:adjustRightInd w:val="0"/>
+        <w:rPr>
+          <w:rFonts w:ascii="Lucida Console" w:hAnsi="Lucida Console" w:cs="Lucida Console"/>
+          <w:kern w:val="0"/>
+          <w:sz w:val="18"/>
+          <w:szCs w:val="18"/>
+        </w:rPr>
+      </w:pPr>
+      <w:r>
+        <w:rPr>
+          <w:rFonts w:ascii="Lucida Console" w:hAnsi="Lucida Console" w:cs="Lucida Console"/>
+          <w:kern w:val="0"/>
+          <w:sz w:val="18"/>
+          <w:szCs w:val="18"/>
+        </w:rPr>
+        <w:t>result/gw.geneanet.org.evechevaleyre.lang=</w:t>
+      </w:r>
+      <w:proofErr w:type="gramStart"/>
+      <w:r>
+        <w:rPr>
+          <w:rFonts w:ascii="Lucida Console" w:hAnsi="Lucida Console" w:cs="Lucida Console"/>
+          <w:kern w:val="0"/>
+          <w:sz w:val="18"/>
+          <w:szCs w:val="18"/>
+        </w:rPr>
+        <w:t>fr.n</w:t>
+      </w:r>
+      <w:proofErr w:type="gramEnd"/>
+      <w:r>
+        <w:rPr>
+          <w:rFonts w:ascii="Lucida Console" w:hAnsi="Lucida Console" w:cs="Lucida Console"/>
+          <w:kern w:val="0"/>
+          <w:sz w:val="18"/>
+          <w:szCs w:val="18"/>
+        </w:rPr>
+        <w:t xml:space="preserve">=brincat.oc=0.p=maria+anna.log:[geneanet] ERROR: </w:t>
+      </w:r>
+      <w:proofErr w:type="spellStart"/>
+      <w:r>
+        <w:rPr>
+          <w:rFonts w:ascii="Lucida Console" w:hAnsi="Lucida Console" w:cs="Lucida Console"/>
+          <w:kern w:val="0"/>
+          <w:sz w:val="18"/>
+          <w:szCs w:val="18"/>
+        </w:rPr>
+        <w:t>Generation</w:t>
+      </w:r>
+      <w:proofErr w:type="spellEnd"/>
+      <w:r>
+        <w:rPr>
+          <w:rFonts w:ascii="Lucida Console" w:hAnsi="Lucida Console" w:cs="Lucida Console"/>
+          <w:kern w:val="0"/>
+          <w:sz w:val="18"/>
+          <w:szCs w:val="18"/>
+        </w:rPr>
+        <w:t xml:space="preserve"> 4, </w:t>
+      </w:r>
+      <w:proofErr w:type="spellStart"/>
+      <w:r>
+        <w:rPr>
+          <w:rFonts w:ascii="Lucida Console" w:hAnsi="Lucida Console" w:cs="Lucida Console"/>
+          <w:kern w:val="0"/>
+          <w:sz w:val="18"/>
+          <w:szCs w:val="18"/>
+        </w:rPr>
+        <w:t>sosa</w:t>
+      </w:r>
+      <w:proofErr w:type="spellEnd"/>
+      <w:r>
+        <w:rPr>
+          <w:rFonts w:ascii="Lucida Console" w:hAnsi="Lucida Console" w:cs="Lucida Console"/>
+          <w:kern w:val="0"/>
+          <w:sz w:val="18"/>
+          <w:szCs w:val="18"/>
+        </w:rPr>
+        <w:t xml:space="preserve"> 8 : Francesco de BRINCAT :  Anomalies détectées sur Francesco de BRINCAT. Vérifier la source.</w:t>
+      </w:r>
+    </w:p>
+    <w:p>
+      <w:pPr>
+        <w:autoSpaceDE w:val="0"/>
+        <w:autoSpaceDN w:val="0"/>
+        <w:adjustRightInd w:val="0"/>
+        <w:rPr>
+          <w:rFonts w:ascii="Lucida Console" w:hAnsi="Lucida Console" w:cs="Lucida Console"/>
+          <w:kern w:val="0"/>
+          <w:sz w:val="18"/>
+          <w:szCs w:val="18"/>
+        </w:rPr>
+      </w:pPr>
+      <w:r>
+        <w:rPr>
+          <w:rFonts w:ascii="Lucida Console" w:hAnsi="Lucida Console" w:cs="Lucida Console"/>
+          <w:kern w:val="0"/>
+          <w:sz w:val="18"/>
+          <w:szCs w:val="18"/>
+        </w:rPr>
+        <w:t>result/gw.geneanet.org.evechevaleyre.lang=</w:t>
+      </w:r>
+      <w:proofErr w:type="gramStart"/>
+      <w:r>
+        <w:rPr>
+          <w:rFonts w:ascii="Lucida Console" w:hAnsi="Lucida Console" w:cs="Lucida Console"/>
+          <w:kern w:val="0"/>
+          <w:sz w:val="18"/>
+          <w:szCs w:val="18"/>
+        </w:rPr>
+        <w:t>fr.n</w:t>
+      </w:r>
+      <w:proofErr w:type="gramEnd"/>
+      <w:r>
+        <w:rPr>
+          <w:rFonts w:ascii="Lucida Console" w:hAnsi="Lucida Console" w:cs="Lucida Console"/>
+          <w:kern w:val="0"/>
+          <w:sz w:val="18"/>
+          <w:szCs w:val="18"/>
+        </w:rPr>
+        <w:t xml:space="preserve">=brincat.oc=0.p=maria+anna.log:[geneanet] ERROR: </w:t>
+      </w:r>
+      <w:proofErr w:type="spellStart"/>
+      <w:r>
+        <w:rPr>
+          <w:rFonts w:ascii="Lucida Console" w:hAnsi="Lucida Console" w:cs="Lucida Console"/>
+          <w:kern w:val="0"/>
+          <w:sz w:val="18"/>
+          <w:szCs w:val="18"/>
+        </w:rPr>
+        <w:t>Generation</w:t>
+      </w:r>
+      <w:proofErr w:type="spellEnd"/>
+      <w:r>
+        <w:rPr>
+          <w:rFonts w:ascii="Lucida Console" w:hAnsi="Lucida Console" w:cs="Lucida Console"/>
+          <w:kern w:val="0"/>
+          <w:sz w:val="18"/>
+          <w:szCs w:val="18"/>
+        </w:rPr>
+        <w:t xml:space="preserve"> 5, </w:t>
+      </w:r>
+      <w:proofErr w:type="spellStart"/>
+      <w:r>
+        <w:rPr>
+          <w:rFonts w:ascii="Lucida Console" w:hAnsi="Lucida Console" w:cs="Lucida Console"/>
+          <w:kern w:val="0"/>
+          <w:sz w:val="18"/>
+          <w:szCs w:val="18"/>
+        </w:rPr>
+        <w:t>sosa</w:t>
+      </w:r>
+      <w:proofErr w:type="spellEnd"/>
+      <w:r>
+        <w:rPr>
+          <w:rFonts w:ascii="Lucida Console" w:hAnsi="Lucida Console" w:cs="Lucida Console"/>
+          <w:kern w:val="0"/>
+          <w:sz w:val="18"/>
+          <w:szCs w:val="18"/>
+        </w:rPr>
+        <w:t xml:space="preserve"> 23 : </w:t>
+      </w:r>
+      <w:proofErr w:type="spellStart"/>
+      <w:r>
+        <w:rPr>
+          <w:rFonts w:ascii="Lucida Console" w:hAnsi="Lucida Console" w:cs="Lucida Console"/>
+          <w:kern w:val="0"/>
+          <w:sz w:val="18"/>
+          <w:szCs w:val="18"/>
+        </w:rPr>
+        <w:t>Geronima</w:t>
+      </w:r>
+      <w:proofErr w:type="spellEnd"/>
+      <w:r>
+        <w:rPr>
+          <w:rFonts w:ascii="Lucida Console" w:hAnsi="Lucida Console" w:cs="Lucida Console"/>
+          <w:kern w:val="0"/>
+          <w:sz w:val="18"/>
+          <w:szCs w:val="18"/>
+        </w:rPr>
+        <w:t xml:space="preserve"> MIFSUD :  Anomalies détectées sur </w:t>
+      </w:r>
+      <w:proofErr w:type="spellStart"/>
+      <w:r>
+        <w:rPr>
+          <w:rFonts w:ascii="Lucida Console" w:hAnsi="Lucida Console" w:cs="Lucida Console"/>
+          <w:kern w:val="0"/>
+          <w:sz w:val="18"/>
+          <w:szCs w:val="18"/>
+        </w:rPr>
+        <w:t>Geronima</w:t>
+      </w:r>
+      <w:proofErr w:type="spellEnd"/>
+      <w:r>
+        <w:rPr>
+          <w:rFonts w:ascii="Lucida Console" w:hAnsi="Lucida Console" w:cs="Lucida Console"/>
+          <w:kern w:val="0"/>
+          <w:sz w:val="18"/>
+          <w:szCs w:val="18"/>
+        </w:rPr>
+        <w:t xml:space="preserve"> MIFSUD. Vérifier la source.</w:t>
+      </w:r>
+    </w:p>
+    <w:p>
+      <w:pPr>
+        <w:autoSpaceDE w:val="0"/>
+        <w:autoSpaceDN w:val="0"/>
+        <w:adjustRightInd w:val="0"/>
+        <w:rPr>
+          <w:rFonts w:ascii="Lucida Console" w:hAnsi="Lucida Console" w:cs="Lucida Console"/>
+          <w:kern w:val="0"/>
+          <w:sz w:val="18"/>
+          <w:szCs w:val="18"/>
+        </w:rPr>
+      </w:pPr>
+      <w:r>
+        <w:rPr>
+          <w:rFonts w:ascii="Lucida Console" w:hAnsi="Lucida Console" w:cs="Lucida Console"/>
+          <w:kern w:val="0"/>
+          <w:sz w:val="18"/>
+          <w:szCs w:val="18"/>
+        </w:rPr>
+        <w:t>result/gw.geneanet.org.evechevaleyre.lang=</w:t>
+      </w:r>
+      <w:proofErr w:type="gramStart"/>
+      <w:r>
+        <w:rPr>
+          <w:rFonts w:ascii="Lucida Console" w:hAnsi="Lucida Console" w:cs="Lucida Console"/>
+          <w:kern w:val="0"/>
+          <w:sz w:val="18"/>
+          <w:szCs w:val="18"/>
+        </w:rPr>
+        <w:t>fr.n</w:t>
+      </w:r>
+      <w:proofErr w:type="gramEnd"/>
+      <w:r>
+        <w:rPr>
+          <w:rFonts w:ascii="Lucida Console" w:hAnsi="Lucida Console" w:cs="Lucida Console"/>
+          <w:kern w:val="0"/>
+          <w:sz w:val="18"/>
+          <w:szCs w:val="18"/>
+        </w:rPr>
+        <w:t xml:space="preserve">=brincat.oc=0.p=maria+anna.log:[geneanet] ERROR: </w:t>
+      </w:r>
+      <w:proofErr w:type="spellStart"/>
+      <w:r>
+        <w:rPr>
+          <w:rFonts w:ascii="Lucida Console" w:hAnsi="Lucida Console" w:cs="Lucida Console"/>
+          <w:kern w:val="0"/>
+          <w:sz w:val="18"/>
+          <w:szCs w:val="18"/>
+        </w:rPr>
+        <w:t>Generation</w:t>
+      </w:r>
+      <w:proofErr w:type="spellEnd"/>
+      <w:r>
+        <w:rPr>
+          <w:rFonts w:ascii="Lucida Console" w:hAnsi="Lucida Console" w:cs="Lucida Console"/>
+          <w:kern w:val="0"/>
+          <w:sz w:val="18"/>
+          <w:szCs w:val="18"/>
+        </w:rPr>
+        <w:t xml:space="preserve"> 5, </w:t>
+      </w:r>
+      <w:proofErr w:type="spellStart"/>
+      <w:r>
+        <w:rPr>
+          <w:rFonts w:ascii="Lucida Console" w:hAnsi="Lucida Console" w:cs="Lucida Console"/>
+          <w:kern w:val="0"/>
+          <w:sz w:val="18"/>
+          <w:szCs w:val="18"/>
+        </w:rPr>
+        <w:t>sosa</w:t>
+      </w:r>
+      <w:proofErr w:type="spellEnd"/>
+      <w:r>
+        <w:rPr>
+          <w:rFonts w:ascii="Lucida Console" w:hAnsi="Lucida Console" w:cs="Lucida Console"/>
+          <w:kern w:val="0"/>
+          <w:sz w:val="18"/>
+          <w:szCs w:val="18"/>
+        </w:rPr>
+        <w:t xml:space="preserve"> 22 : Francesco CIANTAR :  Anomalies détectées sur Francesco CIANTAR. Vérifier la source.</w:t>
+      </w:r>
+    </w:p>
+    <w:p/>
+    <w:p/>
+    <w:p/>
+    <w:p/>
+    <w:p/>
     <w:sectPr>
-      <w:headerReference w:type="default" r:id="rId66"/>
+      <w:headerReference w:type="default" r:id="rId70"/>
       <w:pgSz w:w="16838" w:h="11906" w:orient="landscape"/>
       <w:pgMar w:top="1080" w:right="1440" w:bottom="1080" w:left="1440" w:header="708" w:footer="708" w:gutter="0"/>
       <w:cols w:space="708"/>
@@ -7442,7 +14384,7 @@
         <w:rFonts w:ascii="Symbol" w:eastAsiaTheme="minorHAnsi" w:hAnsi="Symbol" w:cstheme="minorBidi" w:hint="default"/>
       </w:rPr>
     </w:lvl>
-    <w:lvl w:ilvl="1" w:tplc="040C0003" w:tentative="1">
+    <w:lvl w:ilvl="1" w:tplc="040C0003">
       <w:start w:val="1"/>
       <w:numFmt w:val="bullet"/>
       <w:lvlText w:val="o"/>
@@ -7454,7 +14396,7 @@
         <w:rFonts w:ascii="Courier New" w:hAnsi="Courier New" w:cs="Courier New" w:hint="default"/>
       </w:rPr>
     </w:lvl>
-    <w:lvl w:ilvl="2" w:tplc="040C0005" w:tentative="1">
+    <w:lvl w:ilvl="2" w:tplc="040C0005">
       <w:start w:val="1"/>
       <w:numFmt w:val="bullet"/>
       <w:lvlText w:val=""/>

--- a/doc/NotesNRa6_vérifications_et_cas_particuliers.docx
+++ b/doc/NotesNRa6_vérifications_et_cas_particuliers.docx
@@ -2430,15 +2430,7 @@
         <w:t>type</w:t>
       </w:r>
       <w:r>
-        <w:t xml:space="preserve">="text/javascript"&gt;GeneanetKeys.add('gntGeneweb.person.anomalies', [{"type":"possible_duplicate_fam","references":{"father1":{"n":"de brincat","p":"francesco","oc":17,"lastname":"de BRINCAT","firstname":"Francesco","index":"43632"},"mother1":{"n":"chetcuti","p":"domenica","oc":3,"lastname":"CHETCUTI","firstname":"Domenica","index":"43634"},"father2":{"n":"de </w:t>
-      </w:r>
-      <w:proofErr w:type="spellStart"/>
-      <w:r>
-        <w:t>brincat","p":"francesco","oc":17,"lastname":"de</w:t>
-      </w:r>
-      <w:proofErr w:type="spellEnd"/>
-      <w:r>
-        <w:t xml:space="preserve"> BRINCAT","firstname":"Francesco","index":"43632"},"mother2":{"n":"chetcuti","p":"domenica","oc":3,"lastname":"CHETCUTI","firstname":"Domenica","index":"43634"}}}]);&lt;/</w:t>
+        <w:t>="text/javascript"&gt;GeneanetKeys.add('gntGeneweb.person.anomalies', [{"type":"possible_duplicate_fam","references":{"father1":{"n":"de brincat","p":"francesco","oc":17,"lastname":"de BRINCAT","firstname":"Francesco","index":"43632"},"mother1":{"n":"chetcuti","p":"domenica","oc":3,"lastname":"CHETCUTI","firstname":"Domenica","index":"43634"},"father2":{"n":"de brincat","p":"francesco","oc":17,"lastname":"de BRINCAT","firstname":"Francesco","index":"43632"},"mother2":{"n":"chetcuti","p":"domenica","oc":3,"lastname":"CHETCUTI","firstname":"Domenica","index":"43634"}}}]);&lt;/</w:t>
       </w:r>
       <w:r>
         <w:rPr>
@@ -7120,6 +7112,9 @@
         <w:br/>
       </w:r>
       <w:r>
+        <w:rPr>
+          <w:noProof/>
+        </w:rPr>
         <w:drawing>
           <wp:inline distT="0" distB="0" distL="0" distR="0" wp14:anchorId="089EC07A" wp14:editId="1D1A2CDB">
             <wp:extent cx="4974609" cy="598795"/>
@@ -7341,6 +7336,9 @@
     </w:p>
     <w:p>
       <w:r>
+        <w:rPr>
+          <w:noProof/>
+        </w:rPr>
         <w:drawing>
           <wp:inline distT="0" distB="0" distL="0" distR="0" wp14:anchorId="7EA5F56A" wp14:editId="6610315D">
             <wp:extent cx="7362967" cy="2136410"/>
@@ -7512,6 +7510,9 @@
     <w:p/>
     <w:p>
       <w:r>
+        <w:rPr>
+          <w:noProof/>
+        </w:rPr>
         <w:drawing>
           <wp:inline distT="0" distB="0" distL="0" distR="0" wp14:anchorId="3AE3EC88" wp14:editId="69C940A9">
             <wp:extent cx="8863330" cy="1203325"/>
@@ -8093,7 +8094,6 @@
         <w:t>Exécution finale :</w:t>
       </w:r>
     </w:p>
-    <w:p/>
     <w:p>
       <w:pPr>
         <w:autoSpaceDE w:val="0"/>
@@ -8101,86 +8101,11 @@
         <w:adjustRightInd w:val="0"/>
         <w:rPr>
           <w:rFonts w:ascii="Lucida Console" w:hAnsi="Lucida Console" w:cs="Lucida Console"/>
-          <w:color w:val="00BFBF"/>
           <w:kern w:val="0"/>
           <w:sz w:val="18"/>
           <w:szCs w:val="18"/>
         </w:rPr>
       </w:pPr>
-      <w:r>
-        <w:rPr>
-          <w:rFonts w:ascii="Lucida Console" w:hAnsi="Lucida Console" w:cs="Lucida Console"/>
-          <w:color w:val="00BF00"/>
-          <w:kern w:val="0"/>
-          <w:sz w:val="18"/>
-          <w:szCs w:val="18"/>
-        </w:rPr>
-        <w:t xml:space="preserve">Nicolas@MSI-GL73-Nico </w:t>
-      </w:r>
-      <w:r>
-        <w:rPr>
-          <w:rFonts w:ascii="Lucida Console" w:hAnsi="Lucida Console" w:cs="Lucida Console"/>
-          <w:color w:val="BF00BF"/>
-          <w:kern w:val="0"/>
-          <w:sz w:val="18"/>
-          <w:szCs w:val="18"/>
-        </w:rPr>
-        <w:t xml:space="preserve">MINGW64 </w:t>
-      </w:r>
-      <w:r>
-        <w:rPr>
-          <w:rFonts w:ascii="Lucida Console" w:hAnsi="Lucida Console" w:cs="Lucida Console"/>
-          <w:color w:val="BFBF00"/>
-          <w:kern w:val="0"/>
-          <w:sz w:val="18"/>
-          <w:szCs w:val="18"/>
-        </w:rPr>
-        <w:t>/d/</w:t>
-      </w:r>
-      <w:proofErr w:type="spellStart"/>
-      <w:r>
-        <w:rPr>
-          <w:rFonts w:ascii="Lucida Console" w:hAnsi="Lucida Console" w:cs="Lucida Console"/>
-          <w:color w:val="BFBF00"/>
-          <w:kern w:val="0"/>
-          <w:sz w:val="18"/>
-          <w:szCs w:val="18"/>
-        </w:rPr>
-        <w:t>Users</w:t>
-      </w:r>
-      <w:proofErr w:type="spellEnd"/>
-      <w:r>
-        <w:rPr>
-          <w:rFonts w:ascii="Lucida Console" w:hAnsi="Lucida Console" w:cs="Lucida Console"/>
-          <w:color w:val="BFBF00"/>
-          <w:kern w:val="0"/>
-          <w:sz w:val="18"/>
-          <w:szCs w:val="18"/>
-        </w:rPr>
-        <w:t>/Nicolas/Documents/Python/</w:t>
-      </w:r>
-      <w:proofErr w:type="spellStart"/>
-      <w:r>
-        <w:rPr>
-          <w:rFonts w:ascii="Lucida Console" w:hAnsi="Lucida Console" w:cs="Lucida Console"/>
-          <w:color w:val="BFBF00"/>
-          <w:kern w:val="0"/>
-          <w:sz w:val="18"/>
-          <w:szCs w:val="18"/>
-        </w:rPr>
-        <w:t>geneanet</w:t>
-      </w:r>
-      <w:proofErr w:type="spellEnd"/>
-      <w:r>
-        <w:rPr>
-          <w:rFonts w:ascii="Lucida Console" w:hAnsi="Lucida Console" w:cs="Lucida Console"/>
-          <w:color w:val="00BFBF"/>
-          <w:kern w:val="0"/>
-          <w:sz w:val="18"/>
-          <w:szCs w:val="18"/>
-        </w:rPr>
-        <w:t xml:space="preserve"> (master)</w:t>
-      </w:r>
     </w:p>
     <w:p>
       <w:pPr>
@@ -8189,79 +8114,51 @@
         <w:adjustRightInd w:val="0"/>
         <w:rPr>
           <w:rFonts w:ascii="Lucida Console" w:hAnsi="Lucida Console" w:cs="Lucida Console"/>
-          <w:kern w:val="0"/>
-          <w:sz w:val="18"/>
-          <w:szCs w:val="18"/>
-        </w:rPr>
-      </w:pPr>
-      <w:r>
-        <w:rPr>
-          <w:rFonts w:ascii="Lucida Console" w:hAnsi="Lucida Console" w:cs="Lucida Console"/>
-          <w:kern w:val="0"/>
-          <w:sz w:val="18"/>
-          <w:szCs w:val="18"/>
-        </w:rPr>
-        <w:t xml:space="preserve">$ </w:t>
-      </w:r>
-      <w:proofErr w:type="spellStart"/>
-      <w:r>
-        <w:rPr>
-          <w:rFonts w:ascii="Lucida Console" w:hAnsi="Lucida Console" w:cs="Lucida Console"/>
-          <w:kern w:val="0"/>
-          <w:sz w:val="18"/>
-          <w:szCs w:val="18"/>
-        </w:rPr>
-        <w:t>grep</w:t>
-      </w:r>
-      <w:proofErr w:type="spellEnd"/>
-      <w:r>
-        <w:rPr>
-          <w:rFonts w:ascii="Lucida Console" w:hAnsi="Lucida Console" w:cs="Lucida Console"/>
-          <w:kern w:val="0"/>
-          <w:sz w:val="18"/>
-          <w:szCs w:val="18"/>
-        </w:rPr>
-        <w:t xml:space="preserve"> </w:t>
-      </w:r>
-      <w:proofErr w:type="spellStart"/>
-      <w:r>
-        <w:rPr>
-          <w:rFonts w:ascii="Lucida Console" w:hAnsi="Lucida Console" w:cs="Lucida Console"/>
-          <w:kern w:val="0"/>
-          <w:sz w:val="18"/>
-          <w:szCs w:val="18"/>
-        </w:rPr>
-        <w:t>Traceback</w:t>
-      </w:r>
-      <w:proofErr w:type="spellEnd"/>
-      <w:r>
-        <w:rPr>
-          <w:rFonts w:ascii="Lucida Console" w:hAnsi="Lucida Console" w:cs="Lucida Console"/>
-          <w:kern w:val="0"/>
-          <w:sz w:val="18"/>
-          <w:szCs w:val="18"/>
-        </w:rPr>
-        <w:t xml:space="preserve"> </w:t>
-      </w:r>
-      <w:proofErr w:type="spellStart"/>
-      <w:r>
-        <w:rPr>
-          <w:rFonts w:ascii="Lucida Console" w:hAnsi="Lucida Console" w:cs="Lucida Console"/>
-          <w:kern w:val="0"/>
-          <w:sz w:val="18"/>
-          <w:szCs w:val="18"/>
-        </w:rPr>
-        <w:t>result</w:t>
-      </w:r>
-      <w:proofErr w:type="spellEnd"/>
-      <w:r>
-        <w:rPr>
-          <w:rFonts w:ascii="Lucida Console" w:hAnsi="Lucida Console" w:cs="Lucida Console"/>
-          <w:kern w:val="0"/>
-          <w:sz w:val="18"/>
-          <w:szCs w:val="18"/>
-        </w:rPr>
-        <w:t>/*.log</w:t>
+          <w:color w:val="00BFBF"/>
+          <w:kern w:val="0"/>
+          <w:sz w:val="12"/>
+          <w:szCs w:val="12"/>
+        </w:rPr>
+      </w:pPr>
+      <w:r>
+        <w:rPr>
+          <w:rFonts w:ascii="Lucida Console" w:hAnsi="Lucida Console" w:cs="Lucida Console"/>
+          <w:color w:val="00BF00"/>
+          <w:kern w:val="0"/>
+          <w:sz w:val="12"/>
+          <w:szCs w:val="12"/>
+        </w:rPr>
+        <w:t xml:space="preserve">Nicolas@MSI-GL73-Nico </w:t>
+      </w:r>
+      <w:r>
+        <w:rPr>
+          <w:rFonts w:ascii="Lucida Console" w:hAnsi="Lucida Console" w:cs="Lucida Console"/>
+          <w:color w:val="BF00BF"/>
+          <w:kern w:val="0"/>
+          <w:sz w:val="12"/>
+          <w:szCs w:val="12"/>
+        </w:rPr>
+        <w:t xml:space="preserve">MINGW64 </w:t>
+      </w:r>
+      <w:r>
+        <w:rPr>
+          <w:rFonts w:ascii="Lucida Console" w:hAnsi="Lucida Console" w:cs="Lucida Console"/>
+          <w:color w:val="BFBF00"/>
+          <w:kern w:val="0"/>
+          <w:sz w:val="12"/>
+          <w:szCs w:val="12"/>
+        </w:rPr>
+        <w:t>/d/Users/Nicolas/Documents/Python/geneanet</w:t>
+      </w:r>
+      <w:r>
+        <w:rPr>
+          <w:rFonts w:ascii="Lucida Console" w:hAnsi="Lucida Console" w:cs="Lucida Console"/>
+          <w:color w:val="00BFBF"/>
+          <w:kern w:val="0"/>
+          <w:sz w:val="12"/>
+          <w:szCs w:val="12"/>
+        </w:rPr>
+        <w:t xml:space="preserve"> (master)</w:t>
       </w:r>
     </w:p>
     <w:p>
@@ -8272,56 +8169,36 @@
         <w:rPr>
           <w:rFonts w:ascii="Lucida Console" w:hAnsi="Lucida Console" w:cs="Lucida Console"/>
           <w:kern w:val="0"/>
-          <w:sz w:val="18"/>
-          <w:szCs w:val="18"/>
-        </w:rPr>
-      </w:pPr>
-      <w:r>
-        <w:rPr>
-          <w:rFonts w:ascii="Lucida Console" w:hAnsi="Lucida Console" w:cs="Lucida Console"/>
-          <w:kern w:val="0"/>
-          <w:sz w:val="18"/>
-          <w:szCs w:val="18"/>
-        </w:rPr>
-        <w:t>result/gw.geneanet.org.virgile81.lang=fr.n=</w:t>
-      </w:r>
-      <w:proofErr w:type="gramStart"/>
-      <w:r>
-        <w:rPr>
-          <w:rFonts w:ascii="Lucida Console" w:hAnsi="Lucida Console" w:cs="Lucida Console"/>
-          <w:kern w:val="0"/>
-          <w:sz w:val="18"/>
-          <w:szCs w:val="18"/>
-        </w:rPr>
-        <w:t>schembri.oc=0.p</w:t>
-      </w:r>
-      <w:proofErr w:type="gramEnd"/>
-      <w:r>
-        <w:rPr>
-          <w:rFonts w:ascii="Lucida Console" w:hAnsi="Lucida Console" w:cs="Lucida Console"/>
-          <w:kern w:val="0"/>
-          <w:sz w:val="18"/>
-          <w:szCs w:val="18"/>
-        </w:rPr>
-        <w:t>=emmanuele.log:Traceback (</w:t>
-      </w:r>
-      <w:proofErr w:type="spellStart"/>
-      <w:r>
-        <w:rPr>
-          <w:rFonts w:ascii="Lucida Console" w:hAnsi="Lucida Console" w:cs="Lucida Console"/>
-          <w:kern w:val="0"/>
-          <w:sz w:val="18"/>
-          <w:szCs w:val="18"/>
-        </w:rPr>
-        <w:t>most</w:t>
-      </w:r>
-      <w:proofErr w:type="spellEnd"/>
-      <w:r>
-        <w:rPr>
-          <w:rFonts w:ascii="Lucida Console" w:hAnsi="Lucida Console" w:cs="Lucida Console"/>
-          <w:kern w:val="0"/>
-          <w:sz w:val="18"/>
-          <w:szCs w:val="18"/>
+          <w:sz w:val="12"/>
+          <w:szCs w:val="12"/>
+        </w:rPr>
+      </w:pPr>
+      <w:r>
+        <w:rPr>
+          <w:rFonts w:ascii="Lucida Console" w:hAnsi="Lucida Console" w:cs="Lucida Console"/>
+          <w:kern w:val="0"/>
+          <w:sz w:val="12"/>
+          <w:szCs w:val="12"/>
+        </w:rPr>
+        <w:t xml:space="preserve">$ </w:t>
+      </w:r>
+      <w:proofErr w:type="spellStart"/>
+      <w:r>
+        <w:rPr>
+          <w:rFonts w:ascii="Lucida Console" w:hAnsi="Lucida Console" w:cs="Lucida Console"/>
+          <w:kern w:val="0"/>
+          <w:sz w:val="12"/>
+          <w:szCs w:val="12"/>
+        </w:rPr>
+        <w:t>grep</w:t>
+      </w:r>
+      <w:proofErr w:type="spellEnd"/>
+      <w:r>
+        <w:rPr>
+          <w:rFonts w:ascii="Lucida Console" w:hAnsi="Lucida Console" w:cs="Lucida Console"/>
+          <w:kern w:val="0"/>
+          <w:sz w:val="12"/>
+          <w:szCs w:val="12"/>
         </w:rPr>
         <w:t xml:space="preserve"> </w:t>
       </w:r>
@@ -8330,20 +8207,40 @@
         <w:rPr>
           <w:rFonts w:ascii="Lucida Console" w:hAnsi="Lucida Console" w:cs="Lucida Console"/>
           <w:kern w:val="0"/>
-          <w:sz w:val="18"/>
-          <w:szCs w:val="18"/>
-        </w:rPr>
-        <w:t>recent</w:t>
-      </w:r>
-      <w:proofErr w:type="spellEnd"/>
-      <w:r>
-        <w:rPr>
-          <w:rFonts w:ascii="Lucida Console" w:hAnsi="Lucida Console" w:cs="Lucida Console"/>
-          <w:kern w:val="0"/>
-          <w:sz w:val="18"/>
-          <w:szCs w:val="18"/>
-        </w:rPr>
-        <w:t xml:space="preserve"> call last):</w:t>
+          <w:sz w:val="12"/>
+          <w:szCs w:val="12"/>
+        </w:rPr>
+        <w:t>Traceback</w:t>
+      </w:r>
+      <w:proofErr w:type="spellEnd"/>
+      <w:r>
+        <w:rPr>
+          <w:rFonts w:ascii="Lucida Console" w:hAnsi="Lucida Console" w:cs="Lucida Console"/>
+          <w:kern w:val="0"/>
+          <w:sz w:val="12"/>
+          <w:szCs w:val="12"/>
+        </w:rPr>
+        <w:t xml:space="preserve"> </w:t>
+      </w:r>
+      <w:proofErr w:type="spellStart"/>
+      <w:r>
+        <w:rPr>
+          <w:rFonts w:ascii="Lucida Console" w:hAnsi="Lucida Console" w:cs="Lucida Console"/>
+          <w:kern w:val="0"/>
+          <w:sz w:val="12"/>
+          <w:szCs w:val="12"/>
+        </w:rPr>
+        <w:t>result</w:t>
+      </w:r>
+      <w:proofErr w:type="spellEnd"/>
+      <w:r>
+        <w:rPr>
+          <w:rFonts w:ascii="Lucida Console" w:hAnsi="Lucida Console" w:cs="Lucida Console"/>
+          <w:kern w:val="0"/>
+          <w:sz w:val="12"/>
+          <w:szCs w:val="12"/>
+        </w:rPr>
+        <w:t>/*.log</w:t>
       </w:r>
     </w:p>
     <w:p>
@@ -8354,16 +8251,16 @@
         <w:rPr>
           <w:rFonts w:ascii="Lucida Console" w:hAnsi="Lucida Console" w:cs="Lucida Console"/>
           <w:kern w:val="0"/>
-          <w:sz w:val="18"/>
-          <w:szCs w:val="18"/>
-        </w:rPr>
-      </w:pPr>
-      <w:r>
-        <w:rPr>
-          <w:rFonts w:ascii="Lucida Console" w:hAnsi="Lucida Console" w:cs="Lucida Console"/>
-          <w:kern w:val="0"/>
-          <w:sz w:val="18"/>
-          <w:szCs w:val="18"/>
+          <w:sz w:val="12"/>
+          <w:szCs w:val="12"/>
+        </w:rPr>
+      </w:pPr>
+      <w:r>
+        <w:rPr>
+          <w:rFonts w:ascii="Lucida Console" w:hAnsi="Lucida Console" w:cs="Lucida Console"/>
+          <w:kern w:val="0"/>
+          <w:sz w:val="12"/>
+          <w:szCs w:val="12"/>
         </w:rPr>
         <w:t>result/gw.geneanet.org.virgile81.lang=fr.n=</w:t>
       </w:r>
@@ -8372,8 +8269,8 @@
         <w:rPr>
           <w:rFonts w:ascii="Lucida Console" w:hAnsi="Lucida Console" w:cs="Lucida Console"/>
           <w:kern w:val="0"/>
-          <w:sz w:val="18"/>
-          <w:szCs w:val="18"/>
+          <w:sz w:val="12"/>
+          <w:szCs w:val="12"/>
         </w:rPr>
         <w:t>schembri.oc=0.p</w:t>
       </w:r>
@@ -8382,8 +8279,8 @@
         <w:rPr>
           <w:rFonts w:ascii="Lucida Console" w:hAnsi="Lucida Console" w:cs="Lucida Console"/>
           <w:kern w:val="0"/>
-          <w:sz w:val="18"/>
-          <w:szCs w:val="18"/>
+          <w:sz w:val="12"/>
+          <w:szCs w:val="12"/>
         </w:rPr>
         <w:t>=emmanuele.log:Traceback (</w:t>
       </w:r>
@@ -8392,8 +8289,8 @@
         <w:rPr>
           <w:rFonts w:ascii="Lucida Console" w:hAnsi="Lucida Console" w:cs="Lucida Console"/>
           <w:kern w:val="0"/>
-          <w:sz w:val="18"/>
-          <w:szCs w:val="18"/>
+          <w:sz w:val="12"/>
+          <w:szCs w:val="12"/>
         </w:rPr>
         <w:t>most</w:t>
       </w:r>
@@ -8402,8 +8299,8 @@
         <w:rPr>
           <w:rFonts w:ascii="Lucida Console" w:hAnsi="Lucida Console" w:cs="Lucida Console"/>
           <w:kern w:val="0"/>
-          <w:sz w:val="18"/>
-          <w:szCs w:val="18"/>
+          <w:sz w:val="12"/>
+          <w:szCs w:val="12"/>
         </w:rPr>
         <w:t xml:space="preserve"> </w:t>
       </w:r>
@@ -8412,8 +8309,8 @@
         <w:rPr>
           <w:rFonts w:ascii="Lucida Console" w:hAnsi="Lucida Console" w:cs="Lucida Console"/>
           <w:kern w:val="0"/>
-          <w:sz w:val="18"/>
-          <w:szCs w:val="18"/>
+          <w:sz w:val="12"/>
+          <w:szCs w:val="12"/>
         </w:rPr>
         <w:t>recent</w:t>
       </w:r>
@@ -8422,8 +8319,8 @@
         <w:rPr>
           <w:rFonts w:ascii="Lucida Console" w:hAnsi="Lucida Console" w:cs="Lucida Console"/>
           <w:kern w:val="0"/>
-          <w:sz w:val="18"/>
-          <w:szCs w:val="18"/>
+          <w:sz w:val="12"/>
+          <w:szCs w:val="12"/>
         </w:rPr>
         <w:t xml:space="preserve"> call last):</w:t>
       </w:r>
@@ -8436,16 +8333,16 @@
         <w:rPr>
           <w:rFonts w:ascii="Lucida Console" w:hAnsi="Lucida Console" w:cs="Lucida Console"/>
           <w:kern w:val="0"/>
-          <w:sz w:val="18"/>
-          <w:szCs w:val="18"/>
-        </w:rPr>
-      </w:pPr>
-      <w:r>
-        <w:rPr>
-          <w:rFonts w:ascii="Lucida Console" w:hAnsi="Lucida Console" w:cs="Lucida Console"/>
-          <w:kern w:val="0"/>
-          <w:sz w:val="18"/>
-          <w:szCs w:val="18"/>
+          <w:sz w:val="12"/>
+          <w:szCs w:val="12"/>
+        </w:rPr>
+      </w:pPr>
+      <w:r>
+        <w:rPr>
+          <w:rFonts w:ascii="Lucida Console" w:hAnsi="Lucida Console" w:cs="Lucida Console"/>
+          <w:kern w:val="0"/>
+          <w:sz w:val="12"/>
+          <w:szCs w:val="12"/>
         </w:rPr>
         <w:t>result/gw.geneanet.org.virgile81.lang=fr.n=</w:t>
       </w:r>
@@ -8454,8 +8351,8 @@
         <w:rPr>
           <w:rFonts w:ascii="Lucida Console" w:hAnsi="Lucida Console" w:cs="Lucida Console"/>
           <w:kern w:val="0"/>
-          <w:sz w:val="18"/>
-          <w:szCs w:val="18"/>
+          <w:sz w:val="12"/>
+          <w:szCs w:val="12"/>
         </w:rPr>
         <w:t>schembri.oc=0.p</w:t>
       </w:r>
@@ -8464,8 +8361,8 @@
         <w:rPr>
           <w:rFonts w:ascii="Lucida Console" w:hAnsi="Lucida Console" w:cs="Lucida Console"/>
           <w:kern w:val="0"/>
-          <w:sz w:val="18"/>
-          <w:szCs w:val="18"/>
+          <w:sz w:val="12"/>
+          <w:szCs w:val="12"/>
         </w:rPr>
         <w:t>=emmanuele.log:Traceback (</w:t>
       </w:r>
@@ -8474,8 +8371,8 @@
         <w:rPr>
           <w:rFonts w:ascii="Lucida Console" w:hAnsi="Lucida Console" w:cs="Lucida Console"/>
           <w:kern w:val="0"/>
-          <w:sz w:val="18"/>
-          <w:szCs w:val="18"/>
+          <w:sz w:val="12"/>
+          <w:szCs w:val="12"/>
         </w:rPr>
         <w:t>most</w:t>
       </w:r>
@@ -8484,8 +8381,8 @@
         <w:rPr>
           <w:rFonts w:ascii="Lucida Console" w:hAnsi="Lucida Console" w:cs="Lucida Console"/>
           <w:kern w:val="0"/>
-          <w:sz w:val="18"/>
-          <w:szCs w:val="18"/>
+          <w:sz w:val="12"/>
+          <w:szCs w:val="12"/>
         </w:rPr>
         <w:t xml:space="preserve"> </w:t>
       </w:r>
@@ -8494,8 +8391,8 @@
         <w:rPr>
           <w:rFonts w:ascii="Lucida Console" w:hAnsi="Lucida Console" w:cs="Lucida Console"/>
           <w:kern w:val="0"/>
-          <w:sz w:val="18"/>
-          <w:szCs w:val="18"/>
+          <w:sz w:val="12"/>
+          <w:szCs w:val="12"/>
         </w:rPr>
         <w:t>recent</w:t>
       </w:r>
@@ -8504,8 +8401,8 @@
         <w:rPr>
           <w:rFonts w:ascii="Lucida Console" w:hAnsi="Lucida Console" w:cs="Lucida Console"/>
           <w:kern w:val="0"/>
-          <w:sz w:val="18"/>
-          <w:szCs w:val="18"/>
+          <w:sz w:val="12"/>
+          <w:szCs w:val="12"/>
         </w:rPr>
         <w:t xml:space="preserve"> call last):</w:t>
       </w:r>
@@ -8518,10 +8415,79 @@
         <w:rPr>
           <w:rFonts w:ascii="Lucida Console" w:hAnsi="Lucida Console" w:cs="Lucida Console"/>
           <w:kern w:val="0"/>
-          <w:sz w:val="18"/>
-          <w:szCs w:val="18"/>
-        </w:rPr>
-      </w:pPr>
+          <w:sz w:val="12"/>
+          <w:szCs w:val="12"/>
+        </w:rPr>
+      </w:pPr>
+      <w:r>
+        <w:rPr>
+          <w:rFonts w:ascii="Lucida Console" w:hAnsi="Lucida Console" w:cs="Lucida Console"/>
+          <w:kern w:val="0"/>
+          <w:sz w:val="12"/>
+          <w:szCs w:val="12"/>
+        </w:rPr>
+        <w:t>result/gw.geneanet.org.virgile81.lang=fr.n=</w:t>
+      </w:r>
+      <w:proofErr w:type="gramStart"/>
+      <w:r>
+        <w:rPr>
+          <w:rFonts w:ascii="Lucida Console" w:hAnsi="Lucida Console" w:cs="Lucida Console"/>
+          <w:kern w:val="0"/>
+          <w:sz w:val="12"/>
+          <w:szCs w:val="12"/>
+        </w:rPr>
+        <w:t>schembri.oc=0.p</w:t>
+      </w:r>
+      <w:proofErr w:type="gramEnd"/>
+      <w:r>
+        <w:rPr>
+          <w:rFonts w:ascii="Lucida Console" w:hAnsi="Lucida Console" w:cs="Lucida Console"/>
+          <w:kern w:val="0"/>
+          <w:sz w:val="12"/>
+          <w:szCs w:val="12"/>
+        </w:rPr>
+        <w:t>=emmanuele.log:Traceback (</w:t>
+      </w:r>
+      <w:proofErr w:type="spellStart"/>
+      <w:r>
+        <w:rPr>
+          <w:rFonts w:ascii="Lucida Console" w:hAnsi="Lucida Console" w:cs="Lucida Console"/>
+          <w:kern w:val="0"/>
+          <w:sz w:val="12"/>
+          <w:szCs w:val="12"/>
+        </w:rPr>
+        <w:t>most</w:t>
+      </w:r>
+      <w:proofErr w:type="spellEnd"/>
+      <w:r>
+        <w:rPr>
+          <w:rFonts w:ascii="Lucida Console" w:hAnsi="Lucida Console" w:cs="Lucida Console"/>
+          <w:kern w:val="0"/>
+          <w:sz w:val="12"/>
+          <w:szCs w:val="12"/>
+        </w:rPr>
+        <w:t xml:space="preserve"> </w:t>
+      </w:r>
+      <w:proofErr w:type="spellStart"/>
+      <w:r>
+        <w:rPr>
+          <w:rFonts w:ascii="Lucida Console" w:hAnsi="Lucida Console" w:cs="Lucida Console"/>
+          <w:kern w:val="0"/>
+          <w:sz w:val="12"/>
+          <w:szCs w:val="12"/>
+        </w:rPr>
+        <w:t>recent</w:t>
+      </w:r>
+      <w:proofErr w:type="spellEnd"/>
+      <w:r>
+        <w:rPr>
+          <w:rFonts w:ascii="Lucida Console" w:hAnsi="Lucida Console" w:cs="Lucida Console"/>
+          <w:kern w:val="0"/>
+          <w:sz w:val="12"/>
+          <w:szCs w:val="12"/>
+        </w:rPr>
+        <w:t xml:space="preserve"> call last):</w:t>
+      </w:r>
     </w:p>
     <w:p>
       <w:pPr>
@@ -8530,86 +8496,11 @@
         <w:adjustRightInd w:val="0"/>
         <w:rPr>
           <w:rFonts w:ascii="Lucida Console" w:hAnsi="Lucida Console" w:cs="Lucida Console"/>
-          <w:color w:val="00BFBF"/>
-          <w:kern w:val="0"/>
-          <w:sz w:val="18"/>
-          <w:szCs w:val="18"/>
-        </w:rPr>
-      </w:pPr>
-      <w:r>
-        <w:rPr>
-          <w:rFonts w:ascii="Lucida Console" w:hAnsi="Lucida Console" w:cs="Lucida Console"/>
-          <w:color w:val="00BF00"/>
-          <w:kern w:val="0"/>
-          <w:sz w:val="18"/>
-          <w:szCs w:val="18"/>
-        </w:rPr>
-        <w:t xml:space="preserve">Nicolas@MSI-GL73-Nico </w:t>
-      </w:r>
-      <w:r>
-        <w:rPr>
-          <w:rFonts w:ascii="Lucida Console" w:hAnsi="Lucida Console" w:cs="Lucida Console"/>
-          <w:color w:val="BF00BF"/>
-          <w:kern w:val="0"/>
-          <w:sz w:val="18"/>
-          <w:szCs w:val="18"/>
-        </w:rPr>
-        <w:t xml:space="preserve">MINGW64 </w:t>
-      </w:r>
-      <w:r>
-        <w:rPr>
-          <w:rFonts w:ascii="Lucida Console" w:hAnsi="Lucida Console" w:cs="Lucida Console"/>
-          <w:color w:val="BFBF00"/>
-          <w:kern w:val="0"/>
-          <w:sz w:val="18"/>
-          <w:szCs w:val="18"/>
-        </w:rPr>
-        <w:t>/d/</w:t>
-      </w:r>
-      <w:proofErr w:type="spellStart"/>
-      <w:r>
-        <w:rPr>
-          <w:rFonts w:ascii="Lucida Console" w:hAnsi="Lucida Console" w:cs="Lucida Console"/>
-          <w:color w:val="BFBF00"/>
-          <w:kern w:val="0"/>
-          <w:sz w:val="18"/>
-          <w:szCs w:val="18"/>
-        </w:rPr>
-        <w:t>Users</w:t>
-      </w:r>
-      <w:proofErr w:type="spellEnd"/>
-      <w:r>
-        <w:rPr>
-          <w:rFonts w:ascii="Lucida Console" w:hAnsi="Lucida Console" w:cs="Lucida Console"/>
-          <w:color w:val="BFBF00"/>
-          <w:kern w:val="0"/>
-          <w:sz w:val="18"/>
-          <w:szCs w:val="18"/>
-        </w:rPr>
-        <w:t>/Nicolas/Documents/Python/</w:t>
-      </w:r>
-      <w:proofErr w:type="spellStart"/>
-      <w:r>
-        <w:rPr>
-          <w:rFonts w:ascii="Lucida Console" w:hAnsi="Lucida Console" w:cs="Lucida Console"/>
-          <w:color w:val="BFBF00"/>
-          <w:kern w:val="0"/>
-          <w:sz w:val="18"/>
-          <w:szCs w:val="18"/>
-        </w:rPr>
-        <w:t>geneanet</w:t>
-      </w:r>
-      <w:proofErr w:type="spellEnd"/>
-      <w:r>
-        <w:rPr>
-          <w:rFonts w:ascii="Lucida Console" w:hAnsi="Lucida Console" w:cs="Lucida Console"/>
-          <w:color w:val="00BFBF"/>
-          <w:kern w:val="0"/>
-          <w:sz w:val="18"/>
-          <w:szCs w:val="18"/>
-        </w:rPr>
-        <w:t xml:space="preserve"> (master)</w:t>
-      </w:r>
+          <w:kern w:val="0"/>
+          <w:sz w:val="12"/>
+          <w:szCs w:val="12"/>
+        </w:rPr>
+      </w:pPr>
     </w:p>
     <w:p>
       <w:pPr>
@@ -8618,79 +8509,51 @@
         <w:adjustRightInd w:val="0"/>
         <w:rPr>
           <w:rFonts w:ascii="Lucida Console" w:hAnsi="Lucida Console" w:cs="Lucida Console"/>
-          <w:kern w:val="0"/>
-          <w:sz w:val="18"/>
-          <w:szCs w:val="18"/>
-        </w:rPr>
-      </w:pPr>
-      <w:r>
-        <w:rPr>
-          <w:rFonts w:ascii="Lucida Console" w:hAnsi="Lucida Console" w:cs="Lucida Console"/>
-          <w:kern w:val="0"/>
-          <w:sz w:val="18"/>
-          <w:szCs w:val="18"/>
-        </w:rPr>
-        <w:t xml:space="preserve">$ </w:t>
-      </w:r>
-      <w:proofErr w:type="spellStart"/>
-      <w:r>
-        <w:rPr>
-          <w:rFonts w:ascii="Lucida Console" w:hAnsi="Lucida Console" w:cs="Lucida Console"/>
-          <w:kern w:val="0"/>
-          <w:sz w:val="18"/>
-          <w:szCs w:val="18"/>
-        </w:rPr>
-        <w:t>egrep</w:t>
-      </w:r>
-      <w:proofErr w:type="spellEnd"/>
-      <w:r>
-        <w:rPr>
-          <w:rFonts w:ascii="Lucida Console" w:hAnsi="Lucida Console" w:cs="Lucida Console"/>
-          <w:kern w:val="0"/>
-          <w:sz w:val="18"/>
-          <w:szCs w:val="18"/>
-        </w:rPr>
-        <w:t xml:space="preserve"> '</w:t>
-      </w:r>
-      <w:proofErr w:type="spellStart"/>
-      <w:r>
-        <w:rPr>
-          <w:rFonts w:ascii="Lucida Console" w:hAnsi="Lucida Console" w:cs="Lucida Console"/>
-          <w:kern w:val="0"/>
-          <w:sz w:val="18"/>
-          <w:szCs w:val="18"/>
-        </w:rPr>
-        <w:t>Traceback|ERROR</w:t>
-      </w:r>
-      <w:proofErr w:type="spellEnd"/>
-      <w:r>
-        <w:rPr>
-          <w:rFonts w:ascii="Lucida Console" w:hAnsi="Lucida Console" w:cs="Lucida Console"/>
-          <w:kern w:val="0"/>
-          <w:sz w:val="18"/>
-          <w:szCs w:val="18"/>
-        </w:rPr>
-        <w:t xml:space="preserve">' </w:t>
-      </w:r>
-      <w:proofErr w:type="spellStart"/>
-      <w:r>
-        <w:rPr>
-          <w:rFonts w:ascii="Lucida Console" w:hAnsi="Lucida Console" w:cs="Lucida Console"/>
-          <w:kern w:val="0"/>
-          <w:sz w:val="18"/>
-          <w:szCs w:val="18"/>
-        </w:rPr>
-        <w:t>result</w:t>
-      </w:r>
-      <w:proofErr w:type="spellEnd"/>
-      <w:r>
-        <w:rPr>
-          <w:rFonts w:ascii="Lucida Console" w:hAnsi="Lucida Console" w:cs="Lucida Console"/>
-          <w:kern w:val="0"/>
-          <w:sz w:val="18"/>
-          <w:szCs w:val="18"/>
-        </w:rPr>
-        <w:t>/*.log</w:t>
+          <w:color w:val="00BFBF"/>
+          <w:kern w:val="0"/>
+          <w:sz w:val="12"/>
+          <w:szCs w:val="12"/>
+        </w:rPr>
+      </w:pPr>
+      <w:r>
+        <w:rPr>
+          <w:rFonts w:ascii="Lucida Console" w:hAnsi="Lucida Console" w:cs="Lucida Console"/>
+          <w:color w:val="00BF00"/>
+          <w:kern w:val="0"/>
+          <w:sz w:val="12"/>
+          <w:szCs w:val="12"/>
+        </w:rPr>
+        <w:t xml:space="preserve">Nicolas@MSI-GL73-Nico </w:t>
+      </w:r>
+      <w:r>
+        <w:rPr>
+          <w:rFonts w:ascii="Lucida Console" w:hAnsi="Lucida Console" w:cs="Lucida Console"/>
+          <w:color w:val="BF00BF"/>
+          <w:kern w:val="0"/>
+          <w:sz w:val="12"/>
+          <w:szCs w:val="12"/>
+        </w:rPr>
+        <w:t xml:space="preserve">MINGW64 </w:t>
+      </w:r>
+      <w:r>
+        <w:rPr>
+          <w:rFonts w:ascii="Lucida Console" w:hAnsi="Lucida Console" w:cs="Lucida Console"/>
+          <w:color w:val="BFBF00"/>
+          <w:kern w:val="0"/>
+          <w:sz w:val="12"/>
+          <w:szCs w:val="12"/>
+        </w:rPr>
+        <w:t>/d/Users/Nicolas/Documents/Python/geneanet</w:t>
+      </w:r>
+      <w:r>
+        <w:rPr>
+          <w:rFonts w:ascii="Lucida Console" w:hAnsi="Lucida Console" w:cs="Lucida Console"/>
+          <w:color w:val="00BFBF"/>
+          <w:kern w:val="0"/>
+          <w:sz w:val="12"/>
+          <w:szCs w:val="12"/>
+        </w:rPr>
+        <w:t xml:space="preserve"> (master)</w:t>
       </w:r>
     </w:p>
     <w:p>
@@ -8701,118 +8564,78 @@
         <w:rPr>
           <w:rFonts w:ascii="Lucida Console" w:hAnsi="Lucida Console" w:cs="Lucida Console"/>
           <w:kern w:val="0"/>
-          <w:sz w:val="18"/>
-          <w:szCs w:val="18"/>
-        </w:rPr>
-      </w:pPr>
-      <w:r>
-        <w:rPr>
-          <w:rFonts w:ascii="Lucida Console" w:hAnsi="Lucida Console" w:cs="Lucida Console"/>
-          <w:kern w:val="0"/>
-          <w:sz w:val="18"/>
-          <w:szCs w:val="18"/>
-        </w:rPr>
-        <w:t>result/gw.geneanet.org.danielr13.lang=fr.n=</w:t>
-      </w:r>
-      <w:proofErr w:type="gramStart"/>
-      <w:r>
-        <w:rPr>
-          <w:rFonts w:ascii="Lucida Console" w:hAnsi="Lucida Console" w:cs="Lucida Console"/>
-          <w:kern w:val="0"/>
-          <w:sz w:val="18"/>
-          <w:szCs w:val="18"/>
-        </w:rPr>
-        <w:t>nicolas.oc=0.p</w:t>
-      </w:r>
-      <w:proofErr w:type="gramEnd"/>
-      <w:r>
-        <w:rPr>
-          <w:rFonts w:ascii="Lucida Console" w:hAnsi="Lucida Console" w:cs="Lucida Console"/>
-          <w:kern w:val="0"/>
-          <w:sz w:val="18"/>
-          <w:szCs w:val="18"/>
-        </w:rPr>
-        <w:t xml:space="preserve">=etienne+henri.log:[gedcomw.element.element] ERROR: </w:t>
-      </w:r>
-      <w:proofErr w:type="spellStart"/>
-      <w:r>
-        <w:rPr>
-          <w:rFonts w:ascii="Lucida Console" w:hAnsi="Lucida Console" w:cs="Lucida Console"/>
-          <w:kern w:val="0"/>
-          <w:sz w:val="18"/>
-          <w:szCs w:val="18"/>
-        </w:rPr>
-        <w:t>manage_events</w:t>
-      </w:r>
-      <w:proofErr w:type="spellEnd"/>
-      <w:r>
-        <w:rPr>
-          <w:rFonts w:ascii="Lucida Console" w:hAnsi="Lucida Console" w:cs="Lucida Console"/>
-          <w:kern w:val="0"/>
-          <w:sz w:val="18"/>
-          <w:szCs w:val="18"/>
-        </w:rPr>
-        <w:t xml:space="preserve"> : @I00348@ 'Magdeleine' 'BOURREL' : </w:t>
-      </w:r>
-      <w:proofErr w:type="spellStart"/>
-      <w:r>
-        <w:rPr>
-          <w:rFonts w:ascii="Lucida Console" w:hAnsi="Lucida Console" w:cs="Lucida Console"/>
-          <w:kern w:val="0"/>
-          <w:sz w:val="18"/>
-          <w:szCs w:val="18"/>
-        </w:rPr>
-        <w:t>unknown</w:t>
-      </w:r>
-      <w:proofErr w:type="spellEnd"/>
-      <w:r>
-        <w:rPr>
-          <w:rFonts w:ascii="Lucida Console" w:hAnsi="Lucida Console" w:cs="Lucida Console"/>
-          <w:kern w:val="0"/>
-          <w:sz w:val="18"/>
-          <w:szCs w:val="18"/>
-        </w:rPr>
-        <w:t xml:space="preserve"> </w:t>
-      </w:r>
-      <w:proofErr w:type="spellStart"/>
-      <w:r>
-        <w:rPr>
-          <w:rFonts w:ascii="Lucida Console" w:hAnsi="Lucida Console" w:cs="Lucida Console"/>
-          <w:kern w:val="0"/>
-          <w:sz w:val="18"/>
-          <w:szCs w:val="18"/>
-        </w:rPr>
-        <w:t>event</w:t>
-      </w:r>
-      <w:proofErr w:type="spellEnd"/>
-      <w:r>
-        <w:rPr>
-          <w:rFonts w:ascii="Lucida Console" w:hAnsi="Lucida Console" w:cs="Lucida Console"/>
-          <w:kern w:val="0"/>
-          <w:sz w:val="18"/>
-          <w:szCs w:val="18"/>
-        </w:rPr>
-        <w:t xml:space="preserve"> </w:t>
-      </w:r>
-      <w:proofErr w:type="spellStart"/>
-      <w:r>
-        <w:rPr>
-          <w:rFonts w:ascii="Lucida Console" w:hAnsi="Lucida Console" w:cs="Lucida Console"/>
-          <w:kern w:val="0"/>
-          <w:sz w:val="18"/>
-          <w:szCs w:val="18"/>
-        </w:rPr>
-        <w:t>name</w:t>
-      </w:r>
-      <w:proofErr w:type="spellEnd"/>
-      <w:r>
-        <w:rPr>
-          <w:rFonts w:ascii="Lucida Console" w:hAnsi="Lucida Console" w:cs="Lucida Console"/>
-          <w:kern w:val="0"/>
-          <w:sz w:val="18"/>
-          <w:szCs w:val="18"/>
-        </w:rPr>
-        <w:t xml:space="preserve"> : 'Union 1'</w:t>
+          <w:sz w:val="12"/>
+          <w:szCs w:val="12"/>
+        </w:rPr>
+      </w:pPr>
+      <w:r>
+        <w:rPr>
+          <w:rFonts w:ascii="Lucida Console" w:hAnsi="Lucida Console" w:cs="Lucida Console"/>
+          <w:kern w:val="0"/>
+          <w:sz w:val="12"/>
+          <w:szCs w:val="12"/>
+        </w:rPr>
+        <w:t xml:space="preserve">$ </w:t>
+      </w:r>
+      <w:proofErr w:type="spellStart"/>
+      <w:r>
+        <w:rPr>
+          <w:rFonts w:ascii="Lucida Console" w:hAnsi="Lucida Console" w:cs="Lucida Console"/>
+          <w:kern w:val="0"/>
+          <w:sz w:val="12"/>
+          <w:szCs w:val="12"/>
+        </w:rPr>
+        <w:t>egrep</w:t>
+      </w:r>
+      <w:proofErr w:type="spellEnd"/>
+      <w:r>
+        <w:rPr>
+          <w:rFonts w:ascii="Lucida Console" w:hAnsi="Lucida Console" w:cs="Lucida Console"/>
+          <w:kern w:val="0"/>
+          <w:sz w:val="12"/>
+          <w:szCs w:val="12"/>
+        </w:rPr>
+        <w:t xml:space="preserve"> '</w:t>
+      </w:r>
+      <w:proofErr w:type="spellStart"/>
+      <w:r>
+        <w:rPr>
+          <w:rFonts w:ascii="Lucida Console" w:hAnsi="Lucida Console" w:cs="Lucida Console"/>
+          <w:kern w:val="0"/>
+          <w:sz w:val="12"/>
+          <w:szCs w:val="12"/>
+        </w:rPr>
+        <w:t>Traceback|ERROR</w:t>
+      </w:r>
+      <w:proofErr w:type="spellEnd"/>
+      <w:r>
+        <w:rPr>
+          <w:rFonts w:ascii="Lucida Console" w:hAnsi="Lucida Console" w:cs="Lucida Console"/>
+          <w:kern w:val="0"/>
+          <w:sz w:val="12"/>
+          <w:szCs w:val="12"/>
+        </w:rPr>
+        <w:t xml:space="preserve">' </w:t>
+      </w:r>
+      <w:proofErr w:type="spellStart"/>
+      <w:r>
+        <w:rPr>
+          <w:rFonts w:ascii="Lucida Console" w:hAnsi="Lucida Console" w:cs="Lucida Console"/>
+          <w:kern w:val="0"/>
+          <w:sz w:val="12"/>
+          <w:szCs w:val="12"/>
+        </w:rPr>
+        <w:t>result</w:t>
+      </w:r>
+      <w:proofErr w:type="spellEnd"/>
+      <w:r>
+        <w:rPr>
+          <w:rFonts w:ascii="Lucida Console" w:hAnsi="Lucida Console" w:cs="Lucida Console"/>
+          <w:kern w:val="0"/>
+          <w:sz w:val="12"/>
+          <w:szCs w:val="12"/>
+        </w:rPr>
+        <w:t>/*.log</w:t>
       </w:r>
     </w:p>
     <w:p>
@@ -8823,16 +8646,16 @@
         <w:rPr>
           <w:rFonts w:ascii="Lucida Console" w:hAnsi="Lucida Console" w:cs="Lucida Console"/>
           <w:kern w:val="0"/>
-          <w:sz w:val="18"/>
-          <w:szCs w:val="18"/>
-        </w:rPr>
-      </w:pPr>
-      <w:r>
-        <w:rPr>
-          <w:rFonts w:ascii="Lucida Console" w:hAnsi="Lucida Console" w:cs="Lucida Console"/>
-          <w:kern w:val="0"/>
-          <w:sz w:val="18"/>
-          <w:szCs w:val="18"/>
+          <w:sz w:val="12"/>
+          <w:szCs w:val="12"/>
+        </w:rPr>
+      </w:pPr>
+      <w:r>
+        <w:rPr>
+          <w:rFonts w:ascii="Lucida Console" w:hAnsi="Lucida Console" w:cs="Lucida Console"/>
+          <w:kern w:val="0"/>
+          <w:sz w:val="12"/>
+          <w:szCs w:val="12"/>
         </w:rPr>
         <w:t>result/gw.geneanet.org.danielr13.lang=fr.n=</w:t>
       </w:r>
@@ -8841,8 +8664,8 @@
         <w:rPr>
           <w:rFonts w:ascii="Lucida Console" w:hAnsi="Lucida Console" w:cs="Lucida Console"/>
           <w:kern w:val="0"/>
-          <w:sz w:val="18"/>
-          <w:szCs w:val="18"/>
+          <w:sz w:val="12"/>
+          <w:szCs w:val="12"/>
         </w:rPr>
         <w:t>nicolas.oc=0.p</w:t>
       </w:r>
@@ -8851,30 +8674,90 @@
         <w:rPr>
           <w:rFonts w:ascii="Lucida Console" w:hAnsi="Lucida Console" w:cs="Lucida Console"/>
           <w:kern w:val="0"/>
-          <w:sz w:val="18"/>
-          <w:szCs w:val="18"/>
-        </w:rPr>
-        <w:t>=etienne+henri.log: '</w:t>
-      </w:r>
-      <w:proofErr w:type="spellStart"/>
-      <w:r>
-        <w:rPr>
-          <w:rFonts w:ascii="Lucida Console" w:hAnsi="Lucida Console" w:cs="Lucida Console"/>
-          <w:kern w:val="0"/>
-          <w:sz w:val="18"/>
-          <w:szCs w:val="18"/>
-        </w:rPr>
-        <w:t>log_count</w:t>
-      </w:r>
-      <w:proofErr w:type="spellEnd"/>
-      <w:r>
-        <w:rPr>
-          <w:rFonts w:ascii="Lucida Console" w:hAnsi="Lucida Console" w:cs="Lucida Console"/>
-          <w:kern w:val="0"/>
-          <w:sz w:val="18"/>
-          <w:szCs w:val="18"/>
-        </w:rPr>
-        <w:t>/ERROR': 1,</w:t>
+          <w:sz w:val="12"/>
+          <w:szCs w:val="12"/>
+        </w:rPr>
+        <w:t xml:space="preserve">=etienne+henri.log:[gedcomw.element.element] ERROR: </w:t>
+      </w:r>
+      <w:proofErr w:type="spellStart"/>
+      <w:r>
+        <w:rPr>
+          <w:rFonts w:ascii="Lucida Console" w:hAnsi="Lucida Console" w:cs="Lucida Console"/>
+          <w:kern w:val="0"/>
+          <w:sz w:val="12"/>
+          <w:szCs w:val="12"/>
+        </w:rPr>
+        <w:t>manage_events</w:t>
+      </w:r>
+      <w:proofErr w:type="spellEnd"/>
+      <w:r>
+        <w:rPr>
+          <w:rFonts w:ascii="Lucida Console" w:hAnsi="Lucida Console" w:cs="Lucida Console"/>
+          <w:kern w:val="0"/>
+          <w:sz w:val="12"/>
+          <w:szCs w:val="12"/>
+        </w:rPr>
+        <w:t xml:space="preserve"> : @I00309@ 'Magdeleine' 'BOURREL' : </w:t>
+      </w:r>
+      <w:proofErr w:type="spellStart"/>
+      <w:r>
+        <w:rPr>
+          <w:rFonts w:ascii="Lucida Console" w:hAnsi="Lucida Console" w:cs="Lucida Console"/>
+          <w:kern w:val="0"/>
+          <w:sz w:val="12"/>
+          <w:szCs w:val="12"/>
+        </w:rPr>
+        <w:t>unknown</w:t>
+      </w:r>
+      <w:proofErr w:type="spellEnd"/>
+      <w:r>
+        <w:rPr>
+          <w:rFonts w:ascii="Lucida Console" w:hAnsi="Lucida Console" w:cs="Lucida Console"/>
+          <w:kern w:val="0"/>
+          <w:sz w:val="12"/>
+          <w:szCs w:val="12"/>
+        </w:rPr>
+        <w:t xml:space="preserve"> </w:t>
+      </w:r>
+      <w:proofErr w:type="spellStart"/>
+      <w:r>
+        <w:rPr>
+          <w:rFonts w:ascii="Lucida Console" w:hAnsi="Lucida Console" w:cs="Lucida Console"/>
+          <w:kern w:val="0"/>
+          <w:sz w:val="12"/>
+          <w:szCs w:val="12"/>
+        </w:rPr>
+        <w:t>event</w:t>
+      </w:r>
+      <w:proofErr w:type="spellEnd"/>
+      <w:r>
+        <w:rPr>
+          <w:rFonts w:ascii="Lucida Console" w:hAnsi="Lucida Console" w:cs="Lucida Console"/>
+          <w:kern w:val="0"/>
+          <w:sz w:val="12"/>
+          <w:szCs w:val="12"/>
+        </w:rPr>
+        <w:t xml:space="preserve"> </w:t>
+      </w:r>
+      <w:proofErr w:type="spellStart"/>
+      <w:r>
+        <w:rPr>
+          <w:rFonts w:ascii="Lucida Console" w:hAnsi="Lucida Console" w:cs="Lucida Console"/>
+          <w:kern w:val="0"/>
+          <w:sz w:val="12"/>
+          <w:szCs w:val="12"/>
+        </w:rPr>
+        <w:t>name</w:t>
+      </w:r>
+      <w:proofErr w:type="spellEnd"/>
+      <w:r>
+        <w:rPr>
+          <w:rFonts w:ascii="Lucida Console" w:hAnsi="Lucida Console" w:cs="Lucida Console"/>
+          <w:kern w:val="0"/>
+          <w:sz w:val="12"/>
+          <w:szCs w:val="12"/>
+        </w:rPr>
+        <w:t xml:space="preserve"> : 'Union 1'</w:t>
       </w:r>
     </w:p>
     <w:p>
@@ -8885,118 +8768,58 @@
         <w:rPr>
           <w:rFonts w:ascii="Lucida Console" w:hAnsi="Lucida Console" w:cs="Lucida Console"/>
           <w:kern w:val="0"/>
-          <w:sz w:val="18"/>
-          <w:szCs w:val="18"/>
-        </w:rPr>
-      </w:pPr>
-      <w:r>
-        <w:rPr>
-          <w:rFonts w:ascii="Lucida Console" w:hAnsi="Lucida Console" w:cs="Lucida Console"/>
-          <w:kern w:val="0"/>
-          <w:sz w:val="18"/>
-          <w:szCs w:val="18"/>
-        </w:rPr>
-        <w:t>result/gw.geneanet.org.evechevaleyre.lang=</w:t>
-      </w:r>
-      <w:proofErr w:type="gramStart"/>
-      <w:r>
-        <w:rPr>
-          <w:rFonts w:ascii="Lucida Console" w:hAnsi="Lucida Console" w:cs="Lucida Console"/>
-          <w:kern w:val="0"/>
-          <w:sz w:val="18"/>
-          <w:szCs w:val="18"/>
-        </w:rPr>
-        <w:t>fr.n</w:t>
-      </w:r>
-      <w:proofErr w:type="gramEnd"/>
-      <w:r>
-        <w:rPr>
-          <w:rFonts w:ascii="Lucida Console" w:hAnsi="Lucida Console" w:cs="Lucida Console"/>
-          <w:kern w:val="0"/>
-          <w:sz w:val="18"/>
-          <w:szCs w:val="18"/>
-        </w:rPr>
-        <w:t xml:space="preserve">=brincat.oc=0.p=maria+anna.log:[geneanet] ERROR: </w:t>
-      </w:r>
-      <w:proofErr w:type="spellStart"/>
-      <w:r>
-        <w:rPr>
-          <w:rFonts w:ascii="Lucida Console" w:hAnsi="Lucida Console" w:cs="Lucida Console"/>
-          <w:kern w:val="0"/>
-          <w:sz w:val="18"/>
-          <w:szCs w:val="18"/>
-        </w:rPr>
-        <w:t>Generation</w:t>
-      </w:r>
-      <w:proofErr w:type="spellEnd"/>
-      <w:r>
-        <w:rPr>
-          <w:rFonts w:ascii="Lucida Console" w:hAnsi="Lucida Console" w:cs="Lucida Console"/>
-          <w:kern w:val="0"/>
-          <w:sz w:val="18"/>
-          <w:szCs w:val="18"/>
-        </w:rPr>
-        <w:t xml:space="preserve"> 4, </w:t>
-      </w:r>
-      <w:proofErr w:type="spellStart"/>
-      <w:r>
-        <w:rPr>
-          <w:rFonts w:ascii="Lucida Console" w:hAnsi="Lucida Console" w:cs="Lucida Console"/>
-          <w:kern w:val="0"/>
-          <w:sz w:val="18"/>
-          <w:szCs w:val="18"/>
-        </w:rPr>
-        <w:t>sosa</w:t>
-      </w:r>
-      <w:proofErr w:type="spellEnd"/>
-      <w:r>
-        <w:rPr>
-          <w:rFonts w:ascii="Lucida Console" w:hAnsi="Lucida Console" w:cs="Lucida Console"/>
-          <w:kern w:val="0"/>
-          <w:sz w:val="18"/>
-          <w:szCs w:val="18"/>
-        </w:rPr>
-        <w:t xml:space="preserve"> 9 : </w:t>
-      </w:r>
-      <w:proofErr w:type="spellStart"/>
-      <w:r>
-        <w:rPr>
-          <w:rFonts w:ascii="Lucida Console" w:hAnsi="Lucida Console" w:cs="Lucida Console"/>
-          <w:kern w:val="0"/>
-          <w:sz w:val="18"/>
-          <w:szCs w:val="18"/>
-        </w:rPr>
-        <w:t>Domenica</w:t>
-      </w:r>
-      <w:proofErr w:type="spellEnd"/>
-      <w:r>
-        <w:rPr>
-          <w:rFonts w:ascii="Lucida Console" w:hAnsi="Lucida Console" w:cs="Lucida Console"/>
-          <w:kern w:val="0"/>
-          <w:sz w:val="18"/>
-          <w:szCs w:val="18"/>
-        </w:rPr>
-        <w:t xml:space="preserve"> CHETCUTI :  Anomalies détectées sur </w:t>
-      </w:r>
-      <w:proofErr w:type="spellStart"/>
-      <w:r>
-        <w:rPr>
-          <w:rFonts w:ascii="Lucida Console" w:hAnsi="Lucida Console" w:cs="Lucida Console"/>
-          <w:kern w:val="0"/>
-          <w:sz w:val="18"/>
-          <w:szCs w:val="18"/>
-        </w:rPr>
-        <w:t>Domenica</w:t>
-      </w:r>
-      <w:proofErr w:type="spellEnd"/>
-      <w:r>
-        <w:rPr>
-          <w:rFonts w:ascii="Lucida Console" w:hAnsi="Lucida Console" w:cs="Lucida Console"/>
-          <w:kern w:val="0"/>
-          <w:sz w:val="18"/>
-          <w:szCs w:val="18"/>
-        </w:rPr>
-        <w:t xml:space="preserve"> CHETCUTI. Vérifier la source.</w:t>
+          <w:sz w:val="12"/>
+          <w:szCs w:val="12"/>
+        </w:rPr>
+      </w:pPr>
+      <w:r>
+        <w:rPr>
+          <w:rFonts w:ascii="Lucida Console" w:hAnsi="Lucida Console" w:cs="Lucida Console"/>
+          <w:kern w:val="0"/>
+          <w:sz w:val="12"/>
+          <w:szCs w:val="12"/>
+        </w:rPr>
+        <w:t>result/gw.geneanet.org.danielr13.lang=fr.n=</w:t>
+      </w:r>
+      <w:proofErr w:type="gramStart"/>
+      <w:r>
+        <w:rPr>
+          <w:rFonts w:ascii="Lucida Console" w:hAnsi="Lucida Console" w:cs="Lucida Console"/>
+          <w:kern w:val="0"/>
+          <w:sz w:val="12"/>
+          <w:szCs w:val="12"/>
+        </w:rPr>
+        <w:t>nicolas.oc=0.p</w:t>
+      </w:r>
+      <w:proofErr w:type="gramEnd"/>
+      <w:r>
+        <w:rPr>
+          <w:rFonts w:ascii="Lucida Console" w:hAnsi="Lucida Console" w:cs="Lucida Console"/>
+          <w:kern w:val="0"/>
+          <w:sz w:val="12"/>
+          <w:szCs w:val="12"/>
+        </w:rPr>
+        <w:t>=etienne+henri.log: '</w:t>
+      </w:r>
+      <w:proofErr w:type="spellStart"/>
+      <w:r>
+        <w:rPr>
+          <w:rFonts w:ascii="Lucida Console" w:hAnsi="Lucida Console" w:cs="Lucida Console"/>
+          <w:kern w:val="0"/>
+          <w:sz w:val="12"/>
+          <w:szCs w:val="12"/>
+        </w:rPr>
+        <w:t>log_count</w:t>
+      </w:r>
+      <w:proofErr w:type="spellEnd"/>
+      <w:r>
+        <w:rPr>
+          <w:rFonts w:ascii="Lucida Console" w:hAnsi="Lucida Console" w:cs="Lucida Console"/>
+          <w:kern w:val="0"/>
+          <w:sz w:val="12"/>
+          <w:szCs w:val="12"/>
+        </w:rPr>
+        <w:t>/ERROR': 1,</w:t>
       </w:r>
     </w:p>
     <w:p>
@@ -9007,16 +8830,16 @@
         <w:rPr>
           <w:rFonts w:ascii="Lucida Console" w:hAnsi="Lucida Console" w:cs="Lucida Console"/>
           <w:kern w:val="0"/>
-          <w:sz w:val="18"/>
-          <w:szCs w:val="18"/>
-        </w:rPr>
-      </w:pPr>
-      <w:r>
-        <w:rPr>
-          <w:rFonts w:ascii="Lucida Console" w:hAnsi="Lucida Console" w:cs="Lucida Console"/>
-          <w:kern w:val="0"/>
-          <w:sz w:val="18"/>
-          <w:szCs w:val="18"/>
+          <w:sz w:val="12"/>
+          <w:szCs w:val="12"/>
+        </w:rPr>
+      </w:pPr>
+      <w:r>
+        <w:rPr>
+          <w:rFonts w:ascii="Lucida Console" w:hAnsi="Lucida Console" w:cs="Lucida Console"/>
+          <w:kern w:val="0"/>
+          <w:sz w:val="12"/>
+          <w:szCs w:val="12"/>
         </w:rPr>
         <w:t>result/gw.geneanet.org.evechevaleyre.lang=</w:t>
       </w:r>
@@ -9025,8 +8848,8 @@
         <w:rPr>
           <w:rFonts w:ascii="Lucida Console" w:hAnsi="Lucida Console" w:cs="Lucida Console"/>
           <w:kern w:val="0"/>
-          <w:sz w:val="18"/>
-          <w:szCs w:val="18"/>
+          <w:sz w:val="12"/>
+          <w:szCs w:val="12"/>
         </w:rPr>
         <w:t>fr.n</w:t>
       </w:r>
@@ -9035,8 +8858,8 @@
         <w:rPr>
           <w:rFonts w:ascii="Lucida Console" w:hAnsi="Lucida Console" w:cs="Lucida Console"/>
           <w:kern w:val="0"/>
-          <w:sz w:val="18"/>
-          <w:szCs w:val="18"/>
+          <w:sz w:val="12"/>
+          <w:szCs w:val="12"/>
         </w:rPr>
         <w:t xml:space="preserve">=brincat.oc=0.p=maria+anna.log:[geneanet] ERROR: </w:t>
       </w:r>
@@ -9045,8 +8868,8 @@
         <w:rPr>
           <w:rFonts w:ascii="Lucida Console" w:hAnsi="Lucida Console" w:cs="Lucida Console"/>
           <w:kern w:val="0"/>
-          <w:sz w:val="18"/>
-          <w:szCs w:val="18"/>
+          <w:sz w:val="12"/>
+          <w:szCs w:val="12"/>
         </w:rPr>
         <w:t>Generation</w:t>
       </w:r>
@@ -9055,8 +8878,8 @@
         <w:rPr>
           <w:rFonts w:ascii="Lucida Console" w:hAnsi="Lucida Console" w:cs="Lucida Console"/>
           <w:kern w:val="0"/>
-          <w:sz w:val="18"/>
-          <w:szCs w:val="18"/>
+          <w:sz w:val="12"/>
+          <w:szCs w:val="12"/>
         </w:rPr>
         <w:t xml:space="preserve"> 4, </w:t>
       </w:r>
@@ -9065,8 +8888,8 @@
         <w:rPr>
           <w:rFonts w:ascii="Lucida Console" w:hAnsi="Lucida Console" w:cs="Lucida Console"/>
           <w:kern w:val="0"/>
-          <w:sz w:val="18"/>
-          <w:szCs w:val="18"/>
+          <w:sz w:val="12"/>
+          <w:szCs w:val="12"/>
         </w:rPr>
         <w:t>sosa</w:t>
       </w:r>
@@ -9075,10 +8898,50 @@
         <w:rPr>
           <w:rFonts w:ascii="Lucida Console" w:hAnsi="Lucida Console" w:cs="Lucida Console"/>
           <w:kern w:val="0"/>
-          <w:sz w:val="18"/>
-          <w:szCs w:val="18"/>
-        </w:rPr>
-        <w:t xml:space="preserve"> 8 : Francesco de BRINCAT :  Anomalies détectées sur Francesco de BRINCAT. Vérifier la source.</w:t>
+          <w:sz w:val="12"/>
+          <w:szCs w:val="12"/>
+        </w:rPr>
+        <w:t xml:space="preserve"> 9 : </w:t>
+      </w:r>
+      <w:proofErr w:type="spellStart"/>
+      <w:r>
+        <w:rPr>
+          <w:rFonts w:ascii="Lucida Console" w:hAnsi="Lucida Console" w:cs="Lucida Console"/>
+          <w:kern w:val="0"/>
+          <w:sz w:val="12"/>
+          <w:szCs w:val="12"/>
+        </w:rPr>
+        <w:t>Domenica</w:t>
+      </w:r>
+      <w:proofErr w:type="spellEnd"/>
+      <w:r>
+        <w:rPr>
+          <w:rFonts w:ascii="Lucida Console" w:hAnsi="Lucida Console" w:cs="Lucida Console"/>
+          <w:kern w:val="0"/>
+          <w:sz w:val="12"/>
+          <w:szCs w:val="12"/>
+        </w:rPr>
+        <w:t xml:space="preserve"> CHETCUTI : Anomalies détectées sur </w:t>
+      </w:r>
+      <w:proofErr w:type="spellStart"/>
+      <w:r>
+        <w:rPr>
+          <w:rFonts w:ascii="Lucida Console" w:hAnsi="Lucida Console" w:cs="Lucida Console"/>
+          <w:kern w:val="0"/>
+          <w:sz w:val="12"/>
+          <w:szCs w:val="12"/>
+        </w:rPr>
+        <w:t>Domenica</w:t>
+      </w:r>
+      <w:proofErr w:type="spellEnd"/>
+      <w:r>
+        <w:rPr>
+          <w:rFonts w:ascii="Lucida Console" w:hAnsi="Lucida Console" w:cs="Lucida Console"/>
+          <w:kern w:val="0"/>
+          <w:sz w:val="12"/>
+          <w:szCs w:val="12"/>
+        </w:rPr>
+        <w:t xml:space="preserve"> CHETCUTI. Vérifier la source.</w:t>
       </w:r>
     </w:p>
     <w:p>
@@ -9089,16 +8952,16 @@
         <w:rPr>
           <w:rFonts w:ascii="Lucida Console" w:hAnsi="Lucida Console" w:cs="Lucida Console"/>
           <w:kern w:val="0"/>
-          <w:sz w:val="18"/>
-          <w:szCs w:val="18"/>
-        </w:rPr>
-      </w:pPr>
-      <w:r>
-        <w:rPr>
-          <w:rFonts w:ascii="Lucida Console" w:hAnsi="Lucida Console" w:cs="Lucida Console"/>
-          <w:kern w:val="0"/>
-          <w:sz w:val="18"/>
-          <w:szCs w:val="18"/>
+          <w:sz w:val="12"/>
+          <w:szCs w:val="12"/>
+        </w:rPr>
+      </w:pPr>
+      <w:r>
+        <w:rPr>
+          <w:rFonts w:ascii="Lucida Console" w:hAnsi="Lucida Console" w:cs="Lucida Console"/>
+          <w:kern w:val="0"/>
+          <w:sz w:val="12"/>
+          <w:szCs w:val="12"/>
         </w:rPr>
         <w:t>result/gw.geneanet.org.evechevaleyre.lang=</w:t>
       </w:r>
@@ -9107,8 +8970,8 @@
         <w:rPr>
           <w:rFonts w:ascii="Lucida Console" w:hAnsi="Lucida Console" w:cs="Lucida Console"/>
           <w:kern w:val="0"/>
-          <w:sz w:val="18"/>
-          <w:szCs w:val="18"/>
+          <w:sz w:val="12"/>
+          <w:szCs w:val="12"/>
         </w:rPr>
         <w:t>fr.n</w:t>
       </w:r>
@@ -9117,8 +8980,8 @@
         <w:rPr>
           <w:rFonts w:ascii="Lucida Console" w:hAnsi="Lucida Console" w:cs="Lucida Console"/>
           <w:kern w:val="0"/>
-          <w:sz w:val="18"/>
-          <w:szCs w:val="18"/>
+          <w:sz w:val="12"/>
+          <w:szCs w:val="12"/>
         </w:rPr>
         <w:t xml:space="preserve">=brincat.oc=0.p=maria+anna.log:[geneanet] ERROR: </w:t>
       </w:r>
@@ -9127,8 +8990,8 @@
         <w:rPr>
           <w:rFonts w:ascii="Lucida Console" w:hAnsi="Lucida Console" w:cs="Lucida Console"/>
           <w:kern w:val="0"/>
-          <w:sz w:val="18"/>
-          <w:szCs w:val="18"/>
+          <w:sz w:val="12"/>
+          <w:szCs w:val="12"/>
         </w:rPr>
         <w:t>Generation</w:t>
       </w:r>
@@ -9137,18 +9000,18 @@
         <w:rPr>
           <w:rFonts w:ascii="Lucida Console" w:hAnsi="Lucida Console" w:cs="Lucida Console"/>
           <w:kern w:val="0"/>
-          <w:sz w:val="18"/>
-          <w:szCs w:val="18"/>
-        </w:rPr>
-        <w:t xml:space="preserve"> 5, </w:t>
-      </w:r>
-      <w:proofErr w:type="spellStart"/>
-      <w:r>
-        <w:rPr>
-          <w:rFonts w:ascii="Lucida Console" w:hAnsi="Lucida Console" w:cs="Lucida Console"/>
-          <w:kern w:val="0"/>
-          <w:sz w:val="18"/>
-          <w:szCs w:val="18"/>
+          <w:sz w:val="12"/>
+          <w:szCs w:val="12"/>
+        </w:rPr>
+        <w:t xml:space="preserve"> 4, </w:t>
+      </w:r>
+      <w:proofErr w:type="spellStart"/>
+      <w:r>
+        <w:rPr>
+          <w:rFonts w:ascii="Lucida Console" w:hAnsi="Lucida Console" w:cs="Lucida Console"/>
+          <w:kern w:val="0"/>
+          <w:sz w:val="12"/>
+          <w:szCs w:val="12"/>
         </w:rPr>
         <w:t>sosa</w:t>
       </w:r>
@@ -9157,50 +9020,10 @@
         <w:rPr>
           <w:rFonts w:ascii="Lucida Console" w:hAnsi="Lucida Console" w:cs="Lucida Console"/>
           <w:kern w:val="0"/>
-          <w:sz w:val="18"/>
-          <w:szCs w:val="18"/>
-        </w:rPr>
-        <w:t xml:space="preserve"> 23 : </w:t>
-      </w:r>
-      <w:proofErr w:type="spellStart"/>
-      <w:r>
-        <w:rPr>
-          <w:rFonts w:ascii="Lucida Console" w:hAnsi="Lucida Console" w:cs="Lucida Console"/>
-          <w:kern w:val="0"/>
-          <w:sz w:val="18"/>
-          <w:szCs w:val="18"/>
-        </w:rPr>
-        <w:t>Geronima</w:t>
-      </w:r>
-      <w:proofErr w:type="spellEnd"/>
-      <w:r>
-        <w:rPr>
-          <w:rFonts w:ascii="Lucida Console" w:hAnsi="Lucida Console" w:cs="Lucida Console"/>
-          <w:kern w:val="0"/>
-          <w:sz w:val="18"/>
-          <w:szCs w:val="18"/>
-        </w:rPr>
-        <w:t xml:space="preserve"> MIFSUD :  Anomalies détectées sur </w:t>
-      </w:r>
-      <w:proofErr w:type="spellStart"/>
-      <w:r>
-        <w:rPr>
-          <w:rFonts w:ascii="Lucida Console" w:hAnsi="Lucida Console" w:cs="Lucida Console"/>
-          <w:kern w:val="0"/>
-          <w:sz w:val="18"/>
-          <w:szCs w:val="18"/>
-        </w:rPr>
-        <w:t>Geronima</w:t>
-      </w:r>
-      <w:proofErr w:type="spellEnd"/>
-      <w:r>
-        <w:rPr>
-          <w:rFonts w:ascii="Lucida Console" w:hAnsi="Lucida Console" w:cs="Lucida Console"/>
-          <w:kern w:val="0"/>
-          <w:sz w:val="18"/>
-          <w:szCs w:val="18"/>
-        </w:rPr>
-        <w:t xml:space="preserve"> MIFSUD. Vérifier la source.</w:t>
+          <w:sz w:val="12"/>
+          <w:szCs w:val="12"/>
+        </w:rPr>
+        <w:t xml:space="preserve"> 8 : Francesco de BRINCAT : Anomalies détectées sur Francesco de BRINCAT. Vérifier la source.</w:t>
       </w:r>
     </w:p>
     <w:p>
@@ -9211,16 +9034,16 @@
         <w:rPr>
           <w:rFonts w:ascii="Lucida Console" w:hAnsi="Lucida Console" w:cs="Lucida Console"/>
           <w:kern w:val="0"/>
-          <w:sz w:val="18"/>
-          <w:szCs w:val="18"/>
-        </w:rPr>
-      </w:pPr>
-      <w:r>
-        <w:rPr>
-          <w:rFonts w:ascii="Lucida Console" w:hAnsi="Lucida Console" w:cs="Lucida Console"/>
-          <w:kern w:val="0"/>
-          <w:sz w:val="18"/>
-          <w:szCs w:val="18"/>
+          <w:sz w:val="12"/>
+          <w:szCs w:val="12"/>
+        </w:rPr>
+      </w:pPr>
+      <w:r>
+        <w:rPr>
+          <w:rFonts w:ascii="Lucida Console" w:hAnsi="Lucida Console" w:cs="Lucida Console"/>
+          <w:kern w:val="0"/>
+          <w:sz w:val="12"/>
+          <w:szCs w:val="12"/>
         </w:rPr>
         <w:t>result/gw.geneanet.org.evechevaleyre.lang=</w:t>
       </w:r>
@@ -9229,8 +9052,8 @@
         <w:rPr>
           <w:rFonts w:ascii="Lucida Console" w:hAnsi="Lucida Console" w:cs="Lucida Console"/>
           <w:kern w:val="0"/>
-          <w:sz w:val="18"/>
-          <w:szCs w:val="18"/>
+          <w:sz w:val="12"/>
+          <w:szCs w:val="12"/>
         </w:rPr>
         <w:t>fr.n</w:t>
       </w:r>
@@ -9239,8 +9062,8 @@
         <w:rPr>
           <w:rFonts w:ascii="Lucida Console" w:hAnsi="Lucida Console" w:cs="Lucida Console"/>
           <w:kern w:val="0"/>
-          <w:sz w:val="18"/>
-          <w:szCs w:val="18"/>
+          <w:sz w:val="12"/>
+          <w:szCs w:val="12"/>
         </w:rPr>
         <w:t xml:space="preserve">=brincat.oc=0.p=maria+anna.log:[geneanet] ERROR: </w:t>
       </w:r>
@@ -9249,8 +9072,8 @@
         <w:rPr>
           <w:rFonts w:ascii="Lucida Console" w:hAnsi="Lucida Console" w:cs="Lucida Console"/>
           <w:kern w:val="0"/>
-          <w:sz w:val="18"/>
-          <w:szCs w:val="18"/>
+          <w:sz w:val="12"/>
+          <w:szCs w:val="12"/>
         </w:rPr>
         <w:t>Generation</w:t>
       </w:r>
@@ -9259,8 +9082,8 @@
         <w:rPr>
           <w:rFonts w:ascii="Lucida Console" w:hAnsi="Lucida Console" w:cs="Lucida Console"/>
           <w:kern w:val="0"/>
-          <w:sz w:val="18"/>
-          <w:szCs w:val="18"/>
+          <w:sz w:val="12"/>
+          <w:szCs w:val="12"/>
         </w:rPr>
         <w:t xml:space="preserve"> 5, </w:t>
       </w:r>
@@ -9269,8 +9092,8 @@
         <w:rPr>
           <w:rFonts w:ascii="Lucida Console" w:hAnsi="Lucida Console" w:cs="Lucida Console"/>
           <w:kern w:val="0"/>
-          <w:sz w:val="18"/>
-          <w:szCs w:val="18"/>
+          <w:sz w:val="12"/>
+          <w:szCs w:val="12"/>
         </w:rPr>
         <w:t>sosa</w:t>
       </w:r>
@@ -9279,10 +9102,50 @@
         <w:rPr>
           <w:rFonts w:ascii="Lucida Console" w:hAnsi="Lucida Console" w:cs="Lucida Console"/>
           <w:kern w:val="0"/>
-          <w:sz w:val="18"/>
-          <w:szCs w:val="18"/>
-        </w:rPr>
-        <w:t xml:space="preserve"> 22 : Francesco CIANTAR :  Anomalies détectées sur Francesco CIANTAR. Vérifier la source.</w:t>
+          <w:sz w:val="12"/>
+          <w:szCs w:val="12"/>
+        </w:rPr>
+        <w:t xml:space="preserve"> 23 : </w:t>
+      </w:r>
+      <w:proofErr w:type="spellStart"/>
+      <w:r>
+        <w:rPr>
+          <w:rFonts w:ascii="Lucida Console" w:hAnsi="Lucida Console" w:cs="Lucida Console"/>
+          <w:kern w:val="0"/>
+          <w:sz w:val="12"/>
+          <w:szCs w:val="12"/>
+        </w:rPr>
+        <w:t>Geronima</w:t>
+      </w:r>
+      <w:proofErr w:type="spellEnd"/>
+      <w:r>
+        <w:rPr>
+          <w:rFonts w:ascii="Lucida Console" w:hAnsi="Lucida Console" w:cs="Lucida Console"/>
+          <w:kern w:val="0"/>
+          <w:sz w:val="12"/>
+          <w:szCs w:val="12"/>
+        </w:rPr>
+        <w:t xml:space="preserve"> MIFSUD : Anomalies détectées sur </w:t>
+      </w:r>
+      <w:proofErr w:type="spellStart"/>
+      <w:r>
+        <w:rPr>
+          <w:rFonts w:ascii="Lucida Console" w:hAnsi="Lucida Console" w:cs="Lucida Console"/>
+          <w:kern w:val="0"/>
+          <w:sz w:val="12"/>
+          <w:szCs w:val="12"/>
+        </w:rPr>
+        <w:t>Geronima</w:t>
+      </w:r>
+      <w:proofErr w:type="spellEnd"/>
+      <w:r>
+        <w:rPr>
+          <w:rFonts w:ascii="Lucida Console" w:hAnsi="Lucida Console" w:cs="Lucida Console"/>
+          <w:kern w:val="0"/>
+          <w:sz w:val="12"/>
+          <w:szCs w:val="12"/>
+        </w:rPr>
+        <w:t xml:space="preserve"> MIFSUD. Vérifier la source.</w:t>
       </w:r>
     </w:p>
     <w:p>
@@ -9293,16 +9156,16 @@
         <w:rPr>
           <w:rFonts w:ascii="Lucida Console" w:hAnsi="Lucida Console" w:cs="Lucida Console"/>
           <w:kern w:val="0"/>
-          <w:sz w:val="18"/>
-          <w:szCs w:val="18"/>
-        </w:rPr>
-      </w:pPr>
-      <w:r>
-        <w:rPr>
-          <w:rFonts w:ascii="Lucida Console" w:hAnsi="Lucida Console" w:cs="Lucida Console"/>
-          <w:kern w:val="0"/>
-          <w:sz w:val="18"/>
-          <w:szCs w:val="18"/>
+          <w:sz w:val="12"/>
+          <w:szCs w:val="12"/>
+        </w:rPr>
+      </w:pPr>
+      <w:r>
+        <w:rPr>
+          <w:rFonts w:ascii="Lucida Console" w:hAnsi="Lucida Console" w:cs="Lucida Console"/>
+          <w:kern w:val="0"/>
+          <w:sz w:val="12"/>
+          <w:szCs w:val="12"/>
         </w:rPr>
         <w:t>result/gw.geneanet.org.evechevaleyre.lang=</w:t>
       </w:r>
@@ -9311,8 +9174,8 @@
         <w:rPr>
           <w:rFonts w:ascii="Lucida Console" w:hAnsi="Lucida Console" w:cs="Lucida Console"/>
           <w:kern w:val="0"/>
-          <w:sz w:val="18"/>
-          <w:szCs w:val="18"/>
+          <w:sz w:val="12"/>
+          <w:szCs w:val="12"/>
         </w:rPr>
         <w:t>fr.n</w:t>
       </w:r>
@@ -9321,30 +9184,50 @@
         <w:rPr>
           <w:rFonts w:ascii="Lucida Console" w:hAnsi="Lucida Console" w:cs="Lucida Console"/>
           <w:kern w:val="0"/>
-          <w:sz w:val="18"/>
-          <w:szCs w:val="18"/>
-        </w:rPr>
-        <w:t>=brincat.oc=0.p=maria+anna.log: '</w:t>
-      </w:r>
-      <w:proofErr w:type="spellStart"/>
-      <w:r>
-        <w:rPr>
-          <w:rFonts w:ascii="Lucida Console" w:hAnsi="Lucida Console" w:cs="Lucida Console"/>
-          <w:kern w:val="0"/>
-          <w:sz w:val="18"/>
-          <w:szCs w:val="18"/>
-        </w:rPr>
-        <w:t>log_count</w:t>
-      </w:r>
-      <w:proofErr w:type="spellEnd"/>
-      <w:r>
-        <w:rPr>
-          <w:rFonts w:ascii="Lucida Console" w:hAnsi="Lucida Console" w:cs="Lucida Console"/>
-          <w:kern w:val="0"/>
-          <w:sz w:val="18"/>
-          <w:szCs w:val="18"/>
-        </w:rPr>
-        <w:t>/ERROR': 4,</w:t>
+          <w:sz w:val="12"/>
+          <w:szCs w:val="12"/>
+        </w:rPr>
+        <w:t xml:space="preserve">=brincat.oc=0.p=maria+anna.log:[geneanet] ERROR: </w:t>
+      </w:r>
+      <w:proofErr w:type="spellStart"/>
+      <w:r>
+        <w:rPr>
+          <w:rFonts w:ascii="Lucida Console" w:hAnsi="Lucida Console" w:cs="Lucida Console"/>
+          <w:kern w:val="0"/>
+          <w:sz w:val="12"/>
+          <w:szCs w:val="12"/>
+        </w:rPr>
+        <w:t>Generation</w:t>
+      </w:r>
+      <w:proofErr w:type="spellEnd"/>
+      <w:r>
+        <w:rPr>
+          <w:rFonts w:ascii="Lucida Console" w:hAnsi="Lucida Console" w:cs="Lucida Console"/>
+          <w:kern w:val="0"/>
+          <w:sz w:val="12"/>
+          <w:szCs w:val="12"/>
+        </w:rPr>
+        <w:t xml:space="preserve"> 5, </w:t>
+      </w:r>
+      <w:proofErr w:type="spellStart"/>
+      <w:r>
+        <w:rPr>
+          <w:rFonts w:ascii="Lucida Console" w:hAnsi="Lucida Console" w:cs="Lucida Console"/>
+          <w:kern w:val="0"/>
+          <w:sz w:val="12"/>
+          <w:szCs w:val="12"/>
+        </w:rPr>
+        <w:t>sosa</w:t>
+      </w:r>
+      <w:proofErr w:type="spellEnd"/>
+      <w:r>
+        <w:rPr>
+          <w:rFonts w:ascii="Lucida Console" w:hAnsi="Lucida Console" w:cs="Lucida Console"/>
+          <w:kern w:val="0"/>
+          <w:sz w:val="12"/>
+          <w:szCs w:val="12"/>
+        </w:rPr>
+        <w:t xml:space="preserve"> 22 : Francesco CIANTAR : Anomalies détectées sur Francesco CIANTAR. Vérifier la source.</w:t>
       </w:r>
     </w:p>
     <w:p>
@@ -9355,78 +9238,58 @@
         <w:rPr>
           <w:rFonts w:ascii="Lucida Console" w:hAnsi="Lucida Console" w:cs="Lucida Console"/>
           <w:kern w:val="0"/>
-          <w:sz w:val="18"/>
-          <w:szCs w:val="18"/>
-        </w:rPr>
-      </w:pPr>
-      <w:r>
-        <w:rPr>
-          <w:rFonts w:ascii="Lucida Console" w:hAnsi="Lucida Console" w:cs="Lucida Console"/>
-          <w:kern w:val="0"/>
-          <w:sz w:val="18"/>
-          <w:szCs w:val="18"/>
-        </w:rPr>
-        <w:t>result/gw.geneanet.org.virgile81.lang=fr.n=</w:t>
-      </w:r>
-      <w:proofErr w:type="gramStart"/>
-      <w:r>
-        <w:rPr>
-          <w:rFonts w:ascii="Lucida Console" w:hAnsi="Lucida Console" w:cs="Lucida Console"/>
-          <w:kern w:val="0"/>
-          <w:sz w:val="18"/>
-          <w:szCs w:val="18"/>
-        </w:rPr>
-        <w:t>schembri.oc=0.p</w:t>
-      </w:r>
-      <w:proofErr w:type="gramEnd"/>
-      <w:r>
-        <w:rPr>
-          <w:rFonts w:ascii="Lucida Console" w:hAnsi="Lucida Console" w:cs="Lucida Console"/>
-          <w:kern w:val="0"/>
-          <w:sz w:val="18"/>
-          <w:szCs w:val="18"/>
-        </w:rPr>
-        <w:t xml:space="preserve">=emmanuele.log:[gedcomw.element.element] ERROR: </w:t>
-      </w:r>
-      <w:proofErr w:type="spellStart"/>
-      <w:r>
-        <w:rPr>
-          <w:rFonts w:ascii="Lucida Console" w:hAnsi="Lucida Console" w:cs="Lucida Console"/>
-          <w:kern w:val="0"/>
-          <w:sz w:val="18"/>
-          <w:szCs w:val="18"/>
-        </w:rPr>
-        <w:t>manage_events</w:t>
-      </w:r>
-      <w:proofErr w:type="spellEnd"/>
-      <w:r>
-        <w:rPr>
-          <w:rFonts w:ascii="Lucida Console" w:hAnsi="Lucida Console" w:cs="Lucida Console"/>
-          <w:kern w:val="0"/>
-          <w:sz w:val="18"/>
-          <w:szCs w:val="18"/>
-        </w:rPr>
-        <w:t xml:space="preserve"> : ERROR </w:t>
-      </w:r>
-      <w:proofErr w:type="spellStart"/>
-      <w:r>
-        <w:rPr>
-          <w:rFonts w:ascii="Lucida Console" w:hAnsi="Lucida Console" w:cs="Lucida Console"/>
-          <w:kern w:val="0"/>
-          <w:sz w:val="18"/>
-          <w:szCs w:val="18"/>
-        </w:rPr>
-        <w:t>write</w:t>
-      </w:r>
-      <w:proofErr w:type="spellEnd"/>
-      <w:r>
-        <w:rPr>
-          <w:rFonts w:ascii="Lucida Console" w:hAnsi="Lucida Console" w:cs="Lucida Console"/>
-          <w:kern w:val="0"/>
-          <w:sz w:val="18"/>
-          <w:szCs w:val="18"/>
-        </w:rPr>
-        <w:t xml:space="preserve"> csv for @I00001@;Emmanuele;SCHEMBRI;https://gw.geneanet.org/virgile81?lang=fr&amp;n=schembri&amp;oc=0&amp;p=emmanuele;Décès;DEAT;'</w:t>
+          <w:sz w:val="12"/>
+          <w:szCs w:val="12"/>
+        </w:rPr>
+      </w:pPr>
+      <w:r>
+        <w:rPr>
+          <w:rFonts w:ascii="Lucida Console" w:hAnsi="Lucida Console" w:cs="Lucida Console"/>
+          <w:kern w:val="0"/>
+          <w:sz w:val="12"/>
+          <w:szCs w:val="12"/>
+        </w:rPr>
+        <w:t>result/gw.geneanet.org.evechevaleyre.lang=</w:t>
+      </w:r>
+      <w:proofErr w:type="gramStart"/>
+      <w:r>
+        <w:rPr>
+          <w:rFonts w:ascii="Lucida Console" w:hAnsi="Lucida Console" w:cs="Lucida Console"/>
+          <w:kern w:val="0"/>
+          <w:sz w:val="12"/>
+          <w:szCs w:val="12"/>
+        </w:rPr>
+        <w:t>fr.n</w:t>
+      </w:r>
+      <w:proofErr w:type="gramEnd"/>
+      <w:r>
+        <w:rPr>
+          <w:rFonts w:ascii="Lucida Console" w:hAnsi="Lucida Console" w:cs="Lucida Console"/>
+          <w:kern w:val="0"/>
+          <w:sz w:val="12"/>
+          <w:szCs w:val="12"/>
+        </w:rPr>
+        <w:t>=brincat.oc=0.p=maria+anna.log: '</w:t>
+      </w:r>
+      <w:proofErr w:type="spellStart"/>
+      <w:r>
+        <w:rPr>
+          <w:rFonts w:ascii="Lucida Console" w:hAnsi="Lucida Console" w:cs="Lucida Console"/>
+          <w:kern w:val="0"/>
+          <w:sz w:val="12"/>
+          <w:szCs w:val="12"/>
+        </w:rPr>
+        <w:t>log_count</w:t>
+      </w:r>
+      <w:proofErr w:type="spellEnd"/>
+      <w:r>
+        <w:rPr>
+          <w:rFonts w:ascii="Lucida Console" w:hAnsi="Lucida Console" w:cs="Lucida Console"/>
+          <w:kern w:val="0"/>
+          <w:sz w:val="12"/>
+          <w:szCs w:val="12"/>
+        </w:rPr>
+        <w:t>/ERROR': 4,</w:t>
       </w:r>
     </w:p>
     <w:p>
@@ -9437,16 +9300,16 @@
         <w:rPr>
           <w:rFonts w:ascii="Lucida Console" w:hAnsi="Lucida Console" w:cs="Lucida Console"/>
           <w:kern w:val="0"/>
-          <w:sz w:val="18"/>
-          <w:szCs w:val="18"/>
-        </w:rPr>
-      </w:pPr>
-      <w:r>
-        <w:rPr>
-          <w:rFonts w:ascii="Lucida Console" w:hAnsi="Lucida Console" w:cs="Lucida Console"/>
-          <w:kern w:val="0"/>
-          <w:sz w:val="18"/>
-          <w:szCs w:val="18"/>
+          <w:sz w:val="12"/>
+          <w:szCs w:val="12"/>
+        </w:rPr>
+      </w:pPr>
+      <w:r>
+        <w:rPr>
+          <w:rFonts w:ascii="Lucida Console" w:hAnsi="Lucida Console" w:cs="Lucida Console"/>
+          <w:kern w:val="0"/>
+          <w:sz w:val="12"/>
+          <w:szCs w:val="12"/>
         </w:rPr>
         <w:t>result/gw.geneanet.org.virgile81.lang=fr.n=</w:t>
       </w:r>
@@ -9455,8 +9318,8 @@
         <w:rPr>
           <w:rFonts w:ascii="Lucida Console" w:hAnsi="Lucida Console" w:cs="Lucida Console"/>
           <w:kern w:val="0"/>
-          <w:sz w:val="18"/>
-          <w:szCs w:val="18"/>
+          <w:sz w:val="12"/>
+          <w:szCs w:val="12"/>
         </w:rPr>
         <w:t>schembri.oc=0.p</w:t>
       </w:r>
@@ -9465,70 +9328,50 @@
         <w:rPr>
           <w:rFonts w:ascii="Lucida Console" w:hAnsi="Lucida Console" w:cs="Lucida Console"/>
           <w:kern w:val="0"/>
-          <w:sz w:val="18"/>
-          <w:szCs w:val="18"/>
-        </w:rPr>
-        <w:t xml:space="preserve">=emmanuele.log:[scrapy.core.scraper] ERROR: Spider </w:t>
-      </w:r>
-      <w:proofErr w:type="spellStart"/>
-      <w:r>
-        <w:rPr>
-          <w:rFonts w:ascii="Lucida Console" w:hAnsi="Lucida Console" w:cs="Lucida Console"/>
-          <w:kern w:val="0"/>
-          <w:sz w:val="18"/>
-          <w:szCs w:val="18"/>
-        </w:rPr>
-        <w:t>error</w:t>
-      </w:r>
-      <w:proofErr w:type="spellEnd"/>
-      <w:r>
-        <w:rPr>
-          <w:rFonts w:ascii="Lucida Console" w:hAnsi="Lucida Console" w:cs="Lucida Console"/>
-          <w:kern w:val="0"/>
-          <w:sz w:val="18"/>
-          <w:szCs w:val="18"/>
-        </w:rPr>
-        <w:t xml:space="preserve"> </w:t>
-      </w:r>
-      <w:proofErr w:type="spellStart"/>
-      <w:r>
-        <w:rPr>
-          <w:rFonts w:ascii="Lucida Console" w:hAnsi="Lucida Console" w:cs="Lucida Console"/>
-          <w:kern w:val="0"/>
-          <w:sz w:val="18"/>
-          <w:szCs w:val="18"/>
-        </w:rPr>
-        <w:t>processing</w:t>
-      </w:r>
-      <w:proofErr w:type="spellEnd"/>
-      <w:r>
-        <w:rPr>
-          <w:rFonts w:ascii="Lucida Console" w:hAnsi="Lucida Console" w:cs="Lucida Console"/>
-          <w:kern w:val="0"/>
-          <w:sz w:val="18"/>
-          <w:szCs w:val="18"/>
-        </w:rPr>
-        <w:t xml:space="preserve"> &lt;GET file:///D:%5CUsers%5CNicolas%5CDocuments%5CPython%5Cgeneanet/result/pages/gw.geneanet.org.virgile81.lang=fr.n=schembri.oc=0.p=emmanuele.html&gt; (</w:t>
-      </w:r>
-      <w:proofErr w:type="spellStart"/>
-      <w:r>
-        <w:rPr>
-          <w:rFonts w:ascii="Lucida Console" w:hAnsi="Lucida Console" w:cs="Lucida Console"/>
-          <w:kern w:val="0"/>
-          <w:sz w:val="18"/>
-          <w:szCs w:val="18"/>
-        </w:rPr>
-        <w:t>referer</w:t>
-      </w:r>
-      <w:proofErr w:type="spellEnd"/>
-      <w:r>
-        <w:rPr>
-          <w:rFonts w:ascii="Lucida Console" w:hAnsi="Lucida Console" w:cs="Lucida Console"/>
-          <w:kern w:val="0"/>
-          <w:sz w:val="18"/>
-          <w:szCs w:val="18"/>
-        </w:rPr>
-        <w:t>: None)</w:t>
+          <w:sz w:val="12"/>
+          <w:szCs w:val="12"/>
+        </w:rPr>
+        <w:t xml:space="preserve">=emmanuele.log:[gedcomw.element.element] ERROR: </w:t>
+      </w:r>
+      <w:proofErr w:type="spellStart"/>
+      <w:r>
+        <w:rPr>
+          <w:rFonts w:ascii="Lucida Console" w:hAnsi="Lucida Console" w:cs="Lucida Console"/>
+          <w:kern w:val="0"/>
+          <w:sz w:val="12"/>
+          <w:szCs w:val="12"/>
+        </w:rPr>
+        <w:t>manage_events</w:t>
+      </w:r>
+      <w:proofErr w:type="spellEnd"/>
+      <w:r>
+        <w:rPr>
+          <w:rFonts w:ascii="Lucida Console" w:hAnsi="Lucida Console" w:cs="Lucida Console"/>
+          <w:kern w:val="0"/>
+          <w:sz w:val="12"/>
+          <w:szCs w:val="12"/>
+        </w:rPr>
+        <w:t xml:space="preserve"> : ERROR </w:t>
+      </w:r>
+      <w:proofErr w:type="spellStart"/>
+      <w:r>
+        <w:rPr>
+          <w:rFonts w:ascii="Lucida Console" w:hAnsi="Lucida Console" w:cs="Lucida Console"/>
+          <w:kern w:val="0"/>
+          <w:sz w:val="12"/>
+          <w:szCs w:val="12"/>
+        </w:rPr>
+        <w:t>write</w:t>
+      </w:r>
+      <w:proofErr w:type="spellEnd"/>
+      <w:r>
+        <w:rPr>
+          <w:rFonts w:ascii="Lucida Console" w:hAnsi="Lucida Console" w:cs="Lucida Console"/>
+          <w:kern w:val="0"/>
+          <w:sz w:val="12"/>
+          <w:szCs w:val="12"/>
+        </w:rPr>
+        <w:t xml:space="preserve"> csv for @I00001@;Emmanuele;SCHEMBRI;https://gw.geneanet.org/virgile81?lang=fr&amp;n=schembri&amp;oc=0&amp;p=emmanuele;Décès;DEAT;'</w:t>
       </w:r>
     </w:p>
     <w:p>
@@ -9539,16 +9382,16 @@
         <w:rPr>
           <w:rFonts w:ascii="Lucida Console" w:hAnsi="Lucida Console" w:cs="Lucida Console"/>
           <w:kern w:val="0"/>
-          <w:sz w:val="18"/>
-          <w:szCs w:val="18"/>
-        </w:rPr>
-      </w:pPr>
-      <w:r>
-        <w:rPr>
-          <w:rFonts w:ascii="Lucida Console" w:hAnsi="Lucida Console" w:cs="Lucida Console"/>
-          <w:kern w:val="0"/>
-          <w:sz w:val="18"/>
-          <w:szCs w:val="18"/>
+          <w:sz w:val="12"/>
+          <w:szCs w:val="12"/>
+        </w:rPr>
+      </w:pPr>
+      <w:r>
+        <w:rPr>
+          <w:rFonts w:ascii="Lucida Console" w:hAnsi="Lucida Console" w:cs="Lucida Console"/>
+          <w:kern w:val="0"/>
+          <w:sz w:val="12"/>
+          <w:szCs w:val="12"/>
         </w:rPr>
         <w:t>result/gw.geneanet.org.virgile81.lang=fr.n=</w:t>
       </w:r>
@@ -9557,8 +9400,8 @@
         <w:rPr>
           <w:rFonts w:ascii="Lucida Console" w:hAnsi="Lucida Console" w:cs="Lucida Console"/>
           <w:kern w:val="0"/>
-          <w:sz w:val="18"/>
-          <w:szCs w:val="18"/>
+          <w:sz w:val="12"/>
+          <w:szCs w:val="12"/>
         </w:rPr>
         <w:t>schembri.oc=0.p</w:t>
       </w:r>
@@ -9567,28 +9410,28 @@
         <w:rPr>
           <w:rFonts w:ascii="Lucida Console" w:hAnsi="Lucida Console" w:cs="Lucida Console"/>
           <w:kern w:val="0"/>
-          <w:sz w:val="18"/>
-          <w:szCs w:val="18"/>
-        </w:rPr>
-        <w:t>=emmanuele.log:Traceback (</w:t>
-      </w:r>
-      <w:proofErr w:type="spellStart"/>
-      <w:r>
-        <w:rPr>
-          <w:rFonts w:ascii="Lucida Console" w:hAnsi="Lucida Console" w:cs="Lucida Console"/>
-          <w:kern w:val="0"/>
-          <w:sz w:val="18"/>
-          <w:szCs w:val="18"/>
-        </w:rPr>
-        <w:t>most</w:t>
-      </w:r>
-      <w:proofErr w:type="spellEnd"/>
-      <w:r>
-        <w:rPr>
-          <w:rFonts w:ascii="Lucida Console" w:hAnsi="Lucida Console" w:cs="Lucida Console"/>
-          <w:kern w:val="0"/>
-          <w:sz w:val="18"/>
-          <w:szCs w:val="18"/>
+          <w:sz w:val="12"/>
+          <w:szCs w:val="12"/>
+        </w:rPr>
+        <w:t xml:space="preserve">=emmanuele.log:[scrapy.core.scraper] ERROR: Spider </w:t>
+      </w:r>
+      <w:proofErr w:type="spellStart"/>
+      <w:r>
+        <w:rPr>
+          <w:rFonts w:ascii="Lucida Console" w:hAnsi="Lucida Console" w:cs="Lucida Console"/>
+          <w:kern w:val="0"/>
+          <w:sz w:val="12"/>
+          <w:szCs w:val="12"/>
+        </w:rPr>
+        <w:t>error</w:t>
+      </w:r>
+      <w:proofErr w:type="spellEnd"/>
+      <w:r>
+        <w:rPr>
+          <w:rFonts w:ascii="Lucida Console" w:hAnsi="Lucida Console" w:cs="Lucida Console"/>
+          <w:kern w:val="0"/>
+          <w:sz w:val="12"/>
+          <w:szCs w:val="12"/>
         </w:rPr>
         <w:t xml:space="preserve"> </w:t>
       </w:r>
@@ -9597,20 +9440,40 @@
         <w:rPr>
           <w:rFonts w:ascii="Lucida Console" w:hAnsi="Lucida Console" w:cs="Lucida Console"/>
           <w:kern w:val="0"/>
-          <w:sz w:val="18"/>
-          <w:szCs w:val="18"/>
-        </w:rPr>
-        <w:t>recent</w:t>
-      </w:r>
-      <w:proofErr w:type="spellEnd"/>
-      <w:r>
-        <w:rPr>
-          <w:rFonts w:ascii="Lucida Console" w:hAnsi="Lucida Console" w:cs="Lucida Console"/>
-          <w:kern w:val="0"/>
-          <w:sz w:val="18"/>
-          <w:szCs w:val="18"/>
-        </w:rPr>
-        <w:t xml:space="preserve"> call last):</w:t>
+          <w:sz w:val="12"/>
+          <w:szCs w:val="12"/>
+        </w:rPr>
+        <w:t>processing</w:t>
+      </w:r>
+      <w:proofErr w:type="spellEnd"/>
+      <w:r>
+        <w:rPr>
+          <w:rFonts w:ascii="Lucida Console" w:hAnsi="Lucida Console" w:cs="Lucida Console"/>
+          <w:kern w:val="0"/>
+          <w:sz w:val="12"/>
+          <w:szCs w:val="12"/>
+        </w:rPr>
+        <w:t xml:space="preserve"> &lt;GET file:///D:%5CUsers%5CNicolas%5CDocuments%5CPython%5Cgeneanet/result/pages/gw.geneanet.org.virgile81.lang=fr.n=schembri.oc=0.p=emmanuele.html&gt; (</w:t>
+      </w:r>
+      <w:proofErr w:type="spellStart"/>
+      <w:r>
+        <w:rPr>
+          <w:rFonts w:ascii="Lucida Console" w:hAnsi="Lucida Console" w:cs="Lucida Console"/>
+          <w:kern w:val="0"/>
+          <w:sz w:val="12"/>
+          <w:szCs w:val="12"/>
+        </w:rPr>
+        <w:t>referer</w:t>
+      </w:r>
+      <w:proofErr w:type="spellEnd"/>
+      <w:r>
+        <w:rPr>
+          <w:rFonts w:ascii="Lucida Console" w:hAnsi="Lucida Console" w:cs="Lucida Console"/>
+          <w:kern w:val="0"/>
+          <w:sz w:val="12"/>
+          <w:szCs w:val="12"/>
+        </w:rPr>
+        <w:t>: None)</w:t>
       </w:r>
     </w:p>
     <w:p>
@@ -9621,16 +9484,16 @@
         <w:rPr>
           <w:rFonts w:ascii="Lucida Console" w:hAnsi="Lucida Console" w:cs="Lucida Console"/>
           <w:kern w:val="0"/>
-          <w:sz w:val="18"/>
-          <w:szCs w:val="18"/>
-        </w:rPr>
-      </w:pPr>
-      <w:r>
-        <w:rPr>
-          <w:rFonts w:ascii="Lucida Console" w:hAnsi="Lucida Console" w:cs="Lucida Console"/>
-          <w:kern w:val="0"/>
-          <w:sz w:val="18"/>
-          <w:szCs w:val="18"/>
+          <w:sz w:val="12"/>
+          <w:szCs w:val="12"/>
+        </w:rPr>
+      </w:pPr>
+      <w:r>
+        <w:rPr>
+          <w:rFonts w:ascii="Lucida Console" w:hAnsi="Lucida Console" w:cs="Lucida Console"/>
+          <w:kern w:val="0"/>
+          <w:sz w:val="12"/>
+          <w:szCs w:val="12"/>
         </w:rPr>
         <w:t>result/gw.geneanet.org.virgile81.lang=fr.n=</w:t>
       </w:r>
@@ -9639,8 +9502,8 @@
         <w:rPr>
           <w:rFonts w:ascii="Lucida Console" w:hAnsi="Lucida Console" w:cs="Lucida Console"/>
           <w:kern w:val="0"/>
-          <w:sz w:val="18"/>
-          <w:szCs w:val="18"/>
+          <w:sz w:val="12"/>
+          <w:szCs w:val="12"/>
         </w:rPr>
         <w:t>schembri.oc=0.p</w:t>
       </w:r>
@@ -9649,50 +9512,50 @@
         <w:rPr>
           <w:rFonts w:ascii="Lucida Console" w:hAnsi="Lucida Console" w:cs="Lucida Console"/>
           <w:kern w:val="0"/>
-          <w:sz w:val="18"/>
-          <w:szCs w:val="18"/>
-        </w:rPr>
-        <w:t xml:space="preserve">=emmanuele.log:[gedcomw.element.element] ERROR: </w:t>
-      </w:r>
-      <w:proofErr w:type="spellStart"/>
-      <w:r>
-        <w:rPr>
-          <w:rFonts w:ascii="Lucida Console" w:hAnsi="Lucida Console" w:cs="Lucida Console"/>
-          <w:kern w:val="0"/>
-          <w:sz w:val="18"/>
-          <w:szCs w:val="18"/>
-        </w:rPr>
-        <w:t>manage_events</w:t>
-      </w:r>
-      <w:proofErr w:type="spellEnd"/>
-      <w:r>
-        <w:rPr>
-          <w:rFonts w:ascii="Lucida Console" w:hAnsi="Lucida Console" w:cs="Lucida Console"/>
-          <w:kern w:val="0"/>
-          <w:sz w:val="18"/>
-          <w:szCs w:val="18"/>
-        </w:rPr>
-        <w:t xml:space="preserve"> : ERROR </w:t>
-      </w:r>
-      <w:proofErr w:type="spellStart"/>
-      <w:r>
-        <w:rPr>
-          <w:rFonts w:ascii="Lucida Console" w:hAnsi="Lucida Console" w:cs="Lucida Console"/>
-          <w:kern w:val="0"/>
-          <w:sz w:val="18"/>
-          <w:szCs w:val="18"/>
-        </w:rPr>
-        <w:t>write</w:t>
-      </w:r>
-      <w:proofErr w:type="spellEnd"/>
-      <w:r>
-        <w:rPr>
-          <w:rFonts w:ascii="Lucida Console" w:hAnsi="Lucida Console" w:cs="Lucida Console"/>
-          <w:kern w:val="0"/>
-          <w:sz w:val="18"/>
-          <w:szCs w:val="18"/>
-        </w:rPr>
-        <w:t xml:space="preserve"> csv for @I00016@;Orsola;NAPOLITANO;https://gw.geneanet.org/virgile81?lang=fr&amp;pz=mathieu+maurice+andre&amp;nz=nival&amp;ocz=1&amp;p=orsola&amp;n=napolitano;Naissance;BIRT;'</w:t>
+          <w:sz w:val="12"/>
+          <w:szCs w:val="12"/>
+        </w:rPr>
+        <w:t>=emmanuele.log:Traceback (</w:t>
+      </w:r>
+      <w:proofErr w:type="spellStart"/>
+      <w:r>
+        <w:rPr>
+          <w:rFonts w:ascii="Lucida Console" w:hAnsi="Lucida Console" w:cs="Lucida Console"/>
+          <w:kern w:val="0"/>
+          <w:sz w:val="12"/>
+          <w:szCs w:val="12"/>
+        </w:rPr>
+        <w:t>most</w:t>
+      </w:r>
+      <w:proofErr w:type="spellEnd"/>
+      <w:r>
+        <w:rPr>
+          <w:rFonts w:ascii="Lucida Console" w:hAnsi="Lucida Console" w:cs="Lucida Console"/>
+          <w:kern w:val="0"/>
+          <w:sz w:val="12"/>
+          <w:szCs w:val="12"/>
+        </w:rPr>
+        <w:t xml:space="preserve"> </w:t>
+      </w:r>
+      <w:proofErr w:type="spellStart"/>
+      <w:r>
+        <w:rPr>
+          <w:rFonts w:ascii="Lucida Console" w:hAnsi="Lucida Console" w:cs="Lucida Console"/>
+          <w:kern w:val="0"/>
+          <w:sz w:val="12"/>
+          <w:szCs w:val="12"/>
+        </w:rPr>
+        <w:t>recent</w:t>
+      </w:r>
+      <w:proofErr w:type="spellEnd"/>
+      <w:r>
+        <w:rPr>
+          <w:rFonts w:ascii="Lucida Console" w:hAnsi="Lucida Console" w:cs="Lucida Console"/>
+          <w:kern w:val="0"/>
+          <w:sz w:val="12"/>
+          <w:szCs w:val="12"/>
+        </w:rPr>
+        <w:t xml:space="preserve"> call last):</w:t>
       </w:r>
     </w:p>
     <w:p>
@@ -9703,16 +9566,16 @@
         <w:rPr>
           <w:rFonts w:ascii="Lucida Console" w:hAnsi="Lucida Console" w:cs="Lucida Console"/>
           <w:kern w:val="0"/>
-          <w:sz w:val="18"/>
-          <w:szCs w:val="18"/>
-        </w:rPr>
-      </w:pPr>
-      <w:r>
-        <w:rPr>
-          <w:rFonts w:ascii="Lucida Console" w:hAnsi="Lucida Console" w:cs="Lucida Console"/>
-          <w:kern w:val="0"/>
-          <w:sz w:val="18"/>
-          <w:szCs w:val="18"/>
+          <w:sz w:val="12"/>
+          <w:szCs w:val="12"/>
+        </w:rPr>
+      </w:pPr>
+      <w:r>
+        <w:rPr>
+          <w:rFonts w:ascii="Lucida Console" w:hAnsi="Lucida Console" w:cs="Lucida Console"/>
+          <w:kern w:val="0"/>
+          <w:sz w:val="12"/>
+          <w:szCs w:val="12"/>
         </w:rPr>
         <w:t>result/gw.geneanet.org.virgile81.lang=fr.n=</w:t>
       </w:r>
@@ -9721,8 +9584,8 @@
         <w:rPr>
           <w:rFonts w:ascii="Lucida Console" w:hAnsi="Lucida Console" w:cs="Lucida Console"/>
           <w:kern w:val="0"/>
-          <w:sz w:val="18"/>
-          <w:szCs w:val="18"/>
+          <w:sz w:val="12"/>
+          <w:szCs w:val="12"/>
         </w:rPr>
         <w:t>schembri.oc=0.p</w:t>
       </w:r>
@@ -9731,70 +9594,50 @@
         <w:rPr>
           <w:rFonts w:ascii="Lucida Console" w:hAnsi="Lucida Console" w:cs="Lucida Console"/>
           <w:kern w:val="0"/>
-          <w:sz w:val="18"/>
-          <w:szCs w:val="18"/>
-        </w:rPr>
-        <w:t xml:space="preserve">=emmanuele.log:[scrapy.core.scraper] ERROR: Spider </w:t>
-      </w:r>
-      <w:proofErr w:type="spellStart"/>
-      <w:r>
-        <w:rPr>
-          <w:rFonts w:ascii="Lucida Console" w:hAnsi="Lucida Console" w:cs="Lucida Console"/>
-          <w:kern w:val="0"/>
-          <w:sz w:val="18"/>
-          <w:szCs w:val="18"/>
-        </w:rPr>
-        <w:t>error</w:t>
-      </w:r>
-      <w:proofErr w:type="spellEnd"/>
-      <w:r>
-        <w:rPr>
-          <w:rFonts w:ascii="Lucida Console" w:hAnsi="Lucida Console" w:cs="Lucida Console"/>
-          <w:kern w:val="0"/>
-          <w:sz w:val="18"/>
-          <w:szCs w:val="18"/>
-        </w:rPr>
-        <w:t xml:space="preserve"> </w:t>
-      </w:r>
-      <w:proofErr w:type="spellStart"/>
-      <w:r>
-        <w:rPr>
-          <w:rFonts w:ascii="Lucida Console" w:hAnsi="Lucida Console" w:cs="Lucida Console"/>
-          <w:kern w:val="0"/>
-          <w:sz w:val="18"/>
-          <w:szCs w:val="18"/>
-        </w:rPr>
-        <w:t>processing</w:t>
-      </w:r>
-      <w:proofErr w:type="spellEnd"/>
-      <w:r>
-        <w:rPr>
-          <w:rFonts w:ascii="Lucida Console" w:hAnsi="Lucida Console" w:cs="Lucida Console"/>
-          <w:kern w:val="0"/>
-          <w:sz w:val="18"/>
-          <w:szCs w:val="18"/>
-        </w:rPr>
-        <w:t xml:space="preserve"> &lt;GET file:///D:%5CUsers%5CNicolas%5CDocuments%5CPython%5Cgeneanet/result/pages/gw.geneanet.org.virgile81.lang=fr.pz=mathieu+maurice+andre.nz=nival.ocz=1.p=orsola.n=napolitano.html&gt; (</w:t>
-      </w:r>
-      <w:proofErr w:type="spellStart"/>
-      <w:r>
-        <w:rPr>
-          <w:rFonts w:ascii="Lucida Console" w:hAnsi="Lucida Console" w:cs="Lucida Console"/>
-          <w:kern w:val="0"/>
-          <w:sz w:val="18"/>
-          <w:szCs w:val="18"/>
-        </w:rPr>
-        <w:t>referer</w:t>
-      </w:r>
-      <w:proofErr w:type="spellEnd"/>
-      <w:r>
-        <w:rPr>
-          <w:rFonts w:ascii="Lucida Console" w:hAnsi="Lucida Console" w:cs="Lucida Console"/>
-          <w:kern w:val="0"/>
-          <w:sz w:val="18"/>
-          <w:szCs w:val="18"/>
-        </w:rPr>
-        <w:t>: None)</w:t>
+          <w:sz w:val="12"/>
+          <w:szCs w:val="12"/>
+        </w:rPr>
+        <w:t xml:space="preserve">=emmanuele.log:[gedcomw.element.element] ERROR: </w:t>
+      </w:r>
+      <w:proofErr w:type="spellStart"/>
+      <w:r>
+        <w:rPr>
+          <w:rFonts w:ascii="Lucida Console" w:hAnsi="Lucida Console" w:cs="Lucida Console"/>
+          <w:kern w:val="0"/>
+          <w:sz w:val="12"/>
+          <w:szCs w:val="12"/>
+        </w:rPr>
+        <w:t>manage_events</w:t>
+      </w:r>
+      <w:proofErr w:type="spellEnd"/>
+      <w:r>
+        <w:rPr>
+          <w:rFonts w:ascii="Lucida Console" w:hAnsi="Lucida Console" w:cs="Lucida Console"/>
+          <w:kern w:val="0"/>
+          <w:sz w:val="12"/>
+          <w:szCs w:val="12"/>
+        </w:rPr>
+        <w:t xml:space="preserve"> : ERROR </w:t>
+      </w:r>
+      <w:proofErr w:type="spellStart"/>
+      <w:r>
+        <w:rPr>
+          <w:rFonts w:ascii="Lucida Console" w:hAnsi="Lucida Console" w:cs="Lucida Console"/>
+          <w:kern w:val="0"/>
+          <w:sz w:val="12"/>
+          <w:szCs w:val="12"/>
+        </w:rPr>
+        <w:t>write</w:t>
+      </w:r>
+      <w:proofErr w:type="spellEnd"/>
+      <w:r>
+        <w:rPr>
+          <w:rFonts w:ascii="Lucida Console" w:hAnsi="Lucida Console" w:cs="Lucida Console"/>
+          <w:kern w:val="0"/>
+          <w:sz w:val="12"/>
+          <w:szCs w:val="12"/>
+        </w:rPr>
+        <w:t xml:space="preserve"> csv for @I00016@;Orsola;NAPOLITANO;https://gw.geneanet.org/virgile81?lang=fr&amp;pz=mathieu+maurice+andre&amp;nz=nival&amp;ocz=1&amp;p=orsola&amp;n=napolitano;Naissance;BIRT;'</w:t>
       </w:r>
     </w:p>
     <w:p>
@@ -9805,16 +9648,16 @@
         <w:rPr>
           <w:rFonts w:ascii="Lucida Console" w:hAnsi="Lucida Console" w:cs="Lucida Console"/>
           <w:kern w:val="0"/>
-          <w:sz w:val="18"/>
-          <w:szCs w:val="18"/>
-        </w:rPr>
-      </w:pPr>
-      <w:r>
-        <w:rPr>
-          <w:rFonts w:ascii="Lucida Console" w:hAnsi="Lucida Console" w:cs="Lucida Console"/>
-          <w:kern w:val="0"/>
-          <w:sz w:val="18"/>
-          <w:szCs w:val="18"/>
+          <w:sz w:val="12"/>
+          <w:szCs w:val="12"/>
+        </w:rPr>
+      </w:pPr>
+      <w:r>
+        <w:rPr>
+          <w:rFonts w:ascii="Lucida Console" w:hAnsi="Lucida Console" w:cs="Lucida Console"/>
+          <w:kern w:val="0"/>
+          <w:sz w:val="12"/>
+          <w:szCs w:val="12"/>
         </w:rPr>
         <w:t>result/gw.geneanet.org.virgile81.lang=fr.n=</w:t>
       </w:r>
@@ -9823,8 +9666,8 @@
         <w:rPr>
           <w:rFonts w:ascii="Lucida Console" w:hAnsi="Lucida Console" w:cs="Lucida Console"/>
           <w:kern w:val="0"/>
-          <w:sz w:val="18"/>
-          <w:szCs w:val="18"/>
+          <w:sz w:val="12"/>
+          <w:szCs w:val="12"/>
         </w:rPr>
         <w:t>schembri.oc=0.p</w:t>
       </w:r>
@@ -9833,28 +9676,28 @@
         <w:rPr>
           <w:rFonts w:ascii="Lucida Console" w:hAnsi="Lucida Console" w:cs="Lucida Console"/>
           <w:kern w:val="0"/>
-          <w:sz w:val="18"/>
-          <w:szCs w:val="18"/>
-        </w:rPr>
-        <w:t>=emmanuele.log:Traceback (</w:t>
-      </w:r>
-      <w:proofErr w:type="spellStart"/>
-      <w:r>
-        <w:rPr>
-          <w:rFonts w:ascii="Lucida Console" w:hAnsi="Lucida Console" w:cs="Lucida Console"/>
-          <w:kern w:val="0"/>
-          <w:sz w:val="18"/>
-          <w:szCs w:val="18"/>
-        </w:rPr>
-        <w:t>most</w:t>
-      </w:r>
-      <w:proofErr w:type="spellEnd"/>
-      <w:r>
-        <w:rPr>
-          <w:rFonts w:ascii="Lucida Console" w:hAnsi="Lucida Console" w:cs="Lucida Console"/>
-          <w:kern w:val="0"/>
-          <w:sz w:val="18"/>
-          <w:szCs w:val="18"/>
+          <w:sz w:val="12"/>
+          <w:szCs w:val="12"/>
+        </w:rPr>
+        <w:t xml:space="preserve">=emmanuele.log:[scrapy.core.scraper] ERROR: Spider </w:t>
+      </w:r>
+      <w:proofErr w:type="spellStart"/>
+      <w:r>
+        <w:rPr>
+          <w:rFonts w:ascii="Lucida Console" w:hAnsi="Lucida Console" w:cs="Lucida Console"/>
+          <w:kern w:val="0"/>
+          <w:sz w:val="12"/>
+          <w:szCs w:val="12"/>
+        </w:rPr>
+        <w:t>error</w:t>
+      </w:r>
+      <w:proofErr w:type="spellEnd"/>
+      <w:r>
+        <w:rPr>
+          <w:rFonts w:ascii="Lucida Console" w:hAnsi="Lucida Console" w:cs="Lucida Console"/>
+          <w:kern w:val="0"/>
+          <w:sz w:val="12"/>
+          <w:szCs w:val="12"/>
         </w:rPr>
         <w:t xml:space="preserve"> </w:t>
       </w:r>
@@ -9863,20 +9706,40 @@
         <w:rPr>
           <w:rFonts w:ascii="Lucida Console" w:hAnsi="Lucida Console" w:cs="Lucida Console"/>
           <w:kern w:val="0"/>
-          <w:sz w:val="18"/>
-          <w:szCs w:val="18"/>
-        </w:rPr>
-        <w:t>recent</w:t>
-      </w:r>
-      <w:proofErr w:type="spellEnd"/>
-      <w:r>
-        <w:rPr>
-          <w:rFonts w:ascii="Lucida Console" w:hAnsi="Lucida Console" w:cs="Lucida Console"/>
-          <w:kern w:val="0"/>
-          <w:sz w:val="18"/>
-          <w:szCs w:val="18"/>
-        </w:rPr>
-        <w:t xml:space="preserve"> call last):</w:t>
+          <w:sz w:val="12"/>
+          <w:szCs w:val="12"/>
+        </w:rPr>
+        <w:t>processing</w:t>
+      </w:r>
+      <w:proofErr w:type="spellEnd"/>
+      <w:r>
+        <w:rPr>
+          <w:rFonts w:ascii="Lucida Console" w:hAnsi="Lucida Console" w:cs="Lucida Console"/>
+          <w:kern w:val="0"/>
+          <w:sz w:val="12"/>
+          <w:szCs w:val="12"/>
+        </w:rPr>
+        <w:t xml:space="preserve"> &lt;GET file:///D:%5CUsers%5CNicolas%5CDocuments%5CPython%5Cgeneanet/result/pages/gw.geneanet.org.virgile81.lang=fr.pz=mathieu+maurice+andre.nz=nival.ocz=1.p=orsola.n=napolitano.html&gt; (</w:t>
+      </w:r>
+      <w:proofErr w:type="spellStart"/>
+      <w:r>
+        <w:rPr>
+          <w:rFonts w:ascii="Lucida Console" w:hAnsi="Lucida Console" w:cs="Lucida Console"/>
+          <w:kern w:val="0"/>
+          <w:sz w:val="12"/>
+          <w:szCs w:val="12"/>
+        </w:rPr>
+        <w:t>referer</w:t>
+      </w:r>
+      <w:proofErr w:type="spellEnd"/>
+      <w:r>
+        <w:rPr>
+          <w:rFonts w:ascii="Lucida Console" w:hAnsi="Lucida Console" w:cs="Lucida Console"/>
+          <w:kern w:val="0"/>
+          <w:sz w:val="12"/>
+          <w:szCs w:val="12"/>
+        </w:rPr>
+        <w:t>: None)</w:t>
       </w:r>
     </w:p>
     <w:p>
@@ -9887,16 +9750,16 @@
         <w:rPr>
           <w:rFonts w:ascii="Lucida Console" w:hAnsi="Lucida Console" w:cs="Lucida Console"/>
           <w:kern w:val="0"/>
-          <w:sz w:val="18"/>
-          <w:szCs w:val="18"/>
-        </w:rPr>
-      </w:pPr>
-      <w:r>
-        <w:rPr>
-          <w:rFonts w:ascii="Lucida Console" w:hAnsi="Lucida Console" w:cs="Lucida Console"/>
-          <w:kern w:val="0"/>
-          <w:sz w:val="18"/>
-          <w:szCs w:val="18"/>
+          <w:sz w:val="12"/>
+          <w:szCs w:val="12"/>
+        </w:rPr>
+      </w:pPr>
+      <w:r>
+        <w:rPr>
+          <w:rFonts w:ascii="Lucida Console" w:hAnsi="Lucida Console" w:cs="Lucida Console"/>
+          <w:kern w:val="0"/>
+          <w:sz w:val="12"/>
+          <w:szCs w:val="12"/>
         </w:rPr>
         <w:t>result/gw.geneanet.org.virgile81.lang=fr.n=</w:t>
       </w:r>
@@ -9905,8 +9768,8 @@
         <w:rPr>
           <w:rFonts w:ascii="Lucida Console" w:hAnsi="Lucida Console" w:cs="Lucida Console"/>
           <w:kern w:val="0"/>
-          <w:sz w:val="18"/>
-          <w:szCs w:val="18"/>
+          <w:sz w:val="12"/>
+          <w:szCs w:val="12"/>
         </w:rPr>
         <w:t>schembri.oc=0.p</w:t>
       </w:r>
@@ -9915,50 +9778,50 @@
         <w:rPr>
           <w:rFonts w:ascii="Lucida Console" w:hAnsi="Lucida Console" w:cs="Lucida Console"/>
           <w:kern w:val="0"/>
-          <w:sz w:val="18"/>
-          <w:szCs w:val="18"/>
-        </w:rPr>
-        <w:t xml:space="preserve">=emmanuele.log:[gedcomw.element.element] ERROR: </w:t>
-      </w:r>
-      <w:proofErr w:type="spellStart"/>
-      <w:r>
-        <w:rPr>
-          <w:rFonts w:ascii="Lucida Console" w:hAnsi="Lucida Console" w:cs="Lucida Console"/>
-          <w:kern w:val="0"/>
-          <w:sz w:val="18"/>
-          <w:szCs w:val="18"/>
-        </w:rPr>
-        <w:t>manage_events</w:t>
-      </w:r>
-      <w:proofErr w:type="spellEnd"/>
-      <w:r>
-        <w:rPr>
-          <w:rFonts w:ascii="Lucida Console" w:hAnsi="Lucida Console" w:cs="Lucida Console"/>
-          <w:kern w:val="0"/>
-          <w:sz w:val="18"/>
-          <w:szCs w:val="18"/>
-        </w:rPr>
-        <w:t xml:space="preserve"> : ERROR </w:t>
-      </w:r>
-      <w:proofErr w:type="spellStart"/>
-      <w:r>
-        <w:rPr>
-          <w:rFonts w:ascii="Lucida Console" w:hAnsi="Lucida Console" w:cs="Lucida Console"/>
-          <w:kern w:val="0"/>
-          <w:sz w:val="18"/>
-          <w:szCs w:val="18"/>
-        </w:rPr>
-        <w:t>write</w:t>
-      </w:r>
-      <w:proofErr w:type="spellEnd"/>
-      <w:r>
-        <w:rPr>
-          <w:rFonts w:ascii="Lucida Console" w:hAnsi="Lucida Console" w:cs="Lucida Console"/>
-          <w:kern w:val="0"/>
-          <w:sz w:val="18"/>
-          <w:szCs w:val="18"/>
-        </w:rPr>
-        <w:t xml:space="preserve"> csv for @I00017@;Gio Antonio;CARUANA;https://gw.geneanet.org/virgile81?lang=fr&amp;pz=mathieu+maurice+andre&amp;nz=nival&amp;ocz=1&amp;p=gio+antonio&amp;n=caruana;Naissance;BIRT;'</w:t>
+          <w:sz w:val="12"/>
+          <w:szCs w:val="12"/>
+        </w:rPr>
+        <w:t>=emmanuele.log:Traceback (</w:t>
+      </w:r>
+      <w:proofErr w:type="spellStart"/>
+      <w:r>
+        <w:rPr>
+          <w:rFonts w:ascii="Lucida Console" w:hAnsi="Lucida Console" w:cs="Lucida Console"/>
+          <w:kern w:val="0"/>
+          <w:sz w:val="12"/>
+          <w:szCs w:val="12"/>
+        </w:rPr>
+        <w:t>most</w:t>
+      </w:r>
+      <w:proofErr w:type="spellEnd"/>
+      <w:r>
+        <w:rPr>
+          <w:rFonts w:ascii="Lucida Console" w:hAnsi="Lucida Console" w:cs="Lucida Console"/>
+          <w:kern w:val="0"/>
+          <w:sz w:val="12"/>
+          <w:szCs w:val="12"/>
+        </w:rPr>
+        <w:t xml:space="preserve"> </w:t>
+      </w:r>
+      <w:proofErr w:type="spellStart"/>
+      <w:r>
+        <w:rPr>
+          <w:rFonts w:ascii="Lucida Console" w:hAnsi="Lucida Console" w:cs="Lucida Console"/>
+          <w:kern w:val="0"/>
+          <w:sz w:val="12"/>
+          <w:szCs w:val="12"/>
+        </w:rPr>
+        <w:t>recent</w:t>
+      </w:r>
+      <w:proofErr w:type="spellEnd"/>
+      <w:r>
+        <w:rPr>
+          <w:rFonts w:ascii="Lucida Console" w:hAnsi="Lucida Console" w:cs="Lucida Console"/>
+          <w:kern w:val="0"/>
+          <w:sz w:val="12"/>
+          <w:szCs w:val="12"/>
+        </w:rPr>
+        <w:t xml:space="preserve"> call last):</w:t>
       </w:r>
     </w:p>
     <w:p>
@@ -9969,16 +9832,16 @@
         <w:rPr>
           <w:rFonts w:ascii="Lucida Console" w:hAnsi="Lucida Console" w:cs="Lucida Console"/>
           <w:kern w:val="0"/>
-          <w:sz w:val="18"/>
-          <w:szCs w:val="18"/>
-        </w:rPr>
-      </w:pPr>
-      <w:r>
-        <w:rPr>
-          <w:rFonts w:ascii="Lucida Console" w:hAnsi="Lucida Console" w:cs="Lucida Console"/>
-          <w:kern w:val="0"/>
-          <w:sz w:val="18"/>
-          <w:szCs w:val="18"/>
+          <w:sz w:val="12"/>
+          <w:szCs w:val="12"/>
+        </w:rPr>
+      </w:pPr>
+      <w:r>
+        <w:rPr>
+          <w:rFonts w:ascii="Lucida Console" w:hAnsi="Lucida Console" w:cs="Lucida Console"/>
+          <w:kern w:val="0"/>
+          <w:sz w:val="12"/>
+          <w:szCs w:val="12"/>
         </w:rPr>
         <w:t>result/gw.geneanet.org.virgile81.lang=fr.n=</w:t>
       </w:r>
@@ -9987,8 +9850,8 @@
         <w:rPr>
           <w:rFonts w:ascii="Lucida Console" w:hAnsi="Lucida Console" w:cs="Lucida Console"/>
           <w:kern w:val="0"/>
-          <w:sz w:val="18"/>
-          <w:szCs w:val="18"/>
+          <w:sz w:val="12"/>
+          <w:szCs w:val="12"/>
         </w:rPr>
         <w:t>schembri.oc=0.p</w:t>
       </w:r>
@@ -9997,70 +9860,50 @@
         <w:rPr>
           <w:rFonts w:ascii="Lucida Console" w:hAnsi="Lucida Console" w:cs="Lucida Console"/>
           <w:kern w:val="0"/>
-          <w:sz w:val="18"/>
-          <w:szCs w:val="18"/>
-        </w:rPr>
-        <w:t xml:space="preserve">=emmanuele.log:[scrapy.core.scraper] ERROR: Spider </w:t>
-      </w:r>
-      <w:proofErr w:type="spellStart"/>
-      <w:r>
-        <w:rPr>
-          <w:rFonts w:ascii="Lucida Console" w:hAnsi="Lucida Console" w:cs="Lucida Console"/>
-          <w:kern w:val="0"/>
-          <w:sz w:val="18"/>
-          <w:szCs w:val="18"/>
-        </w:rPr>
-        <w:t>error</w:t>
-      </w:r>
-      <w:proofErr w:type="spellEnd"/>
-      <w:r>
-        <w:rPr>
-          <w:rFonts w:ascii="Lucida Console" w:hAnsi="Lucida Console" w:cs="Lucida Console"/>
-          <w:kern w:val="0"/>
-          <w:sz w:val="18"/>
-          <w:szCs w:val="18"/>
-        </w:rPr>
-        <w:t xml:space="preserve"> </w:t>
-      </w:r>
-      <w:proofErr w:type="spellStart"/>
-      <w:r>
-        <w:rPr>
-          <w:rFonts w:ascii="Lucida Console" w:hAnsi="Lucida Console" w:cs="Lucida Console"/>
-          <w:kern w:val="0"/>
-          <w:sz w:val="18"/>
-          <w:szCs w:val="18"/>
-        </w:rPr>
-        <w:t>processing</w:t>
-      </w:r>
-      <w:proofErr w:type="spellEnd"/>
-      <w:r>
-        <w:rPr>
-          <w:rFonts w:ascii="Lucida Console" w:hAnsi="Lucida Console" w:cs="Lucida Console"/>
-          <w:kern w:val="0"/>
-          <w:sz w:val="18"/>
-          <w:szCs w:val="18"/>
-        </w:rPr>
-        <w:t xml:space="preserve"> &lt;GET file:///D:%5CUsers%5CNicolas%5CDocuments%5CPython%5Cgeneanet/result/pages/gw.geneanet.org.virgile81.lang=fr.pz=mathieu+maurice+andre.nz=nival.ocz=1.p=gio+antonio.n=caruana.html&gt; (</w:t>
-      </w:r>
-      <w:proofErr w:type="spellStart"/>
-      <w:r>
-        <w:rPr>
-          <w:rFonts w:ascii="Lucida Console" w:hAnsi="Lucida Console" w:cs="Lucida Console"/>
-          <w:kern w:val="0"/>
-          <w:sz w:val="18"/>
-          <w:szCs w:val="18"/>
-        </w:rPr>
-        <w:t>referer</w:t>
-      </w:r>
-      <w:proofErr w:type="spellEnd"/>
-      <w:r>
-        <w:rPr>
-          <w:rFonts w:ascii="Lucida Console" w:hAnsi="Lucida Console" w:cs="Lucida Console"/>
-          <w:kern w:val="0"/>
-          <w:sz w:val="18"/>
-          <w:szCs w:val="18"/>
-        </w:rPr>
-        <w:t>: None)</w:t>
+          <w:sz w:val="12"/>
+          <w:szCs w:val="12"/>
+        </w:rPr>
+        <w:t xml:space="preserve">=emmanuele.log:[gedcomw.element.element] ERROR: </w:t>
+      </w:r>
+      <w:proofErr w:type="spellStart"/>
+      <w:r>
+        <w:rPr>
+          <w:rFonts w:ascii="Lucida Console" w:hAnsi="Lucida Console" w:cs="Lucida Console"/>
+          <w:kern w:val="0"/>
+          <w:sz w:val="12"/>
+          <w:szCs w:val="12"/>
+        </w:rPr>
+        <w:t>manage_events</w:t>
+      </w:r>
+      <w:proofErr w:type="spellEnd"/>
+      <w:r>
+        <w:rPr>
+          <w:rFonts w:ascii="Lucida Console" w:hAnsi="Lucida Console" w:cs="Lucida Console"/>
+          <w:kern w:val="0"/>
+          <w:sz w:val="12"/>
+          <w:szCs w:val="12"/>
+        </w:rPr>
+        <w:t xml:space="preserve"> : ERROR </w:t>
+      </w:r>
+      <w:proofErr w:type="spellStart"/>
+      <w:r>
+        <w:rPr>
+          <w:rFonts w:ascii="Lucida Console" w:hAnsi="Lucida Console" w:cs="Lucida Console"/>
+          <w:kern w:val="0"/>
+          <w:sz w:val="12"/>
+          <w:szCs w:val="12"/>
+        </w:rPr>
+        <w:t>write</w:t>
+      </w:r>
+      <w:proofErr w:type="spellEnd"/>
+      <w:r>
+        <w:rPr>
+          <w:rFonts w:ascii="Lucida Console" w:hAnsi="Lucida Console" w:cs="Lucida Console"/>
+          <w:kern w:val="0"/>
+          <w:sz w:val="12"/>
+          <w:szCs w:val="12"/>
+        </w:rPr>
+        <w:t xml:space="preserve"> csv for @I00017@;Gio Antonio;CARUANA;https://gw.geneanet.org/virgile81?lang=fr&amp;pz=mathieu+maurice+andre&amp;nz=nival&amp;ocz=1&amp;p=gio+antonio&amp;n=caruana;Naissance;BIRT;'</w:t>
       </w:r>
     </w:p>
     <w:p>
@@ -10071,16 +9914,16 @@
         <w:rPr>
           <w:rFonts w:ascii="Lucida Console" w:hAnsi="Lucida Console" w:cs="Lucida Console"/>
           <w:kern w:val="0"/>
-          <w:sz w:val="18"/>
-          <w:szCs w:val="18"/>
-        </w:rPr>
-      </w:pPr>
-      <w:r>
-        <w:rPr>
-          <w:rFonts w:ascii="Lucida Console" w:hAnsi="Lucida Console" w:cs="Lucida Console"/>
-          <w:kern w:val="0"/>
-          <w:sz w:val="18"/>
-          <w:szCs w:val="18"/>
+          <w:sz w:val="12"/>
+          <w:szCs w:val="12"/>
+        </w:rPr>
+      </w:pPr>
+      <w:r>
+        <w:rPr>
+          <w:rFonts w:ascii="Lucida Console" w:hAnsi="Lucida Console" w:cs="Lucida Console"/>
+          <w:kern w:val="0"/>
+          <w:sz w:val="12"/>
+          <w:szCs w:val="12"/>
         </w:rPr>
         <w:t>result/gw.geneanet.org.virgile81.lang=fr.n=</w:t>
       </w:r>
@@ -10089,8 +9932,8 @@
         <w:rPr>
           <w:rFonts w:ascii="Lucida Console" w:hAnsi="Lucida Console" w:cs="Lucida Console"/>
           <w:kern w:val="0"/>
-          <w:sz w:val="18"/>
-          <w:szCs w:val="18"/>
+          <w:sz w:val="12"/>
+          <w:szCs w:val="12"/>
         </w:rPr>
         <w:t>schembri.oc=0.p</w:t>
       </w:r>
@@ -10099,28 +9942,28 @@
         <w:rPr>
           <w:rFonts w:ascii="Lucida Console" w:hAnsi="Lucida Console" w:cs="Lucida Console"/>
           <w:kern w:val="0"/>
-          <w:sz w:val="18"/>
-          <w:szCs w:val="18"/>
-        </w:rPr>
-        <w:t>=emmanuele.log:Traceback (</w:t>
-      </w:r>
-      <w:proofErr w:type="spellStart"/>
-      <w:r>
-        <w:rPr>
-          <w:rFonts w:ascii="Lucida Console" w:hAnsi="Lucida Console" w:cs="Lucida Console"/>
-          <w:kern w:val="0"/>
-          <w:sz w:val="18"/>
-          <w:szCs w:val="18"/>
-        </w:rPr>
-        <w:t>most</w:t>
-      </w:r>
-      <w:proofErr w:type="spellEnd"/>
-      <w:r>
-        <w:rPr>
-          <w:rFonts w:ascii="Lucida Console" w:hAnsi="Lucida Console" w:cs="Lucida Console"/>
-          <w:kern w:val="0"/>
-          <w:sz w:val="18"/>
-          <w:szCs w:val="18"/>
+          <w:sz w:val="12"/>
+          <w:szCs w:val="12"/>
+        </w:rPr>
+        <w:t xml:space="preserve">=emmanuele.log:[scrapy.core.scraper] ERROR: Spider </w:t>
+      </w:r>
+      <w:proofErr w:type="spellStart"/>
+      <w:r>
+        <w:rPr>
+          <w:rFonts w:ascii="Lucida Console" w:hAnsi="Lucida Console" w:cs="Lucida Console"/>
+          <w:kern w:val="0"/>
+          <w:sz w:val="12"/>
+          <w:szCs w:val="12"/>
+        </w:rPr>
+        <w:t>error</w:t>
+      </w:r>
+      <w:proofErr w:type="spellEnd"/>
+      <w:r>
+        <w:rPr>
+          <w:rFonts w:ascii="Lucida Console" w:hAnsi="Lucida Console" w:cs="Lucida Console"/>
+          <w:kern w:val="0"/>
+          <w:sz w:val="12"/>
+          <w:szCs w:val="12"/>
         </w:rPr>
         <w:t xml:space="preserve"> </w:t>
       </w:r>
@@ -10129,20 +9972,40 @@
         <w:rPr>
           <w:rFonts w:ascii="Lucida Console" w:hAnsi="Lucida Console" w:cs="Lucida Console"/>
           <w:kern w:val="0"/>
-          <w:sz w:val="18"/>
-          <w:szCs w:val="18"/>
-        </w:rPr>
-        <w:t>recent</w:t>
-      </w:r>
-      <w:proofErr w:type="spellEnd"/>
-      <w:r>
-        <w:rPr>
-          <w:rFonts w:ascii="Lucida Console" w:hAnsi="Lucida Console" w:cs="Lucida Console"/>
-          <w:kern w:val="0"/>
-          <w:sz w:val="18"/>
-          <w:szCs w:val="18"/>
-        </w:rPr>
-        <w:t xml:space="preserve"> call last):</w:t>
+          <w:sz w:val="12"/>
+          <w:szCs w:val="12"/>
+        </w:rPr>
+        <w:t>processing</w:t>
+      </w:r>
+      <w:proofErr w:type="spellEnd"/>
+      <w:r>
+        <w:rPr>
+          <w:rFonts w:ascii="Lucida Console" w:hAnsi="Lucida Console" w:cs="Lucida Console"/>
+          <w:kern w:val="0"/>
+          <w:sz w:val="12"/>
+          <w:szCs w:val="12"/>
+        </w:rPr>
+        <w:t xml:space="preserve"> &lt;GET file:///D:%5CUsers%5CNicolas%5CDocuments%5CPython%5Cgeneanet/result/pages/gw.geneanet.org.virgile81.lang=fr.pz=mathieu+maurice+andre.nz=nival.ocz=1.p=gio+antonio.n=caruana.html&gt; (</w:t>
+      </w:r>
+      <w:proofErr w:type="spellStart"/>
+      <w:r>
+        <w:rPr>
+          <w:rFonts w:ascii="Lucida Console" w:hAnsi="Lucida Console" w:cs="Lucida Console"/>
+          <w:kern w:val="0"/>
+          <w:sz w:val="12"/>
+          <w:szCs w:val="12"/>
+        </w:rPr>
+        <w:t>referer</w:t>
+      </w:r>
+      <w:proofErr w:type="spellEnd"/>
+      <w:r>
+        <w:rPr>
+          <w:rFonts w:ascii="Lucida Console" w:hAnsi="Lucida Console" w:cs="Lucida Console"/>
+          <w:kern w:val="0"/>
+          <w:sz w:val="12"/>
+          <w:szCs w:val="12"/>
+        </w:rPr>
+        <w:t>: None)</w:t>
       </w:r>
     </w:p>
     <w:p>
@@ -10153,18 +10016,17 @@
         <w:rPr>
           <w:rFonts w:ascii="Lucida Console" w:hAnsi="Lucida Console" w:cs="Lucida Console"/>
           <w:kern w:val="0"/>
-          <w:sz w:val="18"/>
-          <w:szCs w:val="18"/>
-        </w:rPr>
-      </w:pPr>
-      <w:r>
-        <w:rPr>
-          <w:rFonts w:ascii="Lucida Console" w:hAnsi="Lucida Console" w:cs="Lucida Console"/>
-          <w:kern w:val="0"/>
-          <w:sz w:val="18"/>
-          <w:szCs w:val="18"/>
-        </w:rPr>
-        <w:lastRenderedPageBreak/>
+          <w:sz w:val="12"/>
+          <w:szCs w:val="12"/>
+        </w:rPr>
+      </w:pPr>
+      <w:r>
+        <w:rPr>
+          <w:rFonts w:ascii="Lucida Console" w:hAnsi="Lucida Console" w:cs="Lucida Console"/>
+          <w:kern w:val="0"/>
+          <w:sz w:val="12"/>
+          <w:szCs w:val="12"/>
+        </w:rPr>
         <w:t>result/gw.geneanet.org.virgile81.lang=fr.n=</w:t>
       </w:r>
       <w:proofErr w:type="gramStart"/>
@@ -10172,8 +10034,8 @@
         <w:rPr>
           <w:rFonts w:ascii="Lucida Console" w:hAnsi="Lucida Console" w:cs="Lucida Console"/>
           <w:kern w:val="0"/>
-          <w:sz w:val="18"/>
-          <w:szCs w:val="18"/>
+          <w:sz w:val="12"/>
+          <w:szCs w:val="12"/>
         </w:rPr>
         <w:t>schembri.oc=0.p</w:t>
       </w:r>
@@ -10182,30 +10044,50 @@
         <w:rPr>
           <w:rFonts w:ascii="Lucida Console" w:hAnsi="Lucida Console" w:cs="Lucida Console"/>
           <w:kern w:val="0"/>
-          <w:sz w:val="18"/>
-          <w:szCs w:val="18"/>
-        </w:rPr>
-        <w:t>=emmanuele.log: '</w:t>
-      </w:r>
-      <w:proofErr w:type="spellStart"/>
-      <w:r>
-        <w:rPr>
-          <w:rFonts w:ascii="Lucida Console" w:hAnsi="Lucida Console" w:cs="Lucida Console"/>
-          <w:kern w:val="0"/>
-          <w:sz w:val="18"/>
-          <w:szCs w:val="18"/>
-        </w:rPr>
-        <w:t>log_count</w:t>
-      </w:r>
-      <w:proofErr w:type="spellEnd"/>
-      <w:r>
-        <w:rPr>
-          <w:rFonts w:ascii="Lucida Console" w:hAnsi="Lucida Console" w:cs="Lucida Console"/>
-          <w:kern w:val="0"/>
-          <w:sz w:val="18"/>
-          <w:szCs w:val="18"/>
-        </w:rPr>
-        <w:t>/ERROR': 6,</w:t>
+          <w:sz w:val="12"/>
+          <w:szCs w:val="12"/>
+        </w:rPr>
+        <w:t>=emmanuele.log:Traceback (</w:t>
+      </w:r>
+      <w:proofErr w:type="spellStart"/>
+      <w:r>
+        <w:rPr>
+          <w:rFonts w:ascii="Lucida Console" w:hAnsi="Lucida Console" w:cs="Lucida Console"/>
+          <w:kern w:val="0"/>
+          <w:sz w:val="12"/>
+          <w:szCs w:val="12"/>
+        </w:rPr>
+        <w:t>most</w:t>
+      </w:r>
+      <w:proofErr w:type="spellEnd"/>
+      <w:r>
+        <w:rPr>
+          <w:rFonts w:ascii="Lucida Console" w:hAnsi="Lucida Console" w:cs="Lucida Console"/>
+          <w:kern w:val="0"/>
+          <w:sz w:val="12"/>
+          <w:szCs w:val="12"/>
+        </w:rPr>
+        <w:t xml:space="preserve"> </w:t>
+      </w:r>
+      <w:proofErr w:type="spellStart"/>
+      <w:r>
+        <w:rPr>
+          <w:rFonts w:ascii="Lucida Console" w:hAnsi="Lucida Console" w:cs="Lucida Console"/>
+          <w:kern w:val="0"/>
+          <w:sz w:val="12"/>
+          <w:szCs w:val="12"/>
+        </w:rPr>
+        <w:t>recent</w:t>
+      </w:r>
+      <w:proofErr w:type="spellEnd"/>
+      <w:r>
+        <w:rPr>
+          <w:rFonts w:ascii="Lucida Console" w:hAnsi="Lucida Console" w:cs="Lucida Console"/>
+          <w:kern w:val="0"/>
+          <w:sz w:val="12"/>
+          <w:szCs w:val="12"/>
+        </w:rPr>
+        <w:t xml:space="preserve"> call last):</w:t>
       </w:r>
     </w:p>
     <w:p>
@@ -10216,10 +10098,59 @@
         <w:rPr>
           <w:rFonts w:ascii="Lucida Console" w:hAnsi="Lucida Console" w:cs="Lucida Console"/>
           <w:kern w:val="0"/>
-          <w:sz w:val="18"/>
-          <w:szCs w:val="18"/>
-        </w:rPr>
-      </w:pPr>
+          <w:sz w:val="12"/>
+          <w:szCs w:val="12"/>
+        </w:rPr>
+      </w:pPr>
+      <w:r>
+        <w:rPr>
+          <w:rFonts w:ascii="Lucida Console" w:hAnsi="Lucida Console" w:cs="Lucida Console"/>
+          <w:kern w:val="0"/>
+          <w:sz w:val="12"/>
+          <w:szCs w:val="12"/>
+        </w:rPr>
+        <w:t>result/gw.geneanet.org.virgile81.lang=fr.n=</w:t>
+      </w:r>
+      <w:proofErr w:type="gramStart"/>
+      <w:r>
+        <w:rPr>
+          <w:rFonts w:ascii="Lucida Console" w:hAnsi="Lucida Console" w:cs="Lucida Console"/>
+          <w:kern w:val="0"/>
+          <w:sz w:val="12"/>
+          <w:szCs w:val="12"/>
+        </w:rPr>
+        <w:t>schembri.oc=0.p</w:t>
+      </w:r>
+      <w:proofErr w:type="gramEnd"/>
+      <w:r>
+        <w:rPr>
+          <w:rFonts w:ascii="Lucida Console" w:hAnsi="Lucida Console" w:cs="Lucida Console"/>
+          <w:kern w:val="0"/>
+          <w:sz w:val="12"/>
+          <w:szCs w:val="12"/>
+        </w:rPr>
+        <w:t>=emmanuele.log: '</w:t>
+      </w:r>
+      <w:proofErr w:type="spellStart"/>
+      <w:r>
+        <w:rPr>
+          <w:rFonts w:ascii="Lucida Console" w:hAnsi="Lucida Console" w:cs="Lucida Console"/>
+          <w:kern w:val="0"/>
+          <w:sz w:val="12"/>
+          <w:szCs w:val="12"/>
+        </w:rPr>
+        <w:t>log_count</w:t>
+      </w:r>
+      <w:proofErr w:type="spellEnd"/>
+      <w:r>
+        <w:rPr>
+          <w:rFonts w:ascii="Lucida Console" w:hAnsi="Lucida Console" w:cs="Lucida Console"/>
+          <w:kern w:val="0"/>
+          <w:sz w:val="12"/>
+          <w:szCs w:val="12"/>
+        </w:rPr>
+        <w:t>/ERROR': 6,</w:t>
+      </w:r>
     </w:p>
     <w:p>
       <w:pPr>
@@ -10228,86 +10159,11 @@
         <w:adjustRightInd w:val="0"/>
         <w:rPr>
           <w:rFonts w:ascii="Lucida Console" w:hAnsi="Lucida Console" w:cs="Lucida Console"/>
-          <w:color w:val="00BFBF"/>
-          <w:kern w:val="0"/>
-          <w:sz w:val="18"/>
-          <w:szCs w:val="18"/>
-        </w:rPr>
-      </w:pPr>
-      <w:r>
-        <w:rPr>
-          <w:rFonts w:ascii="Lucida Console" w:hAnsi="Lucida Console" w:cs="Lucida Console"/>
-          <w:color w:val="00BF00"/>
-          <w:kern w:val="0"/>
-          <w:sz w:val="18"/>
-          <w:szCs w:val="18"/>
-        </w:rPr>
-        <w:t xml:space="preserve">Nicolas@MSI-GL73-Nico </w:t>
-      </w:r>
-      <w:r>
-        <w:rPr>
-          <w:rFonts w:ascii="Lucida Console" w:hAnsi="Lucida Console" w:cs="Lucida Console"/>
-          <w:color w:val="BF00BF"/>
-          <w:kern w:val="0"/>
-          <w:sz w:val="18"/>
-          <w:szCs w:val="18"/>
-        </w:rPr>
-        <w:t xml:space="preserve">MINGW64 </w:t>
-      </w:r>
-      <w:r>
-        <w:rPr>
-          <w:rFonts w:ascii="Lucida Console" w:hAnsi="Lucida Console" w:cs="Lucida Console"/>
-          <w:color w:val="BFBF00"/>
-          <w:kern w:val="0"/>
-          <w:sz w:val="18"/>
-          <w:szCs w:val="18"/>
-        </w:rPr>
-        <w:t>/d/</w:t>
-      </w:r>
-      <w:proofErr w:type="spellStart"/>
-      <w:r>
-        <w:rPr>
-          <w:rFonts w:ascii="Lucida Console" w:hAnsi="Lucida Console" w:cs="Lucida Console"/>
-          <w:color w:val="BFBF00"/>
-          <w:kern w:val="0"/>
-          <w:sz w:val="18"/>
-          <w:szCs w:val="18"/>
-        </w:rPr>
-        <w:t>Users</w:t>
-      </w:r>
-      <w:proofErr w:type="spellEnd"/>
-      <w:r>
-        <w:rPr>
-          <w:rFonts w:ascii="Lucida Console" w:hAnsi="Lucida Console" w:cs="Lucida Console"/>
-          <w:color w:val="BFBF00"/>
-          <w:kern w:val="0"/>
-          <w:sz w:val="18"/>
-          <w:szCs w:val="18"/>
-        </w:rPr>
-        <w:t>/Nicolas/Documents/Python/</w:t>
-      </w:r>
-      <w:proofErr w:type="spellStart"/>
-      <w:r>
-        <w:rPr>
-          <w:rFonts w:ascii="Lucida Console" w:hAnsi="Lucida Console" w:cs="Lucida Console"/>
-          <w:color w:val="BFBF00"/>
-          <w:kern w:val="0"/>
-          <w:sz w:val="18"/>
-          <w:szCs w:val="18"/>
-        </w:rPr>
-        <w:t>geneanet</w:t>
-      </w:r>
-      <w:proofErr w:type="spellEnd"/>
-      <w:r>
-        <w:rPr>
-          <w:rFonts w:ascii="Lucida Console" w:hAnsi="Lucida Console" w:cs="Lucida Console"/>
-          <w:color w:val="00BFBF"/>
-          <w:kern w:val="0"/>
-          <w:sz w:val="18"/>
-          <w:szCs w:val="18"/>
-        </w:rPr>
-        <w:t xml:space="preserve"> (master)</w:t>
-      </w:r>
+          <w:kern w:val="0"/>
+          <w:sz w:val="12"/>
+          <w:szCs w:val="12"/>
+        </w:rPr>
+      </w:pPr>
     </w:p>
     <w:p>
       <w:pPr>
@@ -10316,71 +10172,52 @@
         <w:adjustRightInd w:val="0"/>
         <w:rPr>
           <w:rFonts w:ascii="Lucida Console" w:hAnsi="Lucida Console" w:cs="Lucida Console"/>
-          <w:kern w:val="0"/>
-          <w:sz w:val="18"/>
-          <w:szCs w:val="18"/>
-        </w:rPr>
-      </w:pPr>
-      <w:r>
-        <w:rPr>
-          <w:rFonts w:ascii="Lucida Console" w:hAnsi="Lucida Console" w:cs="Lucida Console"/>
-          <w:kern w:val="0"/>
-          <w:sz w:val="18"/>
-          <w:szCs w:val="18"/>
-        </w:rPr>
-        <w:t xml:space="preserve">$ </w:t>
-      </w:r>
-      <w:proofErr w:type="spellStart"/>
-      <w:r>
-        <w:rPr>
-          <w:rFonts w:ascii="Lucida Console" w:hAnsi="Lucida Console" w:cs="Lucida Console"/>
-          <w:kern w:val="0"/>
-          <w:sz w:val="18"/>
-          <w:szCs w:val="18"/>
-        </w:rPr>
-        <w:t>grep</w:t>
-      </w:r>
-      <w:proofErr w:type="spellEnd"/>
-      <w:r>
-        <w:rPr>
-          <w:rFonts w:ascii="Lucida Console" w:hAnsi="Lucida Console" w:cs="Lucida Console"/>
-          <w:kern w:val="0"/>
-          <w:sz w:val="18"/>
-          <w:szCs w:val="18"/>
-        </w:rPr>
-        <w:t xml:space="preserve"> @todo </w:t>
-      </w:r>
-      <w:proofErr w:type="spellStart"/>
-      <w:r>
-        <w:rPr>
-          <w:rFonts w:ascii="Lucida Console" w:hAnsi="Lucida Console" w:cs="Lucida Console"/>
-          <w:kern w:val="0"/>
-          <w:sz w:val="18"/>
-          <w:szCs w:val="18"/>
-        </w:rPr>
-        <w:t>result</w:t>
-      </w:r>
-      <w:proofErr w:type="spellEnd"/>
-      <w:r>
-        <w:rPr>
-          <w:rFonts w:ascii="Lucida Console" w:hAnsi="Lucida Console" w:cs="Lucida Console"/>
-          <w:kern w:val="0"/>
-          <w:sz w:val="18"/>
-          <w:szCs w:val="18"/>
-        </w:rPr>
-        <w:t>/*.</w:t>
-      </w:r>
-      <w:proofErr w:type="spellStart"/>
-      <w:r>
-        <w:rPr>
-          <w:rFonts w:ascii="Lucida Console" w:hAnsi="Lucida Console" w:cs="Lucida Console"/>
-          <w:kern w:val="0"/>
-          <w:sz w:val="18"/>
-          <w:szCs w:val="18"/>
-        </w:rPr>
-        <w:t>ged</w:t>
-      </w:r>
-      <w:proofErr w:type="spellEnd"/>
+          <w:color w:val="00BFBF"/>
+          <w:kern w:val="0"/>
+          <w:sz w:val="12"/>
+          <w:szCs w:val="12"/>
+        </w:rPr>
+      </w:pPr>
+      <w:r>
+        <w:rPr>
+          <w:rFonts w:ascii="Lucida Console" w:hAnsi="Lucida Console" w:cs="Lucida Console"/>
+          <w:color w:val="00BF00"/>
+          <w:kern w:val="0"/>
+          <w:sz w:val="12"/>
+          <w:szCs w:val="12"/>
+        </w:rPr>
+        <w:t xml:space="preserve">Nicolas@MSI-GL73-Nico </w:t>
+      </w:r>
+      <w:r>
+        <w:rPr>
+          <w:rFonts w:ascii="Lucida Console" w:hAnsi="Lucida Console" w:cs="Lucida Console"/>
+          <w:color w:val="BF00BF"/>
+          <w:kern w:val="0"/>
+          <w:sz w:val="12"/>
+          <w:szCs w:val="12"/>
+        </w:rPr>
+        <w:t xml:space="preserve">MINGW64 </w:t>
+      </w:r>
+      <w:r>
+        <w:rPr>
+          <w:rFonts w:ascii="Lucida Console" w:hAnsi="Lucida Console" w:cs="Lucida Console"/>
+          <w:color w:val="BFBF00"/>
+          <w:kern w:val="0"/>
+          <w:sz w:val="12"/>
+          <w:szCs w:val="12"/>
+        </w:rPr>
+        <w:t>/d/Users/Nicolas/Documents/Python/geneanet</w:t>
+      </w:r>
+      <w:r>
+        <w:rPr>
+          <w:rFonts w:ascii="Lucida Console" w:hAnsi="Lucida Console" w:cs="Lucida Console"/>
+          <w:color w:val="00BFBF"/>
+          <w:kern w:val="0"/>
+          <w:sz w:val="12"/>
+          <w:szCs w:val="12"/>
+        </w:rPr>
+        <w:t xml:space="preserve"> (master)</w:t>
+      </w:r>
     </w:p>
     <w:p>
       <w:pPr>
@@ -10390,39 +10227,70 @@
         <w:rPr>
           <w:rFonts w:ascii="Lucida Console" w:hAnsi="Lucida Console" w:cs="Lucida Console"/>
           <w:kern w:val="0"/>
-          <w:sz w:val="18"/>
-          <w:szCs w:val="18"/>
-        </w:rPr>
-      </w:pPr>
-      <w:r>
-        <w:rPr>
-          <w:rFonts w:ascii="Lucida Console" w:hAnsi="Lucida Console" w:cs="Lucida Console"/>
-          <w:kern w:val="0"/>
-          <w:sz w:val="18"/>
-          <w:szCs w:val="18"/>
-        </w:rPr>
-        <w:t>result/gw.geneanet.org.danielr13.lang=fr.n=</w:t>
-      </w:r>
-      <w:proofErr w:type="gramStart"/>
-      <w:r>
-        <w:rPr>
-          <w:rFonts w:ascii="Lucida Console" w:hAnsi="Lucida Console" w:cs="Lucida Console"/>
-          <w:kern w:val="0"/>
-          <w:sz w:val="18"/>
-          <w:szCs w:val="18"/>
-        </w:rPr>
-        <w:t>nicolas.oc=0.p</w:t>
-      </w:r>
-      <w:proofErr w:type="gramEnd"/>
-      <w:r>
-        <w:rPr>
-          <w:rFonts w:ascii="Lucida Console" w:hAnsi="Lucida Console" w:cs="Lucida Console"/>
-          <w:kern w:val="0"/>
-          <w:sz w:val="18"/>
-          <w:szCs w:val="18"/>
-        </w:rPr>
-        <w:t>=etienne+henri.ged:2 CONT @todo vérifier prise en compte événement 'Contrat de mariage (avec Magdeleine PERRIER)'</w:t>
-      </w:r>
+          <w:sz w:val="12"/>
+          <w:szCs w:val="12"/>
+        </w:rPr>
+      </w:pPr>
+      <w:r>
+        <w:rPr>
+          <w:rFonts w:ascii="Lucida Console" w:hAnsi="Lucida Console" w:cs="Lucida Console"/>
+          <w:kern w:val="0"/>
+          <w:sz w:val="12"/>
+          <w:szCs w:val="12"/>
+        </w:rPr>
+        <w:t xml:space="preserve">$ </w:t>
+      </w:r>
+      <w:proofErr w:type="spellStart"/>
+      <w:r>
+        <w:rPr>
+          <w:rFonts w:ascii="Lucida Console" w:hAnsi="Lucida Console" w:cs="Lucida Console"/>
+          <w:kern w:val="0"/>
+          <w:sz w:val="12"/>
+          <w:szCs w:val="12"/>
+        </w:rPr>
+        <w:t>grep</w:t>
+      </w:r>
+      <w:proofErr w:type="spellEnd"/>
+      <w:r>
+        <w:rPr>
+          <w:rFonts w:ascii="Lucida Console" w:hAnsi="Lucida Console" w:cs="Lucida Console"/>
+          <w:kern w:val="0"/>
+          <w:sz w:val="12"/>
+          <w:szCs w:val="12"/>
+        </w:rPr>
+        <w:t xml:space="preserve"> @todo </w:t>
+      </w:r>
+      <w:proofErr w:type="spellStart"/>
+      <w:r>
+        <w:rPr>
+          <w:rFonts w:ascii="Lucida Console" w:hAnsi="Lucida Console" w:cs="Lucida Console"/>
+          <w:kern w:val="0"/>
+          <w:sz w:val="12"/>
+          <w:szCs w:val="12"/>
+        </w:rPr>
+        <w:t>result</w:t>
+      </w:r>
+      <w:proofErr w:type="spellEnd"/>
+      <w:r>
+        <w:rPr>
+          <w:rFonts w:ascii="Lucida Console" w:hAnsi="Lucida Console" w:cs="Lucida Console"/>
+          <w:kern w:val="0"/>
+          <w:sz w:val="12"/>
+          <w:szCs w:val="12"/>
+        </w:rPr>
+        <w:t>/*.</w:t>
+      </w:r>
+      <w:proofErr w:type="spellStart"/>
+      <w:r>
+        <w:rPr>
+          <w:rFonts w:ascii="Lucida Console" w:hAnsi="Lucida Console" w:cs="Lucida Console"/>
+          <w:kern w:val="0"/>
+          <w:sz w:val="12"/>
+          <w:szCs w:val="12"/>
+        </w:rPr>
+        <w:t>ged</w:t>
+      </w:r>
+      <w:proofErr w:type="spellEnd"/>
     </w:p>
     <w:p>
       <w:pPr>
@@ -10432,16 +10300,16 @@
         <w:rPr>
           <w:rFonts w:ascii="Lucida Console" w:hAnsi="Lucida Console" w:cs="Lucida Console"/>
           <w:kern w:val="0"/>
-          <w:sz w:val="18"/>
-          <w:szCs w:val="18"/>
-        </w:rPr>
-      </w:pPr>
-      <w:r>
-        <w:rPr>
-          <w:rFonts w:ascii="Lucida Console" w:hAnsi="Lucida Console" w:cs="Lucida Console"/>
-          <w:kern w:val="0"/>
-          <w:sz w:val="18"/>
-          <w:szCs w:val="18"/>
+          <w:sz w:val="12"/>
+          <w:szCs w:val="12"/>
+        </w:rPr>
+      </w:pPr>
+      <w:r>
+        <w:rPr>
+          <w:rFonts w:ascii="Lucida Console" w:hAnsi="Lucida Console" w:cs="Lucida Console"/>
+          <w:kern w:val="0"/>
+          <w:sz w:val="12"/>
+          <w:szCs w:val="12"/>
         </w:rPr>
         <w:t>result/gw.geneanet.org.danielr13.lang=fr.n=</w:t>
       </w:r>
@@ -10450,8 +10318,8 @@
         <w:rPr>
           <w:rFonts w:ascii="Lucida Console" w:hAnsi="Lucida Console" w:cs="Lucida Console"/>
           <w:kern w:val="0"/>
-          <w:sz w:val="18"/>
-          <w:szCs w:val="18"/>
+          <w:sz w:val="12"/>
+          <w:szCs w:val="12"/>
         </w:rPr>
         <w:t>nicolas.oc=0.p</w:t>
       </w:r>
@@ -10460,10 +10328,10 @@
         <w:rPr>
           <w:rFonts w:ascii="Lucida Console" w:hAnsi="Lucida Console" w:cs="Lucida Console"/>
           <w:kern w:val="0"/>
-          <w:sz w:val="18"/>
-          <w:szCs w:val="18"/>
-        </w:rPr>
-        <w:t>=etienne+henri.ged:2 CONT @todo vérifier prise en compte événement 'Contrat de mariage (avec Jean LAMOUROUX)'</w:t>
+          <w:sz w:val="12"/>
+          <w:szCs w:val="12"/>
+        </w:rPr>
+        <w:t>=etienne+henri.ged:2 CONT @todo note union à analyser pour Pierre BARD : '..."laquelle SYBILLE a accusé ledit BAR de crime de rapt..."'</w:t>
       </w:r>
     </w:p>
     <w:p>
@@ -10474,16 +10342,16 @@
         <w:rPr>
           <w:rFonts w:ascii="Lucida Console" w:hAnsi="Lucida Console" w:cs="Lucida Console"/>
           <w:kern w:val="0"/>
-          <w:sz w:val="18"/>
-          <w:szCs w:val="18"/>
-        </w:rPr>
-      </w:pPr>
-      <w:r>
-        <w:rPr>
-          <w:rFonts w:ascii="Lucida Console" w:hAnsi="Lucida Console" w:cs="Lucida Console"/>
-          <w:kern w:val="0"/>
-          <w:sz w:val="18"/>
-          <w:szCs w:val="18"/>
+          <w:sz w:val="12"/>
+          <w:szCs w:val="12"/>
+        </w:rPr>
+      </w:pPr>
+      <w:r>
+        <w:rPr>
+          <w:rFonts w:ascii="Lucida Console" w:hAnsi="Lucida Console" w:cs="Lucida Console"/>
+          <w:kern w:val="0"/>
+          <w:sz w:val="12"/>
+          <w:szCs w:val="12"/>
         </w:rPr>
         <w:t>result/gw.geneanet.org.danielr13.lang=fr.n=</w:t>
       </w:r>
@@ -10492,8 +10360,8 @@
         <w:rPr>
           <w:rFonts w:ascii="Lucida Console" w:hAnsi="Lucida Console" w:cs="Lucida Console"/>
           <w:kern w:val="0"/>
-          <w:sz w:val="18"/>
-          <w:szCs w:val="18"/>
+          <w:sz w:val="12"/>
+          <w:szCs w:val="12"/>
         </w:rPr>
         <w:t>nicolas.oc=0.p</w:t>
       </w:r>
@@ -10502,10 +10370,10 @@
         <w:rPr>
           <w:rFonts w:ascii="Lucida Console" w:hAnsi="Lucida Console" w:cs="Lucida Console"/>
           <w:kern w:val="0"/>
-          <w:sz w:val="18"/>
-          <w:szCs w:val="18"/>
-        </w:rPr>
-        <w:t>=etienne+henri.ged:1 TEXT @todo événement 'Union 1' inconnu. Vérifier la source.</w:t>
+          <w:sz w:val="12"/>
+          <w:szCs w:val="12"/>
+        </w:rPr>
+        <w:t>=etienne+henri.ged:2 CONT @todo note union à analyser pour Françoise SYBILLE : '..."laquelle SYBILLE a accusé ledit BAR de crime de rapt..."'</w:t>
       </w:r>
     </w:p>
     <w:p>
@@ -10516,16 +10384,16 @@
         <w:rPr>
           <w:rFonts w:ascii="Lucida Console" w:hAnsi="Lucida Console" w:cs="Lucida Console"/>
           <w:kern w:val="0"/>
-          <w:sz w:val="18"/>
-          <w:szCs w:val="18"/>
-        </w:rPr>
-      </w:pPr>
-      <w:r>
-        <w:rPr>
-          <w:rFonts w:ascii="Lucida Console" w:hAnsi="Lucida Console" w:cs="Lucida Console"/>
-          <w:kern w:val="0"/>
-          <w:sz w:val="18"/>
-          <w:szCs w:val="18"/>
+          <w:sz w:val="12"/>
+          <w:szCs w:val="12"/>
+        </w:rPr>
+      </w:pPr>
+      <w:r>
+        <w:rPr>
+          <w:rFonts w:ascii="Lucida Console" w:hAnsi="Lucida Console" w:cs="Lucida Console"/>
+          <w:kern w:val="0"/>
+          <w:sz w:val="12"/>
+          <w:szCs w:val="12"/>
         </w:rPr>
         <w:t>result/gw.geneanet.org.danielr13.lang=fr.n=</w:t>
       </w:r>
@@ -10534,8 +10402,8 @@
         <w:rPr>
           <w:rFonts w:ascii="Lucida Console" w:hAnsi="Lucida Console" w:cs="Lucida Console"/>
           <w:kern w:val="0"/>
-          <w:sz w:val="18"/>
-          <w:szCs w:val="18"/>
+          <w:sz w:val="12"/>
+          <w:szCs w:val="12"/>
         </w:rPr>
         <w:t>nicolas.oc=0.p</w:t>
       </w:r>
@@ -10544,10 +10412,10 @@
         <w:rPr>
           <w:rFonts w:ascii="Lucida Console" w:hAnsi="Lucida Console" w:cs="Lucida Console"/>
           <w:kern w:val="0"/>
-          <w:sz w:val="18"/>
-          <w:szCs w:val="18"/>
-        </w:rPr>
-        <w:t>=etienne+henri.ged:2 CONT @todo vérifier les événements (1 erreur(s) détectée(s))</w:t>
+          <w:sz w:val="12"/>
+          <w:szCs w:val="12"/>
+        </w:rPr>
+        <w:t>=etienne+henri.ged:1 TEXT @todo événement 'Union 1' inconnu pour Magdeleine BOURREL. Vérifier la source.</w:t>
       </w:r>
     </w:p>
     <w:p>
@@ -10558,16 +10426,16 @@
         <w:rPr>
           <w:rFonts w:ascii="Lucida Console" w:hAnsi="Lucida Console" w:cs="Lucida Console"/>
           <w:kern w:val="0"/>
-          <w:sz w:val="18"/>
-          <w:szCs w:val="18"/>
-        </w:rPr>
-      </w:pPr>
-      <w:r>
-        <w:rPr>
-          <w:rFonts w:ascii="Lucida Console" w:hAnsi="Lucida Console" w:cs="Lucida Console"/>
-          <w:kern w:val="0"/>
-          <w:sz w:val="18"/>
-          <w:szCs w:val="18"/>
+          <w:sz w:val="12"/>
+          <w:szCs w:val="12"/>
+        </w:rPr>
+      </w:pPr>
+      <w:r>
+        <w:rPr>
+          <w:rFonts w:ascii="Lucida Console" w:hAnsi="Lucida Console" w:cs="Lucida Console"/>
+          <w:kern w:val="0"/>
+          <w:sz w:val="12"/>
+          <w:szCs w:val="12"/>
         </w:rPr>
         <w:t>result/gw.geneanet.org.danielr13.lang=fr.n=</w:t>
       </w:r>
@@ -10576,8 +10444,8 @@
         <w:rPr>
           <w:rFonts w:ascii="Lucida Console" w:hAnsi="Lucida Console" w:cs="Lucida Console"/>
           <w:kern w:val="0"/>
-          <w:sz w:val="18"/>
-          <w:szCs w:val="18"/>
+          <w:sz w:val="12"/>
+          <w:szCs w:val="12"/>
         </w:rPr>
         <w:t>nicolas.oc=0.p</w:t>
       </w:r>
@@ -10586,10 +10454,10 @@
         <w:rPr>
           <w:rFonts w:ascii="Lucida Console" w:hAnsi="Lucida Console" w:cs="Lucida Console"/>
           <w:kern w:val="0"/>
-          <w:sz w:val="18"/>
-          <w:szCs w:val="18"/>
-        </w:rPr>
-        <w:t>=etienne+henri.ged:2 CONT @todo note union à analyser : '..."laquelle SYBILLE a accusé ledit BAR de crime de rapt..."'</w:t>
+          <w:sz w:val="12"/>
+          <w:szCs w:val="12"/>
+        </w:rPr>
+        <w:t>=etienne+henri.ged:2 CONT @todo vérifier les événements pour Magdeleine BOURREL (1 erreur(s) détectée(s))</w:t>
       </w:r>
     </w:p>
     <w:p>
@@ -10600,16 +10468,16 @@
         <w:rPr>
           <w:rFonts w:ascii="Lucida Console" w:hAnsi="Lucida Console" w:cs="Lucida Console"/>
           <w:kern w:val="0"/>
-          <w:sz w:val="18"/>
-          <w:szCs w:val="18"/>
-        </w:rPr>
-      </w:pPr>
-      <w:r>
-        <w:rPr>
-          <w:rFonts w:ascii="Lucida Console" w:hAnsi="Lucida Console" w:cs="Lucida Console"/>
-          <w:kern w:val="0"/>
-          <w:sz w:val="18"/>
-          <w:szCs w:val="18"/>
+          <w:sz w:val="12"/>
+          <w:szCs w:val="12"/>
+        </w:rPr>
+      </w:pPr>
+      <w:r>
+        <w:rPr>
+          <w:rFonts w:ascii="Lucida Console" w:hAnsi="Lucida Console" w:cs="Lucida Console"/>
+          <w:kern w:val="0"/>
+          <w:sz w:val="12"/>
+          <w:szCs w:val="12"/>
         </w:rPr>
         <w:t>result/gw.geneanet.org.danielr13.lang=fr.n=</w:t>
       </w:r>
@@ -10618,8 +10486,8 @@
         <w:rPr>
           <w:rFonts w:ascii="Lucida Console" w:hAnsi="Lucida Console" w:cs="Lucida Console"/>
           <w:kern w:val="0"/>
-          <w:sz w:val="18"/>
-          <w:szCs w:val="18"/>
+          <w:sz w:val="12"/>
+          <w:szCs w:val="12"/>
         </w:rPr>
         <w:t>nicolas.oc=0.p</w:t>
       </w:r>
@@ -10628,10 +10496,10 @@
         <w:rPr>
           <w:rFonts w:ascii="Lucida Console" w:hAnsi="Lucida Console" w:cs="Lucida Console"/>
           <w:kern w:val="0"/>
-          <w:sz w:val="18"/>
-          <w:szCs w:val="18"/>
-        </w:rPr>
-        <w:t>=etienne+henri.ged:2 CONT @todo note union à analyser : '..."laquelle SYBILLE a accusé ledit BAR de crime de rapt..."'</w:t>
+          <w:sz w:val="12"/>
+          <w:szCs w:val="12"/>
+        </w:rPr>
+        <w:t>=etienne+henri.ged:2 CONT @todo vérifier prise en compte événement 'Contrat de mariage (avec Magdeleine PERRIER)' pour Jean LAMOUROUX</w:t>
       </w:r>
     </w:p>
     <w:p>
@@ -10642,58 +10510,38 @@
         <w:rPr>
           <w:rFonts w:ascii="Lucida Console" w:hAnsi="Lucida Console" w:cs="Lucida Console"/>
           <w:kern w:val="0"/>
-          <w:sz w:val="18"/>
-          <w:szCs w:val="18"/>
-        </w:rPr>
-      </w:pPr>
-      <w:r>
-        <w:rPr>
-          <w:rFonts w:ascii="Lucida Console" w:hAnsi="Lucida Console" w:cs="Lucida Console"/>
-          <w:kern w:val="0"/>
-          <w:sz w:val="18"/>
-          <w:szCs w:val="18"/>
-        </w:rPr>
-        <w:t>result/gw.geneanet.org.evechevaleyre.lang=</w:t>
-      </w:r>
-      <w:proofErr w:type="gramStart"/>
-      <w:r>
-        <w:rPr>
-          <w:rFonts w:ascii="Lucida Console" w:hAnsi="Lucida Console" w:cs="Lucida Console"/>
-          <w:kern w:val="0"/>
-          <w:sz w:val="18"/>
-          <w:szCs w:val="18"/>
-        </w:rPr>
-        <w:t>fr.n</w:t>
-      </w:r>
-      <w:proofErr w:type="gramEnd"/>
-      <w:r>
-        <w:rPr>
-          <w:rFonts w:ascii="Lucida Console" w:hAnsi="Lucida Console" w:cs="Lucida Console"/>
-          <w:kern w:val="0"/>
-          <w:sz w:val="18"/>
-          <w:szCs w:val="18"/>
-        </w:rPr>
-        <w:t xml:space="preserve">=brincat.oc=0.p=maria+anna.ged:1 TEXT @todo Anomalies détectées sur </w:t>
-      </w:r>
-      <w:proofErr w:type="spellStart"/>
-      <w:r>
-        <w:rPr>
-          <w:rFonts w:ascii="Lucida Console" w:hAnsi="Lucida Console" w:cs="Lucida Console"/>
-          <w:kern w:val="0"/>
-          <w:sz w:val="18"/>
-          <w:szCs w:val="18"/>
-        </w:rPr>
-        <w:t>Domenica</w:t>
-      </w:r>
-      <w:proofErr w:type="spellEnd"/>
-      <w:r>
-        <w:rPr>
-          <w:rFonts w:ascii="Lucida Console" w:hAnsi="Lucida Console" w:cs="Lucida Console"/>
-          <w:kern w:val="0"/>
-          <w:sz w:val="18"/>
-          <w:szCs w:val="18"/>
-        </w:rPr>
-        <w:t xml:space="preserve"> CHETCUTI. Vérifier la source.</w:t>
+          <w:sz w:val="12"/>
+          <w:szCs w:val="12"/>
+        </w:rPr>
+      </w:pPr>
+      <w:r>
+        <w:rPr>
+          <w:rFonts w:ascii="Lucida Console" w:hAnsi="Lucida Console" w:cs="Lucida Console"/>
+          <w:kern w:val="0"/>
+          <w:sz w:val="12"/>
+          <w:szCs w:val="12"/>
+        </w:rPr>
+        <w:t>result/gw.geneanet.org.danielr13.lang=fr.n=</w:t>
+      </w:r>
+      <w:proofErr w:type="gramStart"/>
+      <w:r>
+        <w:rPr>
+          <w:rFonts w:ascii="Lucida Console" w:hAnsi="Lucida Console" w:cs="Lucida Console"/>
+          <w:kern w:val="0"/>
+          <w:sz w:val="12"/>
+          <w:szCs w:val="12"/>
+        </w:rPr>
+        <w:t>nicolas.oc=0.p</w:t>
+      </w:r>
+      <w:proofErr w:type="gramEnd"/>
+      <w:r>
+        <w:rPr>
+          <w:rFonts w:ascii="Lucida Console" w:hAnsi="Lucida Console" w:cs="Lucida Console"/>
+          <w:kern w:val="0"/>
+          <w:sz w:val="12"/>
+          <w:szCs w:val="12"/>
+        </w:rPr>
+        <w:t>=etienne+henri.ged:2 CONT @todo vérifier prise en compte événement 'Contrat de mariage (avec Jean LAMOUROUX)' pour Magdeleine PERRIER</w:t>
       </w:r>
     </w:p>
     <w:p>
@@ -10704,16 +10552,16 @@
         <w:rPr>
           <w:rFonts w:ascii="Lucida Console" w:hAnsi="Lucida Console" w:cs="Lucida Console"/>
           <w:kern w:val="0"/>
-          <w:sz w:val="18"/>
-          <w:szCs w:val="18"/>
-        </w:rPr>
-      </w:pPr>
-      <w:r>
-        <w:rPr>
-          <w:rFonts w:ascii="Lucida Console" w:hAnsi="Lucida Console" w:cs="Lucida Console"/>
-          <w:kern w:val="0"/>
-          <w:sz w:val="18"/>
-          <w:szCs w:val="18"/>
+          <w:sz w:val="12"/>
+          <w:szCs w:val="12"/>
+        </w:rPr>
+      </w:pPr>
+      <w:r>
+        <w:rPr>
+          <w:rFonts w:ascii="Lucida Console" w:hAnsi="Lucida Console" w:cs="Lucida Console"/>
+          <w:kern w:val="0"/>
+          <w:sz w:val="12"/>
+          <w:szCs w:val="12"/>
         </w:rPr>
         <w:t>result/gw.geneanet.org.evechevaleyre.lang=</w:t>
       </w:r>
@@ -10722,8 +10570,8 @@
         <w:rPr>
           <w:rFonts w:ascii="Lucida Console" w:hAnsi="Lucida Console" w:cs="Lucida Console"/>
           <w:kern w:val="0"/>
-          <w:sz w:val="18"/>
-          <w:szCs w:val="18"/>
+          <w:sz w:val="12"/>
+          <w:szCs w:val="12"/>
         </w:rPr>
         <w:t>fr.n</w:t>
       </w:r>
@@ -10732,10 +10580,30 @@
         <w:rPr>
           <w:rFonts w:ascii="Lucida Console" w:hAnsi="Lucida Console" w:cs="Lucida Console"/>
           <w:kern w:val="0"/>
-          <w:sz w:val="18"/>
-          <w:szCs w:val="18"/>
-        </w:rPr>
-        <w:t>=brincat.oc=0.p=maria+anna.ged:1 TEXT @todo Anomalies détectées sur Francesco de BRINCAT. Vérifier la source.</w:t>
+          <w:sz w:val="12"/>
+          <w:szCs w:val="12"/>
+        </w:rPr>
+        <w:t xml:space="preserve">=brincat.oc=0.p=maria+anna.ged:1 TEXT @todo Anomalies détectées sur </w:t>
+      </w:r>
+      <w:proofErr w:type="spellStart"/>
+      <w:r>
+        <w:rPr>
+          <w:rFonts w:ascii="Lucida Console" w:hAnsi="Lucida Console" w:cs="Lucida Console"/>
+          <w:kern w:val="0"/>
+          <w:sz w:val="12"/>
+          <w:szCs w:val="12"/>
+        </w:rPr>
+        <w:t>Domenica</w:t>
+      </w:r>
+      <w:proofErr w:type="spellEnd"/>
+      <w:r>
+        <w:rPr>
+          <w:rFonts w:ascii="Lucida Console" w:hAnsi="Lucida Console" w:cs="Lucida Console"/>
+          <w:kern w:val="0"/>
+          <w:sz w:val="12"/>
+          <w:szCs w:val="12"/>
+        </w:rPr>
+        <w:t xml:space="preserve"> CHETCUTI. Vérifier la source.</w:t>
       </w:r>
     </w:p>
     <w:p>
@@ -10746,16 +10614,16 @@
         <w:rPr>
           <w:rFonts w:ascii="Lucida Console" w:hAnsi="Lucida Console" w:cs="Lucida Console"/>
           <w:kern w:val="0"/>
-          <w:sz w:val="18"/>
-          <w:szCs w:val="18"/>
-        </w:rPr>
-      </w:pPr>
-      <w:r>
-        <w:rPr>
-          <w:rFonts w:ascii="Lucida Console" w:hAnsi="Lucida Console" w:cs="Lucida Console"/>
-          <w:kern w:val="0"/>
-          <w:sz w:val="18"/>
-          <w:szCs w:val="18"/>
+          <w:sz w:val="12"/>
+          <w:szCs w:val="12"/>
+        </w:rPr>
+      </w:pPr>
+      <w:r>
+        <w:rPr>
+          <w:rFonts w:ascii="Lucida Console" w:hAnsi="Lucida Console" w:cs="Lucida Console"/>
+          <w:kern w:val="0"/>
+          <w:sz w:val="12"/>
+          <w:szCs w:val="12"/>
         </w:rPr>
         <w:t>result/gw.geneanet.org.evechevaleyre.lang=</w:t>
       </w:r>
@@ -10764,8 +10632,8 @@
         <w:rPr>
           <w:rFonts w:ascii="Lucida Console" w:hAnsi="Lucida Console" w:cs="Lucida Console"/>
           <w:kern w:val="0"/>
-          <w:sz w:val="18"/>
-          <w:szCs w:val="18"/>
+          <w:sz w:val="12"/>
+          <w:szCs w:val="12"/>
         </w:rPr>
         <w:t>fr.n</w:t>
       </w:r>
@@ -10774,30 +10642,10 @@
         <w:rPr>
           <w:rFonts w:ascii="Lucida Console" w:hAnsi="Lucida Console" w:cs="Lucida Console"/>
           <w:kern w:val="0"/>
-          <w:sz w:val="18"/>
-          <w:szCs w:val="18"/>
-        </w:rPr>
-        <w:t xml:space="preserve">=brincat.oc=0.p=maria+anna.ged:1 TEXT @todo Anomalies détectées sur </w:t>
-      </w:r>
-      <w:proofErr w:type="spellStart"/>
-      <w:r>
-        <w:rPr>
-          <w:rFonts w:ascii="Lucida Console" w:hAnsi="Lucida Console" w:cs="Lucida Console"/>
-          <w:kern w:val="0"/>
-          <w:sz w:val="18"/>
-          <w:szCs w:val="18"/>
-        </w:rPr>
-        <w:t>Geronima</w:t>
-      </w:r>
-      <w:proofErr w:type="spellEnd"/>
-      <w:r>
-        <w:rPr>
-          <w:rFonts w:ascii="Lucida Console" w:hAnsi="Lucida Console" w:cs="Lucida Console"/>
-          <w:kern w:val="0"/>
-          <w:sz w:val="18"/>
-          <w:szCs w:val="18"/>
-        </w:rPr>
-        <w:t xml:space="preserve"> MIFSUD. Vérifier la source.</w:t>
+          <w:sz w:val="12"/>
+          <w:szCs w:val="12"/>
+        </w:rPr>
+        <w:t>=brincat.oc=0.p=maria+anna.ged:1 TEXT @todo Anomalies détectées sur Francesco de BRINCAT. Vérifier la source.</w:t>
       </w:r>
     </w:p>
     <w:p>
@@ -10808,16 +10656,16 @@
         <w:rPr>
           <w:rFonts w:ascii="Lucida Console" w:hAnsi="Lucida Console" w:cs="Lucida Console"/>
           <w:kern w:val="0"/>
-          <w:sz w:val="18"/>
-          <w:szCs w:val="18"/>
-        </w:rPr>
-      </w:pPr>
-      <w:r>
-        <w:rPr>
-          <w:rFonts w:ascii="Lucida Console" w:hAnsi="Lucida Console" w:cs="Lucida Console"/>
-          <w:kern w:val="0"/>
-          <w:sz w:val="18"/>
-          <w:szCs w:val="18"/>
+          <w:sz w:val="12"/>
+          <w:szCs w:val="12"/>
+        </w:rPr>
+      </w:pPr>
+      <w:r>
+        <w:rPr>
+          <w:rFonts w:ascii="Lucida Console" w:hAnsi="Lucida Console" w:cs="Lucida Console"/>
+          <w:kern w:val="0"/>
+          <w:sz w:val="12"/>
+          <w:szCs w:val="12"/>
         </w:rPr>
         <w:t>result/gw.geneanet.org.evechevaleyre.lang=</w:t>
       </w:r>
@@ -10826,8 +10674,8 @@
         <w:rPr>
           <w:rFonts w:ascii="Lucida Console" w:hAnsi="Lucida Console" w:cs="Lucida Console"/>
           <w:kern w:val="0"/>
-          <w:sz w:val="18"/>
-          <w:szCs w:val="18"/>
+          <w:sz w:val="12"/>
+          <w:szCs w:val="12"/>
         </w:rPr>
         <w:t>fr.n</w:t>
       </w:r>
@@ -10836,10 +10684,30 @@
         <w:rPr>
           <w:rFonts w:ascii="Lucida Console" w:hAnsi="Lucida Console" w:cs="Lucida Console"/>
           <w:kern w:val="0"/>
-          <w:sz w:val="18"/>
-          <w:szCs w:val="18"/>
-        </w:rPr>
-        <w:t>=brincat.oc=0.p=maria+anna.ged:1 TEXT @todo Anomalies détectées sur Francesco CIANTAR. Vérifier la source.</w:t>
+          <w:sz w:val="12"/>
+          <w:szCs w:val="12"/>
+        </w:rPr>
+        <w:t xml:space="preserve">=brincat.oc=0.p=maria+anna.ged:1 TEXT @todo Anomalies détectées sur </w:t>
+      </w:r>
+      <w:proofErr w:type="spellStart"/>
+      <w:r>
+        <w:rPr>
+          <w:rFonts w:ascii="Lucida Console" w:hAnsi="Lucida Console" w:cs="Lucida Console"/>
+          <w:kern w:val="0"/>
+          <w:sz w:val="12"/>
+          <w:szCs w:val="12"/>
+        </w:rPr>
+        <w:t>Geronima</w:t>
+      </w:r>
+      <w:proofErr w:type="spellEnd"/>
+      <w:r>
+        <w:rPr>
+          <w:rFonts w:ascii="Lucida Console" w:hAnsi="Lucida Console" w:cs="Lucida Console"/>
+          <w:kern w:val="0"/>
+          <w:sz w:val="12"/>
+          <w:szCs w:val="12"/>
+        </w:rPr>
+        <w:t xml:space="preserve"> MIFSUD. Vérifier la source.</w:t>
       </w:r>
     </w:p>
     <w:p>
@@ -10850,38 +10718,38 @@
         <w:rPr>
           <w:rFonts w:ascii="Lucida Console" w:hAnsi="Lucida Console" w:cs="Lucida Console"/>
           <w:kern w:val="0"/>
-          <w:sz w:val="18"/>
-          <w:szCs w:val="18"/>
-        </w:rPr>
-      </w:pPr>
-      <w:r>
-        <w:rPr>
-          <w:rFonts w:ascii="Lucida Console" w:hAnsi="Lucida Console" w:cs="Lucida Console"/>
-          <w:kern w:val="0"/>
-          <w:sz w:val="18"/>
-          <w:szCs w:val="18"/>
-        </w:rPr>
-        <w:t>result/gw.geneanet.org.nraibaut2.lang=fr.n=</w:t>
-      </w:r>
-      <w:proofErr w:type="gramStart"/>
-      <w:r>
-        <w:rPr>
-          <w:rFonts w:ascii="Lucida Console" w:hAnsi="Lucida Console" w:cs="Lucida Console"/>
-          <w:kern w:val="0"/>
-          <w:sz w:val="18"/>
-          <w:szCs w:val="18"/>
-        </w:rPr>
-        <w:t>dupont.oc=0.p</w:t>
-      </w:r>
-      <w:proofErr w:type="gramEnd"/>
-      <w:r>
-        <w:rPr>
-          <w:rFonts w:ascii="Lucida Console" w:hAnsi="Lucida Console" w:cs="Lucida Console"/>
-          <w:kern w:val="0"/>
-          <w:sz w:val="18"/>
-          <w:szCs w:val="18"/>
-        </w:rPr>
-        <w:t>=gerard.ged:1 TEXT @todo note 'Union avec Pierre DUPONT' à analyser : 'Note1 sur le mariage</w:t>
+          <w:sz w:val="12"/>
+          <w:szCs w:val="12"/>
+        </w:rPr>
+      </w:pPr>
+      <w:r>
+        <w:rPr>
+          <w:rFonts w:ascii="Lucida Console" w:hAnsi="Lucida Console" w:cs="Lucida Console"/>
+          <w:kern w:val="0"/>
+          <w:sz w:val="12"/>
+          <w:szCs w:val="12"/>
+        </w:rPr>
+        <w:t>result/gw.geneanet.org.evechevaleyre.lang=</w:t>
+      </w:r>
+      <w:proofErr w:type="gramStart"/>
+      <w:r>
+        <w:rPr>
+          <w:rFonts w:ascii="Lucida Console" w:hAnsi="Lucida Console" w:cs="Lucida Console"/>
+          <w:kern w:val="0"/>
+          <w:sz w:val="12"/>
+          <w:szCs w:val="12"/>
+        </w:rPr>
+        <w:t>fr.n</w:t>
+      </w:r>
+      <w:proofErr w:type="gramEnd"/>
+      <w:r>
+        <w:rPr>
+          <w:rFonts w:ascii="Lucida Console" w:hAnsi="Lucida Console" w:cs="Lucida Console"/>
+          <w:kern w:val="0"/>
+          <w:sz w:val="12"/>
+          <w:szCs w:val="12"/>
+        </w:rPr>
+        <w:t>=brincat.oc=0.p=maria+anna.ged:1 TEXT @todo Anomalies détectées sur Francesco CIANTAR. Vérifier la source.</w:t>
       </w:r>
     </w:p>
     <w:p>
@@ -10892,16 +10760,16 @@
         <w:rPr>
           <w:rFonts w:ascii="Lucida Console" w:hAnsi="Lucida Console" w:cs="Lucida Console"/>
           <w:kern w:val="0"/>
-          <w:sz w:val="18"/>
-          <w:szCs w:val="18"/>
-        </w:rPr>
-      </w:pPr>
-      <w:r>
-        <w:rPr>
-          <w:rFonts w:ascii="Lucida Console" w:hAnsi="Lucida Console" w:cs="Lucida Console"/>
-          <w:kern w:val="0"/>
-          <w:sz w:val="18"/>
-          <w:szCs w:val="18"/>
+          <w:sz w:val="12"/>
+          <w:szCs w:val="12"/>
+        </w:rPr>
+      </w:pPr>
+      <w:r>
+        <w:rPr>
+          <w:rFonts w:ascii="Lucida Console" w:hAnsi="Lucida Console" w:cs="Lucida Console"/>
+          <w:kern w:val="0"/>
+          <w:sz w:val="12"/>
+          <w:szCs w:val="12"/>
         </w:rPr>
         <w:t>result/gw.geneanet.org.nraibaut2.lang=fr.n=</w:t>
       </w:r>
@@ -10910,8 +10778,8 @@
         <w:rPr>
           <w:rFonts w:ascii="Lucida Console" w:hAnsi="Lucida Console" w:cs="Lucida Console"/>
           <w:kern w:val="0"/>
-          <w:sz w:val="18"/>
-          <w:szCs w:val="18"/>
+          <w:sz w:val="12"/>
+          <w:szCs w:val="12"/>
         </w:rPr>
         <w:t>dupont.oc=0.p</w:t>
       </w:r>
@@ -10920,10 +10788,10 @@
         <w:rPr>
           <w:rFonts w:ascii="Lucida Console" w:hAnsi="Lucida Console" w:cs="Lucida Console"/>
           <w:kern w:val="0"/>
-          <w:sz w:val="18"/>
-          <w:szCs w:val="18"/>
-        </w:rPr>
-        <w:t>=gerard.ged:2 CONT @todo note 'Union avec Marie Paule DURAND' à analyser : 'Note1 sur le mariage</w:t>
+          <w:sz w:val="12"/>
+          <w:szCs w:val="12"/>
+        </w:rPr>
+        <w:t>=gerard.ged:1 TEXT @todo note 'Union avec Pierre DUPONT' de Marie Paule DURAND à analyser : 'Note1 sur le mariage</w:t>
       </w:r>
     </w:p>
     <w:p>
@@ -10934,10 +10802,39 @@
         <w:rPr>
           <w:rFonts w:ascii="Lucida Console" w:hAnsi="Lucida Console" w:cs="Lucida Console"/>
           <w:kern w:val="0"/>
-          <w:sz w:val="18"/>
-          <w:szCs w:val="18"/>
-        </w:rPr>
-      </w:pPr>
+          <w:sz w:val="12"/>
+          <w:szCs w:val="12"/>
+        </w:rPr>
+      </w:pPr>
+      <w:r>
+        <w:rPr>
+          <w:rFonts w:ascii="Lucida Console" w:hAnsi="Lucida Console" w:cs="Lucida Console"/>
+          <w:kern w:val="0"/>
+          <w:sz w:val="12"/>
+          <w:szCs w:val="12"/>
+        </w:rPr>
+        <w:t>result/gw.geneanet.org.nraibaut2.lang=fr.n=</w:t>
+      </w:r>
+      <w:proofErr w:type="gramStart"/>
+      <w:r>
+        <w:rPr>
+          <w:rFonts w:ascii="Lucida Console" w:hAnsi="Lucida Console" w:cs="Lucida Console"/>
+          <w:kern w:val="0"/>
+          <w:sz w:val="12"/>
+          <w:szCs w:val="12"/>
+        </w:rPr>
+        <w:t>dupont.oc=0.p</w:t>
+      </w:r>
+      <w:proofErr w:type="gramEnd"/>
+      <w:r>
+        <w:rPr>
+          <w:rFonts w:ascii="Lucida Console" w:hAnsi="Lucida Console" w:cs="Lucida Console"/>
+          <w:kern w:val="0"/>
+          <w:sz w:val="12"/>
+          <w:szCs w:val="12"/>
+        </w:rPr>
+        <w:t>=gerard.ged:2 CONT @todo note 'Union avec Marie Paule DURAND' de Pierre DUPONT à analyser : 'Note1 sur le mariage</w:t>
+      </w:r>
     </w:p>
     <w:p>
       <w:pPr>
@@ -10946,86 +10843,11 @@
         <w:adjustRightInd w:val="0"/>
         <w:rPr>
           <w:rFonts w:ascii="Lucida Console" w:hAnsi="Lucida Console" w:cs="Lucida Console"/>
-          <w:color w:val="00BFBF"/>
-          <w:kern w:val="0"/>
-          <w:sz w:val="18"/>
-          <w:szCs w:val="18"/>
-        </w:rPr>
-      </w:pPr>
-      <w:r>
-        <w:rPr>
-          <w:rFonts w:ascii="Lucida Console" w:hAnsi="Lucida Console" w:cs="Lucida Console"/>
-          <w:color w:val="00BF00"/>
-          <w:kern w:val="0"/>
-          <w:sz w:val="18"/>
-          <w:szCs w:val="18"/>
-        </w:rPr>
-        <w:t xml:space="preserve">Nicolas@MSI-GL73-Nico </w:t>
-      </w:r>
-      <w:r>
-        <w:rPr>
-          <w:rFonts w:ascii="Lucida Console" w:hAnsi="Lucida Console" w:cs="Lucida Console"/>
-          <w:color w:val="BF00BF"/>
-          <w:kern w:val="0"/>
-          <w:sz w:val="18"/>
-          <w:szCs w:val="18"/>
-        </w:rPr>
-        <w:t xml:space="preserve">MINGW64 </w:t>
-      </w:r>
-      <w:r>
-        <w:rPr>
-          <w:rFonts w:ascii="Lucida Console" w:hAnsi="Lucida Console" w:cs="Lucida Console"/>
-          <w:color w:val="BFBF00"/>
-          <w:kern w:val="0"/>
-          <w:sz w:val="18"/>
-          <w:szCs w:val="18"/>
-        </w:rPr>
-        <w:t>/d/</w:t>
-      </w:r>
-      <w:proofErr w:type="spellStart"/>
-      <w:r>
-        <w:rPr>
-          <w:rFonts w:ascii="Lucida Console" w:hAnsi="Lucida Console" w:cs="Lucida Console"/>
-          <w:color w:val="BFBF00"/>
-          <w:kern w:val="0"/>
-          <w:sz w:val="18"/>
-          <w:szCs w:val="18"/>
-        </w:rPr>
-        <w:t>Users</w:t>
-      </w:r>
-      <w:proofErr w:type="spellEnd"/>
-      <w:r>
-        <w:rPr>
-          <w:rFonts w:ascii="Lucida Console" w:hAnsi="Lucida Console" w:cs="Lucida Console"/>
-          <w:color w:val="BFBF00"/>
-          <w:kern w:val="0"/>
-          <w:sz w:val="18"/>
-          <w:szCs w:val="18"/>
-        </w:rPr>
-        <w:t>/Nicolas/Documents/Python/</w:t>
-      </w:r>
-      <w:proofErr w:type="spellStart"/>
-      <w:r>
-        <w:rPr>
-          <w:rFonts w:ascii="Lucida Console" w:hAnsi="Lucida Console" w:cs="Lucida Console"/>
-          <w:color w:val="BFBF00"/>
-          <w:kern w:val="0"/>
-          <w:sz w:val="18"/>
-          <w:szCs w:val="18"/>
-        </w:rPr>
-        <w:t>geneanet</w:t>
-      </w:r>
-      <w:proofErr w:type="spellEnd"/>
-      <w:r>
-        <w:rPr>
-          <w:rFonts w:ascii="Lucida Console" w:hAnsi="Lucida Console" w:cs="Lucida Console"/>
-          <w:color w:val="00BFBF"/>
-          <w:kern w:val="0"/>
-          <w:sz w:val="18"/>
-          <w:szCs w:val="18"/>
-        </w:rPr>
-        <w:t xml:space="preserve"> (master)</w:t>
-      </w:r>
+          <w:kern w:val="0"/>
+          <w:sz w:val="12"/>
+          <w:szCs w:val="12"/>
+        </w:rPr>
+      </w:pPr>
     </w:p>
     <w:p>
       <w:pPr>
@@ -11034,79 +10856,51 @@
         <w:adjustRightInd w:val="0"/>
         <w:rPr>
           <w:rFonts w:ascii="Lucida Console" w:hAnsi="Lucida Console" w:cs="Lucida Console"/>
-          <w:kern w:val="0"/>
-          <w:sz w:val="18"/>
-          <w:szCs w:val="18"/>
-        </w:rPr>
-      </w:pPr>
-      <w:r>
-        <w:rPr>
-          <w:rFonts w:ascii="Lucida Console" w:hAnsi="Lucida Console" w:cs="Lucida Console"/>
-          <w:kern w:val="0"/>
-          <w:sz w:val="18"/>
-          <w:szCs w:val="18"/>
-        </w:rPr>
-        <w:t xml:space="preserve">$ </w:t>
-      </w:r>
-      <w:proofErr w:type="spellStart"/>
-      <w:r>
-        <w:rPr>
-          <w:rFonts w:ascii="Lucida Console" w:hAnsi="Lucida Console" w:cs="Lucida Console"/>
-          <w:kern w:val="0"/>
-          <w:sz w:val="18"/>
-          <w:szCs w:val="18"/>
-        </w:rPr>
-        <w:t>grep</w:t>
-      </w:r>
-      <w:proofErr w:type="spellEnd"/>
-      <w:r>
-        <w:rPr>
-          <w:rFonts w:ascii="Lucida Console" w:hAnsi="Lucida Console" w:cs="Lucida Console"/>
-          <w:kern w:val="0"/>
-          <w:sz w:val="18"/>
-          <w:szCs w:val="18"/>
-        </w:rPr>
-        <w:t xml:space="preserve"> '</w:t>
-      </w:r>
-      <w:proofErr w:type="gramStart"/>
-      <w:r>
-        <w:rPr>
-          <w:rFonts w:ascii="Lucida Console" w:hAnsi="Lucida Console" w:cs="Lucida Console"/>
-          <w:kern w:val="0"/>
-          <w:sz w:val="18"/>
-          <w:szCs w:val="18"/>
-        </w:rPr>
-        <w:t>INFO:</w:t>
-      </w:r>
-      <w:proofErr w:type="gramEnd"/>
-      <w:r>
-        <w:rPr>
-          <w:rFonts w:ascii="Lucida Console" w:hAnsi="Lucida Console" w:cs="Lucida Console"/>
-          <w:kern w:val="0"/>
-          <w:sz w:val="18"/>
-          <w:szCs w:val="18"/>
-        </w:rPr>
-        <w:t xml:space="preserve"> - ' </w:t>
-      </w:r>
-      <w:proofErr w:type="spellStart"/>
-      <w:r>
-        <w:rPr>
-          <w:rFonts w:ascii="Lucida Console" w:hAnsi="Lucida Console" w:cs="Lucida Console"/>
-          <w:kern w:val="0"/>
-          <w:sz w:val="18"/>
-          <w:szCs w:val="18"/>
-        </w:rPr>
-        <w:t>result</w:t>
-      </w:r>
-      <w:proofErr w:type="spellEnd"/>
-      <w:r>
-        <w:rPr>
-          <w:rFonts w:ascii="Lucida Console" w:hAnsi="Lucida Console" w:cs="Lucida Console"/>
-          <w:kern w:val="0"/>
-          <w:sz w:val="18"/>
-          <w:szCs w:val="18"/>
-        </w:rPr>
-        <w:t>/*.log</w:t>
+          <w:color w:val="00BFBF"/>
+          <w:kern w:val="0"/>
+          <w:sz w:val="12"/>
+          <w:szCs w:val="12"/>
+        </w:rPr>
+      </w:pPr>
+      <w:r>
+        <w:rPr>
+          <w:rFonts w:ascii="Lucida Console" w:hAnsi="Lucida Console" w:cs="Lucida Console"/>
+          <w:color w:val="00BF00"/>
+          <w:kern w:val="0"/>
+          <w:sz w:val="12"/>
+          <w:szCs w:val="12"/>
+        </w:rPr>
+        <w:t xml:space="preserve">Nicolas@MSI-GL73-Nico </w:t>
+      </w:r>
+      <w:r>
+        <w:rPr>
+          <w:rFonts w:ascii="Lucida Console" w:hAnsi="Lucida Console" w:cs="Lucida Console"/>
+          <w:color w:val="BF00BF"/>
+          <w:kern w:val="0"/>
+          <w:sz w:val="12"/>
+          <w:szCs w:val="12"/>
+        </w:rPr>
+        <w:t xml:space="preserve">MINGW64 </w:t>
+      </w:r>
+      <w:r>
+        <w:rPr>
+          <w:rFonts w:ascii="Lucida Console" w:hAnsi="Lucida Console" w:cs="Lucida Console"/>
+          <w:color w:val="BFBF00"/>
+          <w:kern w:val="0"/>
+          <w:sz w:val="12"/>
+          <w:szCs w:val="12"/>
+        </w:rPr>
+        <w:t>/d/Users/Nicolas/Documents/Python/geneanet</w:t>
+      </w:r>
+      <w:r>
+        <w:rPr>
+          <w:rFonts w:ascii="Lucida Console" w:hAnsi="Lucida Console" w:cs="Lucida Console"/>
+          <w:color w:val="00BFBF"/>
+          <w:kern w:val="0"/>
+          <w:sz w:val="12"/>
+          <w:szCs w:val="12"/>
+        </w:rPr>
+        <w:t xml:space="preserve"> (master)</w:t>
       </w:r>
     </w:p>
     <w:p>
@@ -11117,58 +10911,78 @@
         <w:rPr>
           <w:rFonts w:ascii="Lucida Console" w:hAnsi="Lucida Console" w:cs="Lucida Console"/>
           <w:kern w:val="0"/>
-          <w:sz w:val="18"/>
-          <w:szCs w:val="18"/>
-        </w:rPr>
-      </w:pPr>
-      <w:r>
-        <w:rPr>
-          <w:rFonts w:ascii="Lucida Console" w:hAnsi="Lucida Console" w:cs="Lucida Console"/>
-          <w:kern w:val="0"/>
-          <w:sz w:val="18"/>
-          <w:szCs w:val="18"/>
-        </w:rPr>
-        <w:t>result/gw.geneanet.org.danielr13.lang=fr.n=</w:t>
-      </w:r>
-      <w:proofErr w:type="gramStart"/>
-      <w:r>
-        <w:rPr>
-          <w:rFonts w:ascii="Lucida Console" w:hAnsi="Lucida Console" w:cs="Lucida Console"/>
-          <w:kern w:val="0"/>
-          <w:sz w:val="18"/>
-          <w:szCs w:val="18"/>
-        </w:rPr>
-        <w:t>nicolas.oc=0.p</w:t>
-      </w:r>
-      <w:proofErr w:type="gramEnd"/>
-      <w:r>
-        <w:rPr>
-          <w:rFonts w:ascii="Lucida Console" w:hAnsi="Lucida Console" w:cs="Lucida Console"/>
-          <w:kern w:val="0"/>
-          <w:sz w:val="18"/>
-          <w:szCs w:val="18"/>
-        </w:rPr>
-        <w:t xml:space="preserve">=etienne+henri.log:[geneanet] INFO: - </w:t>
-      </w:r>
-      <w:proofErr w:type="spellStart"/>
-      <w:r>
-        <w:rPr>
-          <w:rFonts w:ascii="Lucida Console" w:hAnsi="Lucida Console" w:cs="Lucida Console"/>
-          <w:kern w:val="0"/>
-          <w:sz w:val="18"/>
-          <w:szCs w:val="18"/>
-        </w:rPr>
-        <w:t>nb_persons</w:t>
-      </w:r>
-      <w:proofErr w:type="spellEnd"/>
-      <w:r>
-        <w:rPr>
-          <w:rFonts w:ascii="Lucida Console" w:hAnsi="Lucida Console" w:cs="Lucida Console"/>
-          <w:kern w:val="0"/>
-          <w:sz w:val="18"/>
-          <w:szCs w:val="18"/>
-        </w:rPr>
-        <w:t xml:space="preserve">         = 374</w:t>
+          <w:sz w:val="12"/>
+          <w:szCs w:val="12"/>
+        </w:rPr>
+      </w:pPr>
+      <w:r>
+        <w:rPr>
+          <w:rFonts w:ascii="Lucida Console" w:hAnsi="Lucida Console" w:cs="Lucida Console"/>
+          <w:kern w:val="0"/>
+          <w:sz w:val="12"/>
+          <w:szCs w:val="12"/>
+        </w:rPr>
+        <w:t xml:space="preserve">$ </w:t>
+      </w:r>
+      <w:proofErr w:type="spellStart"/>
+      <w:r>
+        <w:rPr>
+          <w:rFonts w:ascii="Lucida Console" w:hAnsi="Lucida Console" w:cs="Lucida Console"/>
+          <w:kern w:val="0"/>
+          <w:sz w:val="12"/>
+          <w:szCs w:val="12"/>
+        </w:rPr>
+        <w:t>grep</w:t>
+      </w:r>
+      <w:proofErr w:type="spellEnd"/>
+      <w:r>
+        <w:rPr>
+          <w:rFonts w:ascii="Lucida Console" w:hAnsi="Lucida Console" w:cs="Lucida Console"/>
+          <w:kern w:val="0"/>
+          <w:sz w:val="12"/>
+          <w:szCs w:val="12"/>
+        </w:rPr>
+        <w:t xml:space="preserve"> '</w:t>
+      </w:r>
+      <w:proofErr w:type="gramStart"/>
+      <w:r>
+        <w:rPr>
+          <w:rFonts w:ascii="Lucida Console" w:hAnsi="Lucida Console" w:cs="Lucida Console"/>
+          <w:kern w:val="0"/>
+          <w:sz w:val="12"/>
+          <w:szCs w:val="12"/>
+        </w:rPr>
+        <w:t>INFO:</w:t>
+      </w:r>
+      <w:proofErr w:type="gramEnd"/>
+      <w:r>
+        <w:rPr>
+          <w:rFonts w:ascii="Lucida Console" w:hAnsi="Lucida Console" w:cs="Lucida Console"/>
+          <w:kern w:val="0"/>
+          <w:sz w:val="12"/>
+          <w:szCs w:val="12"/>
+        </w:rPr>
+        <w:t xml:space="preserve"> - ' </w:t>
+      </w:r>
+      <w:proofErr w:type="spellStart"/>
+      <w:r>
+        <w:rPr>
+          <w:rFonts w:ascii="Lucida Console" w:hAnsi="Lucida Console" w:cs="Lucida Console"/>
+          <w:kern w:val="0"/>
+          <w:sz w:val="12"/>
+          <w:szCs w:val="12"/>
+        </w:rPr>
+        <w:t>result</w:t>
+      </w:r>
+      <w:proofErr w:type="spellEnd"/>
+      <w:r>
+        <w:rPr>
+          <w:rFonts w:ascii="Lucida Console" w:hAnsi="Lucida Console" w:cs="Lucida Console"/>
+          <w:kern w:val="0"/>
+          <w:sz w:val="12"/>
+          <w:szCs w:val="12"/>
+        </w:rPr>
+        <w:t>/*.log</w:t>
       </w:r>
     </w:p>
     <w:p>
@@ -11179,16 +10993,16 @@
         <w:rPr>
           <w:rFonts w:ascii="Lucida Console" w:hAnsi="Lucida Console" w:cs="Lucida Console"/>
           <w:kern w:val="0"/>
-          <w:sz w:val="18"/>
-          <w:szCs w:val="18"/>
-        </w:rPr>
-      </w:pPr>
-      <w:r>
-        <w:rPr>
-          <w:rFonts w:ascii="Lucida Console" w:hAnsi="Lucida Console" w:cs="Lucida Console"/>
-          <w:kern w:val="0"/>
-          <w:sz w:val="18"/>
-          <w:szCs w:val="18"/>
+          <w:sz w:val="12"/>
+          <w:szCs w:val="12"/>
+        </w:rPr>
+      </w:pPr>
+      <w:r>
+        <w:rPr>
+          <w:rFonts w:ascii="Lucida Console" w:hAnsi="Lucida Console" w:cs="Lucida Console"/>
+          <w:kern w:val="0"/>
+          <w:sz w:val="12"/>
+          <w:szCs w:val="12"/>
         </w:rPr>
         <w:t>result/gw.geneanet.org.danielr13.lang=fr.n=</w:t>
       </w:r>
@@ -11197,8 +11011,8 @@
         <w:rPr>
           <w:rFonts w:ascii="Lucida Console" w:hAnsi="Lucida Console" w:cs="Lucida Console"/>
           <w:kern w:val="0"/>
-          <w:sz w:val="18"/>
-          <w:szCs w:val="18"/>
+          <w:sz w:val="12"/>
+          <w:szCs w:val="12"/>
         </w:rPr>
         <w:t>nicolas.oc=0.p</w:t>
       </w:r>
@@ -11207,8 +11021,8 @@
         <w:rPr>
           <w:rFonts w:ascii="Lucida Console" w:hAnsi="Lucida Console" w:cs="Lucida Console"/>
           <w:kern w:val="0"/>
-          <w:sz w:val="18"/>
-          <w:szCs w:val="18"/>
+          <w:sz w:val="12"/>
+          <w:szCs w:val="12"/>
         </w:rPr>
         <w:t xml:space="preserve">=etienne+henri.log:[geneanet] INFO: - </w:t>
       </w:r>
@@ -11217,20 +11031,20 @@
         <w:rPr>
           <w:rFonts w:ascii="Lucida Console" w:hAnsi="Lucida Console" w:cs="Lucida Console"/>
           <w:kern w:val="0"/>
-          <w:sz w:val="18"/>
-          <w:szCs w:val="18"/>
-        </w:rPr>
-        <w:t>nb_families</w:t>
-      </w:r>
-      <w:proofErr w:type="spellEnd"/>
-      <w:r>
-        <w:rPr>
-          <w:rFonts w:ascii="Lucida Console" w:hAnsi="Lucida Console" w:cs="Lucida Console"/>
-          <w:kern w:val="0"/>
-          <w:sz w:val="18"/>
-          <w:szCs w:val="18"/>
-        </w:rPr>
-        <w:t xml:space="preserve">        = 187</w:t>
+          <w:sz w:val="12"/>
+          <w:szCs w:val="12"/>
+        </w:rPr>
+        <w:t>nb_persons</w:t>
+      </w:r>
+      <w:proofErr w:type="spellEnd"/>
+      <w:r>
+        <w:rPr>
+          <w:rFonts w:ascii="Lucida Console" w:hAnsi="Lucida Console" w:cs="Lucida Console"/>
+          <w:kern w:val="0"/>
+          <w:sz w:val="12"/>
+          <w:szCs w:val="12"/>
+        </w:rPr>
+        <w:t xml:space="preserve">         = 374</w:t>
       </w:r>
     </w:p>
     <w:p>
@@ -11241,16 +11055,16 @@
         <w:rPr>
           <w:rFonts w:ascii="Lucida Console" w:hAnsi="Lucida Console" w:cs="Lucida Console"/>
           <w:kern w:val="0"/>
-          <w:sz w:val="18"/>
-          <w:szCs w:val="18"/>
-        </w:rPr>
-      </w:pPr>
-      <w:r>
-        <w:rPr>
-          <w:rFonts w:ascii="Lucida Console" w:hAnsi="Lucida Console" w:cs="Lucida Console"/>
-          <w:kern w:val="0"/>
-          <w:sz w:val="18"/>
-          <w:szCs w:val="18"/>
+          <w:sz w:val="12"/>
+          <w:szCs w:val="12"/>
+        </w:rPr>
+      </w:pPr>
+      <w:r>
+        <w:rPr>
+          <w:rFonts w:ascii="Lucida Console" w:hAnsi="Lucida Console" w:cs="Lucida Console"/>
+          <w:kern w:val="0"/>
+          <w:sz w:val="12"/>
+          <w:szCs w:val="12"/>
         </w:rPr>
         <w:t>result/gw.geneanet.org.danielr13.lang=fr.n=</w:t>
       </w:r>
@@ -11259,8 +11073,8 @@
         <w:rPr>
           <w:rFonts w:ascii="Lucida Console" w:hAnsi="Lucida Console" w:cs="Lucida Console"/>
           <w:kern w:val="0"/>
-          <w:sz w:val="18"/>
-          <w:szCs w:val="18"/>
+          <w:sz w:val="12"/>
+          <w:szCs w:val="12"/>
         </w:rPr>
         <w:t>nicolas.oc=0.p</w:t>
       </w:r>
@@ -11269,8 +11083,8 @@
         <w:rPr>
           <w:rFonts w:ascii="Lucida Console" w:hAnsi="Lucida Console" w:cs="Lucida Console"/>
           <w:kern w:val="0"/>
-          <w:sz w:val="18"/>
-          <w:szCs w:val="18"/>
+          <w:sz w:val="12"/>
+          <w:szCs w:val="12"/>
         </w:rPr>
         <w:t xml:space="preserve">=etienne+henri.log:[geneanet] INFO: - </w:t>
       </w:r>
@@ -11279,20 +11093,20 @@
         <w:rPr>
           <w:rFonts w:ascii="Lucida Console" w:hAnsi="Lucida Console" w:cs="Lucida Console"/>
           <w:kern w:val="0"/>
-          <w:sz w:val="18"/>
-          <w:szCs w:val="18"/>
-        </w:rPr>
-        <w:t>max_generations</w:t>
-      </w:r>
-      <w:proofErr w:type="spellEnd"/>
-      <w:r>
-        <w:rPr>
-          <w:rFonts w:ascii="Lucida Console" w:hAnsi="Lucida Console" w:cs="Lucida Console"/>
-          <w:kern w:val="0"/>
-          <w:sz w:val="18"/>
-          <w:szCs w:val="18"/>
-        </w:rPr>
-        <w:t xml:space="preserve">    = 12</w:t>
+          <w:sz w:val="12"/>
+          <w:szCs w:val="12"/>
+        </w:rPr>
+        <w:t>nb_families</w:t>
+      </w:r>
+      <w:proofErr w:type="spellEnd"/>
+      <w:r>
+        <w:rPr>
+          <w:rFonts w:ascii="Lucida Console" w:hAnsi="Lucida Console" w:cs="Lucida Console"/>
+          <w:kern w:val="0"/>
+          <w:sz w:val="12"/>
+          <w:szCs w:val="12"/>
+        </w:rPr>
+        <w:t xml:space="preserve">        = 187</w:t>
       </w:r>
     </w:p>
     <w:p>
@@ -11303,16 +11117,16 @@
         <w:rPr>
           <w:rFonts w:ascii="Lucida Console" w:hAnsi="Lucida Console" w:cs="Lucida Console"/>
           <w:kern w:val="0"/>
-          <w:sz w:val="18"/>
-          <w:szCs w:val="18"/>
-        </w:rPr>
-      </w:pPr>
-      <w:r>
-        <w:rPr>
-          <w:rFonts w:ascii="Lucida Console" w:hAnsi="Lucida Console" w:cs="Lucida Console"/>
-          <w:kern w:val="0"/>
-          <w:sz w:val="18"/>
-          <w:szCs w:val="18"/>
+          <w:sz w:val="12"/>
+          <w:szCs w:val="12"/>
+        </w:rPr>
+      </w:pPr>
+      <w:r>
+        <w:rPr>
+          <w:rFonts w:ascii="Lucida Console" w:hAnsi="Lucida Console" w:cs="Lucida Console"/>
+          <w:kern w:val="0"/>
+          <w:sz w:val="12"/>
+          <w:szCs w:val="12"/>
         </w:rPr>
         <w:t>result/gw.geneanet.org.danielr13.lang=fr.n=</w:t>
       </w:r>
@@ -11321,8 +11135,8 @@
         <w:rPr>
           <w:rFonts w:ascii="Lucida Console" w:hAnsi="Lucida Console" w:cs="Lucida Console"/>
           <w:kern w:val="0"/>
-          <w:sz w:val="18"/>
-          <w:szCs w:val="18"/>
+          <w:sz w:val="12"/>
+          <w:szCs w:val="12"/>
         </w:rPr>
         <w:t>nicolas.oc=0.p</w:t>
       </w:r>
@@ -11331,8 +11145,8 @@
         <w:rPr>
           <w:rFonts w:ascii="Lucida Console" w:hAnsi="Lucida Console" w:cs="Lucida Console"/>
           <w:kern w:val="0"/>
-          <w:sz w:val="18"/>
-          <w:szCs w:val="18"/>
+          <w:sz w:val="12"/>
+          <w:szCs w:val="12"/>
         </w:rPr>
         <w:t xml:space="preserve">=etienne+henri.log:[geneanet] INFO: - </w:t>
       </w:r>
@@ -11341,20 +11155,20 @@
         <w:rPr>
           <w:rFonts w:ascii="Lucida Console" w:hAnsi="Lucida Console" w:cs="Lucida Console"/>
           <w:kern w:val="0"/>
-          <w:sz w:val="18"/>
-          <w:szCs w:val="18"/>
-        </w:rPr>
-        <w:t>nb_titres_noblesse</w:t>
-      </w:r>
-      <w:proofErr w:type="spellEnd"/>
-      <w:r>
-        <w:rPr>
-          <w:rFonts w:ascii="Lucida Console" w:hAnsi="Lucida Console" w:cs="Lucida Console"/>
-          <w:kern w:val="0"/>
-          <w:sz w:val="18"/>
-          <w:szCs w:val="18"/>
-        </w:rPr>
-        <w:t xml:space="preserve"> = 0</w:t>
+          <w:sz w:val="12"/>
+          <w:szCs w:val="12"/>
+        </w:rPr>
+        <w:t>max_generations</w:t>
+      </w:r>
+      <w:proofErr w:type="spellEnd"/>
+      <w:r>
+        <w:rPr>
+          <w:rFonts w:ascii="Lucida Console" w:hAnsi="Lucida Console" w:cs="Lucida Console"/>
+          <w:kern w:val="0"/>
+          <w:sz w:val="12"/>
+          <w:szCs w:val="12"/>
+        </w:rPr>
+        <w:t xml:space="preserve">    = 12</w:t>
       </w:r>
     </w:p>
     <w:p>
@@ -11365,16 +11179,16 @@
         <w:rPr>
           <w:rFonts w:ascii="Lucida Console" w:hAnsi="Lucida Console" w:cs="Lucida Console"/>
           <w:kern w:val="0"/>
-          <w:sz w:val="18"/>
-          <w:szCs w:val="18"/>
-        </w:rPr>
-      </w:pPr>
-      <w:r>
-        <w:rPr>
-          <w:rFonts w:ascii="Lucida Console" w:hAnsi="Lucida Console" w:cs="Lucida Console"/>
-          <w:kern w:val="0"/>
-          <w:sz w:val="18"/>
-          <w:szCs w:val="18"/>
+          <w:sz w:val="12"/>
+          <w:szCs w:val="12"/>
+        </w:rPr>
+      </w:pPr>
+      <w:r>
+        <w:rPr>
+          <w:rFonts w:ascii="Lucida Console" w:hAnsi="Lucida Console" w:cs="Lucida Console"/>
+          <w:kern w:val="0"/>
+          <w:sz w:val="12"/>
+          <w:szCs w:val="12"/>
         </w:rPr>
         <w:t>result/gw.geneanet.org.danielr13.lang=fr.n=</w:t>
       </w:r>
@@ -11383,8 +11197,8 @@
         <w:rPr>
           <w:rFonts w:ascii="Lucida Console" w:hAnsi="Lucida Console" w:cs="Lucida Console"/>
           <w:kern w:val="0"/>
-          <w:sz w:val="18"/>
-          <w:szCs w:val="18"/>
+          <w:sz w:val="12"/>
+          <w:szCs w:val="12"/>
         </w:rPr>
         <w:t>nicolas.oc=0.p</w:t>
       </w:r>
@@ -11393,8 +11207,8 @@
         <w:rPr>
           <w:rFonts w:ascii="Lucida Console" w:hAnsi="Lucida Console" w:cs="Lucida Console"/>
           <w:kern w:val="0"/>
-          <w:sz w:val="18"/>
-          <w:szCs w:val="18"/>
+          <w:sz w:val="12"/>
+          <w:szCs w:val="12"/>
         </w:rPr>
         <w:t xml:space="preserve">=etienne+henri.log:[geneanet] INFO: - </w:t>
       </w:r>
@@ -11403,20 +11217,20 @@
         <w:rPr>
           <w:rFonts w:ascii="Lucida Console" w:hAnsi="Lucida Console" w:cs="Lucida Console"/>
           <w:kern w:val="0"/>
-          <w:sz w:val="18"/>
-          <w:szCs w:val="18"/>
-        </w:rPr>
-        <w:t>nb_errors</w:t>
-      </w:r>
-      <w:proofErr w:type="spellEnd"/>
-      <w:r>
-        <w:rPr>
-          <w:rFonts w:ascii="Lucida Console" w:hAnsi="Lucida Console" w:cs="Lucida Console"/>
-          <w:kern w:val="0"/>
-          <w:sz w:val="18"/>
-          <w:szCs w:val="18"/>
-        </w:rPr>
-        <w:t xml:space="preserve">          = 1</w:t>
+          <w:sz w:val="12"/>
+          <w:szCs w:val="12"/>
+        </w:rPr>
+        <w:t>nb_titres_noblesse</w:t>
+      </w:r>
+      <w:proofErr w:type="spellEnd"/>
+      <w:r>
+        <w:rPr>
+          <w:rFonts w:ascii="Lucida Console" w:hAnsi="Lucida Console" w:cs="Lucida Console"/>
+          <w:kern w:val="0"/>
+          <w:sz w:val="12"/>
+          <w:szCs w:val="12"/>
+        </w:rPr>
+        <w:t xml:space="preserve"> = 0</w:t>
       </w:r>
     </w:p>
     <w:p>
@@ -11427,16 +11241,16 @@
         <w:rPr>
           <w:rFonts w:ascii="Lucida Console" w:hAnsi="Lucida Console" w:cs="Lucida Console"/>
           <w:kern w:val="0"/>
-          <w:sz w:val="18"/>
-          <w:szCs w:val="18"/>
-        </w:rPr>
-      </w:pPr>
-      <w:r>
-        <w:rPr>
-          <w:rFonts w:ascii="Lucida Console" w:hAnsi="Lucida Console" w:cs="Lucida Console"/>
-          <w:kern w:val="0"/>
-          <w:sz w:val="18"/>
-          <w:szCs w:val="18"/>
+          <w:sz w:val="12"/>
+          <w:szCs w:val="12"/>
+        </w:rPr>
+      </w:pPr>
+      <w:r>
+        <w:rPr>
+          <w:rFonts w:ascii="Lucida Console" w:hAnsi="Lucida Console" w:cs="Lucida Console"/>
+          <w:kern w:val="0"/>
+          <w:sz w:val="12"/>
+          <w:szCs w:val="12"/>
         </w:rPr>
         <w:t>result/gw.geneanet.org.danielr13.lang=fr.n=</w:t>
       </w:r>
@@ -11445,8 +11259,8 @@
         <w:rPr>
           <w:rFonts w:ascii="Lucida Console" w:hAnsi="Lucida Console" w:cs="Lucida Console"/>
           <w:kern w:val="0"/>
-          <w:sz w:val="18"/>
-          <w:szCs w:val="18"/>
+          <w:sz w:val="12"/>
+          <w:szCs w:val="12"/>
         </w:rPr>
         <w:t>nicolas.oc=0.p</w:t>
       </w:r>
@@ -11455,8 +11269,8 @@
         <w:rPr>
           <w:rFonts w:ascii="Lucida Console" w:hAnsi="Lucida Console" w:cs="Lucida Console"/>
           <w:kern w:val="0"/>
-          <w:sz w:val="18"/>
-          <w:szCs w:val="18"/>
+          <w:sz w:val="12"/>
+          <w:szCs w:val="12"/>
         </w:rPr>
         <w:t xml:space="preserve">=etienne+henri.log:[geneanet] INFO: - </w:t>
       </w:r>
@@ -11465,20 +11279,20 @@
         <w:rPr>
           <w:rFonts w:ascii="Lucida Console" w:hAnsi="Lucida Console" w:cs="Lucida Console"/>
           <w:kern w:val="0"/>
-          <w:sz w:val="18"/>
-          <w:szCs w:val="18"/>
-        </w:rPr>
-        <w:t>nb_todo</w:t>
-      </w:r>
-      <w:proofErr w:type="spellEnd"/>
-      <w:r>
-        <w:rPr>
-          <w:rFonts w:ascii="Lucida Console" w:hAnsi="Lucida Console" w:cs="Lucida Console"/>
-          <w:kern w:val="0"/>
-          <w:sz w:val="18"/>
-          <w:szCs w:val="18"/>
-        </w:rPr>
-        <w:t xml:space="preserve">            = 5</w:t>
+          <w:sz w:val="12"/>
+          <w:szCs w:val="12"/>
+        </w:rPr>
+        <w:t>nb_errors</w:t>
+      </w:r>
+      <w:proofErr w:type="spellEnd"/>
+      <w:r>
+        <w:rPr>
+          <w:rFonts w:ascii="Lucida Console" w:hAnsi="Lucida Console" w:cs="Lucida Console"/>
+          <w:kern w:val="0"/>
+          <w:sz w:val="12"/>
+          <w:szCs w:val="12"/>
+        </w:rPr>
+        <w:t xml:space="preserve">          = 1</w:t>
       </w:r>
     </w:p>
     <w:p>
@@ -11489,16 +11303,16 @@
         <w:rPr>
           <w:rFonts w:ascii="Lucida Console" w:hAnsi="Lucida Console" w:cs="Lucida Console"/>
           <w:kern w:val="0"/>
-          <w:sz w:val="18"/>
-          <w:szCs w:val="18"/>
-        </w:rPr>
-      </w:pPr>
-      <w:r>
-        <w:rPr>
-          <w:rFonts w:ascii="Lucida Console" w:hAnsi="Lucida Console" w:cs="Lucida Console"/>
-          <w:kern w:val="0"/>
-          <w:sz w:val="18"/>
-          <w:szCs w:val="18"/>
+          <w:sz w:val="12"/>
+          <w:szCs w:val="12"/>
+        </w:rPr>
+      </w:pPr>
+      <w:r>
+        <w:rPr>
+          <w:rFonts w:ascii="Lucida Console" w:hAnsi="Lucida Console" w:cs="Lucida Console"/>
+          <w:kern w:val="0"/>
+          <w:sz w:val="12"/>
+          <w:szCs w:val="12"/>
         </w:rPr>
         <w:t>result/gw.geneanet.org.danielr13.lang=fr.n=</w:t>
       </w:r>
@@ -11507,8 +11321,8 @@
         <w:rPr>
           <w:rFonts w:ascii="Lucida Console" w:hAnsi="Lucida Console" w:cs="Lucida Console"/>
           <w:kern w:val="0"/>
-          <w:sz w:val="18"/>
-          <w:szCs w:val="18"/>
+          <w:sz w:val="12"/>
+          <w:szCs w:val="12"/>
         </w:rPr>
         <w:t>nicolas.oc=0.p</w:t>
       </w:r>
@@ -11517,8 +11331,8 @@
         <w:rPr>
           <w:rFonts w:ascii="Lucida Console" w:hAnsi="Lucida Console" w:cs="Lucida Console"/>
           <w:kern w:val="0"/>
-          <w:sz w:val="18"/>
-          <w:szCs w:val="18"/>
+          <w:sz w:val="12"/>
+          <w:szCs w:val="12"/>
         </w:rPr>
         <w:t xml:space="preserve">=etienne+henri.log:[geneanet] INFO: - </w:t>
       </w:r>
@@ -11527,20 +11341,20 @@
         <w:rPr>
           <w:rFonts w:ascii="Lucida Console" w:hAnsi="Lucida Console" w:cs="Lucida Console"/>
           <w:kern w:val="0"/>
-          <w:sz w:val="18"/>
-          <w:szCs w:val="18"/>
-        </w:rPr>
-        <w:t>nb_scanned_pages</w:t>
-      </w:r>
-      <w:proofErr w:type="spellEnd"/>
-      <w:r>
-        <w:rPr>
-          <w:rFonts w:ascii="Lucida Console" w:hAnsi="Lucida Console" w:cs="Lucida Console"/>
-          <w:kern w:val="0"/>
-          <w:sz w:val="18"/>
-          <w:szCs w:val="18"/>
-        </w:rPr>
-        <w:t xml:space="preserve">   = 0</w:t>
+          <w:sz w:val="12"/>
+          <w:szCs w:val="12"/>
+        </w:rPr>
+        <w:t>nb_todo</w:t>
+      </w:r>
+      <w:proofErr w:type="spellEnd"/>
+      <w:r>
+        <w:rPr>
+          <w:rFonts w:ascii="Lucida Console" w:hAnsi="Lucida Console" w:cs="Lucida Console"/>
+          <w:kern w:val="0"/>
+          <w:sz w:val="12"/>
+          <w:szCs w:val="12"/>
+        </w:rPr>
+        <w:t xml:space="preserve">            = 5</w:t>
       </w:r>
     </w:p>
     <w:p>
@@ -11551,16 +11365,16 @@
         <w:rPr>
           <w:rFonts w:ascii="Lucida Console" w:hAnsi="Lucida Console" w:cs="Lucida Console"/>
           <w:kern w:val="0"/>
-          <w:sz w:val="18"/>
-          <w:szCs w:val="18"/>
-        </w:rPr>
-      </w:pPr>
-      <w:r>
-        <w:rPr>
-          <w:rFonts w:ascii="Lucida Console" w:hAnsi="Lucida Console" w:cs="Lucida Console"/>
-          <w:kern w:val="0"/>
-          <w:sz w:val="18"/>
-          <w:szCs w:val="18"/>
+          <w:sz w:val="12"/>
+          <w:szCs w:val="12"/>
+        </w:rPr>
+      </w:pPr>
+      <w:r>
+        <w:rPr>
+          <w:rFonts w:ascii="Lucida Console" w:hAnsi="Lucida Console" w:cs="Lucida Console"/>
+          <w:kern w:val="0"/>
+          <w:sz w:val="12"/>
+          <w:szCs w:val="12"/>
         </w:rPr>
         <w:t>result/gw.geneanet.org.danielr13.lang=fr.n=</w:t>
       </w:r>
@@ -11569,8 +11383,8 @@
         <w:rPr>
           <w:rFonts w:ascii="Lucida Console" w:hAnsi="Lucida Console" w:cs="Lucida Console"/>
           <w:kern w:val="0"/>
-          <w:sz w:val="18"/>
-          <w:szCs w:val="18"/>
+          <w:sz w:val="12"/>
+          <w:szCs w:val="12"/>
         </w:rPr>
         <w:t>nicolas.oc=0.p</w:t>
       </w:r>
@@ -11579,8 +11393,8 @@
         <w:rPr>
           <w:rFonts w:ascii="Lucida Console" w:hAnsi="Lucida Console" w:cs="Lucida Console"/>
           <w:kern w:val="0"/>
-          <w:sz w:val="18"/>
-          <w:szCs w:val="18"/>
+          <w:sz w:val="12"/>
+          <w:szCs w:val="12"/>
         </w:rPr>
         <w:t xml:space="preserve">=etienne+henri.log:[geneanet] INFO: - </w:t>
       </w:r>
@@ -11589,20 +11403,20 @@
         <w:rPr>
           <w:rFonts w:ascii="Lucida Console" w:hAnsi="Lucida Console" w:cs="Lucida Console"/>
           <w:kern w:val="0"/>
-          <w:sz w:val="18"/>
-          <w:szCs w:val="18"/>
-        </w:rPr>
-        <w:t>nb_saved_pages</w:t>
-      </w:r>
-      <w:proofErr w:type="spellEnd"/>
-      <w:r>
-        <w:rPr>
-          <w:rFonts w:ascii="Lucida Console" w:hAnsi="Lucida Console" w:cs="Lucida Console"/>
-          <w:kern w:val="0"/>
-          <w:sz w:val="18"/>
-          <w:szCs w:val="18"/>
-        </w:rPr>
-        <w:t xml:space="preserve">     = 0</w:t>
+          <w:sz w:val="12"/>
+          <w:szCs w:val="12"/>
+        </w:rPr>
+        <w:t>nb_scanned_pages</w:t>
+      </w:r>
+      <w:proofErr w:type="spellEnd"/>
+      <w:r>
+        <w:rPr>
+          <w:rFonts w:ascii="Lucida Console" w:hAnsi="Lucida Console" w:cs="Lucida Console"/>
+          <w:kern w:val="0"/>
+          <w:sz w:val="12"/>
+          <w:szCs w:val="12"/>
+        </w:rPr>
+        <w:t xml:space="preserve">   = 0</w:t>
       </w:r>
     </w:p>
     <w:p>
@@ -11613,16 +11427,16 @@
         <w:rPr>
           <w:rFonts w:ascii="Lucida Console" w:hAnsi="Lucida Console" w:cs="Lucida Console"/>
           <w:kern w:val="0"/>
-          <w:sz w:val="18"/>
-          <w:szCs w:val="18"/>
-        </w:rPr>
-      </w:pPr>
-      <w:r>
-        <w:rPr>
-          <w:rFonts w:ascii="Lucida Console" w:hAnsi="Lucida Console" w:cs="Lucida Console"/>
-          <w:kern w:val="0"/>
-          <w:sz w:val="18"/>
-          <w:szCs w:val="18"/>
+          <w:sz w:val="12"/>
+          <w:szCs w:val="12"/>
+        </w:rPr>
+      </w:pPr>
+      <w:r>
+        <w:rPr>
+          <w:rFonts w:ascii="Lucida Console" w:hAnsi="Lucida Console" w:cs="Lucida Console"/>
+          <w:kern w:val="0"/>
+          <w:sz w:val="12"/>
+          <w:szCs w:val="12"/>
         </w:rPr>
         <w:t>result/gw.geneanet.org.danielr13.lang=fr.n=</w:t>
       </w:r>
@@ -11631,8 +11445,8 @@
         <w:rPr>
           <w:rFonts w:ascii="Lucida Console" w:hAnsi="Lucida Console" w:cs="Lucida Console"/>
           <w:kern w:val="0"/>
-          <w:sz w:val="18"/>
-          <w:szCs w:val="18"/>
+          <w:sz w:val="12"/>
+          <w:szCs w:val="12"/>
         </w:rPr>
         <w:t>nicolas.oc=0.p</w:t>
       </w:r>
@@ -11641,8 +11455,8 @@
         <w:rPr>
           <w:rFonts w:ascii="Lucida Console" w:hAnsi="Lucida Console" w:cs="Lucida Console"/>
           <w:kern w:val="0"/>
-          <w:sz w:val="18"/>
-          <w:szCs w:val="18"/>
+          <w:sz w:val="12"/>
+          <w:szCs w:val="12"/>
         </w:rPr>
         <w:t xml:space="preserve">=etienne+henri.log:[geneanet] INFO: - </w:t>
       </w:r>
@@ -11651,20 +11465,20 @@
         <w:rPr>
           <w:rFonts w:ascii="Lucida Console" w:hAnsi="Lucida Console" w:cs="Lucida Console"/>
           <w:kern w:val="0"/>
-          <w:sz w:val="18"/>
-          <w:szCs w:val="18"/>
-        </w:rPr>
-        <w:t>nb_cached_pages</w:t>
-      </w:r>
-      <w:proofErr w:type="spellEnd"/>
-      <w:r>
-        <w:rPr>
-          <w:rFonts w:ascii="Lucida Console" w:hAnsi="Lucida Console" w:cs="Lucida Console"/>
-          <w:kern w:val="0"/>
-          <w:sz w:val="18"/>
-          <w:szCs w:val="18"/>
-        </w:rPr>
-        <w:t xml:space="preserve">    = 374</w:t>
+          <w:sz w:val="12"/>
+          <w:szCs w:val="12"/>
+        </w:rPr>
+        <w:t>nb_saved_pages</w:t>
+      </w:r>
+      <w:proofErr w:type="spellEnd"/>
+      <w:r>
+        <w:rPr>
+          <w:rFonts w:ascii="Lucida Console" w:hAnsi="Lucida Console" w:cs="Lucida Console"/>
+          <w:kern w:val="0"/>
+          <w:sz w:val="12"/>
+          <w:szCs w:val="12"/>
+        </w:rPr>
+        <w:t xml:space="preserve">     = 0</w:t>
       </w:r>
     </w:p>
     <w:p>
@@ -11675,58 +11489,58 @@
         <w:rPr>
           <w:rFonts w:ascii="Lucida Console" w:hAnsi="Lucida Console" w:cs="Lucida Console"/>
           <w:kern w:val="0"/>
-          <w:sz w:val="18"/>
-          <w:szCs w:val="18"/>
-        </w:rPr>
-      </w:pPr>
-      <w:r>
-        <w:rPr>
-          <w:rFonts w:ascii="Lucida Console" w:hAnsi="Lucida Console" w:cs="Lucida Console"/>
-          <w:kern w:val="0"/>
-          <w:sz w:val="18"/>
-          <w:szCs w:val="18"/>
-        </w:rPr>
-        <w:t>result/gw.geneanet.org.evechevaleyre.lang=</w:t>
-      </w:r>
-      <w:proofErr w:type="gramStart"/>
-      <w:r>
-        <w:rPr>
-          <w:rFonts w:ascii="Lucida Console" w:hAnsi="Lucida Console" w:cs="Lucida Console"/>
-          <w:kern w:val="0"/>
-          <w:sz w:val="18"/>
-          <w:szCs w:val="18"/>
-        </w:rPr>
-        <w:t>fr.n</w:t>
-      </w:r>
-      <w:proofErr w:type="gramEnd"/>
-      <w:r>
-        <w:rPr>
-          <w:rFonts w:ascii="Lucida Console" w:hAnsi="Lucida Console" w:cs="Lucida Console"/>
-          <w:kern w:val="0"/>
-          <w:sz w:val="18"/>
-          <w:szCs w:val="18"/>
-        </w:rPr>
-        <w:t xml:space="preserve">=brincat.oc=0.p=maria+anna.log:[geneanet] INFO: - </w:t>
-      </w:r>
-      <w:proofErr w:type="spellStart"/>
-      <w:r>
-        <w:rPr>
-          <w:rFonts w:ascii="Lucida Console" w:hAnsi="Lucida Console" w:cs="Lucida Console"/>
-          <w:kern w:val="0"/>
-          <w:sz w:val="18"/>
-          <w:szCs w:val="18"/>
-        </w:rPr>
-        <w:t>nb_persons</w:t>
-      </w:r>
-      <w:proofErr w:type="spellEnd"/>
-      <w:r>
-        <w:rPr>
-          <w:rFonts w:ascii="Lucida Console" w:hAnsi="Lucida Console" w:cs="Lucida Console"/>
-          <w:kern w:val="0"/>
-          <w:sz w:val="18"/>
-          <w:szCs w:val="18"/>
-        </w:rPr>
-        <w:t xml:space="preserve">         = 35</w:t>
+          <w:sz w:val="12"/>
+          <w:szCs w:val="12"/>
+        </w:rPr>
+      </w:pPr>
+      <w:r>
+        <w:rPr>
+          <w:rFonts w:ascii="Lucida Console" w:hAnsi="Lucida Console" w:cs="Lucida Console"/>
+          <w:kern w:val="0"/>
+          <w:sz w:val="12"/>
+          <w:szCs w:val="12"/>
+        </w:rPr>
+        <w:t>result/gw.geneanet.org.danielr13.lang=fr.n=</w:t>
+      </w:r>
+      <w:proofErr w:type="gramStart"/>
+      <w:r>
+        <w:rPr>
+          <w:rFonts w:ascii="Lucida Console" w:hAnsi="Lucida Console" w:cs="Lucida Console"/>
+          <w:kern w:val="0"/>
+          <w:sz w:val="12"/>
+          <w:szCs w:val="12"/>
+        </w:rPr>
+        <w:t>nicolas.oc=0.p</w:t>
+      </w:r>
+      <w:proofErr w:type="gramEnd"/>
+      <w:r>
+        <w:rPr>
+          <w:rFonts w:ascii="Lucida Console" w:hAnsi="Lucida Console" w:cs="Lucida Console"/>
+          <w:kern w:val="0"/>
+          <w:sz w:val="12"/>
+          <w:szCs w:val="12"/>
+        </w:rPr>
+        <w:t xml:space="preserve">=etienne+henri.log:[geneanet] INFO: - </w:t>
+      </w:r>
+      <w:proofErr w:type="spellStart"/>
+      <w:r>
+        <w:rPr>
+          <w:rFonts w:ascii="Lucida Console" w:hAnsi="Lucida Console" w:cs="Lucida Console"/>
+          <w:kern w:val="0"/>
+          <w:sz w:val="12"/>
+          <w:szCs w:val="12"/>
+        </w:rPr>
+        <w:t>nb_cached_pages</w:t>
+      </w:r>
+      <w:proofErr w:type="spellEnd"/>
+      <w:r>
+        <w:rPr>
+          <w:rFonts w:ascii="Lucida Console" w:hAnsi="Lucida Console" w:cs="Lucida Console"/>
+          <w:kern w:val="0"/>
+          <w:sz w:val="12"/>
+          <w:szCs w:val="12"/>
+        </w:rPr>
+        <w:t xml:space="preserve">    = 374</w:t>
       </w:r>
     </w:p>
     <w:p>
@@ -11737,16 +11551,16 @@
         <w:rPr>
           <w:rFonts w:ascii="Lucida Console" w:hAnsi="Lucida Console" w:cs="Lucida Console"/>
           <w:kern w:val="0"/>
-          <w:sz w:val="18"/>
-          <w:szCs w:val="18"/>
-        </w:rPr>
-      </w:pPr>
-      <w:r>
-        <w:rPr>
-          <w:rFonts w:ascii="Lucida Console" w:hAnsi="Lucida Console" w:cs="Lucida Console"/>
-          <w:kern w:val="0"/>
-          <w:sz w:val="18"/>
-          <w:szCs w:val="18"/>
+          <w:sz w:val="12"/>
+          <w:szCs w:val="12"/>
+        </w:rPr>
+      </w:pPr>
+      <w:r>
+        <w:rPr>
+          <w:rFonts w:ascii="Lucida Console" w:hAnsi="Lucida Console" w:cs="Lucida Console"/>
+          <w:kern w:val="0"/>
+          <w:sz w:val="12"/>
+          <w:szCs w:val="12"/>
         </w:rPr>
         <w:t>result/gw.geneanet.org.evechevaleyre.lang=</w:t>
       </w:r>
@@ -11755,8 +11569,8 @@
         <w:rPr>
           <w:rFonts w:ascii="Lucida Console" w:hAnsi="Lucida Console" w:cs="Lucida Console"/>
           <w:kern w:val="0"/>
-          <w:sz w:val="18"/>
-          <w:szCs w:val="18"/>
+          <w:sz w:val="12"/>
+          <w:szCs w:val="12"/>
         </w:rPr>
         <w:t>fr.n</w:t>
       </w:r>
@@ -11765,8 +11579,8 @@
         <w:rPr>
           <w:rFonts w:ascii="Lucida Console" w:hAnsi="Lucida Console" w:cs="Lucida Console"/>
           <w:kern w:val="0"/>
-          <w:sz w:val="18"/>
-          <w:szCs w:val="18"/>
+          <w:sz w:val="12"/>
+          <w:szCs w:val="12"/>
         </w:rPr>
         <w:t xml:space="preserve">=brincat.oc=0.p=maria+anna.log:[geneanet] INFO: - </w:t>
       </w:r>
@@ -11775,20 +11589,20 @@
         <w:rPr>
           <w:rFonts w:ascii="Lucida Console" w:hAnsi="Lucida Console" w:cs="Lucida Console"/>
           <w:kern w:val="0"/>
-          <w:sz w:val="18"/>
-          <w:szCs w:val="18"/>
-        </w:rPr>
-        <w:t>nb_families</w:t>
-      </w:r>
-      <w:proofErr w:type="spellEnd"/>
-      <w:r>
-        <w:rPr>
-          <w:rFonts w:ascii="Lucida Console" w:hAnsi="Lucida Console" w:cs="Lucida Console"/>
-          <w:kern w:val="0"/>
-          <w:sz w:val="18"/>
-          <w:szCs w:val="18"/>
-        </w:rPr>
-        <w:t xml:space="preserve">        = 17</w:t>
+          <w:sz w:val="12"/>
+          <w:szCs w:val="12"/>
+        </w:rPr>
+        <w:t>nb_persons</w:t>
+      </w:r>
+      <w:proofErr w:type="spellEnd"/>
+      <w:r>
+        <w:rPr>
+          <w:rFonts w:ascii="Lucida Console" w:hAnsi="Lucida Console" w:cs="Lucida Console"/>
+          <w:kern w:val="0"/>
+          <w:sz w:val="12"/>
+          <w:szCs w:val="12"/>
+        </w:rPr>
+        <w:t xml:space="preserve">         = 35</w:t>
       </w:r>
     </w:p>
     <w:p>
@@ -11799,16 +11613,16 @@
         <w:rPr>
           <w:rFonts w:ascii="Lucida Console" w:hAnsi="Lucida Console" w:cs="Lucida Console"/>
           <w:kern w:val="0"/>
-          <w:sz w:val="18"/>
-          <w:szCs w:val="18"/>
-        </w:rPr>
-      </w:pPr>
-      <w:r>
-        <w:rPr>
-          <w:rFonts w:ascii="Lucida Console" w:hAnsi="Lucida Console" w:cs="Lucida Console"/>
-          <w:kern w:val="0"/>
-          <w:sz w:val="18"/>
-          <w:szCs w:val="18"/>
+          <w:sz w:val="12"/>
+          <w:szCs w:val="12"/>
+        </w:rPr>
+      </w:pPr>
+      <w:r>
+        <w:rPr>
+          <w:rFonts w:ascii="Lucida Console" w:hAnsi="Lucida Console" w:cs="Lucida Console"/>
+          <w:kern w:val="0"/>
+          <w:sz w:val="12"/>
+          <w:szCs w:val="12"/>
         </w:rPr>
         <w:t>result/gw.geneanet.org.evechevaleyre.lang=</w:t>
       </w:r>
@@ -11817,8 +11631,8 @@
         <w:rPr>
           <w:rFonts w:ascii="Lucida Console" w:hAnsi="Lucida Console" w:cs="Lucida Console"/>
           <w:kern w:val="0"/>
-          <w:sz w:val="18"/>
-          <w:szCs w:val="18"/>
+          <w:sz w:val="12"/>
+          <w:szCs w:val="12"/>
         </w:rPr>
         <w:t>fr.n</w:t>
       </w:r>
@@ -11827,8 +11641,8 @@
         <w:rPr>
           <w:rFonts w:ascii="Lucida Console" w:hAnsi="Lucida Console" w:cs="Lucida Console"/>
           <w:kern w:val="0"/>
-          <w:sz w:val="18"/>
-          <w:szCs w:val="18"/>
+          <w:sz w:val="12"/>
+          <w:szCs w:val="12"/>
         </w:rPr>
         <w:t xml:space="preserve">=brincat.oc=0.p=maria+anna.log:[geneanet] INFO: - </w:t>
       </w:r>
@@ -11837,20 +11651,20 @@
         <w:rPr>
           <w:rFonts w:ascii="Lucida Console" w:hAnsi="Lucida Console" w:cs="Lucida Console"/>
           <w:kern w:val="0"/>
-          <w:sz w:val="18"/>
-          <w:szCs w:val="18"/>
-        </w:rPr>
-        <w:t>max_generations</w:t>
-      </w:r>
-      <w:proofErr w:type="spellEnd"/>
-      <w:r>
-        <w:rPr>
-          <w:rFonts w:ascii="Lucida Console" w:hAnsi="Lucida Console" w:cs="Lucida Console"/>
-          <w:kern w:val="0"/>
-          <w:sz w:val="18"/>
-          <w:szCs w:val="18"/>
-        </w:rPr>
-        <w:t xml:space="preserve">    = 7</w:t>
+          <w:sz w:val="12"/>
+          <w:szCs w:val="12"/>
+        </w:rPr>
+        <w:t>nb_families</w:t>
+      </w:r>
+      <w:proofErr w:type="spellEnd"/>
+      <w:r>
+        <w:rPr>
+          <w:rFonts w:ascii="Lucida Console" w:hAnsi="Lucida Console" w:cs="Lucida Console"/>
+          <w:kern w:val="0"/>
+          <w:sz w:val="12"/>
+          <w:szCs w:val="12"/>
+        </w:rPr>
+        <w:t xml:space="preserve">        = 17</w:t>
       </w:r>
     </w:p>
     <w:p>
@@ -11861,16 +11675,16 @@
         <w:rPr>
           <w:rFonts w:ascii="Lucida Console" w:hAnsi="Lucida Console" w:cs="Lucida Console"/>
           <w:kern w:val="0"/>
-          <w:sz w:val="18"/>
-          <w:szCs w:val="18"/>
-        </w:rPr>
-      </w:pPr>
-      <w:r>
-        <w:rPr>
-          <w:rFonts w:ascii="Lucida Console" w:hAnsi="Lucida Console" w:cs="Lucida Console"/>
-          <w:kern w:val="0"/>
-          <w:sz w:val="18"/>
-          <w:szCs w:val="18"/>
+          <w:sz w:val="12"/>
+          <w:szCs w:val="12"/>
+        </w:rPr>
+      </w:pPr>
+      <w:r>
+        <w:rPr>
+          <w:rFonts w:ascii="Lucida Console" w:hAnsi="Lucida Console" w:cs="Lucida Console"/>
+          <w:kern w:val="0"/>
+          <w:sz w:val="12"/>
+          <w:szCs w:val="12"/>
         </w:rPr>
         <w:t>result/gw.geneanet.org.evechevaleyre.lang=</w:t>
       </w:r>
@@ -11879,8 +11693,8 @@
         <w:rPr>
           <w:rFonts w:ascii="Lucida Console" w:hAnsi="Lucida Console" w:cs="Lucida Console"/>
           <w:kern w:val="0"/>
-          <w:sz w:val="18"/>
-          <w:szCs w:val="18"/>
+          <w:sz w:val="12"/>
+          <w:szCs w:val="12"/>
         </w:rPr>
         <w:t>fr.n</w:t>
       </w:r>
@@ -11889,8 +11703,8 @@
         <w:rPr>
           <w:rFonts w:ascii="Lucida Console" w:hAnsi="Lucida Console" w:cs="Lucida Console"/>
           <w:kern w:val="0"/>
-          <w:sz w:val="18"/>
-          <w:szCs w:val="18"/>
+          <w:sz w:val="12"/>
+          <w:szCs w:val="12"/>
         </w:rPr>
         <w:t xml:space="preserve">=brincat.oc=0.p=maria+anna.log:[geneanet] INFO: - </w:t>
       </w:r>
@@ -11899,20 +11713,20 @@
         <w:rPr>
           <w:rFonts w:ascii="Lucida Console" w:hAnsi="Lucida Console" w:cs="Lucida Console"/>
           <w:kern w:val="0"/>
-          <w:sz w:val="18"/>
-          <w:szCs w:val="18"/>
-        </w:rPr>
-        <w:t>nb_titres_noblesse</w:t>
-      </w:r>
-      <w:proofErr w:type="spellEnd"/>
-      <w:r>
-        <w:rPr>
-          <w:rFonts w:ascii="Lucida Console" w:hAnsi="Lucida Console" w:cs="Lucida Console"/>
-          <w:kern w:val="0"/>
-          <w:sz w:val="18"/>
-          <w:szCs w:val="18"/>
-        </w:rPr>
-        <w:t xml:space="preserve"> = 0</w:t>
+          <w:sz w:val="12"/>
+          <w:szCs w:val="12"/>
+        </w:rPr>
+        <w:t>max_generations</w:t>
+      </w:r>
+      <w:proofErr w:type="spellEnd"/>
+      <w:r>
+        <w:rPr>
+          <w:rFonts w:ascii="Lucida Console" w:hAnsi="Lucida Console" w:cs="Lucida Console"/>
+          <w:kern w:val="0"/>
+          <w:sz w:val="12"/>
+          <w:szCs w:val="12"/>
+        </w:rPr>
+        <w:t xml:space="preserve">    = 7</w:t>
       </w:r>
     </w:p>
     <w:p>
@@ -11923,16 +11737,16 @@
         <w:rPr>
           <w:rFonts w:ascii="Lucida Console" w:hAnsi="Lucida Console" w:cs="Lucida Console"/>
           <w:kern w:val="0"/>
-          <w:sz w:val="18"/>
-          <w:szCs w:val="18"/>
-        </w:rPr>
-      </w:pPr>
-      <w:r>
-        <w:rPr>
-          <w:rFonts w:ascii="Lucida Console" w:hAnsi="Lucida Console" w:cs="Lucida Console"/>
-          <w:kern w:val="0"/>
-          <w:sz w:val="18"/>
-          <w:szCs w:val="18"/>
+          <w:sz w:val="12"/>
+          <w:szCs w:val="12"/>
+        </w:rPr>
+      </w:pPr>
+      <w:r>
+        <w:rPr>
+          <w:rFonts w:ascii="Lucida Console" w:hAnsi="Lucida Console" w:cs="Lucida Console"/>
+          <w:kern w:val="0"/>
+          <w:sz w:val="12"/>
+          <w:szCs w:val="12"/>
         </w:rPr>
         <w:t>result/gw.geneanet.org.evechevaleyre.lang=</w:t>
       </w:r>
@@ -11941,8 +11755,8 @@
         <w:rPr>
           <w:rFonts w:ascii="Lucida Console" w:hAnsi="Lucida Console" w:cs="Lucida Console"/>
           <w:kern w:val="0"/>
-          <w:sz w:val="18"/>
-          <w:szCs w:val="18"/>
+          <w:sz w:val="12"/>
+          <w:szCs w:val="12"/>
         </w:rPr>
         <w:t>fr.n</w:t>
       </w:r>
@@ -11951,8 +11765,8 @@
         <w:rPr>
           <w:rFonts w:ascii="Lucida Console" w:hAnsi="Lucida Console" w:cs="Lucida Console"/>
           <w:kern w:val="0"/>
-          <w:sz w:val="18"/>
-          <w:szCs w:val="18"/>
+          <w:sz w:val="12"/>
+          <w:szCs w:val="12"/>
         </w:rPr>
         <w:t xml:space="preserve">=brincat.oc=0.p=maria+anna.log:[geneanet] INFO: - </w:t>
       </w:r>
@@ -11961,20 +11775,20 @@
         <w:rPr>
           <w:rFonts w:ascii="Lucida Console" w:hAnsi="Lucida Console" w:cs="Lucida Console"/>
           <w:kern w:val="0"/>
-          <w:sz w:val="18"/>
-          <w:szCs w:val="18"/>
-        </w:rPr>
-        <w:t>nb_errors</w:t>
-      </w:r>
-      <w:proofErr w:type="spellEnd"/>
-      <w:r>
-        <w:rPr>
-          <w:rFonts w:ascii="Lucida Console" w:hAnsi="Lucida Console" w:cs="Lucida Console"/>
-          <w:kern w:val="0"/>
-          <w:sz w:val="18"/>
-          <w:szCs w:val="18"/>
-        </w:rPr>
-        <w:t xml:space="preserve">          = 4</w:t>
+          <w:sz w:val="12"/>
+          <w:szCs w:val="12"/>
+        </w:rPr>
+        <w:t>nb_titres_noblesse</w:t>
+      </w:r>
+      <w:proofErr w:type="spellEnd"/>
+      <w:r>
+        <w:rPr>
+          <w:rFonts w:ascii="Lucida Console" w:hAnsi="Lucida Console" w:cs="Lucida Console"/>
+          <w:kern w:val="0"/>
+          <w:sz w:val="12"/>
+          <w:szCs w:val="12"/>
+        </w:rPr>
+        <w:t xml:space="preserve"> = 0</w:t>
       </w:r>
     </w:p>
     <w:p>
@@ -11985,16 +11799,16 @@
         <w:rPr>
           <w:rFonts w:ascii="Lucida Console" w:hAnsi="Lucida Console" w:cs="Lucida Console"/>
           <w:kern w:val="0"/>
-          <w:sz w:val="18"/>
-          <w:szCs w:val="18"/>
-        </w:rPr>
-      </w:pPr>
-      <w:r>
-        <w:rPr>
-          <w:rFonts w:ascii="Lucida Console" w:hAnsi="Lucida Console" w:cs="Lucida Console"/>
-          <w:kern w:val="0"/>
-          <w:sz w:val="18"/>
-          <w:szCs w:val="18"/>
+          <w:sz w:val="12"/>
+          <w:szCs w:val="12"/>
+        </w:rPr>
+      </w:pPr>
+      <w:r>
+        <w:rPr>
+          <w:rFonts w:ascii="Lucida Console" w:hAnsi="Lucida Console" w:cs="Lucida Console"/>
+          <w:kern w:val="0"/>
+          <w:sz w:val="12"/>
+          <w:szCs w:val="12"/>
         </w:rPr>
         <w:t>result/gw.geneanet.org.evechevaleyre.lang=</w:t>
       </w:r>
@@ -12003,8 +11817,8 @@
         <w:rPr>
           <w:rFonts w:ascii="Lucida Console" w:hAnsi="Lucida Console" w:cs="Lucida Console"/>
           <w:kern w:val="0"/>
-          <w:sz w:val="18"/>
-          <w:szCs w:val="18"/>
+          <w:sz w:val="12"/>
+          <w:szCs w:val="12"/>
         </w:rPr>
         <w:t>fr.n</w:t>
       </w:r>
@@ -12013,8 +11827,8 @@
         <w:rPr>
           <w:rFonts w:ascii="Lucida Console" w:hAnsi="Lucida Console" w:cs="Lucida Console"/>
           <w:kern w:val="0"/>
-          <w:sz w:val="18"/>
-          <w:szCs w:val="18"/>
+          <w:sz w:val="12"/>
+          <w:szCs w:val="12"/>
         </w:rPr>
         <w:t xml:space="preserve">=brincat.oc=0.p=maria+anna.log:[geneanet] INFO: - </w:t>
       </w:r>
@@ -12023,20 +11837,20 @@
         <w:rPr>
           <w:rFonts w:ascii="Lucida Console" w:hAnsi="Lucida Console" w:cs="Lucida Console"/>
           <w:kern w:val="0"/>
-          <w:sz w:val="18"/>
-          <w:szCs w:val="18"/>
-        </w:rPr>
-        <w:t>nb_todo</w:t>
-      </w:r>
-      <w:proofErr w:type="spellEnd"/>
-      <w:r>
-        <w:rPr>
-          <w:rFonts w:ascii="Lucida Console" w:hAnsi="Lucida Console" w:cs="Lucida Console"/>
-          <w:kern w:val="0"/>
-          <w:sz w:val="18"/>
-          <w:szCs w:val="18"/>
-        </w:rPr>
-        <w:t xml:space="preserve">            = 4</w:t>
+          <w:sz w:val="12"/>
+          <w:szCs w:val="12"/>
+        </w:rPr>
+        <w:t>nb_errors</w:t>
+      </w:r>
+      <w:proofErr w:type="spellEnd"/>
+      <w:r>
+        <w:rPr>
+          <w:rFonts w:ascii="Lucida Console" w:hAnsi="Lucida Console" w:cs="Lucida Console"/>
+          <w:kern w:val="0"/>
+          <w:sz w:val="12"/>
+          <w:szCs w:val="12"/>
+        </w:rPr>
+        <w:t xml:space="preserve">          = 4</w:t>
       </w:r>
     </w:p>
     <w:p>
@@ -12047,17 +11861,18 @@
         <w:rPr>
           <w:rFonts w:ascii="Lucida Console" w:hAnsi="Lucida Console" w:cs="Lucida Console"/>
           <w:kern w:val="0"/>
-          <w:sz w:val="18"/>
-          <w:szCs w:val="18"/>
-        </w:rPr>
-      </w:pPr>
-      <w:r>
-        <w:rPr>
-          <w:rFonts w:ascii="Lucida Console" w:hAnsi="Lucida Console" w:cs="Lucida Console"/>
-          <w:kern w:val="0"/>
-          <w:sz w:val="18"/>
-          <w:szCs w:val="18"/>
-        </w:rPr>
+          <w:sz w:val="12"/>
+          <w:szCs w:val="12"/>
+        </w:rPr>
+      </w:pPr>
+      <w:r>
+        <w:rPr>
+          <w:rFonts w:ascii="Lucida Console" w:hAnsi="Lucida Console" w:cs="Lucida Console"/>
+          <w:kern w:val="0"/>
+          <w:sz w:val="12"/>
+          <w:szCs w:val="12"/>
+        </w:rPr>
+        <w:lastRenderedPageBreak/>
         <w:t>result/gw.geneanet.org.evechevaleyre.lang=</w:t>
       </w:r>
       <w:proofErr w:type="gramStart"/>
@@ -12065,8 +11880,8 @@
         <w:rPr>
           <w:rFonts w:ascii="Lucida Console" w:hAnsi="Lucida Console" w:cs="Lucida Console"/>
           <w:kern w:val="0"/>
-          <w:sz w:val="18"/>
-          <w:szCs w:val="18"/>
+          <w:sz w:val="12"/>
+          <w:szCs w:val="12"/>
         </w:rPr>
         <w:t>fr.n</w:t>
       </w:r>
@@ -12075,8 +11890,8 @@
         <w:rPr>
           <w:rFonts w:ascii="Lucida Console" w:hAnsi="Lucida Console" w:cs="Lucida Console"/>
           <w:kern w:val="0"/>
-          <w:sz w:val="18"/>
-          <w:szCs w:val="18"/>
+          <w:sz w:val="12"/>
+          <w:szCs w:val="12"/>
         </w:rPr>
         <w:t xml:space="preserve">=brincat.oc=0.p=maria+anna.log:[geneanet] INFO: - </w:t>
       </w:r>
@@ -12085,20 +11900,20 @@
         <w:rPr>
           <w:rFonts w:ascii="Lucida Console" w:hAnsi="Lucida Console" w:cs="Lucida Console"/>
           <w:kern w:val="0"/>
-          <w:sz w:val="18"/>
-          <w:szCs w:val="18"/>
-        </w:rPr>
-        <w:t>nb_scanned_pages</w:t>
-      </w:r>
-      <w:proofErr w:type="spellEnd"/>
-      <w:r>
-        <w:rPr>
-          <w:rFonts w:ascii="Lucida Console" w:hAnsi="Lucida Console" w:cs="Lucida Console"/>
-          <w:kern w:val="0"/>
-          <w:sz w:val="18"/>
-          <w:szCs w:val="18"/>
-        </w:rPr>
-        <w:t xml:space="preserve">   = 0</w:t>
+          <w:sz w:val="12"/>
+          <w:szCs w:val="12"/>
+        </w:rPr>
+        <w:t>nb_todo</w:t>
+      </w:r>
+      <w:proofErr w:type="spellEnd"/>
+      <w:r>
+        <w:rPr>
+          <w:rFonts w:ascii="Lucida Console" w:hAnsi="Lucida Console" w:cs="Lucida Console"/>
+          <w:kern w:val="0"/>
+          <w:sz w:val="12"/>
+          <w:szCs w:val="12"/>
+        </w:rPr>
+        <w:t xml:space="preserve">            = 4</w:t>
       </w:r>
     </w:p>
     <w:p>
@@ -12109,16 +11924,16 @@
         <w:rPr>
           <w:rFonts w:ascii="Lucida Console" w:hAnsi="Lucida Console" w:cs="Lucida Console"/>
           <w:kern w:val="0"/>
-          <w:sz w:val="18"/>
-          <w:szCs w:val="18"/>
-        </w:rPr>
-      </w:pPr>
-      <w:r>
-        <w:rPr>
-          <w:rFonts w:ascii="Lucida Console" w:hAnsi="Lucida Console" w:cs="Lucida Console"/>
-          <w:kern w:val="0"/>
-          <w:sz w:val="18"/>
-          <w:szCs w:val="18"/>
+          <w:sz w:val="12"/>
+          <w:szCs w:val="12"/>
+        </w:rPr>
+      </w:pPr>
+      <w:r>
+        <w:rPr>
+          <w:rFonts w:ascii="Lucida Console" w:hAnsi="Lucida Console" w:cs="Lucida Console"/>
+          <w:kern w:val="0"/>
+          <w:sz w:val="12"/>
+          <w:szCs w:val="12"/>
         </w:rPr>
         <w:t>result/gw.geneanet.org.evechevaleyre.lang=</w:t>
       </w:r>
@@ -12127,8 +11942,8 @@
         <w:rPr>
           <w:rFonts w:ascii="Lucida Console" w:hAnsi="Lucida Console" w:cs="Lucida Console"/>
           <w:kern w:val="0"/>
-          <w:sz w:val="18"/>
-          <w:szCs w:val="18"/>
+          <w:sz w:val="12"/>
+          <w:szCs w:val="12"/>
         </w:rPr>
         <w:t>fr.n</w:t>
       </w:r>
@@ -12137,8 +11952,8 @@
         <w:rPr>
           <w:rFonts w:ascii="Lucida Console" w:hAnsi="Lucida Console" w:cs="Lucida Console"/>
           <w:kern w:val="0"/>
-          <w:sz w:val="18"/>
-          <w:szCs w:val="18"/>
+          <w:sz w:val="12"/>
+          <w:szCs w:val="12"/>
         </w:rPr>
         <w:t xml:space="preserve">=brincat.oc=0.p=maria+anna.log:[geneanet] INFO: - </w:t>
       </w:r>
@@ -12147,20 +11962,20 @@
         <w:rPr>
           <w:rFonts w:ascii="Lucida Console" w:hAnsi="Lucida Console" w:cs="Lucida Console"/>
           <w:kern w:val="0"/>
-          <w:sz w:val="18"/>
-          <w:szCs w:val="18"/>
-        </w:rPr>
-        <w:t>nb_saved_pages</w:t>
-      </w:r>
-      <w:proofErr w:type="spellEnd"/>
-      <w:r>
-        <w:rPr>
-          <w:rFonts w:ascii="Lucida Console" w:hAnsi="Lucida Console" w:cs="Lucida Console"/>
-          <w:kern w:val="0"/>
-          <w:sz w:val="18"/>
-          <w:szCs w:val="18"/>
-        </w:rPr>
-        <w:t xml:space="preserve">     = 0</w:t>
+          <w:sz w:val="12"/>
+          <w:szCs w:val="12"/>
+        </w:rPr>
+        <w:t>nb_scanned_pages</w:t>
+      </w:r>
+      <w:proofErr w:type="spellEnd"/>
+      <w:r>
+        <w:rPr>
+          <w:rFonts w:ascii="Lucida Console" w:hAnsi="Lucida Console" w:cs="Lucida Console"/>
+          <w:kern w:val="0"/>
+          <w:sz w:val="12"/>
+          <w:szCs w:val="12"/>
+        </w:rPr>
+        <w:t xml:space="preserve">   = 0</w:t>
       </w:r>
     </w:p>
     <w:p>
@@ -12171,16 +11986,16 @@
         <w:rPr>
           <w:rFonts w:ascii="Lucida Console" w:hAnsi="Lucida Console" w:cs="Lucida Console"/>
           <w:kern w:val="0"/>
-          <w:sz w:val="18"/>
-          <w:szCs w:val="18"/>
-        </w:rPr>
-      </w:pPr>
-      <w:r>
-        <w:rPr>
-          <w:rFonts w:ascii="Lucida Console" w:hAnsi="Lucida Console" w:cs="Lucida Console"/>
-          <w:kern w:val="0"/>
-          <w:sz w:val="18"/>
-          <w:szCs w:val="18"/>
+          <w:sz w:val="12"/>
+          <w:szCs w:val="12"/>
+        </w:rPr>
+      </w:pPr>
+      <w:r>
+        <w:rPr>
+          <w:rFonts w:ascii="Lucida Console" w:hAnsi="Lucida Console" w:cs="Lucida Console"/>
+          <w:kern w:val="0"/>
+          <w:sz w:val="12"/>
+          <w:szCs w:val="12"/>
         </w:rPr>
         <w:t>result/gw.geneanet.org.evechevaleyre.lang=</w:t>
       </w:r>
@@ -12189,8 +12004,8 @@
         <w:rPr>
           <w:rFonts w:ascii="Lucida Console" w:hAnsi="Lucida Console" w:cs="Lucida Console"/>
           <w:kern w:val="0"/>
-          <w:sz w:val="18"/>
-          <w:szCs w:val="18"/>
+          <w:sz w:val="12"/>
+          <w:szCs w:val="12"/>
         </w:rPr>
         <w:t>fr.n</w:t>
       </w:r>
@@ -12199,8 +12014,8 @@
         <w:rPr>
           <w:rFonts w:ascii="Lucida Console" w:hAnsi="Lucida Console" w:cs="Lucida Console"/>
           <w:kern w:val="0"/>
-          <w:sz w:val="18"/>
-          <w:szCs w:val="18"/>
+          <w:sz w:val="12"/>
+          <w:szCs w:val="12"/>
         </w:rPr>
         <w:t xml:space="preserve">=brincat.oc=0.p=maria+anna.log:[geneanet] INFO: - </w:t>
       </w:r>
@@ -12209,20 +12024,20 @@
         <w:rPr>
           <w:rFonts w:ascii="Lucida Console" w:hAnsi="Lucida Console" w:cs="Lucida Console"/>
           <w:kern w:val="0"/>
-          <w:sz w:val="18"/>
-          <w:szCs w:val="18"/>
-        </w:rPr>
-        <w:t>nb_cached_pages</w:t>
-      </w:r>
-      <w:proofErr w:type="spellEnd"/>
-      <w:r>
-        <w:rPr>
-          <w:rFonts w:ascii="Lucida Console" w:hAnsi="Lucida Console" w:cs="Lucida Console"/>
-          <w:kern w:val="0"/>
-          <w:sz w:val="18"/>
-          <w:szCs w:val="18"/>
-        </w:rPr>
-        <w:t xml:space="preserve">    = 35</w:t>
+          <w:sz w:val="12"/>
+          <w:szCs w:val="12"/>
+        </w:rPr>
+        <w:t>nb_saved_pages</w:t>
+      </w:r>
+      <w:proofErr w:type="spellEnd"/>
+      <w:r>
+        <w:rPr>
+          <w:rFonts w:ascii="Lucida Console" w:hAnsi="Lucida Console" w:cs="Lucida Console"/>
+          <w:kern w:val="0"/>
+          <w:sz w:val="12"/>
+          <w:szCs w:val="12"/>
+        </w:rPr>
+        <w:t xml:space="preserve">     = 0</w:t>
       </w:r>
     </w:p>
     <w:p>
@@ -12233,58 +12048,58 @@
         <w:rPr>
           <w:rFonts w:ascii="Lucida Console" w:hAnsi="Lucida Console" w:cs="Lucida Console"/>
           <w:kern w:val="0"/>
-          <w:sz w:val="18"/>
-          <w:szCs w:val="18"/>
-        </w:rPr>
-      </w:pPr>
-      <w:r>
-        <w:rPr>
-          <w:rFonts w:ascii="Lucida Console" w:hAnsi="Lucida Console" w:cs="Lucida Console"/>
-          <w:kern w:val="0"/>
-          <w:sz w:val="18"/>
-          <w:szCs w:val="18"/>
-        </w:rPr>
-        <w:t>result/gw.geneanet.org.nraibaut2.lang=fr.n=</w:t>
-      </w:r>
-      <w:proofErr w:type="gramStart"/>
-      <w:r>
-        <w:rPr>
-          <w:rFonts w:ascii="Lucida Console" w:hAnsi="Lucida Console" w:cs="Lucida Console"/>
-          <w:kern w:val="0"/>
-          <w:sz w:val="18"/>
-          <w:szCs w:val="18"/>
-        </w:rPr>
-        <w:t>dupont.oc=0.p</w:t>
-      </w:r>
-      <w:proofErr w:type="gramEnd"/>
-      <w:r>
-        <w:rPr>
-          <w:rFonts w:ascii="Lucida Console" w:hAnsi="Lucida Console" w:cs="Lucida Console"/>
-          <w:kern w:val="0"/>
-          <w:sz w:val="18"/>
-          <w:szCs w:val="18"/>
-        </w:rPr>
-        <w:t xml:space="preserve">=gerard.log:[geneanet] INFO: - </w:t>
-      </w:r>
-      <w:proofErr w:type="spellStart"/>
-      <w:r>
-        <w:rPr>
-          <w:rFonts w:ascii="Lucida Console" w:hAnsi="Lucida Console" w:cs="Lucida Console"/>
-          <w:kern w:val="0"/>
-          <w:sz w:val="18"/>
-          <w:szCs w:val="18"/>
-        </w:rPr>
-        <w:t>nb_persons</w:t>
-      </w:r>
-      <w:proofErr w:type="spellEnd"/>
-      <w:r>
-        <w:rPr>
-          <w:rFonts w:ascii="Lucida Console" w:hAnsi="Lucida Console" w:cs="Lucida Console"/>
-          <w:kern w:val="0"/>
-          <w:sz w:val="18"/>
-          <w:szCs w:val="18"/>
-        </w:rPr>
-        <w:t xml:space="preserve">         = 5</w:t>
+          <w:sz w:val="12"/>
+          <w:szCs w:val="12"/>
+        </w:rPr>
+      </w:pPr>
+      <w:r>
+        <w:rPr>
+          <w:rFonts w:ascii="Lucida Console" w:hAnsi="Lucida Console" w:cs="Lucida Console"/>
+          <w:kern w:val="0"/>
+          <w:sz w:val="12"/>
+          <w:szCs w:val="12"/>
+        </w:rPr>
+        <w:t>result/gw.geneanet.org.evechevaleyre.lang=</w:t>
+      </w:r>
+      <w:proofErr w:type="gramStart"/>
+      <w:r>
+        <w:rPr>
+          <w:rFonts w:ascii="Lucida Console" w:hAnsi="Lucida Console" w:cs="Lucida Console"/>
+          <w:kern w:val="0"/>
+          <w:sz w:val="12"/>
+          <w:szCs w:val="12"/>
+        </w:rPr>
+        <w:t>fr.n</w:t>
+      </w:r>
+      <w:proofErr w:type="gramEnd"/>
+      <w:r>
+        <w:rPr>
+          <w:rFonts w:ascii="Lucida Console" w:hAnsi="Lucida Console" w:cs="Lucida Console"/>
+          <w:kern w:val="0"/>
+          <w:sz w:val="12"/>
+          <w:szCs w:val="12"/>
+        </w:rPr>
+        <w:t xml:space="preserve">=brincat.oc=0.p=maria+anna.log:[geneanet] INFO: - </w:t>
+      </w:r>
+      <w:proofErr w:type="spellStart"/>
+      <w:r>
+        <w:rPr>
+          <w:rFonts w:ascii="Lucida Console" w:hAnsi="Lucida Console" w:cs="Lucida Console"/>
+          <w:kern w:val="0"/>
+          <w:sz w:val="12"/>
+          <w:szCs w:val="12"/>
+        </w:rPr>
+        <w:t>nb_cached_pages</w:t>
+      </w:r>
+      <w:proofErr w:type="spellEnd"/>
+      <w:r>
+        <w:rPr>
+          <w:rFonts w:ascii="Lucida Console" w:hAnsi="Lucida Console" w:cs="Lucida Console"/>
+          <w:kern w:val="0"/>
+          <w:sz w:val="12"/>
+          <w:szCs w:val="12"/>
+        </w:rPr>
+        <w:t xml:space="preserve">    = 35</w:t>
       </w:r>
     </w:p>
     <w:p>
@@ -12295,16 +12110,16 @@
         <w:rPr>
           <w:rFonts w:ascii="Lucida Console" w:hAnsi="Lucida Console" w:cs="Lucida Console"/>
           <w:kern w:val="0"/>
-          <w:sz w:val="18"/>
-          <w:szCs w:val="18"/>
-        </w:rPr>
-      </w:pPr>
-      <w:r>
-        <w:rPr>
-          <w:rFonts w:ascii="Lucida Console" w:hAnsi="Lucida Console" w:cs="Lucida Console"/>
-          <w:kern w:val="0"/>
-          <w:sz w:val="18"/>
-          <w:szCs w:val="18"/>
+          <w:sz w:val="12"/>
+          <w:szCs w:val="12"/>
+        </w:rPr>
+      </w:pPr>
+      <w:r>
+        <w:rPr>
+          <w:rFonts w:ascii="Lucida Console" w:hAnsi="Lucida Console" w:cs="Lucida Console"/>
+          <w:kern w:val="0"/>
+          <w:sz w:val="12"/>
+          <w:szCs w:val="12"/>
         </w:rPr>
         <w:t>result/gw.geneanet.org.nraibaut2.lang=fr.n=</w:t>
       </w:r>
@@ -12313,8 +12128,8 @@
         <w:rPr>
           <w:rFonts w:ascii="Lucida Console" w:hAnsi="Lucida Console" w:cs="Lucida Console"/>
           <w:kern w:val="0"/>
-          <w:sz w:val="18"/>
-          <w:szCs w:val="18"/>
+          <w:sz w:val="12"/>
+          <w:szCs w:val="12"/>
         </w:rPr>
         <w:t>dupont.oc=0.p</w:t>
       </w:r>
@@ -12323,8 +12138,8 @@
         <w:rPr>
           <w:rFonts w:ascii="Lucida Console" w:hAnsi="Lucida Console" w:cs="Lucida Console"/>
           <w:kern w:val="0"/>
-          <w:sz w:val="18"/>
-          <w:szCs w:val="18"/>
+          <w:sz w:val="12"/>
+          <w:szCs w:val="12"/>
         </w:rPr>
         <w:t xml:space="preserve">=gerard.log:[geneanet] INFO: - </w:t>
       </w:r>
@@ -12333,20 +12148,20 @@
         <w:rPr>
           <w:rFonts w:ascii="Lucida Console" w:hAnsi="Lucida Console" w:cs="Lucida Console"/>
           <w:kern w:val="0"/>
-          <w:sz w:val="18"/>
-          <w:szCs w:val="18"/>
-        </w:rPr>
-        <w:t>nb_families</w:t>
-      </w:r>
-      <w:proofErr w:type="spellEnd"/>
-      <w:r>
-        <w:rPr>
-          <w:rFonts w:ascii="Lucida Console" w:hAnsi="Lucida Console" w:cs="Lucida Console"/>
-          <w:kern w:val="0"/>
-          <w:sz w:val="18"/>
-          <w:szCs w:val="18"/>
-        </w:rPr>
-        <w:t xml:space="preserve">        = 2</w:t>
+          <w:sz w:val="12"/>
+          <w:szCs w:val="12"/>
+        </w:rPr>
+        <w:t>nb_persons</w:t>
+      </w:r>
+      <w:proofErr w:type="spellEnd"/>
+      <w:r>
+        <w:rPr>
+          <w:rFonts w:ascii="Lucida Console" w:hAnsi="Lucida Console" w:cs="Lucida Console"/>
+          <w:kern w:val="0"/>
+          <w:sz w:val="12"/>
+          <w:szCs w:val="12"/>
+        </w:rPr>
+        <w:t xml:space="preserve">         = 5</w:t>
       </w:r>
     </w:p>
     <w:p>
@@ -12357,16 +12172,16 @@
         <w:rPr>
           <w:rFonts w:ascii="Lucida Console" w:hAnsi="Lucida Console" w:cs="Lucida Console"/>
           <w:kern w:val="0"/>
-          <w:sz w:val="18"/>
-          <w:szCs w:val="18"/>
-        </w:rPr>
-      </w:pPr>
-      <w:r>
-        <w:rPr>
-          <w:rFonts w:ascii="Lucida Console" w:hAnsi="Lucida Console" w:cs="Lucida Console"/>
-          <w:kern w:val="0"/>
-          <w:sz w:val="18"/>
-          <w:szCs w:val="18"/>
+          <w:sz w:val="12"/>
+          <w:szCs w:val="12"/>
+        </w:rPr>
+      </w:pPr>
+      <w:r>
+        <w:rPr>
+          <w:rFonts w:ascii="Lucida Console" w:hAnsi="Lucida Console" w:cs="Lucida Console"/>
+          <w:kern w:val="0"/>
+          <w:sz w:val="12"/>
+          <w:szCs w:val="12"/>
         </w:rPr>
         <w:t>result/gw.geneanet.org.nraibaut2.lang=fr.n=</w:t>
       </w:r>
@@ -12375,8 +12190,8 @@
         <w:rPr>
           <w:rFonts w:ascii="Lucida Console" w:hAnsi="Lucida Console" w:cs="Lucida Console"/>
           <w:kern w:val="0"/>
-          <w:sz w:val="18"/>
-          <w:szCs w:val="18"/>
+          <w:sz w:val="12"/>
+          <w:szCs w:val="12"/>
         </w:rPr>
         <w:t>dupont.oc=0.p</w:t>
       </w:r>
@@ -12385,8 +12200,8 @@
         <w:rPr>
           <w:rFonts w:ascii="Lucida Console" w:hAnsi="Lucida Console" w:cs="Lucida Console"/>
           <w:kern w:val="0"/>
-          <w:sz w:val="18"/>
-          <w:szCs w:val="18"/>
+          <w:sz w:val="12"/>
+          <w:szCs w:val="12"/>
         </w:rPr>
         <w:t xml:space="preserve">=gerard.log:[geneanet] INFO: - </w:t>
       </w:r>
@@ -12395,20 +12210,20 @@
         <w:rPr>
           <w:rFonts w:ascii="Lucida Console" w:hAnsi="Lucida Console" w:cs="Lucida Console"/>
           <w:kern w:val="0"/>
-          <w:sz w:val="18"/>
-          <w:szCs w:val="18"/>
-        </w:rPr>
-        <w:t>max_generations</w:t>
-      </w:r>
-      <w:proofErr w:type="spellEnd"/>
-      <w:r>
-        <w:rPr>
-          <w:rFonts w:ascii="Lucida Console" w:hAnsi="Lucida Console" w:cs="Lucida Console"/>
-          <w:kern w:val="0"/>
-          <w:sz w:val="18"/>
-          <w:szCs w:val="18"/>
-        </w:rPr>
-        <w:t xml:space="preserve">    = 3</w:t>
+          <w:sz w:val="12"/>
+          <w:szCs w:val="12"/>
+        </w:rPr>
+        <w:t>nb_families</w:t>
+      </w:r>
+      <w:proofErr w:type="spellEnd"/>
+      <w:r>
+        <w:rPr>
+          <w:rFonts w:ascii="Lucida Console" w:hAnsi="Lucida Console" w:cs="Lucida Console"/>
+          <w:kern w:val="0"/>
+          <w:sz w:val="12"/>
+          <w:szCs w:val="12"/>
+        </w:rPr>
+        <w:t xml:space="preserve">        = 2</w:t>
       </w:r>
     </w:p>
     <w:p>
@@ -12419,16 +12234,16 @@
         <w:rPr>
           <w:rFonts w:ascii="Lucida Console" w:hAnsi="Lucida Console" w:cs="Lucida Console"/>
           <w:kern w:val="0"/>
-          <w:sz w:val="18"/>
-          <w:szCs w:val="18"/>
-        </w:rPr>
-      </w:pPr>
-      <w:r>
-        <w:rPr>
-          <w:rFonts w:ascii="Lucida Console" w:hAnsi="Lucida Console" w:cs="Lucida Console"/>
-          <w:kern w:val="0"/>
-          <w:sz w:val="18"/>
-          <w:szCs w:val="18"/>
+          <w:sz w:val="12"/>
+          <w:szCs w:val="12"/>
+        </w:rPr>
+      </w:pPr>
+      <w:r>
+        <w:rPr>
+          <w:rFonts w:ascii="Lucida Console" w:hAnsi="Lucida Console" w:cs="Lucida Console"/>
+          <w:kern w:val="0"/>
+          <w:sz w:val="12"/>
+          <w:szCs w:val="12"/>
         </w:rPr>
         <w:t>result/gw.geneanet.org.nraibaut2.lang=fr.n=</w:t>
       </w:r>
@@ -12437,8 +12252,8 @@
         <w:rPr>
           <w:rFonts w:ascii="Lucida Console" w:hAnsi="Lucida Console" w:cs="Lucida Console"/>
           <w:kern w:val="0"/>
-          <w:sz w:val="18"/>
-          <w:szCs w:val="18"/>
+          <w:sz w:val="12"/>
+          <w:szCs w:val="12"/>
         </w:rPr>
         <w:t>dupont.oc=0.p</w:t>
       </w:r>
@@ -12447,8 +12262,8 @@
         <w:rPr>
           <w:rFonts w:ascii="Lucida Console" w:hAnsi="Lucida Console" w:cs="Lucida Console"/>
           <w:kern w:val="0"/>
-          <w:sz w:val="18"/>
-          <w:szCs w:val="18"/>
+          <w:sz w:val="12"/>
+          <w:szCs w:val="12"/>
         </w:rPr>
         <w:t xml:space="preserve">=gerard.log:[geneanet] INFO: - </w:t>
       </w:r>
@@ -12457,20 +12272,20 @@
         <w:rPr>
           <w:rFonts w:ascii="Lucida Console" w:hAnsi="Lucida Console" w:cs="Lucida Console"/>
           <w:kern w:val="0"/>
-          <w:sz w:val="18"/>
-          <w:szCs w:val="18"/>
-        </w:rPr>
-        <w:t>nb_titres_noblesse</w:t>
-      </w:r>
-      <w:proofErr w:type="spellEnd"/>
-      <w:r>
-        <w:rPr>
-          <w:rFonts w:ascii="Lucida Console" w:hAnsi="Lucida Console" w:cs="Lucida Console"/>
-          <w:kern w:val="0"/>
-          <w:sz w:val="18"/>
-          <w:szCs w:val="18"/>
-        </w:rPr>
-        <w:t xml:space="preserve"> = 0</w:t>
+          <w:sz w:val="12"/>
+          <w:szCs w:val="12"/>
+        </w:rPr>
+        <w:t>max_generations</w:t>
+      </w:r>
+      <w:proofErr w:type="spellEnd"/>
+      <w:r>
+        <w:rPr>
+          <w:rFonts w:ascii="Lucida Console" w:hAnsi="Lucida Console" w:cs="Lucida Console"/>
+          <w:kern w:val="0"/>
+          <w:sz w:val="12"/>
+          <w:szCs w:val="12"/>
+        </w:rPr>
+        <w:t xml:space="preserve">    = 3</w:t>
       </w:r>
     </w:p>
     <w:p>
@@ -12481,16 +12296,16 @@
         <w:rPr>
           <w:rFonts w:ascii="Lucida Console" w:hAnsi="Lucida Console" w:cs="Lucida Console"/>
           <w:kern w:val="0"/>
-          <w:sz w:val="18"/>
-          <w:szCs w:val="18"/>
-        </w:rPr>
-      </w:pPr>
-      <w:r>
-        <w:rPr>
-          <w:rFonts w:ascii="Lucida Console" w:hAnsi="Lucida Console" w:cs="Lucida Console"/>
-          <w:kern w:val="0"/>
-          <w:sz w:val="18"/>
-          <w:szCs w:val="18"/>
+          <w:sz w:val="12"/>
+          <w:szCs w:val="12"/>
+        </w:rPr>
+      </w:pPr>
+      <w:r>
+        <w:rPr>
+          <w:rFonts w:ascii="Lucida Console" w:hAnsi="Lucida Console" w:cs="Lucida Console"/>
+          <w:kern w:val="0"/>
+          <w:sz w:val="12"/>
+          <w:szCs w:val="12"/>
         </w:rPr>
         <w:t>result/gw.geneanet.org.nraibaut2.lang=fr.n=</w:t>
       </w:r>
@@ -12499,8 +12314,8 @@
         <w:rPr>
           <w:rFonts w:ascii="Lucida Console" w:hAnsi="Lucida Console" w:cs="Lucida Console"/>
           <w:kern w:val="0"/>
-          <w:sz w:val="18"/>
-          <w:szCs w:val="18"/>
+          <w:sz w:val="12"/>
+          <w:szCs w:val="12"/>
         </w:rPr>
         <w:t>dupont.oc=0.p</w:t>
       </w:r>
@@ -12509,8 +12324,8 @@
         <w:rPr>
           <w:rFonts w:ascii="Lucida Console" w:hAnsi="Lucida Console" w:cs="Lucida Console"/>
           <w:kern w:val="0"/>
-          <w:sz w:val="18"/>
-          <w:szCs w:val="18"/>
+          <w:sz w:val="12"/>
+          <w:szCs w:val="12"/>
         </w:rPr>
         <w:t xml:space="preserve">=gerard.log:[geneanet] INFO: - </w:t>
       </w:r>
@@ -12519,20 +12334,20 @@
         <w:rPr>
           <w:rFonts w:ascii="Lucida Console" w:hAnsi="Lucida Console" w:cs="Lucida Console"/>
           <w:kern w:val="0"/>
-          <w:sz w:val="18"/>
-          <w:szCs w:val="18"/>
-        </w:rPr>
-        <w:t>nb_errors</w:t>
-      </w:r>
-      <w:proofErr w:type="spellEnd"/>
-      <w:r>
-        <w:rPr>
-          <w:rFonts w:ascii="Lucida Console" w:hAnsi="Lucida Console" w:cs="Lucida Console"/>
-          <w:kern w:val="0"/>
-          <w:sz w:val="18"/>
-          <w:szCs w:val="18"/>
-        </w:rPr>
-        <w:t xml:space="preserve">          = 0</w:t>
+          <w:sz w:val="12"/>
+          <w:szCs w:val="12"/>
+        </w:rPr>
+        <w:t>nb_titres_noblesse</w:t>
+      </w:r>
+      <w:proofErr w:type="spellEnd"/>
+      <w:r>
+        <w:rPr>
+          <w:rFonts w:ascii="Lucida Console" w:hAnsi="Lucida Console" w:cs="Lucida Console"/>
+          <w:kern w:val="0"/>
+          <w:sz w:val="12"/>
+          <w:szCs w:val="12"/>
+        </w:rPr>
+        <w:t xml:space="preserve"> = 0</w:t>
       </w:r>
     </w:p>
     <w:p>
@@ -12543,18 +12358,17 @@
         <w:rPr>
           <w:rFonts w:ascii="Lucida Console" w:hAnsi="Lucida Console" w:cs="Lucida Console"/>
           <w:kern w:val="0"/>
-          <w:sz w:val="18"/>
-          <w:szCs w:val="18"/>
-        </w:rPr>
-      </w:pPr>
-      <w:r>
-        <w:rPr>
-          <w:rFonts w:ascii="Lucida Console" w:hAnsi="Lucida Console" w:cs="Lucida Console"/>
-          <w:kern w:val="0"/>
-          <w:sz w:val="18"/>
-          <w:szCs w:val="18"/>
-        </w:rPr>
-        <w:lastRenderedPageBreak/>
+          <w:sz w:val="12"/>
+          <w:szCs w:val="12"/>
+        </w:rPr>
+      </w:pPr>
+      <w:r>
+        <w:rPr>
+          <w:rFonts w:ascii="Lucida Console" w:hAnsi="Lucida Console" w:cs="Lucida Console"/>
+          <w:kern w:val="0"/>
+          <w:sz w:val="12"/>
+          <w:szCs w:val="12"/>
+        </w:rPr>
         <w:t>result/gw.geneanet.org.nraibaut2.lang=fr.n=</w:t>
       </w:r>
       <w:proofErr w:type="gramStart"/>
@@ -12562,8 +12376,8 @@
         <w:rPr>
           <w:rFonts w:ascii="Lucida Console" w:hAnsi="Lucida Console" w:cs="Lucida Console"/>
           <w:kern w:val="0"/>
-          <w:sz w:val="18"/>
-          <w:szCs w:val="18"/>
+          <w:sz w:val="12"/>
+          <w:szCs w:val="12"/>
         </w:rPr>
         <w:t>dupont.oc=0.p</w:t>
       </w:r>
@@ -12572,8 +12386,8 @@
         <w:rPr>
           <w:rFonts w:ascii="Lucida Console" w:hAnsi="Lucida Console" w:cs="Lucida Console"/>
           <w:kern w:val="0"/>
-          <w:sz w:val="18"/>
-          <w:szCs w:val="18"/>
+          <w:sz w:val="12"/>
+          <w:szCs w:val="12"/>
         </w:rPr>
         <w:t xml:space="preserve">=gerard.log:[geneanet] INFO: - </w:t>
       </w:r>
@@ -12582,20 +12396,20 @@
         <w:rPr>
           <w:rFonts w:ascii="Lucida Console" w:hAnsi="Lucida Console" w:cs="Lucida Console"/>
           <w:kern w:val="0"/>
-          <w:sz w:val="18"/>
-          <w:szCs w:val="18"/>
-        </w:rPr>
-        <w:t>nb_todo</w:t>
-      </w:r>
-      <w:proofErr w:type="spellEnd"/>
-      <w:r>
-        <w:rPr>
-          <w:rFonts w:ascii="Lucida Console" w:hAnsi="Lucida Console" w:cs="Lucida Console"/>
-          <w:kern w:val="0"/>
-          <w:sz w:val="18"/>
-          <w:szCs w:val="18"/>
-        </w:rPr>
-        <w:t xml:space="preserve">            = 2</w:t>
+          <w:sz w:val="12"/>
+          <w:szCs w:val="12"/>
+        </w:rPr>
+        <w:t>nb_errors</w:t>
+      </w:r>
+      <w:proofErr w:type="spellEnd"/>
+      <w:r>
+        <w:rPr>
+          <w:rFonts w:ascii="Lucida Console" w:hAnsi="Lucida Console" w:cs="Lucida Console"/>
+          <w:kern w:val="0"/>
+          <w:sz w:val="12"/>
+          <w:szCs w:val="12"/>
+        </w:rPr>
+        <w:t xml:space="preserve">          = 0</w:t>
       </w:r>
     </w:p>
     <w:p>
@@ -12606,16 +12420,16 @@
         <w:rPr>
           <w:rFonts w:ascii="Lucida Console" w:hAnsi="Lucida Console" w:cs="Lucida Console"/>
           <w:kern w:val="0"/>
-          <w:sz w:val="18"/>
-          <w:szCs w:val="18"/>
-        </w:rPr>
-      </w:pPr>
-      <w:r>
-        <w:rPr>
-          <w:rFonts w:ascii="Lucida Console" w:hAnsi="Lucida Console" w:cs="Lucida Console"/>
-          <w:kern w:val="0"/>
-          <w:sz w:val="18"/>
-          <w:szCs w:val="18"/>
+          <w:sz w:val="12"/>
+          <w:szCs w:val="12"/>
+        </w:rPr>
+      </w:pPr>
+      <w:r>
+        <w:rPr>
+          <w:rFonts w:ascii="Lucida Console" w:hAnsi="Lucida Console" w:cs="Lucida Console"/>
+          <w:kern w:val="0"/>
+          <w:sz w:val="12"/>
+          <w:szCs w:val="12"/>
         </w:rPr>
         <w:t>result/gw.geneanet.org.nraibaut2.lang=fr.n=</w:t>
       </w:r>
@@ -12624,8 +12438,8 @@
         <w:rPr>
           <w:rFonts w:ascii="Lucida Console" w:hAnsi="Lucida Console" w:cs="Lucida Console"/>
           <w:kern w:val="0"/>
-          <w:sz w:val="18"/>
-          <w:szCs w:val="18"/>
+          <w:sz w:val="12"/>
+          <w:szCs w:val="12"/>
         </w:rPr>
         <w:t>dupont.oc=0.p</w:t>
       </w:r>
@@ -12634,8 +12448,8 @@
         <w:rPr>
           <w:rFonts w:ascii="Lucida Console" w:hAnsi="Lucida Console" w:cs="Lucida Console"/>
           <w:kern w:val="0"/>
-          <w:sz w:val="18"/>
-          <w:szCs w:val="18"/>
+          <w:sz w:val="12"/>
+          <w:szCs w:val="12"/>
         </w:rPr>
         <w:t xml:space="preserve">=gerard.log:[geneanet] INFO: - </w:t>
       </w:r>
@@ -12644,20 +12458,20 @@
         <w:rPr>
           <w:rFonts w:ascii="Lucida Console" w:hAnsi="Lucida Console" w:cs="Lucida Console"/>
           <w:kern w:val="0"/>
-          <w:sz w:val="18"/>
-          <w:szCs w:val="18"/>
-        </w:rPr>
-        <w:t>nb_scanned_pages</w:t>
-      </w:r>
-      <w:proofErr w:type="spellEnd"/>
-      <w:r>
-        <w:rPr>
-          <w:rFonts w:ascii="Lucida Console" w:hAnsi="Lucida Console" w:cs="Lucida Console"/>
-          <w:kern w:val="0"/>
-          <w:sz w:val="18"/>
-          <w:szCs w:val="18"/>
-        </w:rPr>
-        <w:t xml:space="preserve">   = 0</w:t>
+          <w:sz w:val="12"/>
+          <w:szCs w:val="12"/>
+        </w:rPr>
+        <w:t>nb_todo</w:t>
+      </w:r>
+      <w:proofErr w:type="spellEnd"/>
+      <w:r>
+        <w:rPr>
+          <w:rFonts w:ascii="Lucida Console" w:hAnsi="Lucida Console" w:cs="Lucida Console"/>
+          <w:kern w:val="0"/>
+          <w:sz w:val="12"/>
+          <w:szCs w:val="12"/>
+        </w:rPr>
+        <w:t xml:space="preserve">            = 2</w:t>
       </w:r>
     </w:p>
     <w:p>
@@ -12668,16 +12482,16 @@
         <w:rPr>
           <w:rFonts w:ascii="Lucida Console" w:hAnsi="Lucida Console" w:cs="Lucida Console"/>
           <w:kern w:val="0"/>
-          <w:sz w:val="18"/>
-          <w:szCs w:val="18"/>
-        </w:rPr>
-      </w:pPr>
-      <w:r>
-        <w:rPr>
-          <w:rFonts w:ascii="Lucida Console" w:hAnsi="Lucida Console" w:cs="Lucida Console"/>
-          <w:kern w:val="0"/>
-          <w:sz w:val="18"/>
-          <w:szCs w:val="18"/>
+          <w:sz w:val="12"/>
+          <w:szCs w:val="12"/>
+        </w:rPr>
+      </w:pPr>
+      <w:r>
+        <w:rPr>
+          <w:rFonts w:ascii="Lucida Console" w:hAnsi="Lucida Console" w:cs="Lucida Console"/>
+          <w:kern w:val="0"/>
+          <w:sz w:val="12"/>
+          <w:szCs w:val="12"/>
         </w:rPr>
         <w:t>result/gw.geneanet.org.nraibaut2.lang=fr.n=</w:t>
       </w:r>
@@ -12686,8 +12500,8 @@
         <w:rPr>
           <w:rFonts w:ascii="Lucida Console" w:hAnsi="Lucida Console" w:cs="Lucida Console"/>
           <w:kern w:val="0"/>
-          <w:sz w:val="18"/>
-          <w:szCs w:val="18"/>
+          <w:sz w:val="12"/>
+          <w:szCs w:val="12"/>
         </w:rPr>
         <w:t>dupont.oc=0.p</w:t>
       </w:r>
@@ -12696,8 +12510,8 @@
         <w:rPr>
           <w:rFonts w:ascii="Lucida Console" w:hAnsi="Lucida Console" w:cs="Lucida Console"/>
           <w:kern w:val="0"/>
-          <w:sz w:val="18"/>
-          <w:szCs w:val="18"/>
+          <w:sz w:val="12"/>
+          <w:szCs w:val="12"/>
         </w:rPr>
         <w:t xml:space="preserve">=gerard.log:[geneanet] INFO: - </w:t>
       </w:r>
@@ -12706,20 +12520,20 @@
         <w:rPr>
           <w:rFonts w:ascii="Lucida Console" w:hAnsi="Lucida Console" w:cs="Lucida Console"/>
           <w:kern w:val="0"/>
-          <w:sz w:val="18"/>
-          <w:szCs w:val="18"/>
-        </w:rPr>
-        <w:t>nb_saved_pages</w:t>
-      </w:r>
-      <w:proofErr w:type="spellEnd"/>
-      <w:r>
-        <w:rPr>
-          <w:rFonts w:ascii="Lucida Console" w:hAnsi="Lucida Console" w:cs="Lucida Console"/>
-          <w:kern w:val="0"/>
-          <w:sz w:val="18"/>
-          <w:szCs w:val="18"/>
-        </w:rPr>
-        <w:t xml:space="preserve">     = 0</w:t>
+          <w:sz w:val="12"/>
+          <w:szCs w:val="12"/>
+        </w:rPr>
+        <w:t>nb_scanned_pages</w:t>
+      </w:r>
+      <w:proofErr w:type="spellEnd"/>
+      <w:r>
+        <w:rPr>
+          <w:rFonts w:ascii="Lucida Console" w:hAnsi="Lucida Console" w:cs="Lucida Console"/>
+          <w:kern w:val="0"/>
+          <w:sz w:val="12"/>
+          <w:szCs w:val="12"/>
+        </w:rPr>
+        <w:t xml:space="preserve">   = 0</w:t>
       </w:r>
     </w:p>
     <w:p>
@@ -12730,16 +12544,16 @@
         <w:rPr>
           <w:rFonts w:ascii="Lucida Console" w:hAnsi="Lucida Console" w:cs="Lucida Console"/>
           <w:kern w:val="0"/>
-          <w:sz w:val="18"/>
-          <w:szCs w:val="18"/>
-        </w:rPr>
-      </w:pPr>
-      <w:r>
-        <w:rPr>
-          <w:rFonts w:ascii="Lucida Console" w:hAnsi="Lucida Console" w:cs="Lucida Console"/>
-          <w:kern w:val="0"/>
-          <w:sz w:val="18"/>
-          <w:szCs w:val="18"/>
+          <w:sz w:val="12"/>
+          <w:szCs w:val="12"/>
+        </w:rPr>
+      </w:pPr>
+      <w:r>
+        <w:rPr>
+          <w:rFonts w:ascii="Lucida Console" w:hAnsi="Lucida Console" w:cs="Lucida Console"/>
+          <w:kern w:val="0"/>
+          <w:sz w:val="12"/>
+          <w:szCs w:val="12"/>
         </w:rPr>
         <w:t>result/gw.geneanet.org.nraibaut2.lang=fr.n=</w:t>
       </w:r>
@@ -12748,8 +12562,8 @@
         <w:rPr>
           <w:rFonts w:ascii="Lucida Console" w:hAnsi="Lucida Console" w:cs="Lucida Console"/>
           <w:kern w:val="0"/>
-          <w:sz w:val="18"/>
-          <w:szCs w:val="18"/>
+          <w:sz w:val="12"/>
+          <w:szCs w:val="12"/>
         </w:rPr>
         <w:t>dupont.oc=0.p</w:t>
       </w:r>
@@ -12758,8 +12572,8 @@
         <w:rPr>
           <w:rFonts w:ascii="Lucida Console" w:hAnsi="Lucida Console" w:cs="Lucida Console"/>
           <w:kern w:val="0"/>
-          <w:sz w:val="18"/>
-          <w:szCs w:val="18"/>
+          <w:sz w:val="12"/>
+          <w:szCs w:val="12"/>
         </w:rPr>
         <w:t xml:space="preserve">=gerard.log:[geneanet] INFO: - </w:t>
       </w:r>
@@ -12768,20 +12582,20 @@
         <w:rPr>
           <w:rFonts w:ascii="Lucida Console" w:hAnsi="Lucida Console" w:cs="Lucida Console"/>
           <w:kern w:val="0"/>
-          <w:sz w:val="18"/>
-          <w:szCs w:val="18"/>
-        </w:rPr>
-        <w:t>nb_cached_pages</w:t>
-      </w:r>
-      <w:proofErr w:type="spellEnd"/>
-      <w:r>
-        <w:rPr>
-          <w:rFonts w:ascii="Lucida Console" w:hAnsi="Lucida Console" w:cs="Lucida Console"/>
-          <w:kern w:val="0"/>
-          <w:sz w:val="18"/>
-          <w:szCs w:val="18"/>
-        </w:rPr>
-        <w:t xml:space="preserve">    = 5</w:t>
+          <w:sz w:val="12"/>
+          <w:szCs w:val="12"/>
+        </w:rPr>
+        <w:t>nb_saved_pages</w:t>
+      </w:r>
+      <w:proofErr w:type="spellEnd"/>
+      <w:r>
+        <w:rPr>
+          <w:rFonts w:ascii="Lucida Console" w:hAnsi="Lucida Console" w:cs="Lucida Console"/>
+          <w:kern w:val="0"/>
+          <w:sz w:val="12"/>
+          <w:szCs w:val="12"/>
+        </w:rPr>
+        <w:t xml:space="preserve">     = 0</w:t>
       </w:r>
     </w:p>
     <w:p>
@@ -12792,58 +12606,58 @@
         <w:rPr>
           <w:rFonts w:ascii="Lucida Console" w:hAnsi="Lucida Console" w:cs="Lucida Console"/>
           <w:kern w:val="0"/>
-          <w:sz w:val="18"/>
-          <w:szCs w:val="18"/>
-        </w:rPr>
-      </w:pPr>
-      <w:r>
-        <w:rPr>
-          <w:rFonts w:ascii="Lucida Console" w:hAnsi="Lucida Console" w:cs="Lucida Console"/>
-          <w:kern w:val="0"/>
-          <w:sz w:val="18"/>
-          <w:szCs w:val="18"/>
-        </w:rPr>
-        <w:t>result/gw.geneanet.org.virgile81.lang=fr.n=</w:t>
-      </w:r>
-      <w:proofErr w:type="gramStart"/>
-      <w:r>
-        <w:rPr>
-          <w:rFonts w:ascii="Lucida Console" w:hAnsi="Lucida Console" w:cs="Lucida Console"/>
-          <w:kern w:val="0"/>
-          <w:sz w:val="18"/>
-          <w:szCs w:val="18"/>
-        </w:rPr>
-        <w:t>schembri.oc=0.p</w:t>
-      </w:r>
-      <w:proofErr w:type="gramEnd"/>
-      <w:r>
-        <w:rPr>
-          <w:rFonts w:ascii="Lucida Console" w:hAnsi="Lucida Console" w:cs="Lucida Console"/>
-          <w:kern w:val="0"/>
-          <w:sz w:val="18"/>
-          <w:szCs w:val="18"/>
-        </w:rPr>
-        <w:t xml:space="preserve">=emmanuele.log:[geneanet] INFO: - </w:t>
-      </w:r>
-      <w:proofErr w:type="spellStart"/>
-      <w:r>
-        <w:rPr>
-          <w:rFonts w:ascii="Lucida Console" w:hAnsi="Lucida Console" w:cs="Lucida Console"/>
-          <w:kern w:val="0"/>
-          <w:sz w:val="18"/>
-          <w:szCs w:val="18"/>
-        </w:rPr>
-        <w:t>nb_persons</w:t>
-      </w:r>
-      <w:proofErr w:type="spellEnd"/>
-      <w:r>
-        <w:rPr>
-          <w:rFonts w:ascii="Lucida Console" w:hAnsi="Lucida Console" w:cs="Lucida Console"/>
-          <w:kern w:val="0"/>
-          <w:sz w:val="18"/>
-          <w:szCs w:val="18"/>
-        </w:rPr>
-        <w:t xml:space="preserve">         = 43</w:t>
+          <w:sz w:val="12"/>
+          <w:szCs w:val="12"/>
+        </w:rPr>
+      </w:pPr>
+      <w:r>
+        <w:rPr>
+          <w:rFonts w:ascii="Lucida Console" w:hAnsi="Lucida Console" w:cs="Lucida Console"/>
+          <w:kern w:val="0"/>
+          <w:sz w:val="12"/>
+          <w:szCs w:val="12"/>
+        </w:rPr>
+        <w:t>result/gw.geneanet.org.nraibaut2.lang=fr.n=</w:t>
+      </w:r>
+      <w:proofErr w:type="gramStart"/>
+      <w:r>
+        <w:rPr>
+          <w:rFonts w:ascii="Lucida Console" w:hAnsi="Lucida Console" w:cs="Lucida Console"/>
+          <w:kern w:val="0"/>
+          <w:sz w:val="12"/>
+          <w:szCs w:val="12"/>
+        </w:rPr>
+        <w:t>dupont.oc=0.p</w:t>
+      </w:r>
+      <w:proofErr w:type="gramEnd"/>
+      <w:r>
+        <w:rPr>
+          <w:rFonts w:ascii="Lucida Console" w:hAnsi="Lucida Console" w:cs="Lucida Console"/>
+          <w:kern w:val="0"/>
+          <w:sz w:val="12"/>
+          <w:szCs w:val="12"/>
+        </w:rPr>
+        <w:t xml:space="preserve">=gerard.log:[geneanet] INFO: - </w:t>
+      </w:r>
+      <w:proofErr w:type="spellStart"/>
+      <w:r>
+        <w:rPr>
+          <w:rFonts w:ascii="Lucida Console" w:hAnsi="Lucida Console" w:cs="Lucida Console"/>
+          <w:kern w:val="0"/>
+          <w:sz w:val="12"/>
+          <w:szCs w:val="12"/>
+        </w:rPr>
+        <w:t>nb_cached_pages</w:t>
+      </w:r>
+      <w:proofErr w:type="spellEnd"/>
+      <w:r>
+        <w:rPr>
+          <w:rFonts w:ascii="Lucida Console" w:hAnsi="Lucida Console" w:cs="Lucida Console"/>
+          <w:kern w:val="0"/>
+          <w:sz w:val="12"/>
+          <w:szCs w:val="12"/>
+        </w:rPr>
+        <w:t xml:space="preserve">    = 5</w:t>
       </w:r>
     </w:p>
     <w:p>
@@ -12854,16 +12668,16 @@
         <w:rPr>
           <w:rFonts w:ascii="Lucida Console" w:hAnsi="Lucida Console" w:cs="Lucida Console"/>
           <w:kern w:val="0"/>
-          <w:sz w:val="18"/>
-          <w:szCs w:val="18"/>
-        </w:rPr>
-      </w:pPr>
-      <w:r>
-        <w:rPr>
-          <w:rFonts w:ascii="Lucida Console" w:hAnsi="Lucida Console" w:cs="Lucida Console"/>
-          <w:kern w:val="0"/>
-          <w:sz w:val="18"/>
-          <w:szCs w:val="18"/>
+          <w:sz w:val="12"/>
+          <w:szCs w:val="12"/>
+        </w:rPr>
+      </w:pPr>
+      <w:r>
+        <w:rPr>
+          <w:rFonts w:ascii="Lucida Console" w:hAnsi="Lucida Console" w:cs="Lucida Console"/>
+          <w:kern w:val="0"/>
+          <w:sz w:val="12"/>
+          <w:szCs w:val="12"/>
         </w:rPr>
         <w:t>result/gw.geneanet.org.virgile81.lang=fr.n=</w:t>
       </w:r>
@@ -12872,8 +12686,8 @@
         <w:rPr>
           <w:rFonts w:ascii="Lucida Console" w:hAnsi="Lucida Console" w:cs="Lucida Console"/>
           <w:kern w:val="0"/>
-          <w:sz w:val="18"/>
-          <w:szCs w:val="18"/>
+          <w:sz w:val="12"/>
+          <w:szCs w:val="12"/>
         </w:rPr>
         <w:t>schembri.oc=0.p</w:t>
       </w:r>
@@ -12882,8 +12696,8 @@
         <w:rPr>
           <w:rFonts w:ascii="Lucida Console" w:hAnsi="Lucida Console" w:cs="Lucida Console"/>
           <w:kern w:val="0"/>
-          <w:sz w:val="18"/>
-          <w:szCs w:val="18"/>
+          <w:sz w:val="12"/>
+          <w:szCs w:val="12"/>
         </w:rPr>
         <w:t xml:space="preserve">=emmanuele.log:[geneanet] INFO: - </w:t>
       </w:r>
@@ -12892,20 +12706,20 @@
         <w:rPr>
           <w:rFonts w:ascii="Lucida Console" w:hAnsi="Lucida Console" w:cs="Lucida Console"/>
           <w:kern w:val="0"/>
-          <w:sz w:val="18"/>
-          <w:szCs w:val="18"/>
-        </w:rPr>
-        <w:t>nb_families</w:t>
-      </w:r>
-      <w:proofErr w:type="spellEnd"/>
-      <w:r>
-        <w:rPr>
-          <w:rFonts w:ascii="Lucida Console" w:hAnsi="Lucida Console" w:cs="Lucida Console"/>
-          <w:kern w:val="0"/>
-          <w:sz w:val="18"/>
-          <w:szCs w:val="18"/>
-        </w:rPr>
-        <w:t xml:space="preserve">        = 21</w:t>
+          <w:sz w:val="12"/>
+          <w:szCs w:val="12"/>
+        </w:rPr>
+        <w:t>nb_persons</w:t>
+      </w:r>
+      <w:proofErr w:type="spellEnd"/>
+      <w:r>
+        <w:rPr>
+          <w:rFonts w:ascii="Lucida Console" w:hAnsi="Lucida Console" w:cs="Lucida Console"/>
+          <w:kern w:val="0"/>
+          <w:sz w:val="12"/>
+          <w:szCs w:val="12"/>
+        </w:rPr>
+        <w:t xml:space="preserve">         = 43</w:t>
       </w:r>
     </w:p>
     <w:p>
@@ -12916,16 +12730,16 @@
         <w:rPr>
           <w:rFonts w:ascii="Lucida Console" w:hAnsi="Lucida Console" w:cs="Lucida Console"/>
           <w:kern w:val="0"/>
-          <w:sz w:val="18"/>
-          <w:szCs w:val="18"/>
-        </w:rPr>
-      </w:pPr>
-      <w:r>
-        <w:rPr>
-          <w:rFonts w:ascii="Lucida Console" w:hAnsi="Lucida Console" w:cs="Lucida Console"/>
-          <w:kern w:val="0"/>
-          <w:sz w:val="18"/>
-          <w:szCs w:val="18"/>
+          <w:sz w:val="12"/>
+          <w:szCs w:val="12"/>
+        </w:rPr>
+      </w:pPr>
+      <w:r>
+        <w:rPr>
+          <w:rFonts w:ascii="Lucida Console" w:hAnsi="Lucida Console" w:cs="Lucida Console"/>
+          <w:kern w:val="0"/>
+          <w:sz w:val="12"/>
+          <w:szCs w:val="12"/>
         </w:rPr>
         <w:t>result/gw.geneanet.org.virgile81.lang=fr.n=</w:t>
       </w:r>
@@ -12934,8 +12748,8 @@
         <w:rPr>
           <w:rFonts w:ascii="Lucida Console" w:hAnsi="Lucida Console" w:cs="Lucida Console"/>
           <w:kern w:val="0"/>
-          <w:sz w:val="18"/>
-          <w:szCs w:val="18"/>
+          <w:sz w:val="12"/>
+          <w:szCs w:val="12"/>
         </w:rPr>
         <w:t>schembri.oc=0.p</w:t>
       </w:r>
@@ -12944,8 +12758,8 @@
         <w:rPr>
           <w:rFonts w:ascii="Lucida Console" w:hAnsi="Lucida Console" w:cs="Lucida Console"/>
           <w:kern w:val="0"/>
-          <w:sz w:val="18"/>
-          <w:szCs w:val="18"/>
+          <w:sz w:val="12"/>
+          <w:szCs w:val="12"/>
         </w:rPr>
         <w:t xml:space="preserve">=emmanuele.log:[geneanet] INFO: - </w:t>
       </w:r>
@@ -12954,20 +12768,20 @@
         <w:rPr>
           <w:rFonts w:ascii="Lucida Console" w:hAnsi="Lucida Console" w:cs="Lucida Console"/>
           <w:kern w:val="0"/>
-          <w:sz w:val="18"/>
-          <w:szCs w:val="18"/>
-        </w:rPr>
-        <w:t>max_generations</w:t>
-      </w:r>
-      <w:proofErr w:type="spellEnd"/>
-      <w:r>
-        <w:rPr>
-          <w:rFonts w:ascii="Lucida Console" w:hAnsi="Lucida Console" w:cs="Lucida Console"/>
-          <w:kern w:val="0"/>
-          <w:sz w:val="18"/>
-          <w:szCs w:val="18"/>
-        </w:rPr>
-        <w:t xml:space="preserve">    = 9</w:t>
+          <w:sz w:val="12"/>
+          <w:szCs w:val="12"/>
+        </w:rPr>
+        <w:t>nb_families</w:t>
+      </w:r>
+      <w:proofErr w:type="spellEnd"/>
+      <w:r>
+        <w:rPr>
+          <w:rFonts w:ascii="Lucida Console" w:hAnsi="Lucida Console" w:cs="Lucida Console"/>
+          <w:kern w:val="0"/>
+          <w:sz w:val="12"/>
+          <w:szCs w:val="12"/>
+        </w:rPr>
+        <w:t xml:space="preserve">        = 21</w:t>
       </w:r>
     </w:p>
     <w:p>
@@ -12978,16 +12792,16 @@
         <w:rPr>
           <w:rFonts w:ascii="Lucida Console" w:hAnsi="Lucida Console" w:cs="Lucida Console"/>
           <w:kern w:val="0"/>
-          <w:sz w:val="18"/>
-          <w:szCs w:val="18"/>
-        </w:rPr>
-      </w:pPr>
-      <w:r>
-        <w:rPr>
-          <w:rFonts w:ascii="Lucida Console" w:hAnsi="Lucida Console" w:cs="Lucida Console"/>
-          <w:kern w:val="0"/>
-          <w:sz w:val="18"/>
-          <w:szCs w:val="18"/>
+          <w:sz w:val="12"/>
+          <w:szCs w:val="12"/>
+        </w:rPr>
+      </w:pPr>
+      <w:r>
+        <w:rPr>
+          <w:rFonts w:ascii="Lucida Console" w:hAnsi="Lucida Console" w:cs="Lucida Console"/>
+          <w:kern w:val="0"/>
+          <w:sz w:val="12"/>
+          <w:szCs w:val="12"/>
         </w:rPr>
         <w:t>result/gw.geneanet.org.virgile81.lang=fr.n=</w:t>
       </w:r>
@@ -12996,8 +12810,8 @@
         <w:rPr>
           <w:rFonts w:ascii="Lucida Console" w:hAnsi="Lucida Console" w:cs="Lucida Console"/>
           <w:kern w:val="0"/>
-          <w:sz w:val="18"/>
-          <w:szCs w:val="18"/>
+          <w:sz w:val="12"/>
+          <w:szCs w:val="12"/>
         </w:rPr>
         <w:t>schembri.oc=0.p</w:t>
       </w:r>
@@ -13006,8 +12820,8 @@
         <w:rPr>
           <w:rFonts w:ascii="Lucida Console" w:hAnsi="Lucida Console" w:cs="Lucida Console"/>
           <w:kern w:val="0"/>
-          <w:sz w:val="18"/>
-          <w:szCs w:val="18"/>
+          <w:sz w:val="12"/>
+          <w:szCs w:val="12"/>
         </w:rPr>
         <w:t xml:space="preserve">=emmanuele.log:[geneanet] INFO: - </w:t>
       </w:r>
@@ -13016,20 +12830,20 @@
         <w:rPr>
           <w:rFonts w:ascii="Lucida Console" w:hAnsi="Lucida Console" w:cs="Lucida Console"/>
           <w:kern w:val="0"/>
-          <w:sz w:val="18"/>
-          <w:szCs w:val="18"/>
-        </w:rPr>
-        <w:t>nb_titres_noblesse</w:t>
-      </w:r>
-      <w:proofErr w:type="spellEnd"/>
-      <w:r>
-        <w:rPr>
-          <w:rFonts w:ascii="Lucida Console" w:hAnsi="Lucida Console" w:cs="Lucida Console"/>
-          <w:kern w:val="0"/>
-          <w:sz w:val="18"/>
-          <w:szCs w:val="18"/>
-        </w:rPr>
-        <w:t xml:space="preserve"> = 0</w:t>
+          <w:sz w:val="12"/>
+          <w:szCs w:val="12"/>
+        </w:rPr>
+        <w:t>max_generations</w:t>
+      </w:r>
+      <w:proofErr w:type="spellEnd"/>
+      <w:r>
+        <w:rPr>
+          <w:rFonts w:ascii="Lucida Console" w:hAnsi="Lucida Console" w:cs="Lucida Console"/>
+          <w:kern w:val="0"/>
+          <w:sz w:val="12"/>
+          <w:szCs w:val="12"/>
+        </w:rPr>
+        <w:t xml:space="preserve">    = 9</w:t>
       </w:r>
     </w:p>
     <w:p>
@@ -13040,16 +12854,16 @@
         <w:rPr>
           <w:rFonts w:ascii="Lucida Console" w:hAnsi="Lucida Console" w:cs="Lucida Console"/>
           <w:kern w:val="0"/>
-          <w:sz w:val="18"/>
-          <w:szCs w:val="18"/>
-        </w:rPr>
-      </w:pPr>
-      <w:r>
-        <w:rPr>
-          <w:rFonts w:ascii="Lucida Console" w:hAnsi="Lucida Console" w:cs="Lucida Console"/>
-          <w:kern w:val="0"/>
-          <w:sz w:val="18"/>
-          <w:szCs w:val="18"/>
+          <w:sz w:val="12"/>
+          <w:szCs w:val="12"/>
+        </w:rPr>
+      </w:pPr>
+      <w:r>
+        <w:rPr>
+          <w:rFonts w:ascii="Lucida Console" w:hAnsi="Lucida Console" w:cs="Lucida Console"/>
+          <w:kern w:val="0"/>
+          <w:sz w:val="12"/>
+          <w:szCs w:val="12"/>
         </w:rPr>
         <w:t>result/gw.geneanet.org.virgile81.lang=fr.n=</w:t>
       </w:r>
@@ -13058,8 +12872,8 @@
         <w:rPr>
           <w:rFonts w:ascii="Lucida Console" w:hAnsi="Lucida Console" w:cs="Lucida Console"/>
           <w:kern w:val="0"/>
-          <w:sz w:val="18"/>
-          <w:szCs w:val="18"/>
+          <w:sz w:val="12"/>
+          <w:szCs w:val="12"/>
         </w:rPr>
         <w:t>schembri.oc=0.p</w:t>
       </w:r>
@@ -13068,8 +12882,8 @@
         <w:rPr>
           <w:rFonts w:ascii="Lucida Console" w:hAnsi="Lucida Console" w:cs="Lucida Console"/>
           <w:kern w:val="0"/>
-          <w:sz w:val="18"/>
-          <w:szCs w:val="18"/>
+          <w:sz w:val="12"/>
+          <w:szCs w:val="12"/>
         </w:rPr>
         <w:t xml:space="preserve">=emmanuele.log:[geneanet] INFO: - </w:t>
       </w:r>
@@ -13078,20 +12892,20 @@
         <w:rPr>
           <w:rFonts w:ascii="Lucida Console" w:hAnsi="Lucida Console" w:cs="Lucida Console"/>
           <w:kern w:val="0"/>
-          <w:sz w:val="18"/>
-          <w:szCs w:val="18"/>
-        </w:rPr>
-        <w:t>nb_errors</w:t>
-      </w:r>
-      <w:proofErr w:type="spellEnd"/>
-      <w:r>
-        <w:rPr>
-          <w:rFonts w:ascii="Lucida Console" w:hAnsi="Lucida Console" w:cs="Lucida Console"/>
-          <w:kern w:val="0"/>
-          <w:sz w:val="18"/>
-          <w:szCs w:val="18"/>
-        </w:rPr>
-        <w:t xml:space="preserve">          = 0</w:t>
+          <w:sz w:val="12"/>
+          <w:szCs w:val="12"/>
+        </w:rPr>
+        <w:t>nb_titres_noblesse</w:t>
+      </w:r>
+      <w:proofErr w:type="spellEnd"/>
+      <w:r>
+        <w:rPr>
+          <w:rFonts w:ascii="Lucida Console" w:hAnsi="Lucida Console" w:cs="Lucida Console"/>
+          <w:kern w:val="0"/>
+          <w:sz w:val="12"/>
+          <w:szCs w:val="12"/>
+        </w:rPr>
+        <w:t xml:space="preserve"> = 0</w:t>
       </w:r>
     </w:p>
     <w:p>
@@ -13102,16 +12916,16 @@
         <w:rPr>
           <w:rFonts w:ascii="Lucida Console" w:hAnsi="Lucida Console" w:cs="Lucida Console"/>
           <w:kern w:val="0"/>
-          <w:sz w:val="18"/>
-          <w:szCs w:val="18"/>
-        </w:rPr>
-      </w:pPr>
-      <w:r>
-        <w:rPr>
-          <w:rFonts w:ascii="Lucida Console" w:hAnsi="Lucida Console" w:cs="Lucida Console"/>
-          <w:kern w:val="0"/>
-          <w:sz w:val="18"/>
-          <w:szCs w:val="18"/>
+          <w:sz w:val="12"/>
+          <w:szCs w:val="12"/>
+        </w:rPr>
+      </w:pPr>
+      <w:r>
+        <w:rPr>
+          <w:rFonts w:ascii="Lucida Console" w:hAnsi="Lucida Console" w:cs="Lucida Console"/>
+          <w:kern w:val="0"/>
+          <w:sz w:val="12"/>
+          <w:szCs w:val="12"/>
         </w:rPr>
         <w:t>result/gw.geneanet.org.virgile81.lang=fr.n=</w:t>
       </w:r>
@@ -13120,8 +12934,8 @@
         <w:rPr>
           <w:rFonts w:ascii="Lucida Console" w:hAnsi="Lucida Console" w:cs="Lucida Console"/>
           <w:kern w:val="0"/>
-          <w:sz w:val="18"/>
-          <w:szCs w:val="18"/>
+          <w:sz w:val="12"/>
+          <w:szCs w:val="12"/>
         </w:rPr>
         <w:t>schembri.oc=0.p</w:t>
       </w:r>
@@ -13130,8 +12944,8 @@
         <w:rPr>
           <w:rFonts w:ascii="Lucida Console" w:hAnsi="Lucida Console" w:cs="Lucida Console"/>
           <w:kern w:val="0"/>
-          <w:sz w:val="18"/>
-          <w:szCs w:val="18"/>
+          <w:sz w:val="12"/>
+          <w:szCs w:val="12"/>
         </w:rPr>
         <w:t xml:space="preserve">=emmanuele.log:[geneanet] INFO: - </w:t>
       </w:r>
@@ -13140,20 +12954,20 @@
         <w:rPr>
           <w:rFonts w:ascii="Lucida Console" w:hAnsi="Lucida Console" w:cs="Lucida Console"/>
           <w:kern w:val="0"/>
-          <w:sz w:val="18"/>
-          <w:szCs w:val="18"/>
-        </w:rPr>
-        <w:t>nb_todo</w:t>
-      </w:r>
-      <w:proofErr w:type="spellEnd"/>
-      <w:r>
-        <w:rPr>
-          <w:rFonts w:ascii="Lucida Console" w:hAnsi="Lucida Console" w:cs="Lucida Console"/>
-          <w:kern w:val="0"/>
-          <w:sz w:val="18"/>
-          <w:szCs w:val="18"/>
-        </w:rPr>
-        <w:t xml:space="preserve">            = 0</w:t>
+          <w:sz w:val="12"/>
+          <w:szCs w:val="12"/>
+        </w:rPr>
+        <w:t>nb_errors</w:t>
+      </w:r>
+      <w:proofErr w:type="spellEnd"/>
+      <w:r>
+        <w:rPr>
+          <w:rFonts w:ascii="Lucida Console" w:hAnsi="Lucida Console" w:cs="Lucida Console"/>
+          <w:kern w:val="0"/>
+          <w:sz w:val="12"/>
+          <w:szCs w:val="12"/>
+        </w:rPr>
+        <w:t xml:space="preserve">          = 0</w:t>
       </w:r>
     </w:p>
     <w:p>
@@ -13164,16 +12978,16 @@
         <w:rPr>
           <w:rFonts w:ascii="Lucida Console" w:hAnsi="Lucida Console" w:cs="Lucida Console"/>
           <w:kern w:val="0"/>
-          <w:sz w:val="18"/>
-          <w:szCs w:val="18"/>
-        </w:rPr>
-      </w:pPr>
-      <w:r>
-        <w:rPr>
-          <w:rFonts w:ascii="Lucida Console" w:hAnsi="Lucida Console" w:cs="Lucida Console"/>
-          <w:kern w:val="0"/>
-          <w:sz w:val="18"/>
-          <w:szCs w:val="18"/>
+          <w:sz w:val="12"/>
+          <w:szCs w:val="12"/>
+        </w:rPr>
+      </w:pPr>
+      <w:r>
+        <w:rPr>
+          <w:rFonts w:ascii="Lucida Console" w:hAnsi="Lucida Console" w:cs="Lucida Console"/>
+          <w:kern w:val="0"/>
+          <w:sz w:val="12"/>
+          <w:szCs w:val="12"/>
         </w:rPr>
         <w:t>result/gw.geneanet.org.virgile81.lang=fr.n=</w:t>
       </w:r>
@@ -13182,8 +12996,8 @@
         <w:rPr>
           <w:rFonts w:ascii="Lucida Console" w:hAnsi="Lucida Console" w:cs="Lucida Console"/>
           <w:kern w:val="0"/>
-          <w:sz w:val="18"/>
-          <w:szCs w:val="18"/>
+          <w:sz w:val="12"/>
+          <w:szCs w:val="12"/>
         </w:rPr>
         <w:t>schembri.oc=0.p</w:t>
       </w:r>
@@ -13192,8 +13006,8 @@
         <w:rPr>
           <w:rFonts w:ascii="Lucida Console" w:hAnsi="Lucida Console" w:cs="Lucida Console"/>
           <w:kern w:val="0"/>
-          <w:sz w:val="18"/>
-          <w:szCs w:val="18"/>
+          <w:sz w:val="12"/>
+          <w:szCs w:val="12"/>
         </w:rPr>
         <w:t xml:space="preserve">=emmanuele.log:[geneanet] INFO: - </w:t>
       </w:r>
@@ -13202,20 +13016,20 @@
         <w:rPr>
           <w:rFonts w:ascii="Lucida Console" w:hAnsi="Lucida Console" w:cs="Lucida Console"/>
           <w:kern w:val="0"/>
-          <w:sz w:val="18"/>
-          <w:szCs w:val="18"/>
-        </w:rPr>
-        <w:t>nb_scanned_pages</w:t>
-      </w:r>
-      <w:proofErr w:type="spellEnd"/>
-      <w:r>
-        <w:rPr>
-          <w:rFonts w:ascii="Lucida Console" w:hAnsi="Lucida Console" w:cs="Lucida Console"/>
-          <w:kern w:val="0"/>
-          <w:sz w:val="18"/>
-          <w:szCs w:val="18"/>
-        </w:rPr>
-        <w:t xml:space="preserve">   = 0</w:t>
+          <w:sz w:val="12"/>
+          <w:szCs w:val="12"/>
+        </w:rPr>
+        <w:t>nb_todo</w:t>
+      </w:r>
+      <w:proofErr w:type="spellEnd"/>
+      <w:r>
+        <w:rPr>
+          <w:rFonts w:ascii="Lucida Console" w:hAnsi="Lucida Console" w:cs="Lucida Console"/>
+          <w:kern w:val="0"/>
+          <w:sz w:val="12"/>
+          <w:szCs w:val="12"/>
+        </w:rPr>
+        <w:t xml:space="preserve">            = 0</w:t>
       </w:r>
     </w:p>
     <w:p>
@@ -13226,16 +13040,16 @@
         <w:rPr>
           <w:rFonts w:ascii="Lucida Console" w:hAnsi="Lucida Console" w:cs="Lucida Console"/>
           <w:kern w:val="0"/>
-          <w:sz w:val="18"/>
-          <w:szCs w:val="18"/>
-        </w:rPr>
-      </w:pPr>
-      <w:r>
-        <w:rPr>
-          <w:rFonts w:ascii="Lucida Console" w:hAnsi="Lucida Console" w:cs="Lucida Console"/>
-          <w:kern w:val="0"/>
-          <w:sz w:val="18"/>
-          <w:szCs w:val="18"/>
+          <w:sz w:val="12"/>
+          <w:szCs w:val="12"/>
+        </w:rPr>
+      </w:pPr>
+      <w:r>
+        <w:rPr>
+          <w:rFonts w:ascii="Lucida Console" w:hAnsi="Lucida Console" w:cs="Lucida Console"/>
+          <w:kern w:val="0"/>
+          <w:sz w:val="12"/>
+          <w:szCs w:val="12"/>
         </w:rPr>
         <w:t>result/gw.geneanet.org.virgile81.lang=fr.n=</w:t>
       </w:r>
@@ -13244,8 +13058,8 @@
         <w:rPr>
           <w:rFonts w:ascii="Lucida Console" w:hAnsi="Lucida Console" w:cs="Lucida Console"/>
           <w:kern w:val="0"/>
-          <w:sz w:val="18"/>
-          <w:szCs w:val="18"/>
+          <w:sz w:val="12"/>
+          <w:szCs w:val="12"/>
         </w:rPr>
         <w:t>schembri.oc=0.p</w:t>
       </w:r>
@@ -13254,8 +13068,8 @@
         <w:rPr>
           <w:rFonts w:ascii="Lucida Console" w:hAnsi="Lucida Console" w:cs="Lucida Console"/>
           <w:kern w:val="0"/>
-          <w:sz w:val="18"/>
-          <w:szCs w:val="18"/>
+          <w:sz w:val="12"/>
+          <w:szCs w:val="12"/>
         </w:rPr>
         <w:t xml:space="preserve">=emmanuele.log:[geneanet] INFO: - </w:t>
       </w:r>
@@ -13264,20 +13078,20 @@
         <w:rPr>
           <w:rFonts w:ascii="Lucida Console" w:hAnsi="Lucida Console" w:cs="Lucida Console"/>
           <w:kern w:val="0"/>
-          <w:sz w:val="18"/>
-          <w:szCs w:val="18"/>
-        </w:rPr>
-        <w:t>nb_saved_pages</w:t>
-      </w:r>
-      <w:proofErr w:type="spellEnd"/>
-      <w:r>
-        <w:rPr>
-          <w:rFonts w:ascii="Lucida Console" w:hAnsi="Lucida Console" w:cs="Lucida Console"/>
-          <w:kern w:val="0"/>
-          <w:sz w:val="18"/>
-          <w:szCs w:val="18"/>
-        </w:rPr>
-        <w:t xml:space="preserve">     = 0</w:t>
+          <w:sz w:val="12"/>
+          <w:szCs w:val="12"/>
+        </w:rPr>
+        <w:t>nb_scanned_pages</w:t>
+      </w:r>
+      <w:proofErr w:type="spellEnd"/>
+      <w:r>
+        <w:rPr>
+          <w:rFonts w:ascii="Lucida Console" w:hAnsi="Lucida Console" w:cs="Lucida Console"/>
+          <w:kern w:val="0"/>
+          <w:sz w:val="12"/>
+          <w:szCs w:val="12"/>
+        </w:rPr>
+        <w:t xml:space="preserve">   = 0</w:t>
       </w:r>
     </w:p>
     <w:p>
@@ -13288,16 +13102,16 @@
         <w:rPr>
           <w:rFonts w:ascii="Lucida Console" w:hAnsi="Lucida Console" w:cs="Lucida Console"/>
           <w:kern w:val="0"/>
-          <w:sz w:val="18"/>
-          <w:szCs w:val="18"/>
-        </w:rPr>
-      </w:pPr>
-      <w:r>
-        <w:rPr>
-          <w:rFonts w:ascii="Lucida Console" w:hAnsi="Lucida Console" w:cs="Lucida Console"/>
-          <w:kern w:val="0"/>
-          <w:sz w:val="18"/>
-          <w:szCs w:val="18"/>
+          <w:sz w:val="12"/>
+          <w:szCs w:val="12"/>
+        </w:rPr>
+      </w:pPr>
+      <w:r>
+        <w:rPr>
+          <w:rFonts w:ascii="Lucida Console" w:hAnsi="Lucida Console" w:cs="Lucida Console"/>
+          <w:kern w:val="0"/>
+          <w:sz w:val="12"/>
+          <w:szCs w:val="12"/>
         </w:rPr>
         <w:t>result/gw.geneanet.org.virgile81.lang=fr.n=</w:t>
       </w:r>
@@ -13306,8 +13120,8 @@
         <w:rPr>
           <w:rFonts w:ascii="Lucida Console" w:hAnsi="Lucida Console" w:cs="Lucida Console"/>
           <w:kern w:val="0"/>
-          <w:sz w:val="18"/>
-          <w:szCs w:val="18"/>
+          <w:sz w:val="12"/>
+          <w:szCs w:val="12"/>
         </w:rPr>
         <w:t>schembri.oc=0.p</w:t>
       </w:r>
@@ -13316,8 +13130,8 @@
         <w:rPr>
           <w:rFonts w:ascii="Lucida Console" w:hAnsi="Lucida Console" w:cs="Lucida Console"/>
           <w:kern w:val="0"/>
-          <w:sz w:val="18"/>
-          <w:szCs w:val="18"/>
+          <w:sz w:val="12"/>
+          <w:szCs w:val="12"/>
         </w:rPr>
         <w:t xml:space="preserve">=emmanuele.log:[geneanet] INFO: - </w:t>
       </w:r>
@@ -13326,20 +13140,20 @@
         <w:rPr>
           <w:rFonts w:ascii="Lucida Console" w:hAnsi="Lucida Console" w:cs="Lucida Console"/>
           <w:kern w:val="0"/>
-          <w:sz w:val="18"/>
-          <w:szCs w:val="18"/>
-        </w:rPr>
-        <w:t>nb_cached_pages</w:t>
-      </w:r>
-      <w:proofErr w:type="spellEnd"/>
-      <w:r>
-        <w:rPr>
-          <w:rFonts w:ascii="Lucida Console" w:hAnsi="Lucida Console" w:cs="Lucida Console"/>
-          <w:kern w:val="0"/>
-          <w:sz w:val="18"/>
-          <w:szCs w:val="18"/>
-        </w:rPr>
-        <w:t xml:space="preserve">    = 43</w:t>
+          <w:sz w:val="12"/>
+          <w:szCs w:val="12"/>
+        </w:rPr>
+        <w:t>nb_saved_pages</w:t>
+      </w:r>
+      <w:proofErr w:type="spellEnd"/>
+      <w:r>
+        <w:rPr>
+          <w:rFonts w:ascii="Lucida Console" w:hAnsi="Lucida Console" w:cs="Lucida Console"/>
+          <w:kern w:val="0"/>
+          <w:sz w:val="12"/>
+          <w:szCs w:val="12"/>
+        </w:rPr>
+        <w:t xml:space="preserve">     = 0</w:t>
       </w:r>
     </w:p>
     <w:p>
@@ -13350,10 +13164,59 @@
         <w:rPr>
           <w:rFonts w:ascii="Lucida Console" w:hAnsi="Lucida Console" w:cs="Lucida Console"/>
           <w:kern w:val="0"/>
-          <w:sz w:val="18"/>
-          <w:szCs w:val="18"/>
-        </w:rPr>
-      </w:pPr>
+          <w:sz w:val="12"/>
+          <w:szCs w:val="12"/>
+        </w:rPr>
+      </w:pPr>
+      <w:r>
+        <w:rPr>
+          <w:rFonts w:ascii="Lucida Console" w:hAnsi="Lucida Console" w:cs="Lucida Console"/>
+          <w:kern w:val="0"/>
+          <w:sz w:val="12"/>
+          <w:szCs w:val="12"/>
+        </w:rPr>
+        <w:t>result/gw.geneanet.org.virgile81.lang=fr.n=</w:t>
+      </w:r>
+      <w:proofErr w:type="gramStart"/>
+      <w:r>
+        <w:rPr>
+          <w:rFonts w:ascii="Lucida Console" w:hAnsi="Lucida Console" w:cs="Lucida Console"/>
+          <w:kern w:val="0"/>
+          <w:sz w:val="12"/>
+          <w:szCs w:val="12"/>
+        </w:rPr>
+        <w:t>schembri.oc=0.p</w:t>
+      </w:r>
+      <w:proofErr w:type="gramEnd"/>
+      <w:r>
+        <w:rPr>
+          <w:rFonts w:ascii="Lucida Console" w:hAnsi="Lucida Console" w:cs="Lucida Console"/>
+          <w:kern w:val="0"/>
+          <w:sz w:val="12"/>
+          <w:szCs w:val="12"/>
+        </w:rPr>
+        <w:t xml:space="preserve">=emmanuele.log:[geneanet] INFO: - </w:t>
+      </w:r>
+      <w:proofErr w:type="spellStart"/>
+      <w:r>
+        <w:rPr>
+          <w:rFonts w:ascii="Lucida Console" w:hAnsi="Lucida Console" w:cs="Lucida Console"/>
+          <w:kern w:val="0"/>
+          <w:sz w:val="12"/>
+          <w:szCs w:val="12"/>
+        </w:rPr>
+        <w:t>nb_cached_pages</w:t>
+      </w:r>
+      <w:proofErr w:type="spellEnd"/>
+      <w:r>
+        <w:rPr>
+          <w:rFonts w:ascii="Lucida Console" w:hAnsi="Lucida Console" w:cs="Lucida Console"/>
+          <w:kern w:val="0"/>
+          <w:sz w:val="12"/>
+          <w:szCs w:val="12"/>
+        </w:rPr>
+        <w:t xml:space="preserve">    = 43</w:t>
+      </w:r>
     </w:p>
     <w:p>
       <w:pPr>
@@ -13362,86 +13225,11 @@
         <w:adjustRightInd w:val="0"/>
         <w:rPr>
           <w:rFonts w:ascii="Lucida Console" w:hAnsi="Lucida Console" w:cs="Lucida Console"/>
-          <w:color w:val="00BFBF"/>
-          <w:kern w:val="0"/>
-          <w:sz w:val="18"/>
-          <w:szCs w:val="18"/>
-        </w:rPr>
-      </w:pPr>
-      <w:r>
-        <w:rPr>
-          <w:rFonts w:ascii="Lucida Console" w:hAnsi="Lucida Console" w:cs="Lucida Console"/>
-          <w:color w:val="00BF00"/>
-          <w:kern w:val="0"/>
-          <w:sz w:val="18"/>
-          <w:szCs w:val="18"/>
-        </w:rPr>
-        <w:t xml:space="preserve">Nicolas@MSI-GL73-Nico </w:t>
-      </w:r>
-      <w:r>
-        <w:rPr>
-          <w:rFonts w:ascii="Lucida Console" w:hAnsi="Lucida Console" w:cs="Lucida Console"/>
-          <w:color w:val="BF00BF"/>
-          <w:kern w:val="0"/>
-          <w:sz w:val="18"/>
-          <w:szCs w:val="18"/>
-        </w:rPr>
-        <w:t xml:space="preserve">MINGW64 </w:t>
-      </w:r>
-      <w:r>
-        <w:rPr>
-          <w:rFonts w:ascii="Lucida Console" w:hAnsi="Lucida Console" w:cs="Lucida Console"/>
-          <w:color w:val="BFBF00"/>
-          <w:kern w:val="0"/>
-          <w:sz w:val="18"/>
-          <w:szCs w:val="18"/>
-        </w:rPr>
-        <w:t>/d/</w:t>
-      </w:r>
-      <w:proofErr w:type="spellStart"/>
-      <w:r>
-        <w:rPr>
-          <w:rFonts w:ascii="Lucida Console" w:hAnsi="Lucida Console" w:cs="Lucida Console"/>
-          <w:color w:val="BFBF00"/>
-          <w:kern w:val="0"/>
-          <w:sz w:val="18"/>
-          <w:szCs w:val="18"/>
-        </w:rPr>
-        <w:t>Users</w:t>
-      </w:r>
-      <w:proofErr w:type="spellEnd"/>
-      <w:r>
-        <w:rPr>
-          <w:rFonts w:ascii="Lucida Console" w:hAnsi="Lucida Console" w:cs="Lucida Console"/>
-          <w:color w:val="BFBF00"/>
-          <w:kern w:val="0"/>
-          <w:sz w:val="18"/>
-          <w:szCs w:val="18"/>
-        </w:rPr>
-        <w:t>/Nicolas/Documents/Python/</w:t>
-      </w:r>
-      <w:proofErr w:type="spellStart"/>
-      <w:r>
-        <w:rPr>
-          <w:rFonts w:ascii="Lucida Console" w:hAnsi="Lucida Console" w:cs="Lucida Console"/>
-          <w:color w:val="BFBF00"/>
-          <w:kern w:val="0"/>
-          <w:sz w:val="18"/>
-          <w:szCs w:val="18"/>
-        </w:rPr>
-        <w:t>geneanet</w:t>
-      </w:r>
-      <w:proofErr w:type="spellEnd"/>
-      <w:r>
-        <w:rPr>
-          <w:rFonts w:ascii="Lucida Console" w:hAnsi="Lucida Console" w:cs="Lucida Console"/>
-          <w:color w:val="00BFBF"/>
-          <w:kern w:val="0"/>
-          <w:sz w:val="18"/>
-          <w:szCs w:val="18"/>
-        </w:rPr>
-        <w:t xml:space="preserve"> (master)</w:t>
-      </w:r>
+          <w:kern w:val="0"/>
+          <w:sz w:val="12"/>
+          <w:szCs w:val="12"/>
+        </w:rPr>
+      </w:pPr>
     </w:p>
     <w:p>
       <w:pPr>
@@ -13450,59 +13238,51 @@
         <w:adjustRightInd w:val="0"/>
         <w:rPr>
           <w:rFonts w:ascii="Lucida Console" w:hAnsi="Lucida Console" w:cs="Lucida Console"/>
-          <w:kern w:val="0"/>
-          <w:sz w:val="18"/>
-          <w:szCs w:val="18"/>
-        </w:rPr>
-      </w:pPr>
-      <w:r>
-        <w:rPr>
-          <w:rFonts w:ascii="Lucida Console" w:hAnsi="Lucida Console" w:cs="Lucida Console"/>
-          <w:kern w:val="0"/>
-          <w:sz w:val="18"/>
-          <w:szCs w:val="18"/>
-        </w:rPr>
-        <w:t xml:space="preserve">$ </w:t>
-      </w:r>
-      <w:proofErr w:type="spellStart"/>
-      <w:r>
-        <w:rPr>
-          <w:rFonts w:ascii="Lucida Console" w:hAnsi="Lucida Console" w:cs="Lucida Console"/>
-          <w:kern w:val="0"/>
-          <w:sz w:val="18"/>
-          <w:szCs w:val="18"/>
-        </w:rPr>
-        <w:t>grep</w:t>
-      </w:r>
-      <w:proofErr w:type="spellEnd"/>
-      <w:r>
-        <w:rPr>
-          <w:rFonts w:ascii="Lucida Console" w:hAnsi="Lucida Console" w:cs="Lucida Console"/>
-          <w:kern w:val="0"/>
-          <w:sz w:val="18"/>
-          <w:szCs w:val="18"/>
-        </w:rPr>
-        <w:t xml:space="preserve"> 'Anomalies détectées' </w:t>
-      </w:r>
-      <w:proofErr w:type="spellStart"/>
-      <w:r>
-        <w:rPr>
-          <w:rFonts w:ascii="Lucida Console" w:hAnsi="Lucida Console" w:cs="Lucida Console"/>
-          <w:kern w:val="0"/>
-          <w:sz w:val="18"/>
-          <w:szCs w:val="18"/>
-        </w:rPr>
-        <w:t>result</w:t>
-      </w:r>
-      <w:proofErr w:type="spellEnd"/>
-      <w:r>
-        <w:rPr>
-          <w:rFonts w:ascii="Lucida Console" w:hAnsi="Lucida Console" w:cs="Lucida Console"/>
-          <w:kern w:val="0"/>
-          <w:sz w:val="18"/>
-          <w:szCs w:val="18"/>
-        </w:rPr>
-        <w:t>/*.log</w:t>
+          <w:color w:val="00BFBF"/>
+          <w:kern w:val="0"/>
+          <w:sz w:val="12"/>
+          <w:szCs w:val="12"/>
+        </w:rPr>
+      </w:pPr>
+      <w:r>
+        <w:rPr>
+          <w:rFonts w:ascii="Lucida Console" w:hAnsi="Lucida Console" w:cs="Lucida Console"/>
+          <w:color w:val="00BF00"/>
+          <w:kern w:val="0"/>
+          <w:sz w:val="12"/>
+          <w:szCs w:val="12"/>
+        </w:rPr>
+        <w:t xml:space="preserve">Nicolas@MSI-GL73-Nico </w:t>
+      </w:r>
+      <w:r>
+        <w:rPr>
+          <w:rFonts w:ascii="Lucida Console" w:hAnsi="Lucida Console" w:cs="Lucida Console"/>
+          <w:color w:val="BF00BF"/>
+          <w:kern w:val="0"/>
+          <w:sz w:val="12"/>
+          <w:szCs w:val="12"/>
+        </w:rPr>
+        <w:t xml:space="preserve">MINGW64 </w:t>
+      </w:r>
+      <w:r>
+        <w:rPr>
+          <w:rFonts w:ascii="Lucida Console" w:hAnsi="Lucida Console" w:cs="Lucida Console"/>
+          <w:color w:val="BFBF00"/>
+          <w:kern w:val="0"/>
+          <w:sz w:val="12"/>
+          <w:szCs w:val="12"/>
+        </w:rPr>
+        <w:t>/d/Users/Nicolas/Documents/Python/geneanet</w:t>
+      </w:r>
+      <w:r>
+        <w:rPr>
+          <w:rFonts w:ascii="Lucida Console" w:hAnsi="Lucida Console" w:cs="Lucida Console"/>
+          <w:color w:val="00BFBF"/>
+          <w:kern w:val="0"/>
+          <w:sz w:val="12"/>
+          <w:szCs w:val="12"/>
+        </w:rPr>
+        <w:t xml:space="preserve"> (master)</w:t>
       </w:r>
     </w:p>
     <w:p>
@@ -13513,118 +13293,58 @@
         <w:rPr>
           <w:rFonts w:ascii="Lucida Console" w:hAnsi="Lucida Console" w:cs="Lucida Console"/>
           <w:kern w:val="0"/>
-          <w:sz w:val="18"/>
-          <w:szCs w:val="18"/>
-        </w:rPr>
-      </w:pPr>
-      <w:r>
-        <w:rPr>
-          <w:rFonts w:ascii="Lucida Console" w:hAnsi="Lucida Console" w:cs="Lucida Console"/>
-          <w:kern w:val="0"/>
-          <w:sz w:val="18"/>
-          <w:szCs w:val="18"/>
-        </w:rPr>
-        <w:t>result/gw.geneanet.org.evechevaleyre.lang=</w:t>
-      </w:r>
-      <w:proofErr w:type="gramStart"/>
-      <w:r>
-        <w:rPr>
-          <w:rFonts w:ascii="Lucida Console" w:hAnsi="Lucida Console" w:cs="Lucida Console"/>
-          <w:kern w:val="0"/>
-          <w:sz w:val="18"/>
-          <w:szCs w:val="18"/>
-        </w:rPr>
-        <w:t>fr.n</w:t>
-      </w:r>
-      <w:proofErr w:type="gramEnd"/>
-      <w:r>
-        <w:rPr>
-          <w:rFonts w:ascii="Lucida Console" w:hAnsi="Lucida Console" w:cs="Lucida Console"/>
-          <w:kern w:val="0"/>
-          <w:sz w:val="18"/>
-          <w:szCs w:val="18"/>
-        </w:rPr>
-        <w:t xml:space="preserve">=brincat.oc=0.p=maria+anna.log:[geneanet] ERROR: </w:t>
-      </w:r>
-      <w:proofErr w:type="spellStart"/>
-      <w:r>
-        <w:rPr>
-          <w:rFonts w:ascii="Lucida Console" w:hAnsi="Lucida Console" w:cs="Lucida Console"/>
-          <w:kern w:val="0"/>
-          <w:sz w:val="18"/>
-          <w:szCs w:val="18"/>
-        </w:rPr>
-        <w:t>Generation</w:t>
-      </w:r>
-      <w:proofErr w:type="spellEnd"/>
-      <w:r>
-        <w:rPr>
-          <w:rFonts w:ascii="Lucida Console" w:hAnsi="Lucida Console" w:cs="Lucida Console"/>
-          <w:kern w:val="0"/>
-          <w:sz w:val="18"/>
-          <w:szCs w:val="18"/>
-        </w:rPr>
-        <w:t xml:space="preserve"> 4, </w:t>
-      </w:r>
-      <w:proofErr w:type="spellStart"/>
-      <w:r>
-        <w:rPr>
-          <w:rFonts w:ascii="Lucida Console" w:hAnsi="Lucida Console" w:cs="Lucida Console"/>
-          <w:kern w:val="0"/>
-          <w:sz w:val="18"/>
-          <w:szCs w:val="18"/>
-        </w:rPr>
-        <w:t>sosa</w:t>
-      </w:r>
-      <w:proofErr w:type="spellEnd"/>
-      <w:r>
-        <w:rPr>
-          <w:rFonts w:ascii="Lucida Console" w:hAnsi="Lucida Console" w:cs="Lucida Console"/>
-          <w:kern w:val="0"/>
-          <w:sz w:val="18"/>
-          <w:szCs w:val="18"/>
-        </w:rPr>
-        <w:t xml:space="preserve"> 9 : </w:t>
-      </w:r>
-      <w:proofErr w:type="spellStart"/>
-      <w:r>
-        <w:rPr>
-          <w:rFonts w:ascii="Lucida Console" w:hAnsi="Lucida Console" w:cs="Lucida Console"/>
-          <w:kern w:val="0"/>
-          <w:sz w:val="18"/>
-          <w:szCs w:val="18"/>
-        </w:rPr>
-        <w:t>Domenica</w:t>
-      </w:r>
-      <w:proofErr w:type="spellEnd"/>
-      <w:r>
-        <w:rPr>
-          <w:rFonts w:ascii="Lucida Console" w:hAnsi="Lucida Console" w:cs="Lucida Console"/>
-          <w:kern w:val="0"/>
-          <w:sz w:val="18"/>
-          <w:szCs w:val="18"/>
-        </w:rPr>
-        <w:t xml:space="preserve"> CHETCUTI :  Anomalies détectées sur </w:t>
-      </w:r>
-      <w:proofErr w:type="spellStart"/>
-      <w:r>
-        <w:rPr>
-          <w:rFonts w:ascii="Lucida Console" w:hAnsi="Lucida Console" w:cs="Lucida Console"/>
-          <w:kern w:val="0"/>
-          <w:sz w:val="18"/>
-          <w:szCs w:val="18"/>
-        </w:rPr>
-        <w:t>Domenica</w:t>
-      </w:r>
-      <w:proofErr w:type="spellEnd"/>
-      <w:r>
-        <w:rPr>
-          <w:rFonts w:ascii="Lucida Console" w:hAnsi="Lucida Console" w:cs="Lucida Console"/>
-          <w:kern w:val="0"/>
-          <w:sz w:val="18"/>
-          <w:szCs w:val="18"/>
-        </w:rPr>
-        <w:t xml:space="preserve"> CHETCUTI. Vérifier la source.</w:t>
+          <w:sz w:val="12"/>
+          <w:szCs w:val="12"/>
+        </w:rPr>
+      </w:pPr>
+      <w:r>
+        <w:rPr>
+          <w:rFonts w:ascii="Lucida Console" w:hAnsi="Lucida Console" w:cs="Lucida Console"/>
+          <w:kern w:val="0"/>
+          <w:sz w:val="12"/>
+          <w:szCs w:val="12"/>
+        </w:rPr>
+        <w:t xml:space="preserve">$ </w:t>
+      </w:r>
+      <w:proofErr w:type="spellStart"/>
+      <w:r>
+        <w:rPr>
+          <w:rFonts w:ascii="Lucida Console" w:hAnsi="Lucida Console" w:cs="Lucida Console"/>
+          <w:kern w:val="0"/>
+          <w:sz w:val="12"/>
+          <w:szCs w:val="12"/>
+        </w:rPr>
+        <w:t>grep</w:t>
+      </w:r>
+      <w:proofErr w:type="spellEnd"/>
+      <w:r>
+        <w:rPr>
+          <w:rFonts w:ascii="Lucida Console" w:hAnsi="Lucida Console" w:cs="Lucida Console"/>
+          <w:kern w:val="0"/>
+          <w:sz w:val="12"/>
+          <w:szCs w:val="12"/>
+        </w:rPr>
+        <w:t xml:space="preserve"> 'Anomalies détectées' </w:t>
+      </w:r>
+      <w:proofErr w:type="spellStart"/>
+      <w:r>
+        <w:rPr>
+          <w:rFonts w:ascii="Lucida Console" w:hAnsi="Lucida Console" w:cs="Lucida Console"/>
+          <w:kern w:val="0"/>
+          <w:sz w:val="12"/>
+          <w:szCs w:val="12"/>
+        </w:rPr>
+        <w:t>result</w:t>
+      </w:r>
+      <w:proofErr w:type="spellEnd"/>
+      <w:r>
+        <w:rPr>
+          <w:rFonts w:ascii="Lucida Console" w:hAnsi="Lucida Console" w:cs="Lucida Console"/>
+          <w:kern w:val="0"/>
+          <w:sz w:val="12"/>
+          <w:szCs w:val="12"/>
+        </w:rPr>
+        <w:t>/*.log</w:t>
       </w:r>
     </w:p>
     <w:p>
@@ -13635,16 +13355,16 @@
         <w:rPr>
           <w:rFonts w:ascii="Lucida Console" w:hAnsi="Lucida Console" w:cs="Lucida Console"/>
           <w:kern w:val="0"/>
-          <w:sz w:val="18"/>
-          <w:szCs w:val="18"/>
-        </w:rPr>
-      </w:pPr>
-      <w:r>
-        <w:rPr>
-          <w:rFonts w:ascii="Lucida Console" w:hAnsi="Lucida Console" w:cs="Lucida Console"/>
-          <w:kern w:val="0"/>
-          <w:sz w:val="18"/>
-          <w:szCs w:val="18"/>
+          <w:sz w:val="12"/>
+          <w:szCs w:val="12"/>
+        </w:rPr>
+      </w:pPr>
+      <w:r>
+        <w:rPr>
+          <w:rFonts w:ascii="Lucida Console" w:hAnsi="Lucida Console" w:cs="Lucida Console"/>
+          <w:kern w:val="0"/>
+          <w:sz w:val="12"/>
+          <w:szCs w:val="12"/>
         </w:rPr>
         <w:t>result/gw.geneanet.org.evechevaleyre.lang=</w:t>
       </w:r>
@@ -13653,8 +13373,8 @@
         <w:rPr>
           <w:rFonts w:ascii="Lucida Console" w:hAnsi="Lucida Console" w:cs="Lucida Console"/>
           <w:kern w:val="0"/>
-          <w:sz w:val="18"/>
-          <w:szCs w:val="18"/>
+          <w:sz w:val="12"/>
+          <w:szCs w:val="12"/>
         </w:rPr>
         <w:t>fr.n</w:t>
       </w:r>
@@ -13663,8 +13383,8 @@
         <w:rPr>
           <w:rFonts w:ascii="Lucida Console" w:hAnsi="Lucida Console" w:cs="Lucida Console"/>
           <w:kern w:val="0"/>
-          <w:sz w:val="18"/>
-          <w:szCs w:val="18"/>
+          <w:sz w:val="12"/>
+          <w:szCs w:val="12"/>
         </w:rPr>
         <w:t xml:space="preserve">=brincat.oc=0.p=maria+anna.log:[geneanet] ERROR: </w:t>
       </w:r>
@@ -13673,8 +13393,8 @@
         <w:rPr>
           <w:rFonts w:ascii="Lucida Console" w:hAnsi="Lucida Console" w:cs="Lucida Console"/>
           <w:kern w:val="0"/>
-          <w:sz w:val="18"/>
-          <w:szCs w:val="18"/>
+          <w:sz w:val="12"/>
+          <w:szCs w:val="12"/>
         </w:rPr>
         <w:t>Generation</w:t>
       </w:r>
@@ -13683,8 +13403,8 @@
         <w:rPr>
           <w:rFonts w:ascii="Lucida Console" w:hAnsi="Lucida Console" w:cs="Lucida Console"/>
           <w:kern w:val="0"/>
-          <w:sz w:val="18"/>
-          <w:szCs w:val="18"/>
+          <w:sz w:val="12"/>
+          <w:szCs w:val="12"/>
         </w:rPr>
         <w:t xml:space="preserve"> 4, </w:t>
       </w:r>
@@ -13693,8 +13413,8 @@
         <w:rPr>
           <w:rFonts w:ascii="Lucida Console" w:hAnsi="Lucida Console" w:cs="Lucida Console"/>
           <w:kern w:val="0"/>
-          <w:sz w:val="18"/>
-          <w:szCs w:val="18"/>
+          <w:sz w:val="12"/>
+          <w:szCs w:val="12"/>
         </w:rPr>
         <w:t>sosa</w:t>
       </w:r>
@@ -13703,10 +13423,50 @@
         <w:rPr>
           <w:rFonts w:ascii="Lucida Console" w:hAnsi="Lucida Console" w:cs="Lucida Console"/>
           <w:kern w:val="0"/>
-          <w:sz w:val="18"/>
-          <w:szCs w:val="18"/>
-        </w:rPr>
-        <w:t xml:space="preserve"> 8 : Francesco de BRINCAT :  Anomalies détectées sur Francesco de BRINCAT. Vérifier la source.</w:t>
+          <w:sz w:val="12"/>
+          <w:szCs w:val="12"/>
+        </w:rPr>
+        <w:t xml:space="preserve"> 9 : </w:t>
+      </w:r>
+      <w:proofErr w:type="spellStart"/>
+      <w:r>
+        <w:rPr>
+          <w:rFonts w:ascii="Lucida Console" w:hAnsi="Lucida Console" w:cs="Lucida Console"/>
+          <w:kern w:val="0"/>
+          <w:sz w:val="12"/>
+          <w:szCs w:val="12"/>
+        </w:rPr>
+        <w:t>Domenica</w:t>
+      </w:r>
+      <w:proofErr w:type="spellEnd"/>
+      <w:r>
+        <w:rPr>
+          <w:rFonts w:ascii="Lucida Console" w:hAnsi="Lucida Console" w:cs="Lucida Console"/>
+          <w:kern w:val="0"/>
+          <w:sz w:val="12"/>
+          <w:szCs w:val="12"/>
+        </w:rPr>
+        <w:t xml:space="preserve"> CHETCUTI : Anomalies détectées sur </w:t>
+      </w:r>
+      <w:proofErr w:type="spellStart"/>
+      <w:r>
+        <w:rPr>
+          <w:rFonts w:ascii="Lucida Console" w:hAnsi="Lucida Console" w:cs="Lucida Console"/>
+          <w:kern w:val="0"/>
+          <w:sz w:val="12"/>
+          <w:szCs w:val="12"/>
+        </w:rPr>
+        <w:t>Domenica</w:t>
+      </w:r>
+      <w:proofErr w:type="spellEnd"/>
+      <w:r>
+        <w:rPr>
+          <w:rFonts w:ascii="Lucida Console" w:hAnsi="Lucida Console" w:cs="Lucida Console"/>
+          <w:kern w:val="0"/>
+          <w:sz w:val="12"/>
+          <w:szCs w:val="12"/>
+        </w:rPr>
+        <w:t xml:space="preserve"> CHETCUTI. Vérifier la source.</w:t>
       </w:r>
     </w:p>
     <w:p>
@@ -13717,16 +13477,16 @@
         <w:rPr>
           <w:rFonts w:ascii="Lucida Console" w:hAnsi="Lucida Console" w:cs="Lucida Console"/>
           <w:kern w:val="0"/>
-          <w:sz w:val="18"/>
-          <w:szCs w:val="18"/>
-        </w:rPr>
-      </w:pPr>
-      <w:r>
-        <w:rPr>
-          <w:rFonts w:ascii="Lucida Console" w:hAnsi="Lucida Console" w:cs="Lucida Console"/>
-          <w:kern w:val="0"/>
-          <w:sz w:val="18"/>
-          <w:szCs w:val="18"/>
+          <w:sz w:val="12"/>
+          <w:szCs w:val="12"/>
+        </w:rPr>
+      </w:pPr>
+      <w:r>
+        <w:rPr>
+          <w:rFonts w:ascii="Lucida Console" w:hAnsi="Lucida Console" w:cs="Lucida Console"/>
+          <w:kern w:val="0"/>
+          <w:sz w:val="12"/>
+          <w:szCs w:val="12"/>
         </w:rPr>
         <w:t>result/gw.geneanet.org.evechevaleyre.lang=</w:t>
       </w:r>
@@ -13735,8 +13495,8 @@
         <w:rPr>
           <w:rFonts w:ascii="Lucida Console" w:hAnsi="Lucida Console" w:cs="Lucida Console"/>
           <w:kern w:val="0"/>
-          <w:sz w:val="18"/>
-          <w:szCs w:val="18"/>
+          <w:sz w:val="12"/>
+          <w:szCs w:val="12"/>
         </w:rPr>
         <w:t>fr.n</w:t>
       </w:r>
@@ -13745,8 +13505,8 @@
         <w:rPr>
           <w:rFonts w:ascii="Lucida Console" w:hAnsi="Lucida Console" w:cs="Lucida Console"/>
           <w:kern w:val="0"/>
-          <w:sz w:val="18"/>
-          <w:szCs w:val="18"/>
+          <w:sz w:val="12"/>
+          <w:szCs w:val="12"/>
         </w:rPr>
         <w:t xml:space="preserve">=brincat.oc=0.p=maria+anna.log:[geneanet] ERROR: </w:t>
       </w:r>
@@ -13755,8 +13515,8 @@
         <w:rPr>
           <w:rFonts w:ascii="Lucida Console" w:hAnsi="Lucida Console" w:cs="Lucida Console"/>
           <w:kern w:val="0"/>
-          <w:sz w:val="18"/>
-          <w:szCs w:val="18"/>
+          <w:sz w:val="12"/>
+          <w:szCs w:val="12"/>
         </w:rPr>
         <w:t>Generation</w:t>
       </w:r>
@@ -13765,18 +13525,18 @@
         <w:rPr>
           <w:rFonts w:ascii="Lucida Console" w:hAnsi="Lucida Console" w:cs="Lucida Console"/>
           <w:kern w:val="0"/>
-          <w:sz w:val="18"/>
-          <w:szCs w:val="18"/>
-        </w:rPr>
-        <w:t xml:space="preserve"> 5, </w:t>
-      </w:r>
-      <w:proofErr w:type="spellStart"/>
-      <w:r>
-        <w:rPr>
-          <w:rFonts w:ascii="Lucida Console" w:hAnsi="Lucida Console" w:cs="Lucida Console"/>
-          <w:kern w:val="0"/>
-          <w:sz w:val="18"/>
-          <w:szCs w:val="18"/>
+          <w:sz w:val="12"/>
+          <w:szCs w:val="12"/>
+        </w:rPr>
+        <w:t xml:space="preserve"> 4, </w:t>
+      </w:r>
+      <w:proofErr w:type="spellStart"/>
+      <w:r>
+        <w:rPr>
+          <w:rFonts w:ascii="Lucida Console" w:hAnsi="Lucida Console" w:cs="Lucida Console"/>
+          <w:kern w:val="0"/>
+          <w:sz w:val="12"/>
+          <w:szCs w:val="12"/>
         </w:rPr>
         <w:t>sosa</w:t>
       </w:r>
@@ -13785,50 +13545,10 @@
         <w:rPr>
           <w:rFonts w:ascii="Lucida Console" w:hAnsi="Lucida Console" w:cs="Lucida Console"/>
           <w:kern w:val="0"/>
-          <w:sz w:val="18"/>
-          <w:szCs w:val="18"/>
-        </w:rPr>
-        <w:t xml:space="preserve"> 23 : </w:t>
-      </w:r>
-      <w:proofErr w:type="spellStart"/>
-      <w:r>
-        <w:rPr>
-          <w:rFonts w:ascii="Lucida Console" w:hAnsi="Lucida Console" w:cs="Lucida Console"/>
-          <w:kern w:val="0"/>
-          <w:sz w:val="18"/>
-          <w:szCs w:val="18"/>
-        </w:rPr>
-        <w:t>Geronima</w:t>
-      </w:r>
-      <w:proofErr w:type="spellEnd"/>
-      <w:r>
-        <w:rPr>
-          <w:rFonts w:ascii="Lucida Console" w:hAnsi="Lucida Console" w:cs="Lucida Console"/>
-          <w:kern w:val="0"/>
-          <w:sz w:val="18"/>
-          <w:szCs w:val="18"/>
-        </w:rPr>
-        <w:t xml:space="preserve"> MIFSUD :  Anomalies détectées sur </w:t>
-      </w:r>
-      <w:proofErr w:type="spellStart"/>
-      <w:r>
-        <w:rPr>
-          <w:rFonts w:ascii="Lucida Console" w:hAnsi="Lucida Console" w:cs="Lucida Console"/>
-          <w:kern w:val="0"/>
-          <w:sz w:val="18"/>
-          <w:szCs w:val="18"/>
-        </w:rPr>
-        <w:t>Geronima</w:t>
-      </w:r>
-      <w:proofErr w:type="spellEnd"/>
-      <w:r>
-        <w:rPr>
-          <w:rFonts w:ascii="Lucida Console" w:hAnsi="Lucida Console" w:cs="Lucida Console"/>
-          <w:kern w:val="0"/>
-          <w:sz w:val="18"/>
-          <w:szCs w:val="18"/>
-        </w:rPr>
-        <w:t xml:space="preserve"> MIFSUD. Vérifier la source.</w:t>
+          <w:sz w:val="12"/>
+          <w:szCs w:val="12"/>
+        </w:rPr>
+        <w:t xml:space="preserve"> 8 : Francesco de BRINCAT : Anomalies détectées sur Francesco de BRINCAT. Vérifier la source.</w:t>
       </w:r>
     </w:p>
     <w:p>
@@ -13839,16 +13559,16 @@
         <w:rPr>
           <w:rFonts w:ascii="Lucida Console" w:hAnsi="Lucida Console" w:cs="Lucida Console"/>
           <w:kern w:val="0"/>
-          <w:sz w:val="18"/>
-          <w:szCs w:val="18"/>
-        </w:rPr>
-      </w:pPr>
-      <w:r>
-        <w:rPr>
-          <w:rFonts w:ascii="Lucida Console" w:hAnsi="Lucida Console" w:cs="Lucida Console"/>
-          <w:kern w:val="0"/>
-          <w:sz w:val="18"/>
-          <w:szCs w:val="18"/>
+          <w:sz w:val="12"/>
+          <w:szCs w:val="12"/>
+        </w:rPr>
+      </w:pPr>
+      <w:r>
+        <w:rPr>
+          <w:rFonts w:ascii="Lucida Console" w:hAnsi="Lucida Console" w:cs="Lucida Console"/>
+          <w:kern w:val="0"/>
+          <w:sz w:val="12"/>
+          <w:szCs w:val="12"/>
         </w:rPr>
         <w:t>result/gw.geneanet.org.evechevaleyre.lang=</w:t>
       </w:r>
@@ -13857,8 +13577,8 @@
         <w:rPr>
           <w:rFonts w:ascii="Lucida Console" w:hAnsi="Lucida Console" w:cs="Lucida Console"/>
           <w:kern w:val="0"/>
-          <w:sz w:val="18"/>
-          <w:szCs w:val="18"/>
+          <w:sz w:val="12"/>
+          <w:szCs w:val="12"/>
         </w:rPr>
         <w:t>fr.n</w:t>
       </w:r>
@@ -13867,8 +13587,8 @@
         <w:rPr>
           <w:rFonts w:ascii="Lucida Console" w:hAnsi="Lucida Console" w:cs="Lucida Console"/>
           <w:kern w:val="0"/>
-          <w:sz w:val="18"/>
-          <w:szCs w:val="18"/>
+          <w:sz w:val="12"/>
+          <w:szCs w:val="12"/>
         </w:rPr>
         <w:t xml:space="preserve">=brincat.oc=0.p=maria+anna.log:[geneanet] ERROR: </w:t>
       </w:r>
@@ -13877,8 +13597,8 @@
         <w:rPr>
           <w:rFonts w:ascii="Lucida Console" w:hAnsi="Lucida Console" w:cs="Lucida Console"/>
           <w:kern w:val="0"/>
-          <w:sz w:val="18"/>
-          <w:szCs w:val="18"/>
+          <w:sz w:val="12"/>
+          <w:szCs w:val="12"/>
         </w:rPr>
         <w:t>Generation</w:t>
       </w:r>
@@ -13887,8 +13607,8 @@
         <w:rPr>
           <w:rFonts w:ascii="Lucida Console" w:hAnsi="Lucida Console" w:cs="Lucida Console"/>
           <w:kern w:val="0"/>
-          <w:sz w:val="18"/>
-          <w:szCs w:val="18"/>
+          <w:sz w:val="12"/>
+          <w:szCs w:val="12"/>
         </w:rPr>
         <w:t xml:space="preserve"> 5, </w:t>
       </w:r>
@@ -13897,8 +13617,8 @@
         <w:rPr>
           <w:rFonts w:ascii="Lucida Console" w:hAnsi="Lucida Console" w:cs="Lucida Console"/>
           <w:kern w:val="0"/>
-          <w:sz w:val="18"/>
-          <w:szCs w:val="18"/>
+          <w:sz w:val="12"/>
+          <w:szCs w:val="12"/>
         </w:rPr>
         <w:t>sosa</w:t>
       </w:r>
@@ -13907,10 +13627,199 @@
         <w:rPr>
           <w:rFonts w:ascii="Lucida Console" w:hAnsi="Lucida Console" w:cs="Lucida Console"/>
           <w:kern w:val="0"/>
-          <w:sz w:val="18"/>
-          <w:szCs w:val="18"/>
-        </w:rPr>
-        <w:t xml:space="preserve"> 22 : Francesco CIANTAR :  Anomalies détectées sur Francesco CIANTAR. Vérifier la source.</w:t>
+          <w:sz w:val="12"/>
+          <w:szCs w:val="12"/>
+        </w:rPr>
+        <w:t xml:space="preserve"> 23 : </w:t>
+      </w:r>
+      <w:proofErr w:type="spellStart"/>
+      <w:r>
+        <w:rPr>
+          <w:rFonts w:ascii="Lucida Console" w:hAnsi="Lucida Console" w:cs="Lucida Console"/>
+          <w:kern w:val="0"/>
+          <w:sz w:val="12"/>
+          <w:szCs w:val="12"/>
+        </w:rPr>
+        <w:t>Geronima</w:t>
+      </w:r>
+      <w:proofErr w:type="spellEnd"/>
+      <w:r>
+        <w:rPr>
+          <w:rFonts w:ascii="Lucida Console" w:hAnsi="Lucida Console" w:cs="Lucida Console"/>
+          <w:kern w:val="0"/>
+          <w:sz w:val="12"/>
+          <w:szCs w:val="12"/>
+        </w:rPr>
+        <w:t xml:space="preserve"> MIFSUD : Anomalies détectées sur </w:t>
+      </w:r>
+      <w:proofErr w:type="spellStart"/>
+      <w:r>
+        <w:rPr>
+          <w:rFonts w:ascii="Lucida Console" w:hAnsi="Lucida Console" w:cs="Lucida Console"/>
+          <w:kern w:val="0"/>
+          <w:sz w:val="12"/>
+          <w:szCs w:val="12"/>
+        </w:rPr>
+        <w:t>Geronima</w:t>
+      </w:r>
+      <w:proofErr w:type="spellEnd"/>
+      <w:r>
+        <w:rPr>
+          <w:rFonts w:ascii="Lucida Console" w:hAnsi="Lucida Console" w:cs="Lucida Console"/>
+          <w:kern w:val="0"/>
+          <w:sz w:val="12"/>
+          <w:szCs w:val="12"/>
+        </w:rPr>
+        <w:t xml:space="preserve"> MIFSUD. Vérifier la source.</w:t>
+      </w:r>
+    </w:p>
+    <w:p>
+      <w:pPr>
+        <w:autoSpaceDE w:val="0"/>
+        <w:autoSpaceDN w:val="0"/>
+        <w:adjustRightInd w:val="0"/>
+        <w:rPr>
+          <w:rFonts w:ascii="Lucida Console" w:hAnsi="Lucida Console" w:cs="Lucida Console"/>
+          <w:kern w:val="0"/>
+          <w:sz w:val="12"/>
+          <w:szCs w:val="12"/>
+        </w:rPr>
+      </w:pPr>
+      <w:r>
+        <w:rPr>
+          <w:rFonts w:ascii="Lucida Console" w:hAnsi="Lucida Console" w:cs="Lucida Console"/>
+          <w:kern w:val="0"/>
+          <w:sz w:val="12"/>
+          <w:szCs w:val="12"/>
+        </w:rPr>
+        <w:t>result/gw.geneanet.org.evechevaleyre.lang=</w:t>
+      </w:r>
+      <w:proofErr w:type="gramStart"/>
+      <w:r>
+        <w:rPr>
+          <w:rFonts w:ascii="Lucida Console" w:hAnsi="Lucida Console" w:cs="Lucida Console"/>
+          <w:kern w:val="0"/>
+          <w:sz w:val="12"/>
+          <w:szCs w:val="12"/>
+        </w:rPr>
+        <w:t>fr.n</w:t>
+      </w:r>
+      <w:proofErr w:type="gramEnd"/>
+      <w:r>
+        <w:rPr>
+          <w:rFonts w:ascii="Lucida Console" w:hAnsi="Lucida Console" w:cs="Lucida Console"/>
+          <w:kern w:val="0"/>
+          <w:sz w:val="12"/>
+          <w:szCs w:val="12"/>
+        </w:rPr>
+        <w:t xml:space="preserve">=brincat.oc=0.p=maria+anna.log:[geneanet] ERROR: </w:t>
+      </w:r>
+      <w:proofErr w:type="spellStart"/>
+      <w:r>
+        <w:rPr>
+          <w:rFonts w:ascii="Lucida Console" w:hAnsi="Lucida Console" w:cs="Lucida Console"/>
+          <w:kern w:val="0"/>
+          <w:sz w:val="12"/>
+          <w:szCs w:val="12"/>
+        </w:rPr>
+        <w:t>Generation</w:t>
+      </w:r>
+      <w:proofErr w:type="spellEnd"/>
+      <w:r>
+        <w:rPr>
+          <w:rFonts w:ascii="Lucida Console" w:hAnsi="Lucida Console" w:cs="Lucida Console"/>
+          <w:kern w:val="0"/>
+          <w:sz w:val="12"/>
+          <w:szCs w:val="12"/>
+        </w:rPr>
+        <w:t xml:space="preserve"> 5, </w:t>
+      </w:r>
+      <w:proofErr w:type="spellStart"/>
+      <w:r>
+        <w:rPr>
+          <w:rFonts w:ascii="Lucida Console" w:hAnsi="Lucida Console" w:cs="Lucida Console"/>
+          <w:kern w:val="0"/>
+          <w:sz w:val="12"/>
+          <w:szCs w:val="12"/>
+        </w:rPr>
+        <w:t>sosa</w:t>
+      </w:r>
+      <w:proofErr w:type="spellEnd"/>
+      <w:r>
+        <w:rPr>
+          <w:rFonts w:ascii="Lucida Console" w:hAnsi="Lucida Console" w:cs="Lucida Console"/>
+          <w:kern w:val="0"/>
+          <w:sz w:val="12"/>
+          <w:szCs w:val="12"/>
+        </w:rPr>
+        <w:t xml:space="preserve"> 22 : Francesco CIANTAR : Anomalies détectées sur Francesco CIANTAR. Vérifier la source.</w:t>
+      </w:r>
+    </w:p>
+    <w:p>
+      <w:pPr>
+        <w:autoSpaceDE w:val="0"/>
+        <w:autoSpaceDN w:val="0"/>
+        <w:adjustRightInd w:val="0"/>
+        <w:rPr>
+          <w:rFonts w:ascii="Lucida Console" w:hAnsi="Lucida Console" w:cs="Lucida Console"/>
+          <w:kern w:val="0"/>
+          <w:sz w:val="12"/>
+          <w:szCs w:val="12"/>
+        </w:rPr>
+      </w:pPr>
+    </w:p>
+    <w:p>
+      <w:pPr>
+        <w:autoSpaceDE w:val="0"/>
+        <w:autoSpaceDN w:val="0"/>
+        <w:adjustRightInd w:val="0"/>
+        <w:rPr>
+          <w:rFonts w:ascii="Lucida Console" w:hAnsi="Lucida Console" w:cs="Lucida Console"/>
+          <w:color w:val="00BFBF"/>
+          <w:kern w:val="0"/>
+          <w:sz w:val="12"/>
+          <w:szCs w:val="12"/>
+        </w:rPr>
+      </w:pPr>
+      <w:r>
+        <w:rPr>
+          <w:rFonts w:ascii="Lucida Console" w:hAnsi="Lucida Console" w:cs="Lucida Console"/>
+          <w:color w:val="00BF00"/>
+          <w:kern w:val="0"/>
+          <w:sz w:val="12"/>
+          <w:szCs w:val="12"/>
+        </w:rPr>
+        <w:t xml:space="preserve">Nicolas@MSI-GL73-Nico </w:t>
+      </w:r>
+      <w:r>
+        <w:rPr>
+          <w:rFonts w:ascii="Lucida Console" w:hAnsi="Lucida Console" w:cs="Lucida Console"/>
+          <w:color w:val="BF00BF"/>
+          <w:kern w:val="0"/>
+          <w:sz w:val="12"/>
+          <w:szCs w:val="12"/>
+        </w:rPr>
+        <w:t xml:space="preserve">MINGW64 </w:t>
+      </w:r>
+      <w:r>
+        <w:rPr>
+          <w:rFonts w:ascii="Lucida Console" w:hAnsi="Lucida Console" w:cs="Lucida Console"/>
+          <w:color w:val="BFBF00"/>
+          <w:kern w:val="0"/>
+          <w:sz w:val="12"/>
+          <w:szCs w:val="12"/>
+        </w:rPr>
+        <w:t>/d/Users/Nicolas/Documents/Python/geneanet</w:t>
+      </w:r>
+      <w:r>
+        <w:rPr>
+          <w:rFonts w:ascii="Lucida Console" w:hAnsi="Lucida Console" w:cs="Lucida Console"/>
+          <w:color w:val="00BFBF"/>
+          <w:kern w:val="0"/>
+          <w:sz w:val="12"/>
+          <w:szCs w:val="12"/>
+        </w:rPr>
+        <w:t xml:space="preserve"> (master)</w:t>
       </w:r>
     </w:p>
     <w:p/>
@@ -14001,7 +13910,7 @@
       <w:rPr>
         <w:noProof/>
       </w:rPr>
-      <w:t>20/08/2023</w:t>
+      <w:t>22/08/2023</w:t>
     </w:r>
     <w:r>
       <w:fldChar w:fldCharType="end"/>
@@ -15718,6 +15627,19 @@
       <w:u w:val="single"/>
     </w:rPr>
   </w:style>
+  <w:style w:type="paragraph" w:styleId="Rvision">
+    <w:name w:val="Revision"/>
+    <w:hidden/>
+    <w:uiPriority w:val="99"/>
+    <w:semiHidden/>
+    <w:rsid w:val="009632DC"/>
+    <w:pPr>
+      <w:spacing w:after="0" w:line="240" w:lineRule="auto"/>
+    </w:pPr>
+    <w:rPr>
+      <w:rFonts w:ascii="Arial" w:hAnsi="Arial"/>
+    </w:rPr>
+  </w:style>
 </w:styles>
 </file>
 
